--- a/Thesis Report Rafi.docx
+++ b/Thesis Report Rafi.docx
@@ -260,11 +260,47 @@
       </w:r>
     </w:p>
     <w:p>
-      <w:pPr>
-        <w:widowControl/>
-        <w:spacing w:line="240" w:lineRule="auto"/>
-        <w:jc w:val="left"/>
-      </w:pPr>
+      <w:r>
+        <w:t>I want to ddedicate this thesis for abladlkafjldkjfal flkad ladshflasdhf lasdkhfasd hflksadhflak hflkadhflkas dhflkasdh flkadshflkasdhflhadlsf hsadlf hadslfh lsadkh flskadhf lkasdhf ldkshf lksdahf lkdashf ds</w:t>
+      </w:r>
+      <w:r>
+        <w:t>s fsd fsdf sdf sdf sdfs df sdfaf asf asf asdf asdf as</w:t>
+      </w:r>
+    </w:p>
+    <w:p>
+      <w:r>
+        <w:t xml:space="preserve">Sd fasd fsadf </w:t>
+      </w:r>
+    </w:p>
+    <w:p>
+      <w:r>
+        <w:t xml:space="preserve"> Fasdf asdf asf asd</w:t>
+      </w:r>
+    </w:p>
+    <w:p>
+      <w:r>
+        <w:t>Ds afda fsad f</w:t>
+      </w:r>
+    </w:p>
+    <w:p>
+      <w:r>
+        <w:t xml:space="preserve">D fas fasdf asdf </w:t>
+      </w:r>
+    </w:p>
+    <w:p>
+      <w:r>
+        <w:t xml:space="preserve">Dsf asdf adsf asdf </w:t>
+      </w:r>
+    </w:p>
+    <w:p>
+      <w:r>
+        <w:t xml:space="preserve"> Df asdf asf</w:t>
+      </w:r>
+    </w:p>
+    <w:p>
+      <w:r>
+        <w:t>A dfasdf as</w:t>
+      </w:r>
       <w:r>
         <w:br w:type="page"/>
       </w:r>
@@ -12841,6 +12877,7 @@
     <w:rsid w:val="008973D5"/>
     <w:rsid w:val="008C5FFD"/>
     <w:rsid w:val="00925352"/>
+    <w:rsid w:val="00972ECE"/>
     <w:rsid w:val="00990BD7"/>
     <w:rsid w:val="00994A7B"/>
     <w:rsid w:val="009C0C40"/>
@@ -12857,6 +12894,7 @@
     <w:rsid w:val="00CD72E4"/>
     <w:rsid w:val="00D74283"/>
     <w:rsid w:val="00DA1BDA"/>
+    <w:rsid w:val="00DE6C01"/>
     <w:rsid w:val="00DF3A7C"/>
     <w:rsid w:val="00DF7D90"/>
     <w:rsid w:val="00E24E9F"/>
@@ -13652,32 +13690,18 @@
 </file>
 
 <file path=customXml/item1.xml><?xml version="1.0" encoding="utf-8"?>
-<b:Sources xmlns:b="http://schemas.openxmlformats.org/officeDocument/2006/bibliography" xmlns="http://schemas.openxmlformats.org/officeDocument/2006/bibliography" SelectedStyle="/IEEE2006OfficeOnline.xsl" StyleName="IEEE" Version="2006">
-  <b:Source>
-    <b:Tag>Placeholder1</b:Tag>
-    <b:SourceType>Book</b:SourceType>
-    <b:Guid>{61C2BEB0-04B1-424E-AEC0-322EDBD1A18A}</b:Guid>
-    <b:RefOrder>2</b:RefOrder>
-  </b:Source>
-  <b:Source>
-    <b:Tag>Placeholder2</b:Tag>
-    <b:SourceType>Book</b:SourceType>
-    <b:Guid>{26E93F14-F601-D04A-A10D-E3BC3760B577}</b:Guid>
-    <b:RefOrder>1</b:RefOrder>
-  </b:Source>
-</b:Sources>
+<p:properties xmlns:p="http://schemas.microsoft.com/office/2006/metadata/properties" xmlns:xsi="http://www.w3.org/2001/XMLSchema-instance" xmlns:pc="http://schemas.microsoft.com/office/infopath/2007/PartnerControls">
+  <documentManagement>
+    <TaxCatchAll xmlns="4de74af2-d2a7-4bc3-a319-420167317553" xsi:nil="true"/>
+    <ArchiverLinkFileType xmlns="c0991f74-233a-4c46-9c55-a176f0e8ba44" xsi:nil="true"/>
+    <lcf76f155ced4ddcb4097134ff3c332f xmlns="c0991f74-233a-4c46-9c55-a176f0e8ba44">
+      <Terms xmlns="http://schemas.microsoft.com/office/infopath/2007/PartnerControls"/>
+    </lcf76f155ced4ddcb4097134ff3c332f>
+  </documentManagement>
+</p:properties>
 </file>
 
 <file path=customXml/item2.xml><?xml version="1.0" encoding="utf-8"?>
-<?mso-contentType ?>
-<FormTemplates xmlns="http://schemas.microsoft.com/sharepoint/v3/contenttype/forms">
-  <Display>DocumentLibraryForm</Display>
-  <Edit>DocumentLibraryForm</Edit>
-  <New>DocumentLibraryForm</New>
-</FormTemplates>
-</file>
-
-<file path=customXml/item3.xml><?xml version="1.0" encoding="utf-8"?>
 <ct:contentTypeSchema xmlns:ct="http://schemas.microsoft.com/office/2006/metadata/contentType" xmlns:ma="http://schemas.microsoft.com/office/2006/metadata/properties/metaAttributes" ct:_="" ma:_="" ma:contentTypeName="Dokument" ma:contentTypeID="0x0101003A15E957932D6F4AB4FD28F85AF4FFD8" ma:contentTypeVersion="14" ma:contentTypeDescription="Ein neues Dokument erstellen." ma:contentTypeScope="" ma:versionID="e040dc8dbf4a4132031beaaf90e02bdd">
   <xsd:schema xmlns:xsd="http://www.w3.org/2001/XMLSchema" xmlns:xs="http://www.w3.org/2001/XMLSchema" xmlns:p="http://schemas.microsoft.com/office/2006/metadata/properties" xmlns:ns2="c0991f74-233a-4c46-9c55-a176f0e8ba44" xmlns:ns3="4de74af2-d2a7-4bc3-a319-420167317553" targetNamespace="http://schemas.microsoft.com/office/2006/metadata/properties" ma:root="true" ma:fieldsID="63fe477e893c7cf9e00d7d25e31408c1" ns2:_="" ns3:_="">
     <xsd:import namespace="c0991f74-233a-4c46-9c55-a176f0e8ba44"/>
@@ -13906,35 +13930,44 @@
 </ct:contentTypeSchema>
 </file>
 
+<file path=customXml/item3.xml><?xml version="1.0" encoding="utf-8"?>
+<?mso-contentType ?>
+<FormTemplates xmlns="http://schemas.microsoft.com/sharepoint/v3/contenttype/forms">
+  <Display>DocumentLibraryForm</Display>
+  <Edit>DocumentLibraryForm</Edit>
+  <New>DocumentLibraryForm</New>
+</FormTemplates>
+</file>
+
 <file path=customXml/item4.xml><?xml version="1.0" encoding="utf-8"?>
-<p:properties xmlns:p="http://schemas.microsoft.com/office/2006/metadata/properties" xmlns:xsi="http://www.w3.org/2001/XMLSchema-instance" xmlns:pc="http://schemas.microsoft.com/office/infopath/2007/PartnerControls">
-  <documentManagement>
-    <TaxCatchAll xmlns="4de74af2-d2a7-4bc3-a319-420167317553" xsi:nil="true"/>
-    <ArchiverLinkFileType xmlns="c0991f74-233a-4c46-9c55-a176f0e8ba44" xsi:nil="true"/>
-    <lcf76f155ced4ddcb4097134ff3c332f xmlns="c0991f74-233a-4c46-9c55-a176f0e8ba44">
-      <Terms xmlns="http://schemas.microsoft.com/office/infopath/2007/PartnerControls"/>
-    </lcf76f155ced4ddcb4097134ff3c332f>
-  </documentManagement>
-</p:properties>
+<b:Sources xmlns:b="http://schemas.openxmlformats.org/officeDocument/2006/bibliography" xmlns="http://schemas.openxmlformats.org/officeDocument/2006/bibliography" SelectedStyle="/IEEE2006OfficeOnline.xsl" StyleName="IEEE" Version="2006">
+  <b:Source>
+    <b:Tag>Placeholder1</b:Tag>
+    <b:SourceType>Book</b:SourceType>
+    <b:Guid>{61C2BEB0-04B1-424E-AEC0-322EDBD1A18A}</b:Guid>
+    <b:RefOrder>2</b:RefOrder>
+  </b:Source>
+  <b:Source>
+    <b:Tag>Placeholder2</b:Tag>
+    <b:SourceType>Book</b:SourceType>
+    <b:Guid>{26E93F14-F601-D04A-A10D-E3BC3760B577}</b:Guid>
+    <b:RefOrder>1</b:RefOrder>
+  </b:Source>
+</b:Sources>
 </file>
 
 <file path=customXml/itemProps1.xml><?xml version="1.0" encoding="utf-8"?>
-<ds:datastoreItem xmlns:ds="http://schemas.openxmlformats.org/officeDocument/2006/customXml" ds:itemID="{8ED87741-333E-524C-B42D-A34782CE569A}">
+<ds:datastoreItem xmlns:ds="http://schemas.openxmlformats.org/officeDocument/2006/customXml" ds:itemID="{5DB99EA3-5A91-4DE8-9C2E-5E2756FB8116}">
   <ds:schemaRefs>
-    <ds:schemaRef ds:uri="http://schemas.openxmlformats.org/officeDocument/2006/bibliography"/>
+    <ds:schemaRef ds:uri="http://schemas.microsoft.com/office/2006/metadata/properties"/>
+    <ds:schemaRef ds:uri="http://schemas.microsoft.com/office/infopath/2007/PartnerControls"/>
+    <ds:schemaRef ds:uri="4de74af2-d2a7-4bc3-a319-420167317553"/>
+    <ds:schemaRef ds:uri="c0991f74-233a-4c46-9c55-a176f0e8ba44"/>
   </ds:schemaRefs>
 </ds:datastoreItem>
 </file>
 
 <file path=customXml/itemProps2.xml><?xml version="1.0" encoding="utf-8"?>
-<ds:datastoreItem xmlns:ds="http://schemas.openxmlformats.org/officeDocument/2006/customXml" ds:itemID="{123745DA-69E4-464B-8AAF-512AB146EAEF}">
-  <ds:schemaRefs>
-    <ds:schemaRef ds:uri="http://schemas.microsoft.com/sharepoint/v3/contenttype/forms"/>
-  </ds:schemaRefs>
-</ds:datastoreItem>
-</file>
-
-<file path=customXml/itemProps3.xml><?xml version="1.0" encoding="utf-8"?>
 <ds:datastoreItem xmlns:ds="http://schemas.openxmlformats.org/officeDocument/2006/customXml" ds:itemID="{DB59158D-15C5-4DFF-AEB5-CA02C610712D}">
   <ds:schemaRefs>
     <ds:schemaRef ds:uri="http://schemas.microsoft.com/office/2006/metadata/contentType"/>
@@ -13953,13 +13986,18 @@
 </ds:datastoreItem>
 </file>
 
+<file path=customXml/itemProps3.xml><?xml version="1.0" encoding="utf-8"?>
+<ds:datastoreItem xmlns:ds="http://schemas.openxmlformats.org/officeDocument/2006/customXml" ds:itemID="{123745DA-69E4-464B-8AAF-512AB146EAEF}">
+  <ds:schemaRefs>
+    <ds:schemaRef ds:uri="http://schemas.microsoft.com/sharepoint/v3/contenttype/forms"/>
+  </ds:schemaRefs>
+</ds:datastoreItem>
+</file>
+
 <file path=customXml/itemProps4.xml><?xml version="1.0" encoding="utf-8"?>
-<ds:datastoreItem xmlns:ds="http://schemas.openxmlformats.org/officeDocument/2006/customXml" ds:itemID="{5DB99EA3-5A91-4DE8-9C2E-5E2756FB8116}">
+<ds:datastoreItem xmlns:ds="http://schemas.openxmlformats.org/officeDocument/2006/customXml" ds:itemID="{8ED87741-333E-524C-B42D-A34782CE569A}">
   <ds:schemaRefs>
-    <ds:schemaRef ds:uri="http://schemas.microsoft.com/office/2006/metadata/properties"/>
-    <ds:schemaRef ds:uri="http://schemas.microsoft.com/office/infopath/2007/PartnerControls"/>
-    <ds:schemaRef ds:uri="4de74af2-d2a7-4bc3-a319-420167317553"/>
-    <ds:schemaRef ds:uri="c0991f74-233a-4c46-9c55-a176f0e8ba44"/>
+    <ds:schemaRef ds:uri="http://schemas.openxmlformats.org/officeDocument/2006/bibliography"/>
   </ds:schemaRefs>
 </ds:datastoreItem>
 </file>
--- a/Thesis Report Rafi.docx
+++ b/Thesis Report Rafi.docx
@@ -300,6 +300,61 @@
     <w:p>
       <w:r>
         <w:t>A dfasdf as</w:t>
+      </w:r>
+    </w:p>
+    <w:p>
+      <w:r>
+        <w:t>Sfsdfsdfadfasdfasdfadsfasdfasf</w:t>
+      </w:r>
+    </w:p>
+    <w:p>
+      <w:r>
+        <w:t>Dsfadsdfasd</w:t>
+      </w:r>
+    </w:p>
+    <w:p>
+      <w:r>
+        <w:t>Sdafdasf</w:t>
+      </w:r>
+    </w:p>
+    <w:p>
+      <w:r>
+        <w:t>Sdafasdf</w:t>
+      </w:r>
+    </w:p>
+    <w:p>
+      <w:r>
+        <w:t>Fsgsfgdsgsdfg</w:t>
+      </w:r>
+    </w:p>
+    <w:p>
+      <w:r>
+        <w:t>Dsfgfsgfsd</w:t>
+      </w:r>
+    </w:p>
+    <w:p>
+      <w:r>
+        <w:t>Gsdfgsdfgfsdgf</w:t>
+      </w:r>
+    </w:p>
+    <w:p>
+      <w:r>
+        <w:t>Sdfgsfdgsdfg</w:t>
+      </w:r>
+    </w:p>
+    <w:p>
+      <w:r>
+        <w:t>Sdfgsdfgsdf</w:t>
+      </w:r>
+    </w:p>
+    <w:p>
+      <w:r>
+        <w:t>Gsdfgsdfgsdf</w:t>
+      </w:r>
+    </w:p>
+    <w:p>
+      <w:r>
+        <w:t>gsdfgsdfgsdfgdsgdsfg</w:t>
       </w:r>
       <w:r>
         <w:br w:type="page"/>
@@ -1646,11 +1701,57 @@
         <w:t xml:space="preserve">standard framework. </w:t>
       </w:r>
     </w:p>
+    <w:p/>
+    <w:p>
+      <w:r>
+        <w:t>The large-scale transition of industrial energy systems is increasingly recognized as a key requirement for achieving decarbonization targets, particularly in so-called hard-to-abate sectors [NEED REFERENCE: definition and importance of hard-to-abate industries]. One promising pathway to address this challenge is the implementation of Power-to-X (PtX) technologies, which enable the conversion of renewable electricity into chemical energy carriers and fuels suitable for industrial applications [NEED REFERENCE: overview of PtX technologies and their industrial relevance].</w:t>
+      </w:r>
+    </w:p>
+    <w:p/>
+    <w:p>
+      <w:r>
+        <w:t>However, such systems constitute complex, capital-intensive processes, especially when their operation is coupled with the inherent variability of renewable energy sources [NEED REFERENCE: cost structure and variability challenges of renewable-based industrial systems]. Consequently, there is a strong need for robust optimization strategies that can minimize both capital expenditures (CAPEX) and operational expenditures (OPEX) through efficient system design and dispatch planning.</w:t>
+      </w:r>
+    </w:p>
+    <w:p/>
+    <w:p>
+      <w:r>
+        <w:t>Mixed-Integer Linear Programming (MILP) has become the prevailing industrial standard for addressing these optimization problems due to its robustness and well-established solution methods [NEED REFERENCE: MILP as industrial standard in energy system optimization]. Nevertheless, the increasing adoption of artificial intelligence (AI) across industries has stimulated interest in alternative approaches, particularly reinforcement learning (RL). In this context, RL can be interpreted as an agent-based control framework that learns optimal dispatch strategies through interaction with the system environment, effectively acting as an autonomous plant operator [NEED REFERENCE: applications of RL in energy system dispatch].</w:t>
+      </w:r>
+    </w:p>
+    <w:p/>
+    <w:p>
+      <w:r>
+        <w:t xml:space="preserve">Despite its widespread use, MILP inherently relies on linear approximations of system behavior, which may limit the fidelity of the results when modeling complex, nonlinear processes [NEED </w:t>
+      </w:r>
+      <w:r>
+        <w:lastRenderedPageBreak/>
+        <w:t>REFERENCE: limitations of MILP in nonlinear systems]. A representative example is the operation of hydrogen storage systems, where the relationship between tank level and process efficiency is nonlinear. Specifically, higher storage levels can lead to reduced efficiency due to increased compression energy requirements [NEED REFERENCE: nonlinear behavior of hydrogen storage efficiency]. Such nonlinearities are typically simplified or neglected in MILP formulations. Therefore, this thesis investigates the impact of explicitly incorporating this level of process detail on techno-economic outcomes when using an RL-based optimization framework. It is hypothesized that the ability to model such nonlinearities represents a critical advantage for optimizing complex polygeneration systems, where multiple interdependent components exhibit non-ideal and nonlinear behavior [NEED REFERENCE: importance of nonlinear modeling in polygeneration systems].</w:t>
+      </w:r>
+    </w:p>
+    <w:p/>
+    <w:p>
+      <w:r>
+        <w:t>Furthermore, existing literature primarily compares MILP and RL approaches within relatively simple energy systems, often characterized by fewer than four decision variables [NEED REFERENCE: prior comparative studies with limited system complexity]. In contrast, this study extends the comparison to a more complex system with a significantly larger decision space, thereby assessing the scalability and practical applicability of both methods under more realistic conditions [NEED REFERENCE: justification for higher-dimensional optimization problems].</w:t>
+      </w:r>
+    </w:p>
+    <w:p>
+      <w:r>
+        <w:t>Another limitation identified in prior studies is the tendency to combine system design and operational control within a single optimization framework. In contrast, this work adopts a structured two-level approach, consisting of an outer-loop (design optimization) and an inner-loop (operational dispatch optimization), to obtain integrated sizing and control strategies [NEED REFERENCE: outer-loop/inner-loop optimization frameworks in energy systems].</w:t>
+      </w:r>
+    </w:p>
+    <w:p/>
+    <w:p>
+      <w:r>
+        <w:t>Finally, this thesis aims to compare the techno-economic performance of a reinforcement learning agent with that of a conventional MILP-based approach applied to a hybrid biomass power-to-methanol plant located in South Africa. The analysis is conducted across multiple scenarios and case studies to evaluate system performance under varying conditions [NEED REFERENCE: case study details and system assumptions]. Through this comparison, the study seeks to clarify the current role and potential of RL in optimizing complex Power-to-X systems, while benchmarking its performance against an established industrial optimization framework.</w:t>
+      </w:r>
+    </w:p>
     <w:p>
       <w:pPr>
         <w:pStyle w:val="Heading2"/>
       </w:pPr>
       <w:r>
+        <w:lastRenderedPageBreak/>
         <w:t>Introduction t</w:t>
       </w:r>
       <w:r>
@@ -1847,7 +1948,6 @@
       </w:pPr>
       <w:bookmarkStart w:id="5" w:name="_Toc228796395"/>
       <w:r>
-        <w:lastRenderedPageBreak/>
         <w:t>Thesis Configuration</w:t>
       </w:r>
       <w:bookmarkEnd w:id="5"/>
@@ -1879,7 +1979,11 @@
         </w:numPr>
       </w:pPr>
       <w:r>
-        <w:t>Chapter 3 will discuss the steps taken to compare these two optimization frameworks. The comparison will be conducted in multiple stage and will be exp</w:t>
+        <w:t xml:space="preserve">Chapter 3 will discuss the steps taken to compare these two optimization frameworks. The </w:t>
+      </w:r>
+      <w:r>
+        <w:lastRenderedPageBreak/>
+        <w:t>comparison will be conducted in multiple stage and will be exp</w:t>
       </w:r>
       <w:r>
         <w:t>lained in detail in chapter 3.</w:t>
@@ -12870,6 +12974,7 @@
     <w:rsid w:val="0071244D"/>
     <w:rsid w:val="00737891"/>
     <w:rsid w:val="00770EC1"/>
+    <w:rsid w:val="007A1C6B"/>
     <w:rsid w:val="00806D95"/>
     <w:rsid w:val="00862D9B"/>
     <w:rsid w:val="00867ADA"/>
@@ -12894,7 +12999,6 @@
     <w:rsid w:val="00CD72E4"/>
     <w:rsid w:val="00D74283"/>
     <w:rsid w:val="00DA1BDA"/>
-    <w:rsid w:val="00DE6C01"/>
     <w:rsid w:val="00DF3A7C"/>
     <w:rsid w:val="00DF7D90"/>
     <w:rsid w:val="00E24E9F"/>

--- a/Thesis Report Rafi.docx
+++ b/Thesis Report Rafi.docx
@@ -1449,301 +1449,53 @@
         <w:t>Background</w:t>
       </w:r>
       <w:bookmarkEnd w:id="2"/>
-    </w:p>
-    <w:p>
-      <w:pPr>
-        <w:pStyle w:val="ListParagraph"/>
-        <w:numPr>
-          <w:ilvl w:val="0"/>
-          <w:numId w:val="22"/>
-        </w:numPr>
-      </w:pPr>
-      <w:r>
-        <w:t>The importance of industrial scale energy transition -&gt; Introduction of solution for hard-to-abate industries using Power-to-X</w:t>
-      </w:r>
-    </w:p>
-    <w:p>
-      <w:pPr>
-        <w:pStyle w:val="ListParagraph"/>
-        <w:numPr>
-          <w:ilvl w:val="0"/>
-          <w:numId w:val="22"/>
-        </w:numPr>
-      </w:pPr>
-      <w:r>
-        <w:t>This complex industrial process</w:t>
-      </w:r>
-      <w:r>
-        <w:t xml:space="preserve"> (Especially with the unpredic</w:t>
-      </w:r>
-      <w:r>
-        <w:t>tability of renewable energy sources)</w:t>
-      </w:r>
-      <w:r>
-        <w:t xml:space="preserve"> is </w:t>
-      </w:r>
-      <w:r>
-        <w:t xml:space="preserve">financially intensive -&gt; Requires optimization strategy to minimize the cost of investment and </w:t>
-      </w:r>
-      <w:r>
-        <w:t>operational dispatch</w:t>
-      </w:r>
-    </w:p>
-    <w:p>
-      <w:pPr>
-        <w:pStyle w:val="ListParagraph"/>
-        <w:numPr>
-          <w:ilvl w:val="0"/>
-          <w:numId w:val="22"/>
-        </w:numPr>
-      </w:pPr>
-      <w:r>
-        <w:t xml:space="preserve">The current robust conventional optimization strategy, MILP, is currently the industrial standard for optimizing this </w:t>
-      </w:r>
-      <w:r>
-        <w:t xml:space="preserve">complex processes. However, </w:t>
-      </w:r>
-      <w:r>
-        <w:t xml:space="preserve">the rise of AI application in various industries have led researchers to explore the opportunity to use machine learning, specifically reinforcement learning to optimize </w:t>
-      </w:r>
-      <w:r>
-        <w:t>dispatch strategy</w:t>
-      </w:r>
-      <w:r>
-        <w:t>, acting as</w:t>
-      </w:r>
-      <w:r>
-        <w:t xml:space="preserve"> an</w:t>
-      </w:r>
       <w:r>
         <w:t xml:space="preserve"> </w:t>
       </w:r>
-      <w:r>
-        <w:t xml:space="preserve">agentic plant manager. </w:t>
-      </w:r>
-    </w:p>
-    <w:p>
-      <w:pPr>
-        <w:pStyle w:val="ListParagraph"/>
-        <w:numPr>
-          <w:ilvl w:val="0"/>
-          <w:numId w:val="22"/>
-        </w:numPr>
-      </w:pPr>
-      <w:r>
-        <w:t>It is also evident that MILP optimization approach simplifies complex system</w:t>
-      </w:r>
-      <w:r>
-        <w:t xml:space="preserve"> into </w:t>
-      </w:r>
-      <w:r>
-        <w:t>their simplified linear representative, which ultimately reduce the accuracy of the results.</w:t>
-      </w:r>
-      <w:r>
-        <w:t xml:space="preserve"> One simple example can be taken from the operation of a hydrogen tank where </w:t>
-      </w:r>
-      <w:r>
-        <w:t>there is a non-linear behavior</w:t>
-      </w:r>
-      <w:r>
-        <w:t xml:space="preserve"> </w:t>
-      </w:r>
-      <w:r>
-        <w:t xml:space="preserve">between the </w:t>
-      </w:r>
-      <w:r>
-        <w:t xml:space="preserve">hydrogen level and efficiency, where the higher the hydrogen level, the smaller the efficiency due to </w:t>
-      </w:r>
-      <w:r>
-        <w:t>compression</w:t>
-      </w:r>
-      <w:r>
-        <w:t xml:space="preserve"> energy required. </w:t>
-      </w:r>
-      <w:r>
-        <w:t xml:space="preserve"> </w:t>
-      </w:r>
-      <w:r>
-        <w:t xml:space="preserve"> Therefore, the author would</w:t>
-      </w:r>
-      <w:r>
-        <w:t xml:space="preserve"> also</w:t>
-      </w:r>
-      <w:r>
-        <w:t xml:space="preserve"> like to </w:t>
-      </w:r>
-      <w:r>
-        <w:t xml:space="preserve">observe </w:t>
-      </w:r>
-      <w:r>
-        <w:t>the effect</w:t>
-      </w:r>
-      <w:r>
-        <w:t xml:space="preserve"> of</w:t>
-      </w:r>
-      <w:r>
-        <w:t xml:space="preserve"> </w:t>
-      </w:r>
-      <w:r>
-        <w:t xml:space="preserve">integrating this level of detail into </w:t>
-      </w:r>
-      <w:r>
-        <w:t>the proposed system towards the techno-economic results produced by the RL agent. This level of detail and complexity is not possible to integrate</w:t>
-      </w:r>
-      <w:r>
-        <w:t xml:space="preserve"> in a MILP problem, which can be a significant optimization limitation for a </w:t>
-      </w:r>
-      <w:r>
-        <w:t xml:space="preserve">complex polygeneration system that has crucial non-linear behavior in each of its component and reaction. </w:t>
-      </w:r>
-    </w:p>
-    <w:p>
-      <w:pPr>
-        <w:pStyle w:val="ListParagraph"/>
-        <w:numPr>
-          <w:ilvl w:val="0"/>
-          <w:numId w:val="22"/>
-        </w:numPr>
-      </w:pPr>
-      <w:r>
-        <w:t xml:space="preserve">Most </w:t>
-      </w:r>
-      <w:r>
-        <w:t xml:space="preserve">available studies currently focus on the comparison of these two frameworks on a simple energy system with less than </w:t>
-      </w:r>
-      <w:r>
-        <w:t>4</w:t>
-      </w:r>
-      <w:r>
-        <w:t xml:space="preserve"> decision variables</w:t>
-      </w:r>
-      <w:r>
-        <w:t xml:space="preserve">, this study tries to </w:t>
-      </w:r>
-      <w:r>
-        <w:t xml:space="preserve">push the boundary to observe how this comparison will result when there are </w:t>
-      </w:r>
-      <w:r>
-        <w:t xml:space="preserve">twice more decision variables to optimize. </w:t>
-      </w:r>
-    </w:p>
-    <w:p>
-      <w:pPr>
-        <w:pStyle w:val="ListParagraph"/>
-        <w:numPr>
-          <w:ilvl w:val="0"/>
-          <w:numId w:val="22"/>
-        </w:numPr>
-      </w:pPr>
-      <w:r>
-        <w:t xml:space="preserve">In addition, other available studies </w:t>
-      </w:r>
-      <w:r>
-        <w:t xml:space="preserve">combine the control and design optimization into a one optimization problem whereas in this study, two steps: outerloop and innerloop appraoach is adopted </w:t>
-      </w:r>
-      <w:r>
-        <w:t xml:space="preserve">to finally obtain the combined optimized sizing and dispatch results. </w:t>
-      </w:r>
-    </w:p>
-    <w:p>
-      <w:pPr>
-        <w:pStyle w:val="ListParagraph"/>
-        <w:numPr>
-          <w:ilvl w:val="0"/>
-          <w:numId w:val="22"/>
-        </w:numPr>
-      </w:pPr>
-      <w:r>
-        <w:t>This thesis would like to compare the</w:t>
-      </w:r>
-      <w:r>
-        <w:t xml:space="preserve"> techno-economic</w:t>
-      </w:r>
-      <w:r>
-        <w:t xml:space="preserve"> results produced by </w:t>
-      </w:r>
-      <w:r>
-        <w:t xml:space="preserve">an RL agent </w:t>
+    </w:p>
+    <w:p>
+      <w:r>
+        <w:t>The large-scale transformation of industrial energy systems is widely regarded as a critical enabler for achieving global decarbonization targets, particularly in so-called hard-to-abate sectors [NEED REFERENCE: definition and relevance of hard-to-abate industries]. Among the available pathways, Power-to-X (PtX) technologies have emerged as a promising solution, enabling the conversion of renewable electricity into chemical energy carriers and synthetic fuels suitable for industrial applications [NEED REFERENCE: overview and industrial relevance of PtX technologies].</w:t>
+      </w:r>
+    </w:p>
+    <w:p/>
+    <w:p>
+      <w:r>
+        <w:t>However, PtX systems are inherently complex and capital-intensive, especially when their operation is coupled with the variability and intermittency of renewable energy sources [NEED REFERENCE: cost structure and operational challenges of renewable-based industrial systems]. This complexity introduces significant challenges in both system design and operational planning, thereby necessitating robust optimization strategies that can effectively minimize capital expenditures (CAPEX) and operational expenditures (OPEX).</w:t>
+      </w:r>
+    </w:p>
+    <w:p/>
+    <w:p>
+      <w:r>
+        <w:t>To address this need, Mixed-Integer Linear Programming (MILP) has become the prevailing industrial standard due to its robustness, transparency, and well-established solution techniques [NEED REFERENCE: MILP as industrial benchmark in energy system optimization]. At the same time, the rapid advancement of artificial intelligence (AI) has motivated the exploration of alternative methodologies, particularly reinforcement learning (RL). In this context, RL can be understood as an agent-based framework that learns optimal operational strategies through iterative interaction with the system environment, effectively acting as an autonomous plant operator [NEED REFERENCE: RL applications in energy system dispatch].</w:t>
+      </w:r>
+    </w:p>
+    <w:p/>
+    <w:p>
+      <w:r>
+        <w:t xml:space="preserve">Despite its widespread adoption, MILP relies on linear approximations of system behavior, which can limit model fidelity when representing inherently nonlinear processes [NEED REFERENCE: limitations of MILP for nonlinear systems]. In practice, such nonlinearities are often simplified or neglected. This limitation makes RL particularly attractive, as it allows for flexible environment </w:t>
       </w:r>
       <w:r>
         <w:lastRenderedPageBreak/>
-        <w:t xml:space="preserve">against </w:t>
-      </w:r>
-      <w:r>
-        <w:t xml:space="preserve">a </w:t>
-      </w:r>
-      <w:commentRangeStart w:id="3"/>
-      <w:r>
-        <w:t xml:space="preserve">conventional </w:t>
-      </w:r>
-      <w:r>
-        <w:t>MILP</w:t>
-      </w:r>
-      <w:commentRangeEnd w:id="3"/>
-      <w:r>
-        <w:rPr>
-          <w:rStyle w:val="CommentReference"/>
-          <w:sz w:val="24"/>
-          <w:szCs w:val="22"/>
-        </w:rPr>
-        <w:commentReference w:id="3"/>
-      </w:r>
-      <w:r>
-        <w:t xml:space="preserve"> for a hybrid biomass power-to-methanol plant in South Africa by analyzing different scenarios and case studies. </w:t>
-      </w:r>
-      <w:r>
-        <w:t xml:space="preserve">The author hopes to understand the role of RL in </w:t>
-      </w:r>
-      <w:r>
-        <w:t xml:space="preserve">a complex power-to-X industrial processes and to benchmark its current performance against an industrial </w:t>
-      </w:r>
-      <w:r>
-        <w:t xml:space="preserve">standard framework. </w:t>
+        <w:t>design in which high-fidelity, nonlinear system dynamics can be directly incorporated. Through appropriately defined reward structures, the RL agent can learn operational strategies that account for these complexities without requiring explicit linearization [NEED REFERENCE: advantages of RL for nonlinear system optimization].</w:t>
       </w:r>
     </w:p>
     <w:p/>
     <w:p>
       <w:r>
-        <w:t>The large-scale transition of industrial energy systems is increasingly recognized as a key requirement for achieving decarbonization targets, particularly in so-called hard-to-abate sectors [NEED REFERENCE: definition and importance of hard-to-abate industries]. One promising pathway to address this challenge is the implementation of Power-to-X (PtX) technologies, which enable the conversion of renewable electricity into chemical energy carriers and fuels suitable for industrial applications [NEED REFERENCE: overview of PtX technologies and their industrial relevance].</w:t>
+        <w:t>Building on this motivation, this thesis adopts a two-step methodological framework to systematically compare different levels of modeling fidelity and optimization approaches. In the first step, a comparison is conducted between a fully integrated MILP formulation and a decoupled framework in which system design (sizing) and operation (dispatch) are optimized separately. This step aims to assess the impact of incorporating nonlinear CAPEX assumptions in the outer-loop (design optimization). In the second step, the resulting optimal system sizing is used as an input for operational optimization, where both MILP and RL-based approaches are applied in the inner-loop (dispatch optimization). This structure enables a direct comparison of the two frameworks in terms of their ability to determine cost-optimal operational strategies, particularly when contrasting linearized system representations with higher-fidelity nonlinear models [NEED REFERENCE: methodological justification for two-step optimization framework].</w:t>
       </w:r>
     </w:p>
     <w:p/>
     <w:p>
       <w:r>
-        <w:t>However, such systems constitute complex, capital-intensive processes, especially when their operation is coupled with the inherent variability of renewable energy sources [NEED REFERENCE: cost structure and variability challenges of renewable-based industrial systems]. Consequently, there is a strong need for robust optimization strategies that can minimize both capital expenditures (CAPEX) and operational expenditures (OPEX) through efficient system design and dispatch planning.</w:t>
+        <w:t>In summary, this thesis evaluates the techno-economic performance of a reinforcement learning–based approach against a conventional MILP-based framework for a hybrid biomass power-to-methanol plant located in South Africa. The analysis is performed across multiple scenarios and case studies to capture a range of operating conditions and system configurations [NEED REFERENCE: case study description and assumptions]. Through this comparative assessment, the study seeks to clarify the role and current capabilities of RL in optimizing complex Power-to-X systems, while benchmarking its performance against an established industrial standard.</w:t>
       </w:r>
     </w:p>
     <w:p/>
     <w:p>
       <w:r>
-        <w:t>Mixed-Integer Linear Programming (MILP) has become the prevailing industrial standard for addressing these optimization problems due to its robustness and well-established solution methods [NEED REFERENCE: MILP as industrial standard in energy system optimization]. Nevertheless, the increasing adoption of artificial intelligence (AI) across industries has stimulated interest in alternative approaches, particularly reinforcement learning (RL). In this context, RL can be interpreted as an agent-based control framework that learns optimal dispatch strategies through interaction with the system environment, effectively acting as an autonomous plant operator [NEED REFERENCE: applications of RL in energy system dispatch].</w:t>
-      </w:r>
-    </w:p>
-    <w:p/>
-    <w:p>
-      <w:r>
-        <w:t xml:space="preserve">Despite its widespread use, MILP inherently relies on linear approximations of system behavior, which may limit the fidelity of the results when modeling complex, nonlinear processes [NEED </w:t>
-      </w:r>
-      <w:r>
-        <w:lastRenderedPageBreak/>
-        <w:t>REFERENCE: limitations of MILP in nonlinear systems]. A representative example is the operation of hydrogen storage systems, where the relationship between tank level and process efficiency is nonlinear. Specifically, higher storage levels can lead to reduced efficiency due to increased compression energy requirements [NEED REFERENCE: nonlinear behavior of hydrogen storage efficiency]. Such nonlinearities are typically simplified or neglected in MILP formulations. Therefore, this thesis investigates the impact of explicitly incorporating this level of process detail on techno-economic outcomes when using an RL-based optimization framework. It is hypothesized that the ability to model such nonlinearities represents a critical advantage for optimizing complex polygeneration systems, where multiple interdependent components exhibit non-ideal and nonlinear behavior [NEED REFERENCE: importance of nonlinear modeling in polygeneration systems].</w:t>
-      </w:r>
-    </w:p>
-    <w:p/>
-    <w:p>
-      <w:r>
-        <w:t>Furthermore, existing literature primarily compares MILP and RL approaches within relatively simple energy systems, often characterized by fewer than four decision variables [NEED REFERENCE: prior comparative studies with limited system complexity]. In contrast, this study extends the comparison to a more complex system with a significantly larger decision space, thereby assessing the scalability and practical applicability of both methods under more realistic conditions [NEED REFERENCE: justification for higher-dimensional optimization problems].</w:t>
-      </w:r>
-    </w:p>
-    <w:p>
-      <w:r>
-        <w:t>Another limitation identified in prior studies is the tendency to combine system design and operational control within a single optimization framework. In contrast, this work adopts a structured two-level approach, consisting of an outer-loop (design optimization) and an inner-loop (operational dispatch optimization), to obtain integrated sizing and control strategies [NEED REFERENCE: outer-loop/inner-loop optimization frameworks in energy systems].</w:t>
-      </w:r>
-    </w:p>
-    <w:p/>
-    <w:p>
-      <w:r>
-        <w:t>Finally, this thesis aims to compare the techno-economic performance of a reinforcement learning agent with that of a conventional MILP-based approach applied to a hybrid biomass power-to-methanol plant located in South Africa. The analysis is conducted across multiple scenarios and case studies to evaluate system performance under varying conditions [NEED REFERENCE: case study details and system assumptions]. Through this comparison, the study seeks to clarify the current role and potential of RL in optimizing complex Power-to-X systems, while benchmarking its performance against an established industrial optimization framework.</w:t>
+        <w:t>______________________________________________________________________________</w:t>
       </w:r>
     </w:p>
     <w:p>
@@ -1751,7 +1503,6 @@
         <w:pStyle w:val="Heading2"/>
       </w:pPr>
       <w:r>
-        <w:lastRenderedPageBreak/>
         <w:t>Introduction t</w:t>
       </w:r>
       <w:r>
@@ -1794,7 +1545,11 @@
         <w:t xml:space="preserve">FEV Europe GmbH is a leading </w:t>
       </w:r>
       <w:r>
-        <w:t xml:space="preserve">expert in automotive industries, known for its benchmarking and consulting services, now endeavours to </w:t>
+        <w:t xml:space="preserve">expert in automotive industries, known for its </w:t>
+      </w:r>
+      <w:r>
+        <w:lastRenderedPageBreak/>
+        <w:t xml:space="preserve">benchmarking and consulting services, now endeavours to </w:t>
       </w:r>
       <w:r>
         <w:t xml:space="preserve">support the innovation in the energy sector. </w:t>
@@ -1808,7 +1563,7 @@
           <w:numId w:val="26"/>
         </w:numPr>
       </w:pPr>
-      <w:bookmarkStart w:id="4" w:name="_Toc228796394"/>
+      <w:bookmarkStart w:id="3" w:name="_Toc228796394"/>
       <w:r>
         <w:t>This thesis supports the identification of an efficient optimization tool for innovative energy solution for complex polygeneration plants led for FEV Europe GmbH future projects</w:t>
       </w:r>
@@ -1820,7 +1575,7 @@
       <w:r>
         <w:t>Objective</w:t>
       </w:r>
-      <w:bookmarkEnd w:id="4"/>
+      <w:bookmarkEnd w:id="3"/>
     </w:p>
     <w:p>
       <w:pPr>
@@ -1946,11 +1701,11 @@
       <w:pPr>
         <w:pStyle w:val="Heading2"/>
       </w:pPr>
-      <w:bookmarkStart w:id="5" w:name="_Toc228796395"/>
+      <w:bookmarkStart w:id="4" w:name="_Toc228796395"/>
       <w:r>
         <w:t>Thesis Configuration</w:t>
       </w:r>
-      <w:bookmarkEnd w:id="5"/>
+      <w:bookmarkEnd w:id="4"/>
     </w:p>
     <w:p>
       <w:pPr>
@@ -1979,11 +1734,7 @@
         </w:numPr>
       </w:pPr>
       <w:r>
-        <w:t xml:space="preserve">Chapter 3 will discuss the steps taken to compare these two optimization frameworks. The </w:t>
-      </w:r>
-      <w:r>
-        <w:lastRenderedPageBreak/>
-        <w:t>comparison will be conducted in multiple stage and will be exp</w:t>
+        <w:t>Chapter 3 will discuss the steps taken to compare these two optimization frameworks. The comparison will be conducted in multiple stage and will be exp</w:t>
       </w:r>
       <w:r>
         <w:t>lained in detail in chapter 3.</w:t>
@@ -2007,7 +1758,11 @@
         <w:t xml:space="preserve"> comparison in detail. It will cover the results of each </w:t>
       </w:r>
       <w:r>
-        <w:t xml:space="preserve">framework under different scenarios and case studies. At the end, the author will introduce a </w:t>
+        <w:t xml:space="preserve">framework under different scenarios and case studies. At the end, the </w:t>
+      </w:r>
+      <w:r>
+        <w:lastRenderedPageBreak/>
+        <w:t xml:space="preserve">author will introduce a </w:t>
       </w:r>
       <w:r>
         <w:t>generalization scoring for the two frameworks in an attempt to generalize their performances</w:t>
@@ -2056,34 +1811,34 @@
       <w:pPr>
         <w:pStyle w:val="Heading1"/>
       </w:pPr>
-      <w:bookmarkStart w:id="6" w:name="_Toc228796396"/>
+      <w:bookmarkStart w:id="5" w:name="_Toc228796396"/>
       <w:r>
         <w:lastRenderedPageBreak/>
         <w:t>Literature Review</w:t>
       </w:r>
+      <w:bookmarkEnd w:id="5"/>
+    </w:p>
+    <w:p>
+      <w:pPr>
+        <w:pStyle w:val="Heading2"/>
+      </w:pPr>
+      <w:bookmarkStart w:id="6" w:name="_Toc228796397"/>
       <w:bookmarkEnd w:id="6"/>
-    </w:p>
-    <w:p>
-      <w:pPr>
-        <w:pStyle w:val="Heading2"/>
-      </w:pPr>
-      <w:bookmarkStart w:id="7" w:name="_Toc228796397"/>
-      <w:bookmarkEnd w:id="7"/>
-      <w:commentRangeStart w:id="8"/>
+      <w:commentRangeStart w:id="7"/>
       <w:r>
         <w:t xml:space="preserve">Power-to-X Integration for </w:t>
       </w:r>
       <w:r>
         <w:t>Methanol Synthesis System</w:t>
       </w:r>
-      <w:commentRangeEnd w:id="8"/>
+      <w:commentRangeEnd w:id="7"/>
       <w:r>
         <w:rPr>
           <w:rStyle w:val="CommentReference"/>
           <w:sz w:val="24"/>
           <w:szCs w:val="28"/>
         </w:rPr>
-        <w:commentReference w:id="8"/>
+        <w:commentReference w:id="7"/>
       </w:r>
     </w:p>
     <w:p>
@@ -3825,12 +3580,12 @@
       <w:pPr>
         <w:pStyle w:val="Heading1"/>
       </w:pPr>
-      <w:bookmarkStart w:id="9" w:name="_Toc228796398"/>
+      <w:bookmarkStart w:id="8" w:name="_Toc228796398"/>
       <w:r>
         <w:lastRenderedPageBreak/>
         <w:t>Methodology</w:t>
       </w:r>
-      <w:bookmarkEnd w:id="9"/>
+      <w:bookmarkEnd w:id="8"/>
     </w:p>
     <w:p>
       <w:pPr>
@@ -4089,18 +3844,18 @@
           <w:numId w:val="22"/>
         </w:numPr>
       </w:pPr>
-      <w:commentRangeStart w:id="10"/>
+      <w:commentRangeStart w:id="9"/>
       <w:r>
         <w:t>Outerloop comparison</w:t>
       </w:r>
-      <w:commentRangeEnd w:id="10"/>
+      <w:commentRangeEnd w:id="9"/>
       <w:r>
         <w:rPr>
           <w:rStyle w:val="CommentReference"/>
           <w:sz w:val="24"/>
           <w:szCs w:val="22"/>
         </w:rPr>
-        <w:commentReference w:id="10"/>
+        <w:commentReference w:id="9"/>
       </w:r>
       <w:r>
         <w:t xml:space="preserve"> </w:t>
@@ -4157,7 +3912,7 @@
       <w:r>
         <w:t>.</w:t>
       </w:r>
-      <w:commentRangeStart w:id="11"/>
+      <w:commentRangeStart w:id="10"/>
     </w:p>
     <w:p>
       <w:pPr>
@@ -4173,14 +3928,14 @@
       <w:r>
         <w:t>Electricity Supply &amp; Power to X Optimization</w:t>
       </w:r>
-      <w:commentRangeEnd w:id="11"/>
+      <w:commentRangeEnd w:id="10"/>
       <w:r>
         <w:rPr>
           <w:rStyle w:val="CommentReference"/>
           <w:sz w:val="24"/>
           <w:szCs w:val="22"/>
         </w:rPr>
-        <w:commentReference w:id="11"/>
+        <w:commentReference w:id="10"/>
       </w:r>
     </w:p>
     <w:p>
@@ -4191,18 +3946,18 @@
           <w:numId w:val="22"/>
         </w:numPr>
       </w:pPr>
-      <w:commentRangeStart w:id="12"/>
+      <w:commentRangeStart w:id="11"/>
       <w:r>
         <w:t>Innerloop comparison</w:t>
       </w:r>
-      <w:commentRangeEnd w:id="12"/>
+      <w:commentRangeEnd w:id="11"/>
       <w:r>
         <w:rPr>
           <w:rStyle w:val="CommentReference"/>
           <w:sz w:val="24"/>
           <w:szCs w:val="22"/>
         </w:rPr>
-        <w:commentReference w:id="12"/>
+        <w:commentReference w:id="11"/>
       </w:r>
       <w:r>
         <w:t xml:space="preserve">: </w:t>
@@ -4354,43 +4109,43 @@
           <w:numId w:val="22"/>
         </w:numPr>
       </w:pPr>
+      <w:commentRangeStart w:id="12"/>
+      <w:r>
+        <w:t xml:space="preserve">Stage </w:t>
+      </w:r>
+      <w:r>
+        <w:t>3</w:t>
+      </w:r>
+      <w:r>
+        <w:t xml:space="preserve">: </w:t>
+      </w:r>
+      <w:r>
+        <w:t>Both outerloop &amp; Innerloop BO RL</w:t>
+      </w:r>
+      <w:r>
+        <w:t xml:space="preserve"> Nonlinear</w:t>
+      </w:r>
+      <w:r>
+        <w:t xml:space="preserve"> </w:t>
+      </w:r>
+      <w:r>
+        <w:t xml:space="preserve">vs </w:t>
+      </w:r>
       <w:commentRangeStart w:id="13"/>
       <w:r>
-        <w:t xml:space="preserve">Stage </w:t>
-      </w:r>
-      <w:r>
-        <w:t>3</w:t>
-      </w:r>
-      <w:r>
-        <w:t xml:space="preserve">: </w:t>
-      </w:r>
-      <w:r>
-        <w:t>Both outerloop &amp; Innerloop BO RL</w:t>
-      </w:r>
-      <w:r>
-        <w:t xml:space="preserve"> Nonlinear</w:t>
-      </w:r>
-      <w:r>
-        <w:t xml:space="preserve"> </w:t>
-      </w:r>
-      <w:r>
-        <w:t xml:space="preserve">vs </w:t>
-      </w:r>
-      <w:commentRangeStart w:id="14"/>
-      <w:r>
         <w:t xml:space="preserve">BO </w:t>
       </w:r>
       <w:r>
         <w:t xml:space="preserve">Oemof Linear </w:t>
       </w:r>
-      <w:commentRangeEnd w:id="14"/>
+      <w:commentRangeEnd w:id="13"/>
       <w:r>
         <w:rPr>
           <w:rStyle w:val="CommentReference"/>
           <w:sz w:val="24"/>
           <w:szCs w:val="22"/>
         </w:rPr>
-        <w:commentReference w:id="14"/>
+        <w:commentReference w:id="13"/>
       </w:r>
       <w:r>
         <w:t>pathway</w:t>
@@ -4398,14 +4153,14 @@
       <w:r>
         <w:t xml:space="preserve"> </w:t>
       </w:r>
-      <w:commentRangeEnd w:id="13"/>
+      <w:commentRangeEnd w:id="12"/>
       <w:r>
         <w:rPr>
           <w:rStyle w:val="CommentReference"/>
           <w:sz w:val="24"/>
           <w:szCs w:val="22"/>
         </w:rPr>
-        <w:commentReference w:id="13"/>
+        <w:commentReference w:id="12"/>
       </w:r>
     </w:p>
     <w:p>
@@ -5107,12 +4862,12 @@
       <w:pPr>
         <w:pStyle w:val="Heading1"/>
       </w:pPr>
-      <w:bookmarkStart w:id="15" w:name="_Toc228796399"/>
+      <w:bookmarkStart w:id="14" w:name="_Toc228796399"/>
       <w:r>
         <w:lastRenderedPageBreak/>
         <w:t>Results and Discussions</w:t>
       </w:r>
-      <w:bookmarkEnd w:id="15"/>
+      <w:bookmarkEnd w:id="14"/>
     </w:p>
     <w:p>
       <w:pPr>
@@ -5132,12 +4887,12 @@
       <w:pPr>
         <w:pStyle w:val="Heading1"/>
       </w:pPr>
-      <w:bookmarkStart w:id="16" w:name="_Toc228796400"/>
+      <w:bookmarkStart w:id="15" w:name="_Toc228796400"/>
       <w:r>
         <w:lastRenderedPageBreak/>
         <w:t>Conclusions</w:t>
       </w:r>
-      <w:bookmarkEnd w:id="16"/>
+      <w:bookmarkEnd w:id="15"/>
     </w:p>
     <w:p>
       <w:pPr>
@@ -5168,12 +4923,12 @@
       <w:pPr>
         <w:pStyle w:val="Heading1"/>
       </w:pPr>
-      <w:bookmarkStart w:id="17" w:name="_Toc228796401"/>
+      <w:bookmarkStart w:id="16" w:name="_Toc228796401"/>
       <w:r>
         <w:lastRenderedPageBreak/>
         <w:t>References</w:t>
       </w:r>
-      <w:bookmarkEnd w:id="17"/>
+      <w:bookmarkEnd w:id="16"/>
     </w:p>
     <w:sdt>
       <w:sdtPr>
@@ -5623,7 +5378,7 @@
 
 <file path=word/comments.xml><?xml version="1.0" encoding="utf-8"?>
 <w:comments xmlns:wpc="http://schemas.microsoft.com/office/word/2010/wordprocessingCanvas" xmlns:cx="http://schemas.microsoft.com/office/drawing/2014/chartex" xmlns:cx1="http://schemas.microsoft.com/office/drawing/2015/9/8/chartex" xmlns:cx2="http://schemas.microsoft.com/office/drawing/2015/10/21/chartex" xmlns:cx3="http://schemas.microsoft.com/office/drawing/2016/5/9/chartex" xmlns:cx4="http://schemas.microsoft.com/office/drawing/2016/5/10/chartex" xmlns:cx5="http://schemas.microsoft.com/office/drawing/2016/5/11/chartex" xmlns:cx6="http://schemas.microsoft.com/office/drawing/2016/5/12/chartex" xmlns:cx7="http://schemas.microsoft.com/office/drawing/2016/5/13/chartex" xmlns:cx8="http://schemas.microsoft.com/office/drawing/2016/5/14/chartex" xmlns:mc="http://schemas.openxmlformats.org/markup-compatibility/2006" xmlns:aink="http://schemas.microsoft.com/office/drawing/2016/ink" xmlns:am3d="http://schemas.microsoft.com/office/drawing/2017/model3d" xmlns:o="urn:schemas-microsoft-com:office:office" xmlns:oel="http://schemas.microsoft.com/office/2019/extlst" xmlns:r="http://schemas.openxmlformats.org/officeDocument/2006/relationships" xmlns:m="http://schemas.openxmlformats.org/officeDocument/2006/math" xmlns:v="urn:schemas-microsoft-com:vml" xmlns:wp14="http://schemas.microsoft.com/office/word/2010/wordprocessingDrawing" xmlns:wp="http://schemas.openxmlformats.org/drawingml/2006/wordprocessingDrawing" xmlns:w10="urn:schemas-microsoft-com:office:word" xmlns:w="http://schemas.openxmlformats.org/wordprocessingml/2006/main" xmlns:w14="http://schemas.microsoft.com/office/word/2010/wordml" xmlns:w15="http://schemas.microsoft.com/office/word/2012/wordml" xmlns:w16cex="http://schemas.microsoft.com/office/word/2018/wordml/cex" xmlns:w16cid="http://schemas.microsoft.com/office/word/2016/wordml/cid" xmlns:w16="http://schemas.microsoft.com/office/word/2018/wordml" xmlns:w16du="http://schemas.microsoft.com/office/word/2023/wordml/word16du" xmlns:w16sdtdh="http://schemas.microsoft.com/office/word/2020/wordml/sdtdatahash" xmlns:w16sdtfl="http://schemas.microsoft.com/office/word/2024/wordml/sdtformatlock" xmlns:w16se="http://schemas.microsoft.com/office/word/2015/wordml/symex" xmlns:wpg="http://schemas.microsoft.com/office/word/2010/wordprocessingGroup" xmlns:wpi="http://schemas.microsoft.com/office/word/2010/wordprocessingInk" xmlns:wne="http://schemas.microsoft.com/office/word/2006/wordml" xmlns:wps="http://schemas.microsoft.com/office/word/2010/wordprocessingShape" mc:Ignorable="w14 w15 w16se w16cid w16 w16cex w16sdtdh w16sdtfl w16du wp14">
-  <w:comment w:id="3" w:author="Indrajaya, Muhammad Rafi Afif" w:date="2026-05-04T14:46:00Z" w:initials="MI">
+  <w:comment w:id="7" w:author="Indrajaya, Muhammad Rafi Afif" w:date="2026-05-04T15:18:00Z" w:initials="MI">
     <w:p>
       <w:pPr>
         <w:pStyle w:val="CommentText"/>
@@ -5639,11 +5394,11 @@
         <w:rPr>
           <w:lang w:val="de-DE"/>
         </w:rPr>
-        <w:t xml:space="preserve">I think conventional MILP means IB mode. I am not sure if Bayesian + Oemof can be called MILP approach anymore because machine learning is involved here. </w:t>
+        <w:t>Should I have a subchapter of lit review about this?</w:t>
       </w:r>
     </w:p>
   </w:comment>
-  <w:comment w:id="8" w:author="Indrajaya, Muhammad Rafi Afif" w:date="2026-05-04T15:18:00Z" w:initials="MI">
+  <w:comment w:id="9" w:author="Indrajaya, Muhammad Rafi Afif" w:date="2026-05-06T09:20:00Z" w:initials="MI">
     <w:p>
       <w:pPr>
         <w:pStyle w:val="CommentText"/>
@@ -5659,11 +5414,11 @@
         <w:rPr>
           <w:lang w:val="de-DE"/>
         </w:rPr>
-        <w:t>Should I have a subchapter of lit review about this?</w:t>
+        <w:t>Change the name maybe to Design variable only</w:t>
       </w:r>
     </w:p>
   </w:comment>
-  <w:comment w:id="10" w:author="Indrajaya, Muhammad Rafi Afif" w:date="2026-05-06T09:20:00Z" w:initials="MI">
+  <w:comment w:id="10" w:author="Indrajaya, Muhammad Rafi Afif" w:date="2026-05-06T09:23:00Z" w:initials="MI">
     <w:p>
       <w:pPr>
         <w:pStyle w:val="CommentText"/>
@@ -5679,31 +5434,11 @@
         <w:rPr>
           <w:lang w:val="de-DE"/>
         </w:rPr>
-        <w:t>Change the name maybe to Design variable only</w:t>
+        <w:t>Too much run power at the end</w:t>
       </w:r>
     </w:p>
   </w:comment>
-  <w:comment w:id="11" w:author="Indrajaya, Muhammad Rafi Afif" w:date="2026-05-06T09:23:00Z" w:initials="MI">
-    <w:p>
-      <w:pPr>
-        <w:pStyle w:val="CommentText"/>
-        <w:jc w:val="left"/>
-      </w:pPr>
-      <w:r>
-        <w:rPr>
-          <w:rStyle w:val="CommentReference"/>
-        </w:rPr>
-        <w:annotationRef/>
-      </w:r>
-      <w:r>
-        <w:rPr>
-          <w:lang w:val="de-DE"/>
-        </w:rPr>
-        <w:t>Too much run power at the end</w:t>
-      </w:r>
-    </w:p>
-  </w:comment>
-  <w:comment w:id="12" w:author="Indrajaya, Muhammad Rafi Afif" w:date="2026-05-05T16:56:00Z" w:initials="MI">
+  <w:comment w:id="11" w:author="Indrajaya, Muhammad Rafi Afif" w:date="2026-05-05T16:56:00Z" w:initials="MI">
     <w:p>
       <w:pPr>
         <w:pStyle w:val="CommentText"/>
@@ -5769,7 +5504,7 @@
       </w:r>
     </w:p>
   </w:comment>
-  <w:comment w:id="14" w:author="Indrajaya, Muhammad Rafi Afif" w:date="2026-05-12T16:47:00Z" w:initials="MI">
+  <w:comment w:id="13" w:author="Indrajaya, Muhammad Rafi Afif" w:date="2026-05-12T16:47:00Z" w:initials="MI">
     <w:p>
       <w:pPr>
         <w:pStyle w:val="CommentText"/>
@@ -5789,7 +5524,7 @@
       </w:r>
     </w:p>
   </w:comment>
-  <w:comment w:id="13" w:author="Indrajaya, Muhammad Rafi Afif" w:date="2026-05-12T16:48:00Z" w:initials="MI">
+  <w:comment w:id="12" w:author="Indrajaya, Muhammad Rafi Afif" w:date="2026-05-12T16:48:00Z" w:initials="MI">
     <w:p>
       <w:pPr>
         <w:pStyle w:val="CommentText"/>
@@ -5814,7 +5549,6 @@
 
 <file path=word/commentsExtended.xml><?xml version="1.0" encoding="utf-8"?>
 <w15:commentsEx xmlns:wpc="http://schemas.microsoft.com/office/word/2010/wordprocessingCanvas" xmlns:cx="http://schemas.microsoft.com/office/drawing/2014/chartex" xmlns:cx1="http://schemas.microsoft.com/office/drawing/2015/9/8/chartex" xmlns:cx2="http://schemas.microsoft.com/office/drawing/2015/10/21/chartex" xmlns:cx3="http://schemas.microsoft.com/office/drawing/2016/5/9/chartex" xmlns:cx4="http://schemas.microsoft.com/office/drawing/2016/5/10/chartex" xmlns:cx5="http://schemas.microsoft.com/office/drawing/2016/5/11/chartex" xmlns:cx6="http://schemas.microsoft.com/office/drawing/2016/5/12/chartex" xmlns:cx7="http://schemas.microsoft.com/office/drawing/2016/5/13/chartex" xmlns:cx8="http://schemas.microsoft.com/office/drawing/2016/5/14/chartex" xmlns:mc="http://schemas.openxmlformats.org/markup-compatibility/2006" xmlns:aink="http://schemas.microsoft.com/office/drawing/2016/ink" xmlns:am3d="http://schemas.microsoft.com/office/drawing/2017/model3d" xmlns:o="urn:schemas-microsoft-com:office:office" xmlns:oel="http://schemas.microsoft.com/office/2019/extlst" xmlns:r="http://schemas.openxmlformats.org/officeDocument/2006/relationships" xmlns:m="http://schemas.openxmlformats.org/officeDocument/2006/math" xmlns:v="urn:schemas-microsoft-com:vml" xmlns:wp14="http://schemas.microsoft.com/office/word/2010/wordprocessingDrawing" xmlns:wp="http://schemas.openxmlformats.org/drawingml/2006/wordprocessingDrawing" xmlns:w10="urn:schemas-microsoft-com:office:word" xmlns:w="http://schemas.openxmlformats.org/wordprocessingml/2006/main" xmlns:w14="http://schemas.microsoft.com/office/word/2010/wordml" xmlns:w15="http://schemas.microsoft.com/office/word/2012/wordml" xmlns:w16cex="http://schemas.microsoft.com/office/word/2018/wordml/cex" xmlns:w16cid="http://schemas.microsoft.com/office/word/2016/wordml/cid" xmlns:w16="http://schemas.microsoft.com/office/word/2018/wordml" xmlns:w16du="http://schemas.microsoft.com/office/word/2023/wordml/word16du" xmlns:w16sdtdh="http://schemas.microsoft.com/office/word/2020/wordml/sdtdatahash" xmlns:w16sdtfl="http://schemas.microsoft.com/office/word/2024/wordml/sdtformatlock" xmlns:w16se="http://schemas.microsoft.com/office/word/2015/wordml/symex" xmlns:wpg="http://schemas.microsoft.com/office/word/2010/wordprocessingGroup" xmlns:wpi="http://schemas.microsoft.com/office/word/2010/wordprocessingInk" xmlns:wne="http://schemas.microsoft.com/office/word/2006/wordml" xmlns:wps="http://schemas.microsoft.com/office/word/2010/wordprocessingShape" mc:Ignorable="w14 w15 w16se w16cid w16 w16cex w16sdtdh w16sdtfl w16du wp14">
-  <w15:commentEx w15:paraId="2288A739" w15:done="0"/>
   <w15:commentEx w15:paraId="049C91FB" w15:done="0"/>
   <w15:commentEx w15:paraId="1034419E" w15:done="0"/>
   <w15:commentEx w15:paraId="19E49370" w15:done="0"/>
@@ -5826,7 +5560,6 @@
 
 <file path=word/commentsExtensible.xml><?xml version="1.0" encoding="utf-8"?>
 <w16cex:commentsExtensible xmlns:wpc="http://schemas.microsoft.com/office/word/2010/wordprocessingCanvas" xmlns:cx="http://schemas.microsoft.com/office/drawing/2014/chartex" xmlns:cx1="http://schemas.microsoft.com/office/drawing/2015/9/8/chartex" xmlns:cx2="http://schemas.microsoft.com/office/drawing/2015/10/21/chartex" xmlns:cx3="http://schemas.microsoft.com/office/drawing/2016/5/9/chartex" xmlns:cx4="http://schemas.microsoft.com/office/drawing/2016/5/10/chartex" xmlns:cx5="http://schemas.microsoft.com/office/drawing/2016/5/11/chartex" xmlns:cx6="http://schemas.microsoft.com/office/drawing/2016/5/12/chartex" xmlns:cx7="http://schemas.microsoft.com/office/drawing/2016/5/13/chartex" xmlns:cx8="http://schemas.microsoft.com/office/drawing/2016/5/14/chartex" xmlns:cr="http://schemas.microsoft.com/office/comments/2020/reactions" xmlns:mc="http://schemas.openxmlformats.org/markup-compatibility/2006" xmlns:aink="http://schemas.microsoft.com/office/drawing/2016/ink" xmlns:am3d="http://schemas.microsoft.com/office/drawing/2017/model3d" xmlns:o="urn:schemas-microsoft-com:office:office" xmlns:oel="http://schemas.microsoft.com/office/2019/extlst" xmlns:r="http://schemas.openxmlformats.org/officeDocument/2006/relationships" xmlns:m="http://schemas.openxmlformats.org/officeDocument/2006/math" xmlns:v="urn:schemas-microsoft-com:vml" xmlns:wp14="http://schemas.microsoft.com/office/word/2010/wordprocessingDrawing" xmlns:wp="http://schemas.openxmlformats.org/drawingml/2006/wordprocessingDrawing" xmlns:w10="urn:schemas-microsoft-com:office:word" xmlns:w="http://schemas.openxmlformats.org/wordprocessingml/2006/main" xmlns:w14="http://schemas.microsoft.com/office/word/2010/wordml" xmlns:w15="http://schemas.microsoft.com/office/word/2012/wordml" xmlns:w16cex="http://schemas.microsoft.com/office/word/2018/wordml/cex" xmlns:w16cid="http://schemas.microsoft.com/office/word/2016/wordml/cid" xmlns:w16="http://schemas.microsoft.com/office/word/2018/wordml" xmlns:w16du="http://schemas.microsoft.com/office/word/2023/wordml/word16du" xmlns:w16sdtdh="http://schemas.microsoft.com/office/word/2020/wordml/sdtdatahash" xmlns:w16sdtfl="http://schemas.microsoft.com/office/word/2024/wordml/sdtformatlock" xmlns:w16se="http://schemas.microsoft.com/office/word/2015/wordml/symex" xmlns:wpg="http://schemas.microsoft.com/office/word/2010/wordprocessingGroup" xmlns:wpi="http://schemas.microsoft.com/office/word/2010/wordprocessingInk" xmlns:wne="http://schemas.microsoft.com/office/word/2006/wordml" xmlns:wps="http://schemas.microsoft.com/office/word/2010/wordprocessingShape" mc:Ignorable="w14 w15 w16se w16cid w16 w16cex w16sdtdh w16sdtfl cr w16du wp14">
-  <w16cex:commentExtensible w16cex:durableId="1E6C70F9" w16cex:dateUtc="2026-05-04T12:46:00Z"/>
   <w16cex:commentExtensible w16cex:durableId="2E4753F3" w16cex:dateUtc="2026-05-04T13:18:00Z"/>
   <w16cex:commentExtensible w16cex:durableId="14DFEBD2" w16cex:dateUtc="2026-05-06T07:20:00Z"/>
   <w16cex:commentExtensible w16cex:durableId="3016A959" w16cex:dateUtc="2026-05-06T07:23:00Z"/>
@@ -5838,7 +5571,6 @@
 
 <file path=word/commentsIds.xml><?xml version="1.0" encoding="utf-8"?>
 <w16cid:commentsIds xmlns:wpc="http://schemas.microsoft.com/office/word/2010/wordprocessingCanvas" xmlns:cx="http://schemas.microsoft.com/office/drawing/2014/chartex" xmlns:cx1="http://schemas.microsoft.com/office/drawing/2015/9/8/chartex" xmlns:cx2="http://schemas.microsoft.com/office/drawing/2015/10/21/chartex" xmlns:cx3="http://schemas.microsoft.com/office/drawing/2016/5/9/chartex" xmlns:cx4="http://schemas.microsoft.com/office/drawing/2016/5/10/chartex" xmlns:cx5="http://schemas.microsoft.com/office/drawing/2016/5/11/chartex" xmlns:cx6="http://schemas.microsoft.com/office/drawing/2016/5/12/chartex" xmlns:cx7="http://schemas.microsoft.com/office/drawing/2016/5/13/chartex" xmlns:cx8="http://schemas.microsoft.com/office/drawing/2016/5/14/chartex" xmlns:mc="http://schemas.openxmlformats.org/markup-compatibility/2006" xmlns:aink="http://schemas.microsoft.com/office/drawing/2016/ink" xmlns:am3d="http://schemas.microsoft.com/office/drawing/2017/model3d" xmlns:o="urn:schemas-microsoft-com:office:office" xmlns:oel="http://schemas.microsoft.com/office/2019/extlst" xmlns:r="http://schemas.openxmlformats.org/officeDocument/2006/relationships" xmlns:m="http://schemas.openxmlformats.org/officeDocument/2006/math" xmlns:v="urn:schemas-microsoft-com:vml" xmlns:wp14="http://schemas.microsoft.com/office/word/2010/wordprocessingDrawing" xmlns:wp="http://schemas.openxmlformats.org/drawingml/2006/wordprocessingDrawing" xmlns:w10="urn:schemas-microsoft-com:office:word" xmlns:w="http://schemas.openxmlformats.org/wordprocessingml/2006/main" xmlns:w14="http://schemas.microsoft.com/office/word/2010/wordml" xmlns:w15="http://schemas.microsoft.com/office/word/2012/wordml" xmlns:w16cex="http://schemas.microsoft.com/office/word/2018/wordml/cex" xmlns:w16cid="http://schemas.microsoft.com/office/word/2016/wordml/cid" xmlns:w16="http://schemas.microsoft.com/office/word/2018/wordml" xmlns:w16du="http://schemas.microsoft.com/office/word/2023/wordml/word16du" xmlns:w16sdtdh="http://schemas.microsoft.com/office/word/2020/wordml/sdtdatahash" xmlns:w16sdtfl="http://schemas.microsoft.com/office/word/2024/wordml/sdtformatlock" xmlns:w16se="http://schemas.microsoft.com/office/word/2015/wordml/symex" xmlns:wpg="http://schemas.microsoft.com/office/word/2010/wordprocessingGroup" xmlns:wpi="http://schemas.microsoft.com/office/word/2010/wordprocessingInk" xmlns:wne="http://schemas.microsoft.com/office/word/2006/wordml" xmlns:wps="http://schemas.microsoft.com/office/word/2010/wordprocessingShape" mc:Ignorable="w14 w15 w16se w16cid w16 w16cex w16sdtdh w16sdtfl w16du wp14">
-  <w16cid:commentId w16cid:paraId="2288A739" w16cid:durableId="1E6C70F9"/>
   <w16cid:commentId w16cid:paraId="049C91FB" w16cid:durableId="2E4753F3"/>
   <w16cid:commentId w16cid:paraId="1034419E" w16cid:durableId="14DFEBD2"/>
   <w16cid:commentId w16cid:paraId="19E49370" w16cid:durableId="3016A959"/>
@@ -12974,7 +12706,6 @@
     <w:rsid w:val="0071244D"/>
     <w:rsid w:val="00737891"/>
     <w:rsid w:val="00770EC1"/>
-    <w:rsid w:val="007A1C6B"/>
     <w:rsid w:val="00806D95"/>
     <w:rsid w:val="00862D9B"/>
     <w:rsid w:val="00867ADA"/>
@@ -12999,6 +12730,7 @@
     <w:rsid w:val="00CD72E4"/>
     <w:rsid w:val="00D74283"/>
     <w:rsid w:val="00DA1BDA"/>
+    <w:rsid w:val="00DF0C8C"/>
     <w:rsid w:val="00DF3A7C"/>
     <w:rsid w:val="00DF7D90"/>
     <w:rsid w:val="00E24E9F"/>

--- a/Thesis Report Rafi.docx
+++ b/Thesis Report Rafi.docx
@@ -1489,16 +1489,17 @@
     <w:p/>
     <w:p>
       <w:r>
-        <w:t>In summary, this thesis evaluates the techno-economic performance of a reinforcement learning–based approach against a conventional MILP-based framework for a hybrid biomass power-to-methanol plant located in South Africa. The analysis is performed across multiple scenarios and case studies to capture a range of operating conditions and system configurations [NEED REFERENCE: case study description and assumptions]. Through this comparative assessment, the study seeks to clarify the role and current capabilities of RL in optimizing complex Power-to-X systems, while benchmarking its performance against an established industrial standard.</w:t>
+        <w:t>In summary, this thesis evaluates the techno-economic performance of a reinforcement learning–based approach against a conventional MILP-based framework for a hybrid biomass power-to-methanol plant located in South Africa. The analysis is performed across multiple scenarios and case studies to capture a range of operating conditions and system configurations</w:t>
+      </w:r>
+      <w:r>
+        <w:t xml:space="preserve">. </w:t>
+      </w:r>
+      <w:r>
+        <w:t>Through this comparative assessment, the study seeks to clarify the role and current capabilities of RL in optimizing complex Power-to-X systems, while benchmarking its performance against an established industrial standard.</w:t>
       </w:r>
     </w:p>
     <w:p/>
     <w:p>
-      <w:r>
-        <w:t>______________________________________________________________________________</w:t>
-      </w:r>
-    </w:p>
-    <w:p>
       <w:pPr>
         <w:pStyle w:val="Heading2"/>
       </w:pPr>
@@ -1507,6 +1508,136 @@
       </w:r>
       <w:r>
         <w:t>o Company</w:t>
+      </w:r>
+    </w:p>
+    <w:p>
+      <w:bookmarkStart w:id="3" w:name="_Toc228796394"/>
+      <w:r>
+        <w:t>This master’s thesis is conducted in cooperation with FEV Europe GmbH, specifically within its energy+resources department. In this industrial context, the research aligns with ongoing efforts to expand capabilities beyond traditional automotive engineering toward energy-related applications.</w:t>
+      </w:r>
+    </w:p>
+    <w:p/>
+    <w:p>
+      <w:r>
+        <w:t>FEV Europe GmbH is widely recognized as an established expert within the automotive industry, particularly for its benchmarking and consulting services [NEED REFERENCE: evidence of FEV’s expertise and services in the automotive sector]. Building on this foundation, the company is increasingly directing its efforts toward supporting innovation within the energy sector, reflecting broader industry trends and internal strategic priorities [NEED REFERENCE: documentation on FEV’s activities or strategy in energy sector innovation].</w:t>
+      </w:r>
+    </w:p>
+    <w:p/>
+    <w:p>
+      <w:r>
+        <w:t>Within this framework, the present thesis contributes to the identification and evaluation of an efficient optimization tool for innovative energy solutions, with a focus on complex polygeneration plants. The outcomes are intended to support future FEV Europe GmbH projects by enabling improved system design and operational decision-making [NEED REFERENCE: justification for optimization tool relevance and application to polygeneration systems].</w:t>
+      </w:r>
+    </w:p>
+    <w:p>
+      <w:pPr>
+        <w:pStyle w:val="Heading2"/>
+      </w:pPr>
+      <w:r>
+        <w:t>Objective</w:t>
+      </w:r>
+      <w:bookmarkEnd w:id="3"/>
+    </w:p>
+    <w:p>
+      <w:r>
+        <w:t>This thesis aims to systematically evaluate and compare two optimization frameworks across multiple operational scenarios. The analysis focuses on assessing their ability to represent and optimize complex hybrid energy systems, with particular attention to differences in system configuration and performance outcomes.</w:t>
+      </w:r>
+    </w:p>
+    <w:p/>
+    <w:p>
+      <w:r>
+        <w:t>A central objective is to investigate whether a non-linear physical model integrated with a reinforcement learning (RL) agent converges to substantially different component sizing and system layouts compared to a mixed-integer linear programming (MILP) approach. These differences are examined in terms of key techno-economic indicators, including capital expenditure (CAPEX), operational expenditure (OPEX),</w:t>
+      </w:r>
+      <w:r>
+        <w:t xml:space="preserve"> clipped energy, simulation time, amount of methanol produced</w:t>
+      </w:r>
+      <w:r>
+        <w:t xml:space="preserve"> and levelized cost of methanol (LCOM) [NEED REFERENCE: definition and relevance of selected techno-economic metrics].</w:t>
+      </w:r>
+    </w:p>
+    <w:p/>
+    <w:p>
+      <w:r>
+        <w:t xml:space="preserve">Based on the simulation results, the thesis further aims to identify and explain the underlying reasons for any observed discrepancies—or the lack thereof—between the two frameworks. This comparative analysis supports a final assessment of whether one framework demonstrates superior </w:t>
+      </w:r>
+      <w:r>
+        <w:lastRenderedPageBreak/>
+        <w:t>performance or whether its suitability is dependent on specific system configurations and operating conditions.</w:t>
+      </w:r>
+    </w:p>
+    <w:p/>
+    <w:p>
+      <w:r>
+        <w:t>The expected contribution of this work is to enable the selection of an appropriate optimization framework for hybrid methanol synthesis plants, while also providing a structured approach for framework selection in other industrial energy systems. Additionally, the findings aim to improve optimization accuracy and/or reduce computational effort, and to enhance understanding of where and how RL-based approaches can be effectively applied within polygeneration system design [NEED REFERENCE: applicability and benefits of RL in energy system optimization].</w:t>
+      </w:r>
+    </w:p>
+    <w:p>
+      <w:pPr>
+        <w:pStyle w:val="Heading2"/>
+      </w:pPr>
+      <w:bookmarkStart w:id="4" w:name="_Toc228796395"/>
+      <w:r>
+        <w:t>Thesis Configuration</w:t>
+      </w:r>
+      <w:bookmarkEnd w:id="4"/>
+    </w:p>
+    <w:p>
+      <w:r>
+        <w:t>This thesis is structured to provide a systematic and transparent comparison of the selected optimization frameworks. Chapter 2 reviews the state-of-the-art literature on the application of reinforcement learning (RL) in optimizing complex industrial processes and energy systems, including existing comparative studies between optimization approaches [NEED REFERENCE: relevant literature on RL applications and comparative analyses].</w:t>
+      </w:r>
+    </w:p>
+    <w:p/>
+    <w:p>
+      <w:r>
+        <w:t>Chapter 3 details the methodological framework adopted for the comparison. It outlines a multi-stage evaluation procedure, describing each step taken to ensure a consistent and rigorous assessment of the two optimization approaches.</w:t>
+      </w:r>
+    </w:p>
+    <w:p/>
+    <w:p>
+      <w:r>
+        <w:t>Chapter 4 presents and discusses the results of this multi-stage comparison. It analyzes the performance of each framework across different scenarios and case studies, and introduces a generalization scoring approach to assess their robustness and applicability across multiple evaluation dimensions [NEED REFERENCE: justification or methodology for generalization scoring].</w:t>
+      </w:r>
+    </w:p>
+    <w:p/>
+    <w:p>
+      <w:r>
+        <w:t>Finally, Chapter 5 summarizes the main findings of the thesis and reflects on key limitations, assumptions, and methodological considerations that underpin the analysis, providing context for the interpretation and transferability of the results.</w:t>
+      </w:r>
+      <w:r>
+        <w:br w:type="page"/>
+      </w:r>
+    </w:p>
+    <w:p>
+      <w:pPr>
+        <w:pStyle w:val="Heading1"/>
+      </w:pPr>
+      <w:bookmarkStart w:id="5" w:name="_Toc228796396"/>
+      <w:r>
+        <w:lastRenderedPageBreak/>
+        <w:t>Literature Review</w:t>
+      </w:r>
+      <w:bookmarkEnd w:id="5"/>
+    </w:p>
+    <w:p>
+      <w:pPr>
+        <w:pStyle w:val="Heading2"/>
+      </w:pPr>
+      <w:bookmarkStart w:id="6" w:name="_Toc228796397"/>
+      <w:bookmarkEnd w:id="6"/>
+      <w:commentRangeStart w:id="7"/>
+      <w:r>
+        <w:t xml:space="preserve">Power-to-X Integration for </w:t>
+      </w:r>
+      <w:r>
+        <w:t>Methanol Synthesis System</w:t>
+      </w:r>
+      <w:commentRangeEnd w:id="7"/>
+      <w:r>
+        <w:rPr>
+          <w:rStyle w:val="CommentReference"/>
+          <w:sz w:val="24"/>
+          <w:szCs w:val="28"/>
+        </w:rPr>
+        <w:commentReference w:id="7"/>
       </w:r>
     </w:p>
     <w:p>
@@ -1514,23 +1645,11 @@
         <w:pStyle w:val="ListParagraph"/>
         <w:numPr>
           <w:ilvl w:val="0"/>
-          <w:numId w:val="26"/>
+          <w:numId w:val="46"/>
         </w:numPr>
       </w:pPr>
       <w:r>
-        <w:t xml:space="preserve">This </w:t>
-      </w:r>
-      <w:r>
-        <w:t>master’s thesis research</w:t>
-      </w:r>
-      <w:r>
-        <w:t xml:space="preserve"> is </w:t>
-      </w:r>
-      <w:r>
-        <w:t>conducted at FEV Europe GmbH</w:t>
-      </w:r>
-      <w:r>
-        <w:t xml:space="preserve"> in their energy+resources department.</w:t>
+        <w:t>What the the hybrid biomass and power to methanol actually mean</w:t>
       </w:r>
     </w:p>
     <w:p>
@@ -1538,21 +1657,11 @@
         <w:pStyle w:val="ListParagraph"/>
         <w:numPr>
           <w:ilvl w:val="0"/>
-          <w:numId w:val="26"/>
+          <w:numId w:val="46"/>
         </w:numPr>
       </w:pPr>
       <w:r>
-        <w:t xml:space="preserve">FEV Europe GmbH is a leading </w:t>
-      </w:r>
-      <w:r>
-        <w:t xml:space="preserve">expert in automotive industries, known for its </w:t>
-      </w:r>
-      <w:r>
-        <w:lastRenderedPageBreak/>
-        <w:t xml:space="preserve">benchmarking and consulting services, now endeavours to </w:t>
-      </w:r>
-      <w:r>
-        <w:t xml:space="preserve">support the innovation in the energy sector. </w:t>
+        <w:t>The process that entails this system and the most commong technology choice of the biomass and hydrogen routes</w:t>
       </w:r>
     </w:p>
     <w:p>
@@ -1560,33 +1669,23 @@
         <w:pStyle w:val="ListParagraph"/>
         <w:numPr>
           <w:ilvl w:val="0"/>
-          <w:numId w:val="26"/>
+          <w:numId w:val="46"/>
         </w:numPr>
       </w:pPr>
-      <w:bookmarkStart w:id="3" w:name="_Toc228796394"/>
-      <w:r>
-        <w:t>This thesis supports the identification of an efficient optimization tool for innovative energy solution for complex polygeneration plants led for FEV Europe GmbH future projects</w:t>
-      </w:r>
-    </w:p>
-    <w:p>
-      <w:pPr>
-        <w:pStyle w:val="Heading2"/>
-      </w:pPr>
-      <w:r>
-        <w:t>Objective</w:t>
-      </w:r>
-      <w:bookmarkEnd w:id="3"/>
+      <w:r>
+        <w:t>Advantage of this hybridization</w:t>
+      </w:r>
     </w:p>
     <w:p>
       <w:pPr>
         <w:pStyle w:val="ListParagraph"/>
         <w:numPr>
           <w:ilvl w:val="0"/>
-          <w:numId w:val="23"/>
+          <w:numId w:val="46"/>
         </w:numPr>
       </w:pPr>
       <w:r>
-        <w:t xml:space="preserve">To run and analyze the two optimization frameworks on different scenarios </w:t>
+        <w:t>What is important for this hybridization and what are the blocking points</w:t>
       </w:r>
     </w:p>
     <w:p>
@@ -1594,23 +1693,11 @@
         <w:pStyle w:val="ListParagraph"/>
         <w:numPr>
           <w:ilvl w:val="0"/>
-          <w:numId w:val="23"/>
+          <w:numId w:val="46"/>
         </w:numPr>
       </w:pPr>
       <w:r>
-        <w:t xml:space="preserve">To find out whether a non-linear physical model with an RL agent converges into a significantly different component sizing/layout of the aforementioned hybrid system, which results in different </w:t>
-      </w:r>
-      <w:r>
-        <w:t>techno-economical</w:t>
-      </w:r>
-      <w:r>
-        <w:t xml:space="preserve"> performance </w:t>
-      </w:r>
-      <w:r>
-        <w:t xml:space="preserve">such as </w:t>
-      </w:r>
-      <w:r>
-        <w:t xml:space="preserve">CAPEX / OPEX / LCOM, compared to MILP approaches </w:t>
+        <w:t>What is important to address these blocking points</w:t>
       </w:r>
     </w:p>
     <w:p>
@@ -1618,11 +1705,32 @@
         <w:pStyle w:val="ListParagraph"/>
         <w:numPr>
           <w:ilvl w:val="0"/>
-          <w:numId w:val="23"/>
+          <w:numId w:val="46"/>
         </w:numPr>
       </w:pPr>
       <w:r>
-        <w:t xml:space="preserve">Identify the reasoning behind these discrepancies or in contrast, lack thereof, depending on the simulation result </w:t>
+        <w:t>and how optimization can support the technological feasibility and economical viability of the hybrid biomass power to methanol project</w:t>
+      </w:r>
+    </w:p>
+    <w:p/>
+    <w:p>
+      <w:r>
+        <w:t xml:space="preserve">The hybridization strategy to produce methanol in this thesis essentially mean that there are two upstream pathways that become the feedstock of the methanol synthesis. The first pathway is the biomass pathway and the second pathway is the hydrogen pathway through electrolysis. </w:t>
+      </w:r>
+    </w:p>
+    <w:p/>
+    <w:p>
+      <w:r>
+        <w:t xml:space="preserve">For </w:t>
+      </w:r>
+      <w:r>
+        <w:t>the biomass pathway, the process converts available biomass into biogas or syngas which then are transformed into methanol. In the literature, gasification processs is mostly utilized for such a plant to directly convert biomass into syngas, however, there is also another alternative of using anaerobic digester to initially produce biogas and this biogas will then be reformed to produce syngas for the methanol synthesis. The difference process steps are main drive for the tradeoff for each technology. The AD-based route is attractice because ist can sit on top of a waster treatment infrastructure but they need an extra conversion step before methanol, so the process is less direct and more dependent on reforming, CO2 handling, or electrolysis integration. Gasifier-based routes are more established for methanol synthesis because they give syngas directly and it is favored to be coupled with high temperature heat processes but comes with some penalties which are temperature solid handling, oxygen/ASU burden, and tighter cleanup requirement.</w:t>
+      </w:r>
+    </w:p>
+    <w:p/>
+    <w:p>
+      <w:r>
+        <w:t xml:space="preserve">For the hydrogen pathway, </w:t>
       </w:r>
     </w:p>
     <w:p>
@@ -1630,11 +1738,11 @@
         <w:pStyle w:val="ListParagraph"/>
         <w:numPr>
           <w:ilvl w:val="0"/>
-          <w:numId w:val="23"/>
+          <w:numId w:val="47"/>
         </w:numPr>
       </w:pPr>
       <w:r>
-        <w:t>To conclude which framework is better or if maybe it is dependent on different scenarios</w:t>
+        <w:t>SOEC is good for heat integaration and efficiency but not good for renewables coupling</w:t>
       </w:r>
     </w:p>
     <w:p>
@@ -1642,228 +1750,16 @@
         <w:pStyle w:val="ListParagraph"/>
         <w:numPr>
           <w:ilvl w:val="0"/>
-          <w:numId w:val="23"/>
+          <w:numId w:val="47"/>
         </w:numPr>
       </w:pPr>
-      <w:r>
-        <w:t>Expected impact:</w:t>
-      </w:r>
-    </w:p>
-    <w:p>
-      <w:pPr>
-        <w:pStyle w:val="ListParagraph"/>
-        <w:numPr>
-          <w:ilvl w:val="1"/>
-          <w:numId w:val="23"/>
-        </w:numPr>
-      </w:pPr>
-      <w:r>
-        <w:t xml:space="preserve">Ideal optimization framework choice for hybrid methanol synthesis plant </w:t>
-      </w:r>
-    </w:p>
-    <w:p>
-      <w:pPr>
-        <w:pStyle w:val="ListParagraph"/>
-        <w:numPr>
-          <w:ilvl w:val="1"/>
-          <w:numId w:val="23"/>
-        </w:numPr>
-      </w:pPr>
-      <w:r>
-        <w:t xml:space="preserve">Easier optimal framework identification process for other industrial systems </w:t>
-      </w:r>
-    </w:p>
-    <w:p>
-      <w:pPr>
-        <w:pStyle w:val="ListParagraph"/>
-        <w:numPr>
-          <w:ilvl w:val="1"/>
-          <w:numId w:val="23"/>
-        </w:numPr>
-      </w:pPr>
-      <w:r>
-        <w:t xml:space="preserve">Increased accuracy or reduced effort for similar optimization processes. </w:t>
-      </w:r>
-    </w:p>
-    <w:p>
-      <w:pPr>
-        <w:pStyle w:val="ListParagraph"/>
-        <w:numPr>
-          <w:ilvl w:val="1"/>
-          <w:numId w:val="23"/>
-        </w:numPr>
-      </w:pPr>
-      <w:r>
-        <w:t>Better understanding in where and how to implement RL agent for polygeneration systems</w:t>
-      </w:r>
     </w:p>
     <w:p>
       <w:pPr>
         <w:pStyle w:val="Heading2"/>
       </w:pPr>
-      <w:bookmarkStart w:id="4" w:name="_Toc228796395"/>
-      <w:r>
-        <w:t>Thesis Configuration</w:t>
-      </w:r>
-      <w:bookmarkEnd w:id="4"/>
-    </w:p>
-    <w:p>
-      <w:pPr>
-        <w:pStyle w:val="ListParagraph"/>
-        <w:numPr>
-          <w:ilvl w:val="0"/>
-          <w:numId w:val="25"/>
-        </w:numPr>
-      </w:pPr>
-      <w:r>
-        <w:t>Chapter 2 will discuss the state-of-the-art research on RL in optimizing a complex industrial process or power system</w:t>
-      </w:r>
-      <w:r>
-        <w:t xml:space="preserve">. It also introduces similar comparative analysis that has been conducted in the </w:t>
-      </w:r>
-      <w:r>
-        <w:t>literature</w:t>
-      </w:r>
-    </w:p>
-    <w:p>
-      <w:pPr>
-        <w:pStyle w:val="ListParagraph"/>
-        <w:numPr>
-          <w:ilvl w:val="0"/>
-          <w:numId w:val="25"/>
-        </w:numPr>
-      </w:pPr>
-      <w:r>
-        <w:t>Chapter 3 will discuss the steps taken to compare these two optimization frameworks. The comparison will be conducted in multiple stage and will be exp</w:t>
-      </w:r>
-      <w:r>
-        <w:t>lained in detail in chapter 3.</w:t>
-      </w:r>
-    </w:p>
-    <w:p>
-      <w:pPr>
-        <w:pStyle w:val="ListParagraph"/>
-        <w:numPr>
-          <w:ilvl w:val="0"/>
-          <w:numId w:val="25"/>
-        </w:numPr>
-      </w:pPr>
-      <w:r>
-        <w:t xml:space="preserve">Chapter 4 will talk about the results of the </w:t>
-      </w:r>
-      <w:r>
-        <w:t>multistage</w:t>
-      </w:r>
-      <w:r>
-        <w:t xml:space="preserve"> comparison in detail. It will cover the results of each </w:t>
-      </w:r>
-      <w:r>
-        <w:t xml:space="preserve">framework under different scenarios and case studies. At the end, the </w:t>
-      </w:r>
       <w:r>
         <w:lastRenderedPageBreak/>
-        <w:t xml:space="preserve">author will introduce a </w:t>
-      </w:r>
-      <w:r>
-        <w:t>generalization scoring for the two frameworks in an attempt to generalize their performances</w:t>
-      </w:r>
-      <w:r>
-        <w:t xml:space="preserve"> in different aspects.</w:t>
-      </w:r>
-    </w:p>
-    <w:p>
-      <w:pPr>
-        <w:pStyle w:val="ListParagraph"/>
-        <w:numPr>
-          <w:ilvl w:val="0"/>
-          <w:numId w:val="25"/>
-        </w:numPr>
-      </w:pPr>
-      <w:r>
-        <w:t xml:space="preserve">Chapter 5 will </w:t>
-      </w:r>
-      <w:r>
-        <w:t>wrap</w:t>
-      </w:r>
-      <w:r>
-        <w:t xml:space="preserve"> the </w:t>
-      </w:r>
-      <w:r>
-        <w:t>general findings of this master’s thesis</w:t>
-      </w:r>
-      <w:r>
-        <w:t xml:space="preserve"> while also acknowledging the limitations, assumptions, and considerations that are adopted in this thesis. </w:t>
-      </w:r>
-    </w:p>
-    <w:p>
-      <w:pPr>
-        <w:pStyle w:val="ListParagraph"/>
-        <w:numPr>
-          <w:ilvl w:val="0"/>
-          <w:numId w:val="24"/>
-        </w:numPr>
-      </w:pPr>
-      <w:r>
-        <w:br w:type="page"/>
-      </w:r>
-    </w:p>
-    <w:p>
-      <w:pPr>
-        <w:pStyle w:val="Heading1"/>
-      </w:pPr>
-      <w:bookmarkStart w:id="5" w:name="_Toc228796396"/>
-      <w:r>
-        <w:lastRenderedPageBreak/>
-        <w:t>Literature Review</w:t>
-      </w:r>
-      <w:bookmarkEnd w:id="5"/>
-    </w:p>
-    <w:p>
-      <w:pPr>
-        <w:pStyle w:val="Heading2"/>
-      </w:pPr>
-      <w:bookmarkStart w:id="6" w:name="_Toc228796397"/>
-      <w:bookmarkEnd w:id="6"/>
-      <w:commentRangeStart w:id="7"/>
-      <w:r>
-        <w:t xml:space="preserve">Power-to-X Integration for </w:t>
-      </w:r>
-      <w:r>
-        <w:t>Methanol Synthesis System</w:t>
-      </w:r>
-      <w:commentRangeEnd w:id="7"/>
-      <w:r>
-        <w:rPr>
-          <w:rStyle w:val="CommentReference"/>
-          <w:sz w:val="24"/>
-          <w:szCs w:val="28"/>
-        </w:rPr>
-        <w:commentReference w:id="7"/>
-      </w:r>
-    </w:p>
-    <w:p>
-      <w:pPr>
-        <w:pStyle w:val="ListParagraph"/>
-        <w:numPr>
-          <w:ilvl w:val="0"/>
-          <w:numId w:val="26"/>
-        </w:numPr>
-      </w:pPr>
-      <w:r>
-        <w:t xml:space="preserve">Different definition of </w:t>
-      </w:r>
-      <w:r>
-        <w:t>linearity and non-linearity for a methanol synthesis system</w:t>
-      </w:r>
-      <w:r>
-        <w:t xml:space="preserve"> in the literature</w:t>
-      </w:r>
-    </w:p>
-    <w:p>
-      <w:pPr>
-        <w:pStyle w:val="Heading2"/>
-      </w:pPr>
-      <w:r>
         <w:t>MILP for Complex Polygeneration System</w:t>
       </w:r>
     </w:p>
@@ -2432,7 +2328,6 @@
         </w:numPr>
       </w:pPr>
       <w:r>
-        <w:lastRenderedPageBreak/>
         <w:t>Equation of optimal Q-value of state-aciton pair</w:t>
       </w:r>
     </w:p>
@@ -2501,6 +2396,7 @@
     </w:p>
     <w:p>
       <w:r>
+        <w:lastRenderedPageBreak/>
         <w:t xml:space="preserve">Modelling an accurate </w:t>
       </w:r>
       <w:r>
@@ -2809,11 +2705,7 @@
         <w:t>Many studies have have shown the application of this algorithm method</w:t>
       </w:r>
       <w:r>
-        <w:t xml:space="preserve"> into different kinds of </w:t>
-      </w:r>
-      <w:r>
-        <w:lastRenderedPageBreak/>
-        <w:t>energy systems. To be continued…</w:t>
+        <w:t xml:space="preserve"> into different kinds of energy systems. To be continued…</w:t>
       </w:r>
       <w:r>
         <w:t xml:space="preserve"> </w:t>
@@ -2826,6 +2718,7 @@
         <w:pStyle w:val="Heading2"/>
       </w:pPr>
       <w:r>
+        <w:lastRenderedPageBreak/>
         <w:t>RL vs MILP for Different Applications</w:t>
       </w:r>
     </w:p>
@@ -3282,50 +3175,50 @@
         <w:rPr>
           <w:color w:val="000000"/>
         </w:rPr>
-        <w:t xml:space="preserve">at first managed to produce a better result </w:t>
+        <w:t xml:space="preserve">at first managed to produce a better result in terms of cost, however, the authors later found that this is due to the </w:t>
       </w:r>
       <w:r>
         <w:rPr>
           <w:color w:val="000000"/>
         </w:rPr>
+        <w:t xml:space="preserve">modelling limitations that the RL excludes </w:t>
+      </w:r>
+      <w:r>
+        <w:rPr>
+          <w:color w:val="000000"/>
+        </w:rPr>
+        <w:t xml:space="preserve">which is the battery SOC state at the end of the simulation that should be the same as the initial SOC state. </w:t>
+      </w:r>
+      <w:r>
+        <w:rPr>
+          <w:color w:val="000000"/>
+        </w:rPr>
+        <w:t xml:space="preserve">With this assumption being included in the calculation, the cost result of RL drops </w:t>
+      </w:r>
+      <w:r>
+        <w:rPr>
+          <w:color w:val="000000"/>
+        </w:rPr>
+        <w:t>and MILP prevails to become cheaper.</w:t>
+      </w:r>
+      <w:r>
+        <w:rPr>
+          <w:color w:val="000000"/>
+        </w:rPr>
+        <w:t xml:space="preserve"> This shows </w:t>
+      </w:r>
+      <w:r>
+        <w:rPr>
+          <w:color w:val="000000"/>
+        </w:rPr>
+        <w:t xml:space="preserve">how important the modelling phase </w:t>
+      </w:r>
+      <w:r>
+        <w:rPr>
+          <w:color w:val="000000"/>
+        </w:rPr>
         <w:lastRenderedPageBreak/>
-        <w:t xml:space="preserve">in terms of cost, however, the authors later found that this is due to the </w:t>
-      </w:r>
-      <w:r>
-        <w:rPr>
-          <w:color w:val="000000"/>
-        </w:rPr>
-        <w:t xml:space="preserve">modelling limitations that the RL excludes </w:t>
-      </w:r>
-      <w:r>
-        <w:rPr>
-          <w:color w:val="000000"/>
-        </w:rPr>
-        <w:t xml:space="preserve">which is the battery SOC state at the end of the simulation that should be the same as the initial SOC state. </w:t>
-      </w:r>
-      <w:r>
-        <w:rPr>
-          <w:color w:val="000000"/>
-        </w:rPr>
-        <w:t xml:space="preserve">With this assumption being included in the calculation, the cost result of RL drops </w:t>
-      </w:r>
-      <w:r>
-        <w:rPr>
-          <w:color w:val="000000"/>
-        </w:rPr>
-        <w:t>and MILP prevails to become cheaper.</w:t>
-      </w:r>
-      <w:r>
-        <w:rPr>
-          <w:color w:val="000000"/>
-        </w:rPr>
-        <w:t xml:space="preserve"> This shows </w:t>
-      </w:r>
-      <w:r>
-        <w:rPr>
-          <w:color w:val="000000"/>
-        </w:rPr>
-        <w:t>how important the modelling phase and identical assumption are for a fair comparison.</w:t>
+        <w:t>and identical assumption are for a fair comparison.</w:t>
       </w:r>
       <w:r>
         <w:rPr>
@@ -5786,6 +5679,119 @@
 <file path=word/numbering.xml><?xml version="1.0" encoding="utf-8"?>
 <w:numbering xmlns:wpc="http://schemas.microsoft.com/office/word/2010/wordprocessingCanvas" xmlns:cx="http://schemas.microsoft.com/office/drawing/2014/chartex" xmlns:cx1="http://schemas.microsoft.com/office/drawing/2015/9/8/chartex" xmlns:cx2="http://schemas.microsoft.com/office/drawing/2015/10/21/chartex" xmlns:cx3="http://schemas.microsoft.com/office/drawing/2016/5/9/chartex" xmlns:cx4="http://schemas.microsoft.com/office/drawing/2016/5/10/chartex" xmlns:cx5="http://schemas.microsoft.com/office/drawing/2016/5/11/chartex" xmlns:cx6="http://schemas.microsoft.com/office/drawing/2016/5/12/chartex" xmlns:cx7="http://schemas.microsoft.com/office/drawing/2016/5/13/chartex" xmlns:cx8="http://schemas.microsoft.com/office/drawing/2016/5/14/chartex" xmlns:mc="http://schemas.openxmlformats.org/markup-compatibility/2006" xmlns:aink="http://schemas.microsoft.com/office/drawing/2016/ink" xmlns:am3d="http://schemas.microsoft.com/office/drawing/2017/model3d" xmlns:o="urn:schemas-microsoft-com:office:office" xmlns:oel="http://schemas.microsoft.com/office/2019/extlst" xmlns:r="http://schemas.openxmlformats.org/officeDocument/2006/relationships" xmlns:m="http://schemas.openxmlformats.org/officeDocument/2006/math" xmlns:v="urn:schemas-microsoft-com:vml" xmlns:wp14="http://schemas.microsoft.com/office/word/2010/wordprocessingDrawing" xmlns:wp="http://schemas.openxmlformats.org/drawingml/2006/wordprocessingDrawing" xmlns:w10="urn:schemas-microsoft-com:office:word" xmlns:w="http://schemas.openxmlformats.org/wordprocessingml/2006/main" xmlns:w14="http://schemas.microsoft.com/office/word/2010/wordml" xmlns:w15="http://schemas.microsoft.com/office/word/2012/wordml" xmlns:w16cex="http://schemas.microsoft.com/office/word/2018/wordml/cex" xmlns:w16cid="http://schemas.microsoft.com/office/word/2016/wordml/cid" xmlns:w16="http://schemas.microsoft.com/office/word/2018/wordml" xmlns:w16du="http://schemas.microsoft.com/office/word/2023/wordml/word16du" xmlns:w16sdtdh="http://schemas.microsoft.com/office/word/2020/wordml/sdtdatahash" xmlns:w16sdtfl="http://schemas.microsoft.com/office/word/2024/wordml/sdtformatlock" xmlns:w16se="http://schemas.microsoft.com/office/word/2015/wordml/symex" xmlns:wpg="http://schemas.microsoft.com/office/word/2010/wordprocessingGroup" xmlns:wpi="http://schemas.microsoft.com/office/word/2010/wordprocessingInk" xmlns:wne="http://schemas.microsoft.com/office/word/2006/wordml" xmlns:wps="http://schemas.microsoft.com/office/word/2010/wordprocessingShape" mc:Ignorable="w14 w15 w16se w16cid w16 w16cex w16sdtdh w16sdtfl w16du wp14">
   <w:abstractNum w:abstractNumId="0" w15:restartNumberingAfterBreak="0">
+    <w:nsid w:val="023D1F26"/>
+    <w:multiLevelType w:val="hybridMultilevel"/>
+    <w:tmpl w:val="D7A0D85C"/>
+    <w:lvl w:ilvl="0" w:tplc="98464642">
+      <w:start w:val="4"/>
+      <w:numFmt w:val="bullet"/>
+      <w:lvlText w:val="-"/>
+      <w:lvlJc w:val="left"/>
+      <w:pPr>
+        <w:ind w:left="720" w:hanging="360"/>
+      </w:pPr>
+      <w:rPr>
+        <w:rFonts w:ascii="Times New Roman" w:eastAsia="MS Mincho" w:hAnsi="Times New Roman" w:cs="Times New Roman" w:hint="default"/>
+      </w:rPr>
+    </w:lvl>
+    <w:lvl w:ilvl="1" w:tplc="04090003" w:tentative="1">
+      <w:start w:val="1"/>
+      <w:numFmt w:val="bullet"/>
+      <w:lvlText w:val="o"/>
+      <w:lvlJc w:val="left"/>
+      <w:pPr>
+        <w:ind w:left="1440" w:hanging="360"/>
+      </w:pPr>
+      <w:rPr>
+        <w:rFonts w:ascii="Courier New" w:hAnsi="Courier New" w:cs="Courier New" w:hint="default"/>
+      </w:rPr>
+    </w:lvl>
+    <w:lvl w:ilvl="2" w:tplc="04090005" w:tentative="1">
+      <w:start w:val="1"/>
+      <w:numFmt w:val="bullet"/>
+      <w:lvlText w:val=""/>
+      <w:lvlJc w:val="left"/>
+      <w:pPr>
+        <w:ind w:left="2160" w:hanging="360"/>
+      </w:pPr>
+      <w:rPr>
+        <w:rFonts w:ascii="Wingdings" w:hAnsi="Wingdings" w:hint="default"/>
+      </w:rPr>
+    </w:lvl>
+    <w:lvl w:ilvl="3" w:tplc="04090001" w:tentative="1">
+      <w:start w:val="1"/>
+      <w:numFmt w:val="bullet"/>
+      <w:lvlText w:val=""/>
+      <w:lvlJc w:val="left"/>
+      <w:pPr>
+        <w:ind w:left="2880" w:hanging="360"/>
+      </w:pPr>
+      <w:rPr>
+        <w:rFonts w:ascii="Symbol" w:hAnsi="Symbol" w:hint="default"/>
+      </w:rPr>
+    </w:lvl>
+    <w:lvl w:ilvl="4" w:tplc="04090003" w:tentative="1">
+      <w:start w:val="1"/>
+      <w:numFmt w:val="bullet"/>
+      <w:lvlText w:val="o"/>
+      <w:lvlJc w:val="left"/>
+      <w:pPr>
+        <w:ind w:left="3600" w:hanging="360"/>
+      </w:pPr>
+      <w:rPr>
+        <w:rFonts w:ascii="Courier New" w:hAnsi="Courier New" w:cs="Courier New" w:hint="default"/>
+      </w:rPr>
+    </w:lvl>
+    <w:lvl w:ilvl="5" w:tplc="04090005" w:tentative="1">
+      <w:start w:val="1"/>
+      <w:numFmt w:val="bullet"/>
+      <w:lvlText w:val=""/>
+      <w:lvlJc w:val="left"/>
+      <w:pPr>
+        <w:ind w:left="4320" w:hanging="360"/>
+      </w:pPr>
+      <w:rPr>
+        <w:rFonts w:ascii="Wingdings" w:hAnsi="Wingdings" w:hint="default"/>
+      </w:rPr>
+    </w:lvl>
+    <w:lvl w:ilvl="6" w:tplc="04090001" w:tentative="1">
+      <w:start w:val="1"/>
+      <w:numFmt w:val="bullet"/>
+      <w:lvlText w:val=""/>
+      <w:lvlJc w:val="left"/>
+      <w:pPr>
+        <w:ind w:left="5040" w:hanging="360"/>
+      </w:pPr>
+      <w:rPr>
+        <w:rFonts w:ascii="Symbol" w:hAnsi="Symbol" w:hint="default"/>
+      </w:rPr>
+    </w:lvl>
+    <w:lvl w:ilvl="7" w:tplc="04090003" w:tentative="1">
+      <w:start w:val="1"/>
+      <w:numFmt w:val="bullet"/>
+      <w:lvlText w:val="o"/>
+      <w:lvlJc w:val="left"/>
+      <w:pPr>
+        <w:ind w:left="5760" w:hanging="360"/>
+      </w:pPr>
+      <w:rPr>
+        <w:rFonts w:ascii="Courier New" w:hAnsi="Courier New" w:cs="Courier New" w:hint="default"/>
+      </w:rPr>
+    </w:lvl>
+    <w:lvl w:ilvl="8" w:tplc="04090005" w:tentative="1">
+      <w:start w:val="1"/>
+      <w:numFmt w:val="bullet"/>
+      <w:lvlText w:val=""/>
+      <w:lvlJc w:val="left"/>
+      <w:pPr>
+        <w:ind w:left="6480" w:hanging="360"/>
+      </w:pPr>
+      <w:rPr>
+        <w:rFonts w:ascii="Wingdings" w:hAnsi="Wingdings" w:hint="default"/>
+      </w:rPr>
+    </w:lvl>
+  </w:abstractNum>
+  <w:abstractNum w:abstractNumId="1" w15:restartNumberingAfterBreak="0">
     <w:nsid w:val="07242672"/>
     <w:multiLevelType w:val="hybridMultilevel"/>
     <w:tmpl w:val="60A4FC18"/>
@@ -5898,7 +5904,7 @@
       </w:rPr>
     </w:lvl>
   </w:abstractNum>
-  <w:abstractNum w:abstractNumId="1" w15:restartNumberingAfterBreak="0">
+  <w:abstractNum w:abstractNumId="2" w15:restartNumberingAfterBreak="0">
     <w:nsid w:val="0FA843D6"/>
     <w:multiLevelType w:val="hybridMultilevel"/>
     <w:tmpl w:val="D4FC5FF6"/>
@@ -6011,7 +6017,7 @@
       </w:rPr>
     </w:lvl>
   </w:abstractNum>
-  <w:abstractNum w:abstractNumId="2" w15:restartNumberingAfterBreak="0">
+  <w:abstractNum w:abstractNumId="3" w15:restartNumberingAfterBreak="0">
     <w:nsid w:val="110A51D6"/>
     <w:multiLevelType w:val="hybridMultilevel"/>
     <w:tmpl w:val="FC12F718"/>
@@ -6123,7 +6129,7 @@
       </w:rPr>
     </w:lvl>
   </w:abstractNum>
-  <w:abstractNum w:abstractNumId="3" w15:restartNumberingAfterBreak="0">
+  <w:abstractNum w:abstractNumId="4" w15:restartNumberingAfterBreak="0">
     <w:nsid w:val="12725F2F"/>
     <w:multiLevelType w:val="hybridMultilevel"/>
     <w:tmpl w:val="29249714"/>
@@ -6236,7 +6242,7 @@
       </w:rPr>
     </w:lvl>
   </w:abstractNum>
-  <w:abstractNum w:abstractNumId="4" w15:restartNumberingAfterBreak="0">
+  <w:abstractNum w:abstractNumId="5" w15:restartNumberingAfterBreak="0">
     <w:nsid w:val="13A972C3"/>
     <w:multiLevelType w:val="hybridMultilevel"/>
     <w:tmpl w:val="EC5C4DD8"/>
@@ -6349,7 +6355,7 @@
       </w:rPr>
     </w:lvl>
   </w:abstractNum>
-  <w:abstractNum w:abstractNumId="5" w15:restartNumberingAfterBreak="0">
+  <w:abstractNum w:abstractNumId="6" w15:restartNumberingAfterBreak="0">
     <w:nsid w:val="17165D1B"/>
     <w:multiLevelType w:val="hybridMultilevel"/>
     <w:tmpl w:val="57942300"/>
@@ -6435,7 +6441,7 @@
       </w:pPr>
     </w:lvl>
   </w:abstractNum>
-  <w:abstractNum w:abstractNumId="6" w15:restartNumberingAfterBreak="0">
+  <w:abstractNum w:abstractNumId="7" w15:restartNumberingAfterBreak="0">
     <w:nsid w:val="17EA0ECE"/>
     <w:multiLevelType w:val="multilevel"/>
     <w:tmpl w:val="447226F6"/>
@@ -6584,7 +6590,7 @@
       </w:rPr>
     </w:lvl>
   </w:abstractNum>
-  <w:abstractNum w:abstractNumId="7" w15:restartNumberingAfterBreak="0">
+  <w:abstractNum w:abstractNumId="8" w15:restartNumberingAfterBreak="0">
     <w:nsid w:val="1817621D"/>
     <w:multiLevelType w:val="hybridMultilevel"/>
     <w:tmpl w:val="5C104348"/>
@@ -6697,7 +6703,7 @@
       </w:rPr>
     </w:lvl>
   </w:abstractNum>
-  <w:abstractNum w:abstractNumId="8" w15:restartNumberingAfterBreak="0">
+  <w:abstractNum w:abstractNumId="9" w15:restartNumberingAfterBreak="0">
     <w:nsid w:val="1BB825D5"/>
     <w:multiLevelType w:val="hybridMultilevel"/>
     <w:tmpl w:val="B888A8F8"/>
@@ -6809,7 +6815,7 @@
       </w:rPr>
     </w:lvl>
   </w:abstractNum>
-  <w:abstractNum w:abstractNumId="9" w15:restartNumberingAfterBreak="0">
+  <w:abstractNum w:abstractNumId="10" w15:restartNumberingAfterBreak="0">
     <w:nsid w:val="1D190277"/>
     <w:multiLevelType w:val="multilevel"/>
     <w:tmpl w:val="4796B74E"/>
@@ -6895,7 +6901,7 @@
       </w:pPr>
     </w:lvl>
   </w:abstractNum>
-  <w:abstractNum w:abstractNumId="10" w15:restartNumberingAfterBreak="0">
+  <w:abstractNum w:abstractNumId="11" w15:restartNumberingAfterBreak="0">
     <w:nsid w:val="1E0C6E87"/>
     <w:multiLevelType w:val="hybridMultilevel"/>
     <w:tmpl w:val="DDC4691A"/>
@@ -7008,7 +7014,7 @@
       </w:rPr>
     </w:lvl>
   </w:abstractNum>
-  <w:abstractNum w:abstractNumId="11" w15:restartNumberingAfterBreak="0">
+  <w:abstractNum w:abstractNumId="12" w15:restartNumberingAfterBreak="0">
     <w:nsid w:val="1FCB6643"/>
     <w:multiLevelType w:val="multilevel"/>
     <w:tmpl w:val="3E70E1E0"/>
@@ -7103,7 +7109,7 @@
       </w:pPr>
     </w:lvl>
   </w:abstractNum>
-  <w:abstractNum w:abstractNumId="12" w15:restartNumberingAfterBreak="0">
+  <w:abstractNum w:abstractNumId="13" w15:restartNumberingAfterBreak="0">
     <w:nsid w:val="22084036"/>
     <w:multiLevelType w:val="hybridMultilevel"/>
     <w:tmpl w:val="DBD28B6A"/>
@@ -7216,7 +7222,7 @@
       </w:rPr>
     </w:lvl>
   </w:abstractNum>
-  <w:abstractNum w:abstractNumId="13" w15:restartNumberingAfterBreak="0">
+  <w:abstractNum w:abstractNumId="14" w15:restartNumberingAfterBreak="0">
     <w:nsid w:val="228337A7"/>
     <w:multiLevelType w:val="hybridMultilevel"/>
     <w:tmpl w:val="8432D20C"/>
@@ -7329,7 +7335,7 @@
       </w:rPr>
     </w:lvl>
   </w:abstractNum>
-  <w:abstractNum w:abstractNumId="14" w15:restartNumberingAfterBreak="0">
+  <w:abstractNum w:abstractNumId="15" w15:restartNumberingAfterBreak="0">
     <w:nsid w:val="23327DE5"/>
     <w:multiLevelType w:val="hybridMultilevel"/>
     <w:tmpl w:val="1A4C4022"/>
@@ -7442,7 +7448,7 @@
       </w:rPr>
     </w:lvl>
   </w:abstractNum>
-  <w:abstractNum w:abstractNumId="15" w15:restartNumberingAfterBreak="0">
+  <w:abstractNum w:abstractNumId="16" w15:restartNumberingAfterBreak="0">
     <w:nsid w:val="256433CE"/>
     <w:multiLevelType w:val="hybridMultilevel"/>
     <w:tmpl w:val="495493D6"/>
@@ -7555,7 +7561,7 @@
       </w:rPr>
     </w:lvl>
   </w:abstractNum>
-  <w:abstractNum w:abstractNumId="16" w15:restartNumberingAfterBreak="0">
+  <w:abstractNum w:abstractNumId="17" w15:restartNumberingAfterBreak="0">
     <w:nsid w:val="29B24864"/>
     <w:multiLevelType w:val="hybridMultilevel"/>
     <w:tmpl w:val="06204748"/>
@@ -7644,7 +7650,232 @@
       </w:pPr>
     </w:lvl>
   </w:abstractNum>
-  <w:abstractNum w:abstractNumId="17" w15:restartNumberingAfterBreak="0">
+  <w:abstractNum w:abstractNumId="18" w15:restartNumberingAfterBreak="0">
+    <w:nsid w:val="2C2246C1"/>
+    <w:multiLevelType w:val="hybridMultilevel"/>
+    <w:tmpl w:val="48F2C360"/>
+    <w:lvl w:ilvl="0" w:tplc="49F0E92E">
+      <w:numFmt w:val="bullet"/>
+      <w:lvlText w:val="•"/>
+      <w:lvlJc w:val="left"/>
+      <w:pPr>
+        <w:ind w:left="720" w:hanging="360"/>
+      </w:pPr>
+      <w:rPr>
+        <w:rFonts w:ascii="Times New Roman" w:eastAsia="MS Mincho" w:hAnsi="Times New Roman" w:cs="Times New Roman" w:hint="default"/>
+      </w:rPr>
+    </w:lvl>
+    <w:lvl w:ilvl="1" w:tplc="04090003" w:tentative="1">
+      <w:start w:val="1"/>
+      <w:numFmt w:val="bullet"/>
+      <w:lvlText w:val="o"/>
+      <w:lvlJc w:val="left"/>
+      <w:pPr>
+        <w:ind w:left="1440" w:hanging="360"/>
+      </w:pPr>
+      <w:rPr>
+        <w:rFonts w:ascii="Courier New" w:hAnsi="Courier New" w:cs="Courier New" w:hint="default"/>
+      </w:rPr>
+    </w:lvl>
+    <w:lvl w:ilvl="2" w:tplc="04090005" w:tentative="1">
+      <w:start w:val="1"/>
+      <w:numFmt w:val="bullet"/>
+      <w:lvlText w:val=""/>
+      <w:lvlJc w:val="left"/>
+      <w:pPr>
+        <w:ind w:left="2160" w:hanging="360"/>
+      </w:pPr>
+      <w:rPr>
+        <w:rFonts w:ascii="Wingdings" w:hAnsi="Wingdings" w:hint="default"/>
+      </w:rPr>
+    </w:lvl>
+    <w:lvl w:ilvl="3" w:tplc="04090001" w:tentative="1">
+      <w:start w:val="1"/>
+      <w:numFmt w:val="bullet"/>
+      <w:lvlText w:val=""/>
+      <w:lvlJc w:val="left"/>
+      <w:pPr>
+        <w:ind w:left="2880" w:hanging="360"/>
+      </w:pPr>
+      <w:rPr>
+        <w:rFonts w:ascii="Symbol" w:hAnsi="Symbol" w:hint="default"/>
+      </w:rPr>
+    </w:lvl>
+    <w:lvl w:ilvl="4" w:tplc="04090003" w:tentative="1">
+      <w:start w:val="1"/>
+      <w:numFmt w:val="bullet"/>
+      <w:lvlText w:val="o"/>
+      <w:lvlJc w:val="left"/>
+      <w:pPr>
+        <w:ind w:left="3600" w:hanging="360"/>
+      </w:pPr>
+      <w:rPr>
+        <w:rFonts w:ascii="Courier New" w:hAnsi="Courier New" w:cs="Courier New" w:hint="default"/>
+      </w:rPr>
+    </w:lvl>
+    <w:lvl w:ilvl="5" w:tplc="04090005" w:tentative="1">
+      <w:start w:val="1"/>
+      <w:numFmt w:val="bullet"/>
+      <w:lvlText w:val=""/>
+      <w:lvlJc w:val="left"/>
+      <w:pPr>
+        <w:ind w:left="4320" w:hanging="360"/>
+      </w:pPr>
+      <w:rPr>
+        <w:rFonts w:ascii="Wingdings" w:hAnsi="Wingdings" w:hint="default"/>
+      </w:rPr>
+    </w:lvl>
+    <w:lvl w:ilvl="6" w:tplc="04090001" w:tentative="1">
+      <w:start w:val="1"/>
+      <w:numFmt w:val="bullet"/>
+      <w:lvlText w:val=""/>
+      <w:lvlJc w:val="left"/>
+      <w:pPr>
+        <w:ind w:left="5040" w:hanging="360"/>
+      </w:pPr>
+      <w:rPr>
+        <w:rFonts w:ascii="Symbol" w:hAnsi="Symbol" w:hint="default"/>
+      </w:rPr>
+    </w:lvl>
+    <w:lvl w:ilvl="7" w:tplc="04090003" w:tentative="1">
+      <w:start w:val="1"/>
+      <w:numFmt w:val="bullet"/>
+      <w:lvlText w:val="o"/>
+      <w:lvlJc w:val="left"/>
+      <w:pPr>
+        <w:ind w:left="5760" w:hanging="360"/>
+      </w:pPr>
+      <w:rPr>
+        <w:rFonts w:ascii="Courier New" w:hAnsi="Courier New" w:cs="Courier New" w:hint="default"/>
+      </w:rPr>
+    </w:lvl>
+    <w:lvl w:ilvl="8" w:tplc="04090005" w:tentative="1">
+      <w:start w:val="1"/>
+      <w:numFmt w:val="bullet"/>
+      <w:lvlText w:val=""/>
+      <w:lvlJc w:val="left"/>
+      <w:pPr>
+        <w:ind w:left="6480" w:hanging="360"/>
+      </w:pPr>
+      <w:rPr>
+        <w:rFonts w:ascii="Wingdings" w:hAnsi="Wingdings" w:hint="default"/>
+      </w:rPr>
+    </w:lvl>
+  </w:abstractNum>
+  <w:abstractNum w:abstractNumId="19" w15:restartNumberingAfterBreak="0">
+    <w:nsid w:val="2EEA75E5"/>
+    <w:multiLevelType w:val="hybridMultilevel"/>
+    <w:tmpl w:val="2926FC02"/>
+    <w:lvl w:ilvl="0" w:tplc="04090001">
+      <w:start w:val="1"/>
+      <w:numFmt w:val="bullet"/>
+      <w:lvlText w:val=""/>
+      <w:lvlJc w:val="left"/>
+      <w:pPr>
+        <w:ind w:left="720" w:hanging="360"/>
+      </w:pPr>
+      <w:rPr>
+        <w:rFonts w:ascii="Symbol" w:hAnsi="Symbol" w:hint="default"/>
+      </w:rPr>
+    </w:lvl>
+    <w:lvl w:ilvl="1" w:tplc="04090003" w:tentative="1">
+      <w:start w:val="1"/>
+      <w:numFmt w:val="bullet"/>
+      <w:lvlText w:val="o"/>
+      <w:lvlJc w:val="left"/>
+      <w:pPr>
+        <w:ind w:left="1440" w:hanging="360"/>
+      </w:pPr>
+      <w:rPr>
+        <w:rFonts w:ascii="Courier New" w:hAnsi="Courier New" w:cs="Courier New" w:hint="default"/>
+      </w:rPr>
+    </w:lvl>
+    <w:lvl w:ilvl="2" w:tplc="04090005" w:tentative="1">
+      <w:start w:val="1"/>
+      <w:numFmt w:val="bullet"/>
+      <w:lvlText w:val=""/>
+      <w:lvlJc w:val="left"/>
+      <w:pPr>
+        <w:ind w:left="2160" w:hanging="360"/>
+      </w:pPr>
+      <w:rPr>
+        <w:rFonts w:ascii="Wingdings" w:hAnsi="Wingdings" w:hint="default"/>
+      </w:rPr>
+    </w:lvl>
+    <w:lvl w:ilvl="3" w:tplc="04090001" w:tentative="1">
+      <w:start w:val="1"/>
+      <w:numFmt w:val="bullet"/>
+      <w:lvlText w:val=""/>
+      <w:lvlJc w:val="left"/>
+      <w:pPr>
+        <w:ind w:left="2880" w:hanging="360"/>
+      </w:pPr>
+      <w:rPr>
+        <w:rFonts w:ascii="Symbol" w:hAnsi="Symbol" w:hint="default"/>
+      </w:rPr>
+    </w:lvl>
+    <w:lvl w:ilvl="4" w:tplc="04090003" w:tentative="1">
+      <w:start w:val="1"/>
+      <w:numFmt w:val="bullet"/>
+      <w:lvlText w:val="o"/>
+      <w:lvlJc w:val="left"/>
+      <w:pPr>
+        <w:ind w:left="3600" w:hanging="360"/>
+      </w:pPr>
+      <w:rPr>
+        <w:rFonts w:ascii="Courier New" w:hAnsi="Courier New" w:cs="Courier New" w:hint="default"/>
+      </w:rPr>
+    </w:lvl>
+    <w:lvl w:ilvl="5" w:tplc="04090005" w:tentative="1">
+      <w:start w:val="1"/>
+      <w:numFmt w:val="bullet"/>
+      <w:lvlText w:val=""/>
+      <w:lvlJc w:val="left"/>
+      <w:pPr>
+        <w:ind w:left="4320" w:hanging="360"/>
+      </w:pPr>
+      <w:rPr>
+        <w:rFonts w:ascii="Wingdings" w:hAnsi="Wingdings" w:hint="default"/>
+      </w:rPr>
+    </w:lvl>
+    <w:lvl w:ilvl="6" w:tplc="04090001" w:tentative="1">
+      <w:start w:val="1"/>
+      <w:numFmt w:val="bullet"/>
+      <w:lvlText w:val=""/>
+      <w:lvlJc w:val="left"/>
+      <w:pPr>
+        <w:ind w:left="5040" w:hanging="360"/>
+      </w:pPr>
+      <w:rPr>
+        <w:rFonts w:ascii="Symbol" w:hAnsi="Symbol" w:hint="default"/>
+      </w:rPr>
+    </w:lvl>
+    <w:lvl w:ilvl="7" w:tplc="04090003" w:tentative="1">
+      <w:start w:val="1"/>
+      <w:numFmt w:val="bullet"/>
+      <w:lvlText w:val="o"/>
+      <w:lvlJc w:val="left"/>
+      <w:pPr>
+        <w:ind w:left="5760" w:hanging="360"/>
+      </w:pPr>
+      <w:rPr>
+        <w:rFonts w:ascii="Courier New" w:hAnsi="Courier New" w:cs="Courier New" w:hint="default"/>
+      </w:rPr>
+    </w:lvl>
+    <w:lvl w:ilvl="8" w:tplc="04090005" w:tentative="1">
+      <w:start w:val="1"/>
+      <w:numFmt w:val="bullet"/>
+      <w:lvlText w:val=""/>
+      <w:lvlJc w:val="left"/>
+      <w:pPr>
+        <w:ind w:left="6480" w:hanging="360"/>
+      </w:pPr>
+      <w:rPr>
+        <w:rFonts w:ascii="Wingdings" w:hAnsi="Wingdings" w:hint="default"/>
+      </w:rPr>
+    </w:lvl>
+  </w:abstractNum>
+  <w:abstractNum w:abstractNumId="20" w15:restartNumberingAfterBreak="0">
     <w:nsid w:val="300E4837"/>
     <w:multiLevelType w:val="hybridMultilevel"/>
     <w:tmpl w:val="21A88B6C"/>
@@ -7757,7 +7988,7 @@
       </w:rPr>
     </w:lvl>
   </w:abstractNum>
-  <w:abstractNum w:abstractNumId="18" w15:restartNumberingAfterBreak="0">
+  <w:abstractNum w:abstractNumId="21" w15:restartNumberingAfterBreak="0">
     <w:nsid w:val="325C3B4B"/>
     <w:multiLevelType w:val="hybridMultilevel"/>
     <w:tmpl w:val="C6E029BA"/>
@@ -7870,7 +8101,7 @@
       </w:rPr>
     </w:lvl>
   </w:abstractNum>
-  <w:abstractNum w:abstractNumId="19" w15:restartNumberingAfterBreak="0">
+  <w:abstractNum w:abstractNumId="22" w15:restartNumberingAfterBreak="0">
     <w:nsid w:val="36C30D85"/>
     <w:multiLevelType w:val="hybridMultilevel"/>
     <w:tmpl w:val="DE32E2F2"/>
@@ -7983,7 +8214,7 @@
       </w:rPr>
     </w:lvl>
   </w:abstractNum>
-  <w:abstractNum w:abstractNumId="20" w15:restartNumberingAfterBreak="0">
+  <w:abstractNum w:abstractNumId="23" w15:restartNumberingAfterBreak="0">
     <w:nsid w:val="3C2C271D"/>
     <w:multiLevelType w:val="hybridMultilevel"/>
     <w:tmpl w:val="978EAE6C"/>
@@ -8096,7 +8327,7 @@
       </w:rPr>
     </w:lvl>
   </w:abstractNum>
-  <w:abstractNum w:abstractNumId="21" w15:restartNumberingAfterBreak="0">
+  <w:abstractNum w:abstractNumId="24" w15:restartNumberingAfterBreak="0">
     <w:nsid w:val="3C9B4DAC"/>
     <w:multiLevelType w:val="hybridMultilevel"/>
     <w:tmpl w:val="E6F26226"/>
@@ -8182,7 +8413,7 @@
       </w:pPr>
     </w:lvl>
   </w:abstractNum>
-  <w:abstractNum w:abstractNumId="22" w15:restartNumberingAfterBreak="0">
+  <w:abstractNum w:abstractNumId="25" w15:restartNumberingAfterBreak="0">
     <w:nsid w:val="3D250691"/>
     <w:multiLevelType w:val="hybridMultilevel"/>
     <w:tmpl w:val="293652FA"/>
@@ -8295,7 +8526,7 @@
       </w:rPr>
     </w:lvl>
   </w:abstractNum>
-  <w:abstractNum w:abstractNumId="23" w15:restartNumberingAfterBreak="0">
+  <w:abstractNum w:abstractNumId="26" w15:restartNumberingAfterBreak="0">
     <w:nsid w:val="3E4219A4"/>
     <w:multiLevelType w:val="hybridMultilevel"/>
     <w:tmpl w:val="831E829E"/>
@@ -8407,7 +8638,7 @@
       </w:rPr>
     </w:lvl>
   </w:abstractNum>
-  <w:abstractNum w:abstractNumId="24" w15:restartNumberingAfterBreak="0">
+  <w:abstractNum w:abstractNumId="27" w15:restartNumberingAfterBreak="0">
     <w:nsid w:val="3F206DB5"/>
     <w:multiLevelType w:val="multilevel"/>
     <w:tmpl w:val="3544CBE4"/>
@@ -8556,7 +8787,7 @@
       </w:rPr>
     </w:lvl>
   </w:abstractNum>
-  <w:abstractNum w:abstractNumId="25" w15:restartNumberingAfterBreak="0">
+  <w:abstractNum w:abstractNumId="28" w15:restartNumberingAfterBreak="0">
     <w:nsid w:val="4056699C"/>
     <w:multiLevelType w:val="hybridMultilevel"/>
     <w:tmpl w:val="F6CED83E"/>
@@ -8669,7 +8900,7 @@
       </w:rPr>
     </w:lvl>
   </w:abstractNum>
-  <w:abstractNum w:abstractNumId="26" w15:restartNumberingAfterBreak="0">
+  <w:abstractNum w:abstractNumId="29" w15:restartNumberingAfterBreak="0">
     <w:nsid w:val="43804A33"/>
     <w:multiLevelType w:val="hybridMultilevel"/>
     <w:tmpl w:val="BF2A2F88"/>
@@ -8781,7 +9012,7 @@
       </w:rPr>
     </w:lvl>
   </w:abstractNum>
-  <w:abstractNum w:abstractNumId="27" w15:restartNumberingAfterBreak="0">
+  <w:abstractNum w:abstractNumId="30" w15:restartNumberingAfterBreak="0">
     <w:nsid w:val="44924F22"/>
     <w:multiLevelType w:val="hybridMultilevel"/>
     <w:tmpl w:val="F3AA4096"/>
@@ -8894,7 +9125,7 @@
       </w:rPr>
     </w:lvl>
   </w:abstractNum>
-  <w:abstractNum w:abstractNumId="28" w15:restartNumberingAfterBreak="0">
+  <w:abstractNum w:abstractNumId="31" w15:restartNumberingAfterBreak="0">
     <w:nsid w:val="4CAE6E69"/>
     <w:multiLevelType w:val="hybridMultilevel"/>
     <w:tmpl w:val="0E4A8148"/>
@@ -9006,7 +9237,7 @@
       </w:rPr>
     </w:lvl>
   </w:abstractNum>
-  <w:abstractNum w:abstractNumId="29" w15:restartNumberingAfterBreak="0">
+  <w:abstractNum w:abstractNumId="32" w15:restartNumberingAfterBreak="0">
     <w:nsid w:val="52D0448A"/>
     <w:multiLevelType w:val="hybridMultilevel"/>
     <w:tmpl w:val="17D823EE"/>
@@ -9119,7 +9350,7 @@
       </w:rPr>
     </w:lvl>
   </w:abstractNum>
-  <w:abstractNum w:abstractNumId="30" w15:restartNumberingAfterBreak="0">
+  <w:abstractNum w:abstractNumId="33" w15:restartNumberingAfterBreak="0">
     <w:nsid w:val="55975563"/>
     <w:multiLevelType w:val="hybridMultilevel"/>
     <w:tmpl w:val="F5EE2CAE"/>
@@ -9232,7 +9463,7 @@
       </w:rPr>
     </w:lvl>
   </w:abstractNum>
-  <w:abstractNum w:abstractNumId="31" w15:restartNumberingAfterBreak="0">
+  <w:abstractNum w:abstractNumId="34" w15:restartNumberingAfterBreak="0">
     <w:nsid w:val="5BD54EFD"/>
     <w:multiLevelType w:val="hybridMultilevel"/>
     <w:tmpl w:val="0F1030CA"/>
@@ -9345,7 +9576,7 @@
       </w:rPr>
     </w:lvl>
   </w:abstractNum>
-  <w:abstractNum w:abstractNumId="32" w15:restartNumberingAfterBreak="0">
+  <w:abstractNum w:abstractNumId="35" w15:restartNumberingAfterBreak="0">
     <w:nsid w:val="5C340F92"/>
     <w:multiLevelType w:val="hybridMultilevel"/>
     <w:tmpl w:val="AA529710"/>
@@ -9457,7 +9688,7 @@
       </w:rPr>
     </w:lvl>
   </w:abstractNum>
-  <w:abstractNum w:abstractNumId="33" w15:restartNumberingAfterBreak="0">
+  <w:abstractNum w:abstractNumId="36" w15:restartNumberingAfterBreak="0">
     <w:nsid w:val="5EC56EDC"/>
     <w:multiLevelType w:val="hybridMultilevel"/>
     <w:tmpl w:val="10C21EE0"/>
@@ -9569,7 +9800,7 @@
       </w:rPr>
     </w:lvl>
   </w:abstractNum>
-  <w:abstractNum w:abstractNumId="34" w15:restartNumberingAfterBreak="0">
+  <w:abstractNum w:abstractNumId="37" w15:restartNumberingAfterBreak="0">
     <w:nsid w:val="62175FB6"/>
     <w:multiLevelType w:val="hybridMultilevel"/>
     <w:tmpl w:val="1772F19E"/>
@@ -9681,7 +9912,7 @@
       </w:rPr>
     </w:lvl>
   </w:abstractNum>
-  <w:abstractNum w:abstractNumId="35" w15:restartNumberingAfterBreak="0">
+  <w:abstractNum w:abstractNumId="38" w15:restartNumberingAfterBreak="0">
     <w:nsid w:val="6329582B"/>
     <w:multiLevelType w:val="hybridMultilevel"/>
     <w:tmpl w:val="5BC61120"/>
@@ -9794,7 +10025,7 @@
       </w:rPr>
     </w:lvl>
   </w:abstractNum>
-  <w:abstractNum w:abstractNumId="36" w15:restartNumberingAfterBreak="0">
+  <w:abstractNum w:abstractNumId="39" w15:restartNumberingAfterBreak="0">
     <w:nsid w:val="677657B3"/>
     <w:multiLevelType w:val="hybridMultilevel"/>
     <w:tmpl w:val="5524D014"/>
@@ -9907,7 +10138,7 @@
       </w:rPr>
     </w:lvl>
   </w:abstractNum>
-  <w:abstractNum w:abstractNumId="37" w15:restartNumberingAfterBreak="0">
+  <w:abstractNum w:abstractNumId="40" w15:restartNumberingAfterBreak="0">
     <w:nsid w:val="67F61E84"/>
     <w:multiLevelType w:val="hybridMultilevel"/>
     <w:tmpl w:val="430EF71E"/>
@@ -10020,7 +10251,7 @@
       </w:rPr>
     </w:lvl>
   </w:abstractNum>
-  <w:abstractNum w:abstractNumId="38" w15:restartNumberingAfterBreak="0">
+  <w:abstractNum w:abstractNumId="41" w15:restartNumberingAfterBreak="0">
     <w:nsid w:val="6B8D481B"/>
     <w:multiLevelType w:val="hybridMultilevel"/>
     <w:tmpl w:val="01149C52"/>
@@ -10133,7 +10364,7 @@
       </w:rPr>
     </w:lvl>
   </w:abstractNum>
-  <w:abstractNum w:abstractNumId="39" w15:restartNumberingAfterBreak="0">
+  <w:abstractNum w:abstractNumId="42" w15:restartNumberingAfterBreak="0">
     <w:nsid w:val="6E7267F1"/>
     <w:multiLevelType w:val="hybridMultilevel"/>
     <w:tmpl w:val="3432C5BC"/>
@@ -10245,7 +10476,7 @@
       </w:rPr>
     </w:lvl>
   </w:abstractNum>
-  <w:abstractNum w:abstractNumId="40" w15:restartNumberingAfterBreak="0">
+  <w:abstractNum w:abstractNumId="43" w15:restartNumberingAfterBreak="0">
     <w:nsid w:val="6FE57B32"/>
     <w:multiLevelType w:val="hybridMultilevel"/>
     <w:tmpl w:val="8F24FF80"/>
@@ -10357,7 +10588,7 @@
       </w:rPr>
     </w:lvl>
   </w:abstractNum>
-  <w:abstractNum w:abstractNumId="41" w15:restartNumberingAfterBreak="0">
+  <w:abstractNum w:abstractNumId="44" w15:restartNumberingAfterBreak="0">
     <w:nsid w:val="71F17535"/>
     <w:multiLevelType w:val="hybridMultilevel"/>
     <w:tmpl w:val="CDCED060"/>
@@ -10470,7 +10701,7 @@
       </w:rPr>
     </w:lvl>
   </w:abstractNum>
-  <w:abstractNum w:abstractNumId="42" w15:restartNumberingAfterBreak="0">
+  <w:abstractNum w:abstractNumId="45" w15:restartNumberingAfterBreak="0">
     <w:nsid w:val="75050389"/>
     <w:multiLevelType w:val="hybridMultilevel"/>
     <w:tmpl w:val="5D4490F8"/>
@@ -10584,135 +10815,144 @@
     </w:lvl>
   </w:abstractNum>
   <w:num w:numId="1" w16cid:durableId="2095737834">
+    <w:abstractNumId w:val="10"/>
+  </w:num>
+  <w:num w:numId="2" w16cid:durableId="1355763415">
+    <w:abstractNumId w:val="10"/>
+  </w:num>
+  <w:num w:numId="3" w16cid:durableId="627468108">
+    <w:abstractNumId w:val="35"/>
+  </w:num>
+  <w:num w:numId="4" w16cid:durableId="2147312317">
+    <w:abstractNumId w:val="26"/>
+  </w:num>
+  <w:num w:numId="5" w16cid:durableId="1468888951">
+    <w:abstractNumId w:val="41"/>
+  </w:num>
+  <w:num w:numId="6" w16cid:durableId="1505826805">
+    <w:abstractNumId w:val="32"/>
+  </w:num>
+  <w:num w:numId="7" w16cid:durableId="410201841">
+    <w:abstractNumId w:val="12"/>
+  </w:num>
+  <w:num w:numId="8" w16cid:durableId="177933021">
+    <w:abstractNumId w:val="38"/>
+  </w:num>
+  <w:num w:numId="9" w16cid:durableId="453066233">
+    <w:abstractNumId w:val="23"/>
+  </w:num>
+  <w:num w:numId="10" w16cid:durableId="308437867">
+    <w:abstractNumId w:val="25"/>
+  </w:num>
+  <w:num w:numId="11" w16cid:durableId="2044015130">
+    <w:abstractNumId w:val="37"/>
+  </w:num>
+  <w:num w:numId="12" w16cid:durableId="1894543432">
+    <w:abstractNumId w:val="3"/>
+  </w:num>
+  <w:num w:numId="13" w16cid:durableId="1145977386">
+    <w:abstractNumId w:val="11"/>
+  </w:num>
+  <w:num w:numId="14" w16cid:durableId="1105805891">
+    <w:abstractNumId w:val="24"/>
+  </w:num>
+  <w:num w:numId="15" w16cid:durableId="1910379217">
+    <w:abstractNumId w:val="17"/>
+  </w:num>
+  <w:num w:numId="16" w16cid:durableId="532619251">
+    <w:abstractNumId w:val="33"/>
+  </w:num>
+  <w:num w:numId="17" w16cid:durableId="483934593">
+    <w:abstractNumId w:val="14"/>
+  </w:num>
+  <w:num w:numId="18" w16cid:durableId="114177715">
+    <w:abstractNumId w:val="28"/>
+  </w:num>
+  <w:num w:numId="19" w16cid:durableId="1754081084">
+    <w:abstractNumId w:val="34"/>
+  </w:num>
+  <w:num w:numId="20" w16cid:durableId="1659842329">
+    <w:abstractNumId w:val="44"/>
+  </w:num>
+  <w:num w:numId="21" w16cid:durableId="163865201">
+    <w:abstractNumId w:val="8"/>
+  </w:num>
+  <w:num w:numId="22" w16cid:durableId="1701786197">
+    <w:abstractNumId w:val="22"/>
+  </w:num>
+  <w:num w:numId="23" w16cid:durableId="1258517052">
+    <w:abstractNumId w:val="16"/>
+  </w:num>
+  <w:num w:numId="24" w16cid:durableId="961375172">
+    <w:abstractNumId w:val="5"/>
+  </w:num>
+  <w:num w:numId="25" w16cid:durableId="1663504458">
+    <w:abstractNumId w:val="15"/>
+  </w:num>
+  <w:num w:numId="26" w16cid:durableId="307058015">
+    <w:abstractNumId w:val="39"/>
+  </w:num>
+  <w:num w:numId="27" w16cid:durableId="82074765">
+    <w:abstractNumId w:val="29"/>
+  </w:num>
+  <w:num w:numId="28" w16cid:durableId="231620995">
+    <w:abstractNumId w:val="42"/>
+  </w:num>
+  <w:num w:numId="29" w16cid:durableId="941106550">
+    <w:abstractNumId w:val="31"/>
+  </w:num>
+  <w:num w:numId="30" w16cid:durableId="1248537759">
+    <w:abstractNumId w:val="4"/>
+  </w:num>
+  <w:num w:numId="31" w16cid:durableId="113404857">
+    <w:abstractNumId w:val="30"/>
+  </w:num>
+  <w:num w:numId="32" w16cid:durableId="405617677">
     <w:abstractNumId w:val="9"/>
   </w:num>
-  <w:num w:numId="2" w16cid:durableId="1355763415">
-    <w:abstractNumId w:val="9"/>
-  </w:num>
-  <w:num w:numId="3" w16cid:durableId="627468108">
-    <w:abstractNumId w:val="32"/>
-  </w:num>
-  <w:num w:numId="4" w16cid:durableId="2147312317">
-    <w:abstractNumId w:val="23"/>
-  </w:num>
-  <w:num w:numId="5" w16cid:durableId="1468888951">
-    <w:abstractNumId w:val="38"/>
-  </w:num>
-  <w:num w:numId="6" w16cid:durableId="1505826805">
-    <w:abstractNumId w:val="29"/>
-  </w:num>
-  <w:num w:numId="7" w16cid:durableId="410201841">
-    <w:abstractNumId w:val="11"/>
-  </w:num>
-  <w:num w:numId="8" w16cid:durableId="177933021">
-    <w:abstractNumId w:val="35"/>
-  </w:num>
-  <w:num w:numId="9" w16cid:durableId="453066233">
+  <w:num w:numId="33" w16cid:durableId="667246042">
     <w:abstractNumId w:val="20"/>
   </w:num>
-  <w:num w:numId="10" w16cid:durableId="308437867">
-    <w:abstractNumId w:val="22"/>
+  <w:num w:numId="34" w16cid:durableId="763064616">
+    <w:abstractNumId w:val="36"/>
   </w:num>
-  <w:num w:numId="11" w16cid:durableId="2044015130">
-    <w:abstractNumId w:val="34"/>
+  <w:num w:numId="35" w16cid:durableId="481195516">
+    <w:abstractNumId w:val="13"/>
   </w:num>
-  <w:num w:numId="12" w16cid:durableId="1894543432">
+  <w:num w:numId="36" w16cid:durableId="1067534202">
+    <w:abstractNumId w:val="43"/>
+  </w:num>
+  <w:num w:numId="37" w16cid:durableId="1271402247">
+    <w:abstractNumId w:val="45"/>
+  </w:num>
+  <w:num w:numId="38" w16cid:durableId="1723824251">
+    <w:abstractNumId w:val="21"/>
+  </w:num>
+  <w:num w:numId="39" w16cid:durableId="545145559">
     <w:abstractNumId w:val="2"/>
   </w:num>
-  <w:num w:numId="13" w16cid:durableId="1145977386">
-    <w:abstractNumId w:val="10"/>
+  <w:num w:numId="40" w16cid:durableId="1538007799">
+    <w:abstractNumId w:val="40"/>
   </w:num>
-  <w:num w:numId="14" w16cid:durableId="1105805891">
-    <w:abstractNumId w:val="21"/>
+  <w:num w:numId="41" w16cid:durableId="151679100">
+    <w:abstractNumId w:val="6"/>
   </w:num>
-  <w:num w:numId="15" w16cid:durableId="1910379217">
-    <w:abstractNumId w:val="16"/>
-  </w:num>
-  <w:num w:numId="16" w16cid:durableId="532619251">
-    <w:abstractNumId w:val="30"/>
-  </w:num>
-  <w:num w:numId="17" w16cid:durableId="483934593">
-    <w:abstractNumId w:val="13"/>
-  </w:num>
-  <w:num w:numId="18" w16cid:durableId="114177715">
-    <w:abstractNumId w:val="25"/>
-  </w:num>
-  <w:num w:numId="19" w16cid:durableId="1754081084">
-    <w:abstractNumId w:val="31"/>
-  </w:num>
-  <w:num w:numId="20" w16cid:durableId="1659842329">
-    <w:abstractNumId w:val="41"/>
-  </w:num>
-  <w:num w:numId="21" w16cid:durableId="163865201">
+  <w:num w:numId="42" w16cid:durableId="3556738">
     <w:abstractNumId w:val="7"/>
   </w:num>
-  <w:num w:numId="22" w16cid:durableId="1701786197">
+  <w:num w:numId="43" w16cid:durableId="785393384">
+    <w:abstractNumId w:val="27"/>
+  </w:num>
+  <w:num w:numId="44" w16cid:durableId="993264226">
+    <w:abstractNumId w:val="1"/>
+  </w:num>
+  <w:num w:numId="45" w16cid:durableId="273287179">
     <w:abstractNumId w:val="19"/>
   </w:num>
-  <w:num w:numId="23" w16cid:durableId="1258517052">
-    <w:abstractNumId w:val="15"/>
-  </w:num>
-  <w:num w:numId="24" w16cid:durableId="961375172">
-    <w:abstractNumId w:val="4"/>
-  </w:num>
-  <w:num w:numId="25" w16cid:durableId="1663504458">
-    <w:abstractNumId w:val="14"/>
-  </w:num>
-  <w:num w:numId="26" w16cid:durableId="307058015">
-    <w:abstractNumId w:val="36"/>
-  </w:num>
-  <w:num w:numId="27" w16cid:durableId="82074765">
-    <w:abstractNumId w:val="26"/>
-  </w:num>
-  <w:num w:numId="28" w16cid:durableId="231620995">
-    <w:abstractNumId w:val="39"/>
-  </w:num>
-  <w:num w:numId="29" w16cid:durableId="941106550">
-    <w:abstractNumId w:val="28"/>
-  </w:num>
-  <w:num w:numId="30" w16cid:durableId="1248537759">
-    <w:abstractNumId w:val="3"/>
-  </w:num>
-  <w:num w:numId="31" w16cid:durableId="113404857">
-    <w:abstractNumId w:val="27"/>
-  </w:num>
-  <w:num w:numId="32" w16cid:durableId="405617677">
-    <w:abstractNumId w:val="8"/>
-  </w:num>
-  <w:num w:numId="33" w16cid:durableId="667246042">
-    <w:abstractNumId w:val="17"/>
-  </w:num>
-  <w:num w:numId="34" w16cid:durableId="763064616">
-    <w:abstractNumId w:val="33"/>
-  </w:num>
-  <w:num w:numId="35" w16cid:durableId="481195516">
-    <w:abstractNumId w:val="12"/>
-  </w:num>
-  <w:num w:numId="36" w16cid:durableId="1067534202">
-    <w:abstractNumId w:val="40"/>
-  </w:num>
-  <w:num w:numId="37" w16cid:durableId="1271402247">
-    <w:abstractNumId w:val="42"/>
-  </w:num>
-  <w:num w:numId="38" w16cid:durableId="1723824251">
+  <w:num w:numId="46" w16cid:durableId="213275907">
     <w:abstractNumId w:val="18"/>
   </w:num>
-  <w:num w:numId="39" w16cid:durableId="545145559">
-    <w:abstractNumId w:val="1"/>
-  </w:num>
-  <w:num w:numId="40" w16cid:durableId="1538007799">
-    <w:abstractNumId w:val="37"/>
-  </w:num>
-  <w:num w:numId="41" w16cid:durableId="151679100">
-    <w:abstractNumId w:val="5"/>
-  </w:num>
-  <w:num w:numId="42" w16cid:durableId="3556738">
-    <w:abstractNumId w:val="6"/>
-  </w:num>
-  <w:num w:numId="43" w16cid:durableId="785393384">
-    <w:abstractNumId w:val="24"/>
-  </w:num>
-  <w:num w:numId="44" w16cid:durableId="993264226">
+  <w:num w:numId="47" w16cid:durableId="1590310353">
     <w:abstractNumId w:val="0"/>
   </w:num>
 </w:numbering>
@@ -11377,7 +11617,6 @@
   <w:style w:type="character" w:default="1" w:styleId="DefaultParagraphFont">
     <w:name w:val="Default Paragraph Font"/>
     <w:uiPriority w:val="1"/>
-    <w:semiHidden/>
     <w:unhideWhenUsed/>
   </w:style>
   <w:style w:type="table" w:default="1" w:styleId="TableNormal">
@@ -12568,19 +12807,20 @@
 
 <file path=word/glossary/fontTable.xml><?xml version="1.0" encoding="utf-8"?>
 <w:fonts xmlns:mc="http://schemas.openxmlformats.org/markup-compatibility/2006" xmlns:r="http://schemas.openxmlformats.org/officeDocument/2006/relationships" xmlns:w="http://schemas.openxmlformats.org/wordprocessingml/2006/main" xmlns:w14="http://schemas.microsoft.com/office/word/2010/wordml" xmlns:w15="http://schemas.microsoft.com/office/word/2012/wordml" xmlns:w16cex="http://schemas.microsoft.com/office/word/2018/wordml/cex" xmlns:w16cid="http://schemas.microsoft.com/office/word/2016/wordml/cid" xmlns:w16="http://schemas.microsoft.com/office/word/2018/wordml" xmlns:w16du="http://schemas.microsoft.com/office/word/2023/wordml/word16du" xmlns:w16sdtdh="http://schemas.microsoft.com/office/word/2020/wordml/sdtdatahash" xmlns:w16sdtfl="http://schemas.microsoft.com/office/word/2024/wordml/sdtformatlock" xmlns:w16se="http://schemas.microsoft.com/office/word/2015/wordml/symex" mc:Ignorable="w14 w15 w16se w16cid w16 w16cex w16sdtdh w16sdtfl w16du">
-  <w:font w:name="Symbol">
-    <w:panose1 w:val="05050102010706020507"/>
-    <w:charset w:val="02"/>
-    <w:family w:val="roman"/>
-    <w:pitch w:val="variable"/>
-    <w:sig w:usb0="00000000" w:usb1="10000000" w:usb2="00000000" w:usb3="00000000" w:csb0="80000000" w:csb1="00000000"/>
-  </w:font>
   <w:font w:name="Times New Roman">
     <w:panose1 w:val="02020603050405020304"/>
     <w:charset w:val="00"/>
     <w:family w:val="roman"/>
     <w:pitch w:val="variable"/>
     <w:sig w:usb0="E0002EFF" w:usb1="C000785B" w:usb2="00000009" w:usb3="00000000" w:csb0="000001FF" w:csb1="00000000"/>
+  </w:font>
+  <w:font w:name="MS Mincho">
+    <w:altName w:val="ＭＳ 明朝"/>
+    <w:panose1 w:val="02020609040205080304"/>
+    <w:charset w:val="80"/>
+    <w:family w:val="modern"/>
+    <w:pitch w:val="fixed"/>
+    <w:sig w:usb0="E00002FF" w:usb1="6AC7FDFB" w:usb2="08000012" w:usb3="00000000" w:csb0="0002009F" w:csb1="00000000"/>
   </w:font>
   <w:font w:name="Courier New">
     <w:panose1 w:val="02070309020205020404"/>
@@ -12596,13 +12836,12 @@
     <w:pitch w:val="variable"/>
     <w:sig w:usb0="00000000" w:usb1="10000000" w:usb2="00000000" w:usb3="00000000" w:csb0="80000000" w:csb1="00000000"/>
   </w:font>
-  <w:font w:name="MS Mincho">
-    <w:altName w:val="ＭＳ 明朝"/>
-    <w:panose1 w:val="02020609040205080304"/>
-    <w:charset w:val="80"/>
-    <w:family w:val="modern"/>
-    <w:pitch w:val="fixed"/>
-    <w:sig w:usb0="E00002FF" w:usb1="6AC7FDFB" w:usb2="08000012" w:usb3="00000000" w:csb0="0002009F" w:csb1="00000000"/>
+  <w:font w:name="Symbol">
+    <w:panose1 w:val="05050102010706020507"/>
+    <w:charset w:val="02"/>
+    <w:family w:val="roman"/>
+    <w:pitch w:val="variable"/>
+    <w:sig w:usb0="00000000" w:usb1="10000000" w:usb2="00000000" w:usb3="00000000" w:csb0="80000000" w:csb1="00000000"/>
   </w:font>
   <w:font w:name="Calibri">
     <w:panose1 w:val="020F0502020204030204"/>
@@ -12713,6 +12952,7 @@
     <w:rsid w:val="008973D5"/>
     <w:rsid w:val="008C5FFD"/>
     <w:rsid w:val="00925352"/>
+    <w:rsid w:val="009540A5"/>
     <w:rsid w:val="00972ECE"/>
     <w:rsid w:val="00990BD7"/>
     <w:rsid w:val="00994A7B"/>
@@ -12722,6 +12962,7 @@
     <w:rsid w:val="00A16840"/>
     <w:rsid w:val="00A9316A"/>
     <w:rsid w:val="00AA3301"/>
+    <w:rsid w:val="00AE3127"/>
     <w:rsid w:val="00AF507F"/>
     <w:rsid w:val="00B06229"/>
     <w:rsid w:val="00B279BC"/>
@@ -13526,18 +13767,32 @@
 </file>
 
 <file path=customXml/item1.xml><?xml version="1.0" encoding="utf-8"?>
-<p:properties xmlns:p="http://schemas.microsoft.com/office/2006/metadata/properties" xmlns:xsi="http://www.w3.org/2001/XMLSchema-instance" xmlns:pc="http://schemas.microsoft.com/office/infopath/2007/PartnerControls">
-  <documentManagement>
-    <TaxCatchAll xmlns="4de74af2-d2a7-4bc3-a319-420167317553" xsi:nil="true"/>
-    <ArchiverLinkFileType xmlns="c0991f74-233a-4c46-9c55-a176f0e8ba44" xsi:nil="true"/>
-    <lcf76f155ced4ddcb4097134ff3c332f xmlns="c0991f74-233a-4c46-9c55-a176f0e8ba44">
-      <Terms xmlns="http://schemas.microsoft.com/office/infopath/2007/PartnerControls"/>
-    </lcf76f155ced4ddcb4097134ff3c332f>
-  </documentManagement>
-</p:properties>
+<b:Sources xmlns:b="http://schemas.openxmlformats.org/officeDocument/2006/bibliography" xmlns="http://schemas.openxmlformats.org/officeDocument/2006/bibliography" SelectedStyle="/IEEE2006OfficeOnline.xsl" StyleName="IEEE" Version="2006">
+  <b:Source>
+    <b:Tag>Placeholder1</b:Tag>
+    <b:SourceType>Book</b:SourceType>
+    <b:Guid>{61C2BEB0-04B1-424E-AEC0-322EDBD1A18A}</b:Guid>
+    <b:RefOrder>2</b:RefOrder>
+  </b:Source>
+  <b:Source>
+    <b:Tag>Placeholder2</b:Tag>
+    <b:SourceType>Book</b:SourceType>
+    <b:Guid>{26E93F14-F601-D04A-A10D-E3BC3760B577}</b:Guid>
+    <b:RefOrder>1</b:RefOrder>
+  </b:Source>
+</b:Sources>
 </file>
 
 <file path=customXml/item2.xml><?xml version="1.0" encoding="utf-8"?>
+<?mso-contentType ?>
+<FormTemplates xmlns="http://schemas.microsoft.com/sharepoint/v3/contenttype/forms">
+  <Display>DocumentLibraryForm</Display>
+  <Edit>DocumentLibraryForm</Edit>
+  <New>DocumentLibraryForm</New>
+</FormTemplates>
+</file>
+
+<file path=customXml/item3.xml><?xml version="1.0" encoding="utf-8"?>
 <ct:contentTypeSchema xmlns:ct="http://schemas.microsoft.com/office/2006/metadata/contentType" xmlns:ma="http://schemas.microsoft.com/office/2006/metadata/properties/metaAttributes" ct:_="" ma:_="" ma:contentTypeName="Dokument" ma:contentTypeID="0x0101003A15E957932D6F4AB4FD28F85AF4FFD8" ma:contentTypeVersion="14" ma:contentTypeDescription="Ein neues Dokument erstellen." ma:contentTypeScope="" ma:versionID="e040dc8dbf4a4132031beaaf90e02bdd">
   <xsd:schema xmlns:xsd="http://www.w3.org/2001/XMLSchema" xmlns:xs="http://www.w3.org/2001/XMLSchema" xmlns:p="http://schemas.microsoft.com/office/2006/metadata/properties" xmlns:ns2="c0991f74-233a-4c46-9c55-a176f0e8ba44" xmlns:ns3="4de74af2-d2a7-4bc3-a319-420167317553" targetNamespace="http://schemas.microsoft.com/office/2006/metadata/properties" ma:root="true" ma:fieldsID="63fe477e893c7cf9e00d7d25e31408c1" ns2:_="" ns3:_="">
     <xsd:import namespace="c0991f74-233a-4c46-9c55-a176f0e8ba44"/>
@@ -13766,44 +14021,35 @@
 </ct:contentTypeSchema>
 </file>
 
-<file path=customXml/item3.xml><?xml version="1.0" encoding="utf-8"?>
-<?mso-contentType ?>
-<FormTemplates xmlns="http://schemas.microsoft.com/sharepoint/v3/contenttype/forms">
-  <Display>DocumentLibraryForm</Display>
-  <Edit>DocumentLibraryForm</Edit>
-  <New>DocumentLibraryForm</New>
-</FormTemplates>
-</file>
-
 <file path=customXml/item4.xml><?xml version="1.0" encoding="utf-8"?>
-<b:Sources xmlns:b="http://schemas.openxmlformats.org/officeDocument/2006/bibliography" xmlns="http://schemas.openxmlformats.org/officeDocument/2006/bibliography" SelectedStyle="/IEEE2006OfficeOnline.xsl" StyleName="IEEE" Version="2006">
-  <b:Source>
-    <b:Tag>Placeholder1</b:Tag>
-    <b:SourceType>Book</b:SourceType>
-    <b:Guid>{61C2BEB0-04B1-424E-AEC0-322EDBD1A18A}</b:Guid>
-    <b:RefOrder>2</b:RefOrder>
-  </b:Source>
-  <b:Source>
-    <b:Tag>Placeholder2</b:Tag>
-    <b:SourceType>Book</b:SourceType>
-    <b:Guid>{26E93F14-F601-D04A-A10D-E3BC3760B577}</b:Guid>
-    <b:RefOrder>1</b:RefOrder>
-  </b:Source>
-</b:Sources>
+<p:properties xmlns:p="http://schemas.microsoft.com/office/2006/metadata/properties" xmlns:xsi="http://www.w3.org/2001/XMLSchema-instance" xmlns:pc="http://schemas.microsoft.com/office/infopath/2007/PartnerControls">
+  <documentManagement>
+    <TaxCatchAll xmlns="4de74af2-d2a7-4bc3-a319-420167317553" xsi:nil="true"/>
+    <ArchiverLinkFileType xmlns="c0991f74-233a-4c46-9c55-a176f0e8ba44" xsi:nil="true"/>
+    <lcf76f155ced4ddcb4097134ff3c332f xmlns="c0991f74-233a-4c46-9c55-a176f0e8ba44">
+      <Terms xmlns="http://schemas.microsoft.com/office/infopath/2007/PartnerControls"/>
+    </lcf76f155ced4ddcb4097134ff3c332f>
+  </documentManagement>
+</p:properties>
 </file>
 
 <file path=customXml/itemProps1.xml><?xml version="1.0" encoding="utf-8"?>
-<ds:datastoreItem xmlns:ds="http://schemas.openxmlformats.org/officeDocument/2006/customXml" ds:itemID="{5DB99EA3-5A91-4DE8-9C2E-5E2756FB8116}">
+<ds:datastoreItem xmlns:ds="http://schemas.openxmlformats.org/officeDocument/2006/customXml" ds:itemID="{8ED87741-333E-524C-B42D-A34782CE569A}">
   <ds:schemaRefs>
-    <ds:schemaRef ds:uri="http://schemas.microsoft.com/office/2006/metadata/properties"/>
-    <ds:schemaRef ds:uri="http://schemas.microsoft.com/office/infopath/2007/PartnerControls"/>
-    <ds:schemaRef ds:uri="4de74af2-d2a7-4bc3-a319-420167317553"/>
-    <ds:schemaRef ds:uri="c0991f74-233a-4c46-9c55-a176f0e8ba44"/>
+    <ds:schemaRef ds:uri="http://schemas.openxmlformats.org/officeDocument/2006/bibliography"/>
   </ds:schemaRefs>
 </ds:datastoreItem>
 </file>
 
 <file path=customXml/itemProps2.xml><?xml version="1.0" encoding="utf-8"?>
+<ds:datastoreItem xmlns:ds="http://schemas.openxmlformats.org/officeDocument/2006/customXml" ds:itemID="{123745DA-69E4-464B-8AAF-512AB146EAEF}">
+  <ds:schemaRefs>
+    <ds:schemaRef ds:uri="http://schemas.microsoft.com/sharepoint/v3/contenttype/forms"/>
+  </ds:schemaRefs>
+</ds:datastoreItem>
+</file>
+
+<file path=customXml/itemProps3.xml><?xml version="1.0" encoding="utf-8"?>
 <ds:datastoreItem xmlns:ds="http://schemas.openxmlformats.org/officeDocument/2006/customXml" ds:itemID="{DB59158D-15C5-4DFF-AEB5-CA02C610712D}">
   <ds:schemaRefs>
     <ds:schemaRef ds:uri="http://schemas.microsoft.com/office/2006/metadata/contentType"/>
@@ -13822,18 +14068,13 @@
 </ds:datastoreItem>
 </file>
 
-<file path=customXml/itemProps3.xml><?xml version="1.0" encoding="utf-8"?>
-<ds:datastoreItem xmlns:ds="http://schemas.openxmlformats.org/officeDocument/2006/customXml" ds:itemID="{123745DA-69E4-464B-8AAF-512AB146EAEF}">
+<file path=customXml/itemProps4.xml><?xml version="1.0" encoding="utf-8"?>
+<ds:datastoreItem xmlns:ds="http://schemas.openxmlformats.org/officeDocument/2006/customXml" ds:itemID="{5DB99EA3-5A91-4DE8-9C2E-5E2756FB8116}">
   <ds:schemaRefs>
-    <ds:schemaRef ds:uri="http://schemas.microsoft.com/sharepoint/v3/contenttype/forms"/>
-  </ds:schemaRefs>
-</ds:datastoreItem>
-</file>
-
-<file path=customXml/itemProps4.xml><?xml version="1.0" encoding="utf-8"?>
-<ds:datastoreItem xmlns:ds="http://schemas.openxmlformats.org/officeDocument/2006/customXml" ds:itemID="{8ED87741-333E-524C-B42D-A34782CE569A}">
-  <ds:schemaRefs>
-    <ds:schemaRef ds:uri="http://schemas.openxmlformats.org/officeDocument/2006/bibliography"/>
+    <ds:schemaRef ds:uri="http://schemas.microsoft.com/office/2006/metadata/properties"/>
+    <ds:schemaRef ds:uri="http://schemas.microsoft.com/office/infopath/2007/PartnerControls"/>
+    <ds:schemaRef ds:uri="4de74af2-d2a7-4bc3-a319-420167317553"/>
+    <ds:schemaRef ds:uri="c0991f74-233a-4c46-9c55-a176f0e8ba44"/>
   </ds:schemaRefs>
 </ds:datastoreItem>
 </file>
--- a/Thesis Report Rafi.docx
+++ b/Thesis Report Rafi.docx
@@ -1730,36 +1730,175 @@
     <w:p/>
     <w:p>
       <w:r>
-        <w:t xml:space="preserve">For the hydrogen pathway, </w:t>
-      </w:r>
-    </w:p>
-    <w:p>
-      <w:pPr>
-        <w:pStyle w:val="ListParagraph"/>
-        <w:numPr>
-          <w:ilvl w:val="0"/>
-          <w:numId w:val="47"/>
-        </w:numPr>
-      </w:pPr>
-      <w:r>
-        <w:t>SOEC is good for heat integaration and efficiency but not good for renewables coupling</w:t>
-      </w:r>
-    </w:p>
-    <w:p>
-      <w:pPr>
-        <w:pStyle w:val="ListParagraph"/>
-        <w:numPr>
-          <w:ilvl w:val="0"/>
-          <w:numId w:val="47"/>
-        </w:numPr>
-      </w:pPr>
+        <w:t xml:space="preserve">The hydrogen pathway starts with splitting water into hydrogen and oxygen in a electrochemical process by utilizing an electrolyzer. </w:t>
+      </w:r>
+      <w:r>
+        <w:t xml:space="preserve">Many literature points out to Solid Oxide Electrolyzer Cell (SOEC) as a good selection for a power-to-methanol plant. SOEC high temperature environment </w:t>
+      </w:r>
+      <w:r>
+        <w:lastRenderedPageBreak/>
+        <w:t xml:space="preserve">allows the ability to </w:t>
+      </w:r>
+      <w:r>
+        <w:t>use heat and oxygen integration that low-temperature systems do not exploit as well</w:t>
+      </w:r>
+      <w:r>
+        <w:t xml:space="preserve">, which can increase energy efficiency of the entire plant. </w:t>
+      </w:r>
+      <w:r>
+        <w:t>However, there is a significant downside in the long-term stack durability, technology maturaty, and limited dynamicity, which is crucial when coupled with variable renewable energy [</w:t>
+      </w:r>
+      <w:r>
+        <w:t>https://doi.org/10.1016/j.apenergy.2020.115113</w:t>
+      </w:r>
+      <w:r>
+        <w:t>]. One techno-economic comparison of electroylzer technologies in power-to-methanol says alaklaine routes are reasonable for shot. To mid – term realization, while SOE</w:t>
+      </w:r>
+      <w:r>
+        <w:t>C</w:t>
+      </w:r>
+      <w:r>
+        <w:t xml:space="preserve"> is more of a mid- to long-term option. The main upside of low-temperature</w:t>
+      </w:r>
+      <w:r>
+        <w:t xml:space="preserve"> electrolyzer technololgies such as Alkaline Water Electrolyzer (AWE) and PEM (Proton Exchange Membrane) Electrolyzer is that they have operational maturatiy and significantly superior load-following range, which is integral for renewables coupling, while giving up heat-integration and co-electrolyzsis upside from SOEC [</w:t>
+      </w:r>
+      <w:r>
+        <w:t>https://doi.org/10.1016/j.ijhydene.2026.153394</w:t>
+      </w:r>
+      <w:r>
+        <w:t>].</w:t>
+      </w:r>
+      <w:r>
+        <w:t xml:space="preserve"> </w:t>
+      </w:r>
+    </w:p>
+    <w:p/>
+    <w:p>
+      <w:r>
+        <w:t xml:space="preserve">Then, as mentioned, electrolyzer produces hydrogen and oxygen; hydrogen gets compressed and goes to the methanol synthesis reactor and oxygen is used as a feed for Autothermal Reformer (ATR) to reform methano to produce syngas. Both biomass and hydrogen pathway then meet in the methanol reactor to synthesize methanol. </w:t>
+      </w:r>
+    </w:p>
+    <w:p/>
+    <w:p>
+      <w:r>
+        <w:t xml:space="preserve">The hybrid approach to produce methanol is attractice because of the higher carbon utilization and better use of the biomass resource. One study </w:t>
+      </w:r>
+      <w:r>
+        <w:t>found hybrid production reaches 89.8% carbon utilization and 85.8% overall efficiency, and can produce 101% more methano per biomass ton than conventional biomass-to-methanol baseline [</w:t>
+      </w:r>
+      <w:r>
+        <w:t>https://dx.doi.org/10.2139/ssrn.4184476</w:t>
+      </w:r>
+      <w:r>
+        <w:t xml:space="preserve">]. </w:t>
+      </w:r>
+      <w:r>
+        <w:t>Another found that a state-of-the-art biomass-to-methanol case sits at 53.3% efficiency with a 4.8-year payback, while full carbon conversion with electrolysis rises to 64.5–66.0% efficiency, so the hybrid can improve thermodynamics even when the economics worsen</w:t>
+      </w:r>
+      <w:r>
+        <w:t xml:space="preserve"> [</w:t>
+      </w:r>
+      <w:r>
+        <w:t>https://doi.org/10.1016/j.apenergy.2019.114071</w:t>
+      </w:r>
+      <w:r>
+        <w:t>]</w:t>
+      </w:r>
+      <w:r>
+        <w:t>. In favorable electricity-price windows</w:t>
+      </w:r>
+      <w:r>
+        <w:t>,</w:t>
+      </w:r>
+      <w:r>
+        <w:t xml:space="preserve"> </w:t>
+      </w:r>
+      <w:r>
+        <w:t>a</w:t>
+      </w:r>
+      <w:r>
+        <w:t xml:space="preserve"> flexible plant can also earn value from changing power prices instead of running at a fixed load</w:t>
+      </w:r>
+      <w:r>
+        <w:t xml:space="preserve"> [</w:t>
+      </w:r>
+      <w:r>
+        <w:t>https://doi.org/10.1016/j.fuel.2021.122113</w:t>
+      </w:r>
+      <w:r>
+        <w:t>]</w:t>
+      </w:r>
+      <w:r>
+        <w:t>.</w:t>
+      </w:r>
+    </w:p>
+    <w:p/>
+    <w:p>
+      <w:r>
+        <w:t xml:space="preserve">Despite the benefits of the hzbrid system, some papers also point out main bottlenecks that challenge the feasibility of the hybrid plant. These bottlenecks touch on the topic of electrolyzer </w:t>
+      </w:r>
+      <w:r>
+        <w:lastRenderedPageBreak/>
+        <w:t xml:space="preserve">utilization, electricity price, stack cost, stack lifetime, and the integration of oxygen and heat streams. One study asserts that high electrolysis capacity factor is needed for </w:t>
+      </w:r>
+      <w:r>
+        <w:t>competitive</w:t>
+      </w:r>
+      <w:r>
+        <w:t xml:space="preserve"> e-MeOH, and the full-carbon-</w:t>
+      </w:r>
+      <w:r>
+        <w:t>conversion</w:t>
+      </w:r>
+      <w:r>
+        <w:t xml:space="preserve"> case only becomes </w:t>
+      </w:r>
+      <w:r>
+        <w:t>attractive</w:t>
+      </w:r>
+      <w:r>
+        <w:t xml:space="preserve"> if stack cost, electricity price, and lifetime all improve [</w:t>
+      </w:r>
+      <w:r>
+        <w:t>https://doi.org/10.1016/j.fuel.2021.122113</w:t>
+      </w:r>
+      <w:r>
+        <w:t>]. Oxygen handling is another practical blocker, because direct gasification can avoid large oxygen storage, which improves capex and safety, but only if the plant and the gasifiers oxygen demand match [</w:t>
+      </w:r>
+      <w:r>
+        <w:t>https://doi.org/10.3389/fenrg.2021.795673</w:t>
+      </w:r>
+      <w:r>
+        <w:t>].</w:t>
+      </w:r>
+      <w:r>
+        <w:t xml:space="preserve"> </w:t>
+      </w:r>
+    </w:p>
+    <w:p/>
+    <w:p>
+      <w:r>
+        <w:t>To address these challenges, it is then crucial to adopt an optimization strategy in order to maximize methanol yield and operational efficiency while minimizing the total cost of the plan. One paper did a study on optimizing the reactor of the Methanol synthesis for a power and biomass to methanol (PBtM) plant and the result shoed 20% cost reduction in e-MeOH cost [</w:t>
+      </w:r>
+      <w:r>
+        <w:t>https://doi.org/10.1016/j.fuel.2021.122113</w:t>
+      </w:r>
+      <w:r>
+        <w:t xml:space="preserve">]. Now this takes into account only optimization of one component, it is then intuitive to imagine a significant price reduction on an optimization on a plant level. This makes optimization the bridge between a technically plausible plant and one that can survive real electricity prices, real stack degradation, and real-scale capex. </w:t>
+      </w:r>
+    </w:p>
+    <w:p/>
+    <w:p>
+      <w:r>
+        <w:t xml:space="preserve"> </w:t>
+      </w:r>
     </w:p>
     <w:p>
       <w:pPr>
         <w:pStyle w:val="Heading2"/>
       </w:pPr>
       <w:r>
-        <w:lastRenderedPageBreak/>
         <w:t>MILP for Complex Polygeneration System</w:t>
       </w:r>
     </w:p>
@@ -1937,6 +2076,7 @@
         </w:numPr>
       </w:pPr>
       <w:r>
+        <w:lastRenderedPageBreak/>
         <w:t>Equation of sum of reward</w:t>
       </w:r>
     </w:p>
@@ -2396,7 +2536,6 @@
     </w:p>
     <w:p>
       <w:r>
-        <w:lastRenderedPageBreak/>
         <w:t xml:space="preserve">Modelling an accurate </w:t>
       </w:r>
       <w:r>
@@ -2538,7 +2677,11 @@
         <w:t xml:space="preserve">. This algorithm excels in </w:t>
       </w:r>
       <w:r>
-        <w:t>controlling and optimizing discrete choices but not continuous ones</w:t>
+        <w:t xml:space="preserve">controlling and optimizing discrete choices but not </w:t>
+      </w:r>
+      <w:r>
+        <w:lastRenderedPageBreak/>
+        <w:t>continuous ones</w:t>
       </w:r>
       <w:r>
         <w:t xml:space="preserve"> </w:t>
@@ -2718,7 +2861,6 @@
         <w:pStyle w:val="Heading2"/>
       </w:pPr>
       <w:r>
-        <w:lastRenderedPageBreak/>
         <w:t>RL vs MILP for Different Applications</w:t>
       </w:r>
     </w:p>
@@ -2945,7 +3087,14 @@
         <w:rPr>
           <w:color w:val="000000"/>
         </w:rPr>
-        <w:t>This is due to the fact that RL</w:t>
+        <w:t xml:space="preserve">This is due to the </w:t>
+      </w:r>
+      <w:r>
+        <w:rPr>
+          <w:color w:val="000000"/>
+        </w:rPr>
+        <w:lastRenderedPageBreak/>
+        <w:t>fact that RL</w:t>
       </w:r>
       <w:r>
         <w:rPr>
@@ -3211,14 +3360,7 @@
         <w:rPr>
           <w:color w:val="000000"/>
         </w:rPr>
-        <w:t xml:space="preserve">how important the modelling phase </w:t>
-      </w:r>
-      <w:r>
-        <w:rPr>
-          <w:color w:val="000000"/>
-        </w:rPr>
-        <w:lastRenderedPageBreak/>
-        <w:t>and identical assumption are for a fair comparison.</w:t>
+        <w:t>how important the modelling phase and identical assumption are for a fair comparison.</w:t>
       </w:r>
       <w:r>
         <w:rPr>
@@ -12928,6 +13070,7 @@
     <w:rsid w:val="00364EE5"/>
     <w:rsid w:val="003834D4"/>
     <w:rsid w:val="00387AFB"/>
+    <w:rsid w:val="003A3213"/>
     <w:rsid w:val="003A41B9"/>
     <w:rsid w:val="004A039B"/>
     <w:rsid w:val="004A3857"/>
@@ -12946,6 +13089,7 @@
     <w:rsid w:val="00737891"/>
     <w:rsid w:val="00770EC1"/>
     <w:rsid w:val="00806D95"/>
+    <w:rsid w:val="00846521"/>
     <w:rsid w:val="00862D9B"/>
     <w:rsid w:val="00867ADA"/>
     <w:rsid w:val="00874878"/>
@@ -13767,32 +13911,18 @@
 </file>
 
 <file path=customXml/item1.xml><?xml version="1.0" encoding="utf-8"?>
-<b:Sources xmlns:b="http://schemas.openxmlformats.org/officeDocument/2006/bibliography" xmlns="http://schemas.openxmlformats.org/officeDocument/2006/bibliography" SelectedStyle="/IEEE2006OfficeOnline.xsl" StyleName="IEEE" Version="2006">
-  <b:Source>
-    <b:Tag>Placeholder1</b:Tag>
-    <b:SourceType>Book</b:SourceType>
-    <b:Guid>{61C2BEB0-04B1-424E-AEC0-322EDBD1A18A}</b:Guid>
-    <b:RefOrder>2</b:RefOrder>
-  </b:Source>
-  <b:Source>
-    <b:Tag>Placeholder2</b:Tag>
-    <b:SourceType>Book</b:SourceType>
-    <b:Guid>{26E93F14-F601-D04A-A10D-E3BC3760B577}</b:Guid>
-    <b:RefOrder>1</b:RefOrder>
-  </b:Source>
-</b:Sources>
+<p:properties xmlns:p="http://schemas.microsoft.com/office/2006/metadata/properties" xmlns:xsi="http://www.w3.org/2001/XMLSchema-instance" xmlns:pc="http://schemas.microsoft.com/office/infopath/2007/PartnerControls">
+  <documentManagement>
+    <TaxCatchAll xmlns="4de74af2-d2a7-4bc3-a319-420167317553" xsi:nil="true"/>
+    <ArchiverLinkFileType xmlns="c0991f74-233a-4c46-9c55-a176f0e8ba44" xsi:nil="true"/>
+    <lcf76f155ced4ddcb4097134ff3c332f xmlns="c0991f74-233a-4c46-9c55-a176f0e8ba44">
+      <Terms xmlns="http://schemas.microsoft.com/office/infopath/2007/PartnerControls"/>
+    </lcf76f155ced4ddcb4097134ff3c332f>
+  </documentManagement>
+</p:properties>
 </file>
 
 <file path=customXml/item2.xml><?xml version="1.0" encoding="utf-8"?>
-<?mso-contentType ?>
-<FormTemplates xmlns="http://schemas.microsoft.com/sharepoint/v3/contenttype/forms">
-  <Display>DocumentLibraryForm</Display>
-  <Edit>DocumentLibraryForm</Edit>
-  <New>DocumentLibraryForm</New>
-</FormTemplates>
-</file>
-
-<file path=customXml/item3.xml><?xml version="1.0" encoding="utf-8"?>
 <ct:contentTypeSchema xmlns:ct="http://schemas.microsoft.com/office/2006/metadata/contentType" xmlns:ma="http://schemas.microsoft.com/office/2006/metadata/properties/metaAttributes" ct:_="" ma:_="" ma:contentTypeName="Dokument" ma:contentTypeID="0x0101003A15E957932D6F4AB4FD28F85AF4FFD8" ma:contentTypeVersion="14" ma:contentTypeDescription="Ein neues Dokument erstellen." ma:contentTypeScope="" ma:versionID="e040dc8dbf4a4132031beaaf90e02bdd">
   <xsd:schema xmlns:xsd="http://www.w3.org/2001/XMLSchema" xmlns:xs="http://www.w3.org/2001/XMLSchema" xmlns:p="http://schemas.microsoft.com/office/2006/metadata/properties" xmlns:ns2="c0991f74-233a-4c46-9c55-a176f0e8ba44" xmlns:ns3="4de74af2-d2a7-4bc3-a319-420167317553" targetNamespace="http://schemas.microsoft.com/office/2006/metadata/properties" ma:root="true" ma:fieldsID="63fe477e893c7cf9e00d7d25e31408c1" ns2:_="" ns3:_="">
     <xsd:import namespace="c0991f74-233a-4c46-9c55-a176f0e8ba44"/>
@@ -14021,35 +14151,44 @@
 </ct:contentTypeSchema>
 </file>
 
+<file path=customXml/item3.xml><?xml version="1.0" encoding="utf-8"?>
+<?mso-contentType ?>
+<FormTemplates xmlns="http://schemas.microsoft.com/sharepoint/v3/contenttype/forms">
+  <Display>DocumentLibraryForm</Display>
+  <Edit>DocumentLibraryForm</Edit>
+  <New>DocumentLibraryForm</New>
+</FormTemplates>
+</file>
+
 <file path=customXml/item4.xml><?xml version="1.0" encoding="utf-8"?>
-<p:properties xmlns:p="http://schemas.microsoft.com/office/2006/metadata/properties" xmlns:xsi="http://www.w3.org/2001/XMLSchema-instance" xmlns:pc="http://schemas.microsoft.com/office/infopath/2007/PartnerControls">
-  <documentManagement>
-    <TaxCatchAll xmlns="4de74af2-d2a7-4bc3-a319-420167317553" xsi:nil="true"/>
-    <ArchiverLinkFileType xmlns="c0991f74-233a-4c46-9c55-a176f0e8ba44" xsi:nil="true"/>
-    <lcf76f155ced4ddcb4097134ff3c332f xmlns="c0991f74-233a-4c46-9c55-a176f0e8ba44">
-      <Terms xmlns="http://schemas.microsoft.com/office/infopath/2007/PartnerControls"/>
-    </lcf76f155ced4ddcb4097134ff3c332f>
-  </documentManagement>
-</p:properties>
+<b:Sources xmlns:b="http://schemas.openxmlformats.org/officeDocument/2006/bibliography" xmlns="http://schemas.openxmlformats.org/officeDocument/2006/bibliography" SelectedStyle="/IEEE2006OfficeOnline.xsl" StyleName="IEEE" Version="2006">
+  <b:Source>
+    <b:Tag>Placeholder1</b:Tag>
+    <b:SourceType>Book</b:SourceType>
+    <b:Guid>{61C2BEB0-04B1-424E-AEC0-322EDBD1A18A}</b:Guid>
+    <b:RefOrder>2</b:RefOrder>
+  </b:Source>
+  <b:Source>
+    <b:Tag>Placeholder2</b:Tag>
+    <b:SourceType>Book</b:SourceType>
+    <b:Guid>{26E93F14-F601-D04A-A10D-E3BC3760B577}</b:Guid>
+    <b:RefOrder>1</b:RefOrder>
+  </b:Source>
+</b:Sources>
 </file>
 
 <file path=customXml/itemProps1.xml><?xml version="1.0" encoding="utf-8"?>
-<ds:datastoreItem xmlns:ds="http://schemas.openxmlformats.org/officeDocument/2006/customXml" ds:itemID="{8ED87741-333E-524C-B42D-A34782CE569A}">
+<ds:datastoreItem xmlns:ds="http://schemas.openxmlformats.org/officeDocument/2006/customXml" ds:itemID="{5DB99EA3-5A91-4DE8-9C2E-5E2756FB8116}">
   <ds:schemaRefs>
-    <ds:schemaRef ds:uri="http://schemas.openxmlformats.org/officeDocument/2006/bibliography"/>
+    <ds:schemaRef ds:uri="http://schemas.microsoft.com/office/2006/metadata/properties"/>
+    <ds:schemaRef ds:uri="http://schemas.microsoft.com/office/infopath/2007/PartnerControls"/>
+    <ds:schemaRef ds:uri="4de74af2-d2a7-4bc3-a319-420167317553"/>
+    <ds:schemaRef ds:uri="c0991f74-233a-4c46-9c55-a176f0e8ba44"/>
   </ds:schemaRefs>
 </ds:datastoreItem>
 </file>
 
 <file path=customXml/itemProps2.xml><?xml version="1.0" encoding="utf-8"?>
-<ds:datastoreItem xmlns:ds="http://schemas.openxmlformats.org/officeDocument/2006/customXml" ds:itemID="{123745DA-69E4-464B-8AAF-512AB146EAEF}">
-  <ds:schemaRefs>
-    <ds:schemaRef ds:uri="http://schemas.microsoft.com/sharepoint/v3/contenttype/forms"/>
-  </ds:schemaRefs>
-</ds:datastoreItem>
-</file>
-
-<file path=customXml/itemProps3.xml><?xml version="1.0" encoding="utf-8"?>
 <ds:datastoreItem xmlns:ds="http://schemas.openxmlformats.org/officeDocument/2006/customXml" ds:itemID="{DB59158D-15C5-4DFF-AEB5-CA02C610712D}">
   <ds:schemaRefs>
     <ds:schemaRef ds:uri="http://schemas.microsoft.com/office/2006/metadata/contentType"/>
@@ -14068,13 +14207,18 @@
 </ds:datastoreItem>
 </file>
 
+<file path=customXml/itemProps3.xml><?xml version="1.0" encoding="utf-8"?>
+<ds:datastoreItem xmlns:ds="http://schemas.openxmlformats.org/officeDocument/2006/customXml" ds:itemID="{123745DA-69E4-464B-8AAF-512AB146EAEF}">
+  <ds:schemaRefs>
+    <ds:schemaRef ds:uri="http://schemas.microsoft.com/sharepoint/v3/contenttype/forms"/>
+  </ds:schemaRefs>
+</ds:datastoreItem>
+</file>
+
 <file path=customXml/itemProps4.xml><?xml version="1.0" encoding="utf-8"?>
-<ds:datastoreItem xmlns:ds="http://schemas.openxmlformats.org/officeDocument/2006/customXml" ds:itemID="{5DB99EA3-5A91-4DE8-9C2E-5E2756FB8116}">
+<ds:datastoreItem xmlns:ds="http://schemas.openxmlformats.org/officeDocument/2006/customXml" ds:itemID="{8ED87741-333E-524C-B42D-A34782CE569A}">
   <ds:schemaRefs>
-    <ds:schemaRef ds:uri="http://schemas.microsoft.com/office/2006/metadata/properties"/>
-    <ds:schemaRef ds:uri="http://schemas.microsoft.com/office/infopath/2007/PartnerControls"/>
-    <ds:schemaRef ds:uri="4de74af2-d2a7-4bc3-a319-420167317553"/>
-    <ds:schemaRef ds:uri="c0991f74-233a-4c46-9c55-a176f0e8ba44"/>
+    <ds:schemaRef ds:uri="http://schemas.openxmlformats.org/officeDocument/2006/bibliography"/>
   </ds:schemaRefs>
 </ds:datastoreItem>
 </file>
--- a/Thesis Report Rafi.docx
+++ b/Thesis Report Rafi.docx
@@ -1641,267 +1641,90 @@
       </w:r>
     </w:p>
     <w:p>
-      <w:pPr>
-        <w:pStyle w:val="ListParagraph"/>
-        <w:numPr>
-          <w:ilvl w:val="0"/>
-          <w:numId w:val="46"/>
-        </w:numPr>
-      </w:pPr>
-      <w:r>
-        <w:t>What the the hybrid biomass and power to methanol actually mean</w:t>
-      </w:r>
-    </w:p>
-    <w:p>
-      <w:pPr>
-        <w:pStyle w:val="ListParagraph"/>
-        <w:numPr>
-          <w:ilvl w:val="0"/>
-          <w:numId w:val="46"/>
-        </w:numPr>
-      </w:pPr>
-      <w:r>
-        <w:t>The process that entails this system and the most commong technology choice of the biomass and hydrogen routes</w:t>
-      </w:r>
-    </w:p>
-    <w:p>
-      <w:pPr>
-        <w:pStyle w:val="ListParagraph"/>
-        <w:numPr>
-          <w:ilvl w:val="0"/>
-          <w:numId w:val="46"/>
-        </w:numPr>
-      </w:pPr>
-      <w:r>
-        <w:t>Advantage of this hybridization</w:t>
-      </w:r>
-    </w:p>
-    <w:p>
-      <w:pPr>
-        <w:pStyle w:val="ListParagraph"/>
-        <w:numPr>
-          <w:ilvl w:val="0"/>
-          <w:numId w:val="46"/>
-        </w:numPr>
-      </w:pPr>
-      <w:r>
-        <w:t>What is important for this hybridization and what are the blocking points</w:t>
-      </w:r>
-    </w:p>
-    <w:p>
-      <w:pPr>
-        <w:pStyle w:val="ListParagraph"/>
-        <w:numPr>
-          <w:ilvl w:val="0"/>
-          <w:numId w:val="46"/>
-        </w:numPr>
-      </w:pPr>
-      <w:r>
-        <w:t>What is important to address these blocking points</w:t>
-      </w:r>
-    </w:p>
-    <w:p>
-      <w:pPr>
-        <w:pStyle w:val="ListParagraph"/>
-        <w:numPr>
-          <w:ilvl w:val="0"/>
-          <w:numId w:val="46"/>
-        </w:numPr>
-      </w:pPr>
-      <w:r>
-        <w:t>and how optimization can support the technological feasibility and economical viability of the hybrid biomass power to methanol project</w:t>
+      <w:r>
+        <w:t>The hybridization strategy considered in this thesis integrates two upstream pathways that jointly supply the feedstock for methanol synthesis: (i) a biomass-derived pathway and (ii) a hydrogen pathway based on water electrolysis. This configuration enables coordinated carbon and hydrogen management prior to the synthesis loop.</w:t>
       </w:r>
     </w:p>
     <w:p/>
     <w:p>
       <w:r>
-        <w:t xml:space="preserve">The hybridization strategy to produce methanol in this thesis essentially mean that there are two upstream pathways that become the feedstock of the methanol synthesis. The first pathway is the biomass pathway and the second pathway is the hydrogen pathway through electrolysis. </w:t>
+        <w:t>In the biomass pathway, available feedstocks are converted into either syngas or biogas, which is subsequently upgraded to syngas for methanol production. In the literature, gasification is most commonly employed to directly convert solid biomass into syngas. An alternative route relies on anaerobic digestion (AD), where biomass is first converted into biogas and then reformed to syngas prior to methanol synthesis. The differences in process steps primarily drive the trade-offs between these technologies. The AD-based route is attractive because it can be integrated with existing waste-treatment infrastructure; however, it requires additional downstream conversion steps, making the pathway less direct and more dependent on reforming, CO₂ handling, and potentially electrolysis integration. In contrast, gasifier-based routes are more established for methanol synthesis, as they provide syngas directly and are well suited for coupling with high-temperature processes. Their disadvantages include challenges related to high-temperature solid handling, the requirement for an oxygen supply (e.g., via an air separation unit, ASU), and stricter gas-cleaning requirements. [NEED REFERENCE: comparative assessment of AD vs. gasification routes for methanol production, including process complexity and integration constraints]</w:t>
       </w:r>
     </w:p>
     <w:p/>
     <w:p>
       <w:r>
-        <w:t xml:space="preserve">For </w:t>
-      </w:r>
-      <w:r>
-        <w:t>the biomass pathway, the process converts available biomass into biogas or syngas which then are transformed into methanol. In the literature, gasification processs is mostly utilized for such a plant to directly convert biomass into syngas, however, there is also another alternative of using anaerobic digester to initially produce biogas and this biogas will then be reformed to produce syngas for the methanol synthesis. The difference process steps are main drive for the tradeoff for each technology. The AD-based route is attractice because ist can sit on top of a waster treatment infrastructure but they need an extra conversion step before methanol, so the process is less direct and more dependent on reforming, CO2 handling, or electrolysis integration. Gasifier-based routes are more established for methanol synthesis because they give syngas directly and it is favored to be coupled with high temperature heat processes but comes with some penalties which are temperature solid handling, oxygen/ASU burden, and tighter cleanup requirement.</w:t>
+        <w:t xml:space="preserve">The hydrogen pathway begins with the electrochemical splitting of water into hydrogen and oxygen using an electrolyzer. Several studies identify Solid Oxide Electrolyzer Cells (SOECs) as a promising option for power-to-methanol systems. The high operating temperature of SOECs allows for heat integration and potential oxygen utilization, which can increase overall plant efficiency compared to low-temperature systems (e.g., https://doi.org/10.1016/j.apenergy.2020.115113). However, key challenges include long-term stack durability, technological maturity, and limited operational flexibility, which is particularly relevant for systems coupled to variable renewable electricity. Techno-economic comparisons </w:t>
+      </w:r>
+      <w:r>
+        <w:lastRenderedPageBreak/>
+        <w:t xml:space="preserve">suggest that alkaline water electrolysis (AWE) represents a viable short- to mid-term option, whereas SOECs are more likely to be competitive in the mid- to long-term. Low-temperature electrolyzers such as AWE and proton exchange membrane (PEM) systems offer higher technological maturity and superior load-following capability, which is advantageous for renewable integration, but they do not fully exploit heat integration or co-electrolysis opportunities available to SOECs (e.g., </w:t>
+      </w:r>
+      <w:hyperlink r:id="rId19" w:history="1">
+        <w:r>
+          <w:rPr>
+            <w:rStyle w:val="Hyperlink"/>
+          </w:rPr>
+          <w:t>https://doi.org/10.1016/j.ijhydene.2026.153394</w:t>
+        </w:r>
+      </w:hyperlink>
+      <w:r>
+        <w:t>).</w:t>
       </w:r>
     </w:p>
     <w:p/>
     <w:p>
       <w:r>
-        <w:t xml:space="preserve">The hydrogen pathway starts with splitting water into hydrogen and oxygen in a electrochemical process by utilizing an electrolyzer. </w:t>
-      </w:r>
-      <w:r>
-        <w:t xml:space="preserve">Many literature points out to Solid Oxide Electrolyzer Cell (SOEC) as a good selection for a power-to-methanol plant. SOEC high temperature environment </w:t>
+        <w:t>In the integrated configuration, the electrolyzer produces both hydrogen and oxygen. Hydrogen is compressed and supplied to the methanol synthesis reactor, while the co-produced oxygen can be utilized in an autothermal reformer (ATR) to convert methane (e.g., from biogas) into syngas. The biomass-derived and electrolysis-derived streams are thus combined upstream of, or within, the methanol synthesis loop. [NEED REFERENCE: process integration scheme describing oxygen use in ATR and hydrogen blending in methanol synthesis]</w:t>
+      </w:r>
+    </w:p>
+    <w:p/>
+    <w:p>
+      <w:r>
+        <w:t xml:space="preserve">The hybrid approach to methanol production is attractive due to its potential for higher carbon utilization and improved use of biomass resources. One study reports a carbon utilization of 89.8% and an overall efficiency of 85.8%, with up to 101% higher methanol production per unit of biomass compared to a conventional biomass-to-methanol baseline (e.g., https://dx.doi.org/10.2139/ssrn.4184476). Another analysis indicates that a state-of-the-art biomass-to-methanol process achieves approximately 53.3% efficiency with a 4.8-year payback period, while integrating electrolysis for full carbon conversion increases efficiency to 64.5–66.0%, albeit with less favorable economics (e.g., https://doi.org/10.1016/j.apenergy.2019.114071). Furthermore, under favorable electricity price conditions, flexible operation can allow the plant to capture value from temporal price variations instead of operating continuously at a fixed load (e.g., </w:t>
+      </w:r>
+      <w:hyperlink r:id="rId20" w:history="1">
+        <w:r>
+          <w:rPr>
+            <w:rStyle w:val="Hyperlink"/>
+          </w:rPr>
+          <w:t>https://doi.org/10.1016/j.fuel.2021.122113</w:t>
+        </w:r>
+      </w:hyperlink>
+      <w:r>
+        <w:t>).</w:t>
+      </w:r>
+    </w:p>
+    <w:p/>
+    <w:p>
+      <w:r>
+        <w:t xml:space="preserve">Despite these advantages, several bottlenecks challenge the feasibility of hybrid methanol systems. These include electrolyzer utilization rates, electricity price volatility, capital cost and lifetime of electrolyzer stacks, as well as the integration of oxygen and heat streams. For example, it has been reported that high electrolyzer capacity factors are required for competitive e-methanol production, and that full-carbon-conversion configurations become attractive only when improvements in </w:t>
       </w:r>
       <w:r>
         <w:lastRenderedPageBreak/>
-        <w:t xml:space="preserve">allows the ability to </w:t>
-      </w:r>
-      <w:r>
-        <w:t>use heat and oxygen integration that low-temperature systems do not exploit as well</w:t>
-      </w:r>
-      <w:r>
-        <w:t xml:space="preserve">, which can increase energy efficiency of the entire plant. </w:t>
-      </w:r>
-      <w:r>
-        <w:t>However, there is a significant downside in the long-term stack durability, technology maturaty, and limited dynamicity, which is crucial when coupled with variable renewable energy [</w:t>
-      </w:r>
-      <w:r>
-        <w:t>https://doi.org/10.1016/j.apenergy.2020.115113</w:t>
-      </w:r>
-      <w:r>
-        <w:t>]. One techno-economic comparison of electroylzer technologies in power-to-methanol says alaklaine routes are reasonable for shot. To mid – term realization, while SOE</w:t>
-      </w:r>
-      <w:r>
-        <w:t>C</w:t>
-      </w:r>
-      <w:r>
-        <w:t xml:space="preserve"> is more of a mid- to long-term option. The main upside of low-temperature</w:t>
-      </w:r>
-      <w:r>
-        <w:t xml:space="preserve"> electrolyzer technololgies such as Alkaline Water Electrolyzer (AWE) and PEM (Proton Exchange Membrane) Electrolyzer is that they have operational maturatiy and significantly superior load-following range, which is integral for renewables coupling, while giving up heat-integration and co-electrolyzsis upside from SOEC [</w:t>
-      </w:r>
-      <w:r>
-        <w:t>https://doi.org/10.1016/j.ijhydene.2026.153394</w:t>
-      </w:r>
-      <w:r>
-        <w:t>].</w:t>
-      </w:r>
+        <w:t>electricity costs, stack lifetime, and capital expenditure are realized (e.g., https://doi.org/10.1016/j.fuel.2021.122113). Oxygen management represents an additional practical constraint: while direct integration of oxygen streams may reduce the need for large-scale oxygen storage and improve capital efficiency and safety, this is contingent on matching oxygen supply and demand within the plant (e.g., https://doi.org/10.3389/fenrg.2021.795673). [NEED REFERENCE: quantitative analysis of oxygen balancing and storage requirements in hybrid systems]</w:t>
+      </w:r>
+    </w:p>
+    <w:p/>
+    <w:p>
+      <w:r>
+        <w:t>To address these challenges, process and system-level optimization emerges as a critical tool for improving both technical and economic performance. For instance, optimization of the methanol synthesis reactor in a power-and-biomass-to-methanol (PBtM) configuration has been shown to reduce e-methanol production costs by approximately 20% (e.g., https://doi.org/10.1016/j.fuel.2021.122113). While such studies typically focus on individual subsystems, it is reasonable to expect that plant-wide optimization could yield further cost reductions and efficiency gains. [NEED REFERENCE: system-level optimization studies demonstrating integrated plant improvements] In this context, optimization acts as the bridge between technically feasible system designs and configurations that remain viable under realistic operating conditions, including fluctuating electricity prices, electrolyzer degradation, and large-scale capital constraints.</w:t>
+      </w:r>
+    </w:p>
+    <w:p>
       <w:r>
         <w:t xml:space="preserve"> </w:t>
       </w:r>
     </w:p>
+    <w:p>
+      <w:pPr>
+        <w:pStyle w:val="Heading2"/>
+      </w:pPr>
+      <w:r>
+        <w:t>MILP for Complex Polygeneration System</w:t>
+      </w:r>
+    </w:p>
     <w:p/>
-    <w:p>
-      <w:r>
-        <w:t xml:space="preserve">Then, as mentioned, electrolyzer produces hydrogen and oxygen; hydrogen gets compressed and goes to the methanol synthesis reactor and oxygen is used as a feed for Autothermal Reformer (ATR) to reform methano to produce syngas. Both biomass and hydrogen pathway then meet in the methanol reactor to synthesize methanol. </w:t>
-      </w:r>
-    </w:p>
-    <w:p/>
-    <w:p>
-      <w:r>
-        <w:t xml:space="preserve">The hybrid approach to produce methanol is attractice because of the higher carbon utilization and better use of the biomass resource. One study </w:t>
-      </w:r>
-      <w:r>
-        <w:t>found hybrid production reaches 89.8% carbon utilization and 85.8% overall efficiency, and can produce 101% more methano per biomass ton than conventional biomass-to-methanol baseline [</w:t>
-      </w:r>
-      <w:r>
-        <w:t>https://dx.doi.org/10.2139/ssrn.4184476</w:t>
-      </w:r>
-      <w:r>
-        <w:t xml:space="preserve">]. </w:t>
-      </w:r>
-      <w:r>
-        <w:t>Another found that a state-of-the-art biomass-to-methanol case sits at 53.3% efficiency with a 4.8-year payback, while full carbon conversion with electrolysis rises to 64.5–66.0% efficiency, so the hybrid can improve thermodynamics even when the economics worsen</w:t>
-      </w:r>
-      <w:r>
-        <w:t xml:space="preserve"> [</w:t>
-      </w:r>
-      <w:r>
-        <w:t>https://doi.org/10.1016/j.apenergy.2019.114071</w:t>
-      </w:r>
-      <w:r>
-        <w:t>]</w:t>
-      </w:r>
-      <w:r>
-        <w:t>. In favorable electricity-price windows</w:t>
-      </w:r>
-      <w:r>
-        <w:t>,</w:t>
-      </w:r>
-      <w:r>
-        <w:t xml:space="preserve"> </w:t>
-      </w:r>
-      <w:r>
-        <w:t>a</w:t>
-      </w:r>
-      <w:r>
-        <w:t xml:space="preserve"> flexible plant can also earn value from changing power prices instead of running at a fixed load</w:t>
-      </w:r>
-      <w:r>
-        <w:t xml:space="preserve"> [</w:t>
-      </w:r>
-      <w:r>
-        <w:t>https://doi.org/10.1016/j.fuel.2021.122113</w:t>
-      </w:r>
-      <w:r>
-        <w:t>]</w:t>
-      </w:r>
-      <w:r>
-        <w:t>.</w:t>
-      </w:r>
-    </w:p>
-    <w:p/>
-    <w:p>
-      <w:r>
-        <w:t xml:space="preserve">Despite the benefits of the hzbrid system, some papers also point out main bottlenecks that challenge the feasibility of the hybrid plant. These bottlenecks touch on the topic of electrolyzer </w:t>
-      </w:r>
-      <w:r>
-        <w:lastRenderedPageBreak/>
-        <w:t xml:space="preserve">utilization, electricity price, stack cost, stack lifetime, and the integration of oxygen and heat streams. One study asserts that high electrolysis capacity factor is needed for </w:t>
-      </w:r>
-      <w:r>
-        <w:t>competitive</w:t>
-      </w:r>
-      <w:r>
-        <w:t xml:space="preserve"> e-MeOH, and the full-carbon-</w:t>
-      </w:r>
-      <w:r>
-        <w:t>conversion</w:t>
-      </w:r>
-      <w:r>
-        <w:t xml:space="preserve"> case only becomes </w:t>
-      </w:r>
-      <w:r>
-        <w:t>attractive</w:t>
-      </w:r>
-      <w:r>
-        <w:t xml:space="preserve"> if stack cost, electricity price, and lifetime all improve [</w:t>
-      </w:r>
-      <w:r>
-        <w:t>https://doi.org/10.1016/j.fuel.2021.122113</w:t>
-      </w:r>
-      <w:r>
-        <w:t>]. Oxygen handling is another practical blocker, because direct gasification can avoid large oxygen storage, which improves capex and safety, but only if the plant and the gasifiers oxygen demand match [</w:t>
-      </w:r>
-      <w:r>
-        <w:t>https://doi.org/10.3389/fenrg.2021.795673</w:t>
-      </w:r>
-      <w:r>
-        <w:t>].</w:t>
-      </w:r>
-      <w:r>
-        <w:t xml:space="preserve"> </w:t>
-      </w:r>
-    </w:p>
-    <w:p/>
-    <w:p>
-      <w:r>
-        <w:t>To address these challenges, it is then crucial to adopt an optimization strategy in order to maximize methanol yield and operational efficiency while minimizing the total cost of the plan. One paper did a study on optimizing the reactor of the Methanol synthesis for a power and biomass to methanol (PBtM) plant and the result shoed 20% cost reduction in e-MeOH cost [</w:t>
-      </w:r>
-      <w:r>
-        <w:t>https://doi.org/10.1016/j.fuel.2021.122113</w:t>
-      </w:r>
-      <w:r>
-        <w:t xml:space="preserve">]. Now this takes into account only optimization of one component, it is then intuitive to imagine a significant price reduction on an optimization on a plant level. This makes optimization the bridge between a technically plausible plant and one that can survive real electricity prices, real stack degradation, and real-scale capex. </w:t>
-      </w:r>
-    </w:p>
-    <w:p/>
-    <w:p>
-      <w:r>
-        <w:t xml:space="preserve"> </w:t>
-      </w:r>
-    </w:p>
-    <w:p>
-      <w:pPr>
-        <w:pStyle w:val="Heading2"/>
-      </w:pPr>
-      <w:r>
-        <w:t>MILP for Complex Polygeneration System</w:t>
-      </w:r>
-    </w:p>
     <w:p>
       <w:pPr>
         <w:pStyle w:val="Heading2"/>
@@ -2013,6 +1836,7 @@
         </w:numPr>
       </w:pPr>
       <w:r>
+        <w:lastRenderedPageBreak/>
         <w:t>Diagram of MDP process</w:t>
       </w:r>
     </w:p>
@@ -2076,7 +1900,6 @@
         </w:numPr>
       </w:pPr>
       <w:r>
-        <w:lastRenderedPageBreak/>
         <w:t>Equation of sum of reward</w:t>
       </w:r>
     </w:p>
@@ -2630,7 +2453,11 @@
         <w:t xml:space="preserve">chooses an action that returns best estimated value. </w:t>
       </w:r>
       <w:r>
-        <w:t>Some example of value.based RL are Q-learning and Deep</w:t>
+        <w:t xml:space="preserve">Some example of </w:t>
+      </w:r>
+      <w:r>
+        <w:lastRenderedPageBreak/>
+        <w:t>value.based RL are Q-learning and Deep</w:t>
       </w:r>
       <w:r>
         <w:t xml:space="preserve"> Q Network (</w:t>
@@ -2677,11 +2504,7 @@
         <w:t xml:space="preserve">. This algorithm excels in </w:t>
       </w:r>
       <w:r>
-        <w:t xml:space="preserve">controlling and optimizing discrete choices but not </w:t>
-      </w:r>
-      <w:r>
-        <w:lastRenderedPageBreak/>
-        <w:t>continuous ones</w:t>
+        <w:t>controlling and optimizing discrete choices but not continuous ones</w:t>
       </w:r>
       <w:r>
         <w:t xml:space="preserve"> </w:t>
@@ -3045,12 +2868,19 @@
         <w:rPr>
           <w:color w:val="000000"/>
         </w:rPr>
-        <w:t xml:space="preserve">the reference scenario with MILP having </w:t>
+        <w:t xml:space="preserve">the reference scenario </w:t>
       </w:r>
       <w:r>
         <w:rPr>
           <w:color w:val="000000"/>
         </w:rPr>
+        <w:lastRenderedPageBreak/>
+        <w:t xml:space="preserve">with MILP having </w:t>
+      </w:r>
+      <w:r>
+        <w:rPr>
+          <w:color w:val="000000"/>
+        </w:rPr>
         <w:t>greater</w:t>
       </w:r>
       <w:r>
@@ -3087,14 +2917,7 @@
         <w:rPr>
           <w:color w:val="000000"/>
         </w:rPr>
-        <w:t xml:space="preserve">This is due to the </w:t>
-      </w:r>
-      <w:r>
-        <w:rPr>
-          <w:color w:val="000000"/>
-        </w:rPr>
-        <w:lastRenderedPageBreak/>
-        <w:t>fact that RL</w:t>
+        <w:t>This is due to the fact that RL</w:t>
       </w:r>
       <w:r>
         <w:rPr>
@@ -3536,7 +3359,14 @@
         <w:rPr>
           <w:color w:val="000000"/>
         </w:rPr>
-        <w:t>. According to the authors of the study, this poorer performance of RL could be due to a lot of reasons, two of the notable reasons includ</w:t>
+        <w:t xml:space="preserve">. According to the authors of the study, this poorer </w:t>
+      </w:r>
+      <w:r>
+        <w:rPr>
+          <w:color w:val="000000"/>
+        </w:rPr>
+        <w:lastRenderedPageBreak/>
+        <w:t>performance of RL could be due to a lot of reasons, two of the notable reasons includ</w:t>
       </w:r>
       <w:r>
         <w:rPr>
@@ -5400,7 +5230,7 @@
     <w:p/>
     <w:p/>
     <w:sectPr>
-      <w:headerReference w:type="default" r:id="rId19"/>
+      <w:headerReference w:type="default" r:id="rId21"/>
       <w:pgSz w:w="12240" w:h="15840"/>
       <w:pgMar w:top="1440" w:right="1440" w:bottom="1440" w:left="1440" w:header="708" w:footer="708" w:gutter="0"/>
       <w:pgNumType w:start="1"/>
@@ -13089,7 +12919,6 @@
     <w:rsid w:val="00737891"/>
     <w:rsid w:val="00770EC1"/>
     <w:rsid w:val="00806D95"/>
-    <w:rsid w:val="00846521"/>
     <w:rsid w:val="00862D9B"/>
     <w:rsid w:val="00867ADA"/>
     <w:rsid w:val="00874878"/>
@@ -13117,6 +12946,7 @@
     <w:rsid w:val="00DA1BDA"/>
     <w:rsid w:val="00DF0C8C"/>
     <w:rsid w:val="00DF3A7C"/>
+    <w:rsid w:val="00DF4D73"/>
     <w:rsid w:val="00DF7D90"/>
     <w:rsid w:val="00E24E9F"/>
     <w:rsid w:val="00ED4800"/>

--- a/Thesis Report Rafi.docx
+++ b/Thesis Report Rafi.docx
@@ -1724,6 +1724,104 @@
         <w:t>MILP for Complex Polygeneration System</w:t>
       </w:r>
     </w:p>
+    <w:p>
+      <w:pPr>
+        <w:pStyle w:val="ListParagraph"/>
+        <w:numPr>
+          <w:ilvl w:val="0"/>
+          <w:numId w:val="48"/>
+        </w:numPr>
+      </w:pPr>
+      <w:r>
+        <w:t>Introduction of MILP as the state-of-the-art methodology for optimizing various energy system by defining linear models, constraints and objective functions</w:t>
+      </w:r>
+    </w:p>
+    <w:p>
+      <w:pPr>
+        <w:pStyle w:val="ListParagraph"/>
+        <w:numPr>
+          <w:ilvl w:val="0"/>
+          <w:numId w:val="48"/>
+        </w:numPr>
+      </w:pPr>
+      <w:r>
+        <w:t>What other methodologies that are used that are adjacent to MILP</w:t>
+      </w:r>
+    </w:p>
+    <w:p>
+      <w:pPr>
+        <w:pStyle w:val="ListParagraph"/>
+        <w:numPr>
+          <w:ilvl w:val="0"/>
+          <w:numId w:val="48"/>
+        </w:numPr>
+      </w:pPr>
+      <w:r>
+        <w:t>Strengths and gaps of MILP</w:t>
+      </w:r>
+      <w:r>
+        <w:t xml:space="preserve"> compared to the other adjacent methodologies</w:t>
+      </w:r>
+    </w:p>
+    <w:p>
+      <w:pPr>
+        <w:pStyle w:val="ListParagraph"/>
+        <w:numPr>
+          <w:ilvl w:val="0"/>
+          <w:numId w:val="48"/>
+        </w:numPr>
+      </w:pPr>
+      <w:r>
+        <w:t xml:space="preserve">MILP use cases in optimizing hybrid methanol system or other polygeneration </w:t>
+      </w:r>
+      <w:r>
+        <w:t xml:space="preserve">or specifically hybrid biomass power-to-methanol </w:t>
+      </w:r>
+      <w:r>
+        <w:t>system</w:t>
+      </w:r>
+    </w:p>
+    <w:p>
+      <w:pPr>
+        <w:pStyle w:val="ListParagraph"/>
+        <w:numPr>
+          <w:ilvl w:val="0"/>
+          <w:numId w:val="48"/>
+        </w:numPr>
+      </w:pPr>
+      <w:r>
+        <w:t>The gap that MILP has that incentivizes the use of RL for optimizing a complex polygeneration system</w:t>
+      </w:r>
+    </w:p>
+    <w:p>
+      <w:pPr>
+        <w:ind w:left="360"/>
+      </w:pPr>
+    </w:p>
+    <w:p>
+      <w:r>
+        <w:lastRenderedPageBreak/>
+        <w:t>MILP or Multi Integer Linear Programming has been used as a tool to optimize different kinds of energy or industrial plants by linearizing the model of these processes and setting up a linear objective function to either maximize or minimize a specific KPI based on the</w:t>
+      </w:r>
+      <w:r>
+        <w:t xml:space="preserve"> optimization</w:t>
+      </w:r>
+      <w:r>
+        <w:t xml:space="preserve"> objective</w:t>
+      </w:r>
+      <w:r>
+        <w:t xml:space="preserve"> []</w:t>
+      </w:r>
+      <w:r>
+        <w:t>.</w:t>
+      </w:r>
+      <w:r>
+        <w:t xml:space="preserve"> </w:t>
+      </w:r>
+      <w:r>
+        <w:t xml:space="preserve"> </w:t>
+      </w:r>
+    </w:p>
     <w:p/>
     <w:p>
       <w:pPr>
@@ -1836,7 +1934,6 @@
         </w:numPr>
       </w:pPr>
       <w:r>
-        <w:lastRenderedPageBreak/>
         <w:t>Diagram of MDP process</w:t>
       </w:r>
     </w:p>
@@ -2296,6 +2393,7 @@
     </w:p>
     <w:p>
       <w:r>
+        <w:lastRenderedPageBreak/>
         <w:t xml:space="preserve">In short, </w:t>
       </w:r>
       <w:r>
@@ -2453,11 +2551,7 @@
         <w:t xml:space="preserve">chooses an action that returns best estimated value. </w:t>
       </w:r>
       <w:r>
-        <w:t xml:space="preserve">Some example of </w:t>
-      </w:r>
-      <w:r>
-        <w:lastRenderedPageBreak/>
-        <w:t>value.based RL are Q-learning and Deep</w:t>
+        <w:t>Some example of value.based RL are Q-learning and Deep</w:t>
       </w:r>
       <w:r>
         <w:t xml:space="preserve"> Q Network (</w:t>
@@ -2868,14 +2962,7 @@
         <w:rPr>
           <w:color w:val="000000"/>
         </w:rPr>
-        <w:t xml:space="preserve">the reference scenario </w:t>
-      </w:r>
-      <w:r>
-        <w:rPr>
-          <w:color w:val="000000"/>
-        </w:rPr>
-        <w:lastRenderedPageBreak/>
-        <w:t xml:space="preserve">with MILP having </w:t>
+        <w:t xml:space="preserve">the reference scenario with MILP having </w:t>
       </w:r>
       <w:r>
         <w:rPr>
@@ -3153,12 +3240,19 @@
         <w:rPr>
           <w:color w:val="000000"/>
         </w:rPr>
-        <w:t xml:space="preserve">modelling limitations that the RL excludes </w:t>
+        <w:t xml:space="preserve">modelling limitations that </w:t>
       </w:r>
       <w:r>
         <w:rPr>
           <w:color w:val="000000"/>
         </w:rPr>
+        <w:lastRenderedPageBreak/>
+        <w:t xml:space="preserve">the RL excludes </w:t>
+      </w:r>
+      <w:r>
+        <w:rPr>
+          <w:color w:val="000000"/>
+        </w:rPr>
         <w:t xml:space="preserve">which is the battery SOC state at the end of the simulation that should be the same as the initial SOC state. </w:t>
       </w:r>
       <w:r>
@@ -3359,14 +3453,7 @@
         <w:rPr>
           <w:color w:val="000000"/>
         </w:rPr>
-        <w:t xml:space="preserve">. According to the authors of the study, this poorer </w:t>
-      </w:r>
-      <w:r>
-        <w:rPr>
-          <w:color w:val="000000"/>
-        </w:rPr>
-        <w:lastRenderedPageBreak/>
-        <w:t>performance of RL could be due to a lot of reasons, two of the notable reasons includ</w:t>
+        <w:t>. According to the authors of the study, this poorer performance of RL could be due to a lot of reasons, two of the notable reasons includ</w:t>
       </w:r>
       <w:r>
         <w:rPr>
@@ -7308,6 +7395,118 @@
     </w:lvl>
   </w:abstractNum>
   <w:abstractNum w:abstractNumId="15" w15:restartNumberingAfterBreak="0">
+    <w:nsid w:val="22D20551"/>
+    <w:multiLevelType w:val="hybridMultilevel"/>
+    <w:tmpl w:val="7B8AE820"/>
+    <w:lvl w:ilvl="0" w:tplc="8FF06462">
+      <w:numFmt w:val="bullet"/>
+      <w:lvlText w:val="-"/>
+      <w:lvlJc w:val="left"/>
+      <w:pPr>
+        <w:ind w:left="720" w:hanging="360"/>
+      </w:pPr>
+      <w:rPr>
+        <w:rFonts w:ascii="Times New Roman" w:eastAsia="MS Mincho" w:hAnsi="Times New Roman" w:cs="Times New Roman" w:hint="default"/>
+      </w:rPr>
+    </w:lvl>
+    <w:lvl w:ilvl="1" w:tplc="04090003" w:tentative="1">
+      <w:start w:val="1"/>
+      <w:numFmt w:val="bullet"/>
+      <w:lvlText w:val="o"/>
+      <w:lvlJc w:val="left"/>
+      <w:pPr>
+        <w:ind w:left="1440" w:hanging="360"/>
+      </w:pPr>
+      <w:rPr>
+        <w:rFonts w:ascii="Courier New" w:hAnsi="Courier New" w:cs="Courier New" w:hint="default"/>
+      </w:rPr>
+    </w:lvl>
+    <w:lvl w:ilvl="2" w:tplc="04090005" w:tentative="1">
+      <w:start w:val="1"/>
+      <w:numFmt w:val="bullet"/>
+      <w:lvlText w:val=""/>
+      <w:lvlJc w:val="left"/>
+      <w:pPr>
+        <w:ind w:left="2160" w:hanging="360"/>
+      </w:pPr>
+      <w:rPr>
+        <w:rFonts w:ascii="Wingdings" w:hAnsi="Wingdings" w:hint="default"/>
+      </w:rPr>
+    </w:lvl>
+    <w:lvl w:ilvl="3" w:tplc="04090001" w:tentative="1">
+      <w:start w:val="1"/>
+      <w:numFmt w:val="bullet"/>
+      <w:lvlText w:val=""/>
+      <w:lvlJc w:val="left"/>
+      <w:pPr>
+        <w:ind w:left="2880" w:hanging="360"/>
+      </w:pPr>
+      <w:rPr>
+        <w:rFonts w:ascii="Symbol" w:hAnsi="Symbol" w:hint="default"/>
+      </w:rPr>
+    </w:lvl>
+    <w:lvl w:ilvl="4" w:tplc="04090003" w:tentative="1">
+      <w:start w:val="1"/>
+      <w:numFmt w:val="bullet"/>
+      <w:lvlText w:val="o"/>
+      <w:lvlJc w:val="left"/>
+      <w:pPr>
+        <w:ind w:left="3600" w:hanging="360"/>
+      </w:pPr>
+      <w:rPr>
+        <w:rFonts w:ascii="Courier New" w:hAnsi="Courier New" w:cs="Courier New" w:hint="default"/>
+      </w:rPr>
+    </w:lvl>
+    <w:lvl w:ilvl="5" w:tplc="04090005" w:tentative="1">
+      <w:start w:val="1"/>
+      <w:numFmt w:val="bullet"/>
+      <w:lvlText w:val=""/>
+      <w:lvlJc w:val="left"/>
+      <w:pPr>
+        <w:ind w:left="4320" w:hanging="360"/>
+      </w:pPr>
+      <w:rPr>
+        <w:rFonts w:ascii="Wingdings" w:hAnsi="Wingdings" w:hint="default"/>
+      </w:rPr>
+    </w:lvl>
+    <w:lvl w:ilvl="6" w:tplc="04090001" w:tentative="1">
+      <w:start w:val="1"/>
+      <w:numFmt w:val="bullet"/>
+      <w:lvlText w:val=""/>
+      <w:lvlJc w:val="left"/>
+      <w:pPr>
+        <w:ind w:left="5040" w:hanging="360"/>
+      </w:pPr>
+      <w:rPr>
+        <w:rFonts w:ascii="Symbol" w:hAnsi="Symbol" w:hint="default"/>
+      </w:rPr>
+    </w:lvl>
+    <w:lvl w:ilvl="7" w:tplc="04090003" w:tentative="1">
+      <w:start w:val="1"/>
+      <w:numFmt w:val="bullet"/>
+      <w:lvlText w:val="o"/>
+      <w:lvlJc w:val="left"/>
+      <w:pPr>
+        <w:ind w:left="5760" w:hanging="360"/>
+      </w:pPr>
+      <w:rPr>
+        <w:rFonts w:ascii="Courier New" w:hAnsi="Courier New" w:cs="Courier New" w:hint="default"/>
+      </w:rPr>
+    </w:lvl>
+    <w:lvl w:ilvl="8" w:tplc="04090005" w:tentative="1">
+      <w:start w:val="1"/>
+      <w:numFmt w:val="bullet"/>
+      <w:lvlText w:val=""/>
+      <w:lvlJc w:val="left"/>
+      <w:pPr>
+        <w:ind w:left="6480" w:hanging="360"/>
+      </w:pPr>
+      <w:rPr>
+        <w:rFonts w:ascii="Wingdings" w:hAnsi="Wingdings" w:hint="default"/>
+      </w:rPr>
+    </w:lvl>
+  </w:abstractNum>
+  <w:abstractNum w:abstractNumId="16" w15:restartNumberingAfterBreak="0">
     <w:nsid w:val="23327DE5"/>
     <w:multiLevelType w:val="hybridMultilevel"/>
     <w:tmpl w:val="1A4C4022"/>
@@ -7420,7 +7619,7 @@
       </w:rPr>
     </w:lvl>
   </w:abstractNum>
-  <w:abstractNum w:abstractNumId="16" w15:restartNumberingAfterBreak="0">
+  <w:abstractNum w:abstractNumId="17" w15:restartNumberingAfterBreak="0">
     <w:nsid w:val="256433CE"/>
     <w:multiLevelType w:val="hybridMultilevel"/>
     <w:tmpl w:val="495493D6"/>
@@ -7533,7 +7732,7 @@
       </w:rPr>
     </w:lvl>
   </w:abstractNum>
-  <w:abstractNum w:abstractNumId="17" w15:restartNumberingAfterBreak="0">
+  <w:abstractNum w:abstractNumId="18" w15:restartNumberingAfterBreak="0">
     <w:nsid w:val="29B24864"/>
     <w:multiLevelType w:val="hybridMultilevel"/>
     <w:tmpl w:val="06204748"/>
@@ -7622,7 +7821,7 @@
       </w:pPr>
     </w:lvl>
   </w:abstractNum>
-  <w:abstractNum w:abstractNumId="18" w15:restartNumberingAfterBreak="0">
+  <w:abstractNum w:abstractNumId="19" w15:restartNumberingAfterBreak="0">
     <w:nsid w:val="2C2246C1"/>
     <w:multiLevelType w:val="hybridMultilevel"/>
     <w:tmpl w:val="48F2C360"/>
@@ -7734,7 +7933,7 @@
       </w:rPr>
     </w:lvl>
   </w:abstractNum>
-  <w:abstractNum w:abstractNumId="19" w15:restartNumberingAfterBreak="0">
+  <w:abstractNum w:abstractNumId="20" w15:restartNumberingAfterBreak="0">
     <w:nsid w:val="2EEA75E5"/>
     <w:multiLevelType w:val="hybridMultilevel"/>
     <w:tmpl w:val="2926FC02"/>
@@ -7847,7 +8046,7 @@
       </w:rPr>
     </w:lvl>
   </w:abstractNum>
-  <w:abstractNum w:abstractNumId="20" w15:restartNumberingAfterBreak="0">
+  <w:abstractNum w:abstractNumId="21" w15:restartNumberingAfterBreak="0">
     <w:nsid w:val="300E4837"/>
     <w:multiLevelType w:val="hybridMultilevel"/>
     <w:tmpl w:val="21A88B6C"/>
@@ -7960,7 +8159,7 @@
       </w:rPr>
     </w:lvl>
   </w:abstractNum>
-  <w:abstractNum w:abstractNumId="21" w15:restartNumberingAfterBreak="0">
+  <w:abstractNum w:abstractNumId="22" w15:restartNumberingAfterBreak="0">
     <w:nsid w:val="325C3B4B"/>
     <w:multiLevelType w:val="hybridMultilevel"/>
     <w:tmpl w:val="C6E029BA"/>
@@ -8073,7 +8272,7 @@
       </w:rPr>
     </w:lvl>
   </w:abstractNum>
-  <w:abstractNum w:abstractNumId="22" w15:restartNumberingAfterBreak="0">
+  <w:abstractNum w:abstractNumId="23" w15:restartNumberingAfterBreak="0">
     <w:nsid w:val="36C30D85"/>
     <w:multiLevelType w:val="hybridMultilevel"/>
     <w:tmpl w:val="DE32E2F2"/>
@@ -8186,7 +8385,7 @@
       </w:rPr>
     </w:lvl>
   </w:abstractNum>
-  <w:abstractNum w:abstractNumId="23" w15:restartNumberingAfterBreak="0">
+  <w:abstractNum w:abstractNumId="24" w15:restartNumberingAfterBreak="0">
     <w:nsid w:val="3C2C271D"/>
     <w:multiLevelType w:val="hybridMultilevel"/>
     <w:tmpl w:val="978EAE6C"/>
@@ -8299,7 +8498,7 @@
       </w:rPr>
     </w:lvl>
   </w:abstractNum>
-  <w:abstractNum w:abstractNumId="24" w15:restartNumberingAfterBreak="0">
+  <w:abstractNum w:abstractNumId="25" w15:restartNumberingAfterBreak="0">
     <w:nsid w:val="3C9B4DAC"/>
     <w:multiLevelType w:val="hybridMultilevel"/>
     <w:tmpl w:val="E6F26226"/>
@@ -8385,7 +8584,7 @@
       </w:pPr>
     </w:lvl>
   </w:abstractNum>
-  <w:abstractNum w:abstractNumId="25" w15:restartNumberingAfterBreak="0">
+  <w:abstractNum w:abstractNumId="26" w15:restartNumberingAfterBreak="0">
     <w:nsid w:val="3D250691"/>
     <w:multiLevelType w:val="hybridMultilevel"/>
     <w:tmpl w:val="293652FA"/>
@@ -8498,7 +8697,7 @@
       </w:rPr>
     </w:lvl>
   </w:abstractNum>
-  <w:abstractNum w:abstractNumId="26" w15:restartNumberingAfterBreak="0">
+  <w:abstractNum w:abstractNumId="27" w15:restartNumberingAfterBreak="0">
     <w:nsid w:val="3E4219A4"/>
     <w:multiLevelType w:val="hybridMultilevel"/>
     <w:tmpl w:val="831E829E"/>
@@ -8610,7 +8809,7 @@
       </w:rPr>
     </w:lvl>
   </w:abstractNum>
-  <w:abstractNum w:abstractNumId="27" w15:restartNumberingAfterBreak="0">
+  <w:abstractNum w:abstractNumId="28" w15:restartNumberingAfterBreak="0">
     <w:nsid w:val="3F206DB5"/>
     <w:multiLevelType w:val="multilevel"/>
     <w:tmpl w:val="3544CBE4"/>
@@ -8759,7 +8958,7 @@
       </w:rPr>
     </w:lvl>
   </w:abstractNum>
-  <w:abstractNum w:abstractNumId="28" w15:restartNumberingAfterBreak="0">
+  <w:abstractNum w:abstractNumId="29" w15:restartNumberingAfterBreak="0">
     <w:nsid w:val="4056699C"/>
     <w:multiLevelType w:val="hybridMultilevel"/>
     <w:tmpl w:val="F6CED83E"/>
@@ -8872,7 +9071,7 @@
       </w:rPr>
     </w:lvl>
   </w:abstractNum>
-  <w:abstractNum w:abstractNumId="29" w15:restartNumberingAfterBreak="0">
+  <w:abstractNum w:abstractNumId="30" w15:restartNumberingAfterBreak="0">
     <w:nsid w:val="43804A33"/>
     <w:multiLevelType w:val="hybridMultilevel"/>
     <w:tmpl w:val="BF2A2F88"/>
@@ -8984,7 +9183,7 @@
       </w:rPr>
     </w:lvl>
   </w:abstractNum>
-  <w:abstractNum w:abstractNumId="30" w15:restartNumberingAfterBreak="0">
+  <w:abstractNum w:abstractNumId="31" w15:restartNumberingAfterBreak="0">
     <w:nsid w:val="44924F22"/>
     <w:multiLevelType w:val="hybridMultilevel"/>
     <w:tmpl w:val="F3AA4096"/>
@@ -9097,7 +9296,7 @@
       </w:rPr>
     </w:lvl>
   </w:abstractNum>
-  <w:abstractNum w:abstractNumId="31" w15:restartNumberingAfterBreak="0">
+  <w:abstractNum w:abstractNumId="32" w15:restartNumberingAfterBreak="0">
     <w:nsid w:val="4CAE6E69"/>
     <w:multiLevelType w:val="hybridMultilevel"/>
     <w:tmpl w:val="0E4A8148"/>
@@ -9209,7 +9408,7 @@
       </w:rPr>
     </w:lvl>
   </w:abstractNum>
-  <w:abstractNum w:abstractNumId="32" w15:restartNumberingAfterBreak="0">
+  <w:abstractNum w:abstractNumId="33" w15:restartNumberingAfterBreak="0">
     <w:nsid w:val="52D0448A"/>
     <w:multiLevelType w:val="hybridMultilevel"/>
     <w:tmpl w:val="17D823EE"/>
@@ -9322,7 +9521,7 @@
       </w:rPr>
     </w:lvl>
   </w:abstractNum>
-  <w:abstractNum w:abstractNumId="33" w15:restartNumberingAfterBreak="0">
+  <w:abstractNum w:abstractNumId="34" w15:restartNumberingAfterBreak="0">
     <w:nsid w:val="55975563"/>
     <w:multiLevelType w:val="hybridMultilevel"/>
     <w:tmpl w:val="F5EE2CAE"/>
@@ -9435,7 +9634,7 @@
       </w:rPr>
     </w:lvl>
   </w:abstractNum>
-  <w:abstractNum w:abstractNumId="34" w15:restartNumberingAfterBreak="0">
+  <w:abstractNum w:abstractNumId="35" w15:restartNumberingAfterBreak="0">
     <w:nsid w:val="5BD54EFD"/>
     <w:multiLevelType w:val="hybridMultilevel"/>
     <w:tmpl w:val="0F1030CA"/>
@@ -9548,7 +9747,7 @@
       </w:rPr>
     </w:lvl>
   </w:abstractNum>
-  <w:abstractNum w:abstractNumId="35" w15:restartNumberingAfterBreak="0">
+  <w:abstractNum w:abstractNumId="36" w15:restartNumberingAfterBreak="0">
     <w:nsid w:val="5C340F92"/>
     <w:multiLevelType w:val="hybridMultilevel"/>
     <w:tmpl w:val="AA529710"/>
@@ -9660,7 +9859,7 @@
       </w:rPr>
     </w:lvl>
   </w:abstractNum>
-  <w:abstractNum w:abstractNumId="36" w15:restartNumberingAfterBreak="0">
+  <w:abstractNum w:abstractNumId="37" w15:restartNumberingAfterBreak="0">
     <w:nsid w:val="5EC56EDC"/>
     <w:multiLevelType w:val="hybridMultilevel"/>
     <w:tmpl w:val="10C21EE0"/>
@@ -9772,7 +9971,7 @@
       </w:rPr>
     </w:lvl>
   </w:abstractNum>
-  <w:abstractNum w:abstractNumId="37" w15:restartNumberingAfterBreak="0">
+  <w:abstractNum w:abstractNumId="38" w15:restartNumberingAfterBreak="0">
     <w:nsid w:val="62175FB6"/>
     <w:multiLevelType w:val="hybridMultilevel"/>
     <w:tmpl w:val="1772F19E"/>
@@ -9884,7 +10083,7 @@
       </w:rPr>
     </w:lvl>
   </w:abstractNum>
-  <w:abstractNum w:abstractNumId="38" w15:restartNumberingAfterBreak="0">
+  <w:abstractNum w:abstractNumId="39" w15:restartNumberingAfterBreak="0">
     <w:nsid w:val="6329582B"/>
     <w:multiLevelType w:val="hybridMultilevel"/>
     <w:tmpl w:val="5BC61120"/>
@@ -9997,7 +10196,7 @@
       </w:rPr>
     </w:lvl>
   </w:abstractNum>
-  <w:abstractNum w:abstractNumId="39" w15:restartNumberingAfterBreak="0">
+  <w:abstractNum w:abstractNumId="40" w15:restartNumberingAfterBreak="0">
     <w:nsid w:val="677657B3"/>
     <w:multiLevelType w:val="hybridMultilevel"/>
     <w:tmpl w:val="5524D014"/>
@@ -10110,7 +10309,7 @@
       </w:rPr>
     </w:lvl>
   </w:abstractNum>
-  <w:abstractNum w:abstractNumId="40" w15:restartNumberingAfterBreak="0">
+  <w:abstractNum w:abstractNumId="41" w15:restartNumberingAfterBreak="0">
     <w:nsid w:val="67F61E84"/>
     <w:multiLevelType w:val="hybridMultilevel"/>
     <w:tmpl w:val="430EF71E"/>
@@ -10223,7 +10422,7 @@
       </w:rPr>
     </w:lvl>
   </w:abstractNum>
-  <w:abstractNum w:abstractNumId="41" w15:restartNumberingAfterBreak="0">
+  <w:abstractNum w:abstractNumId="42" w15:restartNumberingAfterBreak="0">
     <w:nsid w:val="6B8D481B"/>
     <w:multiLevelType w:val="hybridMultilevel"/>
     <w:tmpl w:val="01149C52"/>
@@ -10336,7 +10535,7 @@
       </w:rPr>
     </w:lvl>
   </w:abstractNum>
-  <w:abstractNum w:abstractNumId="42" w15:restartNumberingAfterBreak="0">
+  <w:abstractNum w:abstractNumId="43" w15:restartNumberingAfterBreak="0">
     <w:nsid w:val="6E7267F1"/>
     <w:multiLevelType w:val="hybridMultilevel"/>
     <w:tmpl w:val="3432C5BC"/>
@@ -10448,7 +10647,7 @@
       </w:rPr>
     </w:lvl>
   </w:abstractNum>
-  <w:abstractNum w:abstractNumId="43" w15:restartNumberingAfterBreak="0">
+  <w:abstractNum w:abstractNumId="44" w15:restartNumberingAfterBreak="0">
     <w:nsid w:val="6FE57B32"/>
     <w:multiLevelType w:val="hybridMultilevel"/>
     <w:tmpl w:val="8F24FF80"/>
@@ -10560,7 +10759,7 @@
       </w:rPr>
     </w:lvl>
   </w:abstractNum>
-  <w:abstractNum w:abstractNumId="44" w15:restartNumberingAfterBreak="0">
+  <w:abstractNum w:abstractNumId="45" w15:restartNumberingAfterBreak="0">
     <w:nsid w:val="71F17535"/>
     <w:multiLevelType w:val="hybridMultilevel"/>
     <w:tmpl w:val="CDCED060"/>
@@ -10673,7 +10872,7 @@
       </w:rPr>
     </w:lvl>
   </w:abstractNum>
-  <w:abstractNum w:abstractNumId="45" w15:restartNumberingAfterBreak="0">
+  <w:abstractNum w:abstractNumId="46" w15:restartNumberingAfterBreak="0">
     <w:nsid w:val="75050389"/>
     <w:multiLevelType w:val="hybridMultilevel"/>
     <w:tmpl w:val="5D4490F8"/>
@@ -10793,31 +10992,31 @@
     <w:abstractNumId w:val="10"/>
   </w:num>
   <w:num w:numId="3" w16cid:durableId="627468108">
-    <w:abstractNumId w:val="35"/>
+    <w:abstractNumId w:val="36"/>
   </w:num>
   <w:num w:numId="4" w16cid:durableId="2147312317">
-    <w:abstractNumId w:val="26"/>
+    <w:abstractNumId w:val="27"/>
   </w:num>
   <w:num w:numId="5" w16cid:durableId="1468888951">
-    <w:abstractNumId w:val="41"/>
+    <w:abstractNumId w:val="42"/>
   </w:num>
   <w:num w:numId="6" w16cid:durableId="1505826805">
-    <w:abstractNumId w:val="32"/>
+    <w:abstractNumId w:val="33"/>
   </w:num>
   <w:num w:numId="7" w16cid:durableId="410201841">
     <w:abstractNumId w:val="12"/>
   </w:num>
   <w:num w:numId="8" w16cid:durableId="177933021">
-    <w:abstractNumId w:val="38"/>
+    <w:abstractNumId w:val="39"/>
   </w:num>
   <w:num w:numId="9" w16cid:durableId="453066233">
-    <w:abstractNumId w:val="23"/>
+    <w:abstractNumId w:val="24"/>
   </w:num>
   <w:num w:numId="10" w16cid:durableId="308437867">
-    <w:abstractNumId w:val="25"/>
+    <w:abstractNumId w:val="26"/>
   </w:num>
   <w:num w:numId="11" w16cid:durableId="2044015130">
-    <w:abstractNumId w:val="37"/>
+    <w:abstractNumId w:val="38"/>
   </w:num>
   <w:num w:numId="12" w16cid:durableId="1894543432">
     <w:abstractNumId w:val="3"/>
@@ -10826,85 +11025,85 @@
     <w:abstractNumId w:val="11"/>
   </w:num>
   <w:num w:numId="14" w16cid:durableId="1105805891">
-    <w:abstractNumId w:val="24"/>
+    <w:abstractNumId w:val="25"/>
   </w:num>
   <w:num w:numId="15" w16cid:durableId="1910379217">
-    <w:abstractNumId w:val="17"/>
+    <w:abstractNumId w:val="18"/>
   </w:num>
   <w:num w:numId="16" w16cid:durableId="532619251">
-    <w:abstractNumId w:val="33"/>
+    <w:abstractNumId w:val="34"/>
   </w:num>
   <w:num w:numId="17" w16cid:durableId="483934593">
     <w:abstractNumId w:val="14"/>
   </w:num>
   <w:num w:numId="18" w16cid:durableId="114177715">
-    <w:abstractNumId w:val="28"/>
+    <w:abstractNumId w:val="29"/>
   </w:num>
   <w:num w:numId="19" w16cid:durableId="1754081084">
-    <w:abstractNumId w:val="34"/>
+    <w:abstractNumId w:val="35"/>
   </w:num>
   <w:num w:numId="20" w16cid:durableId="1659842329">
-    <w:abstractNumId w:val="44"/>
+    <w:abstractNumId w:val="45"/>
   </w:num>
   <w:num w:numId="21" w16cid:durableId="163865201">
     <w:abstractNumId w:val="8"/>
   </w:num>
   <w:num w:numId="22" w16cid:durableId="1701786197">
-    <w:abstractNumId w:val="22"/>
+    <w:abstractNumId w:val="23"/>
   </w:num>
   <w:num w:numId="23" w16cid:durableId="1258517052">
-    <w:abstractNumId w:val="16"/>
+    <w:abstractNumId w:val="17"/>
   </w:num>
   <w:num w:numId="24" w16cid:durableId="961375172">
     <w:abstractNumId w:val="5"/>
   </w:num>
   <w:num w:numId="25" w16cid:durableId="1663504458">
-    <w:abstractNumId w:val="15"/>
+    <w:abstractNumId w:val="16"/>
   </w:num>
   <w:num w:numId="26" w16cid:durableId="307058015">
-    <w:abstractNumId w:val="39"/>
+    <w:abstractNumId w:val="40"/>
   </w:num>
   <w:num w:numId="27" w16cid:durableId="82074765">
-    <w:abstractNumId w:val="29"/>
+    <w:abstractNumId w:val="30"/>
   </w:num>
   <w:num w:numId="28" w16cid:durableId="231620995">
-    <w:abstractNumId w:val="42"/>
+    <w:abstractNumId w:val="43"/>
   </w:num>
   <w:num w:numId="29" w16cid:durableId="941106550">
-    <w:abstractNumId w:val="31"/>
+    <w:abstractNumId w:val="32"/>
   </w:num>
   <w:num w:numId="30" w16cid:durableId="1248537759">
     <w:abstractNumId w:val="4"/>
   </w:num>
   <w:num w:numId="31" w16cid:durableId="113404857">
-    <w:abstractNumId w:val="30"/>
+    <w:abstractNumId w:val="31"/>
   </w:num>
   <w:num w:numId="32" w16cid:durableId="405617677">
     <w:abstractNumId w:val="9"/>
   </w:num>
   <w:num w:numId="33" w16cid:durableId="667246042">
-    <w:abstractNumId w:val="20"/>
+    <w:abstractNumId w:val="21"/>
   </w:num>
   <w:num w:numId="34" w16cid:durableId="763064616">
-    <w:abstractNumId w:val="36"/>
+    <w:abstractNumId w:val="37"/>
   </w:num>
   <w:num w:numId="35" w16cid:durableId="481195516">
     <w:abstractNumId w:val="13"/>
   </w:num>
   <w:num w:numId="36" w16cid:durableId="1067534202">
-    <w:abstractNumId w:val="43"/>
+    <w:abstractNumId w:val="44"/>
   </w:num>
   <w:num w:numId="37" w16cid:durableId="1271402247">
-    <w:abstractNumId w:val="45"/>
+    <w:abstractNumId w:val="46"/>
   </w:num>
   <w:num w:numId="38" w16cid:durableId="1723824251">
-    <w:abstractNumId w:val="21"/>
+    <w:abstractNumId w:val="22"/>
   </w:num>
   <w:num w:numId="39" w16cid:durableId="545145559">
     <w:abstractNumId w:val="2"/>
   </w:num>
   <w:num w:numId="40" w16cid:durableId="1538007799">
-    <w:abstractNumId w:val="40"/>
+    <w:abstractNumId w:val="41"/>
   </w:num>
   <w:num w:numId="41" w16cid:durableId="151679100">
     <w:abstractNumId w:val="6"/>
@@ -10913,19 +11112,22 @@
     <w:abstractNumId w:val="7"/>
   </w:num>
   <w:num w:numId="43" w16cid:durableId="785393384">
-    <w:abstractNumId w:val="27"/>
+    <w:abstractNumId w:val="28"/>
   </w:num>
   <w:num w:numId="44" w16cid:durableId="993264226">
     <w:abstractNumId w:val="1"/>
   </w:num>
   <w:num w:numId="45" w16cid:durableId="273287179">
-    <w:abstractNumId w:val="19"/>
+    <w:abstractNumId w:val="20"/>
   </w:num>
   <w:num w:numId="46" w16cid:durableId="213275907">
-    <w:abstractNumId w:val="18"/>
+    <w:abstractNumId w:val="19"/>
   </w:num>
   <w:num w:numId="47" w16cid:durableId="1590310353">
     <w:abstractNumId w:val="0"/>
+  </w:num>
+  <w:num w:numId="48" w16cid:durableId="1541211727">
+    <w:abstractNumId w:val="15"/>
   </w:num>
 </w:numbering>
 </file>
@@ -11589,6 +11791,7 @@
   <w:style w:type="character" w:default="1" w:styleId="DefaultParagraphFont">
     <w:name w:val="Default Paragraph Font"/>
     <w:uiPriority w:val="1"/>
+    <w:semiHidden/>
     <w:unhideWhenUsed/>
   </w:style>
   <w:style w:type="table" w:default="1" w:styleId="TableNormal">
@@ -12932,6 +13135,7 @@
     <w:rsid w:val="009C0C40"/>
     <w:rsid w:val="009D185F"/>
     <w:rsid w:val="00A0380F"/>
+    <w:rsid w:val="00A04B4C"/>
     <w:rsid w:val="00A16840"/>
     <w:rsid w:val="00A9316A"/>
     <w:rsid w:val="00AA3301"/>
@@ -12953,6 +13157,7 @@
     <w:rsid w:val="00F57839"/>
     <w:rsid w:val="00F744D8"/>
     <w:rsid w:val="00F86607"/>
+    <w:rsid w:val="00F94122"/>
     <w:rsid w:val="00FA3901"/>
     <w:rsid w:val="00FE7648"/>
     <w:rsid w:val="00FF679D"/>
@@ -13741,18 +13946,32 @@
 </file>
 
 <file path=customXml/item1.xml><?xml version="1.0" encoding="utf-8"?>
-<p:properties xmlns:p="http://schemas.microsoft.com/office/2006/metadata/properties" xmlns:xsi="http://www.w3.org/2001/XMLSchema-instance" xmlns:pc="http://schemas.microsoft.com/office/infopath/2007/PartnerControls">
-  <documentManagement>
-    <TaxCatchAll xmlns="4de74af2-d2a7-4bc3-a319-420167317553" xsi:nil="true"/>
-    <ArchiverLinkFileType xmlns="c0991f74-233a-4c46-9c55-a176f0e8ba44" xsi:nil="true"/>
-    <lcf76f155ced4ddcb4097134ff3c332f xmlns="c0991f74-233a-4c46-9c55-a176f0e8ba44">
-      <Terms xmlns="http://schemas.microsoft.com/office/infopath/2007/PartnerControls"/>
-    </lcf76f155ced4ddcb4097134ff3c332f>
-  </documentManagement>
-</p:properties>
+<b:Sources xmlns:b="http://schemas.openxmlformats.org/officeDocument/2006/bibliography" xmlns="http://schemas.openxmlformats.org/officeDocument/2006/bibliography" SelectedStyle="/IEEE2006OfficeOnline.xsl" StyleName="IEEE" Version="2006">
+  <b:Source>
+    <b:Tag>Placeholder1</b:Tag>
+    <b:SourceType>Book</b:SourceType>
+    <b:Guid>{61C2BEB0-04B1-424E-AEC0-322EDBD1A18A}</b:Guid>
+    <b:RefOrder>2</b:RefOrder>
+  </b:Source>
+  <b:Source>
+    <b:Tag>Placeholder2</b:Tag>
+    <b:SourceType>Book</b:SourceType>
+    <b:Guid>{26E93F14-F601-D04A-A10D-E3BC3760B577}</b:Guid>
+    <b:RefOrder>1</b:RefOrder>
+  </b:Source>
+</b:Sources>
 </file>
 
 <file path=customXml/item2.xml><?xml version="1.0" encoding="utf-8"?>
+<?mso-contentType ?>
+<FormTemplates xmlns="http://schemas.microsoft.com/sharepoint/v3/contenttype/forms">
+  <Display>DocumentLibraryForm</Display>
+  <Edit>DocumentLibraryForm</Edit>
+  <New>DocumentLibraryForm</New>
+</FormTemplates>
+</file>
+
+<file path=customXml/item3.xml><?xml version="1.0" encoding="utf-8"?>
 <ct:contentTypeSchema xmlns:ct="http://schemas.microsoft.com/office/2006/metadata/contentType" xmlns:ma="http://schemas.microsoft.com/office/2006/metadata/properties/metaAttributes" ct:_="" ma:_="" ma:contentTypeName="Dokument" ma:contentTypeID="0x0101003A15E957932D6F4AB4FD28F85AF4FFD8" ma:contentTypeVersion="14" ma:contentTypeDescription="Ein neues Dokument erstellen." ma:contentTypeScope="" ma:versionID="e040dc8dbf4a4132031beaaf90e02bdd">
   <xsd:schema xmlns:xsd="http://www.w3.org/2001/XMLSchema" xmlns:xs="http://www.w3.org/2001/XMLSchema" xmlns:p="http://schemas.microsoft.com/office/2006/metadata/properties" xmlns:ns2="c0991f74-233a-4c46-9c55-a176f0e8ba44" xmlns:ns3="4de74af2-d2a7-4bc3-a319-420167317553" targetNamespace="http://schemas.microsoft.com/office/2006/metadata/properties" ma:root="true" ma:fieldsID="63fe477e893c7cf9e00d7d25e31408c1" ns2:_="" ns3:_="">
     <xsd:import namespace="c0991f74-233a-4c46-9c55-a176f0e8ba44"/>
@@ -13981,44 +14200,35 @@
 </ct:contentTypeSchema>
 </file>
 
-<file path=customXml/item3.xml><?xml version="1.0" encoding="utf-8"?>
-<?mso-contentType ?>
-<FormTemplates xmlns="http://schemas.microsoft.com/sharepoint/v3/contenttype/forms">
-  <Display>DocumentLibraryForm</Display>
-  <Edit>DocumentLibraryForm</Edit>
-  <New>DocumentLibraryForm</New>
-</FormTemplates>
-</file>
-
 <file path=customXml/item4.xml><?xml version="1.0" encoding="utf-8"?>
-<b:Sources xmlns:b="http://schemas.openxmlformats.org/officeDocument/2006/bibliography" xmlns="http://schemas.openxmlformats.org/officeDocument/2006/bibliography" SelectedStyle="/IEEE2006OfficeOnline.xsl" StyleName="IEEE" Version="2006">
-  <b:Source>
-    <b:Tag>Placeholder1</b:Tag>
-    <b:SourceType>Book</b:SourceType>
-    <b:Guid>{61C2BEB0-04B1-424E-AEC0-322EDBD1A18A}</b:Guid>
-    <b:RefOrder>2</b:RefOrder>
-  </b:Source>
-  <b:Source>
-    <b:Tag>Placeholder2</b:Tag>
-    <b:SourceType>Book</b:SourceType>
-    <b:Guid>{26E93F14-F601-D04A-A10D-E3BC3760B577}</b:Guid>
-    <b:RefOrder>1</b:RefOrder>
-  </b:Source>
-</b:Sources>
+<p:properties xmlns:p="http://schemas.microsoft.com/office/2006/metadata/properties" xmlns:xsi="http://www.w3.org/2001/XMLSchema-instance" xmlns:pc="http://schemas.microsoft.com/office/infopath/2007/PartnerControls">
+  <documentManagement>
+    <TaxCatchAll xmlns="4de74af2-d2a7-4bc3-a319-420167317553" xsi:nil="true"/>
+    <ArchiverLinkFileType xmlns="c0991f74-233a-4c46-9c55-a176f0e8ba44" xsi:nil="true"/>
+    <lcf76f155ced4ddcb4097134ff3c332f xmlns="c0991f74-233a-4c46-9c55-a176f0e8ba44">
+      <Terms xmlns="http://schemas.microsoft.com/office/infopath/2007/PartnerControls"/>
+    </lcf76f155ced4ddcb4097134ff3c332f>
+  </documentManagement>
+</p:properties>
 </file>
 
 <file path=customXml/itemProps1.xml><?xml version="1.0" encoding="utf-8"?>
-<ds:datastoreItem xmlns:ds="http://schemas.openxmlformats.org/officeDocument/2006/customXml" ds:itemID="{5DB99EA3-5A91-4DE8-9C2E-5E2756FB8116}">
+<ds:datastoreItem xmlns:ds="http://schemas.openxmlformats.org/officeDocument/2006/customXml" ds:itemID="{8ED87741-333E-524C-B42D-A34782CE569A}">
   <ds:schemaRefs>
-    <ds:schemaRef ds:uri="http://schemas.microsoft.com/office/2006/metadata/properties"/>
-    <ds:schemaRef ds:uri="http://schemas.microsoft.com/office/infopath/2007/PartnerControls"/>
-    <ds:schemaRef ds:uri="4de74af2-d2a7-4bc3-a319-420167317553"/>
-    <ds:schemaRef ds:uri="c0991f74-233a-4c46-9c55-a176f0e8ba44"/>
+    <ds:schemaRef ds:uri="http://schemas.openxmlformats.org/officeDocument/2006/bibliography"/>
   </ds:schemaRefs>
 </ds:datastoreItem>
 </file>
 
 <file path=customXml/itemProps2.xml><?xml version="1.0" encoding="utf-8"?>
+<ds:datastoreItem xmlns:ds="http://schemas.openxmlformats.org/officeDocument/2006/customXml" ds:itemID="{123745DA-69E4-464B-8AAF-512AB146EAEF}">
+  <ds:schemaRefs>
+    <ds:schemaRef ds:uri="http://schemas.microsoft.com/sharepoint/v3/contenttype/forms"/>
+  </ds:schemaRefs>
+</ds:datastoreItem>
+</file>
+
+<file path=customXml/itemProps3.xml><?xml version="1.0" encoding="utf-8"?>
 <ds:datastoreItem xmlns:ds="http://schemas.openxmlformats.org/officeDocument/2006/customXml" ds:itemID="{DB59158D-15C5-4DFF-AEB5-CA02C610712D}">
   <ds:schemaRefs>
     <ds:schemaRef ds:uri="http://schemas.microsoft.com/office/2006/metadata/contentType"/>
@@ -14037,18 +14247,13 @@
 </ds:datastoreItem>
 </file>
 
-<file path=customXml/itemProps3.xml><?xml version="1.0" encoding="utf-8"?>
-<ds:datastoreItem xmlns:ds="http://schemas.openxmlformats.org/officeDocument/2006/customXml" ds:itemID="{123745DA-69E4-464B-8AAF-512AB146EAEF}">
+<file path=customXml/itemProps4.xml><?xml version="1.0" encoding="utf-8"?>
+<ds:datastoreItem xmlns:ds="http://schemas.openxmlformats.org/officeDocument/2006/customXml" ds:itemID="{5DB99EA3-5A91-4DE8-9C2E-5E2756FB8116}">
   <ds:schemaRefs>
-    <ds:schemaRef ds:uri="http://schemas.microsoft.com/sharepoint/v3/contenttype/forms"/>
-  </ds:schemaRefs>
-</ds:datastoreItem>
-</file>
-
-<file path=customXml/itemProps4.xml><?xml version="1.0" encoding="utf-8"?>
-<ds:datastoreItem xmlns:ds="http://schemas.openxmlformats.org/officeDocument/2006/customXml" ds:itemID="{8ED87741-333E-524C-B42D-A34782CE569A}">
-  <ds:schemaRefs>
-    <ds:schemaRef ds:uri="http://schemas.openxmlformats.org/officeDocument/2006/bibliography"/>
+    <ds:schemaRef ds:uri="http://schemas.microsoft.com/office/2006/metadata/properties"/>
+    <ds:schemaRef ds:uri="http://schemas.microsoft.com/office/infopath/2007/PartnerControls"/>
+    <ds:schemaRef ds:uri="4de74af2-d2a7-4bc3-a319-420167317553"/>
+    <ds:schemaRef ds:uri="c0991f74-233a-4c46-9c55-a176f0e8ba44"/>
   </ds:schemaRefs>
 </ds:datastoreItem>
 </file>
--- a/Thesis Report Rafi.docx
+++ b/Thesis Report Rafi.docx
@@ -1820,6 +1820,9 @@
       </w:r>
       <w:r>
         <w:t xml:space="preserve"> </w:t>
+      </w:r>
+      <w:r>
+        <w:t>asfasfas</w:t>
       </w:r>
     </w:p>
     <w:p/>
@@ -13006,15 +13009,15 @@
   </w:font>
   <w:font w:name="Wingdings">
     <w:panose1 w:val="05000000000000000000"/>
-    <w:charset w:val="02"/>
-    <w:family w:val="auto"/>
+    <w:charset w:val="4D"/>
+    <w:family w:val="decorative"/>
     <w:pitch w:val="variable"/>
-    <w:sig w:usb0="00000000" w:usb1="10000000" w:usb2="00000000" w:usb3="00000000" w:csb0="80000000" w:csb1="00000000"/>
+    <w:sig w:usb0="00000003" w:usb1="00000000" w:usb2="00000000" w:usb3="00000000" w:csb0="80000001" w:csb1="00000000"/>
   </w:font>
   <w:font w:name="Symbol">
     <w:panose1 w:val="05050102010706020507"/>
     <w:charset w:val="02"/>
-    <w:family w:val="roman"/>
+    <w:family w:val="decorative"/>
     <w:pitch w:val="variable"/>
     <w:sig w:usb0="00000000" w:usb1="10000000" w:usb2="00000000" w:usb3="00000000" w:csb0="80000000" w:csb1="00000000"/>
   </w:font>
@@ -13041,6 +13044,8 @@
     <w:sig w:usb0="E4002EFF" w:usb1="C200247B" w:usb2="00000009" w:usb3="00000000" w:csb0="000001FF" w:csb1="00000000"/>
   </w:font>
   <w:font w:name="Yu Mincho">
+    <w:altName w:val="游明朝"/>
+    <w:panose1 w:val="02020400000000000000"/>
     <w:charset w:val="80"/>
     <w:family w:val="roman"/>
     <w:pitch w:val="variable"/>
@@ -13054,12 +13059,14 @@
     <w:sig w:usb0="E00006FF" w:usb1="420024FF" w:usb2="02000000" w:usb3="00000000" w:csb0="0000019F" w:csb1="00000000"/>
   </w:font>
   <w:font w:name="Aptos">
+    <w:panose1 w:val="020B0604020202020204"/>
     <w:charset w:val="00"/>
     <w:family w:val="swiss"/>
     <w:pitch w:val="variable"/>
     <w:sig w:usb0="20000287" w:usb1="00000003" w:usb2="00000000" w:usb3="00000000" w:csb0="0000019F" w:csb1="00000000"/>
   </w:font>
   <w:font w:name="Aptos Display">
+    <w:panose1 w:val="020B0004020202020204"/>
     <w:charset w:val="00"/>
     <w:family w:val="swiss"/>
     <w:pitch w:val="variable"/>
@@ -13112,6 +13119,7 @@
     <w:rsid w:val="005A2D59"/>
     <w:rsid w:val="005B691E"/>
     <w:rsid w:val="005D6A23"/>
+    <w:rsid w:val="005E2A9C"/>
     <w:rsid w:val="0062143D"/>
     <w:rsid w:val="00636444"/>
     <w:rsid w:val="00643BB4"/>
@@ -13159,6 +13167,7 @@
     <w:rsid w:val="00F86607"/>
     <w:rsid w:val="00F94122"/>
     <w:rsid w:val="00FA3901"/>
+    <w:rsid w:val="00FB7667"/>
     <w:rsid w:val="00FE7648"/>
     <w:rsid w:val="00FF679D"/>
   </w:rsids>
@@ -13177,8 +13186,8 @@
   </m:mathPr>
   <w:themeFontLang w:val="en-US" w:eastAsia="ja-JP"/>
   <w:clrSchemeMapping w:bg1="light1" w:t1="dark1" w:bg2="light2" w:t2="dark2" w:accent1="accent1" w:accent2="accent2" w:accent3="accent3" w:accent4="accent4" w:accent5="accent5" w:accent6="accent6" w:hyperlink="hyperlink" w:followedHyperlink="followedHyperlink"/>
-  <w:decimalSymbol w:val=","/>
-  <w:listSeparator w:val=";"/>
+  <w:decimalSymbol w:val="."/>
+  <w:listSeparator w:val=","/>
   <w15:chartTrackingRefBased/>
 </w:settings>
 </file>
@@ -13963,12 +13972,15 @@
 </file>
 
 <file path=customXml/item2.xml><?xml version="1.0" encoding="utf-8"?>
-<?mso-contentType ?>
-<FormTemplates xmlns="http://schemas.microsoft.com/sharepoint/v3/contenttype/forms">
-  <Display>DocumentLibraryForm</Display>
-  <Edit>DocumentLibraryForm</Edit>
-  <New>DocumentLibraryForm</New>
-</FormTemplates>
+<p:properties xmlns:p="http://schemas.microsoft.com/office/2006/metadata/properties" xmlns:xsi="http://www.w3.org/2001/XMLSchema-instance" xmlns:pc="http://schemas.microsoft.com/office/infopath/2007/PartnerControls">
+  <documentManagement>
+    <TaxCatchAll xmlns="4de74af2-d2a7-4bc3-a319-420167317553" xsi:nil="true"/>
+    <ArchiverLinkFileType xmlns="c0991f74-233a-4c46-9c55-a176f0e8ba44" xsi:nil="true"/>
+    <lcf76f155ced4ddcb4097134ff3c332f xmlns="c0991f74-233a-4c46-9c55-a176f0e8ba44">
+      <Terms xmlns="http://schemas.microsoft.com/office/infopath/2007/PartnerControls"/>
+    </lcf76f155ced4ddcb4097134ff3c332f>
+  </documentManagement>
+</p:properties>
 </file>
 
 <file path=customXml/item3.xml><?xml version="1.0" encoding="utf-8"?>
@@ -14201,15 +14213,12 @@
 </file>
 
 <file path=customXml/item4.xml><?xml version="1.0" encoding="utf-8"?>
-<p:properties xmlns:p="http://schemas.microsoft.com/office/2006/metadata/properties" xmlns:xsi="http://www.w3.org/2001/XMLSchema-instance" xmlns:pc="http://schemas.microsoft.com/office/infopath/2007/PartnerControls">
-  <documentManagement>
-    <TaxCatchAll xmlns="4de74af2-d2a7-4bc3-a319-420167317553" xsi:nil="true"/>
-    <ArchiverLinkFileType xmlns="c0991f74-233a-4c46-9c55-a176f0e8ba44" xsi:nil="true"/>
-    <lcf76f155ced4ddcb4097134ff3c332f xmlns="c0991f74-233a-4c46-9c55-a176f0e8ba44">
-      <Terms xmlns="http://schemas.microsoft.com/office/infopath/2007/PartnerControls"/>
-    </lcf76f155ced4ddcb4097134ff3c332f>
-  </documentManagement>
-</p:properties>
+<?mso-contentType ?>
+<FormTemplates xmlns="http://schemas.microsoft.com/sharepoint/v3/contenttype/forms">
+  <Display>DocumentLibraryForm</Display>
+  <Edit>DocumentLibraryForm</Edit>
+  <New>DocumentLibraryForm</New>
+</FormTemplates>
 </file>
 
 <file path=customXml/itemProps1.xml><?xml version="1.0" encoding="utf-8"?>
@@ -14221,9 +14230,12 @@
 </file>
 
 <file path=customXml/itemProps2.xml><?xml version="1.0" encoding="utf-8"?>
-<ds:datastoreItem xmlns:ds="http://schemas.openxmlformats.org/officeDocument/2006/customXml" ds:itemID="{123745DA-69E4-464B-8AAF-512AB146EAEF}">
+<ds:datastoreItem xmlns:ds="http://schemas.openxmlformats.org/officeDocument/2006/customXml" ds:itemID="{5DB99EA3-5A91-4DE8-9C2E-5E2756FB8116}">
   <ds:schemaRefs>
-    <ds:schemaRef ds:uri="http://schemas.microsoft.com/sharepoint/v3/contenttype/forms"/>
+    <ds:schemaRef ds:uri="http://schemas.microsoft.com/office/2006/metadata/properties"/>
+    <ds:schemaRef ds:uri="http://schemas.microsoft.com/office/infopath/2007/PartnerControls"/>
+    <ds:schemaRef ds:uri="4de74af2-d2a7-4bc3-a319-420167317553"/>
+    <ds:schemaRef ds:uri="c0991f74-233a-4c46-9c55-a176f0e8ba44"/>
   </ds:schemaRefs>
 </ds:datastoreItem>
 </file>
@@ -14248,12 +14260,9 @@
 </file>
 
 <file path=customXml/itemProps4.xml><?xml version="1.0" encoding="utf-8"?>
-<ds:datastoreItem xmlns:ds="http://schemas.openxmlformats.org/officeDocument/2006/customXml" ds:itemID="{5DB99EA3-5A91-4DE8-9C2E-5E2756FB8116}">
+<ds:datastoreItem xmlns:ds="http://schemas.openxmlformats.org/officeDocument/2006/customXml" ds:itemID="{123745DA-69E4-464B-8AAF-512AB146EAEF}">
   <ds:schemaRefs>
-    <ds:schemaRef ds:uri="http://schemas.microsoft.com/office/2006/metadata/properties"/>
-    <ds:schemaRef ds:uri="http://schemas.microsoft.com/office/infopath/2007/PartnerControls"/>
-    <ds:schemaRef ds:uri="4de74af2-d2a7-4bc3-a319-420167317553"/>
-    <ds:schemaRef ds:uri="c0991f74-233a-4c46-9c55-a176f0e8ba44"/>
+    <ds:schemaRef ds:uri="http://schemas.microsoft.com/sharepoint/v3/contenttype/forms"/>
   </ds:schemaRefs>
 </ds:datastoreItem>
 </file>
--- a/Thesis Report Rafi.docx
+++ b/Thesis Report Rafi.docx
@@ -400,7 +400,7 @@
               <w:tab w:val="right" w:leader="dot" w:pos="9350"/>
             </w:tabs>
             <w:rPr>
-              <w:rFonts w:eastAsiaTheme="minorEastAsia" w:cstheme="minorBidi"/>
+              <w:rFonts w:cstheme="minorBidi"/>
               <w:b w:val="0"/>
               <w:bCs w:val="0"/>
               <w:caps w:val="0"/>
@@ -408,7 +408,7 @@
               <w:sz w:val="24"/>
               <w:szCs w:val="24"/>
               <w:u w:val="none"/>
-              <w:lang w:eastAsia="en-US"/>
+              <w:lang w:val="en-JP"/>
               <w14:ligatures w14:val="standardContextual"/>
             </w:rPr>
           </w:pPr>
@@ -429,7 +429,7 @@
             </w:rPr>
             <w:fldChar w:fldCharType="separate"/>
           </w:r>
-          <w:hyperlink w:anchor="_Toc228796392" w:history="1">
+          <w:hyperlink w:anchor="_Toc235289147" w:history="1">
             <w:r>
               <w:rPr>
                 <w:rStyle w:val="Hyperlink"/>
@@ -439,7 +439,7 @@
             </w:r>
             <w:r>
               <w:rPr>
-                <w:rFonts w:eastAsiaTheme="minorEastAsia" w:cstheme="minorBidi"/>
+                <w:rFonts w:cstheme="minorBidi"/>
                 <w:b w:val="0"/>
                 <w:bCs w:val="0"/>
                 <w:caps w:val="0"/>
@@ -447,7 +447,7 @@
                 <w:sz w:val="24"/>
                 <w:szCs w:val="24"/>
                 <w:u w:val="none"/>
-                <w:lang w:eastAsia="en-US"/>
+                <w:lang w:val="en-JP"/>
                 <w14:ligatures w14:val="standardContextual"/>
               </w:rPr>
               <w:tab/>
@@ -478,7 +478,7 @@
                 <w:noProof/>
                 <w:webHidden/>
               </w:rPr>
-              <w:instrText xml:space="preserve"> PAGEREF _Toc228796392 \h </w:instrText>
+              <w:instrText xml:space="preserve"> PAGEREF _Toc235289147 \h </w:instrText>
             </w:r>
             <w:r>
               <w:rPr>
@@ -517,18 +517,18 @@
               <w:tab w:val="right" w:leader="dot" w:pos="9350"/>
             </w:tabs>
             <w:rPr>
-              <w:rFonts w:eastAsiaTheme="minorEastAsia" w:cstheme="minorBidi"/>
+              <w:rFonts w:cstheme="minorBidi"/>
               <w:b w:val="0"/>
               <w:bCs w:val="0"/>
               <w:smallCaps w:val="0"/>
               <w:noProof/>
               <w:sz w:val="24"/>
               <w:szCs w:val="24"/>
-              <w:lang w:eastAsia="en-US"/>
+              <w:lang w:val="en-JP"/>
               <w14:ligatures w14:val="standardContextual"/>
             </w:rPr>
           </w:pPr>
-          <w:hyperlink w:anchor="_Toc228796393" w:history="1">
+          <w:hyperlink w:anchor="_Toc235289148" w:history="1">
             <w:r>
               <w:rPr>
                 <w:rStyle w:val="Hyperlink"/>
@@ -538,14 +538,14 @@
             </w:r>
             <w:r>
               <w:rPr>
-                <w:rFonts w:eastAsiaTheme="minorEastAsia" w:cstheme="minorBidi"/>
+                <w:rFonts w:cstheme="minorBidi"/>
                 <w:b w:val="0"/>
                 <w:bCs w:val="0"/>
                 <w:smallCaps w:val="0"/>
                 <w:noProof/>
                 <w:sz w:val="24"/>
                 <w:szCs w:val="24"/>
-                <w:lang w:eastAsia="en-US"/>
+                <w:lang w:val="en-JP"/>
                 <w14:ligatures w14:val="standardContextual"/>
               </w:rPr>
               <w:tab/>
@@ -576,7 +576,7 @@
                 <w:noProof/>
                 <w:webHidden/>
               </w:rPr>
-              <w:instrText xml:space="preserve"> PAGEREF _Toc228796393 \h </w:instrText>
+              <w:instrText xml:space="preserve"> PAGEREF _Toc235289148 \h </w:instrText>
             </w:r>
             <w:r>
               <w:rPr>
@@ -615,18 +615,18 @@
               <w:tab w:val="right" w:leader="dot" w:pos="9350"/>
             </w:tabs>
             <w:rPr>
-              <w:rFonts w:eastAsiaTheme="minorEastAsia" w:cstheme="minorBidi"/>
+              <w:rFonts w:cstheme="minorBidi"/>
               <w:b w:val="0"/>
               <w:bCs w:val="0"/>
               <w:smallCaps w:val="0"/>
               <w:noProof/>
               <w:sz w:val="24"/>
               <w:szCs w:val="24"/>
-              <w:lang w:eastAsia="en-US"/>
+              <w:lang w:val="en-JP"/>
               <w14:ligatures w14:val="standardContextual"/>
             </w:rPr>
           </w:pPr>
-          <w:hyperlink w:anchor="_Toc228796394" w:history="1">
+          <w:hyperlink w:anchor="_Toc235289149" w:history="1">
             <w:r>
               <w:rPr>
                 <w:rStyle w:val="Hyperlink"/>
@@ -636,14 +636,14 @@
             </w:r>
             <w:r>
               <w:rPr>
-                <w:rFonts w:eastAsiaTheme="minorEastAsia" w:cstheme="minorBidi"/>
+                <w:rFonts w:cstheme="minorBidi"/>
                 <w:b w:val="0"/>
                 <w:bCs w:val="0"/>
                 <w:smallCaps w:val="0"/>
                 <w:noProof/>
                 <w:sz w:val="24"/>
                 <w:szCs w:val="24"/>
-                <w:lang w:eastAsia="en-US"/>
+                <w:lang w:val="en-JP"/>
                 <w14:ligatures w14:val="standardContextual"/>
               </w:rPr>
               <w:tab/>
@@ -653,7 +653,7 @@
                 <w:rStyle w:val="Hyperlink"/>
                 <w:noProof/>
               </w:rPr>
-              <w:t>Objective</w:t>
+              <w:t>Introduction to Company</w:t>
             </w:r>
             <w:r>
               <w:rPr>
@@ -674,7 +674,7 @@
                 <w:noProof/>
                 <w:webHidden/>
               </w:rPr>
-              <w:instrText xml:space="preserve"> PAGEREF _Toc228796394 \h </w:instrText>
+              <w:instrText xml:space="preserve"> PAGEREF _Toc235289149 \h </w:instrText>
             </w:r>
             <w:r>
               <w:rPr>
@@ -694,7 +694,7 @@
                 <w:noProof/>
                 <w:webHidden/>
               </w:rPr>
-              <w:t>1</w:t>
+              <w:t>2</w:t>
             </w:r>
             <w:r>
               <w:rPr>
@@ -713,18 +713,18 @@
               <w:tab w:val="right" w:leader="dot" w:pos="9350"/>
             </w:tabs>
             <w:rPr>
-              <w:rFonts w:eastAsiaTheme="minorEastAsia" w:cstheme="minorBidi"/>
+              <w:rFonts w:cstheme="minorBidi"/>
               <w:b w:val="0"/>
               <w:bCs w:val="0"/>
               <w:smallCaps w:val="0"/>
               <w:noProof/>
               <w:sz w:val="24"/>
               <w:szCs w:val="24"/>
-              <w:lang w:eastAsia="en-US"/>
+              <w:lang w:val="en-JP"/>
               <w14:ligatures w14:val="standardContextual"/>
             </w:rPr>
           </w:pPr>
-          <w:hyperlink w:anchor="_Toc228796395" w:history="1">
+          <w:hyperlink w:anchor="_Toc235289150" w:history="1">
             <w:r>
               <w:rPr>
                 <w:rStyle w:val="Hyperlink"/>
@@ -734,14 +734,14 @@
             </w:r>
             <w:r>
               <w:rPr>
-                <w:rFonts w:eastAsiaTheme="minorEastAsia" w:cstheme="minorBidi"/>
+                <w:rFonts w:cstheme="minorBidi"/>
                 <w:b w:val="0"/>
                 <w:bCs w:val="0"/>
                 <w:smallCaps w:val="0"/>
                 <w:noProof/>
                 <w:sz w:val="24"/>
                 <w:szCs w:val="24"/>
-                <w:lang w:eastAsia="en-US"/>
+                <w:lang w:val="en-JP"/>
                 <w14:ligatures w14:val="standardContextual"/>
               </w:rPr>
               <w:tab/>
@@ -751,6 +751,104 @@
                 <w:rStyle w:val="Hyperlink"/>
                 <w:noProof/>
               </w:rPr>
+              <w:t>Objective</w:t>
+            </w:r>
+            <w:r>
+              <w:rPr>
+                <w:noProof/>
+                <w:webHidden/>
+              </w:rPr>
+              <w:tab/>
+            </w:r>
+            <w:r>
+              <w:rPr>
+                <w:noProof/>
+                <w:webHidden/>
+              </w:rPr>
+              <w:fldChar w:fldCharType="begin"/>
+            </w:r>
+            <w:r>
+              <w:rPr>
+                <w:noProof/>
+                <w:webHidden/>
+              </w:rPr>
+              <w:instrText xml:space="preserve"> PAGEREF _Toc235289150 \h </w:instrText>
+            </w:r>
+            <w:r>
+              <w:rPr>
+                <w:noProof/>
+                <w:webHidden/>
+              </w:rPr>
+            </w:r>
+            <w:r>
+              <w:rPr>
+                <w:noProof/>
+                <w:webHidden/>
+              </w:rPr>
+              <w:fldChar w:fldCharType="separate"/>
+            </w:r>
+            <w:r>
+              <w:rPr>
+                <w:noProof/>
+                <w:webHidden/>
+              </w:rPr>
+              <w:t>3</w:t>
+            </w:r>
+            <w:r>
+              <w:rPr>
+                <w:noProof/>
+                <w:webHidden/>
+              </w:rPr>
+              <w:fldChar w:fldCharType="end"/>
+            </w:r>
+          </w:hyperlink>
+        </w:p>
+        <w:p>
+          <w:pPr>
+            <w:pStyle w:val="TOC2"/>
+            <w:tabs>
+              <w:tab w:val="left" w:pos="541"/>
+              <w:tab w:val="right" w:leader="dot" w:pos="9350"/>
+            </w:tabs>
+            <w:rPr>
+              <w:rFonts w:cstheme="minorBidi"/>
+              <w:b w:val="0"/>
+              <w:bCs w:val="0"/>
+              <w:smallCaps w:val="0"/>
+              <w:noProof/>
+              <w:sz w:val="24"/>
+              <w:szCs w:val="24"/>
+              <w:lang w:val="en-JP"/>
+              <w14:ligatures w14:val="standardContextual"/>
+            </w:rPr>
+          </w:pPr>
+          <w:hyperlink w:anchor="_Toc235289151" w:history="1">
+            <w:r>
+              <w:rPr>
+                <w:rStyle w:val="Hyperlink"/>
+                <w:noProof/>
+              </w:rPr>
+              <w:t>1.4</w:t>
+            </w:r>
+            <w:r>
+              <w:rPr>
+                <w:rFonts w:cstheme="minorBidi"/>
+                <w:b w:val="0"/>
+                <w:bCs w:val="0"/>
+                <w:smallCaps w:val="0"/>
+                <w:noProof/>
+                <w:sz w:val="24"/>
+                <w:szCs w:val="24"/>
+                <w:lang w:val="en-JP"/>
+                <w14:ligatures w14:val="standardContextual"/>
+              </w:rPr>
+              <w:tab/>
+            </w:r>
+            <w:r>
+              <w:rPr>
+                <w:rStyle w:val="Hyperlink"/>
+                <w:noProof/>
+              </w:rPr>
               <w:t>Thesis Configuration</w:t>
             </w:r>
             <w:r>
@@ -772,7 +870,7 @@
                 <w:noProof/>
                 <w:webHidden/>
               </w:rPr>
-              <w:instrText xml:space="preserve"> PAGEREF _Toc228796395 \h </w:instrText>
+              <w:instrText xml:space="preserve"> PAGEREF _Toc235289151 \h </w:instrText>
             </w:r>
             <w:r>
               <w:rPr>
@@ -792,7 +890,7 @@
                 <w:noProof/>
                 <w:webHidden/>
               </w:rPr>
-              <w:t>1</w:t>
+              <w:t>4</w:t>
             </w:r>
             <w:r>
               <w:rPr>
@@ -811,7 +909,7 @@
               <w:tab w:val="right" w:leader="dot" w:pos="9350"/>
             </w:tabs>
             <w:rPr>
-              <w:rFonts w:eastAsiaTheme="minorEastAsia" w:cstheme="minorBidi"/>
+              <w:rFonts w:cstheme="minorBidi"/>
               <w:b w:val="0"/>
               <w:bCs w:val="0"/>
               <w:caps w:val="0"/>
@@ -819,11 +917,11 @@
               <w:sz w:val="24"/>
               <w:szCs w:val="24"/>
               <w:u w:val="none"/>
-              <w:lang w:eastAsia="en-US"/>
+              <w:lang w:val="en-JP"/>
               <w14:ligatures w14:val="standardContextual"/>
             </w:rPr>
           </w:pPr>
-          <w:hyperlink w:anchor="_Toc228796396" w:history="1">
+          <w:hyperlink w:anchor="_Toc235289152" w:history="1">
             <w:r>
               <w:rPr>
                 <w:rStyle w:val="Hyperlink"/>
@@ -833,7 +931,7 @@
             </w:r>
             <w:r>
               <w:rPr>
-                <w:rFonts w:eastAsiaTheme="minorEastAsia" w:cstheme="minorBidi"/>
+                <w:rFonts w:cstheme="minorBidi"/>
                 <w:b w:val="0"/>
                 <w:bCs w:val="0"/>
                 <w:caps w:val="0"/>
@@ -841,7 +939,7 @@
                 <w:sz w:val="24"/>
                 <w:szCs w:val="24"/>
                 <w:u w:val="none"/>
-                <w:lang w:eastAsia="en-US"/>
+                <w:lang w:val="en-JP"/>
                 <w14:ligatures w14:val="standardContextual"/>
               </w:rPr>
               <w:tab/>
@@ -872,7 +970,7 @@
                 <w:noProof/>
                 <w:webHidden/>
               </w:rPr>
-              <w:instrText xml:space="preserve"> PAGEREF _Toc228796396 \h </w:instrText>
+              <w:instrText xml:space="preserve"> PAGEREF _Toc235289152 \h </w:instrText>
             </w:r>
             <w:r>
               <w:rPr>
@@ -892,7 +990,7 @@
                 <w:noProof/>
                 <w:webHidden/>
               </w:rPr>
-              <w:t>2</w:t>
+              <w:t>5</w:t>
             </w:r>
             <w:r>
               <w:rPr>
@@ -907,21 +1005,22 @@
           <w:pPr>
             <w:pStyle w:val="TOC2"/>
             <w:tabs>
+              <w:tab w:val="left" w:pos="541"/>
               <w:tab w:val="right" w:leader="dot" w:pos="9350"/>
             </w:tabs>
             <w:rPr>
-              <w:rFonts w:eastAsiaTheme="minorEastAsia" w:cstheme="minorBidi"/>
+              <w:rFonts w:cstheme="minorBidi"/>
               <w:b w:val="0"/>
               <w:bCs w:val="0"/>
               <w:smallCaps w:val="0"/>
               <w:noProof/>
               <w:sz w:val="24"/>
               <w:szCs w:val="24"/>
-              <w:lang w:eastAsia="en-US"/>
+              <w:lang w:val="en-JP"/>
               <w14:ligatures w14:val="standardContextual"/>
             </w:rPr>
           </w:pPr>
-          <w:hyperlink w:anchor="_Toc228796397" w:history="1">
+          <w:hyperlink w:anchor="_Toc235289153" w:history="1">
             <w:r>
               <w:rPr>
                 <w:rStyle w:val="Hyperlink"/>
@@ -931,6 +1030,41 @@
             </w:r>
             <w:r>
               <w:rPr>
+                <w:rFonts w:cstheme="minorBidi"/>
+                <w:b w:val="0"/>
+                <w:bCs w:val="0"/>
+                <w:smallCaps w:val="0"/>
+                <w:noProof/>
+                <w:sz w:val="24"/>
+                <w:szCs w:val="24"/>
+                <w:lang w:val="en-JP"/>
+                <w14:ligatures w14:val="standardContextual"/>
+              </w:rPr>
+              <w:tab/>
+            </w:r>
+            <w:r>
+              <w:rPr>
+                <w:rStyle w:val="Hyperlink"/>
+                <w:noProof/>
+              </w:rPr>
+              <w:t>Power-to-X Integration for M</w:t>
+            </w:r>
+            <w:r>
+              <w:rPr>
+                <w:rStyle w:val="Hyperlink"/>
+                <w:noProof/>
+              </w:rPr>
+              <w:t>e</w:t>
+            </w:r>
+            <w:r>
+              <w:rPr>
+                <w:rStyle w:val="Hyperlink"/>
+                <w:noProof/>
+              </w:rPr>
+              <w:t>thanol Synthesis System</w:t>
+            </w:r>
+            <w:r>
+              <w:rPr>
                 <w:noProof/>
                 <w:webHidden/>
               </w:rPr>
@@ -948,7 +1082,7 @@
                 <w:noProof/>
                 <w:webHidden/>
               </w:rPr>
-              <w:instrText xml:space="preserve"> PAGEREF _Toc228796397 \h </w:instrText>
+              <w:instrText xml:space="preserve"> PAGEREF _Toc235289153 \h </w:instrText>
             </w:r>
             <w:r>
               <w:rPr>
@@ -968,7 +1102,301 @@
                 <w:noProof/>
                 <w:webHidden/>
               </w:rPr>
-              <w:t>2</w:t>
+              <w:t>5</w:t>
+            </w:r>
+            <w:r>
+              <w:rPr>
+                <w:noProof/>
+                <w:webHidden/>
+              </w:rPr>
+              <w:fldChar w:fldCharType="end"/>
+            </w:r>
+          </w:hyperlink>
+        </w:p>
+        <w:p>
+          <w:pPr>
+            <w:pStyle w:val="TOC2"/>
+            <w:tabs>
+              <w:tab w:val="left" w:pos="541"/>
+              <w:tab w:val="right" w:leader="dot" w:pos="9350"/>
+            </w:tabs>
+            <w:rPr>
+              <w:rFonts w:cstheme="minorBidi"/>
+              <w:b w:val="0"/>
+              <w:bCs w:val="0"/>
+              <w:smallCaps w:val="0"/>
+              <w:noProof/>
+              <w:sz w:val="24"/>
+              <w:szCs w:val="24"/>
+              <w:lang w:val="en-JP"/>
+              <w14:ligatures w14:val="standardContextual"/>
+            </w:rPr>
+          </w:pPr>
+          <w:hyperlink w:anchor="_Toc235289154" w:history="1">
+            <w:r>
+              <w:rPr>
+                <w:rStyle w:val="Hyperlink"/>
+                <w:noProof/>
+              </w:rPr>
+              <w:t>2.2</w:t>
+            </w:r>
+            <w:r>
+              <w:rPr>
+                <w:rFonts w:cstheme="minorBidi"/>
+                <w:b w:val="0"/>
+                <w:bCs w:val="0"/>
+                <w:smallCaps w:val="0"/>
+                <w:noProof/>
+                <w:sz w:val="24"/>
+                <w:szCs w:val="24"/>
+                <w:lang w:val="en-JP"/>
+                <w14:ligatures w14:val="standardContextual"/>
+              </w:rPr>
+              <w:tab/>
+            </w:r>
+            <w:r>
+              <w:rPr>
+                <w:rStyle w:val="Hyperlink"/>
+                <w:noProof/>
+              </w:rPr>
+              <w:t>MILP for Complex Polygeneration System</w:t>
+            </w:r>
+            <w:r>
+              <w:rPr>
+                <w:noProof/>
+                <w:webHidden/>
+              </w:rPr>
+              <w:tab/>
+            </w:r>
+            <w:r>
+              <w:rPr>
+                <w:noProof/>
+                <w:webHidden/>
+              </w:rPr>
+              <w:fldChar w:fldCharType="begin"/>
+            </w:r>
+            <w:r>
+              <w:rPr>
+                <w:noProof/>
+                <w:webHidden/>
+              </w:rPr>
+              <w:instrText xml:space="preserve"> PAGEREF _Toc235289154 \h </w:instrText>
+            </w:r>
+            <w:r>
+              <w:rPr>
+                <w:noProof/>
+                <w:webHidden/>
+              </w:rPr>
+            </w:r>
+            <w:r>
+              <w:rPr>
+                <w:noProof/>
+                <w:webHidden/>
+              </w:rPr>
+              <w:fldChar w:fldCharType="separate"/>
+            </w:r>
+            <w:r>
+              <w:rPr>
+                <w:noProof/>
+                <w:webHidden/>
+              </w:rPr>
+              <w:t>7</w:t>
+            </w:r>
+            <w:r>
+              <w:rPr>
+                <w:noProof/>
+                <w:webHidden/>
+              </w:rPr>
+              <w:fldChar w:fldCharType="end"/>
+            </w:r>
+          </w:hyperlink>
+        </w:p>
+        <w:p>
+          <w:pPr>
+            <w:pStyle w:val="TOC2"/>
+            <w:tabs>
+              <w:tab w:val="left" w:pos="541"/>
+              <w:tab w:val="right" w:leader="dot" w:pos="9350"/>
+            </w:tabs>
+            <w:rPr>
+              <w:rFonts w:cstheme="minorBidi"/>
+              <w:b w:val="0"/>
+              <w:bCs w:val="0"/>
+              <w:smallCaps w:val="0"/>
+              <w:noProof/>
+              <w:sz w:val="24"/>
+              <w:szCs w:val="24"/>
+              <w:lang w:val="en-JP"/>
+              <w14:ligatures w14:val="standardContextual"/>
+            </w:rPr>
+          </w:pPr>
+          <w:hyperlink w:anchor="_Toc235289155" w:history="1">
+            <w:r>
+              <w:rPr>
+                <w:rStyle w:val="Hyperlink"/>
+                <w:noProof/>
+              </w:rPr>
+              <w:t>2.3</w:t>
+            </w:r>
+            <w:r>
+              <w:rPr>
+                <w:rFonts w:cstheme="minorBidi"/>
+                <w:b w:val="0"/>
+                <w:bCs w:val="0"/>
+                <w:smallCaps w:val="0"/>
+                <w:noProof/>
+                <w:sz w:val="24"/>
+                <w:szCs w:val="24"/>
+                <w:lang w:val="en-JP"/>
+                <w14:ligatures w14:val="standardContextual"/>
+              </w:rPr>
+              <w:tab/>
+            </w:r>
+            <w:r>
+              <w:rPr>
+                <w:rStyle w:val="Hyperlink"/>
+                <w:noProof/>
+              </w:rPr>
+              <w:t>State-of-the-art RL in Optimizing Energy System and Industrial Processes</w:t>
+            </w:r>
+            <w:r>
+              <w:rPr>
+                <w:noProof/>
+                <w:webHidden/>
+              </w:rPr>
+              <w:tab/>
+            </w:r>
+            <w:r>
+              <w:rPr>
+                <w:noProof/>
+                <w:webHidden/>
+              </w:rPr>
+              <w:fldChar w:fldCharType="begin"/>
+            </w:r>
+            <w:r>
+              <w:rPr>
+                <w:noProof/>
+                <w:webHidden/>
+              </w:rPr>
+              <w:instrText xml:space="preserve"> PAGEREF _Toc235289155 \h </w:instrText>
+            </w:r>
+            <w:r>
+              <w:rPr>
+                <w:noProof/>
+                <w:webHidden/>
+              </w:rPr>
+            </w:r>
+            <w:r>
+              <w:rPr>
+                <w:noProof/>
+                <w:webHidden/>
+              </w:rPr>
+              <w:fldChar w:fldCharType="separate"/>
+            </w:r>
+            <w:r>
+              <w:rPr>
+                <w:noProof/>
+                <w:webHidden/>
+              </w:rPr>
+              <w:t>8</w:t>
+            </w:r>
+            <w:r>
+              <w:rPr>
+                <w:noProof/>
+                <w:webHidden/>
+              </w:rPr>
+              <w:fldChar w:fldCharType="end"/>
+            </w:r>
+          </w:hyperlink>
+        </w:p>
+        <w:p>
+          <w:pPr>
+            <w:pStyle w:val="TOC2"/>
+            <w:tabs>
+              <w:tab w:val="left" w:pos="541"/>
+              <w:tab w:val="right" w:leader="dot" w:pos="9350"/>
+            </w:tabs>
+            <w:rPr>
+              <w:rFonts w:cstheme="minorBidi"/>
+              <w:b w:val="0"/>
+              <w:bCs w:val="0"/>
+              <w:smallCaps w:val="0"/>
+              <w:noProof/>
+              <w:sz w:val="24"/>
+              <w:szCs w:val="24"/>
+              <w:lang w:val="en-JP"/>
+              <w14:ligatures w14:val="standardContextual"/>
+            </w:rPr>
+          </w:pPr>
+          <w:hyperlink w:anchor="_Toc235289156" w:history="1">
+            <w:r>
+              <w:rPr>
+                <w:rStyle w:val="Hyperlink"/>
+                <w:noProof/>
+              </w:rPr>
+              <w:t>2.4</w:t>
+            </w:r>
+            <w:r>
+              <w:rPr>
+                <w:rFonts w:cstheme="minorBidi"/>
+                <w:b w:val="0"/>
+                <w:bCs w:val="0"/>
+                <w:smallCaps w:val="0"/>
+                <w:noProof/>
+                <w:sz w:val="24"/>
+                <w:szCs w:val="24"/>
+                <w:lang w:val="en-JP"/>
+                <w14:ligatures w14:val="standardContextual"/>
+              </w:rPr>
+              <w:tab/>
+            </w:r>
+            <w:r>
+              <w:rPr>
+                <w:rStyle w:val="Hyperlink"/>
+                <w:noProof/>
+              </w:rPr>
+              <w:t>RL vs MILP for Different Applications</w:t>
+            </w:r>
+            <w:r>
+              <w:rPr>
+                <w:noProof/>
+                <w:webHidden/>
+              </w:rPr>
+              <w:tab/>
+            </w:r>
+            <w:r>
+              <w:rPr>
+                <w:noProof/>
+                <w:webHidden/>
+              </w:rPr>
+              <w:fldChar w:fldCharType="begin"/>
+            </w:r>
+            <w:r>
+              <w:rPr>
+                <w:noProof/>
+                <w:webHidden/>
+              </w:rPr>
+              <w:instrText xml:space="preserve"> PAGEREF _Toc235289156 \h </w:instrText>
+            </w:r>
+            <w:r>
+              <w:rPr>
+                <w:noProof/>
+                <w:webHidden/>
+              </w:rPr>
+            </w:r>
+            <w:r>
+              <w:rPr>
+                <w:noProof/>
+                <w:webHidden/>
+              </w:rPr>
+              <w:fldChar w:fldCharType="separate"/>
+            </w:r>
+            <w:r>
+              <w:rPr>
+                <w:noProof/>
+                <w:webHidden/>
+              </w:rPr>
+              <w:t>10</w:t>
             </w:r>
             <w:r>
               <w:rPr>
@@ -987,7 +1415,7 @@
               <w:tab w:val="right" w:leader="dot" w:pos="9350"/>
             </w:tabs>
             <w:rPr>
-              <w:rFonts w:eastAsiaTheme="minorEastAsia" w:cstheme="minorBidi"/>
+              <w:rFonts w:cstheme="minorBidi"/>
               <w:b w:val="0"/>
               <w:bCs w:val="0"/>
               <w:caps w:val="0"/>
@@ -995,11 +1423,11 @@
               <w:sz w:val="24"/>
               <w:szCs w:val="24"/>
               <w:u w:val="none"/>
-              <w:lang w:eastAsia="en-US"/>
+              <w:lang w:val="en-JP"/>
               <w14:ligatures w14:val="standardContextual"/>
             </w:rPr>
           </w:pPr>
-          <w:hyperlink w:anchor="_Toc228796398" w:history="1">
+          <w:hyperlink w:anchor="_Toc235289157" w:history="1">
             <w:r>
               <w:rPr>
                 <w:rStyle w:val="Hyperlink"/>
@@ -1009,7 +1437,7 @@
             </w:r>
             <w:r>
               <w:rPr>
-                <w:rFonts w:eastAsiaTheme="minorEastAsia" w:cstheme="minorBidi"/>
+                <w:rFonts w:cstheme="minorBidi"/>
                 <w:b w:val="0"/>
                 <w:bCs w:val="0"/>
                 <w:caps w:val="0"/>
@@ -1017,7 +1445,7 @@
                 <w:sz w:val="24"/>
                 <w:szCs w:val="24"/>
                 <w:u w:val="none"/>
-                <w:lang w:eastAsia="en-US"/>
+                <w:lang w:val="en-JP"/>
                 <w14:ligatures w14:val="standardContextual"/>
               </w:rPr>
               <w:tab/>
@@ -1048,7 +1476,7 @@
                 <w:noProof/>
                 <w:webHidden/>
               </w:rPr>
-              <w:instrText xml:space="preserve"> PAGEREF _Toc228796398 \h </w:instrText>
+              <w:instrText xml:space="preserve"> PAGEREF _Toc235289157 \h </w:instrText>
             </w:r>
             <w:r>
               <w:rPr>
@@ -1068,7 +1496,595 @@
                 <w:noProof/>
                 <w:webHidden/>
               </w:rPr>
-              <w:t>3</w:t>
+              <w:t>13</w:t>
+            </w:r>
+            <w:r>
+              <w:rPr>
+                <w:noProof/>
+                <w:webHidden/>
+              </w:rPr>
+              <w:fldChar w:fldCharType="end"/>
+            </w:r>
+          </w:hyperlink>
+        </w:p>
+        <w:p>
+          <w:pPr>
+            <w:pStyle w:val="TOC2"/>
+            <w:tabs>
+              <w:tab w:val="left" w:pos="541"/>
+              <w:tab w:val="right" w:leader="dot" w:pos="9350"/>
+            </w:tabs>
+            <w:rPr>
+              <w:rFonts w:cstheme="minorBidi"/>
+              <w:b w:val="0"/>
+              <w:bCs w:val="0"/>
+              <w:smallCaps w:val="0"/>
+              <w:noProof/>
+              <w:sz w:val="24"/>
+              <w:szCs w:val="24"/>
+              <w:lang w:val="en-JP"/>
+              <w14:ligatures w14:val="standardContextual"/>
+            </w:rPr>
+          </w:pPr>
+          <w:hyperlink w:anchor="_Toc235289158" w:history="1">
+            <w:r>
+              <w:rPr>
+                <w:rStyle w:val="Hyperlink"/>
+                <w:noProof/>
+              </w:rPr>
+              <w:t>3.1</w:t>
+            </w:r>
+            <w:r>
+              <w:rPr>
+                <w:rFonts w:cstheme="minorBidi"/>
+                <w:b w:val="0"/>
+                <w:bCs w:val="0"/>
+                <w:smallCaps w:val="0"/>
+                <w:noProof/>
+                <w:sz w:val="24"/>
+                <w:szCs w:val="24"/>
+                <w:lang w:val="en-JP"/>
+                <w14:ligatures w14:val="standardContextual"/>
+              </w:rPr>
+              <w:tab/>
+            </w:r>
+            <w:r>
+              <w:rPr>
+                <w:rStyle w:val="Hyperlink"/>
+                <w:noProof/>
+              </w:rPr>
+              <w:t>Hybrid Biomass Power-to-Methanol System Model</w:t>
+            </w:r>
+            <w:r>
+              <w:rPr>
+                <w:noProof/>
+                <w:webHidden/>
+              </w:rPr>
+              <w:tab/>
+            </w:r>
+            <w:r>
+              <w:rPr>
+                <w:noProof/>
+                <w:webHidden/>
+              </w:rPr>
+              <w:fldChar w:fldCharType="begin"/>
+            </w:r>
+            <w:r>
+              <w:rPr>
+                <w:noProof/>
+                <w:webHidden/>
+              </w:rPr>
+              <w:instrText xml:space="preserve"> PAGEREF _Toc235289158 \h </w:instrText>
+            </w:r>
+            <w:r>
+              <w:rPr>
+                <w:noProof/>
+                <w:webHidden/>
+              </w:rPr>
+            </w:r>
+            <w:r>
+              <w:rPr>
+                <w:noProof/>
+                <w:webHidden/>
+              </w:rPr>
+              <w:fldChar w:fldCharType="separate"/>
+            </w:r>
+            <w:r>
+              <w:rPr>
+                <w:noProof/>
+                <w:webHidden/>
+              </w:rPr>
+              <w:t>13</w:t>
+            </w:r>
+            <w:r>
+              <w:rPr>
+                <w:noProof/>
+                <w:webHidden/>
+              </w:rPr>
+              <w:fldChar w:fldCharType="end"/>
+            </w:r>
+          </w:hyperlink>
+        </w:p>
+        <w:p>
+          <w:pPr>
+            <w:pStyle w:val="TOC2"/>
+            <w:tabs>
+              <w:tab w:val="left" w:pos="541"/>
+              <w:tab w:val="right" w:leader="dot" w:pos="9350"/>
+            </w:tabs>
+            <w:rPr>
+              <w:rFonts w:cstheme="minorBidi"/>
+              <w:b w:val="0"/>
+              <w:bCs w:val="0"/>
+              <w:smallCaps w:val="0"/>
+              <w:noProof/>
+              <w:sz w:val="24"/>
+              <w:szCs w:val="24"/>
+              <w:lang w:val="en-JP"/>
+              <w14:ligatures w14:val="standardContextual"/>
+            </w:rPr>
+          </w:pPr>
+          <w:hyperlink w:anchor="_Toc235289159" w:history="1">
+            <w:r>
+              <w:rPr>
+                <w:rStyle w:val="Hyperlink"/>
+                <w:noProof/>
+              </w:rPr>
+              <w:t>3.2</w:t>
+            </w:r>
+            <w:r>
+              <w:rPr>
+                <w:rFonts w:cstheme="minorBidi"/>
+                <w:b w:val="0"/>
+                <w:bCs w:val="0"/>
+                <w:smallCaps w:val="0"/>
+                <w:noProof/>
+                <w:sz w:val="24"/>
+                <w:szCs w:val="24"/>
+                <w:lang w:val="en-JP"/>
+                <w14:ligatures w14:val="standardContextual"/>
+              </w:rPr>
+              <w:tab/>
+            </w:r>
+            <w:r>
+              <w:rPr>
+                <w:rStyle w:val="Hyperlink"/>
+                <w:noProof/>
+              </w:rPr>
+              <w:t>Two-steps Outerloop &amp; Innerloop Strategy</w:t>
+            </w:r>
+            <w:r>
+              <w:rPr>
+                <w:noProof/>
+                <w:webHidden/>
+              </w:rPr>
+              <w:tab/>
+            </w:r>
+            <w:r>
+              <w:rPr>
+                <w:noProof/>
+                <w:webHidden/>
+              </w:rPr>
+              <w:fldChar w:fldCharType="begin"/>
+            </w:r>
+            <w:r>
+              <w:rPr>
+                <w:noProof/>
+                <w:webHidden/>
+              </w:rPr>
+              <w:instrText xml:space="preserve"> PAGEREF _Toc235289159 \h </w:instrText>
+            </w:r>
+            <w:r>
+              <w:rPr>
+                <w:noProof/>
+                <w:webHidden/>
+              </w:rPr>
+            </w:r>
+            <w:r>
+              <w:rPr>
+                <w:noProof/>
+                <w:webHidden/>
+              </w:rPr>
+              <w:fldChar w:fldCharType="separate"/>
+            </w:r>
+            <w:r>
+              <w:rPr>
+                <w:noProof/>
+                <w:webHidden/>
+              </w:rPr>
+              <w:t>13</w:t>
+            </w:r>
+            <w:r>
+              <w:rPr>
+                <w:noProof/>
+                <w:webHidden/>
+              </w:rPr>
+              <w:fldChar w:fldCharType="end"/>
+            </w:r>
+          </w:hyperlink>
+        </w:p>
+        <w:p>
+          <w:pPr>
+            <w:pStyle w:val="TOC2"/>
+            <w:tabs>
+              <w:tab w:val="left" w:pos="541"/>
+              <w:tab w:val="right" w:leader="dot" w:pos="9350"/>
+            </w:tabs>
+            <w:rPr>
+              <w:rFonts w:cstheme="minorBidi"/>
+              <w:b w:val="0"/>
+              <w:bCs w:val="0"/>
+              <w:smallCaps w:val="0"/>
+              <w:noProof/>
+              <w:sz w:val="24"/>
+              <w:szCs w:val="24"/>
+              <w:lang w:val="en-JP"/>
+              <w14:ligatures w14:val="standardContextual"/>
+            </w:rPr>
+          </w:pPr>
+          <w:hyperlink w:anchor="_Toc235289160" w:history="1">
+            <w:r>
+              <w:rPr>
+                <w:rStyle w:val="Hyperlink"/>
+                <w:noProof/>
+              </w:rPr>
+              <w:t>3.3</w:t>
+            </w:r>
+            <w:r>
+              <w:rPr>
+                <w:rFonts w:cstheme="minorBidi"/>
+                <w:b w:val="0"/>
+                <w:bCs w:val="0"/>
+                <w:smallCaps w:val="0"/>
+                <w:noProof/>
+                <w:sz w:val="24"/>
+                <w:szCs w:val="24"/>
+                <w:lang w:val="en-JP"/>
+                <w14:ligatures w14:val="standardContextual"/>
+              </w:rPr>
+              <w:tab/>
+            </w:r>
+            <w:r>
+              <w:rPr>
+                <w:rStyle w:val="Hyperlink"/>
+                <w:noProof/>
+              </w:rPr>
+              <w:t>Level 2 Optimization Architecture (MILP)</w:t>
+            </w:r>
+            <w:r>
+              <w:rPr>
+                <w:noProof/>
+                <w:webHidden/>
+              </w:rPr>
+              <w:tab/>
+            </w:r>
+            <w:r>
+              <w:rPr>
+                <w:noProof/>
+                <w:webHidden/>
+              </w:rPr>
+              <w:fldChar w:fldCharType="begin"/>
+            </w:r>
+            <w:r>
+              <w:rPr>
+                <w:noProof/>
+                <w:webHidden/>
+              </w:rPr>
+              <w:instrText xml:space="preserve"> PAGEREF _Toc235289160 \h </w:instrText>
+            </w:r>
+            <w:r>
+              <w:rPr>
+                <w:noProof/>
+                <w:webHidden/>
+              </w:rPr>
+            </w:r>
+            <w:r>
+              <w:rPr>
+                <w:noProof/>
+                <w:webHidden/>
+              </w:rPr>
+              <w:fldChar w:fldCharType="separate"/>
+            </w:r>
+            <w:r>
+              <w:rPr>
+                <w:noProof/>
+                <w:webHidden/>
+              </w:rPr>
+              <w:t>13</w:t>
+            </w:r>
+            <w:r>
+              <w:rPr>
+                <w:noProof/>
+                <w:webHidden/>
+              </w:rPr>
+              <w:fldChar w:fldCharType="end"/>
+            </w:r>
+          </w:hyperlink>
+        </w:p>
+        <w:p>
+          <w:pPr>
+            <w:pStyle w:val="TOC2"/>
+            <w:tabs>
+              <w:tab w:val="left" w:pos="541"/>
+              <w:tab w:val="right" w:leader="dot" w:pos="9350"/>
+            </w:tabs>
+            <w:rPr>
+              <w:rFonts w:cstheme="minorBidi"/>
+              <w:b w:val="0"/>
+              <w:bCs w:val="0"/>
+              <w:smallCaps w:val="0"/>
+              <w:noProof/>
+              <w:sz w:val="24"/>
+              <w:szCs w:val="24"/>
+              <w:lang w:val="en-JP"/>
+              <w14:ligatures w14:val="standardContextual"/>
+            </w:rPr>
+          </w:pPr>
+          <w:hyperlink w:anchor="_Toc235289161" w:history="1">
+            <w:r>
+              <w:rPr>
+                <w:rStyle w:val="Hyperlink"/>
+                <w:noProof/>
+              </w:rPr>
+              <w:t>3.4</w:t>
+            </w:r>
+            <w:r>
+              <w:rPr>
+                <w:rFonts w:cstheme="minorBidi"/>
+                <w:b w:val="0"/>
+                <w:bCs w:val="0"/>
+                <w:smallCaps w:val="0"/>
+                <w:noProof/>
+                <w:sz w:val="24"/>
+                <w:szCs w:val="24"/>
+                <w:lang w:val="en-JP"/>
+                <w14:ligatures w14:val="standardContextual"/>
+              </w:rPr>
+              <w:tab/>
+            </w:r>
+            <w:r>
+              <w:rPr>
+                <w:rStyle w:val="Hyperlink"/>
+                <w:noProof/>
+              </w:rPr>
+              <w:t>Level 3 Optimization Architecture (RL)</w:t>
+            </w:r>
+            <w:r>
+              <w:rPr>
+                <w:noProof/>
+                <w:webHidden/>
+              </w:rPr>
+              <w:tab/>
+            </w:r>
+            <w:r>
+              <w:rPr>
+                <w:noProof/>
+                <w:webHidden/>
+              </w:rPr>
+              <w:fldChar w:fldCharType="begin"/>
+            </w:r>
+            <w:r>
+              <w:rPr>
+                <w:noProof/>
+                <w:webHidden/>
+              </w:rPr>
+              <w:instrText xml:space="preserve"> PAGEREF _Toc235289161 \h </w:instrText>
+            </w:r>
+            <w:r>
+              <w:rPr>
+                <w:noProof/>
+                <w:webHidden/>
+              </w:rPr>
+            </w:r>
+            <w:r>
+              <w:rPr>
+                <w:noProof/>
+                <w:webHidden/>
+              </w:rPr>
+              <w:fldChar w:fldCharType="separate"/>
+            </w:r>
+            <w:r>
+              <w:rPr>
+                <w:noProof/>
+                <w:webHidden/>
+              </w:rPr>
+              <w:t>13</w:t>
+            </w:r>
+            <w:r>
+              <w:rPr>
+                <w:noProof/>
+                <w:webHidden/>
+              </w:rPr>
+              <w:fldChar w:fldCharType="end"/>
+            </w:r>
+          </w:hyperlink>
+        </w:p>
+        <w:p>
+          <w:pPr>
+            <w:pStyle w:val="TOC2"/>
+            <w:tabs>
+              <w:tab w:val="left" w:pos="541"/>
+              <w:tab w:val="right" w:leader="dot" w:pos="9350"/>
+            </w:tabs>
+            <w:rPr>
+              <w:rFonts w:cstheme="minorBidi"/>
+              <w:b w:val="0"/>
+              <w:bCs w:val="0"/>
+              <w:smallCaps w:val="0"/>
+              <w:noProof/>
+              <w:sz w:val="24"/>
+              <w:szCs w:val="24"/>
+              <w:lang w:val="en-JP"/>
+              <w14:ligatures w14:val="standardContextual"/>
+            </w:rPr>
+          </w:pPr>
+          <w:hyperlink w:anchor="_Toc235289162" w:history="1">
+            <w:r>
+              <w:rPr>
+                <w:rStyle w:val="Hyperlink"/>
+                <w:noProof/>
+              </w:rPr>
+              <w:t>3.5</w:t>
+            </w:r>
+            <w:r>
+              <w:rPr>
+                <w:rFonts w:cstheme="minorBidi"/>
+                <w:b w:val="0"/>
+                <w:bCs w:val="0"/>
+                <w:smallCaps w:val="0"/>
+                <w:noProof/>
+                <w:sz w:val="24"/>
+                <w:szCs w:val="24"/>
+                <w:lang w:val="en-JP"/>
+                <w14:ligatures w14:val="standardContextual"/>
+              </w:rPr>
+              <w:tab/>
+            </w:r>
+            <w:r>
+              <w:rPr>
+                <w:rStyle w:val="Hyperlink"/>
+                <w:noProof/>
+              </w:rPr>
+              <w:t>Data</w:t>
+            </w:r>
+            <w:r>
+              <w:rPr>
+                <w:noProof/>
+                <w:webHidden/>
+              </w:rPr>
+              <w:tab/>
+            </w:r>
+            <w:r>
+              <w:rPr>
+                <w:noProof/>
+                <w:webHidden/>
+              </w:rPr>
+              <w:fldChar w:fldCharType="begin"/>
+            </w:r>
+            <w:r>
+              <w:rPr>
+                <w:noProof/>
+                <w:webHidden/>
+              </w:rPr>
+              <w:instrText xml:space="preserve"> PAGEREF _Toc235289162 \h </w:instrText>
+            </w:r>
+            <w:r>
+              <w:rPr>
+                <w:noProof/>
+                <w:webHidden/>
+              </w:rPr>
+            </w:r>
+            <w:r>
+              <w:rPr>
+                <w:noProof/>
+                <w:webHidden/>
+              </w:rPr>
+              <w:fldChar w:fldCharType="separate"/>
+            </w:r>
+            <w:r>
+              <w:rPr>
+                <w:noProof/>
+                <w:webHidden/>
+              </w:rPr>
+              <w:t>13</w:t>
+            </w:r>
+            <w:r>
+              <w:rPr>
+                <w:noProof/>
+                <w:webHidden/>
+              </w:rPr>
+              <w:fldChar w:fldCharType="end"/>
+            </w:r>
+          </w:hyperlink>
+        </w:p>
+        <w:p>
+          <w:pPr>
+            <w:pStyle w:val="TOC2"/>
+            <w:tabs>
+              <w:tab w:val="left" w:pos="541"/>
+              <w:tab w:val="right" w:leader="dot" w:pos="9350"/>
+            </w:tabs>
+            <w:rPr>
+              <w:rFonts w:cstheme="minorBidi"/>
+              <w:b w:val="0"/>
+              <w:bCs w:val="0"/>
+              <w:smallCaps w:val="0"/>
+              <w:noProof/>
+              <w:sz w:val="24"/>
+              <w:szCs w:val="24"/>
+              <w:lang w:val="en-JP"/>
+              <w14:ligatures w14:val="standardContextual"/>
+            </w:rPr>
+          </w:pPr>
+          <w:hyperlink w:anchor="_Toc235289163" w:history="1">
+            <w:r>
+              <w:rPr>
+                <w:rStyle w:val="Hyperlink"/>
+                <w:noProof/>
+              </w:rPr>
+              <w:t>3.6</w:t>
+            </w:r>
+            <w:r>
+              <w:rPr>
+                <w:rFonts w:cstheme="minorBidi"/>
+                <w:b w:val="0"/>
+                <w:bCs w:val="0"/>
+                <w:smallCaps w:val="0"/>
+                <w:noProof/>
+                <w:sz w:val="24"/>
+                <w:szCs w:val="24"/>
+                <w:lang w:val="en-JP"/>
+                <w14:ligatures w14:val="standardContextual"/>
+              </w:rPr>
+              <w:tab/>
+            </w:r>
+            <w:r>
+              <w:rPr>
+                <w:rStyle w:val="Hyperlink"/>
+                <w:noProof/>
+              </w:rPr>
+              <w:t>Comparison Stages &amp; Scenario Definition</w:t>
+            </w:r>
+            <w:r>
+              <w:rPr>
+                <w:noProof/>
+                <w:webHidden/>
+              </w:rPr>
+              <w:tab/>
+            </w:r>
+            <w:r>
+              <w:rPr>
+                <w:noProof/>
+                <w:webHidden/>
+              </w:rPr>
+              <w:fldChar w:fldCharType="begin"/>
+            </w:r>
+            <w:r>
+              <w:rPr>
+                <w:noProof/>
+                <w:webHidden/>
+              </w:rPr>
+              <w:instrText xml:space="preserve"> PAGEREF _Toc235289163 \h </w:instrText>
+            </w:r>
+            <w:r>
+              <w:rPr>
+                <w:noProof/>
+                <w:webHidden/>
+              </w:rPr>
+            </w:r>
+            <w:r>
+              <w:rPr>
+                <w:noProof/>
+                <w:webHidden/>
+              </w:rPr>
+              <w:fldChar w:fldCharType="separate"/>
+            </w:r>
+            <w:r>
+              <w:rPr>
+                <w:noProof/>
+                <w:webHidden/>
+              </w:rPr>
+              <w:t>13</w:t>
             </w:r>
             <w:r>
               <w:rPr>
@@ -1087,7 +2103,7 @@
               <w:tab w:val="right" w:leader="dot" w:pos="9350"/>
             </w:tabs>
             <w:rPr>
-              <w:rFonts w:eastAsiaTheme="minorEastAsia" w:cstheme="minorBidi"/>
+              <w:rFonts w:cstheme="minorBidi"/>
               <w:b w:val="0"/>
               <w:bCs w:val="0"/>
               <w:caps w:val="0"/>
@@ -1095,11 +2111,11 @@
               <w:sz w:val="24"/>
               <w:szCs w:val="24"/>
               <w:u w:val="none"/>
-              <w:lang w:eastAsia="en-US"/>
+              <w:lang w:val="en-JP"/>
               <w14:ligatures w14:val="standardContextual"/>
             </w:rPr>
           </w:pPr>
-          <w:hyperlink w:anchor="_Toc228796399" w:history="1">
+          <w:hyperlink w:anchor="_Toc235289164" w:history="1">
             <w:r>
               <w:rPr>
                 <w:rStyle w:val="Hyperlink"/>
@@ -1109,7 +2125,7 @@
             </w:r>
             <w:r>
               <w:rPr>
-                <w:rFonts w:eastAsiaTheme="minorEastAsia" w:cstheme="minorBidi"/>
+                <w:rFonts w:cstheme="minorBidi"/>
                 <w:b w:val="0"/>
                 <w:bCs w:val="0"/>
                 <w:caps w:val="0"/>
@@ -1117,7 +2133,7 @@
                 <w:sz w:val="24"/>
                 <w:szCs w:val="24"/>
                 <w:u w:val="none"/>
-                <w:lang w:eastAsia="en-US"/>
+                <w:lang w:val="en-JP"/>
                 <w14:ligatures w14:val="standardContextual"/>
               </w:rPr>
               <w:tab/>
@@ -1148,7 +2164,7 @@
                 <w:noProof/>
                 <w:webHidden/>
               </w:rPr>
-              <w:instrText xml:space="preserve"> PAGEREF _Toc228796399 \h </w:instrText>
+              <w:instrText xml:space="preserve"> PAGEREF _Toc235289164 \h </w:instrText>
             </w:r>
             <w:r>
               <w:rPr>
@@ -1168,7 +2184,83 @@
                 <w:noProof/>
                 <w:webHidden/>
               </w:rPr>
-              <w:t>4</w:t>
+              <w:t>17</w:t>
+            </w:r>
+            <w:r>
+              <w:rPr>
+                <w:noProof/>
+                <w:webHidden/>
+              </w:rPr>
+              <w:fldChar w:fldCharType="end"/>
+            </w:r>
+          </w:hyperlink>
+        </w:p>
+        <w:p>
+          <w:pPr>
+            <w:pStyle w:val="TOC2"/>
+            <w:tabs>
+              <w:tab w:val="right" w:leader="dot" w:pos="9350"/>
+            </w:tabs>
+            <w:rPr>
+              <w:rFonts w:cstheme="minorBidi"/>
+              <w:b w:val="0"/>
+              <w:bCs w:val="0"/>
+              <w:smallCaps w:val="0"/>
+              <w:noProof/>
+              <w:sz w:val="24"/>
+              <w:szCs w:val="24"/>
+              <w:lang w:val="en-JP"/>
+              <w14:ligatures w14:val="standardContextual"/>
+            </w:rPr>
+          </w:pPr>
+          <w:hyperlink w:anchor="_Toc235289165" w:history="1">
+            <w:r>
+              <w:rPr>
+                <w:rStyle w:val="Hyperlink"/>
+                <w:noProof/>
+              </w:rPr>
+              <w:t>4.1</w:t>
+            </w:r>
+            <w:r>
+              <w:rPr>
+                <w:noProof/>
+                <w:webHidden/>
+              </w:rPr>
+              <w:tab/>
+            </w:r>
+            <w:r>
+              <w:rPr>
+                <w:noProof/>
+                <w:webHidden/>
+              </w:rPr>
+              <w:fldChar w:fldCharType="begin"/>
+            </w:r>
+            <w:r>
+              <w:rPr>
+                <w:noProof/>
+                <w:webHidden/>
+              </w:rPr>
+              <w:instrText xml:space="preserve"> PAGEREF _Toc235289165 \h </w:instrText>
+            </w:r>
+            <w:r>
+              <w:rPr>
+                <w:noProof/>
+                <w:webHidden/>
+              </w:rPr>
+            </w:r>
+            <w:r>
+              <w:rPr>
+                <w:noProof/>
+                <w:webHidden/>
+              </w:rPr>
+              <w:fldChar w:fldCharType="separate"/>
+            </w:r>
+            <w:r>
+              <w:rPr>
+                <w:noProof/>
+                <w:webHidden/>
+              </w:rPr>
+              <w:t>17</w:t>
             </w:r>
             <w:r>
               <w:rPr>
@@ -1187,7 +2279,7 @@
               <w:tab w:val="right" w:leader="dot" w:pos="9350"/>
             </w:tabs>
             <w:rPr>
-              <w:rFonts w:eastAsiaTheme="minorEastAsia" w:cstheme="minorBidi"/>
+              <w:rFonts w:cstheme="minorBidi"/>
               <w:b w:val="0"/>
               <w:bCs w:val="0"/>
               <w:caps w:val="0"/>
@@ -1195,11 +2287,11 @@
               <w:sz w:val="24"/>
               <w:szCs w:val="24"/>
               <w:u w:val="none"/>
-              <w:lang w:eastAsia="en-US"/>
+              <w:lang w:val="en-JP"/>
               <w14:ligatures w14:val="standardContextual"/>
             </w:rPr>
           </w:pPr>
-          <w:hyperlink w:anchor="_Toc228796400" w:history="1">
+          <w:hyperlink w:anchor="_Toc235289166" w:history="1">
             <w:r>
               <w:rPr>
                 <w:rStyle w:val="Hyperlink"/>
@@ -1209,7 +2301,7 @@
             </w:r>
             <w:r>
               <w:rPr>
-                <w:rFonts w:eastAsiaTheme="minorEastAsia" w:cstheme="minorBidi"/>
+                <w:rFonts w:cstheme="minorBidi"/>
                 <w:b w:val="0"/>
                 <w:bCs w:val="0"/>
                 <w:caps w:val="0"/>
@@ -1217,7 +2309,7 @@
                 <w:sz w:val="24"/>
                 <w:szCs w:val="24"/>
                 <w:u w:val="none"/>
-                <w:lang w:eastAsia="en-US"/>
+                <w:lang w:val="en-JP"/>
                 <w14:ligatures w14:val="standardContextual"/>
               </w:rPr>
               <w:tab/>
@@ -1248,7 +2340,7 @@
                 <w:noProof/>
                 <w:webHidden/>
               </w:rPr>
-              <w:instrText xml:space="preserve"> PAGEREF _Toc228796400 \h </w:instrText>
+              <w:instrText xml:space="preserve"> PAGEREF _Toc235289166 \h </w:instrText>
             </w:r>
             <w:r>
               <w:rPr>
@@ -1268,7 +2360,7 @@
                 <w:noProof/>
                 <w:webHidden/>
               </w:rPr>
-              <w:t>5</w:t>
+              <w:t>18</w:t>
             </w:r>
             <w:r>
               <w:rPr>
@@ -1287,7 +2379,7 @@
               <w:tab w:val="right" w:leader="dot" w:pos="9350"/>
             </w:tabs>
             <w:rPr>
-              <w:rFonts w:eastAsiaTheme="minorEastAsia" w:cstheme="minorBidi"/>
+              <w:rFonts w:cstheme="minorBidi"/>
               <w:b w:val="0"/>
               <w:bCs w:val="0"/>
               <w:caps w:val="0"/>
@@ -1295,11 +2387,11 @@
               <w:sz w:val="24"/>
               <w:szCs w:val="24"/>
               <w:u w:val="none"/>
-              <w:lang w:eastAsia="en-US"/>
+              <w:lang w:val="en-JP"/>
               <w14:ligatures w14:val="standardContextual"/>
             </w:rPr>
           </w:pPr>
-          <w:hyperlink w:anchor="_Toc228796401" w:history="1">
+          <w:hyperlink w:anchor="_Toc235289167" w:history="1">
             <w:r>
               <w:rPr>
                 <w:rStyle w:val="Hyperlink"/>
@@ -1309,7 +2401,7 @@
             </w:r>
             <w:r>
               <w:rPr>
-                <w:rFonts w:eastAsiaTheme="minorEastAsia" w:cstheme="minorBidi"/>
+                <w:rFonts w:cstheme="minorBidi"/>
                 <w:b w:val="0"/>
                 <w:bCs w:val="0"/>
                 <w:caps w:val="0"/>
@@ -1317,7 +2409,7 @@
                 <w:sz w:val="24"/>
                 <w:szCs w:val="24"/>
                 <w:u w:val="none"/>
-                <w:lang w:eastAsia="en-US"/>
+                <w:lang w:val="en-JP"/>
                 <w14:ligatures w14:val="standardContextual"/>
               </w:rPr>
               <w:tab/>
@@ -1348,7 +2440,7 @@
                 <w:noProof/>
                 <w:webHidden/>
               </w:rPr>
-              <w:instrText xml:space="preserve"> PAGEREF _Toc228796401 \h </w:instrText>
+              <w:instrText xml:space="preserve"> PAGEREF _Toc235289167 \h </w:instrText>
             </w:r>
             <w:r>
               <w:rPr>
@@ -1368,7 +2460,7 @@
                 <w:noProof/>
                 <w:webHidden/>
               </w:rPr>
-              <w:t>6</w:t>
+              <w:t>19</w:t>
             </w:r>
             <w:r>
               <w:rPr>
@@ -1386,6 +2478,7 @@
               <w:bCs/>
               <w:noProof/>
             </w:rPr>
+            <w:lastRenderedPageBreak/>
             <w:fldChar w:fldCharType="end"/>
           </w:r>
         </w:p>
@@ -1433,7 +2526,7 @@
       <w:pPr>
         <w:pStyle w:val="Heading1"/>
       </w:pPr>
-      <w:bookmarkStart w:id="1" w:name="_Toc228796392"/>
+      <w:bookmarkStart w:id="1" w:name="_Toc235289147"/>
       <w:r>
         <w:lastRenderedPageBreak/>
         <w:t>Introduction</w:t>
@@ -1444,7 +2537,7 @@
       <w:pPr>
         <w:pStyle w:val="Heading2"/>
       </w:pPr>
-      <w:bookmarkStart w:id="2" w:name="_Toc228796393"/>
+      <w:bookmarkStart w:id="2" w:name="_Toc235289148"/>
       <w:r>
         <w:t>Background</w:t>
       </w:r>
@@ -1503,15 +2596,16 @@
       <w:pPr>
         <w:pStyle w:val="Heading2"/>
       </w:pPr>
+      <w:bookmarkStart w:id="3" w:name="_Toc235289149"/>
       <w:r>
         <w:t>Introduction t</w:t>
       </w:r>
       <w:r>
         <w:t>o Company</w:t>
       </w:r>
-    </w:p>
-    <w:p>
-      <w:bookmarkStart w:id="3" w:name="_Toc228796394"/>
+      <w:bookmarkEnd w:id="3"/>
+    </w:p>
+    <w:p>
       <w:r>
         <w:t>This master’s thesis is conducted in cooperation with FEV Europe GmbH, specifically within its energy+resources department. In this industrial context, the research aligns with ongoing efforts to expand capabilities beyond traditional automotive engineering toward energy-related applications.</w:t>
       </w:r>
@@ -1532,10 +2626,11 @@
       <w:pPr>
         <w:pStyle w:val="Heading2"/>
       </w:pPr>
+      <w:bookmarkStart w:id="4" w:name="_Toc235289150"/>
       <w:r>
         <w:t>Objective</w:t>
       </w:r>
-      <w:bookmarkEnd w:id="3"/>
+      <w:bookmarkEnd w:id="4"/>
     </w:p>
     <w:p>
       <w:r>
@@ -1574,11 +2669,11 @@
       <w:pPr>
         <w:pStyle w:val="Heading2"/>
       </w:pPr>
-      <w:bookmarkStart w:id="4" w:name="_Toc228796395"/>
+      <w:bookmarkStart w:id="5" w:name="_Toc235289151"/>
       <w:r>
         <w:t>Thesis Configuration</w:t>
       </w:r>
-      <w:bookmarkEnd w:id="4"/>
+      <w:bookmarkEnd w:id="5"/>
     </w:p>
     <w:p>
       <w:r>
@@ -1610,34 +2705,34 @@
       <w:pPr>
         <w:pStyle w:val="Heading1"/>
       </w:pPr>
-      <w:bookmarkStart w:id="5" w:name="_Toc228796396"/>
+      <w:bookmarkStart w:id="6" w:name="_Toc235289152"/>
       <w:r>
         <w:lastRenderedPageBreak/>
         <w:t>Literature Review</w:t>
       </w:r>
-      <w:bookmarkEnd w:id="5"/>
+      <w:bookmarkEnd w:id="6"/>
     </w:p>
     <w:p>
       <w:pPr>
         <w:pStyle w:val="Heading2"/>
       </w:pPr>
-      <w:bookmarkStart w:id="6" w:name="_Toc228796397"/>
-      <w:bookmarkEnd w:id="6"/>
-      <w:commentRangeStart w:id="7"/>
+      <w:bookmarkStart w:id="7" w:name="_Toc235289153"/>
+      <w:commentRangeStart w:id="8"/>
       <w:r>
         <w:t xml:space="preserve">Power-to-X Integration for </w:t>
       </w:r>
       <w:r>
         <w:t>Methanol Synthesis System</w:t>
       </w:r>
-      <w:commentRangeEnd w:id="7"/>
+      <w:bookmarkEnd w:id="7"/>
+      <w:commentRangeEnd w:id="8"/>
       <w:r>
         <w:rPr>
           <w:rStyle w:val="CommentReference"/>
           <w:sz w:val="24"/>
           <w:szCs w:val="28"/>
         </w:rPr>
-        <w:commentReference w:id="7"/>
+        <w:commentReference w:id="8"/>
       </w:r>
     </w:p>
     <w:p>
@@ -1720,9 +2815,11 @@
       <w:pPr>
         <w:pStyle w:val="Heading2"/>
       </w:pPr>
+      <w:bookmarkStart w:id="9" w:name="_Toc235289154"/>
       <w:r>
         <w:t>MILP for Complex Polygeneration System</w:t>
       </w:r>
+      <w:bookmarkEnd w:id="9"/>
     </w:p>
     <w:p>
       <w:pPr>
@@ -1799,70 +2896,38 @@
       </w:pPr>
     </w:p>
     <w:p>
-      <w:r>
+      <w:pPr>
+        <w:rPr>
+          <w:kern w:val="0"/>
+        </w:rPr>
+      </w:pPr>
+      <w:r>
+        <w:rPr>
+          <w:kern w:val="0"/>
+        </w:rPr>
         <w:lastRenderedPageBreak/>
-        <w:t>MILP or Multi Integer Linear Programming has been used as a tool to optimize different kinds of energy or industrial plants by linearizing the model of these processes and setting up a linear objective function to either maximize or minimize a specific KPI based on the</w:t>
-      </w:r>
-      <w:r>
-        <w:t xml:space="preserve"> optimization</w:t>
-      </w:r>
-      <w:r>
-        <w:t xml:space="preserve"> objective</w:t>
-      </w:r>
-      <w:r>
-        <w:t xml:space="preserve"> []</w:t>
-      </w:r>
-      <w:r>
-        <w:t>.</w:t>
-      </w:r>
-      <w:r>
+        <w:t>MILP, or Mixed-Integer Linear Programming, has been used as a tool to optimize different kinds of energy or industrial plants by linearizing the model of these processes and setting up a linear objective function to either maximize or minimize a specific KPI based on the optimization objective []. In an energy system that includes the flow of electricity, heat, and mass, the constraints considered will then dictate how the balance of the system should behave, the minimum and maximum operational dispatch, and the evolution of the storage state of charge, if storage exists. On the other hand, the objective function mainly includes the capital expenditure (CAPEX) and operational expenditure (OPEX) of the models defined in the system. Together, MILP will generate a global equation that takes into account the constraints and the objective function, and using the MILP solver, it will conduct the process of relaxation, branch, and bound to find the valleys or hills within the linear boundaries. </w:t>
+      </w:r>
+      <w:r>
+        <w:rPr>
+          <w:kern w:val="0"/>
+        </w:rPr>
+        <w:t>In practice, MILP has been used as the reference method for operational optimization, demand response, secheduling in energy communities, industrial plants, and integrated multi-energy systems because it produces globally optimal solutions to the defined linear problem when sufficient computation time is available</w:t>
+      </w:r>
+      <w:r>
+        <w:rPr>
+          <w:kern w:val="0"/>
+        </w:rPr>
         <w:t xml:space="preserve"> </w:t>
-      </w:r>
-      <w:r>
-        <w:t xml:space="preserve"> </w:t>
-      </w:r>
-      <w:r>
-        <w:t>asfasfas</w:t>
-      </w:r>
-    </w:p>
-    <w:p/>
-    <w:p>
-      <w:pPr>
-        <w:pStyle w:val="Heading2"/>
-      </w:pPr>
-      <w:r>
-        <w:t>State-of-the</w:t>
-      </w:r>
-      <w:r>
-        <w:t>-art RL in Optimizing Energy System and Industrial Processes</w:t>
-      </w:r>
-      <w:r>
-        <w:t xml:space="preserve"> </w:t>
-      </w:r>
-    </w:p>
-    <w:p>
-      <w:r>
-        <w:t xml:space="preserve">The adoption of RL </w:t>
-      </w:r>
-      <w:r>
-        <w:t>to optimize an energy system or industrial process has been a</w:t>
-      </w:r>
-      <w:r>
-        <w:t xml:space="preserve">n interest </w:t>
-      </w:r>
-      <w:r>
-        <w:t>of a lot of researchers</w:t>
-      </w:r>
-      <w:r>
-        <w:t xml:space="preserve"> due to their compelling advantages, particularly due to their inherent flexibility and adaptability </w:t>
       </w:r>
       <w:sdt>
         <w:sdtPr>
           <w:rPr>
             <w:color w:val="000000"/>
+            <w:kern w:val="0"/>
           </w:rPr>
-          <w:tag w:val="MENDELEY_CITATION_v3_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"/>
-          <w:id w:val="138545058"/>
+          <w:tag w:val="MENDELEY_CITATION_v3_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"/>
+          <w:id w:val="426323060"/>
           <w:placeholder>
             <w:docPart w:val="DefaultPlaceholder_-1854013440"/>
           </w:placeholder>
@@ -1871,613 +2936,46 @@
           <w:r>
             <w:rPr>
               <w:color w:val="000000"/>
+              <w:kern w:val="0"/>
             </w:rPr>
             <w:t>[1]</w:t>
           </w:r>
         </w:sdtContent>
       </w:sdt>
       <w:r>
+        <w:rPr>
+          <w:kern w:val="0"/>
+        </w:rPr>
         <w:t xml:space="preserve">. </w:t>
       </w:r>
-      <w:r>
-        <w:t xml:space="preserve">By </w:t>
-      </w:r>
-      <w:r>
-        <w:t xml:space="preserve">directly </w:t>
-      </w:r>
-      <w:r>
-        <w:t xml:space="preserve">interacting with a system </w:t>
-      </w:r>
-      <w:r>
-        <w:t>it</w:t>
-      </w:r>
-      <w:r>
-        <w:t xml:space="preserve"> </w:t>
-      </w:r>
-      <w:r>
-        <w:t xml:space="preserve">is </w:t>
-      </w:r>
-      <w:r>
-        <w:t xml:space="preserve">thrown into, the </w:t>
-      </w:r>
-      <w:r>
-        <w:t xml:space="preserve">RL agent </w:t>
-      </w:r>
-      <w:r>
-        <w:t xml:space="preserve">can derive optimal strategies through </w:t>
-      </w:r>
-      <w:r>
-        <w:t xml:space="preserve">a series of Markov Decision Process (MDP). </w:t>
-      </w:r>
-      <w:r>
-        <w:t xml:space="preserve">This </w:t>
-      </w:r>
-      <w:r>
-        <w:t>process involves a dynamic evolution</w:t>
-      </w:r>
-      <w:r>
-        <w:t xml:space="preserve"> of the states, actions, </w:t>
-      </w:r>
-      <w:r>
-        <w:t>transitional probabilities, and reward at each time ste</w:t>
-      </w:r>
-      <w:r>
-        <w:t>p, where RL agent selects and executes action</w:t>
-      </w:r>
-      <w:r>
-        <w:t xml:space="preserve">, at a current state, and receiving a reward from its action. </w:t>
-      </w:r>
-    </w:p>
-    <w:p>
-      <w:pPr>
-        <w:pStyle w:val="ListParagraph"/>
-        <w:numPr>
-          <w:ilvl w:val="0"/>
-          <w:numId w:val="33"/>
-        </w:numPr>
-      </w:pPr>
-      <w:r>
-        <w:t>Diagram of MDP process</w:t>
-      </w:r>
-    </w:p>
-    <w:p>
-      <w:r>
-        <w:t xml:space="preserve">The </w:t>
-      </w:r>
-      <w:r>
-        <w:t>main</w:t>
-      </w:r>
-      <w:r>
-        <w:t xml:space="preserve"> objective of an </w:t>
-      </w:r>
-      <w:r>
-        <w:t xml:space="preserve">agent is to maximize the discounted sum of reward </w:t>
-      </w:r>
-      <w:r>
-        <w:t xml:space="preserve">from time t to infinity, denoted by </w:t>
-      </w:r>
-      <m:oMath>
-        <m:sSub>
-          <m:sSubPr>
-            <m:ctrlPr>
-              <w:rPr>
-                <w:rFonts w:ascii="Cambria Math" w:hAnsi="Cambria Math"/>
-                <w:i/>
-              </w:rPr>
-            </m:ctrlPr>
-          </m:sSubPr>
-          <m:e>
-            <m:r>
-              <w:rPr>
-                <w:rFonts w:ascii="Cambria Math" w:hAnsi="Cambria Math"/>
-              </w:rPr>
-              <m:t>R</m:t>
-            </m:r>
-          </m:e>
-          <m:sub>
-            <m:r>
-              <w:rPr>
-                <w:rFonts w:ascii="Cambria Math" w:hAnsi="Cambria Math"/>
-              </w:rPr>
-              <m:t>t</m:t>
-            </m:r>
-          </m:sub>
-        </m:sSub>
-      </m:oMath>
-      <w:r>
-        <w:t xml:space="preserve"> </w:t>
-      </w:r>
-      <w:r>
-        <w:t>, which is expressed as follows</w:t>
-      </w:r>
-    </w:p>
-    <w:p>
-      <w:pPr>
-        <w:pStyle w:val="ListParagraph"/>
-        <w:numPr>
-          <w:ilvl w:val="0"/>
-          <w:numId w:val="35"/>
-        </w:numPr>
-      </w:pPr>
-      <w:r>
-        <w:t>Equation of sum of reward</w:t>
-      </w:r>
-    </w:p>
-    <w:p>
-      <w:r>
-        <w:t xml:space="preserve">The agent </w:t>
-      </w:r>
-      <w:r>
-        <w:t xml:space="preserve">navigates its action based on a policy </w:t>
-      </w:r>
-      <m:oMath>
-        <m:r>
-          <w:rPr>
-            <w:rFonts w:ascii="Cambria Math" w:hAnsi="Cambria Math"/>
-          </w:rPr>
-          <m:t>π</m:t>
-        </m:r>
-      </m:oMath>
-      <w:r>
-        <w:t xml:space="preserve">, which directs agents what to do given the states of the environment. Each policy </w:t>
-      </w:r>
-      <w:r>
-        <w:t xml:space="preserve">is associated with a state-value function </w:t>
-      </w:r>
-      <m:oMath>
-        <m:sSup>
-          <m:sSupPr>
-            <m:ctrlPr>
-              <w:rPr>
-                <w:rFonts w:ascii="Cambria Math" w:hAnsi="Cambria Math"/>
-                <w:i/>
-              </w:rPr>
-            </m:ctrlPr>
-          </m:sSupPr>
-          <m:e>
-            <m:r>
-              <w:rPr>
-                <w:rFonts w:ascii="Cambria Math" w:hAnsi="Cambria Math"/>
-              </w:rPr>
-              <m:t>V</m:t>
-            </m:r>
-          </m:e>
-          <m:sup>
-            <m:r>
-              <w:rPr>
-                <w:rFonts w:ascii="Cambria Math" w:hAnsi="Cambria Math"/>
-              </w:rPr>
-              <m:t>π</m:t>
-            </m:r>
-          </m:sup>
-        </m:sSup>
-        <m:r>
-          <w:rPr>
-            <w:rFonts w:ascii="Cambria Math" w:hAnsi="Cambria Math"/>
-          </w:rPr>
-          <m:t>(s)</m:t>
-        </m:r>
-      </m:oMath>
-      <w:r>
-        <w:t xml:space="preserve">, which predicts the result for state </w:t>
-      </w:r>
-      <m:oMath>
-        <m:r>
-          <w:rPr>
-            <w:rFonts w:ascii="Cambria Math" w:hAnsi="Cambria Math"/>
-          </w:rPr>
-          <m:t>s</m:t>
-        </m:r>
-      </m:oMath>
-      <w:r>
-        <w:t xml:space="preserve">, when following policy </w:t>
-      </w:r>
-      <m:oMath>
-        <m:r>
-          <w:rPr>
-            <w:rFonts w:ascii="Cambria Math" w:hAnsi="Cambria Math"/>
-          </w:rPr>
-          <m:t>π</m:t>
-        </m:r>
-      </m:oMath>
-      <w:r>
-        <w:t>:</w:t>
-      </w:r>
-    </w:p>
-    <w:p>
-      <w:pPr>
-        <w:pStyle w:val="ListParagraph"/>
-        <w:numPr>
-          <w:ilvl w:val="0"/>
-          <w:numId w:val="35"/>
-        </w:numPr>
-      </w:pPr>
-      <w:r>
-        <w:t xml:space="preserve">Equation of </w:t>
-      </w:r>
-      <w:r>
-        <w:t>state-value function</w:t>
-      </w:r>
-    </w:p>
-    <w:p>
-      <w:r>
-        <w:t xml:space="preserve">The optimal value of state </w:t>
-      </w:r>
-      <m:oMath>
-        <m:r>
-          <w:rPr>
-            <w:rFonts w:ascii="Cambria Math" w:hAnsi="Cambria Math"/>
-          </w:rPr>
-          <m:t>s</m:t>
-        </m:r>
-      </m:oMath>
-      <w:r>
-        <w:t xml:space="preserve">, </w:t>
-      </w:r>
-      <w:r>
-        <w:t xml:space="preserve"> </w:t>
-      </w:r>
-      <m:oMath>
-        <m:sSup>
-          <m:sSupPr>
-            <m:ctrlPr>
-              <w:rPr>
-                <w:rFonts w:ascii="Cambria Math" w:hAnsi="Cambria Math"/>
-                <w:i/>
-              </w:rPr>
-            </m:ctrlPr>
-          </m:sSupPr>
-          <m:e>
-            <m:r>
-              <w:rPr>
-                <w:rFonts w:ascii="Cambria Math" w:hAnsi="Cambria Math"/>
-              </w:rPr>
-              <m:t>V</m:t>
-            </m:r>
-          </m:e>
-          <m:sup>
-            <m:r>
-              <w:rPr>
-                <w:rFonts w:ascii="Cambria Math" w:hAnsi="Cambria Math"/>
-              </w:rPr>
-              <m:t>*</m:t>
-            </m:r>
-          </m:sup>
-        </m:sSup>
-        <m:r>
-          <w:rPr>
-            <w:rFonts w:ascii="Cambria Math" w:hAnsi="Cambria Math"/>
-          </w:rPr>
-          <m:t>(s)</m:t>
-        </m:r>
-      </m:oMath>
-      <w:r>
-        <w:t xml:space="preserve"> </w:t>
-      </w:r>
-      <w:r>
-        <w:t xml:space="preserve">is the defined as </w:t>
-      </w:r>
-      <m:oMath>
-        <m:sSup>
-          <m:sSupPr>
-            <m:ctrlPr>
-              <w:rPr>
-                <w:rFonts w:ascii="Cambria Math" w:hAnsi="Cambria Math"/>
-                <w:i/>
-              </w:rPr>
-            </m:ctrlPr>
-          </m:sSupPr>
-          <m:e>
-            <m:r>
-              <w:rPr>
-                <w:rFonts w:ascii="Cambria Math" w:hAnsi="Cambria Math"/>
-              </w:rPr>
-              <m:t>V</m:t>
-            </m:r>
-          </m:e>
-          <m:sup>
-            <m:r>
-              <w:rPr>
-                <w:rFonts w:ascii="Cambria Math" w:hAnsi="Cambria Math"/>
-              </w:rPr>
-              <m:t>π</m:t>
-            </m:r>
-          </m:sup>
-        </m:sSup>
-        <m:r>
-          <w:rPr>
-            <w:rFonts w:ascii="Cambria Math" w:hAnsi="Cambria Math"/>
-          </w:rPr>
-          <m:t>(s)</m:t>
-        </m:r>
-      </m:oMath>
-      <w:r>
-        <w:t xml:space="preserve"> </w:t>
-      </w:r>
-      <w:r>
-        <w:t>to map the maximum value ofver all possible policies:</w:t>
-      </w:r>
-    </w:p>
-    <w:p>
-      <w:pPr>
-        <w:pStyle w:val="ListParagraph"/>
-        <w:numPr>
-          <w:ilvl w:val="0"/>
-          <w:numId w:val="37"/>
-        </w:numPr>
-      </w:pPr>
-      <w:r>
-        <w:t>Optimal value of state s equation</w:t>
-      </w:r>
-    </w:p>
-    <w:p>
-      <w:r>
-        <w:t xml:space="preserve">The other </w:t>
-      </w:r>
-      <w:r>
-        <w:t xml:space="preserve">related variable is a action-value function </w:t>
-      </w:r>
-      <m:oMath>
-        <m:sSup>
-          <m:sSupPr>
-            <m:ctrlPr>
-              <w:rPr>
-                <w:rFonts w:ascii="Cambria Math" w:hAnsi="Cambria Math"/>
-                <w:i/>
-              </w:rPr>
-            </m:ctrlPr>
-          </m:sSupPr>
-          <m:e>
-            <m:r>
-              <w:rPr>
-                <w:rFonts w:ascii="Cambria Math" w:hAnsi="Cambria Math"/>
-              </w:rPr>
-              <m:t>Q</m:t>
-            </m:r>
-          </m:e>
-          <m:sup>
-            <m:r>
-              <w:rPr>
-                <w:rFonts w:ascii="Cambria Math" w:hAnsi="Cambria Math"/>
-              </w:rPr>
-              <m:t>π</m:t>
-            </m:r>
-          </m:sup>
-        </m:sSup>
-        <m:r>
-          <w:rPr>
-            <w:rFonts w:ascii="Cambria Math" w:hAnsi="Cambria Math"/>
-          </w:rPr>
-          <m:t>(s,a)</m:t>
-        </m:r>
-      </m:oMath>
-      <w:r>
-        <w:t xml:space="preserve">, which gives the expected return when taking action </w:t>
-      </w:r>
-      <m:oMath>
-        <m:r>
-          <w:rPr>
-            <w:rFonts w:ascii="Cambria Math" w:hAnsi="Cambria Math"/>
-          </w:rPr>
-          <m:t>a</m:t>
-        </m:r>
-      </m:oMath>
-      <w:r>
-        <w:t xml:space="preserve"> in state </w:t>
-      </w:r>
-      <m:oMath>
-        <m:r>
-          <w:rPr>
-            <w:rFonts w:ascii="Cambria Math" w:hAnsi="Cambria Math"/>
-          </w:rPr>
-          <m:t>s</m:t>
-        </m:r>
-      </m:oMath>
-      <w:r>
-        <w:t xml:space="preserve"> and following policy </w:t>
-      </w:r>
-      <m:oMath>
-        <m:r>
-          <w:rPr>
-            <w:rFonts w:ascii="Cambria Math" w:hAnsi="Cambria Math"/>
-          </w:rPr>
-          <m:t>π</m:t>
-        </m:r>
-      </m:oMath>
-      <w:r>
-        <w:t>:</w:t>
-      </w:r>
-    </w:p>
-    <w:p>
-      <w:pPr>
-        <w:pStyle w:val="ListParagraph"/>
-        <w:numPr>
-          <w:ilvl w:val="0"/>
-          <w:numId w:val="38"/>
-        </w:numPr>
-      </w:pPr>
-      <m:oMath>
-        <m:sSup>
-          <m:sSupPr>
-            <m:ctrlPr>
-              <w:rPr>
-                <w:rFonts w:ascii="Cambria Math" w:hAnsi="Cambria Math"/>
-                <w:i/>
-              </w:rPr>
-            </m:ctrlPr>
-          </m:sSupPr>
-          <m:e>
-            <m:r>
-              <w:rPr>
-                <w:rFonts w:ascii="Cambria Math" w:hAnsi="Cambria Math"/>
-              </w:rPr>
-              <m:t>Q</m:t>
-            </m:r>
-          </m:e>
-          <m:sup>
-            <m:r>
-              <w:rPr>
-                <w:rFonts w:ascii="Cambria Math" w:hAnsi="Cambria Math"/>
-              </w:rPr>
-              <m:t>π</m:t>
-            </m:r>
-          </m:sup>
-        </m:sSup>
-        <m:r>
-          <w:rPr>
-            <w:rFonts w:ascii="Cambria Math" w:hAnsi="Cambria Math"/>
-          </w:rPr>
-          <m:t>(s,a)</m:t>
-        </m:r>
-      </m:oMath>
-      <w:r>
-        <w:t xml:space="preserve"> equation</w:t>
-      </w:r>
-    </w:p>
-    <w:p>
-      <w:r>
-        <w:t>The optimal Q-value of state-action pair</w:t>
-      </w:r>
-      <w:r>
-        <w:t xml:space="preserve">, </w:t>
-      </w:r>
-      <m:oMath>
-        <m:sSup>
-          <m:sSupPr>
-            <m:ctrlPr>
-              <w:rPr>
-                <w:rFonts w:ascii="Cambria Math" w:hAnsi="Cambria Math"/>
-                <w:i/>
-              </w:rPr>
-            </m:ctrlPr>
-          </m:sSupPr>
-          <m:e>
-            <m:r>
-              <w:rPr>
-                <w:rFonts w:ascii="Cambria Math" w:hAnsi="Cambria Math"/>
-              </w:rPr>
-              <m:t>Q</m:t>
-            </m:r>
-          </m:e>
-          <m:sup>
-            <m:r>
-              <w:rPr>
-                <w:rFonts w:ascii="Cambria Math" w:hAnsi="Cambria Math"/>
-              </w:rPr>
-              <m:t>*</m:t>
-            </m:r>
-          </m:sup>
-        </m:sSup>
-        <m:r>
-          <w:rPr>
-            <w:rFonts w:ascii="Cambria Math" w:hAnsi="Cambria Math"/>
-          </w:rPr>
-          <m:t>(s,a)</m:t>
-        </m:r>
-      </m:oMath>
-      <w:r>
-        <w:t xml:space="preserve">, </w:t>
-      </w:r>
-      <w:r>
-        <w:t>is the maximum Q-value over all possible policies:</w:t>
-      </w:r>
-    </w:p>
-    <w:p>
-      <w:pPr>
-        <w:pStyle w:val="ListParagraph"/>
-        <w:numPr>
-          <w:ilvl w:val="0"/>
-          <w:numId w:val="39"/>
-        </w:numPr>
-      </w:pPr>
-      <w:r>
-        <w:t>Equation of optimal Q-value of state-aciton pair</w:t>
-      </w:r>
-    </w:p>
-    <w:p>
-      <w:r>
-        <w:lastRenderedPageBreak/>
-        <w:t xml:space="preserve">In short, </w:t>
-      </w:r>
-      <w:r>
-        <w:t xml:space="preserve">an optimal policy </w:t>
-      </w:r>
-      <m:oMath>
-        <m:sSup>
-          <m:sSupPr>
-            <m:ctrlPr>
-              <w:rPr>
-                <w:rFonts w:ascii="Cambria Math" w:hAnsi="Cambria Math"/>
-                <w:i/>
-              </w:rPr>
-            </m:ctrlPr>
-          </m:sSupPr>
-          <m:e>
-            <m:r>
-              <w:rPr>
-                <w:rFonts w:ascii="Cambria Math" w:hAnsi="Cambria Math"/>
-              </w:rPr>
-              <m:t>π</m:t>
-            </m:r>
-          </m:e>
-          <m:sup>
-            <m:r>
-              <w:rPr>
-                <w:rFonts w:ascii="Cambria Math" w:hAnsi="Cambria Math"/>
-              </w:rPr>
-              <m:t>*</m:t>
-            </m:r>
-          </m:sup>
-        </m:sSup>
-        <m:r>
-          <w:rPr>
-            <w:rFonts w:ascii="Cambria Math" w:hAnsi="Cambria Math"/>
-          </w:rPr>
-          <m:t>(s)</m:t>
-        </m:r>
-      </m:oMath>
-      <w:r>
-        <w:t xml:space="preserve"> is a policy whose state-value function</w:t>
-      </w:r>
-      <w:r>
-        <w:t xml:space="preserve"> is equal to the optimal value of state.</w:t>
-      </w:r>
-    </w:p>
-    <w:p>
-      <w:pPr>
-        <w:pStyle w:val="ListParagraph"/>
-        <w:numPr>
-          <w:ilvl w:val="0"/>
-          <w:numId w:val="40"/>
-        </w:numPr>
-      </w:pPr>
-      <w:r>
-        <w:t>Diagram of these variables as an MDP process</w:t>
-      </w:r>
-      <w:r>
-        <w:t xml:space="preserve"> (Find available literature online and recreate)</w:t>
-      </w:r>
-    </w:p>
-    <w:p>
-      <w:r>
-        <w:t xml:space="preserve">Modelling an accurate </w:t>
-      </w:r>
-      <w:r>
-        <w:t>environment’s dynamics through MDPs is emphasized by many researchers in the field</w:t>
-      </w:r>
-      <w:r>
-        <w:t xml:space="preserve"> to obtain a robust framework and good result</w:t>
-      </w:r>
-      <w:r>
-        <w:t xml:space="preserve"> </w:t>
+    </w:p>
+    <w:p>
+      <w:pPr>
+        <w:rPr>
+          <w:kern w:val="0"/>
+        </w:rPr>
+      </w:pPr>
+    </w:p>
+    <w:p>
+      <w:pPr>
+        <w:rPr>
+          <w:kern w:val="0"/>
+        </w:rPr>
+      </w:pPr>
+      <w:r>
+        <w:rPr>
+          <w:kern w:val="0"/>
+        </w:rPr>
+        <w:t xml:space="preserve">The main methodological alternatives adjacent to MILP are MINLP, stochastic programming, dynamic programming, metaheuristics, and decomposition-based or bilevel formulations </w:t>
       </w:r>
       <w:sdt>
         <w:sdtPr>
           <w:rPr>
             <w:color w:val="000000"/>
+            <w:kern w:val="0"/>
           </w:rPr>
-          <w:tag w:val="MENDELEY_CITATION_v3_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"/>
-          <w:id w:val="-157844259"/>
+          <w:tag w:val="MENDELEY_CITATION_v3_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"/>
+          <w:id w:val="-606507923"/>
           <w:placeholder>
             <w:docPart w:val="DefaultPlaceholder_-1854013440"/>
           </w:placeholder>
@@ -2486,95 +2984,81 @@
           <w:r>
             <w:rPr>
               <w:color w:val="000000"/>
+              <w:kern w:val="0"/>
             </w:rPr>
             <w:t>[2]</w:t>
           </w:r>
         </w:sdtContent>
       </w:sdt>
       <w:r>
-        <w:t xml:space="preserve">. Adopting this process enables RL agents to </w:t>
-      </w:r>
-      <w:r>
-        <w:t xml:space="preserve">adapt to complex and dynamic environments effectively, which is ideal for </w:t>
-      </w:r>
-      <w:r>
-        <w:t xml:space="preserve">optimizing the operation of a polygeneration </w:t>
-      </w:r>
-      <w:r>
-        <w:t>plant.</w:t>
-      </w:r>
+        <w:rPr>
+          <w:kern w:val="0"/>
+        </w:rPr>
+        <w:t xml:space="preserve">. </w:t>
+      </w:r>
+    </w:p>
+    <w:p>
+      <w:pPr>
+        <w:rPr>
+          <w:kern w:val="0"/>
+        </w:rPr>
+      </w:pPr>
+    </w:p>
+    <w:p>
+      <w:pPr>
+        <w:rPr>
+          <w:kern w:val="0"/>
+        </w:rPr>
+      </w:pPr>
+    </w:p>
+    <w:p>
+      <w:pPr>
+        <w:rPr>
+          <w:kern w:val="0"/>
+        </w:rPr>
+      </w:pPr>
+    </w:p>
+    <w:p/>
+    <w:p/>
+    <w:p>
+      <w:pPr>
+        <w:pStyle w:val="Heading2"/>
+      </w:pPr>
+      <w:bookmarkStart w:id="10" w:name="_Toc235289155"/>
+      <w:r>
+        <w:t>State-of-the</w:t>
+      </w:r>
+      <w:r>
+        <w:t>-art RL in Optimizing Energy System and Industrial Processes</w:t>
+      </w:r>
+      <w:bookmarkEnd w:id="10"/>
       <w:r>
         <w:t xml:space="preserve"> </w:t>
       </w:r>
     </w:p>
     <w:p>
-      <w:pPr>
-        <w:pStyle w:val="ListParagraph"/>
-        <w:numPr>
-          <w:ilvl w:val="0"/>
-          <w:numId w:val="33"/>
-        </w:numPr>
-      </w:pPr>
-      <w:r>
-        <w:t>Some examples of RL agent used in optimizing energy systems</w:t>
-      </w:r>
-    </w:p>
-    <w:p>
-      <w:r>
-        <w:t>There are different type</w:t>
-      </w:r>
-      <w:r>
-        <w:t>s</w:t>
-      </w:r>
-      <w:r>
-        <w:t xml:space="preserve"> of RL algorithms to be </w:t>
-      </w:r>
-      <w:r>
-        <w:t>chosen for complex energy system optimization and control. The type of RL algorithms are usually divided into three parts: value-based</w:t>
-      </w:r>
-      <w:r>
-        <w:t xml:space="preserve"> RL, policy-based RL, and actor-critic that sits in between them. </w:t>
-      </w:r>
-      <w:r>
-        <w:t xml:space="preserve">The different </w:t>
-      </w:r>
-      <w:r>
-        <w:t>between</w:t>
-      </w:r>
-      <w:r>
-        <w:t xml:space="preserve"> these different types lie in </w:t>
-      </w:r>
-      <w:r>
-        <w:t xml:space="preserve">the learning methodology for the RL agent. Value-based RL learns a value function, </w:t>
-      </w:r>
-      <w:r>
-        <w:t xml:space="preserve">usually a Q(s,a) estimate, and then </w:t>
-      </w:r>
-      <w:r>
-        <w:t xml:space="preserve">chooses an action that returns best estimated value. </w:t>
-      </w:r>
-      <w:r>
-        <w:t>Some example of value.based RL are Q-learning and Deep</w:t>
-      </w:r>
-      <w:r>
-        <w:t xml:space="preserve"> Q Network (</w:t>
-      </w:r>
-      <w:r>
-        <w:t>DQN</w:t>
-      </w:r>
-      <w:r>
-        <w:t>)</w:t>
-      </w:r>
-      <w:r>
-        <w:t xml:space="preserve"> </w:t>
+      <w:r>
+        <w:t xml:space="preserve">The adoption of RL </w:t>
+      </w:r>
+      <w:r>
+        <w:t>to optimize an energy system or industrial process has been a</w:t>
+      </w:r>
+      <w:r>
+        <w:t xml:space="preserve">n interest </w:t>
+      </w:r>
+      <w:r>
+        <w:t>of a lot of researchers</w:t>
+      </w:r>
+      <w:r>
+        <w:t xml:space="preserve"> due to their compelling advantages, particularly due to their inherent flexibility and adaptability </w:t>
       </w:r>
       <w:sdt>
         <w:sdtPr>
           <w:rPr>
             <w:color w:val="000000"/>
           </w:rPr>
-          <w:tag w:val="MENDELEY_CITATION_v3_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"/>
-          <w:id w:val="-1666621726"/>
+          <w:tag w:val="MENDELEY_CITATION_v3_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"/>
+          <w:id w:val="138545058"/>
           <w:placeholder>
             <w:docPart w:val="DefaultPlaceholder_-1854013440"/>
           </w:placeholder>
@@ -2592,16 +3076,593 @@
         <w:t xml:space="preserve">. </w:t>
       </w:r>
       <w:r>
-        <w:t>A study argues that value-function methods can run into convergence trouble</w:t>
-      </w:r>
-      <w:r>
-        <w:t>, especially when the system is in continuous, multivariate settings</w:t>
-      </w:r>
-      <w:r>
-        <w:t xml:space="preserve">. This algorithm excels in </w:t>
-      </w:r>
-      <w:r>
-        <w:t>controlling and optimizing discrete choices but not continuous ones</w:t>
+        <w:t xml:space="preserve">By </w:t>
+      </w:r>
+      <w:r>
+        <w:t xml:space="preserve">directly </w:t>
+      </w:r>
+      <w:r>
+        <w:t xml:space="preserve">interacting with a system </w:t>
+      </w:r>
+      <w:r>
+        <w:t>it</w:t>
+      </w:r>
+      <w:r>
+        <w:t xml:space="preserve"> </w:t>
+      </w:r>
+      <w:r>
+        <w:t xml:space="preserve">is </w:t>
+      </w:r>
+      <w:r>
+        <w:t xml:space="preserve">thrown into, the </w:t>
+      </w:r>
+      <w:r>
+        <w:t xml:space="preserve">RL agent </w:t>
+      </w:r>
+      <w:r>
+        <w:t xml:space="preserve">can derive optimal strategies through </w:t>
+      </w:r>
+      <w:r>
+        <w:t xml:space="preserve">a series of Markov Decision Process (MDP). </w:t>
+      </w:r>
+      <w:r>
+        <w:t xml:space="preserve">This </w:t>
+      </w:r>
+      <w:r>
+        <w:t>process involves a dynamic evolution</w:t>
+      </w:r>
+      <w:r>
+        <w:t xml:space="preserve"> of the states, actions, </w:t>
+      </w:r>
+      <w:r>
+        <w:t>transitional probabilities, and reward at each time ste</w:t>
+      </w:r>
+      <w:r>
+        <w:t>p, where RL agent selects and executes action</w:t>
+      </w:r>
+      <w:r>
+        <w:t xml:space="preserve">, at a current state, and receiving a reward from its action. </w:t>
+      </w:r>
+    </w:p>
+    <w:p>
+      <w:pPr>
+        <w:pStyle w:val="ListParagraph"/>
+        <w:numPr>
+          <w:ilvl w:val="0"/>
+          <w:numId w:val="33"/>
+        </w:numPr>
+      </w:pPr>
+      <w:r>
+        <w:lastRenderedPageBreak/>
+        <w:t>Diagram of MDP process</w:t>
+      </w:r>
+    </w:p>
+    <w:p>
+      <w:r>
+        <w:t xml:space="preserve">The </w:t>
+      </w:r>
+      <w:r>
+        <w:t>main</w:t>
+      </w:r>
+      <w:r>
+        <w:t xml:space="preserve"> objective of an </w:t>
+      </w:r>
+      <w:r>
+        <w:t xml:space="preserve">agent is to maximize the discounted sum of reward </w:t>
+      </w:r>
+      <w:r>
+        <w:t xml:space="preserve">from time t to infinity, denoted by </w:t>
+      </w:r>
+      <m:oMath>
+        <m:sSub>
+          <m:sSubPr>
+            <m:ctrlPr>
+              <w:rPr>
+                <w:rFonts w:ascii="Cambria Math" w:hAnsi="Cambria Math"/>
+                <w:i/>
+              </w:rPr>
+            </m:ctrlPr>
+          </m:sSubPr>
+          <m:e>
+            <m:r>
+              <w:rPr>
+                <w:rFonts w:ascii="Cambria Math" w:hAnsi="Cambria Math"/>
+              </w:rPr>
+              <m:t>R</m:t>
+            </m:r>
+          </m:e>
+          <m:sub>
+            <m:r>
+              <w:rPr>
+                <w:rFonts w:ascii="Cambria Math" w:hAnsi="Cambria Math"/>
+              </w:rPr>
+              <m:t>t</m:t>
+            </m:r>
+          </m:sub>
+        </m:sSub>
+      </m:oMath>
+      <w:r>
+        <w:t xml:space="preserve"> </w:t>
+      </w:r>
+      <w:r>
+        <w:t>, which is expressed as follows</w:t>
+      </w:r>
+    </w:p>
+    <w:p>
+      <w:pPr>
+        <w:pStyle w:val="ListParagraph"/>
+        <w:numPr>
+          <w:ilvl w:val="0"/>
+          <w:numId w:val="35"/>
+        </w:numPr>
+      </w:pPr>
+      <w:r>
+        <w:t>Equation of sum of reward</w:t>
+      </w:r>
+    </w:p>
+    <w:p>
+      <w:r>
+        <w:t xml:space="preserve">The agent </w:t>
+      </w:r>
+      <w:r>
+        <w:t xml:space="preserve">navigates its action based on a policy </w:t>
+      </w:r>
+      <m:oMath>
+        <m:r>
+          <w:rPr>
+            <w:rFonts w:ascii="Cambria Math" w:hAnsi="Cambria Math"/>
+          </w:rPr>
+          <m:t>π</m:t>
+        </m:r>
+      </m:oMath>
+      <w:r>
+        <w:t xml:space="preserve">, which directs agents what to do given the states of the environment. Each policy </w:t>
+      </w:r>
+      <w:r>
+        <w:t xml:space="preserve">is associated with a state-value function </w:t>
+      </w:r>
+      <m:oMath>
+        <m:sSup>
+          <m:sSupPr>
+            <m:ctrlPr>
+              <w:rPr>
+                <w:rFonts w:ascii="Cambria Math" w:hAnsi="Cambria Math"/>
+                <w:i/>
+              </w:rPr>
+            </m:ctrlPr>
+          </m:sSupPr>
+          <m:e>
+            <m:r>
+              <w:rPr>
+                <w:rFonts w:ascii="Cambria Math" w:hAnsi="Cambria Math"/>
+              </w:rPr>
+              <m:t>V</m:t>
+            </m:r>
+          </m:e>
+          <m:sup>
+            <m:r>
+              <w:rPr>
+                <w:rFonts w:ascii="Cambria Math" w:hAnsi="Cambria Math"/>
+              </w:rPr>
+              <m:t>π</m:t>
+            </m:r>
+          </m:sup>
+        </m:sSup>
+        <m:r>
+          <w:rPr>
+            <w:rFonts w:ascii="Cambria Math" w:hAnsi="Cambria Math"/>
+          </w:rPr>
+          <m:t>(s)</m:t>
+        </m:r>
+      </m:oMath>
+      <w:r>
+        <w:t xml:space="preserve">, which predicts the result for state </w:t>
+      </w:r>
+      <m:oMath>
+        <m:r>
+          <w:rPr>
+            <w:rFonts w:ascii="Cambria Math" w:hAnsi="Cambria Math"/>
+          </w:rPr>
+          <m:t>s</m:t>
+        </m:r>
+      </m:oMath>
+      <w:r>
+        <w:t xml:space="preserve">, when following policy </w:t>
+      </w:r>
+      <m:oMath>
+        <m:r>
+          <w:rPr>
+            <w:rFonts w:ascii="Cambria Math" w:hAnsi="Cambria Math"/>
+          </w:rPr>
+          <m:t>π</m:t>
+        </m:r>
+      </m:oMath>
+      <w:r>
+        <w:t>:</w:t>
+      </w:r>
+    </w:p>
+    <w:p>
+      <w:pPr>
+        <w:pStyle w:val="ListParagraph"/>
+        <w:numPr>
+          <w:ilvl w:val="0"/>
+          <w:numId w:val="35"/>
+        </w:numPr>
+      </w:pPr>
+      <w:r>
+        <w:t xml:space="preserve">Equation of </w:t>
+      </w:r>
+      <w:r>
+        <w:t>state-value function</w:t>
+      </w:r>
+    </w:p>
+    <w:p>
+      <w:r>
+        <w:t xml:space="preserve">The optimal value of state </w:t>
+      </w:r>
+      <m:oMath>
+        <m:r>
+          <w:rPr>
+            <w:rFonts w:ascii="Cambria Math" w:hAnsi="Cambria Math"/>
+          </w:rPr>
+          <m:t>s</m:t>
+        </m:r>
+      </m:oMath>
+      <w:r>
+        <w:t xml:space="preserve">, </w:t>
+      </w:r>
+      <w:r>
+        <w:t xml:space="preserve"> </w:t>
+      </w:r>
+      <m:oMath>
+        <m:sSup>
+          <m:sSupPr>
+            <m:ctrlPr>
+              <w:rPr>
+                <w:rFonts w:ascii="Cambria Math" w:hAnsi="Cambria Math"/>
+                <w:i/>
+              </w:rPr>
+            </m:ctrlPr>
+          </m:sSupPr>
+          <m:e>
+            <m:r>
+              <w:rPr>
+                <w:rFonts w:ascii="Cambria Math" w:hAnsi="Cambria Math"/>
+              </w:rPr>
+              <m:t>V</m:t>
+            </m:r>
+          </m:e>
+          <m:sup>
+            <m:r>
+              <w:rPr>
+                <w:rFonts w:ascii="Cambria Math" w:hAnsi="Cambria Math"/>
+              </w:rPr>
+              <m:t>*</m:t>
+            </m:r>
+          </m:sup>
+        </m:sSup>
+        <m:r>
+          <w:rPr>
+            <w:rFonts w:ascii="Cambria Math" w:hAnsi="Cambria Math"/>
+          </w:rPr>
+          <m:t>(s)</m:t>
+        </m:r>
+      </m:oMath>
+      <w:r>
+        <w:t xml:space="preserve"> </w:t>
+      </w:r>
+      <w:r>
+        <w:t xml:space="preserve">is the defined as </w:t>
+      </w:r>
+      <m:oMath>
+        <m:sSup>
+          <m:sSupPr>
+            <m:ctrlPr>
+              <w:rPr>
+                <w:rFonts w:ascii="Cambria Math" w:hAnsi="Cambria Math"/>
+                <w:i/>
+              </w:rPr>
+            </m:ctrlPr>
+          </m:sSupPr>
+          <m:e>
+            <m:r>
+              <w:rPr>
+                <w:rFonts w:ascii="Cambria Math" w:hAnsi="Cambria Math"/>
+              </w:rPr>
+              <m:t>V</m:t>
+            </m:r>
+          </m:e>
+          <m:sup>
+            <m:r>
+              <w:rPr>
+                <w:rFonts w:ascii="Cambria Math" w:hAnsi="Cambria Math"/>
+              </w:rPr>
+              <m:t>π</m:t>
+            </m:r>
+          </m:sup>
+        </m:sSup>
+        <m:r>
+          <w:rPr>
+            <w:rFonts w:ascii="Cambria Math" w:hAnsi="Cambria Math"/>
+          </w:rPr>
+          <m:t>(s)</m:t>
+        </m:r>
+      </m:oMath>
+      <w:r>
+        <w:t xml:space="preserve"> </w:t>
+      </w:r>
+      <w:r>
+        <w:t>to map the maximum value ofver all possible policies:</w:t>
+      </w:r>
+    </w:p>
+    <w:p>
+      <w:pPr>
+        <w:pStyle w:val="ListParagraph"/>
+        <w:numPr>
+          <w:ilvl w:val="0"/>
+          <w:numId w:val="37"/>
+        </w:numPr>
+      </w:pPr>
+      <w:r>
+        <w:t>Optimal value of state s equation</w:t>
+      </w:r>
+    </w:p>
+    <w:p>
+      <w:r>
+        <w:t xml:space="preserve">The other </w:t>
+      </w:r>
+      <w:r>
+        <w:t xml:space="preserve">related variable is a action-value function </w:t>
+      </w:r>
+      <m:oMath>
+        <m:sSup>
+          <m:sSupPr>
+            <m:ctrlPr>
+              <w:rPr>
+                <w:rFonts w:ascii="Cambria Math" w:hAnsi="Cambria Math"/>
+                <w:i/>
+              </w:rPr>
+            </m:ctrlPr>
+          </m:sSupPr>
+          <m:e>
+            <m:r>
+              <w:rPr>
+                <w:rFonts w:ascii="Cambria Math" w:hAnsi="Cambria Math"/>
+              </w:rPr>
+              <m:t>Q</m:t>
+            </m:r>
+          </m:e>
+          <m:sup>
+            <m:r>
+              <w:rPr>
+                <w:rFonts w:ascii="Cambria Math" w:hAnsi="Cambria Math"/>
+              </w:rPr>
+              <m:t>π</m:t>
+            </m:r>
+          </m:sup>
+        </m:sSup>
+        <m:r>
+          <w:rPr>
+            <w:rFonts w:ascii="Cambria Math" w:hAnsi="Cambria Math"/>
+          </w:rPr>
+          <m:t>(s,a)</m:t>
+        </m:r>
+      </m:oMath>
+      <w:r>
+        <w:t xml:space="preserve">, which gives the expected return when taking action </w:t>
+      </w:r>
+      <m:oMath>
+        <m:r>
+          <w:rPr>
+            <w:rFonts w:ascii="Cambria Math" w:hAnsi="Cambria Math"/>
+          </w:rPr>
+          <m:t>a</m:t>
+        </m:r>
+      </m:oMath>
+      <w:r>
+        <w:t xml:space="preserve"> in state </w:t>
+      </w:r>
+      <m:oMath>
+        <m:r>
+          <w:rPr>
+            <w:rFonts w:ascii="Cambria Math" w:hAnsi="Cambria Math"/>
+          </w:rPr>
+          <m:t>s</m:t>
+        </m:r>
+      </m:oMath>
+      <w:r>
+        <w:t xml:space="preserve"> and following policy </w:t>
+      </w:r>
+      <m:oMath>
+        <m:r>
+          <w:rPr>
+            <w:rFonts w:ascii="Cambria Math" w:hAnsi="Cambria Math"/>
+          </w:rPr>
+          <m:t>π</m:t>
+        </m:r>
+      </m:oMath>
+      <w:r>
+        <w:t>:</w:t>
+      </w:r>
+    </w:p>
+    <w:p>
+      <w:pPr>
+        <w:pStyle w:val="ListParagraph"/>
+        <w:numPr>
+          <w:ilvl w:val="0"/>
+          <w:numId w:val="38"/>
+        </w:numPr>
+      </w:pPr>
+      <m:oMath>
+        <m:sSup>
+          <m:sSupPr>
+            <m:ctrlPr>
+              <w:rPr>
+                <w:rFonts w:ascii="Cambria Math" w:hAnsi="Cambria Math"/>
+                <w:i/>
+              </w:rPr>
+            </m:ctrlPr>
+          </m:sSupPr>
+          <m:e>
+            <m:r>
+              <w:rPr>
+                <w:rFonts w:ascii="Cambria Math" w:hAnsi="Cambria Math"/>
+              </w:rPr>
+              <m:t>Q</m:t>
+            </m:r>
+          </m:e>
+          <m:sup>
+            <m:r>
+              <w:rPr>
+                <w:rFonts w:ascii="Cambria Math" w:hAnsi="Cambria Math"/>
+              </w:rPr>
+              <m:t>π</m:t>
+            </m:r>
+          </m:sup>
+        </m:sSup>
+        <m:r>
+          <w:rPr>
+            <w:rFonts w:ascii="Cambria Math" w:hAnsi="Cambria Math"/>
+          </w:rPr>
+          <m:t>(s,a)</m:t>
+        </m:r>
+      </m:oMath>
+      <w:r>
+        <w:t xml:space="preserve"> equation</w:t>
+      </w:r>
+    </w:p>
+    <w:p>
+      <w:r>
+        <w:t>The optimal Q-value of state-action pair</w:t>
+      </w:r>
+      <w:r>
+        <w:t xml:space="preserve">, </w:t>
+      </w:r>
+      <m:oMath>
+        <m:sSup>
+          <m:sSupPr>
+            <m:ctrlPr>
+              <w:rPr>
+                <w:rFonts w:ascii="Cambria Math" w:hAnsi="Cambria Math"/>
+                <w:i/>
+              </w:rPr>
+            </m:ctrlPr>
+          </m:sSupPr>
+          <m:e>
+            <m:r>
+              <w:rPr>
+                <w:rFonts w:ascii="Cambria Math" w:hAnsi="Cambria Math"/>
+              </w:rPr>
+              <m:t>Q</m:t>
+            </m:r>
+          </m:e>
+          <m:sup>
+            <m:r>
+              <w:rPr>
+                <w:rFonts w:ascii="Cambria Math" w:hAnsi="Cambria Math"/>
+              </w:rPr>
+              <m:t>*</m:t>
+            </m:r>
+          </m:sup>
+        </m:sSup>
+        <m:r>
+          <w:rPr>
+            <w:rFonts w:ascii="Cambria Math" w:hAnsi="Cambria Math"/>
+          </w:rPr>
+          <m:t>(s,a)</m:t>
+        </m:r>
+      </m:oMath>
+      <w:r>
+        <w:t xml:space="preserve">, </w:t>
+      </w:r>
+      <w:r>
+        <w:t>is the maximum Q-value over all possible policies:</w:t>
+      </w:r>
+    </w:p>
+    <w:p>
+      <w:pPr>
+        <w:pStyle w:val="ListParagraph"/>
+        <w:numPr>
+          <w:ilvl w:val="0"/>
+          <w:numId w:val="39"/>
+        </w:numPr>
+      </w:pPr>
+      <w:r>
+        <w:t>Equation of optimal Q-value of state-aciton pair</w:t>
+      </w:r>
+    </w:p>
+    <w:p>
+      <w:r>
+        <w:t xml:space="preserve">In short, </w:t>
+      </w:r>
+      <w:r>
+        <w:t xml:space="preserve">an optimal policy </w:t>
+      </w:r>
+      <m:oMath>
+        <m:sSup>
+          <m:sSupPr>
+            <m:ctrlPr>
+              <w:rPr>
+                <w:rFonts w:ascii="Cambria Math" w:hAnsi="Cambria Math"/>
+                <w:i/>
+              </w:rPr>
+            </m:ctrlPr>
+          </m:sSupPr>
+          <m:e>
+            <m:r>
+              <w:rPr>
+                <w:rFonts w:ascii="Cambria Math" w:hAnsi="Cambria Math"/>
+              </w:rPr>
+              <m:t>π</m:t>
+            </m:r>
+          </m:e>
+          <m:sup>
+            <m:r>
+              <w:rPr>
+                <w:rFonts w:ascii="Cambria Math" w:hAnsi="Cambria Math"/>
+              </w:rPr>
+              <m:t>*</m:t>
+            </m:r>
+          </m:sup>
+        </m:sSup>
+        <m:r>
+          <w:rPr>
+            <w:rFonts w:ascii="Cambria Math" w:hAnsi="Cambria Math"/>
+          </w:rPr>
+          <m:t>(s)</m:t>
+        </m:r>
+      </m:oMath>
+      <w:r>
+        <w:t xml:space="preserve"> is a policy whose state-value function</w:t>
+      </w:r>
+      <w:r>
+        <w:t xml:space="preserve"> is equal to the optimal value of state.</w:t>
+      </w:r>
+    </w:p>
+    <w:p>
+      <w:pPr>
+        <w:pStyle w:val="ListParagraph"/>
+        <w:numPr>
+          <w:ilvl w:val="0"/>
+          <w:numId w:val="40"/>
+        </w:numPr>
+      </w:pPr>
+      <w:r>
+        <w:t>Diagram of these variables as an MDP process</w:t>
+      </w:r>
+      <w:r>
+        <w:t xml:space="preserve"> (Find available literature online and recreate)</w:t>
+      </w:r>
+    </w:p>
+    <w:p>
+      <w:r>
+        <w:t xml:space="preserve">Modelling an accurate </w:t>
+      </w:r>
+      <w:r>
+        <w:t>environment’s dynamics through MDPs is emphasized by many researchers in the field</w:t>
+      </w:r>
+      <w:r>
+        <w:t xml:space="preserve"> to obtain a robust framework and good result</w:t>
       </w:r>
       <w:r>
         <w:t xml:space="preserve"> </w:t>
@@ -2611,8 +3672,8 @@
           <w:rPr>
             <w:color w:val="000000"/>
           </w:rPr>
-          <w:tag w:val="MENDELEY_CITATION_v3_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"/>
-          <w:id w:val="-792588821"/>
+          <w:tag w:val="MENDELEY_CITATION_v3_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"/>
+          <w:id w:val="-157844259"/>
           <w:placeholder>
             <w:docPart w:val="DefaultPlaceholder_-1854013440"/>
           </w:placeholder>
@@ -2627,16 +3688,82 @@
         </w:sdtContent>
       </w:sdt>
       <w:r>
-        <w:t xml:space="preserve">. </w:t>
-      </w:r>
-    </w:p>
-    <w:p/>
-    <w:p>
-      <w:r>
-        <w:t>On the other hand, Policy-based RL learn the Policy directly</w:t>
-      </w:r>
-      <w:r>
-        <w:t>, which means it parametrizes the action rule itself and pinpoints the optimal policy with methods like policy gradients and PPO</w:t>
+        <w:t xml:space="preserve">. Adopting this process enables RL agents to </w:t>
+      </w:r>
+      <w:r>
+        <w:t xml:space="preserve">adapt to complex and dynamic environments effectively, which is ideal for </w:t>
+      </w:r>
+      <w:r>
+        <w:t xml:space="preserve">optimizing the operation of a polygeneration </w:t>
+      </w:r>
+      <w:r>
+        <w:t>plant.</w:t>
+      </w:r>
+      <w:r>
+        <w:t xml:space="preserve"> </w:t>
+      </w:r>
+    </w:p>
+    <w:p>
+      <w:pPr>
+        <w:pStyle w:val="ListParagraph"/>
+        <w:numPr>
+          <w:ilvl w:val="0"/>
+          <w:numId w:val="33"/>
+        </w:numPr>
+      </w:pPr>
+      <w:r>
+        <w:t>Some examples of RL agent used in optimizing energy systems</w:t>
+      </w:r>
+    </w:p>
+    <w:p>
+      <w:r>
+        <w:t>There are different type</w:t>
+      </w:r>
+      <w:r>
+        <w:t>s</w:t>
+      </w:r>
+      <w:r>
+        <w:t xml:space="preserve"> of RL algorithms to be </w:t>
+      </w:r>
+      <w:r>
+        <w:t>chosen for complex energy system optimization and control. The type of RL algorithms are usually divided into three parts: value-based</w:t>
+      </w:r>
+      <w:r>
+        <w:t xml:space="preserve"> RL, policy-based RL, and actor-critic that sits in between them. </w:t>
+      </w:r>
+      <w:r>
+        <w:t xml:space="preserve">The different </w:t>
+      </w:r>
+      <w:r>
+        <w:t>between</w:t>
+      </w:r>
+      <w:r>
+        <w:t xml:space="preserve"> these different types lie in </w:t>
+      </w:r>
+      <w:r>
+        <w:t xml:space="preserve">the learning methodology for the RL agent. Value-based RL learns a value function, </w:t>
+      </w:r>
+      <w:r>
+        <w:t xml:space="preserve">usually a Q(s,a) estimate, and then </w:t>
+      </w:r>
+      <w:r>
+        <w:t xml:space="preserve">chooses an action that returns best estimated value. </w:t>
+      </w:r>
+      <w:r>
+        <w:t xml:space="preserve">Some example of </w:t>
+      </w:r>
+      <w:r>
+        <w:lastRenderedPageBreak/>
+        <w:t>value.based RL are Q-learning and Deep</w:t>
+      </w:r>
+      <w:r>
+        <w:t xml:space="preserve"> Q Network (</w:t>
+      </w:r>
+      <w:r>
+        <w:t>DQN</w:t>
+      </w:r>
+      <w:r>
+        <w:t>)</w:t>
       </w:r>
       <w:r>
         <w:t xml:space="preserve"> </w:t>
@@ -2646,8 +3773,8 @@
           <w:rPr>
             <w:color w:val="000000"/>
           </w:rPr>
-          <w:tag w:val="MENDELEY_CITATION_v3_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"/>
-          <w:id w:val="1046030400"/>
+          <w:tag w:val="MENDELEY_CITATION_v3_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"/>
+          <w:id w:val="-1666621726"/>
           <w:placeholder>
             <w:docPart w:val="DefaultPlaceholder_-1854013440"/>
           </w:placeholder>
@@ -2662,25 +3789,19 @@
         </w:sdtContent>
       </w:sdt>
       <w:r>
-        <w:t>.</w:t>
-      </w:r>
-      <w:r>
-        <w:t xml:space="preserve"> </w:t>
-      </w:r>
-      <w:r>
-        <w:t xml:space="preserve">There </w:t>
-      </w:r>
-      <w:r>
-        <w:t>are</w:t>
-      </w:r>
-      <w:r>
-        <w:t xml:space="preserve"> many literature on RL that simply applies </w:t>
-      </w:r>
-      <w:r>
-        <w:t>a value-based approach, howe</w:t>
-      </w:r>
-      <w:r>
-        <w:t>ver, since energy problem are often continuous, high-dimensional, and constrained, policy-based approach are usually preferred</w:t>
+        <w:t xml:space="preserve">. </w:t>
+      </w:r>
+      <w:r>
+        <w:t>A study argues that value-function methods can run into convergence trouble</w:t>
+      </w:r>
+      <w:r>
+        <w:t>, especially when the system is in continuous, multivariate settings</w:t>
+      </w:r>
+      <w:r>
+        <w:t xml:space="preserve">. This algorithm excels in </w:t>
+      </w:r>
+      <w:r>
+        <w:t>controlling and optimizing discrete choices but not continuous ones</w:t>
       </w:r>
       <w:r>
         <w:t xml:space="preserve"> </w:t>
@@ -2690,8 +3811,8 @@
           <w:rPr>
             <w:color w:val="000000"/>
           </w:rPr>
-          <w:tag w:val="MENDELEY_CITATION_v3_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"/>
-          <w:id w:val="945582915"/>
+          <w:tag w:val="MENDELEY_CITATION_v3_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"/>
+          <w:id w:val="-792588821"/>
           <w:placeholder>
             <w:docPart w:val="DefaultPlaceholder_-1854013440"/>
           </w:placeholder>
@@ -2712,16 +3833,10 @@
     <w:p/>
     <w:p>
       <w:r>
-        <w:t xml:space="preserve">Actor-critics methods are a mixed between the two: the actor learns the policy, while the critic learns the estimated value to make training more stable. </w:t>
-      </w:r>
-      <w:r>
-        <w:t xml:space="preserve">In the literature, </w:t>
-      </w:r>
-      <w:r>
-        <w:t xml:space="preserve">earlier studies still adopted Q-learning, but newer </w:t>
-      </w:r>
-      <w:r>
-        <w:t>research starts to implement actor-critic and other deep RL variants for complex control tasks</w:t>
+        <w:t>On the other hand, Policy-based RL learn the Policy directly</w:t>
+      </w:r>
+      <w:r>
+        <w:t>, which means it parametrizes the action rule itself and pinpoints the optimal policy with methods like policy gradients and PPO</w:t>
       </w:r>
       <w:r>
         <w:t xml:space="preserve"> </w:t>
@@ -2731,8 +3846,8 @@
           <w:rPr>
             <w:color w:val="000000"/>
           </w:rPr>
-          <w:tag w:val="MENDELEY_CITATION_v3_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"/>
-          <w:id w:val="1830250729"/>
+          <w:tag w:val="MENDELEY_CITATION_v3_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"/>
+          <w:id w:val="1046030400"/>
           <w:placeholder>
             <w:docPart w:val="DefaultPlaceholder_-1854013440"/>
           </w:placeholder>
@@ -2747,70 +3862,25 @@
         </w:sdtContent>
       </w:sdt>
       <w:r>
-        <w:t xml:space="preserve">. </w:t>
-      </w:r>
-      <w:r>
-        <w:t xml:space="preserve">This </w:t>
-      </w:r>
-      <w:r>
-        <w:t xml:space="preserve">actor-critic </w:t>
-      </w:r>
-      <w:r>
-        <w:t>method includes PPO, S</w:t>
-      </w:r>
-      <w:r>
-        <w:t xml:space="preserve">AC, </w:t>
-      </w:r>
-      <w:r>
-        <w:t xml:space="preserve">A3C, TD3, and DDPG. </w:t>
-      </w:r>
-      <w:r>
-        <w:t>Many studies have have shown the application of this algorithm method</w:t>
-      </w:r>
-      <w:r>
-        <w:t xml:space="preserve"> into different kinds of energy systems. To be continued…</w:t>
+        <w:t>.</w:t>
       </w:r>
       <w:r>
         <w:t xml:space="preserve"> </w:t>
       </w:r>
-    </w:p>
-    <w:p/>
-    <w:p/>
-    <w:p>
-      <w:pPr>
-        <w:pStyle w:val="Heading2"/>
-      </w:pPr>
-      <w:r>
-        <w:t>RL vs MILP for Different Applications</w:t>
-      </w:r>
-    </w:p>
-    <w:p>
-      <w:pPr>
-        <w:rPr>
-          <w:color w:val="000000"/>
-        </w:rPr>
-      </w:pPr>
-      <w:r>
-        <w:t xml:space="preserve">In recent years, there have been </w:t>
-      </w:r>
-      <w:r>
-        <w:t>multiple</w:t>
-      </w:r>
-      <w:r>
-        <w:t xml:space="preserve"> attempts in the literature to benchmark </w:t>
-      </w:r>
-      <w:r>
-        <w:t xml:space="preserve">the results of RL and MILP for various energy system problems. Vetter </w:t>
-      </w:r>
-      <w:r>
-        <w:rPr>
-          <w:i/>
-          <w:iCs/>
-        </w:rPr>
-        <w:t>et al</w:t>
-      </w:r>
-      <w:r>
-        <w:t>.</w:t>
+      <w:r>
+        <w:t xml:space="preserve">There </w:t>
+      </w:r>
+      <w:r>
+        <w:t>are</w:t>
+      </w:r>
+      <w:r>
+        <w:t xml:space="preserve"> many literature on RL that simply applies </w:t>
+      </w:r>
+      <w:r>
+        <w:t>a value-based approach, howe</w:t>
+      </w:r>
+      <w:r>
+        <w:t>ver, since energy problem are often continuous, high-dimensional, and constrained, policy-based approach are usually preferred</w:t>
       </w:r>
       <w:r>
         <w:t xml:space="preserve"> </w:t>
@@ -2820,8 +3890,8 @@
           <w:rPr>
             <w:color w:val="000000"/>
           </w:rPr>
-          <w:tag w:val="MENDELEY_CITATION_v3_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"/>
-          <w:id w:val="1550877387"/>
+          <w:tag w:val="MENDELEY_CITATION_v3_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"/>
+          <w:id w:val="945582915"/>
           <w:placeholder>
             <w:docPart w:val="DefaultPlaceholder_-1854013440"/>
           </w:placeholder>
@@ -2836,270 +3906,33 @@
         </w:sdtContent>
       </w:sdt>
       <w:r>
-        <w:rPr>
-          <w:color w:val="000000"/>
-        </w:rPr>
+        <w:t xml:space="preserve">. </w:t>
+      </w:r>
+    </w:p>
+    <w:p/>
+    <w:p>
+      <w:r>
+        <w:t xml:space="preserve">Actor-critics methods are a mixed between the two: the actor learns the policy, while the critic learns the estimated value to make training more stable. </w:t>
+      </w:r>
+      <w:r>
+        <w:t xml:space="preserve">In the literature, </w:t>
+      </w:r>
+      <w:r>
+        <w:t xml:space="preserve">earlier studies still adopted Q-learning, but newer </w:t>
+      </w:r>
+      <w:r>
+        <w:t>research starts to implement actor-critic and other deep RL variants for complex control tasks</w:t>
+      </w:r>
+      <w:r>
         <w:t xml:space="preserve"> </w:t>
-      </w:r>
-      <w:r>
-        <w:rPr>
-          <w:color w:val="000000"/>
-        </w:rPr>
-        <w:t xml:space="preserve">analyzed the implementation of </w:t>
-      </w:r>
-      <w:r>
-        <w:rPr>
-          <w:color w:val="000000"/>
-        </w:rPr>
-        <w:t xml:space="preserve">deep reinforcement learning </w:t>
-      </w:r>
-      <w:r>
-        <w:rPr>
-          <w:color w:val="000000"/>
-        </w:rPr>
-        <w:t>framework using Deep Q-Network (DQN) algorithm to optimize the control o</w:t>
-      </w:r>
-      <w:r>
-        <w:rPr>
-          <w:color w:val="000000"/>
-        </w:rPr>
-        <w:t>f heat pump and heating element operation</w:t>
-      </w:r>
-      <w:r>
-        <w:rPr>
-          <w:color w:val="000000"/>
-        </w:rPr>
-        <w:t xml:space="preserve"> in a Grid-PV-Thermal </w:t>
-      </w:r>
-      <w:r>
-        <w:rPr>
-          <w:color w:val="000000"/>
-        </w:rPr>
-        <w:t xml:space="preserve">Energy </w:t>
-      </w:r>
-      <w:r>
-        <w:rPr>
-          <w:color w:val="000000"/>
-        </w:rPr>
-        <w:t>Storage (TES)</w:t>
-      </w:r>
-      <w:r>
-        <w:rPr>
-          <w:color w:val="000000"/>
-        </w:rPr>
-        <w:t xml:space="preserve"> system for an energy community</w:t>
-      </w:r>
-      <w:r>
-        <w:rPr>
-          <w:color w:val="000000"/>
-        </w:rPr>
-        <w:t xml:space="preserve">. </w:t>
-      </w:r>
-      <w:r>
-        <w:rPr>
-          <w:color w:val="000000"/>
-        </w:rPr>
-        <w:t xml:space="preserve">In this study, </w:t>
-      </w:r>
-      <w:r>
-        <w:rPr>
-          <w:color w:val="000000"/>
-        </w:rPr>
-        <w:t>both</w:t>
-      </w:r>
-      <w:r>
-        <w:rPr>
-          <w:color w:val="000000"/>
-        </w:rPr>
-        <w:t xml:space="preserve"> frameworks are used to only optimize the dispatch strategy of the energy system in a fixed </w:t>
-      </w:r>
-      <w:r>
-        <w:rPr>
-          <w:color w:val="000000"/>
-        </w:rPr>
-        <w:t>sizing environment. Furthermore, t</w:t>
-      </w:r>
-      <w:r>
-        <w:rPr>
-          <w:color w:val="000000"/>
-        </w:rPr>
-        <w:t>he RL agent’s action is only limited to controlling the SOC of the thermal energy storage</w:t>
-      </w:r>
-      <w:r>
-        <w:rPr>
-          <w:color w:val="000000"/>
-        </w:rPr>
-        <w:t xml:space="preserve">, while observing its impact on the environment </w:t>
-      </w:r>
-      <w:r>
-        <w:rPr>
-          <w:color w:val="000000"/>
-        </w:rPr>
-        <w:t xml:space="preserve">or state it is able to see. </w:t>
-      </w:r>
-      <w:r>
-        <w:rPr>
-          <w:color w:val="000000"/>
-        </w:rPr>
-        <w:t xml:space="preserve">On the other hand, the MILP </w:t>
-      </w:r>
-      <w:r>
-        <w:rPr>
-          <w:color w:val="000000"/>
-        </w:rPr>
-        <w:t xml:space="preserve">framework decides the flow of grid power and heating element at each time step. The result of this research </w:t>
-      </w:r>
-      <w:r>
-        <w:rPr>
-          <w:color w:val="000000"/>
-        </w:rPr>
-        <w:t>shows that both frameworks successfully produce</w:t>
-      </w:r>
-      <w:r>
-        <w:rPr>
-          <w:color w:val="000000"/>
-        </w:rPr>
-        <w:t xml:space="preserve"> yearly cost savings compared to </w:t>
-      </w:r>
-      <w:r>
-        <w:rPr>
-          <w:color w:val="000000"/>
-        </w:rPr>
-        <w:t xml:space="preserve">the reference scenario with MILP having </w:t>
-      </w:r>
-      <w:r>
-        <w:rPr>
-          <w:color w:val="000000"/>
-        </w:rPr>
-        <w:t>greater</w:t>
-      </w:r>
-      <w:r>
-        <w:rPr>
-          <w:color w:val="000000"/>
-        </w:rPr>
-        <w:t xml:space="preserve"> cost savings on </w:t>
-      </w:r>
-      <w:r>
-        <w:rPr>
-          <w:color w:val="000000"/>
-        </w:rPr>
-        <w:t xml:space="preserve">10-6% reduction compared to a 8.79% RL. </w:t>
-      </w:r>
-      <w:r>
-        <w:rPr>
-          <w:color w:val="000000"/>
-        </w:rPr>
-        <w:t xml:space="preserve">Aside from the cost result, RL solution leads in terms of other metrics such as CO2 emission reduction, </w:t>
-      </w:r>
-      <w:r>
-        <w:rPr>
-          <w:color w:val="000000"/>
-        </w:rPr>
-        <w:t>self-consumption ratio, and self-sufficiency ratio</w:t>
-      </w:r>
-      <w:r>
-        <w:rPr>
-          <w:color w:val="000000"/>
-        </w:rPr>
-        <w:t xml:space="preserve">, without it explicitly optimizing it. </w:t>
-      </w:r>
-      <w:r>
-        <w:rPr>
-          <w:color w:val="000000"/>
-        </w:rPr>
-        <w:t>This is due to the fact that RL</w:t>
-      </w:r>
-      <w:r>
-        <w:rPr>
-          <w:color w:val="000000"/>
-        </w:rPr>
-        <w:t xml:space="preserve">’s decision in using more of PV, which increases SFR which further reduces CO2 </w:t>
-      </w:r>
-      <w:r>
-        <w:rPr>
-          <w:color w:val="000000"/>
-        </w:rPr>
-        <w:t>emissions.</w:t>
-      </w:r>
-      <w:r>
-        <w:rPr>
-          <w:color w:val="000000"/>
-        </w:rPr>
-        <w:t xml:space="preserve"> </w:t>
-      </w:r>
-    </w:p>
-    <w:p>
-      <w:pPr>
-        <w:rPr>
-          <w:color w:val="000000"/>
-        </w:rPr>
-      </w:pPr>
-    </w:p>
-    <w:p>
-      <w:pPr>
-        <w:rPr>
-          <w:color w:val="000000"/>
-        </w:rPr>
-      </w:pPr>
-      <w:r>
-        <w:rPr>
-          <w:color w:val="000000"/>
-        </w:rPr>
-        <w:t xml:space="preserve">Other than benchmarking the two frameworks for operational dispatch, some researchers </w:t>
-      </w:r>
-      <w:r>
-        <w:rPr>
-          <w:color w:val="000000"/>
-        </w:rPr>
-        <w:t>also conducted a comparative analysis o</w:t>
-      </w:r>
-      <w:r>
-        <w:rPr>
-          <w:color w:val="000000"/>
-        </w:rPr>
-        <w:t>n</w:t>
-      </w:r>
-      <w:r>
-        <w:rPr>
-          <w:color w:val="000000"/>
-        </w:rPr>
-        <w:t xml:space="preserve"> RL and MILP for optimizing both the design </w:t>
-      </w:r>
-      <w:r>
-        <w:rPr>
-          <w:color w:val="000000"/>
-        </w:rPr>
-        <w:t>and control decisions.</w:t>
-      </w:r>
-      <w:r>
-        <w:rPr>
-          <w:color w:val="000000"/>
-        </w:rPr>
-        <w:t xml:space="preserve"> </w:t>
-      </w:r>
-      <w:r>
-        <w:rPr>
-          <w:color w:val="000000"/>
-        </w:rPr>
-        <w:t xml:space="preserve">Cauz </w:t>
-      </w:r>
-      <w:r>
-        <w:rPr>
-          <w:i/>
-          <w:iCs/>
-        </w:rPr>
-        <w:t>et al</w:t>
-      </w:r>
-      <w:r>
-        <w:t xml:space="preserve">. </w:t>
       </w:r>
       <w:sdt>
         <w:sdtPr>
           <w:rPr>
             <w:color w:val="000000"/>
           </w:rPr>
-          <w:tag w:val="MENDELEY_CITATION_v3_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"/>
-          <w:id w:val="-252891772"/>
+          <w:tag w:val="MENDELEY_CITATION_v3_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"/>
+          <w:id w:val="1830250729"/>
           <w:placeholder>
             <w:docPart w:val="DefaultPlaceholder_-1854013440"/>
           </w:placeholder>
@@ -3114,9 +3947,385 @@
         </w:sdtContent>
       </w:sdt>
       <w:r>
+        <w:t xml:space="preserve">. </w:t>
+      </w:r>
+      <w:r>
+        <w:t xml:space="preserve">This </w:t>
+      </w:r>
+      <w:r>
+        <w:t xml:space="preserve">actor-critic </w:t>
+      </w:r>
+      <w:r>
+        <w:t>method includes PPO, S</w:t>
+      </w:r>
+      <w:r>
+        <w:t xml:space="preserve">AC, </w:t>
+      </w:r>
+      <w:r>
+        <w:t xml:space="preserve">A3C, TD3, and DDPG. </w:t>
+      </w:r>
+      <w:r>
+        <w:t>Many studies have have shown the application of this algorithm method</w:t>
+      </w:r>
+      <w:r>
+        <w:t xml:space="preserve"> into different kinds of energy systems. To be continued…</w:t>
+      </w:r>
+      <w:r>
+        <w:t xml:space="preserve"> </w:t>
+      </w:r>
+    </w:p>
+    <w:p/>
+    <w:p/>
+    <w:p>
+      <w:pPr>
+        <w:pStyle w:val="Heading2"/>
+      </w:pPr>
+      <w:bookmarkStart w:id="11" w:name="_Toc235289156"/>
+      <w:r>
+        <w:t>RL vs MILP for Different Applications</w:t>
+      </w:r>
+      <w:bookmarkEnd w:id="11"/>
+    </w:p>
+    <w:p>
+      <w:pPr>
         <w:rPr>
           <w:color w:val="000000"/>
         </w:rPr>
+      </w:pPr>
+      <w:r>
+        <w:t xml:space="preserve">In recent years, there have been </w:t>
+      </w:r>
+      <w:r>
+        <w:t>multiple</w:t>
+      </w:r>
+      <w:r>
+        <w:t xml:space="preserve"> attempts in the literature to benchmark </w:t>
+      </w:r>
+      <w:r>
+        <w:t xml:space="preserve">the results of RL and MILP for various energy system problems. Vetter </w:t>
+      </w:r>
+      <w:r>
+        <w:rPr>
+          <w:i/>
+          <w:iCs/>
+        </w:rPr>
+        <w:t>et al</w:t>
+      </w:r>
+      <w:r>
+        <w:t>.</w:t>
+      </w:r>
+      <w:r>
+        <w:t xml:space="preserve"> </w:t>
+      </w:r>
+      <w:sdt>
+        <w:sdtPr>
+          <w:rPr>
+            <w:color w:val="000000"/>
+          </w:rPr>
+          <w:tag w:val="MENDELEY_CITATION_v3_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"/>
+          <w:id w:val="1550877387"/>
+          <w:placeholder>
+            <w:docPart w:val="DefaultPlaceholder_-1854013440"/>
+          </w:placeholder>
+        </w:sdtPr>
+        <w:sdtContent>
+          <w:r>
+            <w:rPr>
+              <w:color w:val="000000"/>
+            </w:rPr>
+            <w:t>[10]</w:t>
+          </w:r>
+        </w:sdtContent>
+      </w:sdt>
+      <w:r>
+        <w:rPr>
+          <w:color w:val="000000"/>
+        </w:rPr>
+        <w:t xml:space="preserve"> </w:t>
+      </w:r>
+      <w:r>
+        <w:rPr>
+          <w:color w:val="000000"/>
+        </w:rPr>
+        <w:t xml:space="preserve">analyzed the implementation of </w:t>
+      </w:r>
+      <w:r>
+        <w:rPr>
+          <w:color w:val="000000"/>
+        </w:rPr>
+        <w:t xml:space="preserve">deep reinforcement learning </w:t>
+      </w:r>
+      <w:r>
+        <w:rPr>
+          <w:color w:val="000000"/>
+        </w:rPr>
+        <w:t>framework using Deep Q-Network (DQN) algorithm to optimize the control o</w:t>
+      </w:r>
+      <w:r>
+        <w:rPr>
+          <w:color w:val="000000"/>
+        </w:rPr>
+        <w:t>f heat pump and heating element operation</w:t>
+      </w:r>
+      <w:r>
+        <w:rPr>
+          <w:color w:val="000000"/>
+        </w:rPr>
+        <w:t xml:space="preserve"> in a Grid-PV-Thermal </w:t>
+      </w:r>
+      <w:r>
+        <w:rPr>
+          <w:color w:val="000000"/>
+        </w:rPr>
+        <w:t xml:space="preserve">Energy </w:t>
+      </w:r>
+      <w:r>
+        <w:rPr>
+          <w:color w:val="000000"/>
+        </w:rPr>
+        <w:t>Storage (TES)</w:t>
+      </w:r>
+      <w:r>
+        <w:rPr>
+          <w:color w:val="000000"/>
+        </w:rPr>
+        <w:t xml:space="preserve"> system for an energy community</w:t>
+      </w:r>
+      <w:r>
+        <w:rPr>
+          <w:color w:val="000000"/>
+        </w:rPr>
+        <w:t xml:space="preserve">. </w:t>
+      </w:r>
+      <w:r>
+        <w:rPr>
+          <w:color w:val="000000"/>
+        </w:rPr>
+        <w:t xml:space="preserve">In this study, </w:t>
+      </w:r>
+      <w:r>
+        <w:rPr>
+          <w:color w:val="000000"/>
+        </w:rPr>
+        <w:t>both</w:t>
+      </w:r>
+      <w:r>
+        <w:rPr>
+          <w:color w:val="000000"/>
+        </w:rPr>
+        <w:t xml:space="preserve"> frameworks are used to only optimize the dispatch strategy of the energy system in a fixed </w:t>
+      </w:r>
+      <w:r>
+        <w:rPr>
+          <w:color w:val="000000"/>
+        </w:rPr>
+        <w:t>sizing environment. Furthermore, t</w:t>
+      </w:r>
+      <w:r>
+        <w:rPr>
+          <w:color w:val="000000"/>
+        </w:rPr>
+        <w:t>he RL agent’s action is only limited to controlling the SOC of the thermal energy storage</w:t>
+      </w:r>
+      <w:r>
+        <w:rPr>
+          <w:color w:val="000000"/>
+        </w:rPr>
+        <w:t xml:space="preserve">, while observing its impact on the environment </w:t>
+      </w:r>
+      <w:r>
+        <w:rPr>
+          <w:color w:val="000000"/>
+        </w:rPr>
+        <w:t xml:space="preserve">or state it is able to see. </w:t>
+      </w:r>
+      <w:r>
+        <w:rPr>
+          <w:color w:val="000000"/>
+        </w:rPr>
+        <w:t xml:space="preserve">On the other hand, the MILP </w:t>
+      </w:r>
+      <w:r>
+        <w:rPr>
+          <w:color w:val="000000"/>
+        </w:rPr>
+        <w:t xml:space="preserve">framework decides the flow of grid power and heating element at each time step. The result of this research </w:t>
+      </w:r>
+      <w:r>
+        <w:rPr>
+          <w:color w:val="000000"/>
+        </w:rPr>
+        <w:t>shows that both frameworks successfully produce</w:t>
+      </w:r>
+      <w:r>
+        <w:rPr>
+          <w:color w:val="000000"/>
+        </w:rPr>
+        <w:t xml:space="preserve"> yearly cost savings compared to </w:t>
+      </w:r>
+      <w:r>
+        <w:rPr>
+          <w:color w:val="000000"/>
+        </w:rPr>
+        <w:t xml:space="preserve">the reference scenario </w:t>
+      </w:r>
+      <w:r>
+        <w:rPr>
+          <w:color w:val="000000"/>
+        </w:rPr>
+        <w:lastRenderedPageBreak/>
+        <w:t xml:space="preserve">with MILP having </w:t>
+      </w:r>
+      <w:r>
+        <w:rPr>
+          <w:color w:val="000000"/>
+        </w:rPr>
+        <w:t>greater</w:t>
+      </w:r>
+      <w:r>
+        <w:rPr>
+          <w:color w:val="000000"/>
+        </w:rPr>
+        <w:t xml:space="preserve"> cost savings on </w:t>
+      </w:r>
+      <w:r>
+        <w:rPr>
+          <w:color w:val="000000"/>
+        </w:rPr>
+        <w:t xml:space="preserve">10-6% reduction compared to a 8.79% RL. </w:t>
+      </w:r>
+      <w:r>
+        <w:rPr>
+          <w:color w:val="000000"/>
+        </w:rPr>
+        <w:t xml:space="preserve">Aside from the cost result, RL solution leads in terms of other metrics such as CO2 emission reduction, </w:t>
+      </w:r>
+      <w:r>
+        <w:rPr>
+          <w:color w:val="000000"/>
+        </w:rPr>
+        <w:t>self-consumption ratio, and self-sufficiency ratio</w:t>
+      </w:r>
+      <w:r>
+        <w:rPr>
+          <w:color w:val="000000"/>
+        </w:rPr>
+        <w:t xml:space="preserve">, without it explicitly optimizing it. </w:t>
+      </w:r>
+      <w:r>
+        <w:rPr>
+          <w:color w:val="000000"/>
+        </w:rPr>
+        <w:t>This is due to the fact that RL</w:t>
+      </w:r>
+      <w:r>
+        <w:rPr>
+          <w:color w:val="000000"/>
+        </w:rPr>
+        <w:t xml:space="preserve">’s decision in using more of PV, which increases SFR which further reduces CO2 </w:t>
+      </w:r>
+      <w:r>
+        <w:rPr>
+          <w:color w:val="000000"/>
+        </w:rPr>
+        <w:t>emissions.</w:t>
+      </w:r>
+      <w:r>
+        <w:rPr>
+          <w:color w:val="000000"/>
+        </w:rPr>
+        <w:t xml:space="preserve"> </w:t>
+      </w:r>
+    </w:p>
+    <w:p>
+      <w:pPr>
+        <w:rPr>
+          <w:color w:val="000000"/>
+        </w:rPr>
+      </w:pPr>
+    </w:p>
+    <w:p>
+      <w:pPr>
+        <w:rPr>
+          <w:color w:val="000000"/>
+        </w:rPr>
+      </w:pPr>
+      <w:r>
+        <w:rPr>
+          <w:color w:val="000000"/>
+        </w:rPr>
+        <w:t xml:space="preserve">Other than benchmarking the two frameworks for operational dispatch, some researchers </w:t>
+      </w:r>
+      <w:r>
+        <w:rPr>
+          <w:color w:val="000000"/>
+        </w:rPr>
+        <w:t>also conducted a comparative analysis o</w:t>
+      </w:r>
+      <w:r>
+        <w:rPr>
+          <w:color w:val="000000"/>
+        </w:rPr>
+        <w:t>n</w:t>
+      </w:r>
+      <w:r>
+        <w:rPr>
+          <w:color w:val="000000"/>
+        </w:rPr>
+        <w:t xml:space="preserve"> RL and MILP for optimizing both the design </w:t>
+      </w:r>
+      <w:r>
+        <w:rPr>
+          <w:color w:val="000000"/>
+        </w:rPr>
+        <w:t>and control decisions.</w:t>
+      </w:r>
+      <w:r>
+        <w:rPr>
+          <w:color w:val="000000"/>
+        </w:rPr>
+        <w:t xml:space="preserve"> </w:t>
+      </w:r>
+      <w:r>
+        <w:rPr>
+          <w:color w:val="000000"/>
+        </w:rPr>
+        <w:t xml:space="preserve">Cauz </w:t>
+      </w:r>
+      <w:r>
+        <w:rPr>
+          <w:i/>
+          <w:iCs/>
+        </w:rPr>
+        <w:t>et al</w:t>
+      </w:r>
+      <w:r>
+        <w:t xml:space="preserve">. </w:t>
+      </w:r>
+      <w:sdt>
+        <w:sdtPr>
+          <w:rPr>
+            <w:color w:val="000000"/>
+          </w:rPr>
+          <w:tag w:val="MENDELEY_CITATION_v3_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"/>
+          <w:id w:val="-252891772"/>
+          <w:placeholder>
+            <w:docPart w:val="DefaultPlaceholder_-1854013440"/>
+          </w:placeholder>
+        </w:sdtPr>
+        <w:sdtContent>
+          <w:r>
+            <w:rPr>
+              <w:color w:val="000000"/>
+            </w:rPr>
+            <w:t>[11]</w:t>
+          </w:r>
+        </w:sdtContent>
+      </w:sdt>
+      <w:r>
+        <w:rPr>
+          <w:color w:val="000000"/>
+        </w:rPr>
         <w:t xml:space="preserve"> used </w:t>
       </w:r>
       <w:r>
@@ -3243,286 +4452,286 @@
         <w:rPr>
           <w:color w:val="000000"/>
         </w:rPr>
-        <w:t xml:space="preserve">modelling limitations that </w:t>
+        <w:t xml:space="preserve">modelling limitations that the RL excludes </w:t>
       </w:r>
       <w:r>
         <w:rPr>
           <w:color w:val="000000"/>
         </w:rPr>
+        <w:t xml:space="preserve">which is the battery SOC state at the end of the simulation that should be the same as the initial SOC state. </w:t>
+      </w:r>
+      <w:r>
+        <w:rPr>
+          <w:color w:val="000000"/>
+        </w:rPr>
+        <w:t xml:space="preserve">With this assumption being included in the calculation, the cost result of RL drops </w:t>
+      </w:r>
+      <w:r>
+        <w:rPr>
+          <w:color w:val="000000"/>
+        </w:rPr>
+        <w:t>and MILP prevails to become cheaper.</w:t>
+      </w:r>
+      <w:r>
+        <w:rPr>
+          <w:color w:val="000000"/>
+        </w:rPr>
+        <w:t xml:space="preserve"> This shows </w:t>
+      </w:r>
+      <w:r>
+        <w:rPr>
+          <w:color w:val="000000"/>
+        </w:rPr>
+        <w:t>how important the modelling phase and identical assumption are for a fair comparison.</w:t>
+      </w:r>
+      <w:r>
+        <w:rPr>
+          <w:color w:val="000000"/>
+        </w:rPr>
+        <w:t xml:space="preserve"> </w:t>
+      </w:r>
+      <w:r>
+        <w:rPr>
+          <w:color w:val="000000"/>
+        </w:rPr>
+        <w:t xml:space="preserve">Interestingly, </w:t>
+      </w:r>
+      <w:r>
+        <w:rPr>
+          <w:color w:val="000000"/>
+        </w:rPr>
+        <w:t>the RL approach manages to converge to a near optimal solution with a design variable that is significantly different from the MILP</w:t>
+      </w:r>
+      <w:r>
+        <w:rPr>
+          <w:color w:val="000000"/>
+        </w:rPr>
+        <w:t>:</w:t>
+      </w:r>
+      <w:r>
+        <w:rPr>
+          <w:color w:val="000000"/>
+        </w:rPr>
+        <w:t xml:space="preserve"> </w:t>
+      </w:r>
+      <w:r>
+        <w:rPr>
+          <w:color w:val="000000"/>
+        </w:rPr>
+        <w:t xml:space="preserve">62 kWh and 41 kWp for RL and 40 kWh and 103 kWp for </w:t>
+      </w:r>
+      <w:r>
+        <w:rPr>
+          <w:color w:val="000000"/>
+        </w:rPr>
+        <w:t>MILP for battery and PV respectively</w:t>
+      </w:r>
+      <w:r>
+        <w:rPr>
+          <w:color w:val="000000"/>
+        </w:rPr>
+        <w:t>, with the</w:t>
+      </w:r>
+      <w:r>
+        <w:rPr>
+          <w:color w:val="000000"/>
+        </w:rPr>
+        <w:t xml:space="preserve"> RL layout having 145.65% cost of MILP after considering th</w:t>
+      </w:r>
+      <w:r>
+        <w:rPr>
+          <w:color w:val="000000"/>
+        </w:rPr>
+        <w:t xml:space="preserve">e additional SOC calculations. </w:t>
+      </w:r>
+    </w:p>
+    <w:p>
+      <w:pPr>
+        <w:rPr>
+          <w:color w:val="000000"/>
+        </w:rPr>
+      </w:pPr>
+    </w:p>
+    <w:p>
+      <w:pPr>
+        <w:rPr>
+          <w:color w:val="000000"/>
+        </w:rPr>
+      </w:pPr>
+      <w:r>
+        <w:rPr>
+          <w:color w:val="000000"/>
+        </w:rPr>
+        <w:t>In the second stage of this study, RL</w:t>
+      </w:r>
+      <w:r>
+        <w:rPr>
+          <w:color w:val="000000"/>
+        </w:rPr>
+        <w:t xml:space="preserve"> </w:t>
+      </w:r>
+      <w:r>
+        <w:rPr>
+          <w:color w:val="000000"/>
+        </w:rPr>
+        <w:t>approach failed</w:t>
+      </w:r>
+      <w:r>
+        <w:rPr>
+          <w:color w:val="000000"/>
+        </w:rPr>
+        <w:t xml:space="preserve"> to converge to the same cost value of MILP</w:t>
+      </w:r>
+      <w:r>
+        <w:rPr>
+          <w:color w:val="000000"/>
+        </w:rPr>
+        <w:t xml:space="preserve"> under the fixed sizing scenario, with it being </w:t>
+      </w:r>
+      <w:r>
+        <w:rPr>
+          <w:color w:val="000000"/>
+        </w:rPr>
+        <w:t>12% more expensive</w:t>
+      </w:r>
+      <w:r>
+        <w:rPr>
+          <w:color w:val="000000"/>
+        </w:rPr>
+        <w:t xml:space="preserve">. Under the joint operational and sizing decision optimization scenario, </w:t>
+      </w:r>
+      <w:r>
+        <w:rPr>
+          <w:color w:val="000000"/>
+        </w:rPr>
+        <w:t xml:space="preserve">RL </w:t>
+      </w:r>
+      <w:r>
+        <w:rPr>
+          <w:color w:val="000000"/>
+        </w:rPr>
+        <w:t xml:space="preserve">ends up </w:t>
+      </w:r>
+      <w:r>
+        <w:rPr>
+          <w:color w:val="000000"/>
+        </w:rPr>
+        <w:t xml:space="preserve">having 22% more cost than MILP, while the designs </w:t>
+      </w:r>
+      <w:r>
+        <w:rPr>
+          <w:color w:val="000000"/>
+        </w:rPr>
+        <w:t>decision are significantly smaller than MILP (44 kWh &amp; 57 kWp</w:t>
+      </w:r>
+      <w:r>
+        <w:rPr>
+          <w:color w:val="000000"/>
+        </w:rPr>
+        <w:t xml:space="preserve"> RL and </w:t>
+      </w:r>
+      <w:r>
+        <w:rPr>
+          <w:color w:val="000000"/>
+        </w:rPr>
+        <w:t>95 kWh &amp; 81 kWp</w:t>
+      </w:r>
+      <w:r>
+        <w:rPr>
+          <w:color w:val="000000"/>
+        </w:rPr>
+        <w:t xml:space="preserve"> </w:t>
+      </w:r>
+      <w:r>
+        <w:rPr>
+          <w:color w:val="000000"/>
+        </w:rPr>
+        <w:t>for MILP</w:t>
+      </w:r>
+      <w:r>
+        <w:rPr>
+          <w:color w:val="000000"/>
+        </w:rPr>
+        <w:t xml:space="preserve"> for battery and PV respectively)</w:t>
+      </w:r>
+      <w:r>
+        <w:rPr>
+          <w:color w:val="000000"/>
+        </w:rPr>
+        <w:t xml:space="preserve">. According to the authors of the study, this poorer </w:t>
+      </w:r>
+      <w:r>
+        <w:rPr>
+          <w:color w:val="000000"/>
+        </w:rPr>
         <w:lastRenderedPageBreak/>
-        <w:t xml:space="preserve">the RL excludes </w:t>
+        <w:t>performance of RL could be due to a lot of reasons, two of the notable reasons includ</w:t>
       </w:r>
       <w:r>
         <w:rPr>
           <w:color w:val="000000"/>
         </w:rPr>
-        <w:t xml:space="preserve">which is the battery SOC state at the end of the simulation that should be the same as the initial SOC state. </w:t>
+        <w:t xml:space="preserve">e hyperparameter tuning and </w:t>
       </w:r>
       <w:r>
         <w:rPr>
           <w:color w:val="000000"/>
         </w:rPr>
-        <w:t xml:space="preserve">With this assumption being included in the calculation, the cost result of RL drops </w:t>
+        <w:t xml:space="preserve">outdated </w:t>
       </w:r>
       <w:r>
         <w:rPr>
           <w:color w:val="000000"/>
         </w:rPr>
-        <w:t>and MILP prevails to become cheaper.</w:t>
+        <w:t>chosen RL algorithm that</w:t>
       </w:r>
       <w:r>
         <w:rPr>
           <w:color w:val="000000"/>
         </w:rPr>
-        <w:t xml:space="preserve"> This shows </w:t>
-      </w:r>
-      <w:r>
+        <w:t xml:space="preserve"> was developed in 1992. </w:t>
+      </w:r>
+    </w:p>
+    <w:p>
+      <w:pPr>
         <w:rPr>
           <w:color w:val="000000"/>
         </w:rPr>
-        <w:t>how important the modelling phase and identical assumption are for a fair comparison.</w:t>
-      </w:r>
-      <w:r>
+      </w:pPr>
+    </w:p>
+    <w:p>
+      <w:pPr>
         <w:rPr>
           <w:color w:val="000000"/>
         </w:rPr>
-        <w:t xml:space="preserve"> </w:t>
-      </w:r>
-      <w:r>
+      </w:pPr>
+    </w:p>
+    <w:p>
+      <w:pPr>
         <w:rPr>
           <w:color w:val="000000"/>
         </w:rPr>
-        <w:t xml:space="preserve">Interestingly, </w:t>
-      </w:r>
-      <w:r>
+      </w:pPr>
+    </w:p>
+    <w:p>
+      <w:pPr>
         <w:rPr>
           <w:color w:val="000000"/>
         </w:rPr>
-        <w:t>the RL approach manages to converge to a near optimal solution with a design variable that is significantly different from the MILP</w:t>
-      </w:r>
-      <w:r>
+      </w:pPr>
+    </w:p>
+    <w:p>
+      <w:pPr>
         <w:rPr>
           <w:color w:val="000000"/>
         </w:rPr>
-        <w:t>:</w:t>
-      </w:r>
-      <w:r>
+      </w:pPr>
+    </w:p>
+    <w:p>
+      <w:pPr>
         <w:rPr>
           <w:color w:val="000000"/>
         </w:rPr>
-        <w:t xml:space="preserve"> </w:t>
-      </w:r>
-      <w:r>
-        <w:rPr>
-          <w:color w:val="000000"/>
-        </w:rPr>
-        <w:t xml:space="preserve">62 kWh and 41 kWp for RL and 40 kWh and 103 kWp for </w:t>
-      </w:r>
-      <w:r>
-        <w:rPr>
-          <w:color w:val="000000"/>
-        </w:rPr>
-        <w:t>MILP for battery and PV respectively</w:t>
-      </w:r>
-      <w:r>
-        <w:rPr>
-          <w:color w:val="000000"/>
-        </w:rPr>
-        <w:t>, with the</w:t>
-      </w:r>
-      <w:r>
-        <w:rPr>
-          <w:color w:val="000000"/>
-        </w:rPr>
-        <w:t xml:space="preserve"> RL layout having 145.65% cost of MILP after considering th</w:t>
-      </w:r>
-      <w:r>
-        <w:rPr>
-          <w:color w:val="000000"/>
-        </w:rPr>
-        <w:t xml:space="preserve">e additional SOC calculations. </w:t>
-      </w:r>
-    </w:p>
-    <w:p>
-      <w:pPr>
-        <w:rPr>
-          <w:color w:val="000000"/>
-        </w:rPr>
-      </w:pPr>
-    </w:p>
-    <w:p>
-      <w:pPr>
-        <w:rPr>
-          <w:color w:val="000000"/>
-        </w:rPr>
-      </w:pPr>
-      <w:r>
-        <w:rPr>
-          <w:color w:val="000000"/>
-        </w:rPr>
-        <w:t>In the second stage of this study, RL</w:t>
-      </w:r>
-      <w:r>
-        <w:rPr>
-          <w:color w:val="000000"/>
-        </w:rPr>
-        <w:t xml:space="preserve"> </w:t>
-      </w:r>
-      <w:r>
-        <w:rPr>
-          <w:color w:val="000000"/>
-        </w:rPr>
-        <w:t>approach failed</w:t>
-      </w:r>
-      <w:r>
-        <w:rPr>
-          <w:color w:val="000000"/>
-        </w:rPr>
-        <w:t xml:space="preserve"> to converge to the same cost value of MILP</w:t>
-      </w:r>
-      <w:r>
-        <w:rPr>
-          <w:color w:val="000000"/>
-        </w:rPr>
-        <w:t xml:space="preserve"> under the fixed sizing scenario, with it being </w:t>
-      </w:r>
-      <w:r>
-        <w:rPr>
-          <w:color w:val="000000"/>
-        </w:rPr>
-        <w:t>12% more expensive</w:t>
-      </w:r>
-      <w:r>
-        <w:rPr>
-          <w:color w:val="000000"/>
-        </w:rPr>
-        <w:t xml:space="preserve">. Under the joint operational and sizing decision optimization scenario, </w:t>
-      </w:r>
-      <w:r>
-        <w:rPr>
-          <w:color w:val="000000"/>
-        </w:rPr>
-        <w:t xml:space="preserve">RL </w:t>
-      </w:r>
-      <w:r>
-        <w:rPr>
-          <w:color w:val="000000"/>
-        </w:rPr>
-        <w:t xml:space="preserve">ends up </w:t>
-      </w:r>
-      <w:r>
-        <w:rPr>
-          <w:color w:val="000000"/>
-        </w:rPr>
-        <w:t xml:space="preserve">having 22% more cost than MILP, while the designs </w:t>
-      </w:r>
-      <w:r>
-        <w:rPr>
-          <w:color w:val="000000"/>
-        </w:rPr>
-        <w:t>decision are significantly smaller than MILP (44 kWh &amp; 57 kWp</w:t>
-      </w:r>
-      <w:r>
-        <w:rPr>
-          <w:color w:val="000000"/>
-        </w:rPr>
-        <w:t xml:space="preserve"> RL and </w:t>
-      </w:r>
-      <w:r>
-        <w:rPr>
-          <w:color w:val="000000"/>
-        </w:rPr>
-        <w:t>95 kWh &amp; 81 kWp</w:t>
-      </w:r>
-      <w:r>
-        <w:rPr>
-          <w:color w:val="000000"/>
-        </w:rPr>
-        <w:t xml:space="preserve"> </w:t>
-      </w:r>
-      <w:r>
-        <w:rPr>
-          <w:color w:val="000000"/>
-        </w:rPr>
-        <w:t>for MILP</w:t>
-      </w:r>
-      <w:r>
-        <w:rPr>
-          <w:color w:val="000000"/>
-        </w:rPr>
-        <w:t xml:space="preserve"> for battery and PV respectively)</w:t>
-      </w:r>
-      <w:r>
-        <w:rPr>
-          <w:color w:val="000000"/>
-        </w:rPr>
-        <w:t>. According to the authors of the study, this poorer performance of RL could be due to a lot of reasons, two of the notable reasons includ</w:t>
-      </w:r>
-      <w:r>
-        <w:rPr>
-          <w:color w:val="000000"/>
-        </w:rPr>
-        <w:t xml:space="preserve">e hyperparameter tuning and </w:t>
-      </w:r>
-      <w:r>
-        <w:rPr>
-          <w:color w:val="000000"/>
-        </w:rPr>
-        <w:t xml:space="preserve">outdated </w:t>
-      </w:r>
-      <w:r>
-        <w:rPr>
-          <w:color w:val="000000"/>
-        </w:rPr>
-        <w:t>chosen RL algorithm that</w:t>
-      </w:r>
-      <w:r>
-        <w:rPr>
-          <w:color w:val="000000"/>
-        </w:rPr>
-        <w:t xml:space="preserve"> was developed in 1992. </w:t>
-      </w:r>
-    </w:p>
-    <w:p>
-      <w:pPr>
-        <w:rPr>
-          <w:color w:val="000000"/>
-        </w:rPr>
-      </w:pPr>
-    </w:p>
-    <w:p>
-      <w:pPr>
-        <w:rPr>
-          <w:color w:val="000000"/>
-        </w:rPr>
-      </w:pPr>
-    </w:p>
-    <w:p>
-      <w:pPr>
-        <w:rPr>
-          <w:color w:val="000000"/>
-        </w:rPr>
-      </w:pPr>
-    </w:p>
-    <w:p>
-      <w:pPr>
-        <w:rPr>
-          <w:color w:val="000000"/>
-        </w:rPr>
-      </w:pPr>
-    </w:p>
-    <w:p>
-      <w:pPr>
-        <w:rPr>
-          <w:color w:val="000000"/>
-        </w:rPr>
-      </w:pPr>
-    </w:p>
-    <w:p>
-      <w:pPr>
-        <w:rPr>
-          <w:color w:val="000000"/>
-        </w:rPr>
       </w:pPr>
     </w:p>
     <w:p/>
@@ -3535,20 +4744,22 @@
       <w:pPr>
         <w:pStyle w:val="Heading1"/>
       </w:pPr>
-      <w:bookmarkStart w:id="8" w:name="_Toc228796398"/>
+      <w:bookmarkStart w:id="12" w:name="_Toc235289157"/>
       <w:r>
         <w:lastRenderedPageBreak/>
         <w:t>Methodology</w:t>
       </w:r>
-      <w:bookmarkEnd w:id="8"/>
+      <w:bookmarkEnd w:id="12"/>
     </w:p>
     <w:p>
       <w:pPr>
         <w:pStyle w:val="Heading2"/>
       </w:pPr>
+      <w:bookmarkStart w:id="13" w:name="_Toc235289158"/>
       <w:r>
         <w:t>Hybrid Biomass Power-to-Methanol System Model</w:t>
       </w:r>
+      <w:bookmarkEnd w:id="13"/>
     </w:p>
     <w:p>
       <w:pPr>
@@ -3590,14 +4801,17 @@
       <w:pPr>
         <w:pStyle w:val="Heading2"/>
       </w:pPr>
+      <w:bookmarkStart w:id="14" w:name="_Toc235289159"/>
       <w:r>
         <w:t>Two-steps Outerloop &amp; Innerloop Strategy</w:t>
       </w:r>
+      <w:bookmarkEnd w:id="14"/>
     </w:p>
     <w:p>
       <w:pPr>
         <w:pStyle w:val="Heading2"/>
       </w:pPr>
+      <w:bookmarkStart w:id="15" w:name="_Toc235289160"/>
       <w:r>
         <w:t xml:space="preserve">Level 2 </w:t>
       </w:r>
@@ -3607,6 +4821,7 @@
       <w:r>
         <w:t>(MILP)</w:t>
       </w:r>
+      <w:bookmarkEnd w:id="15"/>
     </w:p>
     <w:p>
       <w:pPr>
@@ -3678,6 +4893,7 @@
       <w:pPr>
         <w:pStyle w:val="Heading2"/>
       </w:pPr>
+      <w:bookmarkStart w:id="16" w:name="_Toc235289161"/>
       <w:r>
         <w:t xml:space="preserve">Level 3 </w:t>
       </w:r>
@@ -3687,6 +4903,7 @@
       <w:r>
         <w:t>(RL)</w:t>
       </w:r>
+      <w:bookmarkEnd w:id="16"/>
     </w:p>
     <w:p>
       <w:pPr>
@@ -3764,20 +4981,24 @@
       <w:pPr>
         <w:pStyle w:val="Heading2"/>
       </w:pPr>
+      <w:bookmarkStart w:id="17" w:name="_Toc235289162"/>
       <w:r>
         <w:t>Data</w:t>
       </w:r>
+      <w:bookmarkEnd w:id="17"/>
     </w:p>
     <w:p>
       <w:pPr>
         <w:pStyle w:val="Heading2"/>
       </w:pPr>
+      <w:bookmarkStart w:id="18" w:name="_Toc235289163"/>
       <w:r>
         <w:t>Comparison Stages</w:t>
       </w:r>
       <w:r>
         <w:t xml:space="preserve"> &amp; Scenario Definition</w:t>
       </w:r>
+      <w:bookmarkEnd w:id="18"/>
     </w:p>
     <w:p>
       <w:pPr>
@@ -3799,18 +5020,18 @@
           <w:numId w:val="22"/>
         </w:numPr>
       </w:pPr>
-      <w:commentRangeStart w:id="9"/>
+      <w:commentRangeStart w:id="19"/>
       <w:r>
         <w:t>Outerloop comparison</w:t>
       </w:r>
-      <w:commentRangeEnd w:id="9"/>
+      <w:commentRangeEnd w:id="19"/>
       <w:r>
         <w:rPr>
           <w:rStyle w:val="CommentReference"/>
           <w:sz w:val="24"/>
           <w:szCs w:val="22"/>
         </w:rPr>
-        <w:commentReference w:id="9"/>
+        <w:commentReference w:id="19"/>
       </w:r>
       <w:r>
         <w:t xml:space="preserve"> </w:t>
@@ -3867,7 +5088,7 @@
       <w:r>
         <w:t>.</w:t>
       </w:r>
-      <w:commentRangeStart w:id="10"/>
+      <w:commentRangeStart w:id="20"/>
     </w:p>
     <w:p>
       <w:pPr>
@@ -3883,14 +5104,14 @@
       <w:r>
         <w:t>Electricity Supply &amp; Power to X Optimization</w:t>
       </w:r>
-      <w:commentRangeEnd w:id="10"/>
+      <w:commentRangeEnd w:id="20"/>
       <w:r>
         <w:rPr>
           <w:rStyle w:val="CommentReference"/>
           <w:sz w:val="24"/>
           <w:szCs w:val="22"/>
         </w:rPr>
-        <w:commentReference w:id="10"/>
+        <w:commentReference w:id="20"/>
       </w:r>
     </w:p>
     <w:p>
@@ -3901,18 +5122,18 @@
           <w:numId w:val="22"/>
         </w:numPr>
       </w:pPr>
-      <w:commentRangeStart w:id="11"/>
+      <w:commentRangeStart w:id="21"/>
       <w:r>
         <w:t>Innerloop comparison</w:t>
       </w:r>
-      <w:commentRangeEnd w:id="11"/>
+      <w:commentRangeEnd w:id="21"/>
       <w:r>
         <w:rPr>
           <w:rStyle w:val="CommentReference"/>
           <w:sz w:val="24"/>
           <w:szCs w:val="22"/>
         </w:rPr>
-        <w:commentReference w:id="11"/>
+        <w:commentReference w:id="21"/>
       </w:r>
       <w:r>
         <w:t xml:space="preserve">: </w:t>
@@ -4064,7 +5285,7 @@
           <w:numId w:val="22"/>
         </w:numPr>
       </w:pPr>
-      <w:commentRangeStart w:id="12"/>
+      <w:commentRangeStart w:id="22"/>
       <w:r>
         <w:t xml:space="preserve">Stage </w:t>
       </w:r>
@@ -4086,21 +5307,21 @@
       <w:r>
         <w:t xml:space="preserve">vs </w:t>
       </w:r>
-      <w:commentRangeStart w:id="13"/>
+      <w:commentRangeStart w:id="23"/>
       <w:r>
         <w:t xml:space="preserve">BO </w:t>
       </w:r>
       <w:r>
         <w:t xml:space="preserve">Oemof Linear </w:t>
       </w:r>
-      <w:commentRangeEnd w:id="13"/>
+      <w:commentRangeEnd w:id="23"/>
       <w:r>
         <w:rPr>
           <w:rStyle w:val="CommentReference"/>
           <w:sz w:val="24"/>
           <w:szCs w:val="22"/>
         </w:rPr>
-        <w:commentReference w:id="13"/>
+        <w:commentReference w:id="23"/>
       </w:r>
       <w:r>
         <w:t>pathway</w:t>
@@ -4108,14 +5329,14 @@
       <w:r>
         <w:t xml:space="preserve"> </w:t>
       </w:r>
-      <w:commentRangeEnd w:id="12"/>
+      <w:commentRangeEnd w:id="22"/>
       <w:r>
         <w:rPr>
           <w:rStyle w:val="CommentReference"/>
           <w:sz w:val="24"/>
           <w:szCs w:val="22"/>
         </w:rPr>
-        <w:commentReference w:id="12"/>
+        <w:commentReference w:id="22"/>
       </w:r>
     </w:p>
     <w:p>
@@ -4817,17 +6038,19 @@
       <w:pPr>
         <w:pStyle w:val="Heading1"/>
       </w:pPr>
-      <w:bookmarkStart w:id="14" w:name="_Toc228796399"/>
+      <w:bookmarkStart w:id="24" w:name="_Toc235289164"/>
       <w:r>
         <w:lastRenderedPageBreak/>
         <w:t>Results and Discussions</w:t>
       </w:r>
-      <w:bookmarkEnd w:id="14"/>
+      <w:bookmarkEnd w:id="24"/>
     </w:p>
     <w:p>
       <w:pPr>
         <w:pStyle w:val="Heading2"/>
       </w:pPr>
+      <w:bookmarkStart w:id="25" w:name="_Toc235289165"/>
+      <w:bookmarkEnd w:id="25"/>
     </w:p>
     <w:p>
       <w:pPr>
@@ -4842,12 +6065,12 @@
       <w:pPr>
         <w:pStyle w:val="Heading1"/>
       </w:pPr>
-      <w:bookmarkStart w:id="15" w:name="_Toc228796400"/>
+      <w:bookmarkStart w:id="26" w:name="_Toc235289166"/>
       <w:r>
         <w:lastRenderedPageBreak/>
         <w:t>Conclusions</w:t>
       </w:r>
-      <w:bookmarkEnd w:id="15"/>
+      <w:bookmarkEnd w:id="26"/>
     </w:p>
     <w:p>
       <w:pPr>
@@ -4878,12 +6101,12 @@
       <w:pPr>
         <w:pStyle w:val="Heading1"/>
       </w:pPr>
-      <w:bookmarkStart w:id="16" w:name="_Toc228796401"/>
+      <w:bookmarkStart w:id="27" w:name="_Toc235289167"/>
       <w:r>
         <w:lastRenderedPageBreak/>
         <w:t>References</w:t>
       </w:r>
-      <w:bookmarkEnd w:id="16"/>
+      <w:bookmarkEnd w:id="27"/>
     </w:p>
     <w:sdt>
       <w:sdtPr>
@@ -5333,7 +6556,7 @@
 
 <file path=word/comments.xml><?xml version="1.0" encoding="utf-8"?>
 <w:comments xmlns:wpc="http://schemas.microsoft.com/office/word/2010/wordprocessingCanvas" xmlns:cx="http://schemas.microsoft.com/office/drawing/2014/chartex" xmlns:cx1="http://schemas.microsoft.com/office/drawing/2015/9/8/chartex" xmlns:cx2="http://schemas.microsoft.com/office/drawing/2015/10/21/chartex" xmlns:cx3="http://schemas.microsoft.com/office/drawing/2016/5/9/chartex" xmlns:cx4="http://schemas.microsoft.com/office/drawing/2016/5/10/chartex" xmlns:cx5="http://schemas.microsoft.com/office/drawing/2016/5/11/chartex" xmlns:cx6="http://schemas.microsoft.com/office/drawing/2016/5/12/chartex" xmlns:cx7="http://schemas.microsoft.com/office/drawing/2016/5/13/chartex" xmlns:cx8="http://schemas.microsoft.com/office/drawing/2016/5/14/chartex" xmlns:mc="http://schemas.openxmlformats.org/markup-compatibility/2006" xmlns:aink="http://schemas.microsoft.com/office/drawing/2016/ink" xmlns:am3d="http://schemas.microsoft.com/office/drawing/2017/model3d" xmlns:o="urn:schemas-microsoft-com:office:office" xmlns:oel="http://schemas.microsoft.com/office/2019/extlst" xmlns:r="http://schemas.openxmlformats.org/officeDocument/2006/relationships" xmlns:m="http://schemas.openxmlformats.org/officeDocument/2006/math" xmlns:v="urn:schemas-microsoft-com:vml" xmlns:wp14="http://schemas.microsoft.com/office/word/2010/wordprocessingDrawing" xmlns:wp="http://schemas.openxmlformats.org/drawingml/2006/wordprocessingDrawing" xmlns:w10="urn:schemas-microsoft-com:office:word" xmlns:w="http://schemas.openxmlformats.org/wordprocessingml/2006/main" xmlns:w14="http://schemas.microsoft.com/office/word/2010/wordml" xmlns:w15="http://schemas.microsoft.com/office/word/2012/wordml" xmlns:w16cex="http://schemas.microsoft.com/office/word/2018/wordml/cex" xmlns:w16cid="http://schemas.microsoft.com/office/word/2016/wordml/cid" xmlns:w16="http://schemas.microsoft.com/office/word/2018/wordml" xmlns:w16du="http://schemas.microsoft.com/office/word/2023/wordml/word16du" xmlns:w16sdtdh="http://schemas.microsoft.com/office/word/2020/wordml/sdtdatahash" xmlns:w16sdtfl="http://schemas.microsoft.com/office/word/2024/wordml/sdtformatlock" xmlns:w16se="http://schemas.microsoft.com/office/word/2015/wordml/symex" xmlns:wpg="http://schemas.microsoft.com/office/word/2010/wordprocessingGroup" xmlns:wpi="http://schemas.microsoft.com/office/word/2010/wordprocessingInk" xmlns:wne="http://schemas.microsoft.com/office/word/2006/wordml" xmlns:wps="http://schemas.microsoft.com/office/word/2010/wordprocessingShape" mc:Ignorable="w14 w15 w16se w16cid w16 w16cex w16sdtdh w16sdtfl w16du wp14">
-  <w:comment w:id="7" w:author="Indrajaya, Muhammad Rafi Afif" w:date="2026-05-04T15:18:00Z" w:initials="MI">
+  <w:comment w:id="8" w:author="Indrajaya, Muhammad Rafi Afif" w:date="2026-05-04T15:18:00Z" w:initials="MI">
     <w:p>
       <w:pPr>
         <w:pStyle w:val="CommentText"/>
@@ -5353,7 +6576,7 @@
       </w:r>
     </w:p>
   </w:comment>
-  <w:comment w:id="9" w:author="Indrajaya, Muhammad Rafi Afif" w:date="2026-05-06T09:20:00Z" w:initials="MI">
+  <w:comment w:id="19" w:author="Indrajaya, Muhammad Rafi Afif" w:date="2026-05-06T09:20:00Z" w:initials="MI">
     <w:p>
       <w:pPr>
         <w:pStyle w:val="CommentText"/>
@@ -5373,7 +6596,7 @@
       </w:r>
     </w:p>
   </w:comment>
-  <w:comment w:id="10" w:author="Indrajaya, Muhammad Rafi Afif" w:date="2026-05-06T09:23:00Z" w:initials="MI">
+  <w:comment w:id="20" w:author="Indrajaya, Muhammad Rafi Afif" w:date="2026-05-06T09:23:00Z" w:initials="MI">
     <w:p>
       <w:pPr>
         <w:pStyle w:val="CommentText"/>
@@ -5393,7 +6616,7 @@
       </w:r>
     </w:p>
   </w:comment>
-  <w:comment w:id="11" w:author="Indrajaya, Muhammad Rafi Afif" w:date="2026-05-05T16:56:00Z" w:initials="MI">
+  <w:comment w:id="21" w:author="Indrajaya, Muhammad Rafi Afif" w:date="2026-05-05T16:56:00Z" w:initials="MI">
     <w:p>
       <w:pPr>
         <w:pStyle w:val="CommentText"/>
@@ -5459,7 +6682,7 @@
       </w:r>
     </w:p>
   </w:comment>
-  <w:comment w:id="13" w:author="Indrajaya, Muhammad Rafi Afif" w:date="2026-05-12T16:47:00Z" w:initials="MI">
+  <w:comment w:id="23" w:author="Indrajaya, Muhammad Rafi Afif" w:date="2026-05-12T16:47:00Z" w:initials="MI">
     <w:p>
       <w:pPr>
         <w:pStyle w:val="CommentText"/>
@@ -5479,7 +6702,7 @@
       </w:r>
     </w:p>
   </w:comment>
-  <w:comment w:id="12" w:author="Indrajaya, Muhammad Rafi Afif" w:date="2026-05-12T16:48:00Z" w:initials="MI">
+  <w:comment w:id="22" w:author="Indrajaya, Muhammad Rafi Afif" w:date="2026-05-12T16:48:00Z" w:initials="MI">
     <w:p>
       <w:pPr>
         <w:pStyle w:val="CommentText"/>
@@ -13150,6 +14373,7 @@
     <w:rsid w:val="00AE3127"/>
     <w:rsid w:val="00AF507F"/>
     <w:rsid w:val="00B06229"/>
+    <w:rsid w:val="00B258E3"/>
     <w:rsid w:val="00B279BC"/>
     <w:rsid w:val="00B53DF7"/>
     <w:rsid w:val="00C9538A"/>
@@ -13167,7 +14391,6 @@
     <w:rsid w:val="00F86607"/>
     <w:rsid w:val="00F94122"/>
     <w:rsid w:val="00FA3901"/>
-    <w:rsid w:val="00FB7667"/>
     <w:rsid w:val="00FE7648"/>
     <w:rsid w:val="00FF679D"/>
   </w:rsids>
@@ -13931,7 +15154,7 @@
 
 <file path=word/webextensions/taskpanes.xml><?xml version="1.0" encoding="utf-8"?>
 <wetp:taskpanes xmlns:wetp="http://schemas.microsoft.com/office/webextensions/taskpanes/2010/11">
-  <wetp:taskpane dockstate="right" visibility="0" width="438" row="1">
+  <wetp:taskpane dockstate="right" visibility="0" width="350" row="1">
     <wetp:webextensionref xmlns:r="http://schemas.openxmlformats.org/officeDocument/2006/relationships" r:id="rId1"/>
   </wetp:taskpane>
 </wetp:taskpanes>
@@ -13944,9 +15167,9 @@
     <we:reference id="wa104382081" version="1.55.1.0" store="en-US" storeType="OMEX"/>
   </we:alternateReferences>
   <we:properties>
-    <we:property name="MENDELEY_BIBLIOGRAPHY_IS_DIRTY" value="false"/>
+    <we:property name="MENDELEY_BIBLIOGRAPHY_IS_DIRTY" value="true"/>
     <we:property name="MENDELEY_BIBLIOGRAPHY_LAST_MODIFIED" value="1783430036120"/>
-    <we:property name="MENDELEY_CITATIONS" value="[{&quot;citationID&quot;:&quot;MENDELEY_CITATION_1cdcd498-a953-4c56-9fed-7dd79ae2f0e4&quot;,&quot;properties&quot;:{&quot;noteIndex&quot;:0},&quot;isEdited&quot;:false,&quot;manualOverride&quot;:{&quot;isManuallyOverridden&quot;:false,&quot;citeprocText&quot;:&quot;[1]&quot;,&quot;manualOverrideText&quot;:&quot;&quot;},&quot;citationTag&quot;:&quot;MENDELEY_CITATION_v3_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&quot;,&quot;citationItems&quot;:[{&quot;id&quot;:&quot;06c2b8d2-b2dc-3af5-b126-6311b944aca0&quot;,&quot;itemData&quot;:{&quot;type&quot;:&quot;article&quot;,&quot;id&quot;:&quot;06c2b8d2-b2dc-3af5-b126-6311b944aca0&quot;,&quot;title&quot;:&quot;Reinforcement Learning Techniques in Optimizing Energy Systems&quot;,&quot;author&quot;:[{&quot;family&quot;:&quot;Stavrev&quot;,&quot;given&quot;:&quot;Stefan&quot;,&quot;parse-names&quot;:false,&quot;dropping-particle&quot;:&quot;&quot;,&quot;non-dropping-particle&quot;:&quot;&quot;},{&quot;family&quot;:&quot;Ginchev&quot;,&quot;given&quot;:&quot;Dimitar&quot;,&quot;parse-names&quot;:false,&quot;dropping-particle&quot;:&quot;&quot;,&quot;non-dropping-particle&quot;:&quot;&quot;}],&quot;container-title&quot;:&quot;Electronics (Switzerland)&quot;,&quot;DOI&quot;:&quot;10.3390/electronics13081459&quot;,&quot;ISSN&quot;:&quot;20799292&quot;,&quot;issued&quot;:{&quot;date-parts&quot;:[[2024,4,1]]},&quot;abstract&quot;:&quot;Reinforcement learning (RL) techniques have emerged as powerful tools for optimizing energy systems, offering the potential to enhance efficiency, reliability, and sustainability. This review paper provides a comprehensive examination of the applications of RL in the field of energy system optimization, spanning various domains such as energy management, grid control, and renewable energy integration. Beginning with an overview of RL fundamentals, the paper explores recent advancements in RL algorithms and their adaptation to address the unique challenges of energy system optimization. Case studies and real-world applications demonstrate the efficacy of RL-based approaches in improving energy efficiency, reducing costs, and mitigating environmental impacts. Furthermore, the paper discusses future directions and challenges, including scalability, interpretability, and integration with domain knowledge. By synthesizing the latest research findings and identifying key areas for further investigation, this paper aims to inform and inspire future research endeavors in the intersection of reinforcement learning and energy system optimization.&quot;,&quot;publisher&quot;:&quot;Multidisciplinary Digital Publishing Institute (MDPI)&quot;,&quot;issue&quot;:&quot;8&quot;,&quot;volume&quot;:&quot;13&quot;,&quot;container-title-short&quot;:&quot;&quot;},&quot;isTemporary&quot;:false}]},{&quot;citationID&quot;:&quot;MENDELEY_CITATION_2d90f837-c9a3-4da7-9b2d-0b187fae7ad5&quot;,&quot;properties&quot;:{&quot;noteIndex&quot;:0},&quot;isEdited&quot;:false,&quot;manualOverride&quot;:{&quot;isManuallyOverridden&quot;:false,&quot;citeprocText&quot;:&quot;[2]&quot;,&quot;manualOverrideText&quot;:&quot;&quot;},&quot;citationTag&quot;:&quot;MENDELEY_CITATION_v3_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&quot;,&quot;citationItems&quot;:[{&quot;id&quot;:&quot;94630c80-577c-3ded-896b-4aaf82147c8b&quot;,&quot;itemData&quot;:{&quot;type&quot;:&quot;chapter&quot;,&quot;id&quot;:&quot;94630c80-577c-3ded-896b-4aaf82147c8b&quot;,&quot;title&quot;:&quot;Efficient Exploration in Reinforcement Learning&quot;,&quot;author&quot;:[{&quot;family&quot;:&quot;Langford&quot;,&quot;given&quot;:&quot;John&quot;,&quot;parse-names&quot;:false,&quot;dropping-particle&quot;:&quot;&quot;,&quot;non-dropping-particle&quot;:&quot;&quot;}],&quot;container-title&quot;:&quot;Encyclopedia of Machine Learning&quot;,&quot;DOI&quot;:&quot;10.1007/978-0-387-30164-8_244&quot;,&quot;issued&quot;:{&quot;date-parts&quot;:[[2011]]},&quot;publisher-place&quot;:&quot;Boston, MA&quot;,&quot;page&quot;:&quot;309-311&quot;,&quot;publisher&quot;:&quot;Springer US&quot;,&quot;container-title-short&quot;:&quot;&quot;},&quot;isTemporary&quot;:false}]},{&quot;citationID&quot;:&quot;MENDELEY_CITATION_275dbc2a-bca7-47b7-904d-467adf502462&quot;,&quot;properties&quot;:{&quot;noteIndex&quot;:0},&quot;isEdited&quot;:false,&quot;manualOverride&quot;:{&quot;isManuallyOverridden&quot;:false,&quot;citeprocText&quot;:&quot;[3]&quot;,&quot;manualOverrideText&quot;:&quot;&quot;},&quot;citationTag&quot;:&quot;MENDELEY_CITATION_v3_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&quot;,&quot;citationItems&quot;:[{&quot;id&quot;:&quot;8a2da654-28fe-395b-8105-172abb9e04b0&quot;,&quot;itemData&quot;:{&quot;type&quot;:&quot;paper-conference&quot;,&quot;id&quot;:&quot;8a2da654-28fe-395b-8105-172abb9e04b0&quot;,&quot;title&quot;:&quot;Overview of Reinforcement Learning Based on Value and Policy&quot;,&quot;author&quot;:[{&quot;family&quot;:&quot;Liu&quot;,&quot;given&quot;:&quot;Yun-ting&quot;,&quot;parse-names&quot;:false,&quot;dropping-particle&quot;:&quot;&quot;,&quot;non-dropping-particle&quot;:&quot;&quot;},{&quot;family&quot;:&quot;Yang&quot;,&quot;given&quot;:&quot;Jia-ming&quot;,&quot;parse-names&quot;:false,&quot;dropping-particle&quot;:&quot;&quot;,&quot;non-dropping-particle&quot;:&quot;&quot;},{&quot;family&quot;:&quot;Chen&quot;,&quot;given&quot;:&quot;Liang&quot;,&quot;parse-names&quot;:false,&quot;dropping-particle&quot;:&quot;&quot;,&quot;non-dropping-particle&quot;:&quot;&quot;},{&quot;family&quot;:&quot;Guo&quot;,&quot;given&quot;:&quot;Ting&quot;,&quot;parse-names&quot;:false,&quot;dropping-particle&quot;:&quot;&quot;,&quot;non-dropping-particle&quot;:&quot;&quot;},{&quot;family&quot;:&quot;Jiang&quot;,&quot;given&quot;:&quot;Yu&quot;,&quot;parse-names&quot;:false,&quot;dropping-particle&quot;:&quot;&quot;,&quot;non-dropping-particle&quot;:&quot;&quot;}],&quot;container-title&quot;:&quot;2020 Chinese Control And Decision Conference (CCDC)&quot;,&quot;DOI&quot;:&quot;10.1109/CCDC49329.2020.9164615&quot;,&quot;ISBN&quot;:&quot;978-1-7281-5855-6&quot;,&quot;issued&quot;:{&quot;date-parts&quot;:[[2020,8]]},&quot;page&quot;:&quot;598-603&quot;,&quot;publisher&quot;:&quot;IEEE&quot;,&quot;container-title-short&quot;:&quot;&quot;},&quot;isTemporary&quot;:false}]},{&quot;citationID&quot;:&quot;MENDELEY_CITATION_ef102693-b21e-49bd-8961-a5f9603586b2&quot;,&quot;properties&quot;:{&quot;noteIndex&quot;:0},&quot;isEdited&quot;:false,&quot;manualOverride&quot;:{&quot;isManuallyOverridden&quot;:false,&quot;citeprocText&quot;:&quot;[4]&quot;,&quot;manualOverrideText&quot;:&quot;&quot;},&quot;citationTag&quot;:&quot;MENDELEY_CITATION_v3_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&quot;,&quot;citationItems&quot;:[{&quot;id&quot;:&quot;ffddf98e-e370-3452-8a14-62d7c8029a56&quot;,&quot;itemData&quot;:{&quot;type&quot;:&quot;article-journal&quot;,&quot;id&quot;:&quot;ffddf98e-e370-3452-8a14-62d7c8029a56&quot;,&quot;title&quot;:&quot;Comparing Policy Gradient and Value Function Based Reinforcement Learning Methods in Simulated Electrical Power Trade&quot;,&quot;author&quot;:[{&quot;family&quot;:&quot;Lincoln&quot;,&quot;given&quot;:&quot;Richard&quot;,&quot;parse-names&quot;:false,&quot;dropping-particle&quot;:&quot;&quot;,&quot;non-dropping-particle&quot;:&quot;&quot;},{&quot;family&quot;:&quot;Galloway&quot;,&quot;given&quot;:&quot;Stuart&quot;,&quot;parse-names&quot;:false,&quot;dropping-particle&quot;:&quot;&quot;,&quot;non-dropping-particle&quot;:&quot;&quot;},{&quot;family&quot;:&quot;Stephen&quot;,&quot;given&quot;:&quot;Bruce&quot;,&quot;parse-names&quot;:false,&quot;dropping-particle&quot;:&quot;&quot;,&quot;non-dropping-particle&quot;:&quot;&quot;},{&quot;family&quot;:&quot;Burt&quot;,&quot;given&quot;:&quot;Graeme&quot;,&quot;parse-names&quot;:false,&quot;dropping-particle&quot;:&quot;&quot;,&quot;non-dropping-particle&quot;:&quot;&quot;}],&quot;container-title&quot;:&quot;IEEE Transactions on Power Systems&quot;,&quot;DOI&quot;:&quot;10.1109/TPWRS.2011.2166091&quot;,&quot;ISSN&quot;:&quot;0885-8950&quot;,&quot;issued&quot;:{&quot;date-parts&quot;:[[2012,2]]},&quot;page&quot;:&quot;373-380&quot;,&quot;issue&quot;:&quot;1&quot;,&quot;volume&quot;:&quot;27&quot;,&quot;container-title-short&quot;:&quot;&quot;},&quot;isTemporary&quot;:false}]},{&quot;citationID&quot;:&quot;MENDELEY_CITATION_2803f5df-7f60-4bed-8861-5d6e31d32156&quot;,&quot;properties&quot;:{&quot;noteIndex&quot;:0},&quot;isEdited&quot;:false,&quot;manualOverride&quot;:{&quot;isManuallyOverridden&quot;:false,&quot;citeprocText&quot;:&quot;[5]&quot;,&quot;manualOverrideText&quot;:&quot;&quot;},&quot;citationTag&quot;:&quot;MENDELEY_CITATION_v3_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&quot;,&quot;citationItems&quot;:[{&quot;id&quot;:&quot;e54e5b56-d131-3a66-9ffb-14ae92ea0215&quot;,&quot;itemData&quot;:{&quot;type&quot;:&quot;article-journal&quot;,&quot;id&quot;:&quot;e54e5b56-d131-3a66-9ffb-14ae92ea0215&quot;,&quot;title&quot;:&quot;Policy Gradient Methods in Deep Reinforcement Learning&quot;,&quot;author&quot;:[{&quot;family&quot;:&quot;Gao&quot;,&quot;given&quot;:&quot;Yuhan&quot;,&quot;parse-names&quot;:false,&quot;dropping-particle&quot;:&quot;&quot;,&quot;non-dropping-particle&quot;:&quot;&quot;}],&quot;container-title&quot;:&quot;Applied and Computational Engineering&quot;,&quot;DOI&quot;:&quot;10.54254/2755-2721/2025.TJ23321&quot;,&quot;ISSN&quot;:&quot;2755-2721&quot;,&quot;issued&quot;:{&quot;date-parts&quot;:[[2025,5,22]]},&quot;page&quot;:&quot;27-34&quot;,&quot;abstract&quot;:&quot;&lt;p&gt;Policy gradient (PG) methods are a fundamental component of deep reinforcement learning (DRL), particularly effective in continuous and high-dimensional control tasks. This paper presents a structured review of PG algorithms, tracing their development from basic Monte Carlo methods like REINFORCE to advanced techniques such as asynchronous advantage actor-critic (A3C), trust region policy optimization (TRPO), proximal policy optimization (PPO), deep deterministic policy gradient (DDPG), and soft actor-critic (SAC). These methods differ in terms of policy structure, optimization stability, and sample efficiency, addressing core challenges in policy learning through gradient-based updates. In addition, this review explores the application of PG methods in real-world domains, including autonomous driving, financial portfolio management, and smart grid energy systems. These applications demonstrate PG methods’ capacity to operate under uncertainty and adapt to complex dynamic environments. However, limitations such as high variance, low sample efficiency, and instability in multi-agent and offline settings remain significant obstacles. The review concludes by outlining emerging research directions, including entropy-based exploration, model-based policy optimization, meta-learning, and Transformer-based sequence modeling. This work aims to offer theoretical insights and practical guidance to support the continued advancement and application of policy gradient methods in reinforcement learning.&lt;/p&gt;&quot;,&quot;issue&quot;:&quot;1&quot;,&quot;volume&quot;:&quot;158&quot;,&quot;container-title-short&quot;:&quot;&quot;},&quot;isTemporary&quot;:false}]},{&quot;citationID&quot;:&quot;MENDELEY_CITATION_6b0aa260-f728-4cb7-8d42-c258b6a59a24&quot;,&quot;properties&quot;:{&quot;noteIndex&quot;:0},&quot;isEdited&quot;:false,&quot;manualOverride&quot;:{&quot;isManuallyOverridden&quot;:false,&quot;citeprocText&quot;:&quot;[6]&quot;,&quot;manualOverrideText&quot;:&quot;&quot;},&quot;citationTag&quot;:&quot;MENDELEY_CITATION_v3_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&quot;,&quot;citationItems&quot;:[{&quot;id&quot;:&quot;695f87ef-b1a7-3d24-bf63-54c6c4a9499c&quot;,&quot;itemData&quot;:{&quot;type&quot;:&quot;article-journal&quot;,&quot;id&quot;:&quot;695f87ef-b1a7-3d24-bf63-54c6c4a9499c&quot;,&quot;title&quot;:&quot;Reinforcement Learning and Its Applications in Modern Power and Energy Systems: A Review&quot;,&quot;author&quot;:[{&quot;family&quot;:&quot;Cao&quot;,&quot;given&quot;:&quot;Di&quot;,&quot;parse-names&quot;:false,&quot;dropping-particle&quot;:&quot;&quot;,&quot;non-dropping-particle&quot;:&quot;&quot;},{&quot;family&quot;:&quot;Hu&quot;,&quot;given&quot;:&quot;Weihao&quot;,&quot;parse-names&quot;:false,&quot;dropping-particle&quot;:&quot;&quot;,&quot;non-dropping-particle&quot;:&quot;&quot;},{&quot;family&quot;:&quot;Zhao&quot;,&quot;given&quot;:&quot;Junbo&quot;,&quot;parse-names&quot;:false,&quot;dropping-particle&quot;:&quot;&quot;,&quot;non-dropping-particle&quot;:&quot;&quot;},{&quot;family&quot;:&quot;Zhang&quot;,&quot;given&quot;:&quot;Guozhou&quot;,&quot;parse-names&quot;:false,&quot;dropping-particle&quot;:&quot;&quot;,&quot;non-dropping-particle&quot;:&quot;&quot;},{&quot;family&quot;:&quot;Zhang&quot;,&quot;given&quot;:&quot;Bin&quot;,&quot;parse-names&quot;:false,&quot;dropping-particle&quot;:&quot;&quot;,&quot;non-dropping-particle&quot;:&quot;&quot;},{&quot;family&quot;:&quot;Liu&quot;,&quot;given&quot;:&quot;Zhou&quot;,&quot;parse-names&quot;:false,&quot;dropping-particle&quot;:&quot;&quot;,&quot;non-dropping-particle&quot;:&quot;&quot;},{&quot;family&quot;:&quot;Chen&quot;,&quot;given&quot;:&quot;Zhe&quot;,&quot;parse-names&quot;:false,&quot;dropping-particle&quot;:&quot;&quot;,&quot;non-dropping-particle&quot;:&quot;&quot;},{&quot;family&quot;:&quot;Blaabjerg&quot;,&quot;given&quot;:&quot;Frede&quot;,&quot;parse-names&quot;:false,&quot;dropping-particle&quot;:&quot;&quot;,&quot;non-dropping-particle&quot;:&quot;&quot;}],&quot;container-title&quot;:&quot;Journal of Modern Power Systems and Clean Energy&quot;,&quot;DOI&quot;:&quot;10.35833/MPCE.2020.000552&quot;,&quot;ISSN&quot;:&quot;2196-5625&quot;,&quot;issued&quot;:{&quot;date-parts&quot;:[[2020]]},&quot;page&quot;:&quot;1029-1042&quot;,&quot;issue&quot;:&quot;6&quot;,&quot;volume&quot;:&quot;8&quot;,&quot;container-title-short&quot;:&quot;&quot;},&quot;isTemporary&quot;:false}]},{&quot;citationID&quot;:&quot;MENDELEY_CITATION_77016d76-bbff-470c-acaf-6a996a49373b&quot;,&quot;properties&quot;:{&quot;noteIndex&quot;:0},&quot;isEdited&quot;:false,&quot;manualOverride&quot;:{&quot;isManuallyOverridden&quot;:false,&quot;citeprocText&quot;:&quot;[7]&quot;,&quot;manualOverrideText&quot;:&quot;&quot;},&quot;citationTag&quot;:&quot;MENDELEY_CITATION_v3_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&quot;,&quot;citationItems&quot;:[{&quot;id&quot;:&quot;e45cab0b-e52f-3cff-b734-fbaac9d65a24&quot;,&quot;itemData&quot;:{&quot;type&quot;:&quot;paper-conference&quot;,&quot;id&quot;:&quot;e45cab0b-e52f-3cff-b734-fbaac9d65a24&quot;,&quot;title&quot;:&quot;Performance Comparison of Deep RL Algorithms for Energy Systems Optimal Scheduling&quot;,&quot;author&quot;:[{&quot;family&quot;:&quot;Shengren&quot;,&quot;given&quot;:&quot;Hou&quot;,&quot;parse-names&quot;:false,&quot;dropping-particle&quot;:&quot;&quot;,&quot;non-dropping-particle&quot;:&quot;&quot;},{&quot;family&quot;:&quot;Salazar&quot;,&quot;given&quot;:&quot;Edgar Mauricio&quot;,&quot;parse-names&quot;:false,&quot;dropping-particle&quot;:&quot;&quot;,&quot;non-dropping-particle&quot;:&quot;&quot;},{&quot;family&quot;:&quot;Vergara&quot;,&quot;given&quot;:&quot;Pedro P.&quot;,&quot;parse-names&quot;:false,&quot;dropping-particle&quot;:&quot;&quot;,&quot;non-dropping-particle&quot;:&quot;&quot;},{&quot;family&quot;:&quot;Palensky&quot;,&quot;given&quot;:&quot;Peter&quot;,&quot;parse-names&quot;:false,&quot;dropping-particle&quot;:&quot;&quot;,&quot;non-dropping-particle&quot;:&quot;&quot;}],&quot;container-title&quot;:&quot;2022 IEEE PES Innovative Smart Grid Technologies Conference Europe (ISGT-Europe)&quot;,&quot;DOI&quot;:&quot;10.1109/ISGT-Europe54678.2022.9960642&quot;,&quot;ISBN&quot;:&quot;978-1-6654-8032-1&quot;,&quot;issued&quot;:{&quot;date-parts&quot;:[[2022,10,10]]},&quot;page&quot;:&quot;1-6&quot;,&quot;publisher&quot;:&quot;IEEE&quot;,&quot;container-title-short&quot;:&quot;&quot;},&quot;isTemporary&quot;:false}]},{&quot;citationID&quot;:&quot;MENDELEY_CITATION_0a510372-57a7-426b-836c-f53f7d26b1fe&quot;,&quot;properties&quot;:{&quot;noteIndex&quot;:0},&quot;isEdited&quot;:false,&quot;manualOverride&quot;:{&quot;isManuallyOverridden&quot;:false,&quot;citeprocText&quot;:&quot;[8]&quot;,&quot;manualOverrideText&quot;:&quot;&quot;},&quot;citationTag&quot;:&quot;MENDELEY_CITATION_v3_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&quot;,&quot;citationItems&quot;:[{&quot;id&quot;:&quot;31848458-a34e-370b-af77-81d1d893a1c5&quot;,&quot;itemData&quot;:{&quot;type&quot;:&quot;article-journal&quot;,&quot;id&quot;:&quot;31848458-a34e-370b-af77-81d1d893a1c5&quot;,&quot;title&quot;:&quot;Deep Reinforcement Learning Approaches the MILP Optimum of a Multi-Energy Optimization in Energy Communities&quot;,&quot;author&quot;:[{&quot;family&quot;:&quot;Vetter&quot;,&quot;given&quot;:&quot;Vinzent&quot;,&quot;parse-names&quot;:false,&quot;dropping-particle&quot;:&quot;&quot;,&quot;non-dropping-particle&quot;:&quot;&quot;},{&quot;family&quot;:&quot;Wohlgenannt&quot;,&quot;given&quot;:&quot;Philipp&quot;,&quot;parse-names&quot;:false,&quot;dropping-particle&quot;:&quot;&quot;,&quot;non-dropping-particle&quot;:&quot;&quot;},{&quot;family&quot;:&quot;Kepplinger&quot;,&quot;given&quot;:&quot;Peter&quot;,&quot;parse-names&quot;:false,&quot;dropping-particle&quot;:&quot;&quot;,&quot;non-dropping-particle&quot;:&quot;&quot;},{&quot;family&quot;:&quot;Eder&quot;,&quot;given&quot;:&quot;Elias&quot;,&quot;parse-names&quot;:false,&quot;dropping-particle&quot;:&quot;&quot;,&quot;non-dropping-particle&quot;:&quot;&quot;}],&quot;container-title&quot;:&quot;Energies&quot;,&quot;container-title-short&quot;:&quot;Energies (Basel).&quot;,&quot;DOI&quot;:&quot;10.3390/en18174489&quot;,&quot;ISSN&quot;:&quot;1996-1073&quot;,&quot;issued&quot;:{&quot;date-parts&quot;:[[2025,8,23]]},&quot;page&quot;:&quot;4489&quot;,&quot;abstract&quot;:&quot;&lt;p&gt;As energy systems transition toward high shares of variable renewable generation, local energy communities (ECs) are increasingly relevant for enabling demand-side flexibility and self-sufficiency. This shift is particularly evident in the residential sector, where the deployment of photovoltaic (PV) systems is rapidly growing. While mixed-integer linear programming (MILP) remains the standard for operational optimization and demand response in such systems, its computational burden limits scalability and responsiveness under real-time or uncertain conditions. Reinforcement learning (RL), by contrast, offers a model-free, adaptive alternative. However, its application to real-world energy system operation remains limited. This study explores the application of a Deep Q-Network (DQN) to a real residential EC, which has received limited attention in prior work. The system comprises three single-family homes sharing a centralized heating system with a thermal energy storage (TES), a PV installation, and a grid connection. We compare the performance of MILP and RL controllers across economic and environmental metrics. Relative to a reference scenario without TES, MILP and RL reduce energy costs by 10.06% and 8.78%, respectively, and both approaches yield lower total energy consumption and CO2-equivalent emissions. Notably, the trained RL agent achieves a near-optimal outcome while requiring only 22% of the MILP’s computation time. These results demonstrate that DQNs can offer a computationally efficient and practically viable alternative to MILP for real-time control in residential energy systems.&lt;/p&gt;&quot;,&quot;issue&quot;:&quot;17&quot;,&quot;volume&quot;:&quot;18&quot;},&quot;isTemporary&quot;:false}]},{&quot;citationID&quot;:&quot;MENDELEY_CITATION_d44b77f0-61f7-4c28-821a-92a263b68faa&quot;,&quot;properties&quot;:{&quot;noteIndex&quot;:0},&quot;isEdited&quot;:false,&quot;manualOverride&quot;:{&quot;isManuallyOverridden&quot;:false,&quot;citeprocText&quot;:&quot;[9]&quot;,&quot;manualOverrideText&quot;:&quot;&quot;},&quot;citationTag&quot;:&quot;MENDELEY_CITATION_v3_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&quot;,&quot;citationItems&quot;:[{&quot;id&quot;:&quot;878a73bd-0c5d-3e77-a841-71aeb93db99a&quot;,&quot;itemData&quot;:{&quot;type&quot;:&quot;article-journal&quot;,&quot;id&quot;:&quot;878a73bd-0c5d-3e77-a841-71aeb93db99a&quot;,&quot;title&quot;:&quot;Reinforcement Learning for Joint Design and Control of Battery-PV Systems&quot;,&quot;author&quot;:[{&quot;family&quot;:&quot;Cauz&quot;,&quot;given&quot;:&quot;Marine&quot;,&quot;parse-names&quot;:false,&quot;dropping-particle&quot;:&quot;&quot;,&quot;non-dropping-particle&quot;:&quot;&quot;},{&quot;family&quot;:&quot;Bolland&quot;,&quot;given&quot;:&quot;Adrien&quot;,&quot;parse-names&quot;:false,&quot;dropping-particle&quot;:&quot;&quot;,&quot;non-dropping-particle&quot;:&quot;&quot;},{&quot;family&quot;:&quot;Miftari&quot;,&quot;given&quot;:&quot;Bardhyl&quot;,&quot;parse-names&quot;:false,&quot;dropping-particle&quot;:&quot;&quot;,&quot;non-dropping-particle&quot;:&quot;&quot;},{&quot;family&quot;:&quot;Perret&quot;,&quot;given&quot;:&quot;Lionel&quot;,&quot;parse-names&quot;:false,&quot;dropping-particle&quot;:&quot;&quot;,&quot;non-dropping-particle&quot;:&quot;&quot;},{&quot;family&quot;:&quot;Ballif&quot;,&quot;given&quot;:&quot;Christophe&quot;,&quot;parse-names&quot;:false,&quot;dropping-particle&quot;:&quot;&quot;,&quot;non-dropping-particle&quot;:&quot;&quot;},{&quot;family&quot;:&quot;Wyrsch&quot;,&quot;given&quot;:&quot;Nicolas&quot;,&quot;parse-names&quot;:false,&quot;dropping-particle&quot;:&quot;&quot;,&quot;non-dropping-particle&quot;:&quot;&quot;}],&quot;URL&quot;:&quot;http://arxiv.org/abs/2307.04244&quot;,&quot;issued&quot;:{&quot;date-parts&quot;:[[2023,7,9]]},&quot;abstract&quot;:&quot;The decentralisation and unpredictability of new renewable energy sources require rethinking our energy system. Data-driven approaches, such as reinforcement learning (RL), have emerged as new control strategies for operating these systems, but they have not yet been applied to system design. This paper aims to bridge this gap by studying the use of an RL-based method for joint design and control of a real-world PV and battery system. The design problem is first formulated as a mixed-integer linear programming problem (MILP). The optimal MILP solution is then used to evaluate the performance of an RL agent trained in a surrogate environment designed for applying an existing data-driven algorithm. The main difference between the two models lies in their optimization approaches: while MILP finds a solution that minimizes the total costs for a one-year operation given the deterministic historical data, RL is a stochastic method that searches for an optimal strategy over one week of data on expectation over all weeks in the historical dataset. Both methods were applied on a toy example using one-week data and on a case study using one-year data. In both cases, models were found to converge to similar control solutions, but their investment decisions differed. Overall, these outcomes are an initial step illustrating benefits and challenges of using RL for the joint design and control of energy systems.&quot;,&quot;container-title-short&quot;:&quot;&quot;},&quot;isTemporary&quot;:false}]}]"/>
+    <we:property name="MENDELEY_CITATIONS" value="[{&quot;citationID&quot;:&quot;MENDELEY_CITATION_03d18768-2530-4173-a512-ec7dc06e4ecc&quot;,&quot;properties&quot;:{&quot;noteIndex&quot;:0},&quot;isEdited&quot;:false,&quot;manualOverride&quot;:{&quot;isManuallyOverridden&quot;:false,&quot;citeprocText&quot;:&quot;[1]&quot;,&quot;manualOverrideText&quot;:&quot;&quot;},&quot;citationTag&quot;:&quot;MENDELEY_CITATION_v3_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&quot;,&quot;citationItems&quot;:[{&quot;id&quot;:&quot;185586bd-ce77-3f7d-ae64-0f509db4cf05&quot;,&quot;itemData&quot;:{&quot;type&quot;:&quot;article-journal&quot;,&quot;id&quot;:&quot;185586bd-ce77-3f7d-ae64-0f509db4cf05&quot;,&quot;title&quot;:&quot;Energy Demand Response in a Food-Processing Plant: A Deep Reinforcement Learning Approach&quot;,&quot;author&quot;:[{&quot;family&quot;:&quot;Wohlgenannt&quot;,&quot;given&quot;:&quot;Philipp&quot;,&quot;parse-names&quot;:false,&quot;dropping-particle&quot;:&quot;&quot;,&quot;non-dropping-particle&quot;:&quot;&quot;},{&quot;family&quot;:&quot;Hegenbart&quot;,&quot;given&quot;:&quot;Sebastian&quot;,&quot;parse-names&quot;:false,&quot;dropping-particle&quot;:&quot;&quot;,&quot;non-dropping-particle&quot;:&quot;&quot;},{&quot;family&quot;:&quot;Eder&quot;,&quot;given&quot;:&quot;Elias&quot;,&quot;parse-names&quot;:false,&quot;dropping-particle&quot;:&quot;&quot;,&quot;non-dropping-particle&quot;:&quot;&quot;},{&quot;family&quot;:&quot;Kolhe&quot;,&quot;given&quot;:&quot;Mohan&quot;,&quot;parse-names&quot;:false,&quot;dropping-particle&quot;:&quot;&quot;,&quot;non-dropping-particle&quot;:&quot;&quot;},{&quot;family&quot;:&quot;Kepplinger&quot;,&quot;given&quot;:&quot;Peter&quot;,&quot;parse-names&quot;:false,&quot;dropping-particle&quot;:&quot;&quot;,&quot;non-dropping-particle&quot;:&quot;&quot;}],&quot;container-title&quot;:&quot;Energies&quot;,&quot;container-title-short&quot;:&quot;Energies (Basel).&quot;,&quot;DOI&quot;:&quot;10.3390/en17246430&quot;,&quot;ISSN&quot;:&quot;1996-1073&quot;,&quot;issued&quot;:{&quot;date-parts&quot;:[[2024,12,20]]},&quot;page&quot;:&quot;6430&quot;,&quot;abstract&quot;:&quot;&lt;p&gt;The food industry faces significant challenges in managing operational costs due to its high energy intensity and rising energy prices. Industrial food-processing facilities, with substantial thermal capacities and large demands for cooling and heating, offer promising opportunities for demand response (DR) strategies. This study explores the application of deep reinforcement learning (RL) as an innovative, data-driven approach for DR in the food industry. By leveraging the adaptive, self-learning capabilities of RL, energy costs in the investigated plant are effectively decreased. The RL algorithm was compared with the well-established optimization method Mixed Integer Linear Programming (MILP), and both were benchmarked against a reference scenario without DR. The two optimization strategies demonstrate cost savings of 17.57% and 18.65% for RL and MILP, respectively. Although RL is slightly less efficient in cost reduction, it significantly outperforms in computational speed, being approximately 20 times faster. During operation, RL only needs 2ms per optimization compared to 19s for MILP, making it a promising optimization tool for edge computing. Moreover, while MILP’s computation time increases considerably with the number of binary variables, RL efficiently learns dynamic system behavior and scales to more complex systems without significant performance degradation. These results highlight that deep RL, when applied to DR, offers substantial cost savings and computational efficiency, with broad applicability to energy management in various applications.&lt;/p&gt;&quot;,&quot;issue&quot;:&quot;24&quot;,&quot;volume&quot;:&quot;17&quot;},&quot;isTemporary&quot;:false}]},{&quot;citationID&quot;:&quot;MENDELEY_CITATION_b63a1021-7346-498d-adf3-73382c63a827&quot;,&quot;properties&quot;:{&quot;noteIndex&quot;:0},&quot;isEdited&quot;:false,&quot;manualOverride&quot;:{&quot;isManuallyOverridden&quot;:false,&quot;citeprocText&quot;:&quot;[2]&quot;,&quot;manualOverrideText&quot;:&quot;&quot;},&quot;citationTag&quot;:&quot;MENDELEY_CITATION_v3_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&quot;,&quot;citationItems&quot;:[{&quot;id&quot;:&quot;0f89bf4c-80d3-3ce8-8c18-b8917957c10b&quot;,&quot;itemData&quot;:{&quot;type&quot;:&quot;article-journal&quot;,&quot;id&quot;:&quot;0f89bf4c-80d3-3ce8-8c18-b8917957c10b&quot;,&quot;title&quot;:&quot;Optimal energy system scheduling using a constraint-aware reinforcement learning algorithm&quot;,&quot;author&quot;:[{&quot;family&quot;:&quot;Shengren&quot;,&quot;given&quot;:&quot;Hou&quot;,&quot;parse-names&quot;:false,&quot;dropping-particle&quot;:&quot;&quot;,&quot;non-dropping-particle&quot;:&quot;&quot;},{&quot;family&quot;:&quot;Vergara&quot;,&quot;given&quot;:&quot;Pedro P.&quot;,&quot;parse-names&quot;:false,&quot;dropping-particle&quot;:&quot;&quot;,&quot;non-dropping-particle&quot;:&quot;&quot;},{&quot;family&quot;:&quot;Salazar Duque&quot;,&quot;given&quot;:&quot;Edgar Mauricio&quot;,&quot;parse-names&quot;:false,&quot;dropping-particle&quot;:&quot;&quot;,&quot;non-dropping-particle&quot;:&quot;&quot;},{&quot;family&quot;:&quot;Palensky&quot;,&quot;given&quot;:&quot;Peter&quot;,&quot;parse-names&quot;:false,&quot;dropping-particle&quot;:&quot;&quot;,&quot;non-dropping-particle&quot;:&quot;&quot;}],&quot;container-title&quot;:&quot;International Journal of Electrical Power &amp; Energy Systems&quot;,&quot;DOI&quot;:&quot;10.1016/j.ijepes.2023.109230&quot;,&quot;ISSN&quot;:&quot;01420615&quot;,&quot;issued&quot;:{&quot;date-parts&quot;:[[2023,10]]},&quot;page&quot;:&quot;109230&quot;,&quot;volume&quot;:&quot;152&quot;,&quot;container-title-short&quot;:&quot;&quot;},&quot;isTemporary&quot;:false}]},{&quot;citationID&quot;:&quot;MENDELEY_CITATION_1cdcd498-a953-4c56-9fed-7dd79ae2f0e4&quot;,&quot;properties&quot;:{&quot;noteIndex&quot;:0},&quot;isEdited&quot;:false,&quot;manualOverride&quot;:{&quot;isManuallyOverridden&quot;:false,&quot;citeprocText&quot;:&quot;[3]&quot;,&quot;manualOverrideText&quot;:&quot;&quot;},&quot;citationTag&quot;:&quot;MENDELEY_CITATION_v3_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&quot;,&quot;citationItems&quot;:[{&quot;id&quot;:&quot;06c2b8d2-b2dc-3af5-b126-6311b944aca0&quot;,&quot;itemData&quot;:{&quot;type&quot;:&quot;article&quot;,&quot;id&quot;:&quot;06c2b8d2-b2dc-3af5-b126-6311b944aca0&quot;,&quot;title&quot;:&quot;Reinforcement Learning Techniques in Optimizing Energy Systems&quot;,&quot;author&quot;:[{&quot;family&quot;:&quot;Stavrev&quot;,&quot;given&quot;:&quot;Stefan&quot;,&quot;parse-names&quot;:false,&quot;dropping-particle&quot;:&quot;&quot;,&quot;non-dropping-particle&quot;:&quot;&quot;},{&quot;family&quot;:&quot;Ginchev&quot;,&quot;given&quot;:&quot;Dimitar&quot;,&quot;parse-names&quot;:false,&quot;dropping-particle&quot;:&quot;&quot;,&quot;non-dropping-particle&quot;:&quot;&quot;}],&quot;container-title&quot;:&quot;Electronics (Switzerland)&quot;,&quot;DOI&quot;:&quot;10.3390/electronics13081459&quot;,&quot;ISSN&quot;:&quot;20799292&quot;,&quot;issued&quot;:{&quot;date-parts&quot;:[[2024,4,1]]},&quot;abstract&quot;:&quot;Reinforcement learning (RL) techniques have emerged as powerful tools for optimizing energy systems, offering the potential to enhance efficiency, reliability, and sustainability. This review paper provides a comprehensive examination of the applications of RL in the field of energy system optimization, spanning various domains such as energy management, grid control, and renewable energy integration. Beginning with an overview of RL fundamentals, the paper explores recent advancements in RL algorithms and their adaptation to address the unique challenges of energy system optimization. Case studies and real-world applications demonstrate the efficacy of RL-based approaches in improving energy efficiency, reducing costs, and mitigating environmental impacts. Furthermore, the paper discusses future directions and challenges, including scalability, interpretability, and integration with domain knowledge. By synthesizing the latest research findings and identifying key areas for further investigation, this paper aims to inform and inspire future research endeavors in the intersection of reinforcement learning and energy system optimization.&quot;,&quot;publisher&quot;:&quot;Multidisciplinary Digital Publishing Institute (MDPI)&quot;,&quot;issue&quot;:&quot;8&quot;,&quot;volume&quot;:&quot;13&quot;,&quot;container-title-short&quot;:&quot;&quot;},&quot;isTemporary&quot;:false}]},{&quot;citationID&quot;:&quot;MENDELEY_CITATION_2d90f837-c9a3-4da7-9b2d-0b187fae7ad5&quot;,&quot;properties&quot;:{&quot;noteIndex&quot;:0},&quot;isEdited&quot;:false,&quot;manualOverride&quot;:{&quot;isManuallyOverridden&quot;:false,&quot;citeprocText&quot;:&quot;[4]&quot;,&quot;manualOverrideText&quot;:&quot;&quot;},&quot;citationTag&quot;:&quot;MENDELEY_CITATION_v3_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&quot;,&quot;citationItems&quot;:[{&quot;id&quot;:&quot;94630c80-577c-3ded-896b-4aaf82147c8b&quot;,&quot;itemData&quot;:{&quot;type&quot;:&quot;chapter&quot;,&quot;id&quot;:&quot;94630c80-577c-3ded-896b-4aaf82147c8b&quot;,&quot;title&quot;:&quot;Efficient Exploration in Reinforcement Learning&quot;,&quot;author&quot;:[{&quot;family&quot;:&quot;Langford&quot;,&quot;given&quot;:&quot;John&quot;,&quot;parse-names&quot;:false,&quot;dropping-particle&quot;:&quot;&quot;,&quot;non-dropping-particle&quot;:&quot;&quot;}],&quot;container-title&quot;:&quot;Encyclopedia of Machine Learning&quot;,&quot;DOI&quot;:&quot;10.1007/978-0-387-30164-8_244&quot;,&quot;issued&quot;:{&quot;date-parts&quot;:[[2011]]},&quot;publisher-place&quot;:&quot;Boston, MA&quot;,&quot;page&quot;:&quot;309-311&quot;,&quot;publisher&quot;:&quot;Springer US&quot;,&quot;container-title-short&quot;:&quot;&quot;},&quot;isTemporary&quot;:false}]},{&quot;citationID&quot;:&quot;MENDELEY_CITATION_275dbc2a-bca7-47b7-904d-467adf502462&quot;,&quot;properties&quot;:{&quot;noteIndex&quot;:0},&quot;isEdited&quot;:false,&quot;manualOverride&quot;:{&quot;isManuallyOverridden&quot;:false,&quot;citeprocText&quot;:&quot;[5]&quot;,&quot;manualOverrideText&quot;:&quot;&quot;},&quot;citationTag&quot;:&quot;MENDELEY_CITATION_v3_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&quot;,&quot;citationItems&quot;:[{&quot;id&quot;:&quot;8a2da654-28fe-395b-8105-172abb9e04b0&quot;,&quot;itemData&quot;:{&quot;type&quot;:&quot;paper-conference&quot;,&quot;id&quot;:&quot;8a2da654-28fe-395b-8105-172abb9e04b0&quot;,&quot;title&quot;:&quot;Overview of Reinforcement Learning Based on Value and Policy&quot;,&quot;author&quot;:[{&quot;family&quot;:&quot;Liu&quot;,&quot;given&quot;:&quot;Yun-ting&quot;,&quot;parse-names&quot;:false,&quot;dropping-particle&quot;:&quot;&quot;,&quot;non-dropping-particle&quot;:&quot;&quot;},{&quot;family&quot;:&quot;Yang&quot;,&quot;given&quot;:&quot;Jia-ming&quot;,&quot;parse-names&quot;:false,&quot;dropping-particle&quot;:&quot;&quot;,&quot;non-dropping-particle&quot;:&quot;&quot;},{&quot;family&quot;:&quot;Chen&quot;,&quot;given&quot;:&quot;Liang&quot;,&quot;parse-names&quot;:false,&quot;dropping-particle&quot;:&quot;&quot;,&quot;non-dropping-particle&quot;:&quot;&quot;},{&quot;family&quot;:&quot;Guo&quot;,&quot;given&quot;:&quot;Ting&quot;,&quot;parse-names&quot;:false,&quot;dropping-particle&quot;:&quot;&quot;,&quot;non-dropping-particle&quot;:&quot;&quot;},{&quot;family&quot;:&quot;Jiang&quot;,&quot;given&quot;:&quot;Yu&quot;,&quot;parse-names&quot;:false,&quot;dropping-particle&quot;:&quot;&quot;,&quot;non-dropping-particle&quot;:&quot;&quot;}],&quot;container-title&quot;:&quot;2020 Chinese Control And Decision Conference (CCDC)&quot;,&quot;DOI&quot;:&quot;10.1109/CCDC49329.2020.9164615&quot;,&quot;ISBN&quot;:&quot;978-1-7281-5855-6&quot;,&quot;issued&quot;:{&quot;date-parts&quot;:[[2020,8]]},&quot;page&quot;:&quot;598-603&quot;,&quot;publisher&quot;:&quot;IEEE&quot;,&quot;container-title-short&quot;:&quot;&quot;},&quot;isTemporary&quot;:false}]},{&quot;citationID&quot;:&quot;MENDELEY_CITATION_ef102693-b21e-49bd-8961-a5f9603586b2&quot;,&quot;properties&quot;:{&quot;noteIndex&quot;:0},&quot;isEdited&quot;:false,&quot;manualOverride&quot;:{&quot;isManuallyOverridden&quot;:false,&quot;citeprocText&quot;:&quot;[6]&quot;,&quot;manualOverrideText&quot;:&quot;&quot;},&quot;citationTag&quot;:&quot;MENDELEY_CITATION_v3_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&quot;,&quot;citationItems&quot;:[{&quot;id&quot;:&quot;ffddf98e-e370-3452-8a14-62d7c8029a56&quot;,&quot;itemData&quot;:{&quot;type&quot;:&quot;article-journal&quot;,&quot;id&quot;:&quot;ffddf98e-e370-3452-8a14-62d7c8029a56&quot;,&quot;title&quot;:&quot;Comparing Policy Gradient and Value Function Based Reinforcement Learning Methods in Simulated Electrical Power Trade&quot;,&quot;author&quot;:[{&quot;family&quot;:&quot;Lincoln&quot;,&quot;given&quot;:&quot;Richard&quot;,&quot;parse-names&quot;:false,&quot;dropping-particle&quot;:&quot;&quot;,&quot;non-dropping-particle&quot;:&quot;&quot;},{&quot;family&quot;:&quot;Galloway&quot;,&quot;given&quot;:&quot;Stuart&quot;,&quot;parse-names&quot;:false,&quot;dropping-particle&quot;:&quot;&quot;,&quot;non-dropping-particle&quot;:&quot;&quot;},{&quot;family&quot;:&quot;Stephen&quot;,&quot;given&quot;:&quot;Bruce&quot;,&quot;parse-names&quot;:false,&quot;dropping-particle&quot;:&quot;&quot;,&quot;non-dropping-particle&quot;:&quot;&quot;},{&quot;family&quot;:&quot;Burt&quot;,&quot;given&quot;:&quot;Graeme&quot;,&quot;parse-names&quot;:false,&quot;dropping-particle&quot;:&quot;&quot;,&quot;non-dropping-particle&quot;:&quot;&quot;}],&quot;container-title&quot;:&quot;IEEE Transactions on Power Systems&quot;,&quot;DOI&quot;:&quot;10.1109/TPWRS.2011.2166091&quot;,&quot;ISSN&quot;:&quot;0885-8950&quot;,&quot;issued&quot;:{&quot;date-parts&quot;:[[2012,2]]},&quot;page&quot;:&quot;373-380&quot;,&quot;issue&quot;:&quot;1&quot;,&quot;volume&quot;:&quot;27&quot;,&quot;container-title-short&quot;:&quot;&quot;},&quot;isTemporary&quot;:false}]},{&quot;citationID&quot;:&quot;MENDELEY_CITATION_2803f5df-7f60-4bed-8861-5d6e31d32156&quot;,&quot;properties&quot;:{&quot;noteIndex&quot;:0},&quot;isEdited&quot;:false,&quot;manualOverride&quot;:{&quot;isManuallyOverridden&quot;:false,&quot;citeprocText&quot;:&quot;[7]&quot;,&quot;manualOverrideText&quot;:&quot;&quot;},&quot;citationTag&quot;:&quot;MENDELEY_CITATION_v3_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&quot;,&quot;citationItems&quot;:[{&quot;id&quot;:&quot;e54e5b56-d131-3a66-9ffb-14ae92ea0215&quot;,&quot;itemData&quot;:{&quot;type&quot;:&quot;article-journal&quot;,&quot;id&quot;:&quot;e54e5b56-d131-3a66-9ffb-14ae92ea0215&quot;,&quot;title&quot;:&quot;Policy Gradient Methods in Deep Reinforcement Learning&quot;,&quot;author&quot;:[{&quot;family&quot;:&quot;Gao&quot;,&quot;given&quot;:&quot;Yuhan&quot;,&quot;parse-names&quot;:false,&quot;dropping-particle&quot;:&quot;&quot;,&quot;non-dropping-particle&quot;:&quot;&quot;}],&quot;container-title&quot;:&quot;Applied and Computational Engineering&quot;,&quot;DOI&quot;:&quot;10.54254/2755-2721/2025.TJ23321&quot;,&quot;ISSN&quot;:&quot;2755-2721&quot;,&quot;issued&quot;:{&quot;date-parts&quot;:[[2025,5,22]]},&quot;page&quot;:&quot;27-34&quot;,&quot;abstract&quot;:&quot;&lt;p&gt;Policy gradient (PG) methods are a fundamental component of deep reinforcement learning (DRL), particularly effective in continuous and high-dimensional control tasks. This paper presents a structured review of PG algorithms, tracing their development from basic Monte Carlo methods like REINFORCE to advanced techniques such as asynchronous advantage actor-critic (A3C), trust region policy optimization (TRPO), proximal policy optimization (PPO), deep deterministic policy gradient (DDPG), and soft actor-critic (SAC). These methods differ in terms of policy structure, optimization stability, and sample efficiency, addressing core challenges in policy learning through gradient-based updates. In addition, this review explores the application of PG methods in real-world domains, including autonomous driving, financial portfolio management, and smart grid energy systems. These applications demonstrate PG methods’ capacity to operate under uncertainty and adapt to complex dynamic environments. However, limitations such as high variance, low sample efficiency, and instability in multi-agent and offline settings remain significant obstacles. The review concludes by outlining emerging research directions, including entropy-based exploration, model-based policy optimization, meta-learning, and Transformer-based sequence modeling. This work aims to offer theoretical insights and practical guidance to support the continued advancement and application of policy gradient methods in reinforcement learning.&lt;/p&gt;&quot;,&quot;issue&quot;:&quot;1&quot;,&quot;volume&quot;:&quot;158&quot;,&quot;container-title-short&quot;:&quot;&quot;},&quot;isTemporary&quot;:false}]},{&quot;citationID&quot;:&quot;MENDELEY_CITATION_6b0aa260-f728-4cb7-8d42-c258b6a59a24&quot;,&quot;properties&quot;:{&quot;noteIndex&quot;:0},&quot;isEdited&quot;:false,&quot;manualOverride&quot;:{&quot;isManuallyOverridden&quot;:false,&quot;citeprocText&quot;:&quot;[8]&quot;,&quot;manualOverrideText&quot;:&quot;&quot;},&quot;citationTag&quot;:&quot;MENDELEY_CITATION_v3_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&quot;,&quot;citationItems&quot;:[{&quot;id&quot;:&quot;695f87ef-b1a7-3d24-bf63-54c6c4a9499c&quot;,&quot;itemData&quot;:{&quot;type&quot;:&quot;article-journal&quot;,&quot;id&quot;:&quot;695f87ef-b1a7-3d24-bf63-54c6c4a9499c&quot;,&quot;title&quot;:&quot;Reinforcement Learning and Its Applications in Modern Power and Energy Systems: A Review&quot;,&quot;author&quot;:[{&quot;family&quot;:&quot;Cao&quot;,&quot;given&quot;:&quot;Di&quot;,&quot;parse-names&quot;:false,&quot;dropping-particle&quot;:&quot;&quot;,&quot;non-dropping-particle&quot;:&quot;&quot;},{&quot;family&quot;:&quot;Hu&quot;,&quot;given&quot;:&quot;Weihao&quot;,&quot;parse-names&quot;:false,&quot;dropping-particle&quot;:&quot;&quot;,&quot;non-dropping-particle&quot;:&quot;&quot;},{&quot;family&quot;:&quot;Zhao&quot;,&quot;given&quot;:&quot;Junbo&quot;,&quot;parse-names&quot;:false,&quot;dropping-particle&quot;:&quot;&quot;,&quot;non-dropping-particle&quot;:&quot;&quot;},{&quot;family&quot;:&quot;Zhang&quot;,&quot;given&quot;:&quot;Guozhou&quot;,&quot;parse-names&quot;:false,&quot;dropping-particle&quot;:&quot;&quot;,&quot;non-dropping-particle&quot;:&quot;&quot;},{&quot;family&quot;:&quot;Zhang&quot;,&quot;given&quot;:&quot;Bin&quot;,&quot;parse-names&quot;:false,&quot;dropping-particle&quot;:&quot;&quot;,&quot;non-dropping-particle&quot;:&quot;&quot;},{&quot;family&quot;:&quot;Liu&quot;,&quot;given&quot;:&quot;Zhou&quot;,&quot;parse-names&quot;:false,&quot;dropping-particle&quot;:&quot;&quot;,&quot;non-dropping-particle&quot;:&quot;&quot;},{&quot;family&quot;:&quot;Chen&quot;,&quot;given&quot;:&quot;Zhe&quot;,&quot;parse-names&quot;:false,&quot;dropping-particle&quot;:&quot;&quot;,&quot;non-dropping-particle&quot;:&quot;&quot;},{&quot;family&quot;:&quot;Blaabjerg&quot;,&quot;given&quot;:&quot;Frede&quot;,&quot;parse-names&quot;:false,&quot;dropping-particle&quot;:&quot;&quot;,&quot;non-dropping-particle&quot;:&quot;&quot;}],&quot;container-title&quot;:&quot;Journal of Modern Power Systems and Clean Energy&quot;,&quot;DOI&quot;:&quot;10.35833/MPCE.2020.000552&quot;,&quot;ISSN&quot;:&quot;2196-5625&quot;,&quot;issued&quot;:{&quot;date-parts&quot;:[[2020]]},&quot;page&quot;:&quot;1029-1042&quot;,&quot;issue&quot;:&quot;6&quot;,&quot;volume&quot;:&quot;8&quot;,&quot;container-title-short&quot;:&quot;&quot;},&quot;isTemporary&quot;:false}]},{&quot;citationID&quot;:&quot;MENDELEY_CITATION_77016d76-bbff-470c-acaf-6a996a49373b&quot;,&quot;properties&quot;:{&quot;noteIndex&quot;:0},&quot;isEdited&quot;:false,&quot;manualOverride&quot;:{&quot;isManuallyOverridden&quot;:false,&quot;citeprocText&quot;:&quot;[9]&quot;,&quot;manualOverrideText&quot;:&quot;&quot;},&quot;citationTag&quot;:&quot;MENDELEY_CITATION_v3_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&quot;,&quot;citationItems&quot;:[{&quot;id&quot;:&quot;e45cab0b-e52f-3cff-b734-fbaac9d65a24&quot;,&quot;itemData&quot;:{&quot;type&quot;:&quot;paper-conference&quot;,&quot;id&quot;:&quot;e45cab0b-e52f-3cff-b734-fbaac9d65a24&quot;,&quot;title&quot;:&quot;Performance Comparison of Deep RL Algorithms for Energy Systems Optimal Scheduling&quot;,&quot;author&quot;:[{&quot;family&quot;:&quot;Shengren&quot;,&quot;given&quot;:&quot;Hou&quot;,&quot;parse-names&quot;:false,&quot;dropping-particle&quot;:&quot;&quot;,&quot;non-dropping-particle&quot;:&quot;&quot;},{&quot;family&quot;:&quot;Salazar&quot;,&quot;given&quot;:&quot;Edgar Mauricio&quot;,&quot;parse-names&quot;:false,&quot;dropping-particle&quot;:&quot;&quot;,&quot;non-dropping-particle&quot;:&quot;&quot;},{&quot;family&quot;:&quot;Vergara&quot;,&quot;given&quot;:&quot;Pedro P.&quot;,&quot;parse-names&quot;:false,&quot;dropping-particle&quot;:&quot;&quot;,&quot;non-dropping-particle&quot;:&quot;&quot;},{&quot;family&quot;:&quot;Palensky&quot;,&quot;given&quot;:&quot;Peter&quot;,&quot;parse-names&quot;:false,&quot;dropping-particle&quot;:&quot;&quot;,&quot;non-dropping-particle&quot;:&quot;&quot;}],&quot;container-title&quot;:&quot;2022 IEEE PES Innovative Smart Grid Technologies Conference Europe (ISGT-Europe)&quot;,&quot;DOI&quot;:&quot;10.1109/ISGT-Europe54678.2022.9960642&quot;,&quot;ISBN&quot;:&quot;978-1-6654-8032-1&quot;,&quot;issued&quot;:{&quot;date-parts&quot;:[[2022,10,10]]},&quot;page&quot;:&quot;1-6&quot;,&quot;publisher&quot;:&quot;IEEE&quot;,&quot;container-title-short&quot;:&quot;&quot;},&quot;isTemporary&quot;:false}]},{&quot;citationID&quot;:&quot;MENDELEY_CITATION_0a510372-57a7-426b-836c-f53f7d26b1fe&quot;,&quot;properties&quot;:{&quot;noteIndex&quot;:0},&quot;isEdited&quot;:false,&quot;manualOverride&quot;:{&quot;isManuallyOverridden&quot;:false,&quot;citeprocText&quot;:&quot;[10]&quot;,&quot;manualOverrideText&quot;:&quot;&quot;},&quot;citationTag&quot;:&quot;MENDELEY_CITATION_v3_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&quot;,&quot;citationItems&quot;:[{&quot;id&quot;:&quot;31848458-a34e-370b-af77-81d1d893a1c5&quot;,&quot;itemData&quot;:{&quot;type&quot;:&quot;article-journal&quot;,&quot;id&quot;:&quot;31848458-a34e-370b-af77-81d1d893a1c5&quot;,&quot;title&quot;:&quot;Deep Reinforcement Learning Approaches the MILP Optimum of a Multi-Energy Optimization in Energy Communities&quot;,&quot;author&quot;:[{&quot;family&quot;:&quot;Vetter&quot;,&quot;given&quot;:&quot;Vinzent&quot;,&quot;parse-names&quot;:false,&quot;dropping-particle&quot;:&quot;&quot;,&quot;non-dropping-particle&quot;:&quot;&quot;},{&quot;family&quot;:&quot;Wohlgenannt&quot;,&quot;given&quot;:&quot;Philipp&quot;,&quot;parse-names&quot;:false,&quot;dropping-particle&quot;:&quot;&quot;,&quot;non-dropping-particle&quot;:&quot;&quot;},{&quot;family&quot;:&quot;Kepplinger&quot;,&quot;given&quot;:&quot;Peter&quot;,&quot;parse-names&quot;:false,&quot;dropping-particle&quot;:&quot;&quot;,&quot;non-dropping-particle&quot;:&quot;&quot;},{&quot;family&quot;:&quot;Eder&quot;,&quot;given&quot;:&quot;Elias&quot;,&quot;parse-names&quot;:false,&quot;dropping-particle&quot;:&quot;&quot;,&quot;non-dropping-particle&quot;:&quot;&quot;}],&quot;container-title&quot;:&quot;Energies&quot;,&quot;DOI&quot;:&quot;10.3390/en18174489&quot;,&quot;ISSN&quot;:&quot;1996-1073&quot;,&quot;issued&quot;:{&quot;date-parts&quot;:[[2025,8,23]]},&quot;page&quot;:&quot;4489&quot;,&quot;abstract&quot;:&quot;&lt;p&gt;As energy systems transition toward high shares of variable renewable generation, local energy communities (ECs) are increasingly relevant for enabling demand-side flexibility and self-sufficiency. This shift is particularly evident in the residential sector, where the deployment of photovoltaic (PV) systems is rapidly growing. While mixed-integer linear programming (MILP) remains the standard for operational optimization and demand response in such systems, its computational burden limits scalability and responsiveness under real-time or uncertain conditions. Reinforcement learning (RL), by contrast, offers a model-free, adaptive alternative. However, its application to real-world energy system operation remains limited. This study explores the application of a Deep Q-Network (DQN) to a real residential EC, which has received limited attention in prior work. The system comprises three single-family homes sharing a centralized heating system with a thermal energy storage (TES), a PV installation, and a grid connection. We compare the performance of MILP and RL controllers across economic and environmental metrics. Relative to a reference scenario without TES, MILP and RL reduce energy costs by 10.06% and 8.78%, respectively, and both approaches yield lower total energy consumption and CO2-equivalent emissions. Notably, the trained RL agent achieves a near-optimal outcome while requiring only 22% of the MILP’s computation time. These results demonstrate that DQNs can offer a computationally efficient and practically viable alternative to MILP for real-time control in residential energy systems.&lt;/p&gt;&quot;,&quot;issue&quot;:&quot;17&quot;,&quot;volume&quot;:&quot;18&quot;,&quot;container-title-short&quot;:&quot;Energies (Basel).&quot;},&quot;isTemporary&quot;:false}]},{&quot;citationID&quot;:&quot;MENDELEY_CITATION_d44b77f0-61f7-4c28-821a-92a263b68faa&quot;,&quot;properties&quot;:{&quot;noteIndex&quot;:0},&quot;isEdited&quot;:false,&quot;manualOverride&quot;:{&quot;isManuallyOverridden&quot;:false,&quot;citeprocText&quot;:&quot;[11]&quot;,&quot;manualOverrideText&quot;:&quot;&quot;},&quot;citationTag&quot;:&quot;MENDELEY_CITATION_v3_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&quot;,&quot;citationItems&quot;:[{&quot;id&quot;:&quot;878a73bd-0c5d-3e77-a841-71aeb93db99a&quot;,&quot;itemData&quot;:{&quot;type&quot;:&quot;article-journal&quot;,&quot;id&quot;:&quot;878a73bd-0c5d-3e77-a841-71aeb93db99a&quot;,&quot;title&quot;:&quot;Reinforcement Learning for Joint Design and Control of Battery-PV Systems&quot;,&quot;author&quot;:[{&quot;family&quot;:&quot;Cauz&quot;,&quot;given&quot;:&quot;Marine&quot;,&quot;parse-names&quot;:false,&quot;dropping-particle&quot;:&quot;&quot;,&quot;non-dropping-particle&quot;:&quot;&quot;},{&quot;family&quot;:&quot;Bolland&quot;,&quot;given&quot;:&quot;Adrien&quot;,&quot;parse-names&quot;:false,&quot;dropping-particle&quot;:&quot;&quot;,&quot;non-dropping-particle&quot;:&quot;&quot;},{&quot;family&quot;:&quot;Miftari&quot;,&quot;given&quot;:&quot;Bardhyl&quot;,&quot;parse-names&quot;:false,&quot;dropping-particle&quot;:&quot;&quot;,&quot;non-dropping-particle&quot;:&quot;&quot;},{&quot;family&quot;:&quot;Perret&quot;,&quot;given&quot;:&quot;Lionel&quot;,&quot;parse-names&quot;:false,&quot;dropping-particle&quot;:&quot;&quot;,&quot;non-dropping-particle&quot;:&quot;&quot;},{&quot;family&quot;:&quot;Ballif&quot;,&quot;given&quot;:&quot;Christophe&quot;,&quot;parse-names&quot;:false,&quot;dropping-particle&quot;:&quot;&quot;,&quot;non-dropping-particle&quot;:&quot;&quot;},{&quot;family&quot;:&quot;Wyrsch&quot;,&quot;given&quot;:&quot;Nicolas&quot;,&quot;parse-names&quot;:false,&quot;dropping-particle&quot;:&quot;&quot;,&quot;non-dropping-particle&quot;:&quot;&quot;}],&quot;URL&quot;:&quot;http://arxiv.org/abs/2307.04244&quot;,&quot;issued&quot;:{&quot;date-parts&quot;:[[2023,7,9]]},&quot;abstract&quot;:&quot;The decentralisation and unpredictability of new renewable energy sources require rethinking our energy system. Data-driven approaches, such as reinforcement learning (RL), have emerged as new control strategies for operating these systems, but they have not yet been applied to system design. This paper aims to bridge this gap by studying the use of an RL-based method for joint design and control of a real-world PV and battery system. The design problem is first formulated as a mixed-integer linear programming problem (MILP). The optimal MILP solution is then used to evaluate the performance of an RL agent trained in a surrogate environment designed for applying an existing data-driven algorithm. The main difference between the two models lies in their optimization approaches: while MILP finds a solution that minimizes the total costs for a one-year operation given the deterministic historical data, RL is a stochastic method that searches for an optimal strategy over one week of data on expectation over all weeks in the historical dataset. Both methods were applied on a toy example using one-week data and on a case study using one-year data. In both cases, models were found to converge to similar control solutions, but their investment decisions differed. Overall, these outcomes are an initial step illustrating benefits and challenges of using RL for the joint design and control of energy systems.&quot;,&quot;container-title-short&quot;:&quot;&quot;},&quot;isTemporary&quot;:false}]}]"/>
     <we:property name="MENDELEY_CITATIONS_STYLE" value="{&quot;id&quot;:&quot;https://www.zotero.org/styles/ieee&quot;,&quot;title&quot;:&quot;IEEE Reference Guide version 11.29.2023&quot;,&quot;format&quot;:&quot;numeric&quot;,&quot;defaultLocale&quot;:null,&quot;isLocaleCodeValid&quot;:true}"/>
   </we:properties>
   <we:bindings/>

--- a/Thesis Report Rafi.docx
+++ b/Thesis Report Rafi.docx
@@ -1047,21 +1047,7 @@
                 <w:rStyle w:val="Hyperlink"/>
                 <w:noProof/>
               </w:rPr>
-              <w:t>Power-to-X Integration for M</w:t>
-            </w:r>
-            <w:r>
-              <w:rPr>
-                <w:rStyle w:val="Hyperlink"/>
-                <w:noProof/>
-              </w:rPr>
-              <w:t>e</w:t>
-            </w:r>
-            <w:r>
-              <w:rPr>
-                <w:rStyle w:val="Hyperlink"/>
-                <w:noProof/>
-              </w:rPr>
-              <w:t>thanol Synthesis System</w:t>
+              <w:t>Power-to-X Integration for Methanol Synthesis System</w:t>
             </w:r>
             <w:r>
               <w:rPr>
@@ -2769,6 +2755,25 @@
     </w:p>
     <w:p/>
     <w:p>
+      <w:pPr>
+        <w:pStyle w:val="ListParagraph"/>
+        <w:numPr>
+          <w:ilvl w:val="0"/>
+          <w:numId w:val="49"/>
+        </w:numPr>
+        <w:rPr>
+          <w:color w:val="EE0000"/>
+        </w:rPr>
+      </w:pPr>
+      <w:r>
+        <w:rPr>
+          <w:color w:val="EE0000"/>
+        </w:rPr>
+        <w:t>Table of combination of biogas reactor and electrolyzer technology with LCOM attached to it and its reference</w:t>
+      </w:r>
+    </w:p>
+    <w:p/>
+    <w:p>
       <w:r>
         <w:t>In the integrated configuration, the electrolyzer produces both hydrogen and oxygen. Hydrogen is compressed and supplied to the methanol synthesis reactor, while the co-produced oxygen can be utilized in an autothermal reformer (ATR) to convert methane (e.g., from biogas) into syngas. The biomass-derived and electrolysis-derived streams are thus combined upstream of, or within, the methanol synthesis loop. [NEED REFERENCE: process integration scheme describing oxygen use in ATR and hydrogen blending in methanol synthesis]</w:t>
       </w:r>
@@ -2793,11 +2798,11 @@
     <w:p/>
     <w:p>
       <w:r>
-        <w:t xml:space="preserve">Despite these advantages, several bottlenecks challenge the feasibility of hybrid methanol systems. These include electrolyzer utilization rates, electricity price volatility, capital cost and lifetime of electrolyzer stacks, as well as the integration of oxygen and heat streams. For example, it has been reported that high electrolyzer capacity factors are required for competitive e-methanol production, and that full-carbon-conversion configurations become attractive only when improvements in </w:t>
+        <w:t xml:space="preserve">Despite these advantages, several bottlenecks challenge the feasibility of hybrid methanol systems. These include electrolyzer utilization rates, electricity price volatility, capital cost and lifetime of </w:t>
       </w:r>
       <w:r>
         <w:lastRenderedPageBreak/>
-        <w:t>electricity costs, stack lifetime, and capital expenditure are realized (e.g., https://doi.org/10.1016/j.fuel.2021.122113). Oxygen management represents an additional practical constraint: while direct integration of oxygen streams may reduce the need for large-scale oxygen storage and improve capital efficiency and safety, this is contingent on matching oxygen supply and demand within the plant (e.g., https://doi.org/10.3389/fenrg.2021.795673). [NEED REFERENCE: quantitative analysis of oxygen balancing and storage requirements in hybrid systems]</w:t>
+        <w:t>electrolyzer stacks, as well as the integration of oxygen and heat streams. For example, it has been reported that high electrolyzer capacity factors are required for competitive e-methanol production, and that full-carbon-conversion configurations become attractive only when improvements in electricity costs, stack lifetime, and capital expenditure are realized (e.g., https://doi.org/10.1016/j.fuel.2021.122113). Oxygen management represents an additional practical constraint: while direct integration of oxygen streams may reduce the need for large-scale oxygen storage and improve capital efficiency and safety, this is contingent on matching oxygen supply and demand within the plant (e.g., https://doi.org/10.3389/fenrg.2021.795673). [NEED REFERENCE: quantitative analysis of oxygen balancing and storage requirements in hybrid systems]</w:t>
       </w:r>
     </w:p>
     <w:p/>
@@ -2887,6 +2892,7 @@
         </w:numPr>
       </w:pPr>
       <w:r>
+        <w:lastRenderedPageBreak/>
         <w:t>The gap that MILP has that incentivizes the use of RL for optimizing a complex polygeneration system</w:t>
       </w:r>
     </w:p>
@@ -2905,14 +2911,103 @@
         <w:rPr>
           <w:kern w:val="0"/>
         </w:rPr>
-        <w:lastRenderedPageBreak/>
-        <w:t>MILP, or Mixed-Integer Linear Programming, has been used as a tool to optimize different kinds of energy or industrial plants by linearizing the model of these processes and setting up a linear objective function to either maximize or minimize a specific KPI based on the optimization objective []. In an energy system that includes the flow of electricity, heat, and mass, the constraints considered will then dictate how the balance of the system should behave, the minimum and maximum operational dispatch, and the evolution of the storage state of charge, if storage exists. On the other hand, the objective function mainly includes the capital expenditure (CAPEX) and operational expenditure (OPEX) of the models defined in the system. Together, MILP will generate a global equation that takes into account the constraints and the objective function, and using the MILP solver, it will conduct the process of relaxation, branch, and bound to find the valleys or hills within the linear boundaries. </w:t>
-      </w:r>
-      <w:r>
-        <w:rPr>
+        <w:t xml:space="preserve">MILP, or Mixed-Integer Linear Programming, has been used as a tool to optimize different kinds of energy or industrial plants by linearizing the model of these processes and setting up a linear objective function to either maximize or minimize a specific KPI based on the optimization objective []. In an energy system that includes the flow of electricity, heat, and mass, the constraints considered will then dictate how the balance of the system should behave, the minimum and maximum operational dispatch, and the evolution of the storage state of charge, if storage exists. </w:t>
+      </w:r>
+    </w:p>
+    <w:p>
+      <w:pPr>
+        <w:pStyle w:val="ListParagraph"/>
+        <w:numPr>
+          <w:ilvl w:val="0"/>
+          <w:numId w:val="48"/>
+        </w:numPr>
+        <w:rPr>
+          <w:color w:val="EE0000"/>
           <w:kern w:val="0"/>
         </w:rPr>
-        <w:t>In practice, MILP has been used as the reference method for operational optimization, demand response, secheduling in energy communities, industrial plants, and integrated multi-energy systems because it produces globally optimal solutions to the defined linear problem when sufficient computation time is available</w:t>
+      </w:pPr>
+      <w:r>
+        <w:rPr>
+          <w:color w:val="EE0000"/>
+          <w:kern w:val="0"/>
+        </w:rPr>
+        <w:t>Equations considered in the MILP formulation</w:t>
+      </w:r>
+    </w:p>
+    <w:p>
+      <w:pPr>
+        <w:rPr>
+          <w:kern w:val="0"/>
+        </w:rPr>
+      </w:pPr>
+      <w:r>
+        <w:rPr>
+          <w:kern w:val="0"/>
+        </w:rPr>
+        <w:t xml:space="preserve">On the other hand, the objective function mainly includes the capital expenditure (CAPEX) and operational expenditure (OPEX) of the models defined in the system. </w:t>
+      </w:r>
+    </w:p>
+    <w:p>
+      <w:pPr>
+        <w:pStyle w:val="ListParagraph"/>
+        <w:numPr>
+          <w:ilvl w:val="0"/>
+          <w:numId w:val="48"/>
+        </w:numPr>
+        <w:rPr>
+          <w:color w:val="EE0000"/>
+          <w:kern w:val="0"/>
+        </w:rPr>
+      </w:pPr>
+      <w:r>
+        <w:rPr>
+          <w:color w:val="EE0000"/>
+          <w:kern w:val="0"/>
+        </w:rPr>
+        <w:t>How CAPEX and OPEX is defined in MILP as linear equations</w:t>
+      </w:r>
+    </w:p>
+    <w:p>
+      <w:pPr>
+        <w:rPr>
+          <w:kern w:val="0"/>
+        </w:rPr>
+      </w:pPr>
+      <w:r>
+        <w:rPr>
+          <w:kern w:val="0"/>
+        </w:rPr>
+        <w:t xml:space="preserve">Together, </w:t>
+      </w:r>
+      <w:r>
+        <w:rPr>
+          <w:kern w:val="0"/>
+        </w:rPr>
+        <w:t>the MILP will generate a global equation that accounts for the constraints and the objective function, and, using the MILP solver, it will perform relaxation</w:t>
+      </w:r>
+      <w:r>
+        <w:rPr>
+          <w:kern w:val="0"/>
+        </w:rPr>
+        <w:t xml:space="preserve"> and</w:t>
+      </w:r>
+      <w:r>
+        <w:rPr>
+          <w:kern w:val="0"/>
+        </w:rPr>
+        <w:t xml:space="preserve"> branch-and-bound</w:t>
+      </w:r>
+      <w:r>
+        <w:rPr>
+          <w:kern w:val="0"/>
+        </w:rPr>
+        <w:t xml:space="preserve"> to find the valleys or hills within the linear boundaries. </w:t>
+      </w:r>
+      <w:r>
+        <w:rPr>
+          <w:kern w:val="0"/>
+        </w:rPr>
+        <w:t>In practice, MILP has been used as the reference method for operational optimization, demand response, scheduling in energy communities, industrial plants, and integrated multi-energy systems because it produces globally optimal solutions to the defined linear problem when sufficient computation time is available</w:t>
       </w:r>
       <w:r>
         <w:rPr>
@@ -2996,42 +3091,298 @@
         </w:rPr>
         <w:t xml:space="preserve">. </w:t>
       </w:r>
-    </w:p>
-    <w:p>
-      <w:pPr>
+      <w:r>
         <w:rPr>
           <w:kern w:val="0"/>
         </w:rPr>
-      </w:pPr>
-    </w:p>
-    <w:p>
-      <w:pPr>
+        <w:t xml:space="preserve">MINLP is utilized when the non-linear physics of the assigned system is prevalent, but as the system gets bigger and more variables are involved, the problem can grow exponentially to the point where it is extremely difficult to solve. Stochastic programming addresses uncertainty by executing the system in many scenarios, but its computational burden rises sharply with scenario count and system size. Metaheuristics such as Particle Swarm Optimization (PSO) and Genetic Algorithm (GA) are widely used for non-linear multiobjective hybrid energy problem due to its flexibility and robustness, however, they do not guarantee the global optamility in comparison to the MILP counterpart. There is also a hybrid approach that is usually called a bilevel formulation, where it separates the optimization process of sizing selection using a metaheuristic approach and </w:t>
+      </w:r>
+      <w:r>
         <w:rPr>
           <w:kern w:val="0"/>
         </w:rPr>
-      </w:pPr>
-    </w:p>
-    <w:p>
-      <w:pPr>
+        <w:lastRenderedPageBreak/>
+        <w:t xml:space="preserve">operational dispatch optimization using approach like MILP or RL. This will be discussed even further in depth in </w:t>
+      </w:r>
+      <w:r>
         <w:rPr>
           <w:kern w:val="0"/>
         </w:rPr>
-      </w:pPr>
-    </w:p>
-    <w:p/>
-    <w:p/>
+        <w:t xml:space="preserve">another </w:t>
+      </w:r>
+      <w:r>
+        <w:rPr>
+          <w:kern w:val="0"/>
+        </w:rPr>
+        <w:t>sub-</w:t>
+      </w:r>
+      <w:commentRangeStart w:id="10"/>
+      <w:r>
+        <w:rPr>
+          <w:kern w:val="0"/>
+        </w:rPr>
+        <w:t>section</w:t>
+      </w:r>
+      <w:commentRangeEnd w:id="10"/>
+      <w:r>
+        <w:rPr>
+          <w:rStyle w:val="CommentReference"/>
+          <w:kern w:val="0"/>
+          <w:sz w:val="24"/>
+          <w:szCs w:val="22"/>
+        </w:rPr>
+        <w:commentReference w:id="10"/>
+      </w:r>
+      <w:r>
+        <w:rPr>
+          <w:kern w:val="0"/>
+        </w:rPr>
+        <w:t xml:space="preserve">. </w:t>
+      </w:r>
+    </w:p>
+    <w:p>
+      <w:pPr>
+        <w:rPr>
+          <w:kern w:val="0"/>
+        </w:rPr>
+      </w:pPr>
+    </w:p>
+    <w:p>
+      <w:pPr>
+        <w:pStyle w:val="ListParagraph"/>
+        <w:numPr>
+          <w:ilvl w:val="0"/>
+          <w:numId w:val="48"/>
+        </w:numPr>
+        <w:rPr>
+          <w:color w:val="EE0000"/>
+          <w:kern w:val="0"/>
+        </w:rPr>
+      </w:pPr>
+      <w:r>
+        <w:rPr>
+          <w:color w:val="EE0000"/>
+          <w:kern w:val="0"/>
+        </w:rPr>
+        <w:t>Table of main advantage and disadvantage</w:t>
+      </w:r>
+      <w:r>
+        <w:rPr>
+          <w:color w:val="EE0000"/>
+          <w:kern w:val="0"/>
+        </w:rPr>
+        <w:t xml:space="preserve"> of different optimization approaches </w:t>
+      </w:r>
+    </w:p>
+    <w:p>
+      <w:pPr>
+        <w:rPr>
+          <w:color w:val="EE0000"/>
+          <w:kern w:val="0"/>
+        </w:rPr>
+      </w:pPr>
+    </w:p>
+    <w:p>
+      <w:pPr>
+        <w:rPr>
+          <w:kern w:val="0"/>
+        </w:rPr>
+      </w:pPr>
+      <w:r>
+        <w:rPr>
+          <w:kern w:val="0"/>
+        </w:rPr>
+        <w:t>MILP has been used a lot of times in the literature to optimize different kinds of polygeneration system. A similar study that researches the use of MILP to optimize a similar system of hybrid biomass power-to-methanol system showed that MILP discovered optimal sizing and dispatch that results in LCOM of 805 EUR /t under the assumption of high biogas availability. This system adopts a configuration consisting of a low-pressure AWE, absorption-based CO2 capture, and steam production from methanol purge gas for internal heat supply [</w:t>
+      </w:r>
+      <w:r>
+        <w:rPr>
+          <w:kern w:val="0"/>
+        </w:rPr>
+        <w:t>10.1515/psr-2020-0058</w:t>
+      </w:r>
+      <w:r>
+        <w:rPr>
+          <w:kern w:val="0"/>
+        </w:rPr>
+        <w:t>]. In one energy-community case, MILP has been used to optimize jointly design and operate distributed polygeneration with district heatng and cooling, storage, and energy sharing, showing clear cost-emissions tradeoffs. The result showed two results can come out depending on objective function emphasis of either 24.3% CO2 emission cut at 1.9% cost increase or 31.9% CO2 cut with a 2.22.2% CO2 emissions increase [</w:t>
+      </w:r>
+      <w:r>
+        <w:rPr>
+          <w:kern w:val="0"/>
+        </w:rPr>
+        <w:t>10.3390/en17133085</w:t>
+      </w:r>
+      <w:r>
+        <w:rPr>
+          <w:kern w:val="0"/>
+        </w:rPr>
+        <w:t xml:space="preserve">]. </w:t>
+      </w:r>
+    </w:p>
+    <w:p>
+      <w:pPr>
+        <w:rPr>
+          <w:color w:val="EE0000"/>
+          <w:kern w:val="0"/>
+        </w:rPr>
+      </w:pPr>
+    </w:p>
+    <w:p>
+      <w:pPr>
+        <w:rPr>
+          <w:kern w:val="0"/>
+        </w:rPr>
+      </w:pPr>
+      <w:commentRangeStart w:id="11"/>
+      <w:r>
+        <w:rPr>
+          <w:kern w:val="0"/>
+        </w:rPr>
+        <w:t xml:space="preserve">The key strength of MILP is the deterministic model that it offers on the modeled problem. If the system can be expressed with linear relationships, MILP guarantees an optimal solution to that formulation, which makes it highly attractive for sizing and dispatching problems with hard operational constraints []. </w:t>
+      </w:r>
+      <w:r>
+        <w:rPr>
+          <w:kern w:val="0"/>
+        </w:rPr>
+        <w:t>Other than that, every constraint, feasibility, and infeasibility are explicit and can be traced to how the system is defined, thus it has the benefit of easier interpretability and debugging. Due to the exactness and deterministic model, MILP becomes a great baseline for benchmarking novel methodologies such as RL [].</w:t>
+      </w:r>
+    </w:p>
+    <w:p>
+      <w:pPr>
+        <w:rPr>
+          <w:kern w:val="0"/>
+        </w:rPr>
+      </w:pPr>
+    </w:p>
+    <w:p>
+      <w:pPr>
+        <w:rPr>
+          <w:kern w:val="0"/>
+        </w:rPr>
+      </w:pPr>
+      <w:r>
+        <w:rPr>
+          <w:kern w:val="0"/>
+        </w:rPr>
+        <w:t xml:space="preserve"> The main gap of MILP is that optimality is guareanteed only for the approximated linear model, not necessarily the real physical system []. Therefore, in the case of complex polygeneration system that contains nonlinear part-load efficiencies, thermal inertia, degradation, recycle interactions, and stochastic renewables, they often need to be simplified to their linear equivalent or linearized thorugh process such as piecewise linearization</w:t>
+      </w:r>
+      <w:r>
+        <w:rPr>
+          <w:kern w:val="0"/>
+        </w:rPr>
+        <w:t xml:space="preserve"> []</w:t>
+      </w:r>
+      <w:r>
+        <w:rPr>
+          <w:kern w:val="0"/>
+        </w:rPr>
+        <w:t xml:space="preserve">. Another significant drawback is also the computation time that significantly inreases with the number of non-convex definition, </w:t>
+      </w:r>
+      <w:r>
+        <w:rPr>
+          <w:kern w:val="0"/>
+        </w:rPr>
+        <w:lastRenderedPageBreak/>
+        <w:t xml:space="preserve">decision variables, and long horizon, which is the exact opposite to a trained RL agent that can run in millisecond after being trained, and results in a major limitation for real-time operation []. </w:t>
+      </w:r>
+      <w:commentRangeEnd w:id="11"/>
+      <w:r>
+        <w:rPr>
+          <w:rStyle w:val="CommentReference"/>
+          <w:kern w:val="0"/>
+          <w:sz w:val="24"/>
+          <w:szCs w:val="22"/>
+        </w:rPr>
+        <w:commentReference w:id="11"/>
+      </w:r>
+    </w:p>
+    <w:p>
+      <w:pPr>
+        <w:rPr>
+          <w:kern w:val="0"/>
+        </w:rPr>
+      </w:pPr>
+    </w:p>
+    <w:p>
+      <w:pPr>
+        <w:rPr>
+          <w:kern w:val="0"/>
+        </w:rPr>
+      </w:pPr>
+      <w:r>
+        <w:rPr>
+          <w:kern w:val="0"/>
+        </w:rPr>
+        <w:t>The reason why RL becomes interesting to explore is not because MILP is weak at optimization, rather that it is less suitable for fast repeated control when the environment is uncertain, partially observed, and dynamically changing [</w:t>
+      </w:r>
+      <w:r>
+        <w:rPr>
+          <w:kern w:val="0"/>
+        </w:rPr>
+        <w:t>10.3390/en18174489</w:t>
+      </w:r>
+      <w:r>
+        <w:rPr>
+          <w:kern w:val="0"/>
+        </w:rPr>
+        <w:t xml:space="preserve">, </w:t>
+      </w:r>
+      <w:r>
+        <w:rPr>
+          <w:kern w:val="0"/>
+        </w:rPr>
+        <w:t>10.48550/arxiv.2305.05484</w:t>
+      </w:r>
+      <w:r>
+        <w:rPr>
+          <w:kern w:val="0"/>
+        </w:rPr>
+        <w:t xml:space="preserve">, </w:t>
+      </w:r>
+      <w:r>
+        <w:rPr>
+          <w:kern w:val="0"/>
+        </w:rPr>
+        <w:t>10.3390/electronics13081459</w:t>
+      </w:r>
+      <w:r>
+        <w:rPr>
+          <w:kern w:val="0"/>
+        </w:rPr>
+        <w:t>]. In biomass power-to-methanol systems, this would matter when biomass quality, renewable power input, hydrogen availability, market signals, and flexible downstream deman vary over time, forcing frequent re-optimization under nonlinear couplings. In this nische, RL literature positions itself as a complementary method rather than a direct replacement for MILP, and MILP remains a robust baseline to validate the results of this RL approach [</w:t>
+      </w:r>
+      <w:r>
+        <w:rPr>
+          <w:kern w:val="0"/>
+        </w:rPr>
+        <w:t>10.48550/arxiv.2305.05484</w:t>
+      </w:r>
+      <w:r>
+        <w:rPr>
+          <w:kern w:val="0"/>
+        </w:rPr>
+        <w:t>].</w:t>
+      </w:r>
+    </w:p>
+    <w:p>
+      <w:pPr>
+        <w:rPr>
+          <w:kern w:val="0"/>
+        </w:rPr>
+      </w:pPr>
+    </w:p>
     <w:p>
       <w:pPr>
         <w:pStyle w:val="Heading2"/>
       </w:pPr>
-      <w:bookmarkStart w:id="10" w:name="_Toc235289155"/>
+      <w:bookmarkStart w:id="12" w:name="_Toc235289155"/>
       <w:r>
         <w:t>State-of-the</w:t>
       </w:r>
       <w:r>
         <w:t>-art RL in Optimizing Energy System and Industrial Processes</w:t>
       </w:r>
-      <w:bookmarkEnd w:id="10"/>
+      <w:bookmarkEnd w:id="12"/>
       <w:r>
         <w:t xml:space="preserve"> </w:t>
       </w:r>
@@ -3133,7 +3484,6 @@
         </w:numPr>
       </w:pPr>
       <w:r>
-        <w:lastRenderedPageBreak/>
         <w:t>Diagram of MDP process</w:t>
       </w:r>
     </w:p>
@@ -3392,7 +3742,11 @@
         <w:t xml:space="preserve"> </w:t>
       </w:r>
       <w:r>
-        <w:t>to map the maximum value ofver all possible policies:</w:t>
+        <w:t xml:space="preserve">to map the maximum value ofver all </w:t>
+      </w:r>
+      <w:r>
+        <w:lastRenderedPageBreak/>
+        <w:t>possible policies:</w:t>
       </w:r>
     </w:p>
     <w:p>
@@ -3750,11 +4104,7 @@
         <w:t xml:space="preserve">chooses an action that returns best estimated value. </w:t>
       </w:r>
       <w:r>
-        <w:t xml:space="preserve">Some example of </w:t>
-      </w:r>
-      <w:r>
-        <w:lastRenderedPageBreak/>
-        <w:t>value.based RL are Q-learning and Deep</w:t>
+        <w:t>Some example of value.based RL are Q-learning and Deep</w:t>
       </w:r>
       <w:r>
         <w:t xml:space="preserve"> Q Network (</w:t>
@@ -3880,7 +4230,11 @@
         <w:t>a value-based approach, howe</w:t>
       </w:r>
       <w:r>
-        <w:t>ver, since energy problem are often continuous, high-dimensional, and constrained, policy-based approach are usually preferred</w:t>
+        <w:t xml:space="preserve">ver, since energy problem are often continuous, high-dimensional, and constrained, policy-based approach are </w:t>
+      </w:r>
+      <w:r>
+        <w:lastRenderedPageBreak/>
+        <w:t>usually preferred</w:t>
       </w:r>
       <w:r>
         <w:t xml:space="preserve"> </w:t>
@@ -3980,11 +4334,11 @@
       <w:pPr>
         <w:pStyle w:val="Heading2"/>
       </w:pPr>
-      <w:bookmarkStart w:id="11" w:name="_Toc235289156"/>
+      <w:bookmarkStart w:id="13" w:name="_Toc235289156"/>
       <w:r>
         <w:t>RL vs MILP for Different Applications</w:t>
       </w:r>
-      <w:bookmarkEnd w:id="11"/>
+      <w:bookmarkEnd w:id="13"/>
     </w:p>
     <w:p>
       <w:pPr>
@@ -4167,14 +4521,7 @@
         <w:rPr>
           <w:color w:val="000000"/>
         </w:rPr>
-        <w:t xml:space="preserve">the reference scenario </w:t>
-      </w:r>
-      <w:r>
-        <w:rPr>
-          <w:color w:val="000000"/>
-        </w:rPr>
-        <w:lastRenderedPageBreak/>
-        <w:t xml:space="preserve">with MILP having </w:t>
+        <w:t xml:space="preserve">the reference scenario with MILP having </w:t>
       </w:r>
       <w:r>
         <w:rPr>
@@ -4350,12 +4697,19 @@
         <w:rPr>
           <w:color w:val="000000"/>
         </w:rPr>
-        <w:t xml:space="preserve"> and optimize</w:t>
+        <w:t xml:space="preserve"> and </w:t>
       </w:r>
       <w:r>
         <w:rPr>
           <w:color w:val="000000"/>
         </w:rPr>
+        <w:lastRenderedPageBreak/>
+        <w:t>optimize</w:t>
+      </w:r>
+      <w:r>
+        <w:rPr>
+          <w:color w:val="000000"/>
+        </w:rPr>
         <w:t xml:space="preserve"> the performance of RL and MILP</w:t>
       </w:r>
       <w:r>
@@ -4658,38 +5012,52 @@
         <w:rPr>
           <w:color w:val="000000"/>
         </w:rPr>
-        <w:t xml:space="preserve">. According to the authors of the study, this poorer </w:t>
+        <w:t>. According to the authors of the study, this poorer performance of RL could be due to a lot of reasons, two of the notable reasons includ</w:t>
       </w:r>
       <w:r>
         <w:rPr>
           <w:color w:val="000000"/>
         </w:rPr>
-        <w:lastRenderedPageBreak/>
-        <w:t>performance of RL could be due to a lot of reasons, two of the notable reasons includ</w:t>
+        <w:t xml:space="preserve">e hyperparameter tuning and </w:t>
       </w:r>
       <w:r>
         <w:rPr>
           <w:color w:val="000000"/>
         </w:rPr>
-        <w:t xml:space="preserve">e hyperparameter tuning and </w:t>
+        <w:t xml:space="preserve">outdated </w:t>
       </w:r>
       <w:r>
         <w:rPr>
           <w:color w:val="000000"/>
         </w:rPr>
-        <w:t xml:space="preserve">outdated </w:t>
+        <w:t>chosen RL algorithm that</w:t>
       </w:r>
       <w:r>
         <w:rPr>
           <w:color w:val="000000"/>
         </w:rPr>
-        <w:t>chosen RL algorithm that</w:t>
-      </w:r>
-      <w:r>
+        <w:t xml:space="preserve"> was developed in 1992. </w:t>
+      </w:r>
+    </w:p>
+    <w:p>
+      <w:pPr>
         <w:rPr>
           <w:color w:val="000000"/>
         </w:rPr>
-        <w:t xml:space="preserve"> was developed in 1992. </w:t>
+      </w:pPr>
+    </w:p>
+    <w:p>
+      <w:pPr>
+        <w:pStyle w:val="Heading2"/>
+      </w:pPr>
+      <w:r>
+        <w:t xml:space="preserve">Hybrid Bayesian Optimization and MILP or RL </w:t>
+      </w:r>
+      <w:r>
+        <w:t xml:space="preserve">as </w:t>
+      </w:r>
+      <w:r>
+        <w:t>Bilevel Formulation</w:t>
       </w:r>
     </w:p>
     <w:p>
@@ -4720,20 +5088,6 @@
         </w:rPr>
       </w:pPr>
     </w:p>
-    <w:p>
-      <w:pPr>
-        <w:rPr>
-          <w:color w:val="000000"/>
-        </w:rPr>
-      </w:pPr>
-    </w:p>
-    <w:p>
-      <w:pPr>
-        <w:rPr>
-          <w:color w:val="000000"/>
-        </w:rPr>
-      </w:pPr>
-    </w:p>
     <w:p/>
     <w:p>
       <w:r>
@@ -4744,22 +5098,22 @@
       <w:pPr>
         <w:pStyle w:val="Heading1"/>
       </w:pPr>
-      <w:bookmarkStart w:id="12" w:name="_Toc235289157"/>
+      <w:bookmarkStart w:id="14" w:name="_Toc235289157"/>
       <w:r>
         <w:lastRenderedPageBreak/>
         <w:t>Methodology</w:t>
       </w:r>
-      <w:bookmarkEnd w:id="12"/>
+      <w:bookmarkEnd w:id="14"/>
     </w:p>
     <w:p>
       <w:pPr>
         <w:pStyle w:val="Heading2"/>
       </w:pPr>
-      <w:bookmarkStart w:id="13" w:name="_Toc235289158"/>
+      <w:bookmarkStart w:id="15" w:name="_Toc235289158"/>
       <w:r>
         <w:t>Hybrid Biomass Power-to-Methanol System Model</w:t>
       </w:r>
-      <w:bookmarkEnd w:id="13"/>
+      <w:bookmarkEnd w:id="15"/>
     </w:p>
     <w:p>
       <w:pPr>
@@ -4801,17 +5155,17 @@
       <w:pPr>
         <w:pStyle w:val="Heading2"/>
       </w:pPr>
-      <w:bookmarkStart w:id="14" w:name="_Toc235289159"/>
+      <w:bookmarkStart w:id="16" w:name="_Toc235289159"/>
       <w:r>
         <w:t>Two-steps Outerloop &amp; Innerloop Strategy</w:t>
       </w:r>
-      <w:bookmarkEnd w:id="14"/>
+      <w:bookmarkEnd w:id="16"/>
     </w:p>
     <w:p>
       <w:pPr>
         <w:pStyle w:val="Heading2"/>
       </w:pPr>
-      <w:bookmarkStart w:id="15" w:name="_Toc235289160"/>
+      <w:bookmarkStart w:id="17" w:name="_Toc235289160"/>
       <w:r>
         <w:t xml:space="preserve">Level 2 </w:t>
       </w:r>
@@ -4821,7 +5175,7 @@
       <w:r>
         <w:t>(MILP)</w:t>
       </w:r>
-      <w:bookmarkEnd w:id="15"/>
+      <w:bookmarkEnd w:id="17"/>
     </w:p>
     <w:p>
       <w:pPr>
@@ -4893,7 +5247,7 @@
       <w:pPr>
         <w:pStyle w:val="Heading2"/>
       </w:pPr>
-      <w:bookmarkStart w:id="16" w:name="_Toc235289161"/>
+      <w:bookmarkStart w:id="18" w:name="_Toc235289161"/>
       <w:r>
         <w:t xml:space="preserve">Level 3 </w:t>
       </w:r>
@@ -4903,7 +5257,7 @@
       <w:r>
         <w:t>(RL)</w:t>
       </w:r>
-      <w:bookmarkEnd w:id="16"/>
+      <w:bookmarkEnd w:id="18"/>
     </w:p>
     <w:p>
       <w:pPr>
@@ -4981,24 +5335,24 @@
       <w:pPr>
         <w:pStyle w:val="Heading2"/>
       </w:pPr>
-      <w:bookmarkStart w:id="17" w:name="_Toc235289162"/>
+      <w:bookmarkStart w:id="19" w:name="_Toc235289162"/>
       <w:r>
         <w:t>Data</w:t>
       </w:r>
-      <w:bookmarkEnd w:id="17"/>
+      <w:bookmarkEnd w:id="19"/>
     </w:p>
     <w:p>
       <w:pPr>
         <w:pStyle w:val="Heading2"/>
       </w:pPr>
-      <w:bookmarkStart w:id="18" w:name="_Toc235289163"/>
+      <w:bookmarkStart w:id="20" w:name="_Toc235289163"/>
       <w:r>
         <w:t>Comparison Stages</w:t>
       </w:r>
       <w:r>
         <w:t xml:space="preserve"> &amp; Scenario Definition</w:t>
       </w:r>
-      <w:bookmarkEnd w:id="18"/>
+      <w:bookmarkEnd w:id="20"/>
     </w:p>
     <w:p>
       <w:pPr>
@@ -5020,18 +5374,18 @@
           <w:numId w:val="22"/>
         </w:numPr>
       </w:pPr>
-      <w:commentRangeStart w:id="19"/>
+      <w:commentRangeStart w:id="21"/>
       <w:r>
         <w:t>Outerloop comparison</w:t>
       </w:r>
-      <w:commentRangeEnd w:id="19"/>
+      <w:commentRangeEnd w:id="21"/>
       <w:r>
         <w:rPr>
           <w:rStyle w:val="CommentReference"/>
           <w:sz w:val="24"/>
           <w:szCs w:val="22"/>
         </w:rPr>
-        <w:commentReference w:id="19"/>
+        <w:commentReference w:id="21"/>
       </w:r>
       <w:r>
         <w:t xml:space="preserve"> </w:t>
@@ -5088,7 +5442,7 @@
       <w:r>
         <w:t>.</w:t>
       </w:r>
-      <w:commentRangeStart w:id="20"/>
+      <w:commentRangeStart w:id="22"/>
     </w:p>
     <w:p>
       <w:pPr>
@@ -5104,14 +5458,14 @@
       <w:r>
         <w:t>Electricity Supply &amp; Power to X Optimization</w:t>
       </w:r>
-      <w:commentRangeEnd w:id="20"/>
+      <w:commentRangeEnd w:id="22"/>
       <w:r>
         <w:rPr>
           <w:rStyle w:val="CommentReference"/>
           <w:sz w:val="24"/>
           <w:szCs w:val="22"/>
         </w:rPr>
-        <w:commentReference w:id="20"/>
+        <w:commentReference w:id="22"/>
       </w:r>
     </w:p>
     <w:p>
@@ -5122,18 +5476,18 @@
           <w:numId w:val="22"/>
         </w:numPr>
       </w:pPr>
-      <w:commentRangeStart w:id="21"/>
+      <w:commentRangeStart w:id="23"/>
       <w:r>
         <w:t>Innerloop comparison</w:t>
       </w:r>
-      <w:commentRangeEnd w:id="21"/>
+      <w:commentRangeEnd w:id="23"/>
       <w:r>
         <w:rPr>
           <w:rStyle w:val="CommentReference"/>
           <w:sz w:val="24"/>
           <w:szCs w:val="22"/>
         </w:rPr>
-        <w:commentReference w:id="21"/>
+        <w:commentReference w:id="23"/>
       </w:r>
       <w:r>
         <w:t xml:space="preserve">: </w:t>
@@ -5285,7 +5639,7 @@
           <w:numId w:val="22"/>
         </w:numPr>
       </w:pPr>
-      <w:commentRangeStart w:id="22"/>
+      <w:commentRangeStart w:id="24"/>
       <w:r>
         <w:t xml:space="preserve">Stage </w:t>
       </w:r>
@@ -5307,21 +5661,21 @@
       <w:r>
         <w:t xml:space="preserve">vs </w:t>
       </w:r>
-      <w:commentRangeStart w:id="23"/>
+      <w:commentRangeStart w:id="25"/>
       <w:r>
         <w:t xml:space="preserve">BO </w:t>
       </w:r>
       <w:r>
         <w:t xml:space="preserve">Oemof Linear </w:t>
       </w:r>
-      <w:commentRangeEnd w:id="23"/>
+      <w:commentRangeEnd w:id="25"/>
       <w:r>
         <w:rPr>
           <w:rStyle w:val="CommentReference"/>
           <w:sz w:val="24"/>
           <w:szCs w:val="22"/>
         </w:rPr>
-        <w:commentReference w:id="23"/>
+        <w:commentReference w:id="25"/>
       </w:r>
       <w:r>
         <w:t>pathway</w:t>
@@ -5329,14 +5683,14 @@
       <w:r>
         <w:t xml:space="preserve"> </w:t>
       </w:r>
-      <w:commentRangeEnd w:id="22"/>
+      <w:commentRangeEnd w:id="24"/>
       <w:r>
         <w:rPr>
           <w:rStyle w:val="CommentReference"/>
           <w:sz w:val="24"/>
           <w:szCs w:val="22"/>
         </w:rPr>
-        <w:commentReference w:id="22"/>
+        <w:commentReference w:id="24"/>
       </w:r>
     </w:p>
     <w:p>
@@ -6038,19 +6392,19 @@
       <w:pPr>
         <w:pStyle w:val="Heading1"/>
       </w:pPr>
-      <w:bookmarkStart w:id="24" w:name="_Toc235289164"/>
+      <w:bookmarkStart w:id="26" w:name="_Toc235289164"/>
       <w:r>
         <w:lastRenderedPageBreak/>
         <w:t>Results and Discussions</w:t>
       </w:r>
-      <w:bookmarkEnd w:id="24"/>
+      <w:bookmarkEnd w:id="26"/>
     </w:p>
     <w:p>
       <w:pPr>
         <w:pStyle w:val="Heading2"/>
       </w:pPr>
-      <w:bookmarkStart w:id="25" w:name="_Toc235289165"/>
-      <w:bookmarkEnd w:id="25"/>
+      <w:bookmarkStart w:id="27" w:name="_Toc235289165"/>
+      <w:bookmarkEnd w:id="27"/>
     </w:p>
     <w:p>
       <w:pPr>
@@ -6065,12 +6419,12 @@
       <w:pPr>
         <w:pStyle w:val="Heading1"/>
       </w:pPr>
-      <w:bookmarkStart w:id="26" w:name="_Toc235289166"/>
+      <w:bookmarkStart w:id="28" w:name="_Toc235289166"/>
       <w:r>
         <w:lastRenderedPageBreak/>
         <w:t>Conclusions</w:t>
       </w:r>
-      <w:bookmarkEnd w:id="26"/>
+      <w:bookmarkEnd w:id="28"/>
     </w:p>
     <w:p>
       <w:pPr>
@@ -6101,12 +6455,12 @@
       <w:pPr>
         <w:pStyle w:val="Heading1"/>
       </w:pPr>
-      <w:bookmarkStart w:id="27" w:name="_Toc235289167"/>
+      <w:bookmarkStart w:id="29" w:name="_Toc235289167"/>
       <w:r>
         <w:lastRenderedPageBreak/>
         <w:t>References</w:t>
       </w:r>
-      <w:bookmarkEnd w:id="27"/>
+      <w:bookmarkEnd w:id="29"/>
     </w:p>
     <w:sdt>
       <w:sdtPr>
@@ -6576,7 +6930,47 @@
       </w:r>
     </w:p>
   </w:comment>
-  <w:comment w:id="19" w:author="Indrajaya, Muhammad Rafi Afif" w:date="2026-05-06T09:20:00Z" w:initials="MI">
+  <w:comment w:id="10" w:author="rafi indrajaya" w:date="2026-07-19T16:42:00Z" w:initials="ri">
+    <w:p>
+      <w:pPr>
+        <w:jc w:val="left"/>
+      </w:pPr>
+      <w:r>
+        <w:rPr>
+          <w:rStyle w:val="CommentReference"/>
+        </w:rPr>
+        <w:annotationRef/>
+      </w:r>
+      <w:r>
+        <w:rPr>
+          <w:sz w:val="20"/>
+          <w:szCs w:val="20"/>
+        </w:rPr>
+        <w:t>Make sure to add references for this paragraph</w:t>
+      </w:r>
+    </w:p>
+  </w:comment>
+  <w:comment w:id="11" w:author="rafi indrajaya" w:date="2026-07-19T16:42:00Z" w:initials="ri">
+    <w:p>
+      <w:pPr>
+        <w:jc w:val="left"/>
+      </w:pPr>
+      <w:r>
+        <w:rPr>
+          <w:rStyle w:val="CommentReference"/>
+        </w:rPr>
+        <w:annotationRef/>
+      </w:r>
+      <w:r>
+        <w:rPr>
+          <w:sz w:val="20"/>
+          <w:szCs w:val="20"/>
+        </w:rPr>
+        <w:t>this paragraph reference is in consensus app</w:t>
+      </w:r>
+    </w:p>
+  </w:comment>
+  <w:comment w:id="21" w:author="Indrajaya, Muhammad Rafi Afif" w:date="2026-05-06T09:20:00Z" w:initials="MI">
     <w:p>
       <w:pPr>
         <w:pStyle w:val="CommentText"/>
@@ -6596,7 +6990,7 @@
       </w:r>
     </w:p>
   </w:comment>
-  <w:comment w:id="20" w:author="Indrajaya, Muhammad Rafi Afif" w:date="2026-05-06T09:23:00Z" w:initials="MI">
+  <w:comment w:id="22" w:author="Indrajaya, Muhammad Rafi Afif" w:date="2026-05-06T09:23:00Z" w:initials="MI">
     <w:p>
       <w:pPr>
         <w:pStyle w:val="CommentText"/>
@@ -6616,7 +7010,7 @@
       </w:r>
     </w:p>
   </w:comment>
-  <w:comment w:id="21" w:author="Indrajaya, Muhammad Rafi Afif" w:date="2026-05-05T16:56:00Z" w:initials="MI">
+  <w:comment w:id="23" w:author="Indrajaya, Muhammad Rafi Afif" w:date="2026-05-05T16:56:00Z" w:initials="MI">
     <w:p>
       <w:pPr>
         <w:pStyle w:val="CommentText"/>
@@ -6682,7 +7076,7 @@
       </w:r>
     </w:p>
   </w:comment>
-  <w:comment w:id="23" w:author="Indrajaya, Muhammad Rafi Afif" w:date="2026-05-12T16:47:00Z" w:initials="MI">
+  <w:comment w:id="25" w:author="Indrajaya, Muhammad Rafi Afif" w:date="2026-05-12T16:47:00Z" w:initials="MI">
     <w:p>
       <w:pPr>
         <w:pStyle w:val="CommentText"/>
@@ -6702,7 +7096,7 @@
       </w:r>
     </w:p>
   </w:comment>
-  <w:comment w:id="22" w:author="Indrajaya, Muhammad Rafi Afif" w:date="2026-05-12T16:48:00Z" w:initials="MI">
+  <w:comment w:id="24" w:author="Indrajaya, Muhammad Rafi Afif" w:date="2026-05-12T16:48:00Z" w:initials="MI">
     <w:p>
       <w:pPr>
         <w:pStyle w:val="CommentText"/>
@@ -6728,6 +7122,8 @@
 <file path=word/commentsExtended.xml><?xml version="1.0" encoding="utf-8"?>
 <w15:commentsEx xmlns:wpc="http://schemas.microsoft.com/office/word/2010/wordprocessingCanvas" xmlns:cx="http://schemas.microsoft.com/office/drawing/2014/chartex" xmlns:cx1="http://schemas.microsoft.com/office/drawing/2015/9/8/chartex" xmlns:cx2="http://schemas.microsoft.com/office/drawing/2015/10/21/chartex" xmlns:cx3="http://schemas.microsoft.com/office/drawing/2016/5/9/chartex" xmlns:cx4="http://schemas.microsoft.com/office/drawing/2016/5/10/chartex" xmlns:cx5="http://schemas.microsoft.com/office/drawing/2016/5/11/chartex" xmlns:cx6="http://schemas.microsoft.com/office/drawing/2016/5/12/chartex" xmlns:cx7="http://schemas.microsoft.com/office/drawing/2016/5/13/chartex" xmlns:cx8="http://schemas.microsoft.com/office/drawing/2016/5/14/chartex" xmlns:mc="http://schemas.openxmlformats.org/markup-compatibility/2006" xmlns:aink="http://schemas.microsoft.com/office/drawing/2016/ink" xmlns:am3d="http://schemas.microsoft.com/office/drawing/2017/model3d" xmlns:o="urn:schemas-microsoft-com:office:office" xmlns:oel="http://schemas.microsoft.com/office/2019/extlst" xmlns:r="http://schemas.openxmlformats.org/officeDocument/2006/relationships" xmlns:m="http://schemas.openxmlformats.org/officeDocument/2006/math" xmlns:v="urn:schemas-microsoft-com:vml" xmlns:wp14="http://schemas.microsoft.com/office/word/2010/wordprocessingDrawing" xmlns:wp="http://schemas.openxmlformats.org/drawingml/2006/wordprocessingDrawing" xmlns:w10="urn:schemas-microsoft-com:office:word" xmlns:w="http://schemas.openxmlformats.org/wordprocessingml/2006/main" xmlns:w14="http://schemas.microsoft.com/office/word/2010/wordml" xmlns:w15="http://schemas.microsoft.com/office/word/2012/wordml" xmlns:w16cex="http://schemas.microsoft.com/office/word/2018/wordml/cex" xmlns:w16cid="http://schemas.microsoft.com/office/word/2016/wordml/cid" xmlns:w16="http://schemas.microsoft.com/office/word/2018/wordml" xmlns:w16du="http://schemas.microsoft.com/office/word/2023/wordml/word16du" xmlns:w16sdtdh="http://schemas.microsoft.com/office/word/2020/wordml/sdtdatahash" xmlns:w16sdtfl="http://schemas.microsoft.com/office/word/2024/wordml/sdtformatlock" xmlns:w16se="http://schemas.microsoft.com/office/word/2015/wordml/symex" xmlns:wpg="http://schemas.microsoft.com/office/word/2010/wordprocessingGroup" xmlns:wpi="http://schemas.microsoft.com/office/word/2010/wordprocessingInk" xmlns:wne="http://schemas.microsoft.com/office/word/2006/wordml" xmlns:wps="http://schemas.microsoft.com/office/word/2010/wordprocessingShape" mc:Ignorable="w14 w15 w16se w16cid w16 w16cex w16sdtdh w16sdtfl w16du wp14">
   <w15:commentEx w15:paraId="049C91FB" w15:done="0"/>
+  <w15:commentEx w15:paraId="774F926C" w15:done="0"/>
+  <w15:commentEx w15:paraId="49CD925A" w15:done="0"/>
   <w15:commentEx w15:paraId="1034419E" w15:done="0"/>
   <w15:commentEx w15:paraId="19E49370" w15:done="0"/>
   <w15:commentEx w15:paraId="7A955883" w15:done="0"/>
@@ -6739,6 +7135,8 @@
 <file path=word/commentsExtensible.xml><?xml version="1.0" encoding="utf-8"?>
 <w16cex:commentsExtensible xmlns:wpc="http://schemas.microsoft.com/office/word/2010/wordprocessingCanvas" xmlns:cx="http://schemas.microsoft.com/office/drawing/2014/chartex" xmlns:cx1="http://schemas.microsoft.com/office/drawing/2015/9/8/chartex" xmlns:cx2="http://schemas.microsoft.com/office/drawing/2015/10/21/chartex" xmlns:cx3="http://schemas.microsoft.com/office/drawing/2016/5/9/chartex" xmlns:cx4="http://schemas.microsoft.com/office/drawing/2016/5/10/chartex" xmlns:cx5="http://schemas.microsoft.com/office/drawing/2016/5/11/chartex" xmlns:cx6="http://schemas.microsoft.com/office/drawing/2016/5/12/chartex" xmlns:cx7="http://schemas.microsoft.com/office/drawing/2016/5/13/chartex" xmlns:cx8="http://schemas.microsoft.com/office/drawing/2016/5/14/chartex" xmlns:cr="http://schemas.microsoft.com/office/comments/2020/reactions" xmlns:mc="http://schemas.openxmlformats.org/markup-compatibility/2006" xmlns:aink="http://schemas.microsoft.com/office/drawing/2016/ink" xmlns:am3d="http://schemas.microsoft.com/office/drawing/2017/model3d" xmlns:o="urn:schemas-microsoft-com:office:office" xmlns:oel="http://schemas.microsoft.com/office/2019/extlst" xmlns:r="http://schemas.openxmlformats.org/officeDocument/2006/relationships" xmlns:m="http://schemas.openxmlformats.org/officeDocument/2006/math" xmlns:v="urn:schemas-microsoft-com:vml" xmlns:wp14="http://schemas.microsoft.com/office/word/2010/wordprocessingDrawing" xmlns:wp="http://schemas.openxmlformats.org/drawingml/2006/wordprocessingDrawing" xmlns:w10="urn:schemas-microsoft-com:office:word" xmlns:w="http://schemas.openxmlformats.org/wordprocessingml/2006/main" xmlns:w14="http://schemas.microsoft.com/office/word/2010/wordml" xmlns:w15="http://schemas.microsoft.com/office/word/2012/wordml" xmlns:w16cex="http://schemas.microsoft.com/office/word/2018/wordml/cex" xmlns:w16cid="http://schemas.microsoft.com/office/word/2016/wordml/cid" xmlns:w16="http://schemas.microsoft.com/office/word/2018/wordml" xmlns:w16du="http://schemas.microsoft.com/office/word/2023/wordml/word16du" xmlns:w16sdtdh="http://schemas.microsoft.com/office/word/2020/wordml/sdtdatahash" xmlns:w16sdtfl="http://schemas.microsoft.com/office/word/2024/wordml/sdtformatlock" xmlns:w16se="http://schemas.microsoft.com/office/word/2015/wordml/symex" xmlns:wpg="http://schemas.microsoft.com/office/word/2010/wordprocessingGroup" xmlns:wpi="http://schemas.microsoft.com/office/word/2010/wordprocessingInk" xmlns:wne="http://schemas.microsoft.com/office/word/2006/wordml" xmlns:wps="http://schemas.microsoft.com/office/word/2010/wordprocessingShape" mc:Ignorable="w14 w15 w16se w16cid w16 w16cex w16sdtdh w16sdtfl cr w16du wp14">
   <w16cex:commentExtensible w16cex:durableId="2E4753F3" w16cex:dateUtc="2026-05-04T13:18:00Z"/>
+  <w16cex:commentExtensible w16cex:durableId="4CB75C3B" w16cex:dateUtc="2026-07-19T14:42:00Z"/>
+  <w16cex:commentExtensible w16cex:durableId="4AA1067B" w16cex:dateUtc="2026-07-19T14:42:00Z"/>
   <w16cex:commentExtensible w16cex:durableId="14DFEBD2" w16cex:dateUtc="2026-05-06T07:20:00Z"/>
   <w16cex:commentExtensible w16cex:durableId="3016A959" w16cex:dateUtc="2026-05-06T07:23:00Z"/>
   <w16cex:commentExtensible w16cex:durableId="3D5864D4" w16cex:dateUtc="2026-05-05T14:56:00Z"/>
@@ -6750,6 +7148,8 @@
 <file path=word/commentsIds.xml><?xml version="1.0" encoding="utf-8"?>
 <w16cid:commentsIds xmlns:wpc="http://schemas.microsoft.com/office/word/2010/wordprocessingCanvas" xmlns:cx="http://schemas.microsoft.com/office/drawing/2014/chartex" xmlns:cx1="http://schemas.microsoft.com/office/drawing/2015/9/8/chartex" xmlns:cx2="http://schemas.microsoft.com/office/drawing/2015/10/21/chartex" xmlns:cx3="http://schemas.microsoft.com/office/drawing/2016/5/9/chartex" xmlns:cx4="http://schemas.microsoft.com/office/drawing/2016/5/10/chartex" xmlns:cx5="http://schemas.microsoft.com/office/drawing/2016/5/11/chartex" xmlns:cx6="http://schemas.microsoft.com/office/drawing/2016/5/12/chartex" xmlns:cx7="http://schemas.microsoft.com/office/drawing/2016/5/13/chartex" xmlns:cx8="http://schemas.microsoft.com/office/drawing/2016/5/14/chartex" xmlns:mc="http://schemas.openxmlformats.org/markup-compatibility/2006" xmlns:aink="http://schemas.microsoft.com/office/drawing/2016/ink" xmlns:am3d="http://schemas.microsoft.com/office/drawing/2017/model3d" xmlns:o="urn:schemas-microsoft-com:office:office" xmlns:oel="http://schemas.microsoft.com/office/2019/extlst" xmlns:r="http://schemas.openxmlformats.org/officeDocument/2006/relationships" xmlns:m="http://schemas.openxmlformats.org/officeDocument/2006/math" xmlns:v="urn:schemas-microsoft-com:vml" xmlns:wp14="http://schemas.microsoft.com/office/word/2010/wordprocessingDrawing" xmlns:wp="http://schemas.openxmlformats.org/drawingml/2006/wordprocessingDrawing" xmlns:w10="urn:schemas-microsoft-com:office:word" xmlns:w="http://schemas.openxmlformats.org/wordprocessingml/2006/main" xmlns:w14="http://schemas.microsoft.com/office/word/2010/wordml" xmlns:w15="http://schemas.microsoft.com/office/word/2012/wordml" xmlns:w16cex="http://schemas.microsoft.com/office/word/2018/wordml/cex" xmlns:w16cid="http://schemas.microsoft.com/office/word/2016/wordml/cid" xmlns:w16="http://schemas.microsoft.com/office/word/2018/wordml" xmlns:w16du="http://schemas.microsoft.com/office/word/2023/wordml/word16du" xmlns:w16sdtdh="http://schemas.microsoft.com/office/word/2020/wordml/sdtdatahash" xmlns:w16sdtfl="http://schemas.microsoft.com/office/word/2024/wordml/sdtformatlock" xmlns:w16se="http://schemas.microsoft.com/office/word/2015/wordml/symex" xmlns:wpg="http://schemas.microsoft.com/office/word/2010/wordprocessingGroup" xmlns:wpi="http://schemas.microsoft.com/office/word/2010/wordprocessingInk" xmlns:wne="http://schemas.microsoft.com/office/word/2006/wordml" xmlns:wps="http://schemas.microsoft.com/office/word/2010/wordprocessingShape" mc:Ignorable="w14 w15 w16se w16cid w16 w16cex w16sdtdh w16sdtfl w16du wp14">
   <w16cid:commentId w16cid:paraId="049C91FB" w16cid:durableId="2E4753F3"/>
+  <w16cid:commentId w16cid:paraId="774F926C" w16cid:durableId="4CB75C3B"/>
+  <w16cid:commentId w16cid:paraId="49CD925A" w16cid:durableId="4AA1067B"/>
   <w16cid:commentId w16cid:paraId="1034419E" w16cid:durableId="14DFEBD2"/>
   <w16cid:commentId w16cid:paraId="19E49370" w16cid:durableId="3016A959"/>
   <w16cid:commentId w16cid:paraId="7A955883" w16cid:durableId="3D5864D4"/>
@@ -9612,6 +10012,118 @@
     </w:lvl>
   </w:abstractNum>
   <w:abstractNum w:abstractNumId="24" w15:restartNumberingAfterBreak="0">
+    <w:nsid w:val="37D117CB"/>
+    <w:multiLevelType w:val="hybridMultilevel"/>
+    <w:tmpl w:val="C2C6B188"/>
+    <w:lvl w:ilvl="0" w:tplc="ACCE10E0">
+      <w:numFmt w:val="bullet"/>
+      <w:lvlText w:val="-"/>
+      <w:lvlJc w:val="left"/>
+      <w:pPr>
+        <w:ind w:left="720" w:hanging="360"/>
+      </w:pPr>
+      <w:rPr>
+        <w:rFonts w:ascii="Times New Roman" w:eastAsia="MS Mincho" w:hAnsi="Times New Roman" w:cs="Times New Roman" w:hint="default"/>
+      </w:rPr>
+    </w:lvl>
+    <w:lvl w:ilvl="1" w:tplc="04090003" w:tentative="1">
+      <w:start w:val="1"/>
+      <w:numFmt w:val="bullet"/>
+      <w:lvlText w:val="o"/>
+      <w:lvlJc w:val="left"/>
+      <w:pPr>
+        <w:ind w:left="1440" w:hanging="360"/>
+      </w:pPr>
+      <w:rPr>
+        <w:rFonts w:ascii="Courier New" w:hAnsi="Courier New" w:hint="default"/>
+      </w:rPr>
+    </w:lvl>
+    <w:lvl w:ilvl="2" w:tplc="04090005" w:tentative="1">
+      <w:start w:val="1"/>
+      <w:numFmt w:val="bullet"/>
+      <w:lvlText w:val=""/>
+      <w:lvlJc w:val="left"/>
+      <w:pPr>
+        <w:ind w:left="2160" w:hanging="360"/>
+      </w:pPr>
+      <w:rPr>
+        <w:rFonts w:ascii="Wingdings" w:hAnsi="Wingdings" w:hint="default"/>
+      </w:rPr>
+    </w:lvl>
+    <w:lvl w:ilvl="3" w:tplc="04090001" w:tentative="1">
+      <w:start w:val="1"/>
+      <w:numFmt w:val="bullet"/>
+      <w:lvlText w:val=""/>
+      <w:lvlJc w:val="left"/>
+      <w:pPr>
+        <w:ind w:left="2880" w:hanging="360"/>
+      </w:pPr>
+      <w:rPr>
+        <w:rFonts w:ascii="Symbol" w:hAnsi="Symbol" w:hint="default"/>
+      </w:rPr>
+    </w:lvl>
+    <w:lvl w:ilvl="4" w:tplc="04090003" w:tentative="1">
+      <w:start w:val="1"/>
+      <w:numFmt w:val="bullet"/>
+      <w:lvlText w:val="o"/>
+      <w:lvlJc w:val="left"/>
+      <w:pPr>
+        <w:ind w:left="3600" w:hanging="360"/>
+      </w:pPr>
+      <w:rPr>
+        <w:rFonts w:ascii="Courier New" w:hAnsi="Courier New" w:hint="default"/>
+      </w:rPr>
+    </w:lvl>
+    <w:lvl w:ilvl="5" w:tplc="04090005" w:tentative="1">
+      <w:start w:val="1"/>
+      <w:numFmt w:val="bullet"/>
+      <w:lvlText w:val=""/>
+      <w:lvlJc w:val="left"/>
+      <w:pPr>
+        <w:ind w:left="4320" w:hanging="360"/>
+      </w:pPr>
+      <w:rPr>
+        <w:rFonts w:ascii="Wingdings" w:hAnsi="Wingdings" w:hint="default"/>
+      </w:rPr>
+    </w:lvl>
+    <w:lvl w:ilvl="6" w:tplc="04090001" w:tentative="1">
+      <w:start w:val="1"/>
+      <w:numFmt w:val="bullet"/>
+      <w:lvlText w:val=""/>
+      <w:lvlJc w:val="left"/>
+      <w:pPr>
+        <w:ind w:left="5040" w:hanging="360"/>
+      </w:pPr>
+      <w:rPr>
+        <w:rFonts w:ascii="Symbol" w:hAnsi="Symbol" w:hint="default"/>
+      </w:rPr>
+    </w:lvl>
+    <w:lvl w:ilvl="7" w:tplc="04090003" w:tentative="1">
+      <w:start w:val="1"/>
+      <w:numFmt w:val="bullet"/>
+      <w:lvlText w:val="o"/>
+      <w:lvlJc w:val="left"/>
+      <w:pPr>
+        <w:ind w:left="5760" w:hanging="360"/>
+      </w:pPr>
+      <w:rPr>
+        <w:rFonts w:ascii="Courier New" w:hAnsi="Courier New" w:hint="default"/>
+      </w:rPr>
+    </w:lvl>
+    <w:lvl w:ilvl="8" w:tplc="04090005" w:tentative="1">
+      <w:start w:val="1"/>
+      <w:numFmt w:val="bullet"/>
+      <w:lvlText w:val=""/>
+      <w:lvlJc w:val="left"/>
+      <w:pPr>
+        <w:ind w:left="6480" w:hanging="360"/>
+      </w:pPr>
+      <w:rPr>
+        <w:rFonts w:ascii="Wingdings" w:hAnsi="Wingdings" w:hint="default"/>
+      </w:rPr>
+    </w:lvl>
+  </w:abstractNum>
+  <w:abstractNum w:abstractNumId="25" w15:restartNumberingAfterBreak="0">
     <w:nsid w:val="3C2C271D"/>
     <w:multiLevelType w:val="hybridMultilevel"/>
     <w:tmpl w:val="978EAE6C"/>
@@ -9724,7 +10236,7 @@
       </w:rPr>
     </w:lvl>
   </w:abstractNum>
-  <w:abstractNum w:abstractNumId="25" w15:restartNumberingAfterBreak="0">
+  <w:abstractNum w:abstractNumId="26" w15:restartNumberingAfterBreak="0">
     <w:nsid w:val="3C9B4DAC"/>
     <w:multiLevelType w:val="hybridMultilevel"/>
     <w:tmpl w:val="E6F26226"/>
@@ -9810,7 +10322,7 @@
       </w:pPr>
     </w:lvl>
   </w:abstractNum>
-  <w:abstractNum w:abstractNumId="26" w15:restartNumberingAfterBreak="0">
+  <w:abstractNum w:abstractNumId="27" w15:restartNumberingAfterBreak="0">
     <w:nsid w:val="3D250691"/>
     <w:multiLevelType w:val="hybridMultilevel"/>
     <w:tmpl w:val="293652FA"/>
@@ -9923,7 +10435,7 @@
       </w:rPr>
     </w:lvl>
   </w:abstractNum>
-  <w:abstractNum w:abstractNumId="27" w15:restartNumberingAfterBreak="0">
+  <w:abstractNum w:abstractNumId="28" w15:restartNumberingAfterBreak="0">
     <w:nsid w:val="3E4219A4"/>
     <w:multiLevelType w:val="hybridMultilevel"/>
     <w:tmpl w:val="831E829E"/>
@@ -10035,7 +10547,7 @@
       </w:rPr>
     </w:lvl>
   </w:abstractNum>
-  <w:abstractNum w:abstractNumId="28" w15:restartNumberingAfterBreak="0">
+  <w:abstractNum w:abstractNumId="29" w15:restartNumberingAfterBreak="0">
     <w:nsid w:val="3F206DB5"/>
     <w:multiLevelType w:val="multilevel"/>
     <w:tmpl w:val="3544CBE4"/>
@@ -10184,7 +10696,7 @@
       </w:rPr>
     </w:lvl>
   </w:abstractNum>
-  <w:abstractNum w:abstractNumId="29" w15:restartNumberingAfterBreak="0">
+  <w:abstractNum w:abstractNumId="30" w15:restartNumberingAfterBreak="0">
     <w:nsid w:val="4056699C"/>
     <w:multiLevelType w:val="hybridMultilevel"/>
     <w:tmpl w:val="F6CED83E"/>
@@ -10297,7 +10809,7 @@
       </w:rPr>
     </w:lvl>
   </w:abstractNum>
-  <w:abstractNum w:abstractNumId="30" w15:restartNumberingAfterBreak="0">
+  <w:abstractNum w:abstractNumId="31" w15:restartNumberingAfterBreak="0">
     <w:nsid w:val="43804A33"/>
     <w:multiLevelType w:val="hybridMultilevel"/>
     <w:tmpl w:val="BF2A2F88"/>
@@ -10409,7 +10921,7 @@
       </w:rPr>
     </w:lvl>
   </w:abstractNum>
-  <w:abstractNum w:abstractNumId="31" w15:restartNumberingAfterBreak="0">
+  <w:abstractNum w:abstractNumId="32" w15:restartNumberingAfterBreak="0">
     <w:nsid w:val="44924F22"/>
     <w:multiLevelType w:val="hybridMultilevel"/>
     <w:tmpl w:val="F3AA4096"/>
@@ -10522,7 +11034,7 @@
       </w:rPr>
     </w:lvl>
   </w:abstractNum>
-  <w:abstractNum w:abstractNumId="32" w15:restartNumberingAfterBreak="0">
+  <w:abstractNum w:abstractNumId="33" w15:restartNumberingAfterBreak="0">
     <w:nsid w:val="4CAE6E69"/>
     <w:multiLevelType w:val="hybridMultilevel"/>
     <w:tmpl w:val="0E4A8148"/>
@@ -10634,7 +11146,7 @@
       </w:rPr>
     </w:lvl>
   </w:abstractNum>
-  <w:abstractNum w:abstractNumId="33" w15:restartNumberingAfterBreak="0">
+  <w:abstractNum w:abstractNumId="34" w15:restartNumberingAfterBreak="0">
     <w:nsid w:val="52D0448A"/>
     <w:multiLevelType w:val="hybridMultilevel"/>
     <w:tmpl w:val="17D823EE"/>
@@ -10747,7 +11259,7 @@
       </w:rPr>
     </w:lvl>
   </w:abstractNum>
-  <w:abstractNum w:abstractNumId="34" w15:restartNumberingAfterBreak="0">
+  <w:abstractNum w:abstractNumId="35" w15:restartNumberingAfterBreak="0">
     <w:nsid w:val="55975563"/>
     <w:multiLevelType w:val="hybridMultilevel"/>
     <w:tmpl w:val="F5EE2CAE"/>
@@ -10860,7 +11372,7 @@
       </w:rPr>
     </w:lvl>
   </w:abstractNum>
-  <w:abstractNum w:abstractNumId="35" w15:restartNumberingAfterBreak="0">
+  <w:abstractNum w:abstractNumId="36" w15:restartNumberingAfterBreak="0">
     <w:nsid w:val="5BD54EFD"/>
     <w:multiLevelType w:val="hybridMultilevel"/>
     <w:tmpl w:val="0F1030CA"/>
@@ -10973,7 +11485,7 @@
       </w:rPr>
     </w:lvl>
   </w:abstractNum>
-  <w:abstractNum w:abstractNumId="36" w15:restartNumberingAfterBreak="0">
+  <w:abstractNum w:abstractNumId="37" w15:restartNumberingAfterBreak="0">
     <w:nsid w:val="5C340F92"/>
     <w:multiLevelType w:val="hybridMultilevel"/>
     <w:tmpl w:val="AA529710"/>
@@ -11085,7 +11597,7 @@
       </w:rPr>
     </w:lvl>
   </w:abstractNum>
-  <w:abstractNum w:abstractNumId="37" w15:restartNumberingAfterBreak="0">
+  <w:abstractNum w:abstractNumId="38" w15:restartNumberingAfterBreak="0">
     <w:nsid w:val="5EC56EDC"/>
     <w:multiLevelType w:val="hybridMultilevel"/>
     <w:tmpl w:val="10C21EE0"/>
@@ -11197,7 +11709,7 @@
       </w:rPr>
     </w:lvl>
   </w:abstractNum>
-  <w:abstractNum w:abstractNumId="38" w15:restartNumberingAfterBreak="0">
+  <w:abstractNum w:abstractNumId="39" w15:restartNumberingAfterBreak="0">
     <w:nsid w:val="62175FB6"/>
     <w:multiLevelType w:val="hybridMultilevel"/>
     <w:tmpl w:val="1772F19E"/>
@@ -11309,7 +11821,7 @@
       </w:rPr>
     </w:lvl>
   </w:abstractNum>
-  <w:abstractNum w:abstractNumId="39" w15:restartNumberingAfterBreak="0">
+  <w:abstractNum w:abstractNumId="40" w15:restartNumberingAfterBreak="0">
     <w:nsid w:val="6329582B"/>
     <w:multiLevelType w:val="hybridMultilevel"/>
     <w:tmpl w:val="5BC61120"/>
@@ -11422,7 +11934,7 @@
       </w:rPr>
     </w:lvl>
   </w:abstractNum>
-  <w:abstractNum w:abstractNumId="40" w15:restartNumberingAfterBreak="0">
+  <w:abstractNum w:abstractNumId="41" w15:restartNumberingAfterBreak="0">
     <w:nsid w:val="677657B3"/>
     <w:multiLevelType w:val="hybridMultilevel"/>
     <w:tmpl w:val="5524D014"/>
@@ -11535,7 +12047,7 @@
       </w:rPr>
     </w:lvl>
   </w:abstractNum>
-  <w:abstractNum w:abstractNumId="41" w15:restartNumberingAfterBreak="0">
+  <w:abstractNum w:abstractNumId="42" w15:restartNumberingAfterBreak="0">
     <w:nsid w:val="67F61E84"/>
     <w:multiLevelType w:val="hybridMultilevel"/>
     <w:tmpl w:val="430EF71E"/>
@@ -11648,7 +12160,7 @@
       </w:rPr>
     </w:lvl>
   </w:abstractNum>
-  <w:abstractNum w:abstractNumId="42" w15:restartNumberingAfterBreak="0">
+  <w:abstractNum w:abstractNumId="43" w15:restartNumberingAfterBreak="0">
     <w:nsid w:val="6B8D481B"/>
     <w:multiLevelType w:val="hybridMultilevel"/>
     <w:tmpl w:val="01149C52"/>
@@ -11761,7 +12273,7 @@
       </w:rPr>
     </w:lvl>
   </w:abstractNum>
-  <w:abstractNum w:abstractNumId="43" w15:restartNumberingAfterBreak="0">
+  <w:abstractNum w:abstractNumId="44" w15:restartNumberingAfterBreak="0">
     <w:nsid w:val="6E7267F1"/>
     <w:multiLevelType w:val="hybridMultilevel"/>
     <w:tmpl w:val="3432C5BC"/>
@@ -11873,7 +12385,7 @@
       </w:rPr>
     </w:lvl>
   </w:abstractNum>
-  <w:abstractNum w:abstractNumId="44" w15:restartNumberingAfterBreak="0">
+  <w:abstractNum w:abstractNumId="45" w15:restartNumberingAfterBreak="0">
     <w:nsid w:val="6FE57B32"/>
     <w:multiLevelType w:val="hybridMultilevel"/>
     <w:tmpl w:val="8F24FF80"/>
@@ -11985,7 +12497,7 @@
       </w:rPr>
     </w:lvl>
   </w:abstractNum>
-  <w:abstractNum w:abstractNumId="45" w15:restartNumberingAfterBreak="0">
+  <w:abstractNum w:abstractNumId="46" w15:restartNumberingAfterBreak="0">
     <w:nsid w:val="71F17535"/>
     <w:multiLevelType w:val="hybridMultilevel"/>
     <w:tmpl w:val="CDCED060"/>
@@ -12098,7 +12610,7 @@
       </w:rPr>
     </w:lvl>
   </w:abstractNum>
-  <w:abstractNum w:abstractNumId="46" w15:restartNumberingAfterBreak="0">
+  <w:abstractNum w:abstractNumId="47" w15:restartNumberingAfterBreak="0">
     <w:nsid w:val="75050389"/>
     <w:multiLevelType w:val="hybridMultilevel"/>
     <w:tmpl w:val="5D4490F8"/>
@@ -12218,31 +12730,31 @@
     <w:abstractNumId w:val="10"/>
   </w:num>
   <w:num w:numId="3" w16cid:durableId="627468108">
-    <w:abstractNumId w:val="36"/>
+    <w:abstractNumId w:val="37"/>
   </w:num>
   <w:num w:numId="4" w16cid:durableId="2147312317">
-    <w:abstractNumId w:val="27"/>
+    <w:abstractNumId w:val="28"/>
   </w:num>
   <w:num w:numId="5" w16cid:durableId="1468888951">
-    <w:abstractNumId w:val="42"/>
+    <w:abstractNumId w:val="43"/>
   </w:num>
   <w:num w:numId="6" w16cid:durableId="1505826805">
-    <w:abstractNumId w:val="33"/>
+    <w:abstractNumId w:val="34"/>
   </w:num>
   <w:num w:numId="7" w16cid:durableId="410201841">
     <w:abstractNumId w:val="12"/>
   </w:num>
   <w:num w:numId="8" w16cid:durableId="177933021">
-    <w:abstractNumId w:val="39"/>
+    <w:abstractNumId w:val="40"/>
   </w:num>
   <w:num w:numId="9" w16cid:durableId="453066233">
-    <w:abstractNumId w:val="24"/>
+    <w:abstractNumId w:val="25"/>
   </w:num>
   <w:num w:numId="10" w16cid:durableId="308437867">
-    <w:abstractNumId w:val="26"/>
+    <w:abstractNumId w:val="27"/>
   </w:num>
   <w:num w:numId="11" w16cid:durableId="2044015130">
-    <w:abstractNumId w:val="38"/>
+    <w:abstractNumId w:val="39"/>
   </w:num>
   <w:num w:numId="12" w16cid:durableId="1894543432">
     <w:abstractNumId w:val="3"/>
@@ -12251,25 +12763,25 @@
     <w:abstractNumId w:val="11"/>
   </w:num>
   <w:num w:numId="14" w16cid:durableId="1105805891">
-    <w:abstractNumId w:val="25"/>
+    <w:abstractNumId w:val="26"/>
   </w:num>
   <w:num w:numId="15" w16cid:durableId="1910379217">
     <w:abstractNumId w:val="18"/>
   </w:num>
   <w:num w:numId="16" w16cid:durableId="532619251">
-    <w:abstractNumId w:val="34"/>
+    <w:abstractNumId w:val="35"/>
   </w:num>
   <w:num w:numId="17" w16cid:durableId="483934593">
     <w:abstractNumId w:val="14"/>
   </w:num>
   <w:num w:numId="18" w16cid:durableId="114177715">
-    <w:abstractNumId w:val="29"/>
+    <w:abstractNumId w:val="30"/>
   </w:num>
   <w:num w:numId="19" w16cid:durableId="1754081084">
-    <w:abstractNumId w:val="35"/>
+    <w:abstractNumId w:val="36"/>
   </w:num>
   <w:num w:numId="20" w16cid:durableId="1659842329">
-    <w:abstractNumId w:val="45"/>
+    <w:abstractNumId w:val="46"/>
   </w:num>
   <w:num w:numId="21" w16cid:durableId="163865201">
     <w:abstractNumId w:val="8"/>
@@ -12287,22 +12799,22 @@
     <w:abstractNumId w:val="16"/>
   </w:num>
   <w:num w:numId="26" w16cid:durableId="307058015">
-    <w:abstractNumId w:val="40"/>
+    <w:abstractNumId w:val="41"/>
   </w:num>
   <w:num w:numId="27" w16cid:durableId="82074765">
-    <w:abstractNumId w:val="30"/>
+    <w:abstractNumId w:val="31"/>
   </w:num>
   <w:num w:numId="28" w16cid:durableId="231620995">
-    <w:abstractNumId w:val="43"/>
+    <w:abstractNumId w:val="44"/>
   </w:num>
   <w:num w:numId="29" w16cid:durableId="941106550">
-    <w:abstractNumId w:val="32"/>
+    <w:abstractNumId w:val="33"/>
   </w:num>
   <w:num w:numId="30" w16cid:durableId="1248537759">
     <w:abstractNumId w:val="4"/>
   </w:num>
   <w:num w:numId="31" w16cid:durableId="113404857">
-    <w:abstractNumId w:val="31"/>
+    <w:abstractNumId w:val="32"/>
   </w:num>
   <w:num w:numId="32" w16cid:durableId="405617677">
     <w:abstractNumId w:val="9"/>
@@ -12311,16 +12823,16 @@
     <w:abstractNumId w:val="21"/>
   </w:num>
   <w:num w:numId="34" w16cid:durableId="763064616">
-    <w:abstractNumId w:val="37"/>
+    <w:abstractNumId w:val="38"/>
   </w:num>
   <w:num w:numId="35" w16cid:durableId="481195516">
     <w:abstractNumId w:val="13"/>
   </w:num>
   <w:num w:numId="36" w16cid:durableId="1067534202">
-    <w:abstractNumId w:val="44"/>
+    <w:abstractNumId w:val="45"/>
   </w:num>
   <w:num w:numId="37" w16cid:durableId="1271402247">
-    <w:abstractNumId w:val="46"/>
+    <w:abstractNumId w:val="47"/>
   </w:num>
   <w:num w:numId="38" w16cid:durableId="1723824251">
     <w:abstractNumId w:val="22"/>
@@ -12329,7 +12841,7 @@
     <w:abstractNumId w:val="2"/>
   </w:num>
   <w:num w:numId="40" w16cid:durableId="1538007799">
-    <w:abstractNumId w:val="41"/>
+    <w:abstractNumId w:val="42"/>
   </w:num>
   <w:num w:numId="41" w16cid:durableId="151679100">
     <w:abstractNumId w:val="6"/>
@@ -12338,7 +12850,7 @@
     <w:abstractNumId w:val="7"/>
   </w:num>
   <w:num w:numId="43" w16cid:durableId="785393384">
-    <w:abstractNumId w:val="28"/>
+    <w:abstractNumId w:val="29"/>
   </w:num>
   <w:num w:numId="44" w16cid:durableId="993264226">
     <w:abstractNumId w:val="1"/>
@@ -12355,6 +12867,9 @@
   <w:num w:numId="48" w16cid:durableId="1541211727">
     <w:abstractNumId w:val="15"/>
   </w:num>
+  <w:num w:numId="49" w16cid:durableId="1563635500">
+    <w:abstractNumId w:val="24"/>
+  </w:num>
 </w:numbering>
 </file>
 
@@ -12362,6 +12877,9 @@
 <w15:people xmlns:wpc="http://schemas.microsoft.com/office/word/2010/wordprocessingCanvas" xmlns:cx="http://schemas.microsoft.com/office/drawing/2014/chartex" xmlns:cx1="http://schemas.microsoft.com/office/drawing/2015/9/8/chartex" xmlns:cx2="http://schemas.microsoft.com/office/drawing/2015/10/21/chartex" xmlns:cx3="http://schemas.microsoft.com/office/drawing/2016/5/9/chartex" xmlns:cx4="http://schemas.microsoft.com/office/drawing/2016/5/10/chartex" xmlns:cx5="http://schemas.microsoft.com/office/drawing/2016/5/11/chartex" xmlns:cx6="http://schemas.microsoft.com/office/drawing/2016/5/12/chartex" xmlns:cx7="http://schemas.microsoft.com/office/drawing/2016/5/13/chartex" xmlns:cx8="http://schemas.microsoft.com/office/drawing/2016/5/14/chartex" xmlns:mc="http://schemas.openxmlformats.org/markup-compatibility/2006" xmlns:aink="http://schemas.microsoft.com/office/drawing/2016/ink" xmlns:am3d="http://schemas.microsoft.com/office/drawing/2017/model3d" xmlns:o="urn:schemas-microsoft-com:office:office" xmlns:oel="http://schemas.microsoft.com/office/2019/extlst" xmlns:r="http://schemas.openxmlformats.org/officeDocument/2006/relationships" xmlns:m="http://schemas.openxmlformats.org/officeDocument/2006/math" xmlns:v="urn:schemas-microsoft-com:vml" xmlns:wp14="http://schemas.microsoft.com/office/word/2010/wordprocessingDrawing" xmlns:wp="http://schemas.openxmlformats.org/drawingml/2006/wordprocessingDrawing" xmlns:w10="urn:schemas-microsoft-com:office:word" xmlns:w="http://schemas.openxmlformats.org/wordprocessingml/2006/main" xmlns:w14="http://schemas.microsoft.com/office/word/2010/wordml" xmlns:w15="http://schemas.microsoft.com/office/word/2012/wordml" xmlns:w16cex="http://schemas.microsoft.com/office/word/2018/wordml/cex" xmlns:w16cid="http://schemas.microsoft.com/office/word/2016/wordml/cid" xmlns:w16="http://schemas.microsoft.com/office/word/2018/wordml" xmlns:w16du="http://schemas.microsoft.com/office/word/2023/wordml/word16du" xmlns:w16sdtdh="http://schemas.microsoft.com/office/word/2020/wordml/sdtdatahash" xmlns:w16sdtfl="http://schemas.microsoft.com/office/word/2024/wordml/sdtformatlock" xmlns:w16se="http://schemas.microsoft.com/office/word/2015/wordml/symex" xmlns:wpg="http://schemas.microsoft.com/office/word/2010/wordprocessingGroup" xmlns:wpi="http://schemas.microsoft.com/office/word/2010/wordprocessingInk" xmlns:wne="http://schemas.microsoft.com/office/word/2006/wordml" xmlns:wps="http://schemas.microsoft.com/office/word/2010/wordprocessingShape" mc:Ignorable="w14 w15 w16se w16cid w16 w16cex w16sdtdh w16sdtfl w16du wp14">
   <w15:person w15:author="Indrajaya, Muhammad Rafi Afif">
     <w15:presenceInfo w15:providerId="AD" w15:userId="S::indrajaya@fev.com::768ae212-a61d-4b3e-83f3-a2670e0d747d"/>
+  </w15:person>
+  <w15:person w15:author="rafi indrajaya">
+    <w15:presenceInfo w15:providerId="Windows Live" w15:userId="d01951cba909feee"/>
   </w15:person>
 </w15:people>
 </file>
@@ -14376,6 +14894,7 @@
     <w:rsid w:val="00B258E3"/>
     <w:rsid w:val="00B279BC"/>
     <w:rsid w:val="00B53DF7"/>
+    <w:rsid w:val="00C10776"/>
     <w:rsid w:val="00C9538A"/>
     <w:rsid w:val="00CD72E4"/>
     <w:rsid w:val="00D74283"/>
@@ -15178,6 +15697,18 @@
 </file>
 
 <file path=customXml/item1.xml><?xml version="1.0" encoding="utf-8"?>
+<p:properties xmlns:p="http://schemas.microsoft.com/office/2006/metadata/properties" xmlns:xsi="http://www.w3.org/2001/XMLSchema-instance" xmlns:pc="http://schemas.microsoft.com/office/infopath/2007/PartnerControls">
+  <documentManagement>
+    <TaxCatchAll xmlns="4de74af2-d2a7-4bc3-a319-420167317553" xsi:nil="true"/>
+    <ArchiverLinkFileType xmlns="c0991f74-233a-4c46-9c55-a176f0e8ba44" xsi:nil="true"/>
+    <lcf76f155ced4ddcb4097134ff3c332f xmlns="c0991f74-233a-4c46-9c55-a176f0e8ba44">
+      <Terms xmlns="http://schemas.microsoft.com/office/infopath/2007/PartnerControls"/>
+    </lcf76f155ced4ddcb4097134ff3c332f>
+  </documentManagement>
+</p:properties>
+</file>
+
+<file path=customXml/item2.xml><?xml version="1.0" encoding="utf-8"?>
 <b:Sources xmlns:b="http://schemas.openxmlformats.org/officeDocument/2006/bibliography" xmlns="http://schemas.openxmlformats.org/officeDocument/2006/bibliography" SelectedStyle="/IEEE2006OfficeOnline.xsl" StyleName="IEEE" Version="2006">
   <b:Source>
     <b:Tag>Placeholder1</b:Tag>
@@ -15194,19 +15725,16 @@
 </b:Sources>
 </file>
 
-<file path=customXml/item2.xml><?xml version="1.0" encoding="utf-8"?>
-<p:properties xmlns:p="http://schemas.microsoft.com/office/2006/metadata/properties" xmlns:xsi="http://www.w3.org/2001/XMLSchema-instance" xmlns:pc="http://schemas.microsoft.com/office/infopath/2007/PartnerControls">
-  <documentManagement>
-    <TaxCatchAll xmlns="4de74af2-d2a7-4bc3-a319-420167317553" xsi:nil="true"/>
-    <ArchiverLinkFileType xmlns="c0991f74-233a-4c46-9c55-a176f0e8ba44" xsi:nil="true"/>
-    <lcf76f155ced4ddcb4097134ff3c332f xmlns="c0991f74-233a-4c46-9c55-a176f0e8ba44">
-      <Terms xmlns="http://schemas.microsoft.com/office/infopath/2007/PartnerControls"/>
-    </lcf76f155ced4ddcb4097134ff3c332f>
-  </documentManagement>
-</p:properties>
+<file path=customXml/item3.xml><?xml version="1.0" encoding="utf-8"?>
+<?mso-contentType ?>
+<FormTemplates xmlns="http://schemas.microsoft.com/sharepoint/v3/contenttype/forms">
+  <Display>DocumentLibraryForm</Display>
+  <Edit>DocumentLibraryForm</Edit>
+  <New>DocumentLibraryForm</New>
+</FormTemplates>
 </file>
 
-<file path=customXml/item3.xml><?xml version="1.0" encoding="utf-8"?>
+<file path=customXml/item4.xml><?xml version="1.0" encoding="utf-8"?>
 <ct:contentTypeSchema xmlns:ct="http://schemas.microsoft.com/office/2006/metadata/contentType" xmlns:ma="http://schemas.microsoft.com/office/2006/metadata/properties/metaAttributes" ct:_="" ma:_="" ma:contentTypeName="Dokument" ma:contentTypeID="0x0101003A15E957932D6F4AB4FD28F85AF4FFD8" ma:contentTypeVersion="14" ma:contentTypeDescription="Ein neues Dokument erstellen." ma:contentTypeScope="" ma:versionID="e040dc8dbf4a4132031beaaf90e02bdd">
   <xsd:schema xmlns:xsd="http://www.w3.org/2001/XMLSchema" xmlns:xs="http://www.w3.org/2001/XMLSchema" xmlns:p="http://schemas.microsoft.com/office/2006/metadata/properties" xmlns:ns2="c0991f74-233a-4c46-9c55-a176f0e8ba44" xmlns:ns3="4de74af2-d2a7-4bc3-a319-420167317553" targetNamespace="http://schemas.microsoft.com/office/2006/metadata/properties" ma:root="true" ma:fieldsID="63fe477e893c7cf9e00d7d25e31408c1" ns2:_="" ns3:_="">
     <xsd:import namespace="c0991f74-233a-4c46-9c55-a176f0e8ba44"/>
@@ -15435,24 +15963,7 @@
 </ct:contentTypeSchema>
 </file>
 
-<file path=customXml/item4.xml><?xml version="1.0" encoding="utf-8"?>
-<?mso-contentType ?>
-<FormTemplates xmlns="http://schemas.microsoft.com/sharepoint/v3/contenttype/forms">
-  <Display>DocumentLibraryForm</Display>
-  <Edit>DocumentLibraryForm</Edit>
-  <New>DocumentLibraryForm</New>
-</FormTemplates>
-</file>
-
 <file path=customXml/itemProps1.xml><?xml version="1.0" encoding="utf-8"?>
-<ds:datastoreItem xmlns:ds="http://schemas.openxmlformats.org/officeDocument/2006/customXml" ds:itemID="{8ED87741-333E-524C-B42D-A34782CE569A}">
-  <ds:schemaRefs>
-    <ds:schemaRef ds:uri="http://schemas.openxmlformats.org/officeDocument/2006/bibliography"/>
-  </ds:schemaRefs>
-</ds:datastoreItem>
-</file>
-
-<file path=customXml/itemProps2.xml><?xml version="1.0" encoding="utf-8"?>
 <ds:datastoreItem xmlns:ds="http://schemas.openxmlformats.org/officeDocument/2006/customXml" ds:itemID="{5DB99EA3-5A91-4DE8-9C2E-5E2756FB8116}">
   <ds:schemaRefs>
     <ds:schemaRef ds:uri="http://schemas.microsoft.com/office/2006/metadata/properties"/>
@@ -15463,7 +15974,23 @@
 </ds:datastoreItem>
 </file>
 
+<file path=customXml/itemProps2.xml><?xml version="1.0" encoding="utf-8"?>
+<ds:datastoreItem xmlns:ds="http://schemas.openxmlformats.org/officeDocument/2006/customXml" ds:itemID="{8ED87741-333E-524C-B42D-A34782CE569A}">
+  <ds:schemaRefs>
+    <ds:schemaRef ds:uri="http://schemas.openxmlformats.org/officeDocument/2006/bibliography"/>
+  </ds:schemaRefs>
+</ds:datastoreItem>
+</file>
+
 <file path=customXml/itemProps3.xml><?xml version="1.0" encoding="utf-8"?>
+<ds:datastoreItem xmlns:ds="http://schemas.openxmlformats.org/officeDocument/2006/customXml" ds:itemID="{123745DA-69E4-464B-8AAF-512AB146EAEF}">
+  <ds:schemaRefs>
+    <ds:schemaRef ds:uri="http://schemas.microsoft.com/sharepoint/v3/contenttype/forms"/>
+  </ds:schemaRefs>
+</ds:datastoreItem>
+</file>
+
+<file path=customXml/itemProps4.xml><?xml version="1.0" encoding="utf-8"?>
 <ds:datastoreItem xmlns:ds="http://schemas.openxmlformats.org/officeDocument/2006/customXml" ds:itemID="{DB59158D-15C5-4DFF-AEB5-CA02C610712D}">
   <ds:schemaRefs>
     <ds:schemaRef ds:uri="http://schemas.microsoft.com/office/2006/metadata/contentType"/>
@@ -15480,12 +16007,4 @@
     <ds:schemaRef ds:uri="http://schemas.microsoft.com/internal/obd"/>
   </ds:schemaRefs>
 </ds:datastoreItem>
-</file>
-
-<file path=customXml/itemProps4.xml><?xml version="1.0" encoding="utf-8"?>
-<ds:datastoreItem xmlns:ds="http://schemas.openxmlformats.org/officeDocument/2006/customXml" ds:itemID="{123745DA-69E4-464B-8AAF-512AB146EAEF}">
-  <ds:schemaRefs>
-    <ds:schemaRef ds:uri="http://schemas.microsoft.com/sharepoint/v3/contenttype/forms"/>
-  </ds:schemaRefs>
-</ds:datastoreItem>
 </file>
--- a/Thesis Report Rafi.docx
+++ b/Thesis Report Rafi.docx
@@ -408,7 +408,7 @@
               <w:sz w:val="24"/>
               <w:szCs w:val="24"/>
               <w:u w:val="none"/>
-              <w:lang w:val="en-JP"/>
+              <w:lang/>
               <w14:ligatures w14:val="standardContextual"/>
             </w:rPr>
           </w:pPr>
@@ -447,7 +447,7 @@
                 <w:sz w:val="24"/>
                 <w:szCs w:val="24"/>
                 <w:u w:val="none"/>
-                <w:lang w:val="en-JP"/>
+                <w:lang/>
                 <w14:ligatures w14:val="standardContextual"/>
               </w:rPr>
               <w:tab/>
@@ -524,7 +524,7 @@
               <w:noProof/>
               <w:sz w:val="24"/>
               <w:szCs w:val="24"/>
-              <w:lang w:val="en-JP"/>
+              <w:lang/>
               <w14:ligatures w14:val="standardContextual"/>
             </w:rPr>
           </w:pPr>
@@ -545,7 +545,7 @@
                 <w:noProof/>
                 <w:sz w:val="24"/>
                 <w:szCs w:val="24"/>
-                <w:lang w:val="en-JP"/>
+                <w:lang/>
                 <w14:ligatures w14:val="standardContextual"/>
               </w:rPr>
               <w:tab/>
@@ -622,7 +622,7 @@
               <w:noProof/>
               <w:sz w:val="24"/>
               <w:szCs w:val="24"/>
-              <w:lang w:val="en-JP"/>
+              <w:lang/>
               <w14:ligatures w14:val="standardContextual"/>
             </w:rPr>
           </w:pPr>
@@ -643,7 +643,7 @@
                 <w:noProof/>
                 <w:sz w:val="24"/>
                 <w:szCs w:val="24"/>
-                <w:lang w:val="en-JP"/>
+                <w:lang/>
                 <w14:ligatures w14:val="standardContextual"/>
               </w:rPr>
               <w:tab/>
@@ -720,7 +720,7 @@
               <w:noProof/>
               <w:sz w:val="24"/>
               <w:szCs w:val="24"/>
-              <w:lang w:val="en-JP"/>
+              <w:lang/>
               <w14:ligatures w14:val="standardContextual"/>
             </w:rPr>
           </w:pPr>
@@ -741,7 +741,7 @@
                 <w:noProof/>
                 <w:sz w:val="24"/>
                 <w:szCs w:val="24"/>
-                <w:lang w:val="en-JP"/>
+                <w:lang/>
                 <w14:ligatures w14:val="standardContextual"/>
               </w:rPr>
               <w:tab/>
@@ -818,7 +818,7 @@
               <w:noProof/>
               <w:sz w:val="24"/>
               <w:szCs w:val="24"/>
-              <w:lang w:val="en-JP"/>
+              <w:lang/>
               <w14:ligatures w14:val="standardContextual"/>
             </w:rPr>
           </w:pPr>
@@ -839,7 +839,7 @@
                 <w:noProof/>
                 <w:sz w:val="24"/>
                 <w:szCs w:val="24"/>
-                <w:lang w:val="en-JP"/>
+                <w:lang/>
                 <w14:ligatures w14:val="standardContextual"/>
               </w:rPr>
               <w:tab/>
@@ -917,7 +917,7 @@
               <w:sz w:val="24"/>
               <w:szCs w:val="24"/>
               <w:u w:val="none"/>
-              <w:lang w:val="en-JP"/>
+              <w:lang/>
               <w14:ligatures w14:val="standardContextual"/>
             </w:rPr>
           </w:pPr>
@@ -939,7 +939,7 @@
                 <w:sz w:val="24"/>
                 <w:szCs w:val="24"/>
                 <w:u w:val="none"/>
-                <w:lang w:val="en-JP"/>
+                <w:lang/>
                 <w14:ligatures w14:val="standardContextual"/>
               </w:rPr>
               <w:tab/>
@@ -1016,7 +1016,7 @@
               <w:noProof/>
               <w:sz w:val="24"/>
               <w:szCs w:val="24"/>
-              <w:lang w:val="en-JP"/>
+              <w:lang/>
               <w14:ligatures w14:val="standardContextual"/>
             </w:rPr>
           </w:pPr>
@@ -1037,7 +1037,7 @@
                 <w:noProof/>
                 <w:sz w:val="24"/>
                 <w:szCs w:val="24"/>
-                <w:lang w:val="en-JP"/>
+                <w:lang/>
                 <w14:ligatures w14:val="standardContextual"/>
               </w:rPr>
               <w:tab/>
@@ -1114,7 +1114,7 @@
               <w:noProof/>
               <w:sz w:val="24"/>
               <w:szCs w:val="24"/>
-              <w:lang w:val="en-JP"/>
+              <w:lang/>
               <w14:ligatures w14:val="standardContextual"/>
             </w:rPr>
           </w:pPr>
@@ -1135,7 +1135,7 @@
                 <w:noProof/>
                 <w:sz w:val="24"/>
                 <w:szCs w:val="24"/>
-                <w:lang w:val="en-JP"/>
+                <w:lang/>
                 <w14:ligatures w14:val="standardContextual"/>
               </w:rPr>
               <w:tab/>
@@ -1212,7 +1212,7 @@
               <w:noProof/>
               <w:sz w:val="24"/>
               <w:szCs w:val="24"/>
-              <w:lang w:val="en-JP"/>
+              <w:lang/>
               <w14:ligatures w14:val="standardContextual"/>
             </w:rPr>
           </w:pPr>
@@ -1233,7 +1233,7 @@
                 <w:noProof/>
                 <w:sz w:val="24"/>
                 <w:szCs w:val="24"/>
-                <w:lang w:val="en-JP"/>
+                <w:lang/>
                 <w14:ligatures w14:val="standardContextual"/>
               </w:rPr>
               <w:tab/>
@@ -1310,7 +1310,7 @@
               <w:noProof/>
               <w:sz w:val="24"/>
               <w:szCs w:val="24"/>
-              <w:lang w:val="en-JP"/>
+              <w:lang/>
               <w14:ligatures w14:val="standardContextual"/>
             </w:rPr>
           </w:pPr>
@@ -1331,7 +1331,7 @@
                 <w:noProof/>
                 <w:sz w:val="24"/>
                 <w:szCs w:val="24"/>
-                <w:lang w:val="en-JP"/>
+                <w:lang/>
                 <w14:ligatures w14:val="standardContextual"/>
               </w:rPr>
               <w:tab/>
@@ -1409,7 +1409,7 @@
               <w:sz w:val="24"/>
               <w:szCs w:val="24"/>
               <w:u w:val="none"/>
-              <w:lang w:val="en-JP"/>
+              <w:lang/>
               <w14:ligatures w14:val="standardContextual"/>
             </w:rPr>
           </w:pPr>
@@ -1431,7 +1431,7 @@
                 <w:sz w:val="24"/>
                 <w:szCs w:val="24"/>
                 <w:u w:val="none"/>
-                <w:lang w:val="en-JP"/>
+                <w:lang/>
                 <w14:ligatures w14:val="standardContextual"/>
               </w:rPr>
               <w:tab/>
@@ -1508,7 +1508,7 @@
               <w:noProof/>
               <w:sz w:val="24"/>
               <w:szCs w:val="24"/>
-              <w:lang w:val="en-JP"/>
+              <w:lang/>
               <w14:ligatures w14:val="standardContextual"/>
             </w:rPr>
           </w:pPr>
@@ -1529,7 +1529,7 @@
                 <w:noProof/>
                 <w:sz w:val="24"/>
                 <w:szCs w:val="24"/>
-                <w:lang w:val="en-JP"/>
+                <w:lang/>
                 <w14:ligatures w14:val="standardContextual"/>
               </w:rPr>
               <w:tab/>
@@ -1606,7 +1606,7 @@
               <w:noProof/>
               <w:sz w:val="24"/>
               <w:szCs w:val="24"/>
-              <w:lang w:val="en-JP"/>
+              <w:lang/>
               <w14:ligatures w14:val="standardContextual"/>
             </w:rPr>
           </w:pPr>
@@ -1627,7 +1627,7 @@
                 <w:noProof/>
                 <w:sz w:val="24"/>
                 <w:szCs w:val="24"/>
-                <w:lang w:val="en-JP"/>
+                <w:lang/>
                 <w14:ligatures w14:val="standardContextual"/>
               </w:rPr>
               <w:tab/>
@@ -1704,7 +1704,7 @@
               <w:noProof/>
               <w:sz w:val="24"/>
               <w:szCs w:val="24"/>
-              <w:lang w:val="en-JP"/>
+              <w:lang/>
               <w14:ligatures w14:val="standardContextual"/>
             </w:rPr>
           </w:pPr>
@@ -1725,7 +1725,7 @@
                 <w:noProof/>
                 <w:sz w:val="24"/>
                 <w:szCs w:val="24"/>
-                <w:lang w:val="en-JP"/>
+                <w:lang/>
                 <w14:ligatures w14:val="standardContextual"/>
               </w:rPr>
               <w:tab/>
@@ -1802,7 +1802,7 @@
               <w:noProof/>
               <w:sz w:val="24"/>
               <w:szCs w:val="24"/>
-              <w:lang w:val="en-JP"/>
+              <w:lang/>
               <w14:ligatures w14:val="standardContextual"/>
             </w:rPr>
           </w:pPr>
@@ -1823,7 +1823,7 @@
                 <w:noProof/>
                 <w:sz w:val="24"/>
                 <w:szCs w:val="24"/>
-                <w:lang w:val="en-JP"/>
+                <w:lang/>
                 <w14:ligatures w14:val="standardContextual"/>
               </w:rPr>
               <w:tab/>
@@ -1900,7 +1900,7 @@
               <w:noProof/>
               <w:sz w:val="24"/>
               <w:szCs w:val="24"/>
-              <w:lang w:val="en-JP"/>
+              <w:lang/>
               <w14:ligatures w14:val="standardContextual"/>
             </w:rPr>
           </w:pPr>
@@ -1921,7 +1921,7 @@
                 <w:noProof/>
                 <w:sz w:val="24"/>
                 <w:szCs w:val="24"/>
-                <w:lang w:val="en-JP"/>
+                <w:lang/>
                 <w14:ligatures w14:val="standardContextual"/>
               </w:rPr>
               <w:tab/>
@@ -1998,7 +1998,7 @@
               <w:noProof/>
               <w:sz w:val="24"/>
               <w:szCs w:val="24"/>
-              <w:lang w:val="en-JP"/>
+              <w:lang/>
               <w14:ligatures w14:val="standardContextual"/>
             </w:rPr>
           </w:pPr>
@@ -2019,7 +2019,7 @@
                 <w:noProof/>
                 <w:sz w:val="24"/>
                 <w:szCs w:val="24"/>
-                <w:lang w:val="en-JP"/>
+                <w:lang/>
                 <w14:ligatures w14:val="standardContextual"/>
               </w:rPr>
               <w:tab/>
@@ -2097,7 +2097,7 @@
               <w:sz w:val="24"/>
               <w:szCs w:val="24"/>
               <w:u w:val="none"/>
-              <w:lang w:val="en-JP"/>
+              <w:lang/>
               <w14:ligatures w14:val="standardContextual"/>
             </w:rPr>
           </w:pPr>
@@ -2119,7 +2119,7 @@
                 <w:sz w:val="24"/>
                 <w:szCs w:val="24"/>
                 <w:u w:val="none"/>
-                <w:lang w:val="en-JP"/>
+                <w:lang/>
                 <w14:ligatures w14:val="standardContextual"/>
               </w:rPr>
               <w:tab/>
@@ -2195,7 +2195,7 @@
               <w:noProof/>
               <w:sz w:val="24"/>
               <w:szCs w:val="24"/>
-              <w:lang w:val="en-JP"/>
+              <w:lang/>
               <w14:ligatures w14:val="standardContextual"/>
             </w:rPr>
           </w:pPr>
@@ -2273,7 +2273,7 @@
               <w:sz w:val="24"/>
               <w:szCs w:val="24"/>
               <w:u w:val="none"/>
-              <w:lang w:val="en-JP"/>
+              <w:lang/>
               <w14:ligatures w14:val="standardContextual"/>
             </w:rPr>
           </w:pPr>
@@ -2295,7 +2295,7 @@
                 <w:sz w:val="24"/>
                 <w:szCs w:val="24"/>
                 <w:u w:val="none"/>
-                <w:lang w:val="en-JP"/>
+                <w:lang/>
                 <w14:ligatures w14:val="standardContextual"/>
               </w:rPr>
               <w:tab/>
@@ -2373,7 +2373,7 @@
               <w:sz w:val="24"/>
               <w:szCs w:val="24"/>
               <w:u w:val="none"/>
-              <w:lang w:val="en-JP"/>
+              <w:lang/>
               <w14:ligatures w14:val="standardContextual"/>
             </w:rPr>
           </w:pPr>
@@ -2395,7 +2395,7 @@
                 <w:sz w:val="24"/>
                 <w:szCs w:val="24"/>
                 <w:u w:val="none"/>
-                <w:lang w:val="en-JP"/>
+                <w:lang/>
                 <w14:ligatures w14:val="standardContextual"/>
               </w:rPr>
               <w:tab/>
@@ -2599,7 +2599,7 @@
     <w:p/>
     <w:p>
       <w:r>
-        <w:t>FEV Europe GmbH is widely recognized as an established expert within the automotive industry, particularly for its benchmarking and consulting services [NEED REFERENCE: evidence of FEV’s expertise and services in the automotive sector]. Building on this foundation, the company is increasingly directing its efforts toward supporting innovation within the energy sector, reflecting broader industry trends and internal strategic priorities [NEED REFERENCE: documentation on FEV’s activities or strategy in energy sector innovation].</w:t>
+        <w:t>FEV Europe GmbH is widely recognized as an established expert within the automotive industry, particularly for its benchmarking and consulting services. Building on this foundation, the company is increasingly directing its efforts toward supporting innovation within the energy sector, reflecting broader industry trends and internal strategic priorities [NEED REFERENCE: documentation on FEV’s activities or strategy in energy sector innovation].</w:t>
       </w:r>
     </w:p>
     <w:p/>
@@ -2638,11 +2638,11 @@
     <w:p/>
     <w:p>
       <w:r>
-        <w:t xml:space="preserve">Based on the simulation results, the thesis further aims to identify and explain the underlying reasons for any observed discrepancies—or the lack thereof—between the two frameworks. This comparative analysis supports a final assessment of whether one framework demonstrates superior </w:t>
+        <w:t xml:space="preserve">Based on the simulation results, the thesis further aims to identify and explain the underlying reasons for any observed discrepancies—or the lack thereof—between the two frameworks. This comparative analysis supports a final assessment of whether one framework demonstrates superior performance or whether its suitability is dependent on specific system configurations and operating </w:t>
       </w:r>
       <w:r>
         <w:lastRenderedPageBreak/>
-        <w:t>performance or whether its suitability is dependent on specific system configurations and operating conditions.</w:t>
+        <w:t>conditions.</w:t>
       </w:r>
     </w:p>
     <w:p/>
@@ -2983,19 +2983,7 @@
         <w:rPr>
           <w:kern w:val="0"/>
         </w:rPr>
-        <w:t>the MILP will generate a global equation that accounts for the constraints and the objective function, and, using the MILP solver, it will perform relaxation</w:t>
-      </w:r>
-      <w:r>
-        <w:rPr>
-          <w:kern w:val="0"/>
-        </w:rPr>
-        <w:t xml:space="preserve"> and</w:t>
-      </w:r>
-      <w:r>
-        <w:rPr>
-          <w:kern w:val="0"/>
-        </w:rPr>
-        <w:t xml:space="preserve"> branch-and-bound</w:t>
+        <w:t>the MILP will generate a global equation that accounts for the constraints and the objective function, and, using the MILP solver, it will perform relaxation and branch-and-bound</w:t>
       </w:r>
       <w:r>
         <w:rPr>
@@ -14750,15 +14738,15 @@
   </w:font>
   <w:font w:name="Wingdings">
     <w:panose1 w:val="05000000000000000000"/>
-    <w:charset w:val="4D"/>
-    <w:family w:val="decorative"/>
+    <w:charset w:val="02"/>
+    <w:family w:val="auto"/>
     <w:pitch w:val="variable"/>
-    <w:sig w:usb0="00000003" w:usb1="00000000" w:usb2="00000000" w:usb3="00000000" w:csb0="80000001" w:csb1="00000000"/>
+    <w:sig w:usb0="00000000" w:usb1="10000000" w:usb2="00000000" w:usb3="00000000" w:csb0="80000000" w:csb1="00000000"/>
   </w:font>
   <w:font w:name="Symbol">
     <w:panose1 w:val="05050102010706020507"/>
     <w:charset w:val="02"/>
-    <w:family w:val="decorative"/>
+    <w:family w:val="roman"/>
     <w:pitch w:val="variable"/>
     <w:sig w:usb0="00000000" w:usb1="10000000" w:usb2="00000000" w:usb3="00000000" w:csb0="80000000" w:csb1="00000000"/>
   </w:font>
@@ -14785,8 +14773,6 @@
     <w:sig w:usb0="E4002EFF" w:usb1="C200247B" w:usb2="00000009" w:usb3="00000000" w:csb0="000001FF" w:csb1="00000000"/>
   </w:font>
   <w:font w:name="Yu Mincho">
-    <w:altName w:val="游明朝"/>
-    <w:panose1 w:val="02020400000000000000"/>
     <w:charset w:val="80"/>
     <w:family w:val="roman"/>
     <w:pitch w:val="variable"/>
@@ -14800,14 +14786,12 @@
     <w:sig w:usb0="E00006FF" w:usb1="420024FF" w:usb2="02000000" w:usb3="00000000" w:csb0="0000019F" w:csb1="00000000"/>
   </w:font>
   <w:font w:name="Aptos">
-    <w:panose1 w:val="020B0604020202020204"/>
     <w:charset w:val="00"/>
     <w:family w:val="swiss"/>
     <w:pitch w:val="variable"/>
     <w:sig w:usb0="20000287" w:usb1="00000003" w:usb2="00000000" w:usb3="00000000" w:csb0="0000019F" w:csb1="00000000"/>
   </w:font>
   <w:font w:name="Aptos Display">
-    <w:panose1 w:val="020B0004020202020204"/>
     <w:charset w:val="00"/>
     <w:family w:val="swiss"/>
     <w:pitch w:val="variable"/>
@@ -14845,12 +14829,14 @@
     <w:rsid w:val="00243D59"/>
     <w:rsid w:val="00276DE2"/>
     <w:rsid w:val="002A1E29"/>
+    <w:rsid w:val="003029CF"/>
     <w:rsid w:val="00310846"/>
     <w:rsid w:val="00313DDE"/>
     <w:rsid w:val="00324602"/>
     <w:rsid w:val="00364EE5"/>
     <w:rsid w:val="003834D4"/>
     <w:rsid w:val="00387AFB"/>
+    <w:rsid w:val="00393659"/>
     <w:rsid w:val="003A3213"/>
     <w:rsid w:val="003A41B9"/>
     <w:rsid w:val="004A039B"/>
@@ -14928,8 +14914,8 @@
   </m:mathPr>
   <w:themeFontLang w:val="en-US" w:eastAsia="ja-JP"/>
   <w:clrSchemeMapping w:bg1="light1" w:t1="dark1" w:bg2="light2" w:t2="dark2" w:accent1="accent1" w:accent2="accent2" w:accent3="accent3" w:accent4="accent4" w:accent5="accent5" w:accent6="accent6" w:hyperlink="hyperlink" w:followedHyperlink="followedHyperlink"/>
-  <w:decimalSymbol w:val="."/>
-  <w:listSeparator w:val=","/>
+  <w:decimalSymbol w:val=","/>
+  <w:listSeparator w:val=";"/>
   <w15:chartTrackingRefBased/>
 </w:settings>
 </file>
@@ -15697,44 +15683,6 @@
 </file>
 
 <file path=customXml/item1.xml><?xml version="1.0" encoding="utf-8"?>
-<p:properties xmlns:p="http://schemas.microsoft.com/office/2006/metadata/properties" xmlns:xsi="http://www.w3.org/2001/XMLSchema-instance" xmlns:pc="http://schemas.microsoft.com/office/infopath/2007/PartnerControls">
-  <documentManagement>
-    <TaxCatchAll xmlns="4de74af2-d2a7-4bc3-a319-420167317553" xsi:nil="true"/>
-    <ArchiverLinkFileType xmlns="c0991f74-233a-4c46-9c55-a176f0e8ba44" xsi:nil="true"/>
-    <lcf76f155ced4ddcb4097134ff3c332f xmlns="c0991f74-233a-4c46-9c55-a176f0e8ba44">
-      <Terms xmlns="http://schemas.microsoft.com/office/infopath/2007/PartnerControls"/>
-    </lcf76f155ced4ddcb4097134ff3c332f>
-  </documentManagement>
-</p:properties>
-</file>
-
-<file path=customXml/item2.xml><?xml version="1.0" encoding="utf-8"?>
-<b:Sources xmlns:b="http://schemas.openxmlformats.org/officeDocument/2006/bibliography" xmlns="http://schemas.openxmlformats.org/officeDocument/2006/bibliography" SelectedStyle="/IEEE2006OfficeOnline.xsl" StyleName="IEEE" Version="2006">
-  <b:Source>
-    <b:Tag>Placeholder1</b:Tag>
-    <b:SourceType>Book</b:SourceType>
-    <b:Guid>{61C2BEB0-04B1-424E-AEC0-322EDBD1A18A}</b:Guid>
-    <b:RefOrder>2</b:RefOrder>
-  </b:Source>
-  <b:Source>
-    <b:Tag>Placeholder2</b:Tag>
-    <b:SourceType>Book</b:SourceType>
-    <b:Guid>{26E93F14-F601-D04A-A10D-E3BC3760B577}</b:Guid>
-    <b:RefOrder>1</b:RefOrder>
-  </b:Source>
-</b:Sources>
-</file>
-
-<file path=customXml/item3.xml><?xml version="1.0" encoding="utf-8"?>
-<?mso-contentType ?>
-<FormTemplates xmlns="http://schemas.microsoft.com/sharepoint/v3/contenttype/forms">
-  <Display>DocumentLibraryForm</Display>
-  <Edit>DocumentLibraryForm</Edit>
-  <New>DocumentLibraryForm</New>
-</FormTemplates>
-</file>
-
-<file path=customXml/item4.xml><?xml version="1.0" encoding="utf-8"?>
 <ct:contentTypeSchema xmlns:ct="http://schemas.microsoft.com/office/2006/metadata/contentType" xmlns:ma="http://schemas.microsoft.com/office/2006/metadata/properties/metaAttributes" ct:_="" ma:_="" ma:contentTypeName="Dokument" ma:contentTypeID="0x0101003A15E957932D6F4AB4FD28F85AF4FFD8" ma:contentTypeVersion="14" ma:contentTypeDescription="Ein neues Dokument erstellen." ma:contentTypeScope="" ma:versionID="e040dc8dbf4a4132031beaaf90e02bdd">
   <xsd:schema xmlns:xsd="http://www.w3.org/2001/XMLSchema" xmlns:xs="http://www.w3.org/2001/XMLSchema" xmlns:p="http://schemas.microsoft.com/office/2006/metadata/properties" xmlns:ns2="c0991f74-233a-4c46-9c55-a176f0e8ba44" xmlns:ns3="4de74af2-d2a7-4bc3-a319-420167317553" targetNamespace="http://schemas.microsoft.com/office/2006/metadata/properties" ma:root="true" ma:fieldsID="63fe477e893c7cf9e00d7d25e31408c1" ns2:_="" ns3:_="">
     <xsd:import namespace="c0991f74-233a-4c46-9c55-a176f0e8ba44"/>
@@ -15963,34 +15911,45 @@
 </ct:contentTypeSchema>
 </file>
 
-<file path=customXml/itemProps1.xml><?xml version="1.0" encoding="utf-8"?>
-<ds:datastoreItem xmlns:ds="http://schemas.openxmlformats.org/officeDocument/2006/customXml" ds:itemID="{5DB99EA3-5A91-4DE8-9C2E-5E2756FB8116}">
-  <ds:schemaRefs>
-    <ds:schemaRef ds:uri="http://schemas.microsoft.com/office/2006/metadata/properties"/>
-    <ds:schemaRef ds:uri="http://schemas.microsoft.com/office/infopath/2007/PartnerControls"/>
-    <ds:schemaRef ds:uri="4de74af2-d2a7-4bc3-a319-420167317553"/>
-    <ds:schemaRef ds:uri="c0991f74-233a-4c46-9c55-a176f0e8ba44"/>
-  </ds:schemaRefs>
-</ds:datastoreItem>
+<file path=customXml/item2.xml><?xml version="1.0" encoding="utf-8"?>
+<?mso-contentType ?>
+<FormTemplates xmlns="http://schemas.microsoft.com/sharepoint/v3/contenttype/forms">
+  <Display>DocumentLibraryForm</Display>
+  <Edit>DocumentLibraryForm</Edit>
+  <New>DocumentLibraryForm</New>
+</FormTemplates>
 </file>
 
-<file path=customXml/itemProps2.xml><?xml version="1.0" encoding="utf-8"?>
-<ds:datastoreItem xmlns:ds="http://schemas.openxmlformats.org/officeDocument/2006/customXml" ds:itemID="{8ED87741-333E-524C-B42D-A34782CE569A}">
-  <ds:schemaRefs>
-    <ds:schemaRef ds:uri="http://schemas.openxmlformats.org/officeDocument/2006/bibliography"/>
-  </ds:schemaRefs>
-</ds:datastoreItem>
+<file path=customXml/item3.xml><?xml version="1.0" encoding="utf-8"?>
+<b:Sources xmlns:b="http://schemas.openxmlformats.org/officeDocument/2006/bibliography" xmlns="http://schemas.openxmlformats.org/officeDocument/2006/bibliography" SelectedStyle="/IEEE2006OfficeOnline.xsl" StyleName="IEEE" Version="2006">
+  <b:Source>
+    <b:Tag>Placeholder1</b:Tag>
+    <b:SourceType>Book</b:SourceType>
+    <b:Guid>{61C2BEB0-04B1-424E-AEC0-322EDBD1A18A}</b:Guid>
+    <b:RefOrder>2</b:RefOrder>
+  </b:Source>
+  <b:Source>
+    <b:Tag>Placeholder2</b:Tag>
+    <b:SourceType>Book</b:SourceType>
+    <b:Guid>{26E93F14-F601-D04A-A10D-E3BC3760B577}</b:Guid>
+    <b:RefOrder>1</b:RefOrder>
+  </b:Source>
+</b:Sources>
 </file>
 
-<file path=customXml/itemProps3.xml><?xml version="1.0" encoding="utf-8"?>
-<ds:datastoreItem xmlns:ds="http://schemas.openxmlformats.org/officeDocument/2006/customXml" ds:itemID="{123745DA-69E4-464B-8AAF-512AB146EAEF}">
-  <ds:schemaRefs>
-    <ds:schemaRef ds:uri="http://schemas.microsoft.com/sharepoint/v3/contenttype/forms"/>
-  </ds:schemaRefs>
-</ds:datastoreItem>
+<file path=customXml/item4.xml><?xml version="1.0" encoding="utf-8"?>
+<p:properties xmlns:p="http://schemas.microsoft.com/office/2006/metadata/properties" xmlns:xsi="http://www.w3.org/2001/XMLSchema-instance" xmlns:pc="http://schemas.microsoft.com/office/infopath/2007/PartnerControls">
+  <documentManagement>
+    <TaxCatchAll xmlns="4de74af2-d2a7-4bc3-a319-420167317553" xsi:nil="true"/>
+    <ArchiverLinkFileType xmlns="c0991f74-233a-4c46-9c55-a176f0e8ba44" xsi:nil="true"/>
+    <lcf76f155ced4ddcb4097134ff3c332f xmlns="c0991f74-233a-4c46-9c55-a176f0e8ba44">
+      <Terms xmlns="http://schemas.microsoft.com/office/infopath/2007/PartnerControls"/>
+    </lcf76f155ced4ddcb4097134ff3c332f>
+  </documentManagement>
+</p:properties>
 </file>
 
-<file path=customXml/itemProps4.xml><?xml version="1.0" encoding="utf-8"?>
+<file path=customXml/itemProps1.xml><?xml version="1.0" encoding="utf-8"?>
 <ds:datastoreItem xmlns:ds="http://schemas.openxmlformats.org/officeDocument/2006/customXml" ds:itemID="{DB59158D-15C5-4DFF-AEB5-CA02C610712D}">
   <ds:schemaRefs>
     <ds:schemaRef ds:uri="http://schemas.microsoft.com/office/2006/metadata/contentType"/>
@@ -16007,4 +15966,31 @@
     <ds:schemaRef ds:uri="http://schemas.microsoft.com/internal/obd"/>
   </ds:schemaRefs>
 </ds:datastoreItem>
+</file>
+
+<file path=customXml/itemProps2.xml><?xml version="1.0" encoding="utf-8"?>
+<ds:datastoreItem xmlns:ds="http://schemas.openxmlformats.org/officeDocument/2006/customXml" ds:itemID="{123745DA-69E4-464B-8AAF-512AB146EAEF}">
+  <ds:schemaRefs>
+    <ds:schemaRef ds:uri="http://schemas.microsoft.com/sharepoint/v3/contenttype/forms"/>
+  </ds:schemaRefs>
+</ds:datastoreItem>
+</file>
+
+<file path=customXml/itemProps3.xml><?xml version="1.0" encoding="utf-8"?>
+<ds:datastoreItem xmlns:ds="http://schemas.openxmlformats.org/officeDocument/2006/customXml" ds:itemID="{8ED87741-333E-524C-B42D-A34782CE569A}">
+  <ds:schemaRefs>
+    <ds:schemaRef ds:uri="http://schemas.openxmlformats.org/officeDocument/2006/bibliography"/>
+  </ds:schemaRefs>
+</ds:datastoreItem>
+</file>
+
+<file path=customXml/itemProps4.xml><?xml version="1.0" encoding="utf-8"?>
+<ds:datastoreItem xmlns:ds="http://schemas.openxmlformats.org/officeDocument/2006/customXml" ds:itemID="{5DB99EA3-5A91-4DE8-9C2E-5E2756FB8116}">
+  <ds:schemaRefs>
+    <ds:schemaRef ds:uri="http://schemas.microsoft.com/office/2006/metadata/properties"/>
+    <ds:schemaRef ds:uri="http://schemas.microsoft.com/office/infopath/2007/PartnerControls"/>
+    <ds:schemaRef ds:uri="4de74af2-d2a7-4bc3-a319-420167317553"/>
+    <ds:schemaRef ds:uri="c0991f74-233a-4c46-9c55-a176f0e8ba44"/>
+  </ds:schemaRefs>
+</ds:datastoreItem>
 </file>
--- a/Thesis Report Rafi.docx
+++ b/Thesis Report Rafi.docx
@@ -2534,483 +2534,18 @@
     </w:p>
     <w:p>
       <w:r>
-        <w:t>The large-scale transformation of industrial energy systems is widely regarded as a critical enabler for achieving global decarbonization targets, particularly in so-called hard-to-abate sectors [NEED REFERENCE: definition and relevance of hard-to-abate industries]. Among the available pathways, Power-to-X (PtX) technologies have emerged as a promising solution, enabling the conversion of renewable electricity into chemical energy carriers and synthetic fuels suitable for industrial applications [NEED REFERENCE: overview and industrial relevance of PtX technologies].</w:t>
-      </w:r>
-    </w:p>
-    <w:p/>
-    <w:p>
-      <w:r>
-        <w:t>However, PtX systems are inherently complex and capital-intensive, especially when their operation is coupled with the variability and intermittency of renewable energy sources [NEED REFERENCE: cost structure and operational challenges of renewable-based industrial systems]. This complexity introduces significant challenges in both system design and operational planning, thereby necessitating robust optimization strategies that can effectively minimize capital expenditures (CAPEX) and operational expenditures (OPEX).</w:t>
-      </w:r>
-    </w:p>
-    <w:p/>
-    <w:p>
-      <w:r>
-        <w:t>To address this need, Mixed-Integer Linear Programming (MILP) has become the prevailing industrial standard due to its robustness, transparency, and well-established solution techniques [NEED REFERENCE: MILP as industrial benchmark in energy system optimization]. At the same time, the rapid advancement of artificial intelligence (AI) has motivated the exploration of alternative methodologies, particularly reinforcement learning (RL). In this context, RL can be understood as an agent-based framework that learns optimal operational strategies through iterative interaction with the system environment, effectively acting as an autonomous plant operator [NEED REFERENCE: RL applications in energy system dispatch].</w:t>
-      </w:r>
-    </w:p>
-    <w:p/>
-    <w:p>
-      <w:r>
-        <w:t xml:space="preserve">Despite its widespread adoption, MILP relies on linear approximations of system behavior, which can limit model fidelity when representing inherently nonlinear processes [NEED REFERENCE: limitations of MILP for nonlinear systems]. In practice, such nonlinearities are often simplified or neglected. This limitation makes RL particularly attractive, as it allows for flexible environment </w:t>
-      </w:r>
-      <w:r>
-        <w:lastRenderedPageBreak/>
-        <w:t>design in which high-fidelity, nonlinear system dynamics can be directly incorporated. Through appropriately defined reward structures, the RL agent can learn operational strategies that account for these complexities without requiring explicit linearization [NEED REFERENCE: advantages of RL for nonlinear system optimization].</w:t>
-      </w:r>
-    </w:p>
-    <w:p/>
-    <w:p>
-      <w:r>
-        <w:t>Building on this motivation, this thesis adopts a two-step methodological framework to systematically compare different levels of modeling fidelity and optimization approaches. In the first step, a comparison is conducted between a fully integrated MILP formulation and a decoupled framework in which system design (sizing) and operation (dispatch) are optimized separately. This step aims to assess the impact of incorporating nonlinear CAPEX assumptions in the outer-loop (design optimization). In the second step, the resulting optimal system sizing is used as an input for operational optimization, where both MILP and RL-based approaches are applied in the inner-loop (dispatch optimization). This structure enables a direct comparison of the two frameworks in terms of their ability to determine cost-optimal operational strategies, particularly when contrasting linearized system representations with higher-fidelity nonlinear models [NEED REFERENCE: methodological justification for two-step optimization framework].</w:t>
-      </w:r>
-    </w:p>
-    <w:p/>
-    <w:p>
-      <w:r>
-        <w:t>In summary, this thesis evaluates the techno-economic performance of a reinforcement learning–based approach against a conventional MILP-based framework for a hybrid biomass power-to-methanol plant located in South Africa. The analysis is performed across multiple scenarios and case studies to capture a range of operating conditions and system configurations</w:t>
-      </w:r>
-      <w:r>
-        <w:t xml:space="preserve">. </w:t>
-      </w:r>
-      <w:r>
-        <w:t>Through this comparative assessment, the study seeks to clarify the role and current capabilities of RL in optimizing complex Power-to-X systems, while benchmarking its performance against an established industrial standard.</w:t>
-      </w:r>
-    </w:p>
-    <w:p/>
-    <w:p>
-      <w:pPr>
-        <w:pStyle w:val="Heading2"/>
-      </w:pPr>
-      <w:bookmarkStart w:id="3" w:name="_Toc235289149"/>
-      <w:r>
-        <w:t>Introduction t</w:t>
-      </w:r>
-      <w:r>
-        <w:t>o Company</w:t>
-      </w:r>
-      <w:bookmarkEnd w:id="3"/>
-    </w:p>
-    <w:p>
-      <w:r>
-        <w:t>This master’s thesis is conducted in cooperation with FEV Europe GmbH, specifically within its energy+resources department. In this industrial context, the research aligns with ongoing efforts to expand capabilities beyond traditional automotive engineering toward energy-related applications.</w:t>
-      </w:r>
-    </w:p>
-    <w:p/>
-    <w:p>
-      <w:r>
-        <w:t>FEV Europe GmbH is widely recognized as an established expert within the automotive industry, particularly for its benchmarking and consulting services. Building on this foundation, the company is increasingly directing its efforts toward supporting innovation within the energy sector, reflecting broader industry trends and internal strategic priorities [NEED REFERENCE: documentation on FEV’s activities or strategy in energy sector innovation].</w:t>
-      </w:r>
-    </w:p>
-    <w:p/>
-    <w:p>
-      <w:r>
-        <w:t>Within this framework, the present thesis contributes to the identification and evaluation of an efficient optimization tool for innovative energy solutions, with a focus on complex polygeneration plants. The outcomes are intended to support future FEV Europe GmbH projects by enabling improved system design and operational decision-making [NEED REFERENCE: justification for optimization tool relevance and application to polygeneration systems].</w:t>
-      </w:r>
-    </w:p>
-    <w:p>
-      <w:pPr>
-        <w:pStyle w:val="Heading2"/>
-      </w:pPr>
-      <w:bookmarkStart w:id="4" w:name="_Toc235289150"/>
-      <w:r>
-        <w:t>Objective</w:t>
-      </w:r>
-      <w:bookmarkEnd w:id="4"/>
-    </w:p>
-    <w:p>
-      <w:r>
-        <w:t>This thesis aims to systematically evaluate and compare two optimization frameworks across multiple operational scenarios. The analysis focuses on assessing their ability to represent and optimize complex hybrid energy systems, with particular attention to differences in system configuration and performance outcomes.</w:t>
-      </w:r>
-    </w:p>
-    <w:p/>
-    <w:p>
-      <w:r>
-        <w:t>A central objective is to investigate whether a non-linear physical model integrated with a reinforcement learning (RL) agent converges to substantially different component sizing and system layouts compared to a mixed-integer linear programming (MILP) approach. These differences are examined in terms of key techno-economic indicators, including capital expenditure (CAPEX), operational expenditure (OPEX),</w:t>
-      </w:r>
-      <w:r>
-        <w:t xml:space="preserve"> clipped energy, simulation time, amount of methanol produced</w:t>
-      </w:r>
-      <w:r>
-        <w:t xml:space="preserve"> and levelized cost of methanol (LCOM) [NEED REFERENCE: definition and relevance of selected techno-economic metrics].</w:t>
-      </w:r>
-    </w:p>
-    <w:p/>
-    <w:p>
-      <w:r>
-        <w:t xml:space="preserve">Based on the simulation results, the thesis further aims to identify and explain the underlying reasons for any observed discrepancies—or the lack thereof—between the two frameworks. This comparative analysis supports a final assessment of whether one framework demonstrates superior performance or whether its suitability is dependent on specific system configurations and operating </w:t>
-      </w:r>
-      <w:r>
-        <w:lastRenderedPageBreak/>
-        <w:t>conditions.</w:t>
-      </w:r>
-    </w:p>
-    <w:p/>
-    <w:p>
-      <w:r>
-        <w:t>The expected contribution of this work is to enable the selection of an appropriate optimization framework for hybrid methanol synthesis plants, while also providing a structured approach for framework selection in other industrial energy systems. Additionally, the findings aim to improve optimization accuracy and/or reduce computational effort, and to enhance understanding of where and how RL-based approaches can be effectively applied within polygeneration system design [NEED REFERENCE: applicability and benefits of RL in energy system optimization].</w:t>
-      </w:r>
-    </w:p>
-    <w:p>
-      <w:pPr>
-        <w:pStyle w:val="Heading2"/>
-      </w:pPr>
-      <w:bookmarkStart w:id="5" w:name="_Toc235289151"/>
-      <w:r>
-        <w:t>Thesis Configuration</w:t>
-      </w:r>
-      <w:bookmarkEnd w:id="5"/>
-    </w:p>
-    <w:p>
-      <w:r>
-        <w:t>This thesis is structured to provide a systematic and transparent comparison of the selected optimization frameworks. Chapter 2 reviews the state-of-the-art literature on the application of reinforcement learning (RL) in optimizing complex industrial processes and energy systems, including existing comparative studies between optimization approaches [NEED REFERENCE: relevant literature on RL applications and comparative analyses].</w:t>
-      </w:r>
-    </w:p>
-    <w:p/>
-    <w:p>
-      <w:r>
-        <w:t>Chapter 3 details the methodological framework adopted for the comparison. It outlines a multi-stage evaluation procedure, describing each step taken to ensure a consistent and rigorous assessment of the two optimization approaches.</w:t>
-      </w:r>
-    </w:p>
-    <w:p/>
-    <w:p>
-      <w:r>
-        <w:t>Chapter 4 presents and discusses the results of this multi-stage comparison. It analyzes the performance of each framework across different scenarios and case studies, and introduces a generalization scoring approach to assess their robustness and applicability across multiple evaluation dimensions [NEED REFERENCE: justification or methodology for generalization scoring].</w:t>
-      </w:r>
-    </w:p>
-    <w:p/>
-    <w:p>
-      <w:r>
-        <w:t>Finally, Chapter 5 summarizes the main findings of the thesis and reflects on key limitations, assumptions, and methodological considerations that underpin the analysis, providing context for the interpretation and transferability of the results.</w:t>
-      </w:r>
-      <w:r>
-        <w:br w:type="page"/>
-      </w:r>
-    </w:p>
-    <w:p>
-      <w:pPr>
-        <w:pStyle w:val="Heading1"/>
-      </w:pPr>
-      <w:bookmarkStart w:id="6" w:name="_Toc235289152"/>
-      <w:r>
-        <w:lastRenderedPageBreak/>
-        <w:t>Literature Review</w:t>
-      </w:r>
-      <w:bookmarkEnd w:id="6"/>
-    </w:p>
-    <w:p>
-      <w:pPr>
-        <w:pStyle w:val="Heading2"/>
-      </w:pPr>
-      <w:bookmarkStart w:id="7" w:name="_Toc235289153"/>
-      <w:commentRangeStart w:id="8"/>
-      <w:r>
-        <w:t xml:space="preserve">Power-to-X Integration for </w:t>
-      </w:r>
-      <w:r>
-        <w:t>Methanol Synthesis System</w:t>
-      </w:r>
-      <w:bookmarkEnd w:id="7"/>
-      <w:commentRangeEnd w:id="8"/>
-      <w:r>
-        <w:rPr>
-          <w:rStyle w:val="CommentReference"/>
-          <w:sz w:val="24"/>
-          <w:szCs w:val="28"/>
-        </w:rPr>
-        <w:commentReference w:id="8"/>
-      </w:r>
-    </w:p>
-    <w:p>
-      <w:r>
-        <w:t>The hybridization strategy considered in this thesis integrates two upstream pathways that jointly supply the feedstock for methanol synthesis: (i) a biomass-derived pathway and (ii) a hydrogen pathway based on water electrolysis. This configuration enables coordinated carbon and hydrogen management prior to the synthesis loop.</w:t>
-      </w:r>
-    </w:p>
-    <w:p/>
-    <w:p>
-      <w:r>
-        <w:t>In the biomass pathway, available feedstocks are converted into either syngas or biogas, which is subsequently upgraded to syngas for methanol production. In the literature, gasification is most commonly employed to directly convert solid biomass into syngas. An alternative route relies on anaerobic digestion (AD), where biomass is first converted into biogas and then reformed to syngas prior to methanol synthesis. The differences in process steps primarily drive the trade-offs between these technologies. The AD-based route is attractive because it can be integrated with existing waste-treatment infrastructure; however, it requires additional downstream conversion steps, making the pathway less direct and more dependent on reforming, CO₂ handling, and potentially electrolysis integration. In contrast, gasifier-based routes are more established for methanol synthesis, as they provide syngas directly and are well suited for coupling with high-temperature processes. Their disadvantages include challenges related to high-temperature solid handling, the requirement for an oxygen supply (e.g., via an air separation unit, ASU), and stricter gas-cleaning requirements. [NEED REFERENCE: comparative assessment of AD vs. gasification routes for methanol production, including process complexity and integration constraints]</w:t>
-      </w:r>
-    </w:p>
-    <w:p/>
-    <w:p>
-      <w:r>
-        <w:t xml:space="preserve">The hydrogen pathway begins with the electrochemical splitting of water into hydrogen and oxygen using an electrolyzer. Several studies identify Solid Oxide Electrolyzer Cells (SOECs) as a promising option for power-to-methanol systems. The high operating temperature of SOECs allows for heat integration and potential oxygen utilization, which can increase overall plant efficiency compared to low-temperature systems (e.g., https://doi.org/10.1016/j.apenergy.2020.115113). However, key challenges include long-term stack durability, technological maturity, and limited operational flexibility, which is particularly relevant for systems coupled to variable renewable electricity. Techno-economic comparisons </w:t>
-      </w:r>
-      <w:r>
-        <w:lastRenderedPageBreak/>
-        <w:t xml:space="preserve">suggest that alkaline water electrolysis (AWE) represents a viable short- to mid-term option, whereas SOECs are more likely to be competitive in the mid- to long-term. Low-temperature electrolyzers such as AWE and proton exchange membrane (PEM) systems offer higher technological maturity and superior load-following capability, which is advantageous for renewable integration, but they do not fully exploit heat integration or co-electrolysis opportunities available to SOECs (e.g., </w:t>
-      </w:r>
-      <w:hyperlink r:id="rId19" w:history="1">
-        <w:r>
-          <w:rPr>
-            <w:rStyle w:val="Hyperlink"/>
-          </w:rPr>
-          <w:t>https://doi.org/10.1016/j.ijhydene.2026.153394</w:t>
-        </w:r>
-      </w:hyperlink>
-      <w:r>
-        <w:t>).</w:t>
-      </w:r>
-    </w:p>
-    <w:p/>
-    <w:p>
-      <w:pPr>
-        <w:pStyle w:val="ListParagraph"/>
-        <w:numPr>
-          <w:ilvl w:val="0"/>
-          <w:numId w:val="49"/>
-        </w:numPr>
-        <w:rPr>
-          <w:color w:val="EE0000"/>
-        </w:rPr>
-      </w:pPr>
-      <w:r>
-        <w:rPr>
-          <w:color w:val="EE0000"/>
-        </w:rPr>
-        <w:t>Table of combination of biogas reactor and electrolyzer technology with LCOM attached to it and its reference</w:t>
-      </w:r>
-    </w:p>
-    <w:p/>
-    <w:p>
-      <w:r>
-        <w:t>In the integrated configuration, the electrolyzer produces both hydrogen and oxygen. Hydrogen is compressed and supplied to the methanol synthesis reactor, while the co-produced oxygen can be utilized in an autothermal reformer (ATR) to convert methane (e.g., from biogas) into syngas. The biomass-derived and electrolysis-derived streams are thus combined upstream of, or within, the methanol synthesis loop. [NEED REFERENCE: process integration scheme describing oxygen use in ATR and hydrogen blending in methanol synthesis]</w:t>
-      </w:r>
-    </w:p>
-    <w:p/>
-    <w:p>
-      <w:r>
-        <w:t xml:space="preserve">The hybrid approach to methanol production is attractive due to its potential for higher carbon utilization and improved use of biomass resources. One study reports a carbon utilization of 89.8% and an overall efficiency of 85.8%, with up to 101% higher methanol production per unit of biomass compared to a conventional biomass-to-methanol baseline (e.g., https://dx.doi.org/10.2139/ssrn.4184476). Another analysis indicates that a state-of-the-art biomass-to-methanol process achieves approximately 53.3% efficiency with a 4.8-year payback period, while integrating electrolysis for full carbon conversion increases efficiency to 64.5–66.0%, albeit with less favorable economics (e.g., https://doi.org/10.1016/j.apenergy.2019.114071). Furthermore, under favorable electricity price conditions, flexible operation can allow the plant to capture value from temporal price variations instead of operating continuously at a fixed load (e.g., </w:t>
-      </w:r>
-      <w:hyperlink r:id="rId20" w:history="1">
-        <w:r>
-          <w:rPr>
-            <w:rStyle w:val="Hyperlink"/>
-          </w:rPr>
-          <w:t>https://doi.org/10.1016/j.fuel.2021.122113</w:t>
-        </w:r>
-      </w:hyperlink>
-      <w:r>
-        <w:t>).</w:t>
-      </w:r>
-    </w:p>
-    <w:p/>
-    <w:p>
-      <w:r>
-        <w:t xml:space="preserve">Despite these advantages, several bottlenecks challenge the feasibility of hybrid methanol systems. These include electrolyzer utilization rates, electricity price volatility, capital cost and lifetime of </w:t>
-      </w:r>
-      <w:r>
-        <w:lastRenderedPageBreak/>
-        <w:t>electrolyzer stacks, as well as the integration of oxygen and heat streams. For example, it has been reported that high electrolyzer capacity factors are required for competitive e-methanol production, and that full-carbon-conversion configurations become attractive only when improvements in electricity costs, stack lifetime, and capital expenditure are realized (e.g., https://doi.org/10.1016/j.fuel.2021.122113). Oxygen management represents an additional practical constraint: while direct integration of oxygen streams may reduce the need for large-scale oxygen storage and improve capital efficiency and safety, this is contingent on matching oxygen supply and demand within the plant (e.g., https://doi.org/10.3389/fenrg.2021.795673). [NEED REFERENCE: quantitative analysis of oxygen balancing and storage requirements in hybrid systems]</w:t>
-      </w:r>
-    </w:p>
-    <w:p/>
-    <w:p>
-      <w:r>
-        <w:t>To address these challenges, process and system-level optimization emerges as a critical tool for improving both technical and economic performance. For instance, optimization of the methanol synthesis reactor in a power-and-biomass-to-methanol (PBtM) configuration has been shown to reduce e-methanol production costs by approximately 20% (e.g., https://doi.org/10.1016/j.fuel.2021.122113). While such studies typically focus on individual subsystems, it is reasonable to expect that plant-wide optimization could yield further cost reductions and efficiency gains. [NEED REFERENCE: system-level optimization studies demonstrating integrated plant improvements] In this context, optimization acts as the bridge between technically feasible system designs and configurations that remain viable under realistic operating conditions, including fluctuating electricity prices, electrolyzer degradation, and large-scale capital constraints.</w:t>
-      </w:r>
-    </w:p>
-    <w:p>
-      <w:r>
-        <w:t xml:space="preserve"> </w:t>
-      </w:r>
-    </w:p>
-    <w:p>
-      <w:pPr>
-        <w:pStyle w:val="Heading2"/>
-      </w:pPr>
-      <w:bookmarkStart w:id="9" w:name="_Toc235289154"/>
-      <w:r>
-        <w:t>MILP for Complex Polygeneration System</w:t>
-      </w:r>
-      <w:bookmarkEnd w:id="9"/>
-    </w:p>
-    <w:p>
-      <w:pPr>
-        <w:pStyle w:val="ListParagraph"/>
-        <w:numPr>
-          <w:ilvl w:val="0"/>
-          <w:numId w:val="48"/>
-        </w:numPr>
-      </w:pPr>
-      <w:r>
-        <w:t>Introduction of MILP as the state-of-the-art methodology for optimizing various energy system by defining linear models, constraints and objective functions</w:t>
-      </w:r>
-    </w:p>
-    <w:p>
-      <w:pPr>
-        <w:pStyle w:val="ListParagraph"/>
-        <w:numPr>
-          <w:ilvl w:val="0"/>
-          <w:numId w:val="48"/>
-        </w:numPr>
-      </w:pPr>
-      <w:r>
-        <w:t>What other methodologies that are used that are adjacent to MILP</w:t>
-      </w:r>
-    </w:p>
-    <w:p>
-      <w:pPr>
-        <w:pStyle w:val="ListParagraph"/>
-        <w:numPr>
-          <w:ilvl w:val="0"/>
-          <w:numId w:val="48"/>
-        </w:numPr>
-      </w:pPr>
-      <w:r>
-        <w:t>Strengths and gaps of MILP</w:t>
-      </w:r>
-      <w:r>
-        <w:t xml:space="preserve"> compared to the other adjacent methodologies</w:t>
-      </w:r>
-    </w:p>
-    <w:p>
-      <w:pPr>
-        <w:pStyle w:val="ListParagraph"/>
-        <w:numPr>
-          <w:ilvl w:val="0"/>
-          <w:numId w:val="48"/>
-        </w:numPr>
-      </w:pPr>
-      <w:r>
-        <w:t xml:space="preserve">MILP use cases in optimizing hybrid methanol system or other polygeneration </w:t>
-      </w:r>
-      <w:r>
-        <w:t xml:space="preserve">or specifically hybrid biomass power-to-methanol </w:t>
-      </w:r>
-      <w:r>
-        <w:t>system</w:t>
-      </w:r>
-    </w:p>
-    <w:p>
-      <w:pPr>
-        <w:pStyle w:val="ListParagraph"/>
-        <w:numPr>
-          <w:ilvl w:val="0"/>
-          <w:numId w:val="48"/>
-        </w:numPr>
-      </w:pPr>
-      <w:r>
-        <w:lastRenderedPageBreak/>
-        <w:t>The gap that MILP has that incentivizes the use of RL for optimizing a complex polygeneration system</w:t>
-      </w:r>
-    </w:p>
-    <w:p>
-      <w:pPr>
-        <w:ind w:left="360"/>
-      </w:pPr>
-    </w:p>
-    <w:p>
-      <w:pPr>
-        <w:rPr>
-          <w:kern w:val="0"/>
-        </w:rPr>
-      </w:pPr>
-      <w:r>
-        <w:rPr>
-          <w:kern w:val="0"/>
-        </w:rPr>
-        <w:t xml:space="preserve">MILP, or Mixed-Integer Linear Programming, has been used as a tool to optimize different kinds of energy or industrial plants by linearizing the model of these processes and setting up a linear objective function to either maximize or minimize a specific KPI based on the optimization objective []. In an energy system that includes the flow of electricity, heat, and mass, the constraints considered will then dictate how the balance of the system should behave, the minimum and maximum operational dispatch, and the evolution of the storage state of charge, if storage exists. </w:t>
-      </w:r>
-    </w:p>
-    <w:p>
-      <w:pPr>
-        <w:pStyle w:val="ListParagraph"/>
-        <w:numPr>
-          <w:ilvl w:val="0"/>
-          <w:numId w:val="48"/>
-        </w:numPr>
-        <w:rPr>
-          <w:color w:val="EE0000"/>
-          <w:kern w:val="0"/>
-        </w:rPr>
-      </w:pPr>
-      <w:r>
-        <w:rPr>
-          <w:color w:val="EE0000"/>
-          <w:kern w:val="0"/>
-        </w:rPr>
-        <w:t>Equations considered in the MILP formulation</w:t>
-      </w:r>
-    </w:p>
-    <w:p>
-      <w:pPr>
-        <w:rPr>
-          <w:kern w:val="0"/>
-        </w:rPr>
-      </w:pPr>
-      <w:r>
-        <w:rPr>
-          <w:kern w:val="0"/>
-        </w:rPr>
-        <w:t xml:space="preserve">On the other hand, the objective function mainly includes the capital expenditure (CAPEX) and operational expenditure (OPEX) of the models defined in the system. </w:t>
-      </w:r>
-    </w:p>
-    <w:p>
-      <w:pPr>
-        <w:pStyle w:val="ListParagraph"/>
-        <w:numPr>
-          <w:ilvl w:val="0"/>
-          <w:numId w:val="48"/>
-        </w:numPr>
-        <w:rPr>
-          <w:color w:val="EE0000"/>
-          <w:kern w:val="0"/>
-        </w:rPr>
-      </w:pPr>
-      <w:r>
-        <w:rPr>
-          <w:color w:val="EE0000"/>
-          <w:kern w:val="0"/>
-        </w:rPr>
-        <w:t>How CAPEX and OPEX is defined in MILP as linear equations</w:t>
-      </w:r>
-    </w:p>
-    <w:p>
-      <w:pPr>
-        <w:rPr>
-          <w:kern w:val="0"/>
-        </w:rPr>
-      </w:pPr>
-      <w:r>
-        <w:rPr>
-          <w:kern w:val="0"/>
-        </w:rPr>
-        <w:t xml:space="preserve">Together, </w:t>
-      </w:r>
-      <w:r>
-        <w:rPr>
-          <w:kern w:val="0"/>
-        </w:rPr>
-        <w:t>the MILP will generate a global equation that accounts for the constraints and the objective function, and, using the MILP solver, it will perform relaxation and branch-and-bound</w:t>
-      </w:r>
-      <w:r>
-        <w:rPr>
-          <w:kern w:val="0"/>
-        </w:rPr>
-        <w:t xml:space="preserve"> to find the valleys or hills within the linear boundaries. </w:t>
-      </w:r>
-      <w:r>
-        <w:rPr>
-          <w:kern w:val="0"/>
-        </w:rPr>
-        <w:t>In practice, MILP has been used as the reference method for operational optimization, demand response, scheduling in energy communities, industrial plants, and integrated multi-energy systems because it produces globally optimal solutions to the defined linear problem when sufficient computation time is available</w:t>
-      </w:r>
-      <w:r>
-        <w:rPr>
-          <w:kern w:val="0"/>
-        </w:rPr>
+        <w:t>The large-scale transformation of industrial energy systems is widely regarded as a critical enabler for achieving global decarbonization targets, particularly in so-called hard-to-abate sectors</w:t>
+      </w:r>
+      <w:r>
         <w:t xml:space="preserve"> </w:t>
       </w:r>
       <w:sdt>
         <w:sdtPr>
           <w:rPr>
             <w:color w:val="000000"/>
-            <w:kern w:val="0"/>
           </w:rPr>
-          <w:tag w:val="MENDELEY_CITATION_v3_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"/>
-          <w:id w:val="426323060"/>
+          <w:tag w:val="MENDELEY_CITATION_v3_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"/>
+          <w:id w:val="2058437116"/>
           <w:placeholder>
             <w:docPart w:val="DefaultPlaceholder_-1854013440"/>
           </w:placeholder>
@@ -3019,46 +2554,21 @@
           <w:r>
             <w:rPr>
               <w:color w:val="000000"/>
-              <w:kern w:val="0"/>
             </w:rPr>
             <w:t>[1]</w:t>
           </w:r>
         </w:sdtContent>
       </w:sdt>
       <w:r>
-        <w:rPr>
-          <w:kern w:val="0"/>
-        </w:rPr>
-        <w:t xml:space="preserve">. </w:t>
-      </w:r>
-    </w:p>
-    <w:p>
-      <w:pPr>
-        <w:rPr>
-          <w:kern w:val="0"/>
-        </w:rPr>
-      </w:pPr>
-    </w:p>
-    <w:p>
-      <w:pPr>
-        <w:rPr>
-          <w:kern w:val="0"/>
-        </w:rPr>
-      </w:pPr>
-      <w:r>
-        <w:rPr>
-          <w:kern w:val="0"/>
-        </w:rPr>
-        <w:t xml:space="preserve">The main methodological alternatives adjacent to MILP are MINLP, stochastic programming, dynamic programming, metaheuristics, and decomposition-based or bilevel formulations </w:t>
+        <w:t xml:space="preserve">. Among the available pathways, Power-to-X (PtX) technologies have emerged as a promising solution, enabling the conversion of renewable electricity into chemical energy carriers and synthetic fuels suitable for industrial applications </w:t>
       </w:r>
       <w:sdt>
         <w:sdtPr>
           <w:rPr>
             <w:color w:val="000000"/>
-            <w:kern w:val="0"/>
           </w:rPr>
-          <w:tag w:val="MENDELEY_CITATION_v3_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"/>
-          <w:id w:val="-606507923"/>
+          <w:tag w:val="MENDELEY_CITATION_v3_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"/>
+          <w:id w:val="-1876605528"/>
           <w:placeholder>
             <w:docPart w:val="DefaultPlaceholder_-1854013440"/>
           </w:placeholder>
@@ -3067,337 +2577,30 @@
           <w:r>
             <w:rPr>
               <w:color w:val="000000"/>
-              <w:kern w:val="0"/>
             </w:rPr>
             <w:t>[2]</w:t>
           </w:r>
         </w:sdtContent>
       </w:sdt>
       <w:r>
-        <w:rPr>
-          <w:kern w:val="0"/>
-        </w:rPr>
-        <w:t xml:space="preserve">. </w:t>
-      </w:r>
-      <w:r>
-        <w:rPr>
-          <w:kern w:val="0"/>
-        </w:rPr>
-        <w:t xml:space="preserve">MINLP is utilized when the non-linear physics of the assigned system is prevalent, but as the system gets bigger and more variables are involved, the problem can grow exponentially to the point where it is extremely difficult to solve. Stochastic programming addresses uncertainty by executing the system in many scenarios, but its computational burden rises sharply with scenario count and system size. Metaheuristics such as Particle Swarm Optimization (PSO) and Genetic Algorithm (GA) are widely used for non-linear multiobjective hybrid energy problem due to its flexibility and robustness, however, they do not guarantee the global optamility in comparison to the MILP counterpart. There is also a hybrid approach that is usually called a bilevel formulation, where it separates the optimization process of sizing selection using a metaheuristic approach and </w:t>
-      </w:r>
-      <w:r>
-        <w:rPr>
-          <w:kern w:val="0"/>
-        </w:rPr>
-        <w:lastRenderedPageBreak/>
-        <w:t xml:space="preserve">operational dispatch optimization using approach like MILP or RL. This will be discussed even further in depth in </w:t>
-      </w:r>
-      <w:r>
-        <w:rPr>
-          <w:kern w:val="0"/>
-        </w:rPr>
-        <w:t xml:space="preserve">another </w:t>
-      </w:r>
-      <w:r>
-        <w:rPr>
-          <w:kern w:val="0"/>
-        </w:rPr>
-        <w:t>sub-</w:t>
-      </w:r>
-      <w:commentRangeStart w:id="10"/>
-      <w:r>
-        <w:rPr>
-          <w:kern w:val="0"/>
-        </w:rPr>
-        <w:t>section</w:t>
-      </w:r>
-      <w:commentRangeEnd w:id="10"/>
-      <w:r>
-        <w:rPr>
-          <w:rStyle w:val="CommentReference"/>
-          <w:kern w:val="0"/>
-          <w:sz w:val="24"/>
-          <w:szCs w:val="22"/>
-        </w:rPr>
-        <w:commentReference w:id="10"/>
-      </w:r>
-      <w:r>
-        <w:rPr>
-          <w:kern w:val="0"/>
-        </w:rPr>
-        <w:t xml:space="preserve">. </w:t>
-      </w:r>
-    </w:p>
-    <w:p>
-      <w:pPr>
-        <w:rPr>
-          <w:kern w:val="0"/>
-        </w:rPr>
-      </w:pPr>
-    </w:p>
-    <w:p>
-      <w:pPr>
-        <w:pStyle w:val="ListParagraph"/>
-        <w:numPr>
-          <w:ilvl w:val="0"/>
-          <w:numId w:val="48"/>
-        </w:numPr>
-        <w:rPr>
-          <w:color w:val="EE0000"/>
-          <w:kern w:val="0"/>
-        </w:rPr>
-      </w:pPr>
-      <w:r>
-        <w:rPr>
-          <w:color w:val="EE0000"/>
-          <w:kern w:val="0"/>
-        </w:rPr>
-        <w:t>Table of main advantage and disadvantage</w:t>
-      </w:r>
-      <w:r>
-        <w:rPr>
-          <w:color w:val="EE0000"/>
-          <w:kern w:val="0"/>
-        </w:rPr>
-        <w:t xml:space="preserve"> of different optimization approaches </w:t>
-      </w:r>
-    </w:p>
-    <w:p>
-      <w:pPr>
-        <w:rPr>
-          <w:color w:val="EE0000"/>
-          <w:kern w:val="0"/>
-        </w:rPr>
-      </w:pPr>
-    </w:p>
-    <w:p>
-      <w:pPr>
-        <w:rPr>
-          <w:kern w:val="0"/>
-        </w:rPr>
-      </w:pPr>
-      <w:r>
-        <w:rPr>
-          <w:kern w:val="0"/>
-        </w:rPr>
-        <w:t>MILP has been used a lot of times in the literature to optimize different kinds of polygeneration system. A similar study that researches the use of MILP to optimize a similar system of hybrid biomass power-to-methanol system showed that MILP discovered optimal sizing and dispatch that results in LCOM of 805 EUR /t under the assumption of high biogas availability. This system adopts a configuration consisting of a low-pressure AWE, absorption-based CO2 capture, and steam production from methanol purge gas for internal heat supply [</w:t>
-      </w:r>
-      <w:r>
-        <w:rPr>
-          <w:kern w:val="0"/>
-        </w:rPr>
-        <w:t>10.1515/psr-2020-0058</w:t>
-      </w:r>
-      <w:r>
-        <w:rPr>
-          <w:kern w:val="0"/>
-        </w:rPr>
-        <w:t>]. In one energy-community case, MILP has been used to optimize jointly design and operate distributed polygeneration with district heatng and cooling, storage, and energy sharing, showing clear cost-emissions tradeoffs. The result showed two results can come out depending on objective function emphasis of either 24.3% CO2 emission cut at 1.9% cost increase or 31.9% CO2 cut with a 2.22.2% CO2 emissions increase [</w:t>
-      </w:r>
-      <w:r>
-        <w:rPr>
-          <w:kern w:val="0"/>
-        </w:rPr>
-        <w:t>10.3390/en17133085</w:t>
-      </w:r>
-      <w:r>
-        <w:rPr>
-          <w:kern w:val="0"/>
-        </w:rPr>
-        <w:t xml:space="preserve">]. </w:t>
-      </w:r>
-    </w:p>
-    <w:p>
-      <w:pPr>
-        <w:rPr>
-          <w:color w:val="EE0000"/>
-          <w:kern w:val="0"/>
-        </w:rPr>
-      </w:pPr>
-    </w:p>
-    <w:p>
-      <w:pPr>
-        <w:rPr>
-          <w:kern w:val="0"/>
-        </w:rPr>
-      </w:pPr>
-      <w:commentRangeStart w:id="11"/>
-      <w:r>
-        <w:rPr>
-          <w:kern w:val="0"/>
-        </w:rPr>
-        <w:t xml:space="preserve">The key strength of MILP is the deterministic model that it offers on the modeled problem. If the system can be expressed with linear relationships, MILP guarantees an optimal solution to that formulation, which makes it highly attractive for sizing and dispatching problems with hard operational constraints []. </w:t>
-      </w:r>
-      <w:r>
-        <w:rPr>
-          <w:kern w:val="0"/>
-        </w:rPr>
-        <w:t>Other than that, every constraint, feasibility, and infeasibility are explicit and can be traced to how the system is defined, thus it has the benefit of easier interpretability and debugging. Due to the exactness and deterministic model, MILP becomes a great baseline for benchmarking novel methodologies such as RL [].</w:t>
-      </w:r>
-    </w:p>
-    <w:p>
-      <w:pPr>
-        <w:rPr>
-          <w:kern w:val="0"/>
-        </w:rPr>
-      </w:pPr>
-    </w:p>
-    <w:p>
-      <w:pPr>
-        <w:rPr>
-          <w:kern w:val="0"/>
-        </w:rPr>
-      </w:pPr>
-      <w:r>
-        <w:rPr>
-          <w:kern w:val="0"/>
-        </w:rPr>
-        <w:t xml:space="preserve"> The main gap of MILP is that optimality is guareanteed only for the approximated linear model, not necessarily the real physical system []. Therefore, in the case of complex polygeneration system that contains nonlinear part-load efficiencies, thermal inertia, degradation, recycle interactions, and stochastic renewables, they often need to be simplified to their linear equivalent or linearized thorugh process such as piecewise linearization</w:t>
-      </w:r>
-      <w:r>
-        <w:rPr>
-          <w:kern w:val="0"/>
-        </w:rPr>
-        <w:t xml:space="preserve"> []</w:t>
-      </w:r>
-      <w:r>
-        <w:rPr>
-          <w:kern w:val="0"/>
-        </w:rPr>
-        <w:t xml:space="preserve">. Another significant drawback is also the computation time that significantly inreases with the number of non-convex definition, </w:t>
-      </w:r>
-      <w:r>
-        <w:rPr>
-          <w:kern w:val="0"/>
-        </w:rPr>
-        <w:lastRenderedPageBreak/>
-        <w:t xml:space="preserve">decision variables, and long horizon, which is the exact opposite to a trained RL agent that can run in millisecond after being trained, and results in a major limitation for real-time operation []. </w:t>
-      </w:r>
-      <w:commentRangeEnd w:id="11"/>
-      <w:r>
-        <w:rPr>
-          <w:rStyle w:val="CommentReference"/>
-          <w:kern w:val="0"/>
-          <w:sz w:val="24"/>
-          <w:szCs w:val="22"/>
-        </w:rPr>
-        <w:commentReference w:id="11"/>
-      </w:r>
-    </w:p>
-    <w:p>
-      <w:pPr>
-        <w:rPr>
-          <w:kern w:val="0"/>
-        </w:rPr>
-      </w:pPr>
-    </w:p>
-    <w:p>
-      <w:pPr>
-        <w:rPr>
-          <w:kern w:val="0"/>
-        </w:rPr>
-      </w:pPr>
-      <w:r>
-        <w:rPr>
-          <w:kern w:val="0"/>
-        </w:rPr>
-        <w:t>The reason why RL becomes interesting to explore is not because MILP is weak at optimization, rather that it is less suitable for fast repeated control when the environment is uncertain, partially observed, and dynamically changing [</w:t>
-      </w:r>
-      <w:r>
-        <w:rPr>
-          <w:kern w:val="0"/>
-        </w:rPr>
-        <w:t>10.3390/en18174489</w:t>
-      </w:r>
-      <w:r>
-        <w:rPr>
-          <w:kern w:val="0"/>
-        </w:rPr>
-        <w:t xml:space="preserve">, </w:t>
-      </w:r>
-      <w:r>
-        <w:rPr>
-          <w:kern w:val="0"/>
-        </w:rPr>
-        <w:t>10.48550/arxiv.2305.05484</w:t>
-      </w:r>
-      <w:r>
-        <w:rPr>
-          <w:kern w:val="0"/>
-        </w:rPr>
-        <w:t xml:space="preserve">, </w:t>
-      </w:r>
-      <w:r>
-        <w:rPr>
-          <w:kern w:val="0"/>
-        </w:rPr>
-        <w:t>10.3390/electronics13081459</w:t>
-      </w:r>
-      <w:r>
-        <w:rPr>
-          <w:kern w:val="0"/>
-        </w:rPr>
-        <w:t>]. In biomass power-to-methanol systems, this would matter when biomass quality, renewable power input, hydrogen availability, market signals, and flexible downstream deman vary over time, forcing frequent re-optimization under nonlinear couplings. In this nische, RL literature positions itself as a complementary method rather than a direct replacement for MILP, and MILP remains a robust baseline to validate the results of this RL approach [</w:t>
-      </w:r>
-      <w:r>
-        <w:rPr>
-          <w:kern w:val="0"/>
-        </w:rPr>
-        <w:t>10.48550/arxiv.2305.05484</w:t>
-      </w:r>
-      <w:r>
-        <w:rPr>
-          <w:kern w:val="0"/>
-        </w:rPr>
-        <w:t>].</w:t>
-      </w:r>
-    </w:p>
-    <w:p>
-      <w:pPr>
-        <w:rPr>
-          <w:kern w:val="0"/>
-        </w:rPr>
-      </w:pPr>
-    </w:p>
-    <w:p>
-      <w:pPr>
-        <w:pStyle w:val="Heading2"/>
-      </w:pPr>
-      <w:bookmarkStart w:id="12" w:name="_Toc235289155"/>
-      <w:r>
-        <w:t>State-of-the</w:t>
-      </w:r>
-      <w:r>
-        <w:t>-art RL in Optimizing Energy System and Industrial Processes</w:t>
-      </w:r>
-      <w:bookmarkEnd w:id="12"/>
+        <w:t>.</w:t>
+      </w:r>
       <w:r>
         <w:t xml:space="preserve"> </w:t>
       </w:r>
-    </w:p>
-    <w:p>
-      <w:r>
-        <w:t xml:space="preserve">The adoption of RL </w:t>
-      </w:r>
-      <w:r>
-        <w:t>to optimize an energy system or industrial process has been a</w:t>
-      </w:r>
-      <w:r>
-        <w:t xml:space="preserve">n interest </w:t>
-      </w:r>
-      <w:r>
-        <w:t>of a lot of researchers</w:t>
-      </w:r>
-      <w:r>
-        <w:t xml:space="preserve"> due to their compelling advantages, particularly due to their inherent flexibility and adaptability </w:t>
+      <w:r>
+        <w:t>However, PtX systems are inherently complex and capital-intensive, especially when their operation is coupled with the variability and intermittency of renewable energy sourc</w:t>
+      </w:r>
+      <w:r>
+        <w:t xml:space="preserve">e </w:t>
       </w:r>
       <w:sdt>
         <w:sdtPr>
           <w:rPr>
             <w:color w:val="000000"/>
           </w:rPr>
-          <w:tag w:val="MENDELEY_CITATION_v3_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"/>
-          <w:id w:val="138545058"/>
+          <w:tag w:val="MENDELEY_CITATION_v3_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"/>
+          <w:id w:val="-1283643474"/>
           <w:placeholder>
             <w:docPart w:val="DefaultPlaceholder_-1854013440"/>
           </w:placeholder>
@@ -3412,610 +2615,21 @@
         </w:sdtContent>
       </w:sdt>
       <w:r>
-        <w:t xml:space="preserve">. </w:t>
-      </w:r>
-      <w:r>
-        <w:t xml:space="preserve">By </w:t>
-      </w:r>
-      <w:r>
-        <w:t xml:space="preserve">directly </w:t>
-      </w:r>
-      <w:r>
-        <w:t xml:space="preserve">interacting with a system </w:t>
-      </w:r>
-      <w:r>
-        <w:t>it</w:t>
-      </w:r>
-      <w:r>
-        <w:t xml:space="preserve"> </w:t>
-      </w:r>
-      <w:r>
-        <w:t xml:space="preserve">is </w:t>
-      </w:r>
-      <w:r>
-        <w:t xml:space="preserve">thrown into, the </w:t>
-      </w:r>
-      <w:r>
-        <w:t xml:space="preserve">RL agent </w:t>
-      </w:r>
-      <w:r>
-        <w:t xml:space="preserve">can derive optimal strategies through </w:t>
-      </w:r>
-      <w:r>
-        <w:t xml:space="preserve">a series of Markov Decision Process (MDP). </w:t>
-      </w:r>
-      <w:r>
-        <w:t xml:space="preserve">This </w:t>
-      </w:r>
-      <w:r>
-        <w:t>process involves a dynamic evolution</w:t>
-      </w:r>
-      <w:r>
-        <w:t xml:space="preserve"> of the states, actions, </w:t>
-      </w:r>
-      <w:r>
-        <w:t>transitional probabilities, and reward at each time ste</w:t>
-      </w:r>
-      <w:r>
-        <w:t>p, where RL agent selects and executes action</w:t>
-      </w:r>
-      <w:r>
-        <w:t xml:space="preserve">, at a current state, and receiving a reward from its action. </w:t>
-      </w:r>
-    </w:p>
-    <w:p>
-      <w:pPr>
-        <w:pStyle w:val="ListParagraph"/>
-        <w:numPr>
-          <w:ilvl w:val="0"/>
-          <w:numId w:val="33"/>
-        </w:numPr>
-      </w:pPr>
-      <w:r>
-        <w:t>Diagram of MDP process</w:t>
-      </w:r>
-    </w:p>
-    <w:p>
-      <w:r>
-        <w:t xml:space="preserve">The </w:t>
-      </w:r>
-      <w:r>
-        <w:t>main</w:t>
-      </w:r>
-      <w:r>
-        <w:t xml:space="preserve"> objective of an </w:t>
-      </w:r>
-      <w:r>
-        <w:t xml:space="preserve">agent is to maximize the discounted sum of reward </w:t>
-      </w:r>
-      <w:r>
-        <w:t xml:space="preserve">from time t to infinity, denoted by </w:t>
-      </w:r>
-      <m:oMath>
-        <m:sSub>
-          <m:sSubPr>
-            <m:ctrlPr>
-              <w:rPr>
-                <w:rFonts w:ascii="Cambria Math" w:hAnsi="Cambria Math"/>
-                <w:i/>
-              </w:rPr>
-            </m:ctrlPr>
-          </m:sSubPr>
-          <m:e>
-            <m:r>
-              <w:rPr>
-                <w:rFonts w:ascii="Cambria Math" w:hAnsi="Cambria Math"/>
-              </w:rPr>
-              <m:t>R</m:t>
-            </m:r>
-          </m:e>
-          <m:sub>
-            <m:r>
-              <w:rPr>
-                <w:rFonts w:ascii="Cambria Math" w:hAnsi="Cambria Math"/>
-              </w:rPr>
-              <m:t>t</m:t>
-            </m:r>
-          </m:sub>
-        </m:sSub>
-      </m:oMath>
-      <w:r>
-        <w:t xml:space="preserve"> </w:t>
-      </w:r>
-      <w:r>
-        <w:t>, which is expressed as follows</w:t>
-      </w:r>
-    </w:p>
-    <w:p>
-      <w:pPr>
-        <w:pStyle w:val="ListParagraph"/>
-        <w:numPr>
-          <w:ilvl w:val="0"/>
-          <w:numId w:val="35"/>
-        </w:numPr>
-      </w:pPr>
-      <w:r>
-        <w:t>Equation of sum of reward</w:t>
-      </w:r>
-    </w:p>
-    <w:p>
-      <w:r>
-        <w:t xml:space="preserve">The agent </w:t>
-      </w:r>
-      <w:r>
-        <w:t xml:space="preserve">navigates its action based on a policy </w:t>
-      </w:r>
-      <m:oMath>
-        <m:r>
-          <w:rPr>
-            <w:rFonts w:ascii="Cambria Math" w:hAnsi="Cambria Math"/>
-          </w:rPr>
-          <m:t>π</m:t>
-        </m:r>
-      </m:oMath>
-      <w:r>
-        <w:t xml:space="preserve">, which directs agents what to do given the states of the environment. Each policy </w:t>
-      </w:r>
-      <w:r>
-        <w:t xml:space="preserve">is associated with a state-value function </w:t>
-      </w:r>
-      <m:oMath>
-        <m:sSup>
-          <m:sSupPr>
-            <m:ctrlPr>
-              <w:rPr>
-                <w:rFonts w:ascii="Cambria Math" w:hAnsi="Cambria Math"/>
-                <w:i/>
-              </w:rPr>
-            </m:ctrlPr>
-          </m:sSupPr>
-          <m:e>
-            <m:r>
-              <w:rPr>
-                <w:rFonts w:ascii="Cambria Math" w:hAnsi="Cambria Math"/>
-              </w:rPr>
-              <m:t>V</m:t>
-            </m:r>
-          </m:e>
-          <m:sup>
-            <m:r>
-              <w:rPr>
-                <w:rFonts w:ascii="Cambria Math" w:hAnsi="Cambria Math"/>
-              </w:rPr>
-              <m:t>π</m:t>
-            </m:r>
-          </m:sup>
-        </m:sSup>
-        <m:r>
-          <w:rPr>
-            <w:rFonts w:ascii="Cambria Math" w:hAnsi="Cambria Math"/>
-          </w:rPr>
-          <m:t>(s)</m:t>
-        </m:r>
-      </m:oMath>
-      <w:r>
-        <w:t xml:space="preserve">, which predicts the result for state </w:t>
-      </w:r>
-      <m:oMath>
-        <m:r>
-          <w:rPr>
-            <w:rFonts w:ascii="Cambria Math" w:hAnsi="Cambria Math"/>
-          </w:rPr>
-          <m:t>s</m:t>
-        </m:r>
-      </m:oMath>
-      <w:r>
-        <w:t xml:space="preserve">, when following policy </w:t>
-      </w:r>
-      <m:oMath>
-        <m:r>
-          <w:rPr>
-            <w:rFonts w:ascii="Cambria Math" w:hAnsi="Cambria Math"/>
-          </w:rPr>
-          <m:t>π</m:t>
-        </m:r>
-      </m:oMath>
-      <w:r>
-        <w:t>:</w:t>
-      </w:r>
-    </w:p>
-    <w:p>
-      <w:pPr>
-        <w:pStyle w:val="ListParagraph"/>
-        <w:numPr>
-          <w:ilvl w:val="0"/>
-          <w:numId w:val="35"/>
-        </w:numPr>
-      </w:pPr>
-      <w:r>
-        <w:t xml:space="preserve">Equation of </w:t>
-      </w:r>
-      <w:r>
-        <w:t>state-value function</w:t>
-      </w:r>
-    </w:p>
-    <w:p>
-      <w:r>
-        <w:t xml:space="preserve">The optimal value of state </w:t>
-      </w:r>
-      <m:oMath>
-        <m:r>
-          <w:rPr>
-            <w:rFonts w:ascii="Cambria Math" w:hAnsi="Cambria Math"/>
-          </w:rPr>
-          <m:t>s</m:t>
-        </m:r>
-      </m:oMath>
-      <w:r>
-        <w:t xml:space="preserve">, </w:t>
-      </w:r>
-      <w:r>
-        <w:t xml:space="preserve"> </w:t>
-      </w:r>
-      <m:oMath>
-        <m:sSup>
-          <m:sSupPr>
-            <m:ctrlPr>
-              <w:rPr>
-                <w:rFonts w:ascii="Cambria Math" w:hAnsi="Cambria Math"/>
-                <w:i/>
-              </w:rPr>
-            </m:ctrlPr>
-          </m:sSupPr>
-          <m:e>
-            <m:r>
-              <w:rPr>
-                <w:rFonts w:ascii="Cambria Math" w:hAnsi="Cambria Math"/>
-              </w:rPr>
-              <m:t>V</m:t>
-            </m:r>
-          </m:e>
-          <m:sup>
-            <m:r>
-              <w:rPr>
-                <w:rFonts w:ascii="Cambria Math" w:hAnsi="Cambria Math"/>
-              </w:rPr>
-              <m:t>*</m:t>
-            </m:r>
-          </m:sup>
-        </m:sSup>
-        <m:r>
-          <w:rPr>
-            <w:rFonts w:ascii="Cambria Math" w:hAnsi="Cambria Math"/>
-          </w:rPr>
-          <m:t>(s)</m:t>
-        </m:r>
-      </m:oMath>
-      <w:r>
-        <w:t xml:space="preserve"> </w:t>
-      </w:r>
-      <w:r>
-        <w:t xml:space="preserve">is the defined as </w:t>
-      </w:r>
-      <m:oMath>
-        <m:sSup>
-          <m:sSupPr>
-            <m:ctrlPr>
-              <w:rPr>
-                <w:rFonts w:ascii="Cambria Math" w:hAnsi="Cambria Math"/>
-                <w:i/>
-              </w:rPr>
-            </m:ctrlPr>
-          </m:sSupPr>
-          <m:e>
-            <m:r>
-              <w:rPr>
-                <w:rFonts w:ascii="Cambria Math" w:hAnsi="Cambria Math"/>
-              </w:rPr>
-              <m:t>V</m:t>
-            </m:r>
-          </m:e>
-          <m:sup>
-            <m:r>
-              <w:rPr>
-                <w:rFonts w:ascii="Cambria Math" w:hAnsi="Cambria Math"/>
-              </w:rPr>
-              <m:t>π</m:t>
-            </m:r>
-          </m:sup>
-        </m:sSup>
-        <m:r>
-          <w:rPr>
-            <w:rFonts w:ascii="Cambria Math" w:hAnsi="Cambria Math"/>
-          </w:rPr>
-          <m:t>(s)</m:t>
-        </m:r>
-      </m:oMath>
-      <w:r>
-        <w:t xml:space="preserve"> </w:t>
-      </w:r>
-      <w:r>
-        <w:t xml:space="preserve">to map the maximum value ofver all </w:t>
-      </w:r>
-      <w:r>
-        <w:lastRenderedPageBreak/>
-        <w:t>possible policies:</w:t>
-      </w:r>
-    </w:p>
-    <w:p>
-      <w:pPr>
-        <w:pStyle w:val="ListParagraph"/>
-        <w:numPr>
-          <w:ilvl w:val="0"/>
-          <w:numId w:val="37"/>
-        </w:numPr>
-      </w:pPr>
-      <w:r>
-        <w:t>Optimal value of state s equation</w:t>
-      </w:r>
-    </w:p>
-    <w:p>
-      <w:r>
-        <w:t xml:space="preserve">The other </w:t>
-      </w:r>
-      <w:r>
-        <w:t xml:space="preserve">related variable is a action-value function </w:t>
-      </w:r>
-      <m:oMath>
-        <m:sSup>
-          <m:sSupPr>
-            <m:ctrlPr>
-              <w:rPr>
-                <w:rFonts w:ascii="Cambria Math" w:hAnsi="Cambria Math"/>
-                <w:i/>
-              </w:rPr>
-            </m:ctrlPr>
-          </m:sSupPr>
-          <m:e>
-            <m:r>
-              <w:rPr>
-                <w:rFonts w:ascii="Cambria Math" w:hAnsi="Cambria Math"/>
-              </w:rPr>
-              <m:t>Q</m:t>
-            </m:r>
-          </m:e>
-          <m:sup>
-            <m:r>
-              <w:rPr>
-                <w:rFonts w:ascii="Cambria Math" w:hAnsi="Cambria Math"/>
-              </w:rPr>
-              <m:t>π</m:t>
-            </m:r>
-          </m:sup>
-        </m:sSup>
-        <m:r>
-          <w:rPr>
-            <w:rFonts w:ascii="Cambria Math" w:hAnsi="Cambria Math"/>
-          </w:rPr>
-          <m:t>(s,a)</m:t>
-        </m:r>
-      </m:oMath>
-      <w:r>
-        <w:t xml:space="preserve">, which gives the expected return when taking action </w:t>
-      </w:r>
-      <m:oMath>
-        <m:r>
-          <w:rPr>
-            <w:rFonts w:ascii="Cambria Math" w:hAnsi="Cambria Math"/>
-          </w:rPr>
-          <m:t>a</m:t>
-        </m:r>
-      </m:oMath>
-      <w:r>
-        <w:t xml:space="preserve"> in state </w:t>
-      </w:r>
-      <m:oMath>
-        <m:r>
-          <w:rPr>
-            <w:rFonts w:ascii="Cambria Math" w:hAnsi="Cambria Math"/>
-          </w:rPr>
-          <m:t>s</m:t>
-        </m:r>
-      </m:oMath>
-      <w:r>
-        <w:t xml:space="preserve"> and following policy </w:t>
-      </w:r>
-      <m:oMath>
-        <m:r>
-          <w:rPr>
-            <w:rFonts w:ascii="Cambria Math" w:hAnsi="Cambria Math"/>
-          </w:rPr>
-          <m:t>π</m:t>
-        </m:r>
-      </m:oMath>
-      <w:r>
-        <w:t>:</w:t>
-      </w:r>
-    </w:p>
-    <w:p>
-      <w:pPr>
-        <w:pStyle w:val="ListParagraph"/>
-        <w:numPr>
-          <w:ilvl w:val="0"/>
-          <w:numId w:val="38"/>
-        </w:numPr>
-      </w:pPr>
-      <m:oMath>
-        <m:sSup>
-          <m:sSupPr>
-            <m:ctrlPr>
-              <w:rPr>
-                <w:rFonts w:ascii="Cambria Math" w:hAnsi="Cambria Math"/>
-                <w:i/>
-              </w:rPr>
-            </m:ctrlPr>
-          </m:sSupPr>
-          <m:e>
-            <m:r>
-              <w:rPr>
-                <w:rFonts w:ascii="Cambria Math" w:hAnsi="Cambria Math"/>
-              </w:rPr>
-              <m:t>Q</m:t>
-            </m:r>
-          </m:e>
-          <m:sup>
-            <m:r>
-              <w:rPr>
-                <w:rFonts w:ascii="Cambria Math" w:hAnsi="Cambria Math"/>
-              </w:rPr>
-              <m:t>π</m:t>
-            </m:r>
-          </m:sup>
-        </m:sSup>
-        <m:r>
-          <w:rPr>
-            <w:rFonts w:ascii="Cambria Math" w:hAnsi="Cambria Math"/>
-          </w:rPr>
-          <m:t>(s,a)</m:t>
-        </m:r>
-      </m:oMath>
-      <w:r>
-        <w:t xml:space="preserve"> equation</w:t>
-      </w:r>
-    </w:p>
-    <w:p>
-      <w:r>
-        <w:t>The optimal Q-value of state-action pair</w:t>
-      </w:r>
-      <w:r>
-        <w:t xml:space="preserve">, </w:t>
-      </w:r>
-      <m:oMath>
-        <m:sSup>
-          <m:sSupPr>
-            <m:ctrlPr>
-              <w:rPr>
-                <w:rFonts w:ascii="Cambria Math" w:hAnsi="Cambria Math"/>
-                <w:i/>
-              </w:rPr>
-            </m:ctrlPr>
-          </m:sSupPr>
-          <m:e>
-            <m:r>
-              <w:rPr>
-                <w:rFonts w:ascii="Cambria Math" w:hAnsi="Cambria Math"/>
-              </w:rPr>
-              <m:t>Q</m:t>
-            </m:r>
-          </m:e>
-          <m:sup>
-            <m:r>
-              <w:rPr>
-                <w:rFonts w:ascii="Cambria Math" w:hAnsi="Cambria Math"/>
-              </w:rPr>
-              <m:t>*</m:t>
-            </m:r>
-          </m:sup>
-        </m:sSup>
-        <m:r>
-          <w:rPr>
-            <w:rFonts w:ascii="Cambria Math" w:hAnsi="Cambria Math"/>
-          </w:rPr>
-          <m:t>(s,a)</m:t>
-        </m:r>
-      </m:oMath>
-      <w:r>
-        <w:t xml:space="preserve">, </w:t>
-      </w:r>
-      <w:r>
-        <w:t>is the maximum Q-value over all possible policies:</w:t>
-      </w:r>
-    </w:p>
-    <w:p>
-      <w:pPr>
-        <w:pStyle w:val="ListParagraph"/>
-        <w:numPr>
-          <w:ilvl w:val="0"/>
-          <w:numId w:val="39"/>
-        </w:numPr>
-      </w:pPr>
-      <w:r>
-        <w:t>Equation of optimal Q-value of state-aciton pair</w:t>
-      </w:r>
-    </w:p>
-    <w:p>
-      <w:r>
-        <w:t xml:space="preserve">In short, </w:t>
-      </w:r>
-      <w:r>
-        <w:t xml:space="preserve">an optimal policy </w:t>
-      </w:r>
-      <m:oMath>
-        <m:sSup>
-          <m:sSupPr>
-            <m:ctrlPr>
-              <w:rPr>
-                <w:rFonts w:ascii="Cambria Math" w:hAnsi="Cambria Math"/>
-                <w:i/>
-              </w:rPr>
-            </m:ctrlPr>
-          </m:sSupPr>
-          <m:e>
-            <m:r>
-              <w:rPr>
-                <w:rFonts w:ascii="Cambria Math" w:hAnsi="Cambria Math"/>
-              </w:rPr>
-              <m:t>π</m:t>
-            </m:r>
-          </m:e>
-          <m:sup>
-            <m:r>
-              <w:rPr>
-                <w:rFonts w:ascii="Cambria Math" w:hAnsi="Cambria Math"/>
-              </w:rPr>
-              <m:t>*</m:t>
-            </m:r>
-          </m:sup>
-        </m:sSup>
-        <m:r>
-          <w:rPr>
-            <w:rFonts w:ascii="Cambria Math" w:hAnsi="Cambria Math"/>
-          </w:rPr>
-          <m:t>(s)</m:t>
-        </m:r>
-      </m:oMath>
-      <w:r>
-        <w:t xml:space="preserve"> is a policy whose state-value function</w:t>
-      </w:r>
-      <w:r>
-        <w:t xml:space="preserve"> is equal to the optimal value of state.</w:t>
-      </w:r>
-    </w:p>
-    <w:p>
-      <w:pPr>
-        <w:pStyle w:val="ListParagraph"/>
-        <w:numPr>
-          <w:ilvl w:val="0"/>
-          <w:numId w:val="40"/>
-        </w:numPr>
-      </w:pPr>
-      <w:r>
-        <w:t>Diagram of these variables as an MDP process</w:t>
-      </w:r>
-      <w:r>
-        <w:t xml:space="preserve"> (Find available literature online and recreate)</w:t>
-      </w:r>
-    </w:p>
-    <w:p>
-      <w:r>
-        <w:t xml:space="preserve">Modelling an accurate </w:t>
-      </w:r>
-      <w:r>
-        <w:t>environment’s dynamics through MDPs is emphasized by many researchers in the field</w:t>
-      </w:r>
-      <w:r>
-        <w:t xml:space="preserve"> to obtain a robust framework and good result</w:t>
-      </w:r>
-      <w:r>
-        <w:t xml:space="preserve"> </w:t>
+        <w:t>. This complexity introduces significant challenges in both system design and operational planning, thereby necessitating robust optimization strategies that can effectively minimize capital expenditures (CAPEX) and operational expenditures (OPEX).</w:t>
+      </w:r>
+    </w:p>
+    <w:p/>
+    <w:p>
+      <w:r>
+        <w:t xml:space="preserve">To address this need, Mixed-Integer Linear Programming (MILP) has become the prevailing industrial standard due to its robustness, transparency, and well-established solution techniques </w:t>
       </w:r>
       <w:sdt>
         <w:sdtPr>
           <w:rPr>
             <w:color w:val="000000"/>
           </w:rPr>
-          <w:tag w:val="MENDELEY_CITATION_v3_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"/>
-          <w:id w:val="-157844259"/>
+          <w:tag w:val="MENDELEY_CITATION_v3_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"/>
+          <w:id w:val="-2054302614"/>
           <w:placeholder>
             <w:docPart w:val="DefaultPlaceholder_-1854013440"/>
           </w:placeholder>
@@ -4030,78 +2644,7 @@
         </w:sdtContent>
       </w:sdt>
       <w:r>
-        <w:t xml:space="preserve">. Adopting this process enables RL agents to </w:t>
-      </w:r>
-      <w:r>
-        <w:t xml:space="preserve">adapt to complex and dynamic environments effectively, which is ideal for </w:t>
-      </w:r>
-      <w:r>
-        <w:t xml:space="preserve">optimizing the operation of a polygeneration </w:t>
-      </w:r>
-      <w:r>
-        <w:t>plant.</w:t>
-      </w:r>
-      <w:r>
-        <w:t xml:space="preserve"> </w:t>
-      </w:r>
-    </w:p>
-    <w:p>
-      <w:pPr>
-        <w:pStyle w:val="ListParagraph"/>
-        <w:numPr>
-          <w:ilvl w:val="0"/>
-          <w:numId w:val="33"/>
-        </w:numPr>
-      </w:pPr>
-      <w:r>
-        <w:t>Some examples of RL agent used in optimizing energy systems</w:t>
-      </w:r>
-    </w:p>
-    <w:p>
-      <w:r>
-        <w:t>There are different type</w:t>
-      </w:r>
-      <w:r>
-        <w:t>s</w:t>
-      </w:r>
-      <w:r>
-        <w:t xml:space="preserve"> of RL algorithms to be </w:t>
-      </w:r>
-      <w:r>
-        <w:t>chosen for complex energy system optimization and control. The type of RL algorithms are usually divided into three parts: value-based</w:t>
-      </w:r>
-      <w:r>
-        <w:t xml:space="preserve"> RL, policy-based RL, and actor-critic that sits in between them. </w:t>
-      </w:r>
-      <w:r>
-        <w:t xml:space="preserve">The different </w:t>
-      </w:r>
-      <w:r>
-        <w:t>between</w:t>
-      </w:r>
-      <w:r>
-        <w:t xml:space="preserve"> these different types lie in </w:t>
-      </w:r>
-      <w:r>
-        <w:t xml:space="preserve">the learning methodology for the RL agent. Value-based RL learns a value function, </w:t>
-      </w:r>
-      <w:r>
-        <w:t xml:space="preserve">usually a Q(s,a) estimate, and then </w:t>
-      </w:r>
-      <w:r>
-        <w:t xml:space="preserve">chooses an action that returns best estimated value. </w:t>
-      </w:r>
-      <w:r>
-        <w:t>Some example of value.based RL are Q-learning and Deep</w:t>
-      </w:r>
-      <w:r>
-        <w:t xml:space="preserve"> Q Network (</w:t>
-      </w:r>
-      <w:r>
-        <w:t>DQN</w:t>
-      </w:r>
-      <w:r>
-        <w:t>)</w:t>
+        <w:t>. At the same time, the rapid advancement of artificial intelligence (AI) has motivated the exploration of alternative methodologies, particularly reinforcement learning (RL)</w:t>
       </w:r>
       <w:r>
         <w:t xml:space="preserve"> </w:t>
@@ -4111,8 +2654,8 @@
           <w:rPr>
             <w:color w:val="000000"/>
           </w:rPr>
-          <w:tag w:val="MENDELEY_CITATION_v3_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"/>
-          <w:id w:val="-1666621726"/>
+          <w:tag w:val="MENDELEY_CITATION_v3_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"/>
+          <w:id w:val="-935977663"/>
           <w:placeholder>
             <w:docPart w:val="DefaultPlaceholder_-1854013440"/>
           </w:placeholder>
@@ -4127,30 +2670,24 @@
         </w:sdtContent>
       </w:sdt>
       <w:r>
+        <w:t>. In this context, RL can be understood as an agent-based framework that learns optimal operational strategies through iterative interaction with the system environment, effectively acting as an autonomous plant operator</w:t>
+      </w:r>
+      <w:r>
         <w:t xml:space="preserve">. </w:t>
       </w:r>
-      <w:r>
-        <w:t>A study argues that value-function methods can run into convergence trouble</w:t>
-      </w:r>
-      <w:r>
-        <w:t>, especially when the system is in continuous, multivariate settings</w:t>
-      </w:r>
-      <w:r>
-        <w:t xml:space="preserve">. This algorithm excels in </w:t>
-      </w:r>
-      <w:r>
-        <w:t>controlling and optimizing discrete choices but not continuous ones</w:t>
-      </w:r>
-      <w:r>
-        <w:t xml:space="preserve"> </w:t>
+    </w:p>
+    <w:p/>
+    <w:p>
+      <w:r>
+        <w:t xml:space="preserve">Despite its widespread adoption, MILP relies on linear approximations of system behavior, which can limit model fidelity when representing inherently nonlinear processes </w:t>
       </w:r>
       <w:sdt>
         <w:sdtPr>
           <w:rPr>
             <w:color w:val="000000"/>
           </w:rPr>
-          <w:tag w:val="MENDELEY_CITATION_v3_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"/>
-          <w:id w:val="-792588821"/>
+          <w:tag w:val="MENDELEY_CITATION_v3_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"/>
+          <w:id w:val="-1821730970"/>
           <w:placeholder>
             <w:docPart w:val="DefaultPlaceholder_-1854013440"/>
           </w:placeholder>
@@ -4165,27 +2702,15 @@
         </w:sdtContent>
       </w:sdt>
       <w:r>
-        <w:t xml:space="preserve">. </w:t>
-      </w:r>
-    </w:p>
-    <w:p/>
-    <w:p>
-      <w:r>
-        <w:t>On the other hand, Policy-based RL learn the Policy directly</w:t>
-      </w:r>
-      <w:r>
-        <w:t>, which means it parametrizes the action rule itself and pinpoints the optimal policy with methods like policy gradients and PPO</w:t>
-      </w:r>
-      <w:r>
-        <w:t xml:space="preserve"> </w:t>
+        <w:t xml:space="preserve">. In practice, such nonlinearities are often simplified or neglected. This limitation makes RL particularly attractive, as it allows for flexible environment design in which high-fidelity, nonlinear system dynamics can be directly incorporated. Through appropriately defined reward structures, the RL agent can learn operational strategies that account for these complexities without requiring explicit linearization </w:t>
       </w:r>
       <w:sdt>
         <w:sdtPr>
           <w:rPr>
             <w:color w:val="000000"/>
           </w:rPr>
-          <w:tag w:val="MENDELEY_CITATION_v3_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"/>
-          <w:id w:val="1046030400"/>
+          <w:tag w:val="MENDELEY_CITATION_v3_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"/>
+          <w:id w:val="1986736768"/>
           <w:placeholder>
             <w:docPart w:val="DefaultPlaceholder_-1854013440"/>
           </w:placeholder>
@@ -4202,27 +2727,204 @@
       <w:r>
         <w:t>.</w:t>
       </w:r>
-      <w:r>
-        <w:t xml:space="preserve"> </w:t>
-      </w:r>
-      <w:r>
-        <w:t xml:space="preserve">There </w:t>
-      </w:r>
-      <w:r>
-        <w:t>are</w:t>
-      </w:r>
-      <w:r>
-        <w:t xml:space="preserve"> many literature on RL that simply applies </w:t>
-      </w:r>
-      <w:r>
-        <w:t>a value-based approach, howe</w:t>
-      </w:r>
-      <w:r>
-        <w:t xml:space="preserve">ver, since energy problem are often continuous, high-dimensional, and constrained, policy-based approach are </w:t>
+    </w:p>
+    <w:p/>
+    <w:p>
+      <w:r>
+        <w:t xml:space="preserve">Building on this motivation, this thesis adopts a two-step methodological framework to </w:t>
       </w:r>
       <w:r>
         <w:lastRenderedPageBreak/>
-        <w:t>usually preferred</w:t>
+        <w:t>systematically compare different levels of modeling fidelity and optimization approaches. In the first step, a comparison is conducted between a fully integrated MILP formulation and a decoupled framework in which system design (sizing) and operation (dispatch) are optimized separately. This step aims to assess the impact of incorporating nonlinear CAPEX assumptions in the outer-loop (design optimization). In the second step, the resulting optimal system sizing is used as an input for operational optimization, where both MILP and RL-based approaches are applied in the inner-loop (dispatch optimization). This structure enables a direct comparison of the two frameworks in terms of their ability to determine cost-optimal operational strategies, particularly when contrasting linearized system representations with higher-fidelity nonlinear models</w:t>
+      </w:r>
+      <w:r>
+        <w:t>.</w:t>
+      </w:r>
+    </w:p>
+    <w:p/>
+    <w:p>
+      <w:r>
+        <w:t>In summary, this thesis evaluates the techno-economic performance of a reinforcement learning–based approach against a conventional MILP-based framework for a hybrid biomass power-to-methanol plant located in South Africa. The analysis is performed across multiple scenarios and case studies to capture a range of operating conditions and system configurations</w:t>
+      </w:r>
+      <w:r>
+        <w:t xml:space="preserve">. </w:t>
+      </w:r>
+      <w:r>
+        <w:t>Through this comparative assessment, the study seeks to clarify the role and current capabilities of RL in optimizing complex Power-to-X systems, while benchmarking its performance against an established industrial standard.</w:t>
+      </w:r>
+    </w:p>
+    <w:p/>
+    <w:p>
+      <w:pPr>
+        <w:pStyle w:val="Heading2"/>
+      </w:pPr>
+      <w:bookmarkStart w:id="3" w:name="_Toc235289149"/>
+      <w:r>
+        <w:t>Introduction t</w:t>
+      </w:r>
+      <w:r>
+        <w:t>o Company</w:t>
+      </w:r>
+      <w:bookmarkEnd w:id="3"/>
+    </w:p>
+    <w:p>
+      <w:r>
+        <w:t>This master’s thesis is conducted in cooperation with FEV Europe GmbH, specifically within its energy+resources department. In this industrial context, the research aligns with ongoing efforts to expand capabilities beyond traditional automotive engineering toward energy-related applications.</w:t>
+      </w:r>
+    </w:p>
+    <w:p/>
+    <w:p>
+      <w:r>
+        <w:t>FEV Europe GmbH is widely recognized as an established expert within the automotive industry, particularly for its benchmarking and consulting services. Building on this foundation, the company is increasingly directing its efforts toward supporting innovation within the energy sector, reflecting broader industry trends and internal strategic priorities.</w:t>
+      </w:r>
+    </w:p>
+    <w:p/>
+    <w:p>
+      <w:r>
+        <w:t xml:space="preserve">Within this framework, the present thesis contributes to the identification and evaluation of an </w:t>
+      </w:r>
+      <w:r>
+        <w:lastRenderedPageBreak/>
+        <w:t>efficient optimization tool for innovative energy solutions, with a focus on complex polygeneration plants. The outcomes are intended to support future FEV Europe GmbH projects by enabling improved system design and operational decision-making</w:t>
+      </w:r>
+      <w:r>
+        <w:t>.</w:t>
+      </w:r>
+    </w:p>
+    <w:p>
+      <w:pPr>
+        <w:pStyle w:val="Heading2"/>
+      </w:pPr>
+      <w:bookmarkStart w:id="4" w:name="_Toc235289150"/>
+      <w:r>
+        <w:t>Objective</w:t>
+      </w:r>
+      <w:bookmarkEnd w:id="4"/>
+    </w:p>
+    <w:p>
+      <w:r>
+        <w:t>This thesis aims to systematically evaluate and compare two optimization frameworks across multiple operational scenarios. The analysis focuses on assessing their ability to represent and optimize complex hybrid energy systems, with particular attention to differences in system configuration and performance outcomes.</w:t>
+      </w:r>
+    </w:p>
+    <w:p/>
+    <w:p>
+      <w:r>
+        <w:t>A central objective is to investigate whether a non-linear physical model integrated with a reinforcement learning (RL) agent converges to substantially different component sizing and system layouts compared to a mixed-integer linear programming (MILP) approach. These differences are examined in terms of key techno-economic indicators, including capital expenditure (CAPEX), operational expenditure (OPEX),</w:t>
+      </w:r>
+      <w:r>
+        <w:t xml:space="preserve"> clipped energy, simulation time, amount of methanol produced</w:t>
+      </w:r>
+      <w:r>
+        <w:t xml:space="preserve"> and levelized cost of methanol (LCOM)</w:t>
+      </w:r>
+      <w:r>
+        <w:t>.</w:t>
+      </w:r>
+    </w:p>
+    <w:p/>
+    <w:p>
+      <w:r>
+        <w:t>Based on the simulation results, the thesis further aims to identify and explain the underlying reasons for any observed discrepancies—or the lack thereof—between the two frameworks. This comparative analysis supports a final assessment of whether one framework demonstrates superior performance or whether its suitability is dependent on specific system configurations and operating conditions.</w:t>
+      </w:r>
+    </w:p>
+    <w:p/>
+    <w:p>
+      <w:r>
+        <w:t>The expected contribution of this work is to enable the selection of an appropriate optimization framework for hybrid methanol synthesis plants, while also providing a structured approach for framework selection in other industrial energy systems. Additionally, the findings aim to improve optimization accuracy and/or reduce computational effort, and to enhance understanding of where and how RL-based approaches can be effectively applied within polygeneration system design</w:t>
+      </w:r>
+      <w:r>
+        <w:t>.</w:t>
+      </w:r>
+    </w:p>
+    <w:p>
+      <w:pPr>
+        <w:pStyle w:val="Heading2"/>
+      </w:pPr>
+      <w:bookmarkStart w:id="5" w:name="_Toc235289151"/>
+      <w:r>
+        <w:t>Thesis Configuration</w:t>
+      </w:r>
+      <w:bookmarkEnd w:id="5"/>
+    </w:p>
+    <w:p>
+      <w:r>
+        <w:t xml:space="preserve">This thesis is structured to provide a systematic and transparent comparison of the selected optimization frameworks. Chapter 2 reviews the state-of-the-art literature on the application of </w:t>
+      </w:r>
+      <w:r>
+        <w:lastRenderedPageBreak/>
+        <w:t>reinforcement learning (RL) in optimizing complex industrial processes and energy systems, including existing comparative studies between optimization approaches</w:t>
+      </w:r>
+      <w:r>
+        <w:t>.</w:t>
+      </w:r>
+    </w:p>
+    <w:p/>
+    <w:p>
+      <w:r>
+        <w:t>Chapter 3 details the methodological framework adopted for the comparison. It outlines a multi-stage evaluation procedure, describing each step taken to ensure a consistent and rigorous assessment of the two optimization approaches.</w:t>
+      </w:r>
+    </w:p>
+    <w:p/>
+    <w:p>
+      <w:r>
+        <w:t>Chapter 4 presents and discusses the results of this multi-stage comparison. It analyzes the performance of each framework across different scenarios and case studies, and introduces a generalization scoring approach to assess their robustness and applicability across multiple evaluation dimensions</w:t>
+      </w:r>
+      <w:r>
+        <w:t>.</w:t>
+      </w:r>
+    </w:p>
+    <w:p/>
+    <w:p>
+      <w:r>
+        <w:t>Finally, Chapter 5 summarizes the main findings of the thesis and reflects on key limitations, assumptions, and methodological considerations that underpin the analysis, providing context for the interpretation and transferability of the results.</w:t>
+      </w:r>
+      <w:r>
+        <w:br w:type="page"/>
+      </w:r>
+    </w:p>
+    <w:p>
+      <w:pPr>
+        <w:pStyle w:val="Heading1"/>
+      </w:pPr>
+      <w:bookmarkStart w:id="6" w:name="_Toc235289152"/>
+      <w:r>
+        <w:lastRenderedPageBreak/>
+        <w:t>Literature Review</w:t>
+      </w:r>
+      <w:bookmarkEnd w:id="6"/>
+    </w:p>
+    <w:p>
+      <w:pPr>
+        <w:pStyle w:val="Heading2"/>
+      </w:pPr>
+      <w:bookmarkStart w:id="7" w:name="_Toc235289153"/>
+      <w:commentRangeStart w:id="8"/>
+      <w:r>
+        <w:t xml:space="preserve">Power-to-X Integration for </w:t>
+      </w:r>
+      <w:r>
+        <w:t>Methanol Synthesis System</w:t>
+      </w:r>
+      <w:bookmarkEnd w:id="7"/>
+      <w:commentRangeEnd w:id="8"/>
+      <w:r>
+        <w:rPr>
+          <w:rStyle w:val="CommentReference"/>
+          <w:sz w:val="24"/>
+          <w:szCs w:val="28"/>
+        </w:rPr>
+        <w:commentReference w:id="8"/>
+      </w:r>
+    </w:p>
+    <w:p>
+      <w:r>
+        <w:t>The hybridization strategy considered in this thesis integrates two upstream pathways that jointly supply the feedstock for methanol synthesis: (i) a biomass-derived pathway and (ii) a hydrogen pathway based on water electrolysis. This configuration enables coordinated carbon and hydrogen management prior to the synthesis loop.</w:t>
+      </w:r>
+    </w:p>
+    <w:p/>
+    <w:p>
+      <w:r>
+        <w:t>In the biomass pathway, available feedstocks are converted into either syngas or biogas, which is subsequently upgraded to syngas for methanol production. In the literature, gasification is most commonly employed to directly convert solid biomass into syngas. An alternative route relies on anaerobic digestion (AD), where biomass is first converted into biogas and then reformed to syngas prior to methanol synthesis. The differences in process steps primarily drive the trade-offs between these technologies. The AD-based route is attractive because it can be integrated with existing waste-treatment infrastructure; however, it requires additional downstream conversion steps, making the pathway less direct and more dependent on reforming, CO₂ handling, and potentially electrolysis integration. In contrast, gasifier-based routes are more established for methanol synthesis, as they provide syngas directly and are well suited for coupling with high-temperature processes. Their disadvantages include challenges related to high-temperature solid handling, the requirement for an oxygen supply (e.g., via an air separation unit, ASU), and stricter gas-cleaning requirements</w:t>
       </w:r>
       <w:r>
         <w:t xml:space="preserve"> </w:t>
@@ -4232,8 +2934,8 @@
           <w:rPr>
             <w:color w:val="000000"/>
           </w:rPr>
-          <w:tag w:val="MENDELEY_CITATION_v3_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"/>
-          <w:id w:val="945582915"/>
+          <w:tag w:val="MENDELEY_CITATION_v3_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"/>
+          <w:id w:val="948123786"/>
           <w:placeholder>
             <w:docPart w:val="DefaultPlaceholder_-1854013440"/>
           </w:placeholder>
@@ -4251,29 +2953,2623 @@
         <w:t xml:space="preserve">. </w:t>
       </w:r>
     </w:p>
+    <w:p>
+      <w:pPr>
+        <w:pStyle w:val="Caption"/>
+        <w:keepNext/>
+        <w:jc w:val="center"/>
+      </w:pPr>
+      <w:r>
+        <w:t xml:space="preserve">Table </w:t>
+      </w:r>
+      <w:r>
+        <w:fldChar w:fldCharType="begin"/>
+      </w:r>
+      <w:r>
+        <w:instrText xml:space="preserve"> SEQ Table \* ARABIC </w:instrText>
+      </w:r>
+      <w:r>
+        <w:fldChar w:fldCharType="separate"/>
+      </w:r>
+      <w:r>
+        <w:rPr>
+          <w:noProof/>
+        </w:rPr>
+        <w:t>1</w:t>
+      </w:r>
+      <w:r>
+        <w:fldChar w:fldCharType="end"/>
+      </w:r>
+      <w:r>
+        <w:t xml:space="preserve"> </w:t>
+      </w:r>
+      <w:r>
+        <w:t>Structural</w:t>
+      </w:r>
+      <w:r>
+        <w:t xml:space="preserve"> and Process Comparison between AD and Gasification routes</w:t>
+      </w:r>
+    </w:p>
+    <w:tbl>
+      <w:tblPr>
+        <w:tblStyle w:val="PlainTable2"/>
+        <w:tblW w:w="9374" w:type="dxa"/>
+        <w:tblLook w:val="04A0" w:firstRow="1" w:lastRow="0" w:firstColumn="1" w:lastColumn="0" w:noHBand="0" w:noVBand="1"/>
+      </w:tblPr>
+      <w:tblGrid>
+        <w:gridCol w:w="1672"/>
+        <w:gridCol w:w="3160"/>
+        <w:gridCol w:w="3211"/>
+        <w:gridCol w:w="1331"/>
+      </w:tblGrid>
+      <w:tr>
+        <w:trPr>
+          <w:cnfStyle w:val="100000000000" w:firstRow="1" w:lastRow="0" w:firstColumn="0" w:lastColumn="0" w:oddVBand="0" w:evenVBand="0" w:oddHBand="0" w:evenHBand="0" w:firstRowFirstColumn="0" w:firstRowLastColumn="0" w:lastRowFirstColumn="0" w:lastRowLastColumn="0"/>
+        </w:trPr>
+        <w:tc>
+          <w:tcPr>
+            <w:cnfStyle w:val="001000000000" w:firstRow="0" w:lastRow="0" w:firstColumn="1" w:lastColumn="0" w:oddVBand="0" w:evenVBand="0" w:oddHBand="0" w:evenHBand="0" w:firstRowFirstColumn="0" w:firstRowLastColumn="0" w:lastRowFirstColumn="0" w:lastRowLastColumn="0"/>
+            <w:tcW w:w="0" w:type="auto"/>
+            <w:hideMark/>
+          </w:tcPr>
+          <w:p>
+            <w:r>
+              <w:t>Metric</w:t>
+            </w:r>
+          </w:p>
+        </w:tc>
+        <w:tc>
+          <w:tcPr>
+            <w:tcW w:w="0" w:type="auto"/>
+            <w:hideMark/>
+          </w:tcPr>
+          <w:p>
+            <w:pPr>
+              <w:cnfStyle w:val="100000000000" w:firstRow="1" w:lastRow="0" w:firstColumn="0" w:lastColumn="0" w:oddVBand="0" w:evenVBand="0" w:oddHBand="0" w:evenHBand="0" w:firstRowFirstColumn="0" w:firstRowLastColumn="0" w:lastRowFirstColumn="0" w:lastRowLastColumn="0"/>
+            </w:pPr>
+            <w:r>
+              <w:t>Anaerobic Digestion (AD) Route</w:t>
+            </w:r>
+          </w:p>
+        </w:tc>
+        <w:tc>
+          <w:tcPr>
+            <w:tcW w:w="0" w:type="auto"/>
+            <w:hideMark/>
+          </w:tcPr>
+          <w:p>
+            <w:pPr>
+              <w:cnfStyle w:val="100000000000" w:firstRow="1" w:lastRow="0" w:firstColumn="0" w:lastColumn="0" w:oddVBand="0" w:evenVBand="0" w:oddHBand="0" w:evenHBand="0" w:firstRowFirstColumn="0" w:firstRowLastColumn="0" w:lastRowFirstColumn="0" w:lastRowLastColumn="0"/>
+            </w:pPr>
+            <w:r>
+              <w:t>Biomass Gasification Route</w:t>
+            </w:r>
+          </w:p>
+        </w:tc>
+        <w:tc>
+          <w:tcPr>
+            <w:tcW w:w="236" w:type="dxa"/>
+          </w:tcPr>
+          <w:p>
+            <w:pPr>
+              <w:cnfStyle w:val="100000000000" w:firstRow="1" w:lastRow="0" w:firstColumn="0" w:lastColumn="0" w:oddVBand="0" w:evenVBand="0" w:oddHBand="0" w:evenHBand="0" w:firstRowFirstColumn="0" w:firstRowLastColumn="0" w:lastRowFirstColumn="0" w:lastRowLastColumn="0"/>
+            </w:pPr>
+            <w:r>
+              <w:t>References</w:t>
+            </w:r>
+          </w:p>
+        </w:tc>
+      </w:tr>
+      <w:tr>
+        <w:trPr>
+          <w:cnfStyle w:val="000000100000" w:firstRow="0" w:lastRow="0" w:firstColumn="0" w:lastColumn="0" w:oddVBand="0" w:evenVBand="0" w:oddHBand="1" w:evenHBand="0" w:firstRowFirstColumn="0" w:firstRowLastColumn="0" w:lastRowFirstColumn="0" w:lastRowLastColumn="0"/>
+        </w:trPr>
+        <w:tc>
+          <w:tcPr>
+            <w:cnfStyle w:val="001000000000" w:firstRow="0" w:lastRow="0" w:firstColumn="1" w:lastColumn="0" w:oddVBand="0" w:evenVBand="0" w:oddHBand="0" w:evenHBand="0" w:firstRowFirstColumn="0" w:firstRowLastColumn="0" w:lastRowFirstColumn="0" w:lastRowLastColumn="0"/>
+            <w:tcW w:w="0" w:type="auto"/>
+            <w:hideMark/>
+          </w:tcPr>
+          <w:p>
+            <w:r>
+              <w:t>Primary Conversion Mechanism</w:t>
+            </w:r>
+          </w:p>
+        </w:tc>
+        <w:tc>
+          <w:tcPr>
+            <w:tcW w:w="0" w:type="auto"/>
+            <w:hideMark/>
+          </w:tcPr>
+          <w:p>
+            <w:pPr>
+              <w:cnfStyle w:val="000000100000" w:firstRow="0" w:lastRow="0" w:firstColumn="0" w:lastColumn="0" w:oddVBand="0" w:evenVBand="0" w:oddHBand="1" w:evenHBand="0" w:firstRowFirstColumn="0" w:firstRowLastColumn="0" w:lastRowFirstColumn="0" w:lastRowLastColumn="0"/>
+            </w:pPr>
+            <w:r>
+              <w:t xml:space="preserve">Biochemical (mesophilic/thermophilic digestion of wet organic feedstocks) </w:t>
+            </w:r>
+          </w:p>
+        </w:tc>
+        <w:tc>
+          <w:tcPr>
+            <w:tcW w:w="0" w:type="auto"/>
+            <w:hideMark/>
+          </w:tcPr>
+          <w:p>
+            <w:pPr>
+              <w:cnfStyle w:val="000000100000" w:firstRow="0" w:lastRow="0" w:firstColumn="0" w:lastColumn="0" w:oddVBand="0" w:evenVBand="0" w:oddHBand="1" w:evenHBand="0" w:firstRowFirstColumn="0" w:firstRowLastColumn="0" w:lastRowFirstColumn="0" w:lastRowLastColumn="0"/>
+            </w:pPr>
+            <w:r>
+              <w:t>Thermochemical high-temperature reactions (</w:t>
+            </w:r>
+            <m:oMath>
+              <m:r>
+                <w:rPr>
+                  <w:rFonts w:ascii="Cambria Math" w:hAnsi="Cambria Math"/>
+                </w:rPr>
+                <m:t>&gt;</m:t>
+              </m:r>
+              <m:sSup>
+                <m:sSupPr>
+                  <m:ctrlPr>
+                    <w:rPr>
+                      <w:rFonts w:ascii="Cambria Math" w:hAnsi="Cambria Math"/>
+                    </w:rPr>
+                  </m:ctrlPr>
+                </m:sSupPr>
+                <m:e>
+                  <m:r>
+                    <w:rPr>
+                      <w:rFonts w:ascii="Cambria Math" w:hAnsi="Cambria Math"/>
+                    </w:rPr>
+                    <m:t>800</m:t>
+                  </m:r>
+                </m:e>
+                <m:sup>
+                  <m:r>
+                    <w:rPr>
+                      <w:rFonts w:ascii="Cambria Math" w:hAnsi="Cambria Math"/>
+                    </w:rPr>
+                    <m:t>∘</m:t>
+                  </m:r>
+                </m:sup>
+              </m:sSup>
+              <m:r>
+                <m:rPr>
+                  <m:nor/>
+                </m:rPr>
+                <m:t>C</m:t>
+              </m:r>
+              <m:r>
+                <w:rPr>
+                  <w:rFonts w:ascii="Cambria Math" w:hAnsi="Cambria Math"/>
+                </w:rPr>
+                <m:t>-</m:t>
+              </m:r>
+              <m:sSup>
+                <m:sSupPr>
+                  <m:ctrlPr>
+                    <w:rPr>
+                      <w:rFonts w:ascii="Cambria Math" w:hAnsi="Cambria Math"/>
+                    </w:rPr>
+                  </m:ctrlPr>
+                </m:sSupPr>
+                <m:e>
+                  <m:r>
+                    <w:rPr>
+                      <w:rFonts w:ascii="Cambria Math" w:hAnsi="Cambria Math"/>
+                    </w:rPr>
+                    <m:t>1200</m:t>
+                  </m:r>
+                </m:e>
+                <m:sup>
+                  <m:r>
+                    <w:rPr>
+                      <w:rFonts w:ascii="Cambria Math" w:hAnsi="Cambria Math"/>
+                    </w:rPr>
+                    <m:t>∘</m:t>
+                  </m:r>
+                </m:sup>
+              </m:sSup>
+              <m:r>
+                <m:rPr>
+                  <m:nor/>
+                </m:rPr>
+                <m:t>C</m:t>
+              </m:r>
+            </m:oMath>
+            <w:r>
+              <w:t xml:space="preserve">) </w:t>
+            </w:r>
+          </w:p>
+        </w:tc>
+        <w:sdt>
+          <w:sdtPr>
+            <w:rPr>
+              <w:color w:val="000000"/>
+            </w:rPr>
+            <w:tag w:val="MENDELEY_CITATION_v3_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"/>
+            <w:id w:val="1860542710"/>
+            <w:placeholder>
+              <w:docPart w:val="DefaultPlaceholder_-1854013440"/>
+            </w:placeholder>
+          </w:sdtPr>
+          <w:sdtContent>
+            <w:tc>
+              <w:tcPr>
+                <w:tcW w:w="236" w:type="dxa"/>
+              </w:tcPr>
+              <w:p>
+                <w:pPr>
+                  <w:cnfStyle w:val="000000100000" w:firstRow="0" w:lastRow="0" w:firstColumn="0" w:lastColumn="0" w:oddVBand="0" w:evenVBand="0" w:oddHBand="1" w:evenHBand="0" w:firstRowFirstColumn="0" w:firstRowLastColumn="0" w:lastRowFirstColumn="0" w:lastRowLastColumn="0"/>
+                </w:pPr>
+                <w:r>
+                  <w:rPr>
+                    <w:color w:val="000000"/>
+                  </w:rPr>
+                  <w:t>[9]</w:t>
+                </w:r>
+              </w:p>
+            </w:tc>
+          </w:sdtContent>
+        </w:sdt>
+      </w:tr>
+      <w:tr>
+        <w:tc>
+          <w:tcPr>
+            <w:cnfStyle w:val="001000000000" w:firstRow="0" w:lastRow="0" w:firstColumn="1" w:lastColumn="0" w:oddVBand="0" w:evenVBand="0" w:oddHBand="0" w:evenHBand="0" w:firstRowFirstColumn="0" w:firstRowLastColumn="0" w:lastRowFirstColumn="0" w:lastRowLastColumn="0"/>
+            <w:tcW w:w="0" w:type="auto"/>
+            <w:hideMark/>
+          </w:tcPr>
+          <w:p>
+            <w:r>
+              <w:t>Intermediate Stream</w:t>
+            </w:r>
+          </w:p>
+        </w:tc>
+        <w:tc>
+          <w:tcPr>
+            <w:tcW w:w="0" w:type="auto"/>
+            <w:hideMark/>
+          </w:tcPr>
+          <w:p>
+            <w:pPr>
+              <w:cnfStyle w:val="000000000000" w:firstRow="0" w:lastRow="0" w:firstColumn="0" w:lastColumn="0" w:oddVBand="0" w:evenVBand="0" w:oddHBand="0" w:evenHBand="0" w:firstRowFirstColumn="0" w:firstRowLastColumn="0" w:lastRowFirstColumn="0" w:lastRowLastColumn="0"/>
+            </w:pPr>
+            <w:r>
+              <w:t>Biogas (</w:t>
+            </w:r>
+            <m:oMath>
+              <m:r>
+                <w:rPr>
+                  <w:rFonts w:ascii="Cambria Math" w:hAnsi="Cambria Math"/>
+                </w:rPr>
+                <m:t>∼55</m:t>
+              </m:r>
+              <m:r>
+                <m:rPr>
+                  <m:nor/>
+                </m:rPr>
+                <m:t>--</m:t>
+              </m:r>
+              <m:r>
+                <w:rPr>
+                  <w:rFonts w:ascii="Cambria Math" w:hAnsi="Cambria Math"/>
+                </w:rPr>
+                <m:t>65% </m:t>
+              </m:r>
+              <m:sSub>
+                <m:sSubPr>
+                  <m:ctrlPr>
+                    <w:rPr>
+                      <w:rFonts w:ascii="Cambria Math" w:hAnsi="Cambria Math"/>
+                    </w:rPr>
+                  </m:ctrlPr>
+                </m:sSubPr>
+                <m:e>
+                  <m:r>
+                    <m:rPr>
+                      <m:nor/>
+                    </m:rPr>
+                    <m:t>CH</m:t>
+                  </m:r>
+                </m:e>
+                <m:sub>
+                  <m:r>
+                    <w:rPr>
+                      <w:rFonts w:ascii="Cambria Math" w:hAnsi="Cambria Math"/>
+                    </w:rPr>
+                    <m:t>4</m:t>
+                  </m:r>
+                </m:sub>
+              </m:sSub>
+            </m:oMath>
+            <w:r>
+              <w:t xml:space="preserve">, </w:t>
+            </w:r>
+            <m:oMath>
+              <m:r>
+                <w:rPr>
+                  <w:rFonts w:ascii="Cambria Math" w:hAnsi="Cambria Math"/>
+                </w:rPr>
+                <m:t>35</m:t>
+              </m:r>
+              <m:r>
+                <m:rPr>
+                  <m:nor/>
+                </m:rPr>
+                <m:t>--</m:t>
+              </m:r>
+              <m:r>
+                <w:rPr>
+                  <w:rFonts w:ascii="Cambria Math" w:hAnsi="Cambria Math"/>
+                </w:rPr>
+                <m:t>45% </m:t>
+              </m:r>
+              <m:sSub>
+                <m:sSubPr>
+                  <m:ctrlPr>
+                    <w:rPr>
+                      <w:rFonts w:ascii="Cambria Math" w:hAnsi="Cambria Math"/>
+                    </w:rPr>
+                  </m:ctrlPr>
+                </m:sSubPr>
+                <m:e>
+                  <m:r>
+                    <m:rPr>
+                      <m:nor/>
+                    </m:rPr>
+                    <m:t>CO</m:t>
+                  </m:r>
+                </m:e>
+                <m:sub>
+                  <m:r>
+                    <w:rPr>
+                      <w:rFonts w:ascii="Cambria Math" w:hAnsi="Cambria Math"/>
+                    </w:rPr>
+                    <m:t>2</m:t>
+                  </m:r>
+                </m:sub>
+              </m:sSub>
+            </m:oMath>
+            <w:r>
+              <w:t>) requiring reforming to form syngas</w:t>
+            </w:r>
+            <w:r>
+              <w:t>.</w:t>
+            </w:r>
+          </w:p>
+        </w:tc>
+        <w:tc>
+          <w:tcPr>
+            <w:tcW w:w="0" w:type="auto"/>
+            <w:hideMark/>
+          </w:tcPr>
+          <w:p>
+            <w:pPr>
+              <w:cnfStyle w:val="000000000000" w:firstRow="0" w:lastRow="0" w:firstColumn="0" w:lastColumn="0" w:oddVBand="0" w:evenVBand="0" w:oddHBand="0" w:evenHBand="0" w:firstRowFirstColumn="0" w:firstRowLastColumn="0" w:lastRowFirstColumn="0" w:lastRowLastColumn="0"/>
+            </w:pPr>
+            <w:r>
+              <w:t>Raw syngas (</w:t>
+            </w:r>
+            <m:oMath>
+              <m:r>
+                <m:rPr>
+                  <m:nor/>
+                </m:rPr>
+                <m:t>CO</m:t>
+              </m:r>
+              <m:r>
+                <w:rPr>
+                  <w:rFonts w:ascii="Cambria Math" w:hAnsi="Cambria Math"/>
+                </w:rPr>
+                <m:t>,</m:t>
+              </m:r>
+              <m:sSub>
+                <m:sSubPr>
+                  <m:ctrlPr>
+                    <w:rPr>
+                      <w:rFonts w:ascii="Cambria Math" w:hAnsi="Cambria Math"/>
+                    </w:rPr>
+                  </m:ctrlPr>
+                </m:sSubPr>
+                <m:e>
+                  <m:r>
+                    <m:rPr>
+                      <m:nor/>
+                    </m:rPr>
+                    <m:t>H</m:t>
+                  </m:r>
+                </m:e>
+                <m:sub>
+                  <m:r>
+                    <w:rPr>
+                      <w:rFonts w:ascii="Cambria Math" w:hAnsi="Cambria Math"/>
+                    </w:rPr>
+                    <m:t>2</m:t>
+                  </m:r>
+                </m:sub>
+              </m:sSub>
+              <m:r>
+                <w:rPr>
+                  <w:rFonts w:ascii="Cambria Math" w:hAnsi="Cambria Math"/>
+                </w:rPr>
+                <m:t>,</m:t>
+              </m:r>
+              <m:sSub>
+                <m:sSubPr>
+                  <m:ctrlPr>
+                    <w:rPr>
+                      <w:rFonts w:ascii="Cambria Math" w:hAnsi="Cambria Math"/>
+                    </w:rPr>
+                  </m:ctrlPr>
+                </m:sSubPr>
+                <m:e>
+                  <m:r>
+                    <m:rPr>
+                      <m:nor/>
+                    </m:rPr>
+                    <m:t>CO</m:t>
+                  </m:r>
+                </m:e>
+                <m:sub>
+                  <m:r>
+                    <w:rPr>
+                      <w:rFonts w:ascii="Cambria Math" w:hAnsi="Cambria Math"/>
+                    </w:rPr>
+                    <m:t>2</m:t>
+                  </m:r>
+                </m:sub>
+              </m:sSub>
+              <m:r>
+                <w:rPr>
+                  <w:rFonts w:ascii="Cambria Math" w:hAnsi="Cambria Math"/>
+                </w:rPr>
+                <m:t>,</m:t>
+              </m:r>
+              <m:sSub>
+                <m:sSubPr>
+                  <m:ctrlPr>
+                    <w:rPr>
+                      <w:rFonts w:ascii="Cambria Math" w:hAnsi="Cambria Math"/>
+                    </w:rPr>
+                  </m:ctrlPr>
+                </m:sSubPr>
+                <m:e>
+                  <m:r>
+                    <m:rPr>
+                      <m:nor/>
+                    </m:rPr>
+                    <m:t>CH</m:t>
+                  </m:r>
+                </m:e>
+                <m:sub>
+                  <m:r>
+                    <w:rPr>
+                      <w:rFonts w:ascii="Cambria Math" w:hAnsi="Cambria Math"/>
+                    </w:rPr>
+                    <m:t>4</m:t>
+                  </m:r>
+                </m:sub>
+              </m:sSub>
+            </m:oMath>
+            <w:r>
+              <w:t>) containing tars and particulates</w:t>
+            </w:r>
+            <w:r>
+              <w:t>.</w:t>
+            </w:r>
+          </w:p>
+        </w:tc>
+        <w:sdt>
+          <w:sdtPr>
+            <w:rPr>
+              <w:color w:val="000000"/>
+            </w:rPr>
+            <w:tag w:val="MENDELEY_CITATION_v3_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"/>
+            <w:id w:val="-1057705380"/>
+            <w:placeholder>
+              <w:docPart w:val="DefaultPlaceholder_-1854013440"/>
+            </w:placeholder>
+          </w:sdtPr>
+          <w:sdtContent>
+            <w:tc>
+              <w:tcPr>
+                <w:tcW w:w="236" w:type="dxa"/>
+              </w:tcPr>
+              <w:p>
+                <w:pPr>
+                  <w:cnfStyle w:val="000000000000" w:firstRow="0" w:lastRow="0" w:firstColumn="0" w:lastColumn="0" w:oddVBand="0" w:evenVBand="0" w:oddHBand="0" w:evenHBand="0" w:firstRowFirstColumn="0" w:firstRowLastColumn="0" w:lastRowFirstColumn="0" w:lastRowLastColumn="0"/>
+                </w:pPr>
+                <w:r>
+                  <w:rPr>
+                    <w:color w:val="000000"/>
+                  </w:rPr>
+                  <w:t>[9], [10]</w:t>
+                </w:r>
+              </w:p>
+            </w:tc>
+          </w:sdtContent>
+        </w:sdt>
+      </w:tr>
+      <w:tr>
+        <w:trPr>
+          <w:cnfStyle w:val="000000100000" w:firstRow="0" w:lastRow="0" w:firstColumn="0" w:lastColumn="0" w:oddVBand="0" w:evenVBand="0" w:oddHBand="1" w:evenHBand="0" w:firstRowFirstColumn="0" w:firstRowLastColumn="0" w:lastRowFirstColumn="0" w:lastRowLastColumn="0"/>
+        </w:trPr>
+        <w:tc>
+          <w:tcPr>
+            <w:cnfStyle w:val="001000000000" w:firstRow="0" w:lastRow="0" w:firstColumn="1" w:lastColumn="0" w:oddVBand="0" w:evenVBand="0" w:oddHBand="0" w:evenHBand="0" w:firstRowFirstColumn="0" w:firstRowLastColumn="0" w:lastRowFirstColumn="0" w:lastRowLastColumn="0"/>
+            <w:tcW w:w="0" w:type="auto"/>
+            <w:hideMark/>
+          </w:tcPr>
+          <w:p>
+            <w:r>
+              <w:lastRenderedPageBreak/>
+              <w:t>Feedstock Flexibility</w:t>
+            </w:r>
+          </w:p>
+        </w:tc>
+        <w:tc>
+          <w:tcPr>
+            <w:tcW w:w="0" w:type="auto"/>
+            <w:hideMark/>
+          </w:tcPr>
+          <w:p>
+            <w:pPr>
+              <w:cnfStyle w:val="000000100000" w:firstRow="0" w:lastRow="0" w:firstColumn="0" w:lastColumn="0" w:oddVBand="0" w:evenVBand="0" w:oddHBand="1" w:evenHBand="0" w:firstRowFirstColumn="0" w:firstRowLastColumn="0" w:lastRowFirstColumn="0" w:lastRowLastColumn="0"/>
+            </w:pPr>
+            <w:r>
+              <w:t>High-moisture, biodegradable substrates (e.g., sewage sludge, organic municipal solid waste, agricultural slurry)</w:t>
+            </w:r>
+            <w:r>
+              <w:t>.</w:t>
+            </w:r>
+          </w:p>
+        </w:tc>
+        <w:tc>
+          <w:tcPr>
+            <w:tcW w:w="0" w:type="auto"/>
+            <w:hideMark/>
+          </w:tcPr>
+          <w:p>
+            <w:pPr>
+              <w:cnfStyle w:val="000000100000" w:firstRow="0" w:lastRow="0" w:firstColumn="0" w:lastColumn="0" w:oddVBand="0" w:evenVBand="0" w:oddHBand="1" w:evenHBand="0" w:firstRowFirstColumn="0" w:firstRowLastColumn="0" w:lastRowFirstColumn="0" w:lastRowLastColumn="0"/>
+            </w:pPr>
+            <w:r>
+              <w:t>Low-moisture solid biomass (e.g., forestry residues, lignocellulosic crop waste, refuse-derived fuel/RDF)</w:t>
+            </w:r>
+            <w:r>
+              <w:t>.</w:t>
+            </w:r>
+          </w:p>
+        </w:tc>
+        <w:sdt>
+          <w:sdtPr>
+            <w:rPr>
+              <w:color w:val="000000"/>
+            </w:rPr>
+            <w:tag w:val="MENDELEY_CITATION_v3_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"/>
+            <w:id w:val="1701589650"/>
+            <w:placeholder>
+              <w:docPart w:val="DefaultPlaceholder_-1854013440"/>
+            </w:placeholder>
+          </w:sdtPr>
+          <w:sdtContent>
+            <w:tc>
+              <w:tcPr>
+                <w:tcW w:w="236" w:type="dxa"/>
+              </w:tcPr>
+              <w:p>
+                <w:pPr>
+                  <w:cnfStyle w:val="000000100000" w:firstRow="0" w:lastRow="0" w:firstColumn="0" w:lastColumn="0" w:oddVBand="0" w:evenVBand="0" w:oddHBand="1" w:evenHBand="0" w:firstRowFirstColumn="0" w:firstRowLastColumn="0" w:lastRowFirstColumn="0" w:lastRowLastColumn="0"/>
+                </w:pPr>
+                <w:r>
+                  <w:rPr>
+                    <w:color w:val="000000"/>
+                  </w:rPr>
+                  <w:t>[9]</w:t>
+                </w:r>
+              </w:p>
+            </w:tc>
+          </w:sdtContent>
+        </w:sdt>
+      </w:tr>
+      <w:tr>
+        <w:tc>
+          <w:tcPr>
+            <w:cnfStyle w:val="001000000000" w:firstRow="0" w:lastRow="0" w:firstColumn="1" w:lastColumn="0" w:oddVBand="0" w:evenVBand="0" w:oddHBand="0" w:evenHBand="0" w:firstRowFirstColumn="0" w:firstRowLastColumn="0" w:lastRowFirstColumn="0" w:lastRowLastColumn="0"/>
+            <w:tcW w:w="0" w:type="auto"/>
+            <w:hideMark/>
+          </w:tcPr>
+          <w:p>
+            <w:r>
+              <w:t>Core Process Bottleneck</w:t>
+            </w:r>
+          </w:p>
+        </w:tc>
+        <w:tc>
+          <w:tcPr>
+            <w:tcW w:w="0" w:type="auto"/>
+            <w:hideMark/>
+          </w:tcPr>
+          <w:p>
+            <w:pPr>
+              <w:cnfStyle w:val="000000000000" w:firstRow="0" w:lastRow="0" w:firstColumn="0" w:lastColumn="0" w:oddVBand="0" w:evenVBand="0" w:oddHBand="0" w:evenHBand="0" w:firstRowFirstColumn="0" w:firstRowLastColumn="0" w:lastRowFirstColumn="0" w:lastRowLastColumn="0"/>
+            </w:pPr>
+            <w:r>
+              <w:t xml:space="preserve">Biogas reforming (Dry Reforming DRM / Steam Reforming SMR) and stoichiometric </w:t>
+            </w:r>
+            <m:oMath>
+              <m:sSub>
+                <m:sSubPr>
+                  <m:ctrlPr>
+                    <w:rPr>
+                      <w:rFonts w:ascii="Cambria Math" w:hAnsi="Cambria Math"/>
+                    </w:rPr>
+                  </m:ctrlPr>
+                </m:sSubPr>
+                <m:e>
+                  <m:r>
+                    <m:rPr>
+                      <m:nor/>
+                    </m:rPr>
+                    <m:t>H</m:t>
+                  </m:r>
+                </m:e>
+                <m:sub>
+                  <m:r>
+                    <w:rPr>
+                      <w:rFonts w:ascii="Cambria Math" w:hAnsi="Cambria Math"/>
+                    </w:rPr>
+                    <m:t>2</m:t>
+                  </m:r>
+                </m:sub>
+              </m:sSub>
+              <m:r>
+                <w:rPr>
+                  <w:rFonts w:ascii="Cambria Math" w:hAnsi="Cambria Math"/>
+                </w:rPr>
+                <m:t>/</m:t>
+              </m:r>
+              <m:r>
+                <m:rPr>
+                  <m:nor/>
+                </m:rPr>
+                <m:t>CO</m:t>
+              </m:r>
+            </m:oMath>
+            <w:r>
+              <w:t xml:space="preserve"> ratio adjustment</w:t>
+            </w:r>
+            <w:r>
+              <w:t>.</w:t>
+            </w:r>
+          </w:p>
+        </w:tc>
+        <w:tc>
+          <w:tcPr>
+            <w:tcW w:w="0" w:type="auto"/>
+            <w:hideMark/>
+          </w:tcPr>
+          <w:p>
+            <w:pPr>
+              <w:cnfStyle w:val="000000000000" w:firstRow="0" w:lastRow="0" w:firstColumn="0" w:lastColumn="0" w:oddVBand="0" w:evenVBand="0" w:oddHBand="0" w:evenHBand="0" w:firstRowFirstColumn="0" w:firstRowLastColumn="0" w:lastRowFirstColumn="0" w:lastRowLastColumn="0"/>
+            </w:pPr>
+            <w:r>
+              <w:t>Severe syngas conditioning requirements (tar removal, particulate scrubbing, sulfur/halogen cleanup, and Water-Gas Shift)</w:t>
+            </w:r>
+            <w:r>
+              <w:t>.</w:t>
+            </w:r>
+          </w:p>
+        </w:tc>
+        <w:sdt>
+          <w:sdtPr>
+            <w:rPr>
+              <w:color w:val="000000"/>
+            </w:rPr>
+            <w:tag w:val="MENDELEY_CITATION_v3_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"/>
+            <w:id w:val="755255978"/>
+            <w:placeholder>
+              <w:docPart w:val="DefaultPlaceholder_-1854013440"/>
+            </w:placeholder>
+          </w:sdtPr>
+          <w:sdtContent>
+            <w:tc>
+              <w:tcPr>
+                <w:tcW w:w="236" w:type="dxa"/>
+              </w:tcPr>
+              <w:p>
+                <w:pPr>
+                  <w:cnfStyle w:val="000000000000" w:firstRow="0" w:lastRow="0" w:firstColumn="0" w:lastColumn="0" w:oddVBand="0" w:evenVBand="0" w:oddHBand="0" w:evenHBand="0" w:firstRowFirstColumn="0" w:firstRowLastColumn="0" w:lastRowFirstColumn="0" w:lastRowLastColumn="0"/>
+                </w:pPr>
+                <w:r>
+                  <w:rPr>
+                    <w:color w:val="000000"/>
+                  </w:rPr>
+                  <w:t>[9], [11]</w:t>
+                </w:r>
+              </w:p>
+            </w:tc>
+          </w:sdtContent>
+        </w:sdt>
+      </w:tr>
+      <w:tr>
+        <w:trPr>
+          <w:cnfStyle w:val="000000100000" w:firstRow="0" w:lastRow="0" w:firstColumn="0" w:lastColumn="0" w:oddVBand="0" w:evenVBand="0" w:oddHBand="1" w:evenHBand="0" w:firstRowFirstColumn="0" w:firstRowLastColumn="0" w:lastRowFirstColumn="0" w:lastRowLastColumn="0"/>
+        </w:trPr>
+        <w:tc>
+          <w:tcPr>
+            <w:cnfStyle w:val="001000000000" w:firstRow="0" w:lastRow="0" w:firstColumn="1" w:lastColumn="0" w:oddVBand="0" w:evenVBand="0" w:oddHBand="0" w:evenHBand="0" w:firstRowFirstColumn="0" w:firstRowLastColumn="0" w:lastRowFirstColumn="0" w:lastRowLastColumn="0"/>
+            <w:tcW w:w="0" w:type="auto"/>
+            <w:hideMark/>
+          </w:tcPr>
+          <w:p>
+            <w:r>
+              <w:t>Techno-Economic Profile</w:t>
+            </w:r>
+          </w:p>
+        </w:tc>
+        <w:tc>
+          <w:tcPr>
+            <w:tcW w:w="0" w:type="auto"/>
+            <w:hideMark/>
+          </w:tcPr>
+          <w:p>
+            <w:pPr>
+              <w:cnfStyle w:val="000000100000" w:firstRow="0" w:lastRow="0" w:firstColumn="0" w:lastColumn="0" w:oddVBand="0" w:evenVBand="0" w:oddHBand="1" w:evenHBand="0" w:firstRowFirstColumn="0" w:firstRowLastColumn="0" w:lastRowFirstColumn="0" w:lastRowLastColumn="0"/>
+            </w:pPr>
+            <w:r>
+              <w:t>Lower CAPEX per unit capacity; economically viable at smaller, regional plant sizes</w:t>
+            </w:r>
+            <w:r>
+              <w:t>.</w:t>
+            </w:r>
+          </w:p>
+        </w:tc>
+        <w:tc>
+          <w:tcPr>
+            <w:tcW w:w="0" w:type="auto"/>
+            <w:hideMark/>
+          </w:tcPr>
+          <w:p>
+            <w:pPr>
+              <w:cnfStyle w:val="000000100000" w:firstRow="0" w:lastRow="0" w:firstColumn="0" w:lastColumn="0" w:oddVBand="0" w:evenVBand="0" w:oddHBand="1" w:evenHBand="0" w:firstRowFirstColumn="0" w:firstRowLastColumn="0" w:lastRowFirstColumn="0" w:lastRowLastColumn="0"/>
+            </w:pPr>
+            <w:r>
+              <w:t>High upfront CAPEX; strongly dependent on economies of scale and centralized feedstock supply chains</w:t>
+            </w:r>
+            <w:r>
+              <w:t>.</w:t>
+            </w:r>
+          </w:p>
+        </w:tc>
+        <w:sdt>
+          <w:sdtPr>
+            <w:rPr>
+              <w:color w:val="000000"/>
+            </w:rPr>
+            <w:tag w:val="MENDELEY_CITATION_v3_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"/>
+            <w:id w:val="-1410840871"/>
+            <w:placeholder>
+              <w:docPart w:val="DefaultPlaceholder_-1854013440"/>
+            </w:placeholder>
+          </w:sdtPr>
+          <w:sdtContent>
+            <w:tc>
+              <w:tcPr>
+                <w:tcW w:w="236" w:type="dxa"/>
+              </w:tcPr>
+              <w:p>
+                <w:pPr>
+                  <w:cnfStyle w:val="000000100000" w:firstRow="0" w:lastRow="0" w:firstColumn="0" w:lastColumn="0" w:oddVBand="0" w:evenVBand="0" w:oddHBand="1" w:evenHBand="0" w:firstRowFirstColumn="0" w:firstRowLastColumn="0" w:lastRowFirstColumn="0" w:lastRowLastColumn="0"/>
+                </w:pPr>
+                <w:r>
+                  <w:rPr>
+                    <w:color w:val="000000"/>
+                  </w:rPr>
+                  <w:t>[10]</w:t>
+                </w:r>
+              </w:p>
+            </w:tc>
+          </w:sdtContent>
+        </w:sdt>
+      </w:tr>
+      <w:tr>
+        <w:tc>
+          <w:tcPr>
+            <w:cnfStyle w:val="001000000000" w:firstRow="0" w:lastRow="0" w:firstColumn="1" w:lastColumn="0" w:oddVBand="0" w:evenVBand="0" w:oddHBand="0" w:evenHBand="0" w:firstRowFirstColumn="0" w:firstRowLastColumn="0" w:lastRowFirstColumn="0" w:lastRowLastColumn="0"/>
+            <w:tcW w:w="0" w:type="auto"/>
+            <w:hideMark/>
+          </w:tcPr>
+          <w:p>
+            <w:r>
+              <w:t>Lifecycle GHG Abatement</w:t>
+            </w:r>
+          </w:p>
+        </w:tc>
+        <w:tc>
+          <w:tcPr>
+            <w:tcW w:w="0" w:type="auto"/>
+            <w:hideMark/>
+          </w:tcPr>
+          <w:p>
+            <w:pPr>
+              <w:cnfStyle w:val="000000000000" w:firstRow="0" w:lastRow="0" w:firstColumn="0" w:lastColumn="0" w:oddVBand="0" w:evenVBand="0" w:oddHBand="0" w:evenHBand="0" w:firstRowFirstColumn="0" w:firstRowLastColumn="0" w:lastRowFirstColumn="0" w:lastRowLastColumn="0"/>
+            </w:pPr>
+            <w:r>
+              <w:t>Moderate-to-high carbon footprint reduction depending on feedstock cultivation and digestate handling</w:t>
+            </w:r>
+            <w:r>
+              <w:t>.</w:t>
+            </w:r>
+          </w:p>
+        </w:tc>
+        <w:tc>
+          <w:tcPr>
+            <w:tcW w:w="0" w:type="auto"/>
+            <w:hideMark/>
+          </w:tcPr>
+          <w:p>
+            <w:pPr>
+              <w:cnfStyle w:val="000000000000" w:firstRow="0" w:lastRow="0" w:firstColumn="0" w:lastColumn="0" w:oddVBand="0" w:evenVBand="0" w:oddHBand="0" w:evenHBand="0" w:firstRowFirstColumn="0" w:firstRowLastColumn="0" w:lastRowFirstColumn="0" w:lastRowLastColumn="0"/>
+            </w:pPr>
+            <w:r>
+              <w:t xml:space="preserve">Exceptional carbon abatement potential (up to </w:t>
+            </w:r>
+            <m:oMath>
+              <m:r>
+                <w:rPr>
+                  <w:rFonts w:ascii="Cambria Math" w:hAnsi="Cambria Math"/>
+                </w:rPr>
+                <m:t>-0.88 </m:t>
+              </m:r>
+              <m:sSub>
+                <m:sSubPr>
+                  <m:ctrlPr>
+                    <w:rPr>
+                      <w:rFonts w:ascii="Cambria Math" w:hAnsi="Cambria Math"/>
+                    </w:rPr>
+                  </m:ctrlPr>
+                </m:sSubPr>
+                <m:e>
+                  <m:r>
+                    <m:rPr>
+                      <m:nor/>
+                    </m:rPr>
+                    <m:t>t CO</m:t>
+                  </m:r>
+                </m:e>
+                <m:sub>
+                  <m:r>
+                    <w:rPr>
+                      <w:rFonts w:ascii="Cambria Math" w:hAnsi="Cambria Math"/>
+                    </w:rPr>
+                    <m:t>2</m:t>
+                  </m:r>
+                </m:sub>
+              </m:sSub>
+              <m:sSub>
+                <m:sSubPr>
+                  <m:ctrlPr>
+                    <w:rPr>
+                      <w:rFonts w:ascii="Cambria Math" w:hAnsi="Cambria Math"/>
+                    </w:rPr>
+                  </m:ctrlPr>
+                </m:sSubPr>
+                <m:e>
+                  <m:r>
+                    <m:rPr>
+                      <m:nor/>
+                    </m:rPr>
+                    <m:t>e/t CH</m:t>
+                  </m:r>
+                </m:e>
+                <m:sub>
+                  <m:r>
+                    <w:rPr>
+                      <w:rFonts w:ascii="Cambria Math" w:hAnsi="Cambria Math"/>
+                    </w:rPr>
+                    <m:t>3</m:t>
+                  </m:r>
+                </m:sub>
+              </m:sSub>
+              <m:r>
+                <m:rPr>
+                  <m:nor/>
+                </m:rPr>
+                <m:t>OH</m:t>
+              </m:r>
+            </m:oMath>
+            <w:r>
+              <w:t>) when combined with biogenic carbon capture</w:t>
+            </w:r>
+            <w:r>
+              <w:t>.</w:t>
+            </w:r>
+          </w:p>
+        </w:tc>
+        <w:sdt>
+          <w:sdtPr>
+            <w:rPr>
+              <w:color w:val="000000"/>
+            </w:rPr>
+            <w:tag w:val="MENDELEY_CITATION_v3_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"/>
+            <w:id w:val="-548230676"/>
+            <w:placeholder>
+              <w:docPart w:val="DefaultPlaceholder_-1854013440"/>
+            </w:placeholder>
+          </w:sdtPr>
+          <w:sdtContent>
+            <w:tc>
+              <w:tcPr>
+                <w:tcW w:w="236" w:type="dxa"/>
+              </w:tcPr>
+              <w:p>
+                <w:pPr>
+                  <w:cnfStyle w:val="000000000000" w:firstRow="0" w:lastRow="0" w:firstColumn="0" w:lastColumn="0" w:oddVBand="0" w:evenVBand="0" w:oddHBand="0" w:evenHBand="0" w:firstRowFirstColumn="0" w:firstRowLastColumn="0" w:lastRowFirstColumn="0" w:lastRowLastColumn="0"/>
+                </w:pPr>
+                <w:r>
+                  <w:rPr>
+                    <w:color w:val="000000"/>
+                  </w:rPr>
+                  <w:t>[10]</w:t>
+                </w:r>
+              </w:p>
+            </w:tc>
+          </w:sdtContent>
+        </w:sdt>
+      </w:tr>
+    </w:tbl>
     <w:p/>
-    <w:p>
-      <w:r>
-        <w:t xml:space="preserve">Actor-critics methods are a mixed between the two: the actor learns the policy, while the critic learns the estimated value to make training more stable. </w:t>
-      </w:r>
-      <w:r>
-        <w:t xml:space="preserve">In the literature, </w:t>
-      </w:r>
-      <w:r>
-        <w:t xml:space="preserve">earlier studies still adopted Q-learning, but newer </w:t>
-      </w:r>
-      <w:r>
-        <w:t>research starts to implement actor-critic and other deep RL variants for complex control tasks</w:t>
-      </w:r>
-      <w:r>
-        <w:t xml:space="preserve"> </w:t>
+    <w:p/>
+    <w:p>
+      <w:r>
+        <w:t>The hydrogen pathway begins with the electrochemical splitting of water into hydrogen and oxygen using an electrolyzer. Several studies identify Solid Oxide Electrolyzer Cells (SOECs) as a promising option for power-to-methanol systems. The high operating temperature of SOECs allows for heat integration and potential oxygen utilization, which can increase overall plant efficiency compared to low-temperature systems</w:t>
       </w:r>
       <w:sdt>
         <w:sdtPr>
           <w:rPr>
             <w:color w:val="000000"/>
           </w:rPr>
-          <w:tag w:val="MENDELEY_CITATION_v3_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"/>
+          <w:tag w:val="MENDELEY_CITATION_v3_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"/>
+          <w:id w:val="-1817183316"/>
+          <w:placeholder>
+            <w:docPart w:val="DefaultPlaceholder_-1854013440"/>
+          </w:placeholder>
+        </w:sdtPr>
+        <w:sdtContent>
+          <w:r>
+            <w:rPr>
+              <w:color w:val="000000"/>
+            </w:rPr>
+            <w:t>[12]</w:t>
+          </w:r>
+        </w:sdtContent>
+      </w:sdt>
+      <w:r>
+        <w:t xml:space="preserve">. </w:t>
+      </w:r>
+      <w:r>
+        <w:t xml:space="preserve">However, key challenges include long-term stack durability, technological maturity, and limited operational flexibility, which is particularly relevant for systems coupled to variable renewable electricity. Techno-economic comparisons suggest that alkaline water electrolysis (AWE) represents a viable short- to mid-term option, whereas SOECs are more likely to be competitive in the mid- to long-term. Low-temperature electrolyzers such as AWE and proton exchange membrane (PEM) systems offer higher </w:t>
+      </w:r>
+      <w:r>
+        <w:lastRenderedPageBreak/>
+        <w:t>technological maturity and superior load-following capability, which is advantageous for renewable integration, but they do not fully exploit heat integration or co-electrolysis opportunities available to SOECs</w:t>
+      </w:r>
+      <w:r>
+        <w:t xml:space="preserve"> </w:t>
+      </w:r>
+      <w:sdt>
+        <w:sdtPr>
+          <w:rPr>
+            <w:color w:val="000000"/>
+          </w:rPr>
+          <w:tag w:val="MENDELEY_CITATION_v3_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"/>
+          <w:id w:val="-74059728"/>
+          <w:placeholder>
+            <w:docPart w:val="DefaultPlaceholder_-1854013440"/>
+          </w:placeholder>
+        </w:sdtPr>
+        <w:sdtContent>
+          <w:r>
+            <w:rPr>
+              <w:color w:val="000000"/>
+            </w:rPr>
+            <w:t>[13]</w:t>
+          </w:r>
+        </w:sdtContent>
+      </w:sdt>
+      <w:r>
+        <w:t>.</w:t>
+      </w:r>
+    </w:p>
+    <w:p/>
+    <w:p>
+      <w:pPr>
+        <w:pStyle w:val="ListParagraph"/>
+        <w:numPr>
+          <w:ilvl w:val="0"/>
+          <w:numId w:val="49"/>
+        </w:numPr>
+        <w:rPr>
+          <w:color w:val="EE0000"/>
+        </w:rPr>
+      </w:pPr>
+      <w:r>
+        <w:rPr>
+          <w:color w:val="EE0000"/>
+        </w:rPr>
+        <w:t>Table of electrolyzer</w:t>
+      </w:r>
+      <w:r>
+        <w:rPr>
+          <w:color w:val="EE0000"/>
+        </w:rPr>
+        <w:t xml:space="preserve"> comparison</w:t>
+      </w:r>
+      <w:r>
+        <w:rPr>
+          <w:color w:val="EE0000"/>
+        </w:rPr>
+        <w:t xml:space="preserve"> technology with LCOM attached to it and its reference</w:t>
+      </w:r>
+    </w:p>
+    <w:p>
+      <w:pPr>
+        <w:pStyle w:val="ListParagraph"/>
+        <w:rPr>
+          <w:color w:val="EE0000"/>
+        </w:rPr>
+      </w:pPr>
+    </w:p>
+    <w:p>
+      <w:pPr>
+        <w:pStyle w:val="ListParagraph"/>
+        <w:numPr>
+          <w:ilvl w:val="0"/>
+          <w:numId w:val="49"/>
+        </w:numPr>
+        <w:rPr>
+          <w:color w:val="EE0000"/>
+        </w:rPr>
+      </w:pPr>
+      <w:r>
+        <w:rPr>
+          <w:color w:val="EE0000"/>
+        </w:rPr>
+        <w:t xml:space="preserve">Table </w:t>
+      </w:r>
+      <w:r>
+        <w:rPr>
+          <w:color w:val="EE0000"/>
+        </w:rPr>
+        <w:t>with example</w:t>
+      </w:r>
+      <w:r>
+        <w:rPr>
+          <w:color w:val="EE0000"/>
+        </w:rPr>
+        <w:t xml:space="preserve"> combination of biogas reactor and electrolyzer technology with LCOM attached to it and its reference</w:t>
+      </w:r>
+    </w:p>
+    <w:p>
+      <w:pPr>
+        <w:pStyle w:val="ListParagraph"/>
+        <w:rPr>
+          <w:color w:val="EE0000"/>
+        </w:rPr>
+      </w:pPr>
+    </w:p>
+    <w:p>
+      <w:pPr>
+        <w:rPr>
+          <w:color w:val="EE0000"/>
+        </w:rPr>
+      </w:pPr>
+    </w:p>
+    <w:p/>
+    <w:p>
+      <w:r>
+        <w:t>In the integrated configuration, the electrolyzer produces both hydrogen and oxygen. Hydrogen is compressed and supplied to the methanol synthesis reactor, while the co-produced oxygen can be utilized in an autothermal reformer (ATR) to convert methane (e.g., from biogas) into syngas. The biomass-derived and electrolysis-derived streams are thus combined upstream of, or within, the methanol synthesis loop. [NEED REFERENCE: process integration scheme describing oxygen use in ATR and hydrogen blending in methanol synthesis]</w:t>
+      </w:r>
+    </w:p>
+    <w:p/>
+    <w:p>
+      <w:r>
+        <w:t xml:space="preserve">The hybrid approach to methanol production is attractive due to its potential for higher carbon utilization and improved use of biomass resources. One study reports a carbon utilization of 89.8% and an overall efficiency of 85.8%, with up to 101% higher methanol production per unit of biomass compared to a conventional biomass-to-methanol baseline (e.g., https://dx.doi.org/10.2139/ssrn.4184476). Another analysis indicates that a state-of-the-art biomass-to-methanol process achieves approximately 53.3% efficiency with a 4.8-year payback period, while integrating electrolysis for full carbon conversion increases efficiency to 64.5–66.0%, albeit with less favorable economics (e.g., https://doi.org/10.1016/j.apenergy.2019.114071). Furthermore, under favorable electricity price conditions, flexible operation can allow the plant to capture value from temporal price variations instead of operating continuously at a fixed load (e.g., </w:t>
+      </w:r>
+      <w:hyperlink r:id="rId19" w:history="1">
+        <w:r>
+          <w:rPr>
+            <w:rStyle w:val="Hyperlink"/>
+          </w:rPr>
+          <w:t>https://doi.org/10.1016/j.fuel.2021.122113</w:t>
+        </w:r>
+      </w:hyperlink>
+      <w:r>
+        <w:t>).</w:t>
+      </w:r>
+    </w:p>
+    <w:p/>
+    <w:p>
+      <w:r>
+        <w:t xml:space="preserve">Despite these advantages, several bottlenecks challenge the feasibility of hybrid methanol systems. </w:t>
+      </w:r>
+      <w:r>
+        <w:lastRenderedPageBreak/>
+        <w:t>These include electrolyzer utilization rates, electricity price volatility, capital cost and lifetime of electrolyzer stacks, as well as the integration of oxygen and heat streams. For example, it has been reported that high electrolyzer capacity factors are required for competitive e-methanol production, and that full-carbon-conversion configurations become attractive only when improvements in electricity costs, stack lifetime, and capital expenditure are realized (e.g., https://doi.org/10.1016/j.fuel.2021.122113). Oxygen management represents an additional practical constraint: while direct integration of oxygen streams may reduce the need for large-scale oxygen storage and improve capital efficiency and safety, this is contingent on matching oxygen supply and demand within the plant (e.g., https://doi.org/10.3389/fenrg.2021.795673). [NEED REFERENCE: quantitative analysis of oxygen balancing and storage requirements in hybrid systems]</w:t>
+      </w:r>
+    </w:p>
+    <w:p/>
+    <w:p>
+      <w:r>
+        <w:t>To address these challenges, process and system-level optimization emerges as a critical tool for improving both technical and economic performance. For instance, optimization of the methanol synthesis reactor in a power-and-biomass-to-methanol (PBtM) configuration has been shown to reduce e-methanol production costs by approximately 20% (e.g., https://doi.org/10.1016/j.fuel.2021.122113). While such studies typically focus on individual subsystems, it is reasonable to expect that plant-wide optimization could yield further cost reductions and efficiency gains. [NEED REFERENCE: system-level optimization studies demonstrating integrated plant improvements] In this context, optimization acts as the bridge between technically feasible system designs and configurations that remain viable under realistic operating conditions, including fluctuating electricity prices, electrolyzer degradation, and large-scale capital constraints.</w:t>
+      </w:r>
+    </w:p>
+    <w:p>
+      <w:r>
+        <w:t xml:space="preserve"> </w:t>
+      </w:r>
+    </w:p>
+    <w:p>
+      <w:pPr>
+        <w:pStyle w:val="Heading2"/>
+      </w:pPr>
+      <w:bookmarkStart w:id="9" w:name="_Toc235289154"/>
+      <w:r>
+        <w:t>MILP for Complex Polygeneration System</w:t>
+      </w:r>
+      <w:bookmarkEnd w:id="9"/>
+    </w:p>
+    <w:p>
+      <w:pPr>
+        <w:pStyle w:val="ListParagraph"/>
+        <w:numPr>
+          <w:ilvl w:val="0"/>
+          <w:numId w:val="48"/>
+        </w:numPr>
+      </w:pPr>
+      <w:r>
+        <w:t>Introduction of MILP as the state-of-the-art methodology for optimizing various energy system by defining linear models, constraints and objective functions</w:t>
+      </w:r>
+    </w:p>
+    <w:p>
+      <w:pPr>
+        <w:pStyle w:val="ListParagraph"/>
+        <w:numPr>
+          <w:ilvl w:val="0"/>
+          <w:numId w:val="48"/>
+        </w:numPr>
+      </w:pPr>
+      <w:r>
+        <w:t>What other methodologies that are used that are adjacent to MILP</w:t>
+      </w:r>
+    </w:p>
+    <w:p>
+      <w:pPr>
+        <w:pStyle w:val="ListParagraph"/>
+        <w:numPr>
+          <w:ilvl w:val="0"/>
+          <w:numId w:val="48"/>
+        </w:numPr>
+      </w:pPr>
+      <w:r>
+        <w:t>Strengths and gaps of MILP</w:t>
+      </w:r>
+      <w:r>
+        <w:t xml:space="preserve"> compared to the other adjacent methodologies</w:t>
+      </w:r>
+    </w:p>
+    <w:p>
+      <w:pPr>
+        <w:pStyle w:val="ListParagraph"/>
+        <w:numPr>
+          <w:ilvl w:val="0"/>
+          <w:numId w:val="48"/>
+        </w:numPr>
+      </w:pPr>
+      <w:r>
+        <w:t xml:space="preserve">MILP use cases in optimizing hybrid methanol system or other polygeneration </w:t>
+      </w:r>
+      <w:r>
+        <w:t xml:space="preserve">or </w:t>
+      </w:r>
+      <w:r>
+        <w:lastRenderedPageBreak/>
+        <w:t xml:space="preserve">specifically hybrid biomass power-to-methanol </w:t>
+      </w:r>
+      <w:r>
+        <w:t>system</w:t>
+      </w:r>
+    </w:p>
+    <w:p>
+      <w:pPr>
+        <w:pStyle w:val="ListParagraph"/>
+        <w:numPr>
+          <w:ilvl w:val="0"/>
+          <w:numId w:val="48"/>
+        </w:numPr>
+      </w:pPr>
+      <w:r>
+        <w:t>The gap that MILP has that incentivizes the use of RL for optimizing a complex polygeneration system</w:t>
+      </w:r>
+    </w:p>
+    <w:p>
+      <w:pPr>
+        <w:ind w:left="360"/>
+      </w:pPr>
+    </w:p>
+    <w:p>
+      <w:pPr>
+        <w:rPr>
+          <w:kern w:val="0"/>
+        </w:rPr>
+      </w:pPr>
+      <w:r>
+        <w:rPr>
+          <w:kern w:val="0"/>
+        </w:rPr>
+        <w:t xml:space="preserve">MILP, or Mixed-Integer Linear Programming, has been used as a tool to optimize different kinds of energy or industrial plants by linearizing the model of these processes and setting up a linear objective function to either maximize or minimize a specific KPI based on the optimization objective []. In an energy system that includes the flow of electricity, heat, and mass, the constraints considered will then dictate how the balance of the system should behave, the minimum and maximum operational dispatch, and the evolution of the storage state of charge, if storage exists. </w:t>
+      </w:r>
+    </w:p>
+    <w:p>
+      <w:pPr>
+        <w:pStyle w:val="ListParagraph"/>
+        <w:numPr>
+          <w:ilvl w:val="0"/>
+          <w:numId w:val="48"/>
+        </w:numPr>
+        <w:rPr>
+          <w:color w:val="EE0000"/>
+          <w:kern w:val="0"/>
+        </w:rPr>
+      </w:pPr>
+      <w:r>
+        <w:rPr>
+          <w:color w:val="EE0000"/>
+          <w:kern w:val="0"/>
+        </w:rPr>
+        <w:t>Equations considered in the MILP formulation</w:t>
+      </w:r>
+    </w:p>
+    <w:p>
+      <w:pPr>
+        <w:rPr>
+          <w:kern w:val="0"/>
+        </w:rPr>
+      </w:pPr>
+      <w:r>
+        <w:rPr>
+          <w:kern w:val="0"/>
+        </w:rPr>
+        <w:t xml:space="preserve">On the other hand, the objective function mainly includes the capital expenditure (CAPEX) and operational expenditure (OPEX) of the models defined in the system. </w:t>
+      </w:r>
+    </w:p>
+    <w:p>
+      <w:pPr>
+        <w:pStyle w:val="ListParagraph"/>
+        <w:numPr>
+          <w:ilvl w:val="0"/>
+          <w:numId w:val="48"/>
+        </w:numPr>
+        <w:rPr>
+          <w:color w:val="EE0000"/>
+          <w:kern w:val="0"/>
+        </w:rPr>
+      </w:pPr>
+      <w:r>
+        <w:rPr>
+          <w:color w:val="EE0000"/>
+          <w:kern w:val="0"/>
+        </w:rPr>
+        <w:t>How CAPEX and OPEX is defined in MILP as linear equations</w:t>
+      </w:r>
+    </w:p>
+    <w:p>
+      <w:pPr>
+        <w:rPr>
+          <w:kern w:val="0"/>
+        </w:rPr>
+      </w:pPr>
+      <w:r>
+        <w:rPr>
+          <w:kern w:val="0"/>
+        </w:rPr>
+        <w:t xml:space="preserve">Together, </w:t>
+      </w:r>
+      <w:r>
+        <w:rPr>
+          <w:kern w:val="0"/>
+        </w:rPr>
+        <w:t>the MILP will generate a global equation that accounts for the constraints and the objective function, and, using the MILP solver, it will perform relaxation and branch-and-bound</w:t>
+      </w:r>
+      <w:r>
+        <w:rPr>
+          <w:kern w:val="0"/>
+        </w:rPr>
+        <w:t xml:space="preserve"> to find the valleys or hills within the linear boundaries. </w:t>
+      </w:r>
+      <w:r>
+        <w:rPr>
+          <w:kern w:val="0"/>
+        </w:rPr>
+        <w:t>In practice, MILP has been used as the reference method for operational optimization, demand response, scheduling in energy communities, industrial plants, and integrated multi-energy systems because it produces globally optimal solutions to the defined linear problem when sufficient computation time is available</w:t>
+      </w:r>
+      <w:r>
+        <w:rPr>
+          <w:kern w:val="0"/>
+        </w:rPr>
+        <w:t xml:space="preserve"> </w:t>
+      </w:r>
+      <w:sdt>
+        <w:sdtPr>
+          <w:rPr>
+            <w:color w:val="000000"/>
+            <w:kern w:val="0"/>
+          </w:rPr>
+          <w:tag w:val="MENDELEY_CITATION_v3_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"/>
+          <w:id w:val="426323060"/>
+          <w:placeholder>
+            <w:docPart w:val="DefaultPlaceholder_-1854013440"/>
+          </w:placeholder>
+        </w:sdtPr>
+        <w:sdtContent>
+          <w:r>
+            <w:rPr>
+              <w:color w:val="000000"/>
+              <w:kern w:val="0"/>
+            </w:rPr>
+            <w:t>[14]</w:t>
+          </w:r>
+        </w:sdtContent>
+      </w:sdt>
+      <w:r>
+        <w:rPr>
+          <w:kern w:val="0"/>
+        </w:rPr>
+        <w:t xml:space="preserve">. </w:t>
+      </w:r>
+    </w:p>
+    <w:p>
+      <w:pPr>
+        <w:rPr>
+          <w:kern w:val="0"/>
+        </w:rPr>
+      </w:pPr>
+    </w:p>
+    <w:p>
+      <w:pPr>
+        <w:rPr>
+          <w:kern w:val="0"/>
+        </w:rPr>
+      </w:pPr>
+      <w:r>
+        <w:rPr>
+          <w:kern w:val="0"/>
+        </w:rPr>
+        <w:t xml:space="preserve">The main methodological alternatives adjacent to MILP are MINLP, stochastic programming, dynamic programming, metaheuristics, and decomposition-based or bilevel formulations </w:t>
+      </w:r>
+      <w:sdt>
+        <w:sdtPr>
+          <w:rPr>
+            <w:color w:val="000000"/>
+            <w:kern w:val="0"/>
+          </w:rPr>
+          <w:tag w:val="MENDELEY_CITATION_v3_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"/>
+          <w:id w:val="-606507923"/>
+          <w:placeholder>
+            <w:docPart w:val="DefaultPlaceholder_-1854013440"/>
+          </w:placeholder>
+        </w:sdtPr>
+        <w:sdtContent>
+          <w:r>
+            <w:rPr>
+              <w:color w:val="000000"/>
+              <w:kern w:val="0"/>
+            </w:rPr>
+            <w:t>[15]</w:t>
+          </w:r>
+        </w:sdtContent>
+      </w:sdt>
+      <w:r>
+        <w:rPr>
+          <w:kern w:val="0"/>
+        </w:rPr>
+        <w:t xml:space="preserve">. </w:t>
+      </w:r>
+      <w:r>
+        <w:rPr>
+          <w:kern w:val="0"/>
+        </w:rPr>
+        <w:t xml:space="preserve">MINLP is utilized when the non-linear physics of the assigned system is prevalent, but as the system gets bigger and more variables are involved, the problem can grow exponentially to the point where it is extremely difficult to solve. Stochastic programming addresses uncertainty by executing the system in many scenarios, but its computational burden rises sharply with scenario count and system size. Metaheuristics such as Particle Swarm Optimization (PSO) and Genetic Algorithm (GA) are widely used for non-linear multiobjective hybrid energy problem due to its flexibility and robustness, however, they do not guarantee the global optamility in comparison to the MILP counterpart. There is also a hybrid approach that is usually called a bilevel formulation, </w:t>
+      </w:r>
+      <w:r>
+        <w:rPr>
+          <w:kern w:val="0"/>
+        </w:rPr>
+        <w:lastRenderedPageBreak/>
+        <w:t xml:space="preserve">where it separates the optimization process of sizing selection using a metaheuristic approach and operational dispatch optimization using approach like MILP or RL. This will be discussed even further in depth in </w:t>
+      </w:r>
+      <w:r>
+        <w:rPr>
+          <w:kern w:val="0"/>
+        </w:rPr>
+        <w:t xml:space="preserve">another </w:t>
+      </w:r>
+      <w:r>
+        <w:rPr>
+          <w:kern w:val="0"/>
+        </w:rPr>
+        <w:t>sub-</w:t>
+      </w:r>
+      <w:commentRangeStart w:id="10"/>
+      <w:r>
+        <w:rPr>
+          <w:kern w:val="0"/>
+        </w:rPr>
+        <w:t>section</w:t>
+      </w:r>
+      <w:commentRangeEnd w:id="10"/>
+      <w:r>
+        <w:rPr>
+          <w:rStyle w:val="CommentReference"/>
+          <w:kern w:val="0"/>
+          <w:sz w:val="24"/>
+          <w:szCs w:val="22"/>
+        </w:rPr>
+        <w:commentReference w:id="10"/>
+      </w:r>
+      <w:r>
+        <w:rPr>
+          <w:kern w:val="0"/>
+        </w:rPr>
+        <w:t xml:space="preserve">. </w:t>
+      </w:r>
+    </w:p>
+    <w:p>
+      <w:pPr>
+        <w:rPr>
+          <w:kern w:val="0"/>
+        </w:rPr>
+      </w:pPr>
+    </w:p>
+    <w:p>
+      <w:pPr>
+        <w:pStyle w:val="ListParagraph"/>
+        <w:numPr>
+          <w:ilvl w:val="0"/>
+          <w:numId w:val="48"/>
+        </w:numPr>
+        <w:rPr>
+          <w:color w:val="EE0000"/>
+          <w:kern w:val="0"/>
+        </w:rPr>
+      </w:pPr>
+      <w:r>
+        <w:rPr>
+          <w:color w:val="EE0000"/>
+          <w:kern w:val="0"/>
+        </w:rPr>
+        <w:t>Table of main advantage and disadvantage</w:t>
+      </w:r>
+      <w:r>
+        <w:rPr>
+          <w:color w:val="EE0000"/>
+          <w:kern w:val="0"/>
+        </w:rPr>
+        <w:t xml:space="preserve"> of different optimization approaches </w:t>
+      </w:r>
+    </w:p>
+    <w:p>
+      <w:pPr>
+        <w:rPr>
+          <w:color w:val="EE0000"/>
+          <w:kern w:val="0"/>
+        </w:rPr>
+      </w:pPr>
+    </w:p>
+    <w:p>
+      <w:pPr>
+        <w:rPr>
+          <w:kern w:val="0"/>
+        </w:rPr>
+      </w:pPr>
+      <w:r>
+        <w:rPr>
+          <w:kern w:val="0"/>
+        </w:rPr>
+        <w:t>MILP has been used a lot of times in the literature to optimize different kinds of polygeneration system. A similar study that researches the use of MILP to optimize a similar system of hybrid biomass power-to-methanol system showed that MILP discovered optimal sizing and dispatch that results in LCOM of 805 EUR /t under the assumption of high biogas availability. This system adopts a configuration consisting of a low-pressure AWE, absorption-based CO2 capture, and steam production from methanol purge gas for internal heat supply [</w:t>
+      </w:r>
+      <w:r>
+        <w:rPr>
+          <w:kern w:val="0"/>
+        </w:rPr>
+        <w:t>10.1515/psr-2020-0058</w:t>
+      </w:r>
+      <w:r>
+        <w:rPr>
+          <w:kern w:val="0"/>
+        </w:rPr>
+        <w:t>]. In one energy-community case, MILP has been used to optimize jointly design and operate distributed polygeneration with district heatng and cooling, storage, and energy sharing, showing clear cost-emissions tradeoffs. The result showed two results can come out depending on objective function emphasis of either 24.3% CO2 emission cut at 1.9% cost increase or 31.9% CO2 cut with a 2.22.2% CO2 emissions increase [</w:t>
+      </w:r>
+      <w:r>
+        <w:rPr>
+          <w:kern w:val="0"/>
+        </w:rPr>
+        <w:t>10.3390/en17133085</w:t>
+      </w:r>
+      <w:r>
+        <w:rPr>
+          <w:kern w:val="0"/>
+        </w:rPr>
+        <w:t xml:space="preserve">]. </w:t>
+      </w:r>
+    </w:p>
+    <w:p>
+      <w:pPr>
+        <w:rPr>
+          <w:color w:val="EE0000"/>
+          <w:kern w:val="0"/>
+        </w:rPr>
+      </w:pPr>
+    </w:p>
+    <w:p>
+      <w:pPr>
+        <w:rPr>
+          <w:kern w:val="0"/>
+        </w:rPr>
+      </w:pPr>
+      <w:commentRangeStart w:id="11"/>
+      <w:r>
+        <w:rPr>
+          <w:kern w:val="0"/>
+        </w:rPr>
+        <w:t xml:space="preserve">The key strength of MILP is the deterministic model that it offers on the modeled problem. If the system can be expressed with linear relationships, MILP guarantees an optimal solution to that formulation, which makes it highly attractive for sizing and dispatching problems with hard operational constraints []. </w:t>
+      </w:r>
+      <w:r>
+        <w:rPr>
+          <w:kern w:val="0"/>
+        </w:rPr>
+        <w:t>Other than that, every constraint, feasibility, and infeasibility are explicit and can be traced to how the system is defined, thus it has the benefit of easier interpretability and debugging. Due to the exactness and deterministic model, MILP becomes a great baseline for benchmarking novel methodologies such as RL [].</w:t>
+      </w:r>
+    </w:p>
+    <w:p>
+      <w:pPr>
+        <w:rPr>
+          <w:kern w:val="0"/>
+        </w:rPr>
+      </w:pPr>
+    </w:p>
+    <w:p>
+      <w:pPr>
+        <w:rPr>
+          <w:kern w:val="0"/>
+        </w:rPr>
+      </w:pPr>
+      <w:r>
+        <w:rPr>
+          <w:kern w:val="0"/>
+        </w:rPr>
+        <w:t xml:space="preserve"> The main gap of MILP is that optimality is guareanteed only for the approximated linear model, not necessarily the real physical system []. Therefore, in the case of complex polygeneration system that contains nonlinear part-load efficiencies, thermal inertia, degradation, recycle interactions, and stochastic renewables, they often need to be simplified to their linear equivalent or linearized thorugh process such as piecewise linearization</w:t>
+      </w:r>
+      <w:r>
+        <w:rPr>
+          <w:kern w:val="0"/>
+        </w:rPr>
+        <w:t xml:space="preserve"> []</w:t>
+      </w:r>
+      <w:r>
+        <w:rPr>
+          <w:kern w:val="0"/>
+        </w:rPr>
+        <w:t xml:space="preserve">. Another significant drawback is </w:t>
+      </w:r>
+      <w:r>
+        <w:rPr>
+          <w:kern w:val="0"/>
+        </w:rPr>
+        <w:lastRenderedPageBreak/>
+        <w:t xml:space="preserve">also the computation time that significantly inreases with the number of non-convex definition, decision variables, and long horizon, which is the exact opposite to a trained RL agent that can run in millisecond after being trained, and results in a major limitation for real-time operation []. </w:t>
+      </w:r>
+      <w:commentRangeEnd w:id="11"/>
+      <w:r>
+        <w:rPr>
+          <w:rStyle w:val="CommentReference"/>
+          <w:kern w:val="0"/>
+          <w:sz w:val="24"/>
+          <w:szCs w:val="22"/>
+        </w:rPr>
+        <w:commentReference w:id="11"/>
+      </w:r>
+    </w:p>
+    <w:p>
+      <w:pPr>
+        <w:rPr>
+          <w:kern w:val="0"/>
+        </w:rPr>
+      </w:pPr>
+    </w:p>
+    <w:p>
+      <w:pPr>
+        <w:rPr>
+          <w:kern w:val="0"/>
+        </w:rPr>
+      </w:pPr>
+      <w:r>
+        <w:rPr>
+          <w:kern w:val="0"/>
+        </w:rPr>
+        <w:t>The reason why RL becomes interesting to explore is not because MILP is weak at optimization, rather that it is less suitable for fast repeated control when the environment is uncertain, partially observed, and dynamically changing [</w:t>
+      </w:r>
+      <w:r>
+        <w:rPr>
+          <w:kern w:val="0"/>
+        </w:rPr>
+        <w:t>10.3390/en18174489</w:t>
+      </w:r>
+      <w:r>
+        <w:rPr>
+          <w:kern w:val="0"/>
+        </w:rPr>
+        <w:t xml:space="preserve">, </w:t>
+      </w:r>
+      <w:r>
+        <w:rPr>
+          <w:kern w:val="0"/>
+        </w:rPr>
+        <w:t>10.48550/arxiv.2305.05484</w:t>
+      </w:r>
+      <w:r>
+        <w:rPr>
+          <w:kern w:val="0"/>
+        </w:rPr>
+        <w:t xml:space="preserve">, </w:t>
+      </w:r>
+      <w:r>
+        <w:rPr>
+          <w:kern w:val="0"/>
+        </w:rPr>
+        <w:t>10.3390/electronics13081459</w:t>
+      </w:r>
+      <w:r>
+        <w:rPr>
+          <w:kern w:val="0"/>
+        </w:rPr>
+        <w:t>]. In biomass power-to-methanol systems, this would matter when biomass quality, renewable power input, hydrogen availability, market signals, and flexible downstream deman vary over time, forcing frequent re-optimization under nonlinear couplings. In this nische, RL literature positions itself as a complementary method rather than a direct replacement for MILP, and MILP remains a robust baseline to validate the results of this RL approach [</w:t>
+      </w:r>
+      <w:r>
+        <w:rPr>
+          <w:kern w:val="0"/>
+        </w:rPr>
+        <w:t>10.48550/arxiv.2305.05484</w:t>
+      </w:r>
+      <w:r>
+        <w:rPr>
+          <w:kern w:val="0"/>
+        </w:rPr>
+        <w:t>].</w:t>
+      </w:r>
+    </w:p>
+    <w:p>
+      <w:pPr>
+        <w:rPr>
+          <w:kern w:val="0"/>
+        </w:rPr>
+      </w:pPr>
+    </w:p>
+    <w:p>
+      <w:pPr>
+        <w:pStyle w:val="Heading2"/>
+      </w:pPr>
+      <w:bookmarkStart w:id="12" w:name="_Toc235289155"/>
+      <w:r>
+        <w:t>State-of-the</w:t>
+      </w:r>
+      <w:r>
+        <w:t>-art RL in Optimizing Energy System and Industrial Processes</w:t>
+      </w:r>
+      <w:bookmarkEnd w:id="12"/>
+      <w:r>
+        <w:t xml:space="preserve"> </w:t>
+      </w:r>
+    </w:p>
+    <w:p>
+      <w:r>
+        <w:t xml:space="preserve">The adoption of RL </w:t>
+      </w:r>
+      <w:r>
+        <w:t>to optimize an energy system or industrial process has been a</w:t>
+      </w:r>
+      <w:r>
+        <w:t xml:space="preserve">n interest </w:t>
+      </w:r>
+      <w:r>
+        <w:t>of a lot of researchers</w:t>
+      </w:r>
+      <w:r>
+        <w:t xml:space="preserve"> due to their compelling advantages, particularly due to their inherent flexibility and adaptability </w:t>
+      </w:r>
+      <w:sdt>
+        <w:sdtPr>
+          <w:rPr>
+            <w:color w:val="000000"/>
+          </w:rPr>
+          <w:tag w:val="MENDELEY_CITATION_v3_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"/>
+          <w:id w:val="138545058"/>
+          <w:placeholder>
+            <w:docPart w:val="DefaultPlaceholder_-1854013440"/>
+          </w:placeholder>
+        </w:sdtPr>
+        <w:sdtContent>
+          <w:r>
+            <w:rPr>
+              <w:color w:val="000000"/>
+            </w:rPr>
+            <w:t>[16]</w:t>
+          </w:r>
+        </w:sdtContent>
+      </w:sdt>
+      <w:r>
+        <w:t xml:space="preserve">. </w:t>
+      </w:r>
+      <w:r>
+        <w:t xml:space="preserve">By </w:t>
+      </w:r>
+      <w:r>
+        <w:t xml:space="preserve">directly </w:t>
+      </w:r>
+      <w:r>
+        <w:t xml:space="preserve">interacting with a system </w:t>
+      </w:r>
+      <w:r>
+        <w:t>it</w:t>
+      </w:r>
+      <w:r>
+        <w:t xml:space="preserve"> </w:t>
+      </w:r>
+      <w:r>
+        <w:t xml:space="preserve">is </w:t>
+      </w:r>
+      <w:r>
+        <w:t xml:space="preserve">thrown into, the </w:t>
+      </w:r>
+      <w:r>
+        <w:t xml:space="preserve">RL agent </w:t>
+      </w:r>
+      <w:r>
+        <w:t xml:space="preserve">can derive optimal strategies through </w:t>
+      </w:r>
+      <w:r>
+        <w:t xml:space="preserve">a series of Markov Decision Process (MDP). </w:t>
+      </w:r>
+      <w:r>
+        <w:t xml:space="preserve">This </w:t>
+      </w:r>
+      <w:r>
+        <w:t>process involves a dynamic evolution</w:t>
+      </w:r>
+      <w:r>
+        <w:t xml:space="preserve"> of the states, actions, </w:t>
+      </w:r>
+      <w:r>
+        <w:t>transitional probabilities, and reward at each time ste</w:t>
+      </w:r>
+      <w:r>
+        <w:t>p, where RL agent selects and executes action</w:t>
+      </w:r>
+      <w:r>
+        <w:t xml:space="preserve">, at a current state, and receiving a reward from its action. </w:t>
+      </w:r>
+    </w:p>
+    <w:p>
+      <w:pPr>
+        <w:pStyle w:val="ListParagraph"/>
+        <w:numPr>
+          <w:ilvl w:val="0"/>
+          <w:numId w:val="33"/>
+        </w:numPr>
+      </w:pPr>
+      <w:r>
+        <w:t>Diagram of MDP process</w:t>
+      </w:r>
+    </w:p>
+    <w:p>
+      <w:r>
+        <w:t xml:space="preserve">The </w:t>
+      </w:r>
+      <w:r>
+        <w:t>main</w:t>
+      </w:r>
+      <w:r>
+        <w:t xml:space="preserve"> objective of an </w:t>
+      </w:r>
+      <w:r>
+        <w:t xml:space="preserve">agent is to maximize the discounted sum of reward </w:t>
+      </w:r>
+      <w:r>
+        <w:t xml:space="preserve">from time t to infinity, denoted by </w:t>
+      </w:r>
+      <m:oMath>
+        <m:sSub>
+          <m:sSubPr>
+            <m:ctrlPr>
+              <w:rPr>
+                <w:rFonts w:ascii="Cambria Math" w:hAnsi="Cambria Math"/>
+                <w:i/>
+              </w:rPr>
+            </m:ctrlPr>
+          </m:sSubPr>
+          <m:e>
+            <m:r>
+              <w:rPr>
+                <w:rFonts w:ascii="Cambria Math" w:hAnsi="Cambria Math"/>
+              </w:rPr>
+              <m:t>R</m:t>
+            </m:r>
+          </m:e>
+          <m:sub>
+            <m:r>
+              <w:rPr>
+                <w:rFonts w:ascii="Cambria Math" w:hAnsi="Cambria Math"/>
+              </w:rPr>
+              <m:t>t</m:t>
+            </m:r>
+          </m:sub>
+        </m:sSub>
+      </m:oMath>
+      <w:r>
+        <w:t xml:space="preserve"> </w:t>
+      </w:r>
+      <w:r>
+        <w:t>, which is expressed as follows</w:t>
+      </w:r>
+    </w:p>
+    <w:p>
+      <w:pPr>
+        <w:pStyle w:val="ListParagraph"/>
+        <w:numPr>
+          <w:ilvl w:val="0"/>
+          <w:numId w:val="35"/>
+        </w:numPr>
+      </w:pPr>
+      <w:r>
+        <w:t>Equation of sum of reward</w:t>
+      </w:r>
+    </w:p>
+    <w:p>
+      <w:r>
+        <w:t xml:space="preserve">The agent </w:t>
+      </w:r>
+      <w:r>
+        <w:t xml:space="preserve">navigates its action based on a policy </w:t>
+      </w:r>
+      <m:oMath>
+        <m:r>
+          <w:rPr>
+            <w:rFonts w:ascii="Cambria Math" w:hAnsi="Cambria Math"/>
+          </w:rPr>
+          <m:t>π</m:t>
+        </m:r>
+      </m:oMath>
+      <w:r>
+        <w:t xml:space="preserve">, which directs agents what to do given the states of the environment. Each policy </w:t>
+      </w:r>
+      <w:r>
+        <w:t xml:space="preserve">is associated with a state-value function </w:t>
+      </w:r>
+      <m:oMath>
+        <m:sSup>
+          <m:sSupPr>
+            <m:ctrlPr>
+              <w:rPr>
+                <w:rFonts w:ascii="Cambria Math" w:hAnsi="Cambria Math"/>
+                <w:i/>
+              </w:rPr>
+            </m:ctrlPr>
+          </m:sSupPr>
+          <m:e>
+            <m:r>
+              <w:rPr>
+                <w:rFonts w:ascii="Cambria Math" w:hAnsi="Cambria Math"/>
+              </w:rPr>
+              <m:t>V</m:t>
+            </m:r>
+          </m:e>
+          <m:sup>
+            <m:r>
+              <w:rPr>
+                <w:rFonts w:ascii="Cambria Math" w:hAnsi="Cambria Math"/>
+              </w:rPr>
+              <m:t>π</m:t>
+            </m:r>
+          </m:sup>
+        </m:sSup>
+        <m:r>
+          <w:rPr>
+            <w:rFonts w:ascii="Cambria Math" w:hAnsi="Cambria Math"/>
+          </w:rPr>
+          <m:t>(s)</m:t>
+        </m:r>
+      </m:oMath>
+      <w:r>
+        <w:t xml:space="preserve">, which predicts the result for state </w:t>
+      </w:r>
+      <m:oMath>
+        <m:r>
+          <w:rPr>
+            <w:rFonts w:ascii="Cambria Math" w:hAnsi="Cambria Math"/>
+          </w:rPr>
+          <m:t>s</m:t>
+        </m:r>
+      </m:oMath>
+      <w:r>
+        <w:t xml:space="preserve">, when following policy </w:t>
+      </w:r>
+      <m:oMath>
+        <m:r>
+          <w:rPr>
+            <w:rFonts w:ascii="Cambria Math" w:hAnsi="Cambria Math"/>
+          </w:rPr>
+          <m:t>π</m:t>
+        </m:r>
+      </m:oMath>
+      <w:r>
+        <w:t>:</w:t>
+      </w:r>
+    </w:p>
+    <w:p>
+      <w:pPr>
+        <w:pStyle w:val="ListParagraph"/>
+        <w:numPr>
+          <w:ilvl w:val="0"/>
+          <w:numId w:val="35"/>
+        </w:numPr>
+      </w:pPr>
+      <w:r>
+        <w:t xml:space="preserve">Equation of </w:t>
+      </w:r>
+      <w:r>
+        <w:t>state-value function</w:t>
+      </w:r>
+    </w:p>
+    <w:p>
+      <w:r>
+        <w:lastRenderedPageBreak/>
+        <w:t xml:space="preserve">The optimal value of state </w:t>
+      </w:r>
+      <m:oMath>
+        <m:r>
+          <w:rPr>
+            <w:rFonts w:ascii="Cambria Math" w:hAnsi="Cambria Math"/>
+          </w:rPr>
+          <m:t>s</m:t>
+        </m:r>
+      </m:oMath>
+      <w:r>
+        <w:t xml:space="preserve">, </w:t>
+      </w:r>
+      <w:r>
+        <w:t xml:space="preserve"> </w:t>
+      </w:r>
+      <m:oMath>
+        <m:sSup>
+          <m:sSupPr>
+            <m:ctrlPr>
+              <w:rPr>
+                <w:rFonts w:ascii="Cambria Math" w:hAnsi="Cambria Math"/>
+                <w:i/>
+              </w:rPr>
+            </m:ctrlPr>
+          </m:sSupPr>
+          <m:e>
+            <m:r>
+              <w:rPr>
+                <w:rFonts w:ascii="Cambria Math" w:hAnsi="Cambria Math"/>
+              </w:rPr>
+              <m:t>V</m:t>
+            </m:r>
+          </m:e>
+          <m:sup>
+            <m:r>
+              <w:rPr>
+                <w:rFonts w:ascii="Cambria Math" w:hAnsi="Cambria Math"/>
+              </w:rPr>
+              <m:t>*</m:t>
+            </m:r>
+          </m:sup>
+        </m:sSup>
+        <m:r>
+          <w:rPr>
+            <w:rFonts w:ascii="Cambria Math" w:hAnsi="Cambria Math"/>
+          </w:rPr>
+          <m:t>(s)</m:t>
+        </m:r>
+      </m:oMath>
+      <w:r>
+        <w:t xml:space="preserve"> </w:t>
+      </w:r>
+      <w:r>
+        <w:t xml:space="preserve">is the defined as </w:t>
+      </w:r>
+      <m:oMath>
+        <m:sSup>
+          <m:sSupPr>
+            <m:ctrlPr>
+              <w:rPr>
+                <w:rFonts w:ascii="Cambria Math" w:hAnsi="Cambria Math"/>
+                <w:i/>
+              </w:rPr>
+            </m:ctrlPr>
+          </m:sSupPr>
+          <m:e>
+            <m:r>
+              <w:rPr>
+                <w:rFonts w:ascii="Cambria Math" w:hAnsi="Cambria Math"/>
+              </w:rPr>
+              <m:t>V</m:t>
+            </m:r>
+          </m:e>
+          <m:sup>
+            <m:r>
+              <w:rPr>
+                <w:rFonts w:ascii="Cambria Math" w:hAnsi="Cambria Math"/>
+              </w:rPr>
+              <m:t>π</m:t>
+            </m:r>
+          </m:sup>
+        </m:sSup>
+        <m:r>
+          <w:rPr>
+            <w:rFonts w:ascii="Cambria Math" w:hAnsi="Cambria Math"/>
+          </w:rPr>
+          <m:t>(s)</m:t>
+        </m:r>
+      </m:oMath>
+      <w:r>
+        <w:t xml:space="preserve"> </w:t>
+      </w:r>
+      <w:r>
+        <w:t>to map the maximum value ofver all possible policies:</w:t>
+      </w:r>
+    </w:p>
+    <w:p>
+      <w:pPr>
+        <w:pStyle w:val="ListParagraph"/>
+        <w:numPr>
+          <w:ilvl w:val="0"/>
+          <w:numId w:val="37"/>
+        </w:numPr>
+      </w:pPr>
+      <w:r>
+        <w:t>Optimal value of state s equation</w:t>
+      </w:r>
+    </w:p>
+    <w:p>
+      <w:r>
+        <w:t xml:space="preserve">The other </w:t>
+      </w:r>
+      <w:r>
+        <w:t xml:space="preserve">related variable is a action-value function </w:t>
+      </w:r>
+      <m:oMath>
+        <m:sSup>
+          <m:sSupPr>
+            <m:ctrlPr>
+              <w:rPr>
+                <w:rFonts w:ascii="Cambria Math" w:hAnsi="Cambria Math"/>
+                <w:i/>
+              </w:rPr>
+            </m:ctrlPr>
+          </m:sSupPr>
+          <m:e>
+            <m:r>
+              <w:rPr>
+                <w:rFonts w:ascii="Cambria Math" w:hAnsi="Cambria Math"/>
+              </w:rPr>
+              <m:t>Q</m:t>
+            </m:r>
+          </m:e>
+          <m:sup>
+            <m:r>
+              <w:rPr>
+                <w:rFonts w:ascii="Cambria Math" w:hAnsi="Cambria Math"/>
+              </w:rPr>
+              <m:t>π</m:t>
+            </m:r>
+          </m:sup>
+        </m:sSup>
+        <m:r>
+          <w:rPr>
+            <w:rFonts w:ascii="Cambria Math" w:hAnsi="Cambria Math"/>
+          </w:rPr>
+          <m:t>(s,a)</m:t>
+        </m:r>
+      </m:oMath>
+      <w:r>
+        <w:t xml:space="preserve">, which gives the expected return when taking action </w:t>
+      </w:r>
+      <m:oMath>
+        <m:r>
+          <w:rPr>
+            <w:rFonts w:ascii="Cambria Math" w:hAnsi="Cambria Math"/>
+          </w:rPr>
+          <m:t>a</m:t>
+        </m:r>
+      </m:oMath>
+      <w:r>
+        <w:t xml:space="preserve"> in state </w:t>
+      </w:r>
+      <m:oMath>
+        <m:r>
+          <w:rPr>
+            <w:rFonts w:ascii="Cambria Math" w:hAnsi="Cambria Math"/>
+          </w:rPr>
+          <m:t>s</m:t>
+        </m:r>
+      </m:oMath>
+      <w:r>
+        <w:t xml:space="preserve"> and following policy </w:t>
+      </w:r>
+      <m:oMath>
+        <m:r>
+          <w:rPr>
+            <w:rFonts w:ascii="Cambria Math" w:hAnsi="Cambria Math"/>
+          </w:rPr>
+          <m:t>π</m:t>
+        </m:r>
+      </m:oMath>
+      <w:r>
+        <w:t>:</w:t>
+      </w:r>
+    </w:p>
+    <w:p>
+      <w:pPr>
+        <w:pStyle w:val="ListParagraph"/>
+        <w:numPr>
+          <w:ilvl w:val="0"/>
+          <w:numId w:val="38"/>
+        </w:numPr>
+      </w:pPr>
+      <m:oMath>
+        <m:sSup>
+          <m:sSupPr>
+            <m:ctrlPr>
+              <w:rPr>
+                <w:rFonts w:ascii="Cambria Math" w:hAnsi="Cambria Math"/>
+                <w:i/>
+              </w:rPr>
+            </m:ctrlPr>
+          </m:sSupPr>
+          <m:e>
+            <m:r>
+              <w:rPr>
+                <w:rFonts w:ascii="Cambria Math" w:hAnsi="Cambria Math"/>
+              </w:rPr>
+              <m:t>Q</m:t>
+            </m:r>
+          </m:e>
+          <m:sup>
+            <m:r>
+              <w:rPr>
+                <w:rFonts w:ascii="Cambria Math" w:hAnsi="Cambria Math"/>
+              </w:rPr>
+              <m:t>π</m:t>
+            </m:r>
+          </m:sup>
+        </m:sSup>
+        <m:r>
+          <w:rPr>
+            <w:rFonts w:ascii="Cambria Math" w:hAnsi="Cambria Math"/>
+          </w:rPr>
+          <m:t>(s,a)</m:t>
+        </m:r>
+      </m:oMath>
+      <w:r>
+        <w:t xml:space="preserve"> equation</w:t>
+      </w:r>
+    </w:p>
+    <w:p>
+      <w:r>
+        <w:t>The optimal Q-value of state-action pair</w:t>
+      </w:r>
+      <w:r>
+        <w:t xml:space="preserve">, </w:t>
+      </w:r>
+      <m:oMath>
+        <m:sSup>
+          <m:sSupPr>
+            <m:ctrlPr>
+              <w:rPr>
+                <w:rFonts w:ascii="Cambria Math" w:hAnsi="Cambria Math"/>
+                <w:i/>
+              </w:rPr>
+            </m:ctrlPr>
+          </m:sSupPr>
+          <m:e>
+            <m:r>
+              <w:rPr>
+                <w:rFonts w:ascii="Cambria Math" w:hAnsi="Cambria Math"/>
+              </w:rPr>
+              <m:t>Q</m:t>
+            </m:r>
+          </m:e>
+          <m:sup>
+            <m:r>
+              <w:rPr>
+                <w:rFonts w:ascii="Cambria Math" w:hAnsi="Cambria Math"/>
+              </w:rPr>
+              <m:t>*</m:t>
+            </m:r>
+          </m:sup>
+        </m:sSup>
+        <m:r>
+          <w:rPr>
+            <w:rFonts w:ascii="Cambria Math" w:hAnsi="Cambria Math"/>
+          </w:rPr>
+          <m:t>(s,a)</m:t>
+        </m:r>
+      </m:oMath>
+      <w:r>
+        <w:t xml:space="preserve">, </w:t>
+      </w:r>
+      <w:r>
+        <w:t>is the maximum Q-value over all possible policies:</w:t>
+      </w:r>
+    </w:p>
+    <w:p>
+      <w:pPr>
+        <w:pStyle w:val="ListParagraph"/>
+        <w:numPr>
+          <w:ilvl w:val="0"/>
+          <w:numId w:val="39"/>
+        </w:numPr>
+      </w:pPr>
+      <w:r>
+        <w:t>Equation of optimal Q-value of state-aciton pair</w:t>
+      </w:r>
+    </w:p>
+    <w:p>
+      <w:r>
+        <w:t xml:space="preserve">In short, </w:t>
+      </w:r>
+      <w:r>
+        <w:t xml:space="preserve">an optimal policy </w:t>
+      </w:r>
+      <m:oMath>
+        <m:sSup>
+          <m:sSupPr>
+            <m:ctrlPr>
+              <w:rPr>
+                <w:rFonts w:ascii="Cambria Math" w:hAnsi="Cambria Math"/>
+                <w:i/>
+              </w:rPr>
+            </m:ctrlPr>
+          </m:sSupPr>
+          <m:e>
+            <m:r>
+              <w:rPr>
+                <w:rFonts w:ascii="Cambria Math" w:hAnsi="Cambria Math"/>
+              </w:rPr>
+              <m:t>π</m:t>
+            </m:r>
+          </m:e>
+          <m:sup>
+            <m:r>
+              <w:rPr>
+                <w:rFonts w:ascii="Cambria Math" w:hAnsi="Cambria Math"/>
+              </w:rPr>
+              <m:t>*</m:t>
+            </m:r>
+          </m:sup>
+        </m:sSup>
+        <m:r>
+          <w:rPr>
+            <w:rFonts w:ascii="Cambria Math" w:hAnsi="Cambria Math"/>
+          </w:rPr>
+          <m:t>(s)</m:t>
+        </m:r>
+      </m:oMath>
+      <w:r>
+        <w:t xml:space="preserve"> is a policy whose state-value function</w:t>
+      </w:r>
+      <w:r>
+        <w:t xml:space="preserve"> is equal to the optimal value of state.</w:t>
+      </w:r>
+    </w:p>
+    <w:p>
+      <w:pPr>
+        <w:pStyle w:val="ListParagraph"/>
+        <w:numPr>
+          <w:ilvl w:val="0"/>
+          <w:numId w:val="40"/>
+        </w:numPr>
+      </w:pPr>
+      <w:r>
+        <w:t>Diagram of these variables as an MDP process</w:t>
+      </w:r>
+      <w:r>
+        <w:t xml:space="preserve"> (Find available literature online and recreate)</w:t>
+      </w:r>
+    </w:p>
+    <w:p>
+      <w:r>
+        <w:t xml:space="preserve">Modelling an accurate </w:t>
+      </w:r>
+      <w:r>
+        <w:t>environment’s dynamics through MDPs is emphasized by many researchers in the field</w:t>
+      </w:r>
+      <w:r>
+        <w:t xml:space="preserve"> to obtain a robust framework and good result</w:t>
+      </w:r>
+      <w:r>
+        <w:t xml:space="preserve"> </w:t>
+      </w:r>
+      <w:sdt>
+        <w:sdtPr>
+          <w:rPr>
+            <w:color w:val="000000"/>
+          </w:rPr>
+          <w:tag w:val="MENDELEY_CITATION_v3_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"/>
+          <w:id w:val="-157844259"/>
+          <w:placeholder>
+            <w:docPart w:val="DefaultPlaceholder_-1854013440"/>
+          </w:placeholder>
+        </w:sdtPr>
+        <w:sdtContent>
+          <w:r>
+            <w:rPr>
+              <w:color w:val="000000"/>
+            </w:rPr>
+            <w:t>[17]</w:t>
+          </w:r>
+        </w:sdtContent>
+      </w:sdt>
+      <w:r>
+        <w:t xml:space="preserve">. Adopting this process enables RL agents to </w:t>
+      </w:r>
+      <w:r>
+        <w:t xml:space="preserve">adapt to complex and dynamic environments effectively, which is ideal for </w:t>
+      </w:r>
+      <w:r>
+        <w:t xml:space="preserve">optimizing the operation of a polygeneration </w:t>
+      </w:r>
+      <w:r>
+        <w:t>plant.</w:t>
+      </w:r>
+      <w:r>
+        <w:t xml:space="preserve"> </w:t>
+      </w:r>
+    </w:p>
+    <w:p>
+      <w:pPr>
+        <w:pStyle w:val="ListParagraph"/>
+        <w:numPr>
+          <w:ilvl w:val="0"/>
+          <w:numId w:val="33"/>
+        </w:numPr>
+      </w:pPr>
+      <w:r>
+        <w:t>Some examples of RL agent used in optimizing energy systems</w:t>
+      </w:r>
+    </w:p>
+    <w:p>
+      <w:r>
+        <w:t>There are different type</w:t>
+      </w:r>
+      <w:r>
+        <w:t>s</w:t>
+      </w:r>
+      <w:r>
+        <w:t xml:space="preserve"> of RL algorithms to be </w:t>
+      </w:r>
+      <w:r>
+        <w:t>chosen for complex energy system optimization and control. The type of RL algorithms are usually divided into three parts: value-based</w:t>
+      </w:r>
+      <w:r>
+        <w:t xml:space="preserve"> RL, policy-based RL, and actor-critic that sits in between them. </w:t>
+      </w:r>
+      <w:r>
+        <w:t xml:space="preserve">The different </w:t>
+      </w:r>
+      <w:r>
+        <w:t>between</w:t>
+      </w:r>
+      <w:r>
+        <w:t xml:space="preserve"> these different types lie in </w:t>
+      </w:r>
+      <w:r>
+        <w:t xml:space="preserve">the learning methodology for the RL agent. Value-based RL learns a value function, </w:t>
+      </w:r>
+      <w:r>
+        <w:t xml:space="preserve">usually a Q(s,a) estimate, and then </w:t>
+      </w:r>
+      <w:r>
+        <w:t xml:space="preserve">chooses an action that returns best estimated value. </w:t>
+      </w:r>
+      <w:r>
+        <w:t>Some example of value.based RL are Q-learning and Deep</w:t>
+      </w:r>
+      <w:r>
+        <w:t xml:space="preserve"> Q Network (</w:t>
+      </w:r>
+      <w:r>
+        <w:t>DQN</w:t>
+      </w:r>
+      <w:r>
+        <w:t>)</w:t>
+      </w:r>
+      <w:r>
+        <w:t xml:space="preserve"> </w:t>
+      </w:r>
+      <w:sdt>
+        <w:sdtPr>
+          <w:rPr>
+            <w:color w:val="000000"/>
+          </w:rPr>
+          <w:tag w:val="MENDELEY_CITATION_v3_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"/>
+          <w:id w:val="-1666621726"/>
+          <w:placeholder>
+            <w:docPart w:val="DefaultPlaceholder_-1854013440"/>
+          </w:placeholder>
+        </w:sdtPr>
+        <w:sdtContent>
+          <w:r>
+            <w:rPr>
+              <w:color w:val="000000"/>
+            </w:rPr>
+            <w:t>[18]</w:t>
+          </w:r>
+        </w:sdtContent>
+      </w:sdt>
+      <w:r>
+        <w:t xml:space="preserve">. </w:t>
+      </w:r>
+      <w:r>
+        <w:t>A study argues that value-function methods can run into convergence trouble</w:t>
+      </w:r>
+      <w:r>
+        <w:t>, especially when the system is in continuous, multivariate settings</w:t>
+      </w:r>
+      <w:r>
+        <w:t xml:space="preserve">. This algorithm excels in </w:t>
+      </w:r>
+      <w:r>
+        <w:t>controlling and optimizing discrete choices but not continuous ones</w:t>
+      </w:r>
+      <w:r>
+        <w:t xml:space="preserve"> </w:t>
+      </w:r>
+      <w:sdt>
+        <w:sdtPr>
+          <w:rPr>
+            <w:color w:val="000000"/>
+          </w:rPr>
+          <w:tag w:val="MENDELEY_CITATION_v3_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"/>
+          <w:id w:val="-792588821"/>
+          <w:placeholder>
+            <w:docPart w:val="DefaultPlaceholder_-1854013440"/>
+          </w:placeholder>
+        </w:sdtPr>
+        <w:sdtContent>
+          <w:r>
+            <w:rPr>
+              <w:color w:val="000000"/>
+            </w:rPr>
+            <w:t>[19]</w:t>
+          </w:r>
+        </w:sdtContent>
+      </w:sdt>
+      <w:r>
+        <w:t xml:space="preserve">. </w:t>
+      </w:r>
+    </w:p>
+    <w:p/>
+    <w:p>
+      <w:r>
+        <w:t>On the other hand, Policy-based RL learn the Policy directly</w:t>
+      </w:r>
+      <w:r>
+        <w:t>, which means it parametrizes the action rule itself and pinpoints the optimal policy with methods like policy gradients and PPO</w:t>
+      </w:r>
+      <w:r>
+        <w:t xml:space="preserve"> </w:t>
+      </w:r>
+      <w:sdt>
+        <w:sdtPr>
+          <w:rPr>
+            <w:color w:val="000000"/>
+          </w:rPr>
+          <w:tag w:val="MENDELEY_CITATION_v3_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"/>
+          <w:id w:val="1046030400"/>
+          <w:placeholder>
+            <w:docPart w:val="DefaultPlaceholder_-1854013440"/>
+          </w:placeholder>
+        </w:sdtPr>
+        <w:sdtContent>
+          <w:r>
+            <w:rPr>
+              <w:color w:val="000000"/>
+            </w:rPr>
+            <w:t>[20]</w:t>
+          </w:r>
+        </w:sdtContent>
+      </w:sdt>
+      <w:r>
+        <w:t>.</w:t>
+      </w:r>
+      <w:r>
+        <w:t xml:space="preserve"> </w:t>
+      </w:r>
+      <w:r>
+        <w:t xml:space="preserve">There </w:t>
+      </w:r>
+      <w:r>
+        <w:t>are</w:t>
+      </w:r>
+      <w:r>
+        <w:t xml:space="preserve"> many literature on RL that simply applies </w:t>
+      </w:r>
+      <w:r>
+        <w:t>a value-based approach, howe</w:t>
+      </w:r>
+      <w:r>
+        <w:t xml:space="preserve">ver, since energy </w:t>
+      </w:r>
+      <w:r>
+        <w:lastRenderedPageBreak/>
+        <w:t>problem are often continuous, high-dimensional, and constrained, policy-based approach are usually preferred</w:t>
+      </w:r>
+      <w:r>
+        <w:t xml:space="preserve"> </w:t>
+      </w:r>
+      <w:sdt>
+        <w:sdtPr>
+          <w:rPr>
+            <w:color w:val="000000"/>
+          </w:rPr>
+          <w:tag w:val="MENDELEY_CITATION_v3_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"/>
+          <w:id w:val="945582915"/>
+          <w:placeholder>
+            <w:docPart w:val="DefaultPlaceholder_-1854013440"/>
+          </w:placeholder>
+        </w:sdtPr>
+        <w:sdtContent>
+          <w:r>
+            <w:rPr>
+              <w:color w:val="000000"/>
+            </w:rPr>
+            <w:t>[21]</w:t>
+          </w:r>
+        </w:sdtContent>
+      </w:sdt>
+      <w:r>
+        <w:t xml:space="preserve">. </w:t>
+      </w:r>
+    </w:p>
+    <w:p/>
+    <w:p>
+      <w:r>
+        <w:t xml:space="preserve">Actor-critics methods are a mixed between the two: the actor learns the policy, while the critic learns the estimated value to make training more stable. </w:t>
+      </w:r>
+      <w:r>
+        <w:t xml:space="preserve">In the literature, </w:t>
+      </w:r>
+      <w:r>
+        <w:t xml:space="preserve">earlier studies still adopted Q-learning, but newer </w:t>
+      </w:r>
+      <w:r>
+        <w:t>research starts to implement actor-critic and other deep RL variants for complex control tasks</w:t>
+      </w:r>
+      <w:r>
+        <w:t xml:space="preserve"> </w:t>
+      </w:r>
+      <w:sdt>
+        <w:sdtPr>
+          <w:rPr>
+            <w:color w:val="000000"/>
+          </w:rPr>
+          <w:tag w:val="MENDELEY_CITATION_v3_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"/>
           <w:id w:val="1830250729"/>
           <w:placeholder>
             <w:docPart w:val="DefaultPlaceholder_-1854013440"/>
@@ -4284,7 +5580,7 @@
             <w:rPr>
               <w:color w:val="000000"/>
             </w:rPr>
-            <w:t>[9]</w:t>
+            <w:t>[22]</w:t>
           </w:r>
         </w:sdtContent>
       </w:sdt>
@@ -4364,7 +5660,7 @@
           <w:rPr>
             <w:color w:val="000000"/>
           </w:rPr>
-          <w:tag w:val="MENDELEY_CITATION_v3_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"/>
+          <w:tag w:val="MENDELEY_CITATION_v3_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"/>
           <w:id w:val="1550877387"/>
           <w:placeholder>
             <w:docPart w:val="DefaultPlaceholder_-1854013440"/>
@@ -4375,7 +5671,7 @@
             <w:rPr>
               <w:color w:val="000000"/>
             </w:rPr>
-            <w:t>[10]</w:t>
+            <w:t>[23]</w:t>
           </w:r>
         </w:sdtContent>
       </w:sdt>
@@ -4613,7 +5909,14 @@
         <w:rPr>
           <w:color w:val="000000"/>
         </w:rPr>
-        <w:t>and control decisions.</w:t>
+        <w:t xml:space="preserve">and control </w:t>
+      </w:r>
+      <w:r>
+        <w:rPr>
+          <w:color w:val="000000"/>
+        </w:rPr>
+        <w:lastRenderedPageBreak/>
+        <w:t>decisions.</w:t>
       </w:r>
       <w:r>
         <w:rPr>
@@ -4642,7 +5945,7 @@
           <w:rPr>
             <w:color w:val="000000"/>
           </w:rPr>
-          <w:tag w:val="MENDELEY_CITATION_v3_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"/>
+          <w:tag w:val="MENDELEY_CITATION_v3_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"/>
           <w:id w:val="-252891772"/>
           <w:placeholder>
             <w:docPart w:val="DefaultPlaceholder_-1854013440"/>
@@ -4653,7 +5956,7 @@
             <w:rPr>
               <w:color w:val="000000"/>
             </w:rPr>
-            <w:t>[11]</w:t>
+            <w:t>[24]</w:t>
           </w:r>
         </w:sdtContent>
       </w:sdt>
@@ -4685,14 +5988,7 @@
         <w:rPr>
           <w:color w:val="000000"/>
         </w:rPr>
-        <w:t xml:space="preserve"> and </w:t>
-      </w:r>
-      <w:r>
-        <w:rPr>
-          <w:color w:val="000000"/>
-        </w:rPr>
-        <w:lastRenderedPageBreak/>
-        <w:t>optimize</w:t>
+        <w:t xml:space="preserve"> and optimize</w:t>
       </w:r>
       <w:r>
         <w:rPr>
@@ -6885,7 +8181,7 @@
     <w:p/>
     <w:p/>
     <w:sectPr>
-      <w:headerReference w:type="default" r:id="rId21"/>
+      <w:headerReference w:type="default" r:id="rId20"/>
       <w:pgSz w:w="12240" w:h="15840"/>
       <w:pgMar w:top="1440" w:right="1440" w:bottom="1440" w:left="1440" w:header="708" w:footer="708" w:gutter="0"/>
       <w:pgNumType w:start="1"/>
@@ -7109,7 +8405,7 @@
 
 <file path=word/commentsExtended.xml><?xml version="1.0" encoding="utf-8"?>
 <w15:commentsEx xmlns:wpc="http://schemas.microsoft.com/office/word/2010/wordprocessingCanvas" xmlns:cx="http://schemas.microsoft.com/office/drawing/2014/chartex" xmlns:cx1="http://schemas.microsoft.com/office/drawing/2015/9/8/chartex" xmlns:cx2="http://schemas.microsoft.com/office/drawing/2015/10/21/chartex" xmlns:cx3="http://schemas.microsoft.com/office/drawing/2016/5/9/chartex" xmlns:cx4="http://schemas.microsoft.com/office/drawing/2016/5/10/chartex" xmlns:cx5="http://schemas.microsoft.com/office/drawing/2016/5/11/chartex" xmlns:cx6="http://schemas.microsoft.com/office/drawing/2016/5/12/chartex" xmlns:cx7="http://schemas.microsoft.com/office/drawing/2016/5/13/chartex" xmlns:cx8="http://schemas.microsoft.com/office/drawing/2016/5/14/chartex" xmlns:mc="http://schemas.openxmlformats.org/markup-compatibility/2006" xmlns:aink="http://schemas.microsoft.com/office/drawing/2016/ink" xmlns:am3d="http://schemas.microsoft.com/office/drawing/2017/model3d" xmlns:o="urn:schemas-microsoft-com:office:office" xmlns:oel="http://schemas.microsoft.com/office/2019/extlst" xmlns:r="http://schemas.openxmlformats.org/officeDocument/2006/relationships" xmlns:m="http://schemas.openxmlformats.org/officeDocument/2006/math" xmlns:v="urn:schemas-microsoft-com:vml" xmlns:wp14="http://schemas.microsoft.com/office/word/2010/wordprocessingDrawing" xmlns:wp="http://schemas.openxmlformats.org/drawingml/2006/wordprocessingDrawing" xmlns:w10="urn:schemas-microsoft-com:office:word" xmlns:w="http://schemas.openxmlformats.org/wordprocessingml/2006/main" xmlns:w14="http://schemas.microsoft.com/office/word/2010/wordml" xmlns:w15="http://schemas.microsoft.com/office/word/2012/wordml" xmlns:w16cex="http://schemas.microsoft.com/office/word/2018/wordml/cex" xmlns:w16cid="http://schemas.microsoft.com/office/word/2016/wordml/cid" xmlns:w16="http://schemas.microsoft.com/office/word/2018/wordml" xmlns:w16du="http://schemas.microsoft.com/office/word/2023/wordml/word16du" xmlns:w16sdtdh="http://schemas.microsoft.com/office/word/2020/wordml/sdtdatahash" xmlns:w16sdtfl="http://schemas.microsoft.com/office/word/2024/wordml/sdtformatlock" xmlns:w16se="http://schemas.microsoft.com/office/word/2015/wordml/symex" xmlns:wpg="http://schemas.microsoft.com/office/word/2010/wordprocessingGroup" xmlns:wpi="http://schemas.microsoft.com/office/word/2010/wordprocessingInk" xmlns:wne="http://schemas.microsoft.com/office/word/2006/wordml" xmlns:wps="http://schemas.microsoft.com/office/word/2010/wordprocessingShape" mc:Ignorable="w14 w15 w16se w16cid w16 w16cex w16sdtdh w16sdtfl w16du wp14">
-  <w15:commentEx w15:paraId="049C91FB" w15:done="0"/>
+  <w15:commentEx w15:paraId="049C91FB" w15:done="1"/>
   <w15:commentEx w15:paraId="774F926C" w15:done="0"/>
   <w15:commentEx w15:paraId="49CD925A" w15:done="0"/>
   <w15:commentEx w15:paraId="1034419E" w15:done="0"/>
@@ -7122,7 +8418,19 @@
 
 <file path=word/commentsExtensible.xml><?xml version="1.0" encoding="utf-8"?>
 <w16cex:commentsExtensible xmlns:wpc="http://schemas.microsoft.com/office/word/2010/wordprocessingCanvas" xmlns:cx="http://schemas.microsoft.com/office/drawing/2014/chartex" xmlns:cx1="http://schemas.microsoft.com/office/drawing/2015/9/8/chartex" xmlns:cx2="http://schemas.microsoft.com/office/drawing/2015/10/21/chartex" xmlns:cx3="http://schemas.microsoft.com/office/drawing/2016/5/9/chartex" xmlns:cx4="http://schemas.microsoft.com/office/drawing/2016/5/10/chartex" xmlns:cx5="http://schemas.microsoft.com/office/drawing/2016/5/11/chartex" xmlns:cx6="http://schemas.microsoft.com/office/drawing/2016/5/12/chartex" xmlns:cx7="http://schemas.microsoft.com/office/drawing/2016/5/13/chartex" xmlns:cx8="http://schemas.microsoft.com/office/drawing/2016/5/14/chartex" xmlns:cr="http://schemas.microsoft.com/office/comments/2020/reactions" xmlns:mc="http://schemas.openxmlformats.org/markup-compatibility/2006" xmlns:aink="http://schemas.microsoft.com/office/drawing/2016/ink" xmlns:am3d="http://schemas.microsoft.com/office/drawing/2017/model3d" xmlns:o="urn:schemas-microsoft-com:office:office" xmlns:oel="http://schemas.microsoft.com/office/2019/extlst" xmlns:r="http://schemas.openxmlformats.org/officeDocument/2006/relationships" xmlns:m="http://schemas.openxmlformats.org/officeDocument/2006/math" xmlns:v="urn:schemas-microsoft-com:vml" xmlns:wp14="http://schemas.microsoft.com/office/word/2010/wordprocessingDrawing" xmlns:wp="http://schemas.openxmlformats.org/drawingml/2006/wordprocessingDrawing" xmlns:w10="urn:schemas-microsoft-com:office:word" xmlns:w="http://schemas.openxmlformats.org/wordprocessingml/2006/main" xmlns:w14="http://schemas.microsoft.com/office/word/2010/wordml" xmlns:w15="http://schemas.microsoft.com/office/word/2012/wordml" xmlns:w16cex="http://schemas.microsoft.com/office/word/2018/wordml/cex" xmlns:w16cid="http://schemas.microsoft.com/office/word/2016/wordml/cid" xmlns:w16="http://schemas.microsoft.com/office/word/2018/wordml" xmlns:w16du="http://schemas.microsoft.com/office/word/2023/wordml/word16du" xmlns:w16sdtdh="http://schemas.microsoft.com/office/word/2020/wordml/sdtdatahash" xmlns:w16sdtfl="http://schemas.microsoft.com/office/word/2024/wordml/sdtformatlock" xmlns:w16se="http://schemas.microsoft.com/office/word/2015/wordml/symex" xmlns:wpg="http://schemas.microsoft.com/office/word/2010/wordprocessingGroup" xmlns:wpi="http://schemas.microsoft.com/office/word/2010/wordprocessingInk" xmlns:wne="http://schemas.microsoft.com/office/word/2006/wordml" xmlns:wps="http://schemas.microsoft.com/office/word/2010/wordprocessingShape" mc:Ignorable="w14 w15 w16se w16cid w16 w16cex w16sdtdh w16sdtfl cr w16du wp14">
-  <w16cex:commentExtensible w16cex:durableId="2E4753F3" w16cex:dateUtc="2026-05-04T13:18:00Z"/>
+  <w16cex:commentExtensible w16cex:durableId="2E4753F3" w16cex:dateUtc="2026-05-04T13:18:00Z">
+    <w16cex:extLst>
+      <w16:ext w16:uri="{CE6994B0-6A32-4C9F-8C6B-6E91EDA988CE}">
+        <cr:reactions xmlns:cr="http://schemas.microsoft.com/office/comments/2020/reactions">
+          <cr:reaction reactionType="1">
+            <cr:reactionInfo dateUtc="2026-07-20T15:15:48Z">
+              <cr:user userId="S::indrajaya@fev.com::768ae212-a61d-4b3e-83f3-a2670e0d747d" userProvider="AD" userName="Indrajaya, Muhammad Rafi Afif"/>
+            </cr:reactionInfo>
+          </cr:reaction>
+        </cr:reactions>
+      </w16:ext>
+    </w16cex:extLst>
+  </w16cex:commentExtensible>
   <w16cex:commentExtensible w16cex:durableId="4CB75C3B" w16cex:dateUtc="2026-07-19T14:42:00Z"/>
   <w16cex:commentExtensible w16cex:durableId="4AA1067B" w16cex:dateUtc="2026-07-19T14:42:00Z"/>
   <w16cex:commentExtensible w16cex:durableId="14DFEBD2" w16cex:dateUtc="2026-05-06T07:20:00Z"/>
@@ -13523,7 +14831,6 @@
   <w:style w:type="character" w:default="1" w:styleId="DefaultParagraphFont">
     <w:name w:val="Default Paragraph Font"/>
     <w:uiPriority w:val="1"/>
-    <w:semiHidden/>
     <w:unhideWhenUsed/>
   </w:style>
   <w:style w:type="table" w:default="1" w:styleId="TableNormal">
@@ -14676,6 +15983,336 @@
       </w:tcPr>
     </w:tblStylePr>
   </w:style>
+  <w:style w:type="table" w:styleId="PlainTable3">
+    <w:name w:val="Plain Table 3"/>
+    <w:basedOn w:val="TableNormal"/>
+    <w:uiPriority w:val="43"/>
+    <w:rsid w:val="003C5848"/>
+    <w:tblPr>
+      <w:tblStyleRowBandSize w:val="1"/>
+      <w:tblStyleColBandSize w:val="1"/>
+    </w:tblPr>
+    <w:tblStylePr w:type="firstRow">
+      <w:rPr>
+        <w:b/>
+        <w:bCs/>
+        <w:caps/>
+      </w:rPr>
+      <w:tblPr/>
+      <w:tcPr>
+        <w:tcBorders>
+          <w:bottom w:val="single" w:sz="4" w:space="0" w:color="7F7F7F" w:themeColor="text1" w:themeTint="80"/>
+        </w:tcBorders>
+      </w:tcPr>
+    </w:tblStylePr>
+    <w:tblStylePr w:type="lastRow">
+      <w:rPr>
+        <w:b/>
+        <w:bCs/>
+        <w:caps/>
+      </w:rPr>
+      <w:tblPr/>
+      <w:tcPr>
+        <w:tcBorders>
+          <w:top w:val="nil"/>
+        </w:tcBorders>
+      </w:tcPr>
+    </w:tblStylePr>
+    <w:tblStylePr w:type="firstCol">
+      <w:rPr>
+        <w:b/>
+        <w:bCs/>
+        <w:caps/>
+      </w:rPr>
+      <w:tblPr/>
+      <w:tcPr>
+        <w:tcBorders>
+          <w:right w:val="single" w:sz="4" w:space="0" w:color="7F7F7F" w:themeColor="text1" w:themeTint="80"/>
+        </w:tcBorders>
+      </w:tcPr>
+    </w:tblStylePr>
+    <w:tblStylePr w:type="lastCol">
+      <w:rPr>
+        <w:b/>
+        <w:bCs/>
+        <w:caps/>
+      </w:rPr>
+      <w:tblPr/>
+      <w:tcPr>
+        <w:tcBorders>
+          <w:left w:val="nil"/>
+        </w:tcBorders>
+      </w:tcPr>
+    </w:tblStylePr>
+    <w:tblStylePr w:type="band1Vert">
+      <w:tblPr/>
+      <w:tcPr>
+        <w:shd w:val="clear" w:color="auto" w:fill="F2F2F2" w:themeFill="background1" w:themeFillShade="F2"/>
+      </w:tcPr>
+    </w:tblStylePr>
+    <w:tblStylePr w:type="band1Horz">
+      <w:tblPr/>
+      <w:tcPr>
+        <w:shd w:val="clear" w:color="auto" w:fill="F2F2F2" w:themeFill="background1" w:themeFillShade="F2"/>
+      </w:tcPr>
+    </w:tblStylePr>
+    <w:tblStylePr w:type="neCell">
+      <w:tblPr/>
+      <w:tcPr>
+        <w:tcBorders>
+          <w:left w:val="nil"/>
+        </w:tcBorders>
+      </w:tcPr>
+    </w:tblStylePr>
+    <w:tblStylePr w:type="nwCell">
+      <w:tblPr/>
+      <w:tcPr>
+        <w:tcBorders>
+          <w:right w:val="nil"/>
+        </w:tcBorders>
+      </w:tcPr>
+    </w:tblStylePr>
+  </w:style>
+  <w:style w:type="table" w:styleId="PlainTable5">
+    <w:name w:val="Plain Table 5"/>
+    <w:basedOn w:val="TableNormal"/>
+    <w:uiPriority w:val="45"/>
+    <w:rsid w:val="003C5848"/>
+    <w:tblPr>
+      <w:tblStyleRowBandSize w:val="1"/>
+      <w:tblStyleColBandSize w:val="1"/>
+    </w:tblPr>
+    <w:tblStylePr w:type="firstRow">
+      <w:rPr>
+        <w:rFonts w:asciiTheme="majorHAnsi" w:eastAsiaTheme="majorEastAsia" w:hAnsiTheme="majorHAnsi" w:cstheme="majorBidi"/>
+        <w:i/>
+        <w:iCs/>
+        <w:sz w:val="26"/>
+      </w:rPr>
+      <w:tblPr/>
+      <w:tcPr>
+        <w:tcBorders>
+          <w:bottom w:val="single" w:sz="4" w:space="0" w:color="7F7F7F" w:themeColor="text1" w:themeTint="80"/>
+        </w:tcBorders>
+        <w:shd w:val="clear" w:color="auto" w:fill="FFFFFF" w:themeFill="background1"/>
+      </w:tcPr>
+    </w:tblStylePr>
+    <w:tblStylePr w:type="lastRow">
+      <w:rPr>
+        <w:rFonts w:asciiTheme="majorHAnsi" w:eastAsiaTheme="majorEastAsia" w:hAnsiTheme="majorHAnsi" w:cstheme="majorBidi"/>
+        <w:i/>
+        <w:iCs/>
+        <w:sz w:val="26"/>
+      </w:rPr>
+      <w:tblPr/>
+      <w:tcPr>
+        <w:tcBorders>
+          <w:top w:val="single" w:sz="4" w:space="0" w:color="7F7F7F" w:themeColor="text1" w:themeTint="80"/>
+        </w:tcBorders>
+        <w:shd w:val="clear" w:color="auto" w:fill="FFFFFF" w:themeFill="background1"/>
+      </w:tcPr>
+    </w:tblStylePr>
+    <w:tblStylePr w:type="firstCol">
+      <w:pPr>
+        <w:jc w:val="right"/>
+      </w:pPr>
+      <w:rPr>
+        <w:rFonts w:asciiTheme="majorHAnsi" w:eastAsiaTheme="majorEastAsia" w:hAnsiTheme="majorHAnsi" w:cstheme="majorBidi"/>
+        <w:i/>
+        <w:iCs/>
+        <w:sz w:val="26"/>
+      </w:rPr>
+      <w:tblPr/>
+      <w:tcPr>
+        <w:tcBorders>
+          <w:right w:val="single" w:sz="4" w:space="0" w:color="7F7F7F" w:themeColor="text1" w:themeTint="80"/>
+        </w:tcBorders>
+        <w:shd w:val="clear" w:color="auto" w:fill="FFFFFF" w:themeFill="background1"/>
+      </w:tcPr>
+    </w:tblStylePr>
+    <w:tblStylePr w:type="lastCol">
+      <w:rPr>
+        <w:rFonts w:asciiTheme="majorHAnsi" w:eastAsiaTheme="majorEastAsia" w:hAnsiTheme="majorHAnsi" w:cstheme="majorBidi"/>
+        <w:i/>
+        <w:iCs/>
+        <w:sz w:val="26"/>
+      </w:rPr>
+      <w:tblPr/>
+      <w:tcPr>
+        <w:tcBorders>
+          <w:left w:val="single" w:sz="4" w:space="0" w:color="7F7F7F" w:themeColor="text1" w:themeTint="80"/>
+        </w:tcBorders>
+        <w:shd w:val="clear" w:color="auto" w:fill="FFFFFF" w:themeFill="background1"/>
+      </w:tcPr>
+    </w:tblStylePr>
+    <w:tblStylePr w:type="band1Vert">
+      <w:tblPr/>
+      <w:tcPr>
+        <w:shd w:val="clear" w:color="auto" w:fill="F2F2F2" w:themeFill="background1" w:themeFillShade="F2"/>
+      </w:tcPr>
+    </w:tblStylePr>
+    <w:tblStylePr w:type="band1Horz">
+      <w:tblPr/>
+      <w:tcPr>
+        <w:shd w:val="clear" w:color="auto" w:fill="F2F2F2" w:themeFill="background1" w:themeFillShade="F2"/>
+      </w:tcPr>
+    </w:tblStylePr>
+    <w:tblStylePr w:type="neCell">
+      <w:tblPr/>
+      <w:tcPr>
+        <w:tcBorders>
+          <w:left w:val="nil"/>
+        </w:tcBorders>
+      </w:tcPr>
+    </w:tblStylePr>
+    <w:tblStylePr w:type="nwCell">
+      <w:tblPr/>
+      <w:tcPr>
+        <w:tcBorders>
+          <w:right w:val="nil"/>
+        </w:tcBorders>
+      </w:tcPr>
+    </w:tblStylePr>
+    <w:tblStylePr w:type="seCell">
+      <w:tblPr/>
+      <w:tcPr>
+        <w:tcBorders>
+          <w:left w:val="nil"/>
+        </w:tcBorders>
+      </w:tcPr>
+    </w:tblStylePr>
+    <w:tblStylePr w:type="swCell">
+      <w:tblPr/>
+      <w:tcPr>
+        <w:tcBorders>
+          <w:right w:val="nil"/>
+        </w:tcBorders>
+      </w:tcPr>
+    </w:tblStylePr>
+  </w:style>
+  <w:style w:type="table" w:styleId="PlainTable2">
+    <w:name w:val="Plain Table 2"/>
+    <w:basedOn w:val="TableNormal"/>
+    <w:uiPriority w:val="42"/>
+    <w:rsid w:val="003C5848"/>
+    <w:tblPr>
+      <w:tblStyleRowBandSize w:val="1"/>
+      <w:tblStyleColBandSize w:val="1"/>
+      <w:tblBorders>
+        <w:top w:val="single" w:sz="4" w:space="0" w:color="7F7F7F" w:themeColor="text1" w:themeTint="80"/>
+        <w:bottom w:val="single" w:sz="4" w:space="0" w:color="7F7F7F" w:themeColor="text1" w:themeTint="80"/>
+      </w:tblBorders>
+    </w:tblPr>
+    <w:tblStylePr w:type="firstRow">
+      <w:rPr>
+        <w:b/>
+        <w:bCs/>
+      </w:rPr>
+      <w:tblPr/>
+      <w:tcPr>
+        <w:tcBorders>
+          <w:bottom w:val="single" w:sz="4" w:space="0" w:color="7F7F7F" w:themeColor="text1" w:themeTint="80"/>
+        </w:tcBorders>
+      </w:tcPr>
+    </w:tblStylePr>
+    <w:tblStylePr w:type="lastRow">
+      <w:rPr>
+        <w:b/>
+        <w:bCs/>
+      </w:rPr>
+      <w:tblPr/>
+      <w:tcPr>
+        <w:tcBorders>
+          <w:top w:val="single" w:sz="4" w:space="0" w:color="7F7F7F" w:themeColor="text1" w:themeTint="80"/>
+        </w:tcBorders>
+      </w:tcPr>
+    </w:tblStylePr>
+    <w:tblStylePr w:type="firstCol">
+      <w:rPr>
+        <w:b/>
+        <w:bCs/>
+      </w:rPr>
+    </w:tblStylePr>
+    <w:tblStylePr w:type="lastCol">
+      <w:rPr>
+        <w:b/>
+        <w:bCs/>
+      </w:rPr>
+    </w:tblStylePr>
+    <w:tblStylePr w:type="band1Vert">
+      <w:tblPr/>
+      <w:tcPr>
+        <w:tcBorders>
+          <w:left w:val="single" w:sz="4" w:space="0" w:color="7F7F7F" w:themeColor="text1" w:themeTint="80"/>
+          <w:right w:val="single" w:sz="4" w:space="0" w:color="7F7F7F" w:themeColor="text1" w:themeTint="80"/>
+        </w:tcBorders>
+      </w:tcPr>
+    </w:tblStylePr>
+    <w:tblStylePr w:type="band2Vert">
+      <w:tblPr/>
+      <w:tcPr>
+        <w:tcBorders>
+          <w:left w:val="single" w:sz="4" w:space="0" w:color="7F7F7F" w:themeColor="text1" w:themeTint="80"/>
+          <w:right w:val="single" w:sz="4" w:space="0" w:color="7F7F7F" w:themeColor="text1" w:themeTint="80"/>
+        </w:tcBorders>
+      </w:tcPr>
+    </w:tblStylePr>
+    <w:tblStylePr w:type="band1Horz">
+      <w:tblPr/>
+      <w:tcPr>
+        <w:tcBorders>
+          <w:top w:val="single" w:sz="4" w:space="0" w:color="7F7F7F" w:themeColor="text1" w:themeTint="80"/>
+          <w:bottom w:val="single" w:sz="4" w:space="0" w:color="7F7F7F" w:themeColor="text1" w:themeTint="80"/>
+        </w:tcBorders>
+      </w:tcPr>
+    </w:tblStylePr>
+  </w:style>
+  <w:style w:type="table" w:styleId="PlainTable4">
+    <w:name w:val="Plain Table 4"/>
+    <w:basedOn w:val="TableNormal"/>
+    <w:uiPriority w:val="44"/>
+    <w:rsid w:val="003C5848"/>
+    <w:tblPr>
+      <w:tblStyleRowBandSize w:val="1"/>
+      <w:tblStyleColBandSize w:val="1"/>
+    </w:tblPr>
+    <w:tblStylePr w:type="firstRow">
+      <w:rPr>
+        <w:b/>
+        <w:bCs/>
+      </w:rPr>
+    </w:tblStylePr>
+    <w:tblStylePr w:type="lastRow">
+      <w:rPr>
+        <w:b/>
+        <w:bCs/>
+      </w:rPr>
+    </w:tblStylePr>
+    <w:tblStylePr w:type="firstCol">
+      <w:rPr>
+        <w:b/>
+        <w:bCs/>
+      </w:rPr>
+    </w:tblStylePr>
+    <w:tblStylePr w:type="lastCol">
+      <w:rPr>
+        <w:b/>
+        <w:bCs/>
+      </w:rPr>
+    </w:tblStylePr>
+    <w:tblStylePr w:type="band1Vert">
+      <w:tblPr/>
+      <w:tcPr>
+        <w:shd w:val="clear" w:color="auto" w:fill="F2F2F2" w:themeFill="background1" w:themeFillShade="F2"/>
+      </w:tcPr>
+    </w:tblStylePr>
+    <w:tblStylePr w:type="band1Horz">
+      <w:tblPr/>
+      <w:tcPr>
+        <w:shd w:val="clear" w:color="auto" w:fill="F2F2F2" w:themeFill="background1" w:themeFillShade="F2"/>
+      </w:tcPr>
+    </w:tblStylePr>
+  </w:style>
 </w:styles>
 </file>
 
@@ -14826,10 +16463,10 @@
     <w:rsid w:val="000D4658"/>
     <w:rsid w:val="001A236A"/>
     <w:rsid w:val="001D7398"/>
+    <w:rsid w:val="001D7FB6"/>
     <w:rsid w:val="00243D59"/>
     <w:rsid w:val="00276DE2"/>
     <w:rsid w:val="002A1E29"/>
-    <w:rsid w:val="003029CF"/>
     <w:rsid w:val="00310846"/>
     <w:rsid w:val="00313DDE"/>
     <w:rsid w:val="00324602"/>
@@ -15674,7 +17311,7 @@
   <we:properties>
     <we:property name="MENDELEY_BIBLIOGRAPHY_IS_DIRTY" value="true"/>
     <we:property name="MENDELEY_BIBLIOGRAPHY_LAST_MODIFIED" value="1783430036120"/>
-    <we:property name="MENDELEY_CITATIONS" value="[{&quot;citationID&quot;:&quot;MENDELEY_CITATION_03d18768-2530-4173-a512-ec7dc06e4ecc&quot;,&quot;properties&quot;:{&quot;noteIndex&quot;:0},&quot;isEdited&quot;:false,&quot;manualOverride&quot;:{&quot;isManuallyOverridden&quot;:false,&quot;citeprocText&quot;:&quot;[1]&quot;,&quot;manualOverrideText&quot;:&quot;&quot;},&quot;citationTag&quot;:&quot;MENDELEY_CITATION_v3_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&quot;,&quot;citationItems&quot;:[{&quot;id&quot;:&quot;185586bd-ce77-3f7d-ae64-0f509db4cf05&quot;,&quot;itemData&quot;:{&quot;type&quot;:&quot;article-journal&quot;,&quot;id&quot;:&quot;185586bd-ce77-3f7d-ae64-0f509db4cf05&quot;,&quot;title&quot;:&quot;Energy Demand Response in a Food-Processing Plant: A Deep Reinforcement Learning Approach&quot;,&quot;author&quot;:[{&quot;family&quot;:&quot;Wohlgenannt&quot;,&quot;given&quot;:&quot;Philipp&quot;,&quot;parse-names&quot;:false,&quot;dropping-particle&quot;:&quot;&quot;,&quot;non-dropping-particle&quot;:&quot;&quot;},{&quot;family&quot;:&quot;Hegenbart&quot;,&quot;given&quot;:&quot;Sebastian&quot;,&quot;parse-names&quot;:false,&quot;dropping-particle&quot;:&quot;&quot;,&quot;non-dropping-particle&quot;:&quot;&quot;},{&quot;family&quot;:&quot;Eder&quot;,&quot;given&quot;:&quot;Elias&quot;,&quot;parse-names&quot;:false,&quot;dropping-particle&quot;:&quot;&quot;,&quot;non-dropping-particle&quot;:&quot;&quot;},{&quot;family&quot;:&quot;Kolhe&quot;,&quot;given&quot;:&quot;Mohan&quot;,&quot;parse-names&quot;:false,&quot;dropping-particle&quot;:&quot;&quot;,&quot;non-dropping-particle&quot;:&quot;&quot;},{&quot;family&quot;:&quot;Kepplinger&quot;,&quot;given&quot;:&quot;Peter&quot;,&quot;parse-names&quot;:false,&quot;dropping-particle&quot;:&quot;&quot;,&quot;non-dropping-particle&quot;:&quot;&quot;}],&quot;container-title&quot;:&quot;Energies&quot;,&quot;container-title-short&quot;:&quot;Energies (Basel).&quot;,&quot;DOI&quot;:&quot;10.3390/en17246430&quot;,&quot;ISSN&quot;:&quot;1996-1073&quot;,&quot;issued&quot;:{&quot;date-parts&quot;:[[2024,12,20]]},&quot;page&quot;:&quot;6430&quot;,&quot;abstract&quot;:&quot;&lt;p&gt;The food industry faces significant challenges in managing operational costs due to its high energy intensity and rising energy prices. Industrial food-processing facilities, with substantial thermal capacities and large demands for cooling and heating, offer promising opportunities for demand response (DR) strategies. This study explores the application of deep reinforcement learning (RL) as an innovative, data-driven approach for DR in the food industry. By leveraging the adaptive, self-learning capabilities of RL, energy costs in the investigated plant are effectively decreased. The RL algorithm was compared with the well-established optimization method Mixed Integer Linear Programming (MILP), and both were benchmarked against a reference scenario without DR. The two optimization strategies demonstrate cost savings of 17.57% and 18.65% for RL and MILP, respectively. Although RL is slightly less efficient in cost reduction, it significantly outperforms in computational speed, being approximately 20 times faster. During operation, RL only needs 2ms per optimization compared to 19s for MILP, making it a promising optimization tool for edge computing. Moreover, while MILP’s computation time increases considerably with the number of binary variables, RL efficiently learns dynamic system behavior and scales to more complex systems without significant performance degradation. These results highlight that deep RL, when applied to DR, offers substantial cost savings and computational efficiency, with broad applicability to energy management in various applications.&lt;/p&gt;&quot;,&quot;issue&quot;:&quot;24&quot;,&quot;volume&quot;:&quot;17&quot;},&quot;isTemporary&quot;:false}]},{&quot;citationID&quot;:&quot;MENDELEY_CITATION_b63a1021-7346-498d-adf3-73382c63a827&quot;,&quot;properties&quot;:{&quot;noteIndex&quot;:0},&quot;isEdited&quot;:false,&quot;manualOverride&quot;:{&quot;isManuallyOverridden&quot;:false,&quot;citeprocText&quot;:&quot;[2]&quot;,&quot;manualOverrideText&quot;:&quot;&quot;},&quot;citationTag&quot;:&quot;MENDELEY_CITATION_v3_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&quot;,&quot;citationItems&quot;:[{&quot;id&quot;:&quot;0f89bf4c-80d3-3ce8-8c18-b8917957c10b&quot;,&quot;itemData&quot;:{&quot;type&quot;:&quot;article-journal&quot;,&quot;id&quot;:&quot;0f89bf4c-80d3-3ce8-8c18-b8917957c10b&quot;,&quot;title&quot;:&quot;Optimal energy system scheduling using a constraint-aware reinforcement learning algorithm&quot;,&quot;author&quot;:[{&quot;family&quot;:&quot;Shengren&quot;,&quot;given&quot;:&quot;Hou&quot;,&quot;parse-names&quot;:false,&quot;dropping-particle&quot;:&quot;&quot;,&quot;non-dropping-particle&quot;:&quot;&quot;},{&quot;family&quot;:&quot;Vergara&quot;,&quot;given&quot;:&quot;Pedro P.&quot;,&quot;parse-names&quot;:false,&quot;dropping-particle&quot;:&quot;&quot;,&quot;non-dropping-particle&quot;:&quot;&quot;},{&quot;family&quot;:&quot;Salazar Duque&quot;,&quot;given&quot;:&quot;Edgar Mauricio&quot;,&quot;parse-names&quot;:false,&quot;dropping-particle&quot;:&quot;&quot;,&quot;non-dropping-particle&quot;:&quot;&quot;},{&quot;family&quot;:&quot;Palensky&quot;,&quot;given&quot;:&quot;Peter&quot;,&quot;parse-names&quot;:false,&quot;dropping-particle&quot;:&quot;&quot;,&quot;non-dropping-particle&quot;:&quot;&quot;}],&quot;container-title&quot;:&quot;International Journal of Electrical Power &amp; Energy Systems&quot;,&quot;DOI&quot;:&quot;10.1016/j.ijepes.2023.109230&quot;,&quot;ISSN&quot;:&quot;01420615&quot;,&quot;issued&quot;:{&quot;date-parts&quot;:[[2023,10]]},&quot;page&quot;:&quot;109230&quot;,&quot;volume&quot;:&quot;152&quot;,&quot;container-title-short&quot;:&quot;&quot;},&quot;isTemporary&quot;:false}]},{&quot;citationID&quot;:&quot;MENDELEY_CITATION_1cdcd498-a953-4c56-9fed-7dd79ae2f0e4&quot;,&quot;properties&quot;:{&quot;noteIndex&quot;:0},&quot;isEdited&quot;:false,&quot;manualOverride&quot;:{&quot;isManuallyOverridden&quot;:false,&quot;citeprocText&quot;:&quot;[3]&quot;,&quot;manualOverrideText&quot;:&quot;&quot;},&quot;citationTag&quot;:&quot;MENDELEY_CITATION_v3_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&quot;,&quot;citationItems&quot;:[{&quot;id&quot;:&quot;06c2b8d2-b2dc-3af5-b126-6311b944aca0&quot;,&quot;itemData&quot;:{&quot;type&quot;:&quot;article&quot;,&quot;id&quot;:&quot;06c2b8d2-b2dc-3af5-b126-6311b944aca0&quot;,&quot;title&quot;:&quot;Reinforcement Learning Techniques in Optimizing Energy Systems&quot;,&quot;author&quot;:[{&quot;family&quot;:&quot;Stavrev&quot;,&quot;given&quot;:&quot;Stefan&quot;,&quot;parse-names&quot;:false,&quot;dropping-particle&quot;:&quot;&quot;,&quot;non-dropping-particle&quot;:&quot;&quot;},{&quot;family&quot;:&quot;Ginchev&quot;,&quot;given&quot;:&quot;Dimitar&quot;,&quot;parse-names&quot;:false,&quot;dropping-particle&quot;:&quot;&quot;,&quot;non-dropping-particle&quot;:&quot;&quot;}],&quot;container-title&quot;:&quot;Electronics (Switzerland)&quot;,&quot;DOI&quot;:&quot;10.3390/electronics13081459&quot;,&quot;ISSN&quot;:&quot;20799292&quot;,&quot;issued&quot;:{&quot;date-parts&quot;:[[2024,4,1]]},&quot;abstract&quot;:&quot;Reinforcement learning (RL) techniques have emerged as powerful tools for optimizing energy systems, offering the potential to enhance efficiency, reliability, and sustainability. This review paper provides a comprehensive examination of the applications of RL in the field of energy system optimization, spanning various domains such as energy management, grid control, and renewable energy integration. Beginning with an overview of RL fundamentals, the paper explores recent advancements in RL algorithms and their adaptation to address the unique challenges of energy system optimization. Case studies and real-world applications demonstrate the efficacy of RL-based approaches in improving energy efficiency, reducing costs, and mitigating environmental impacts. Furthermore, the paper discusses future directions and challenges, including scalability, interpretability, and integration with domain knowledge. By synthesizing the latest research findings and identifying key areas for further investigation, this paper aims to inform and inspire future research endeavors in the intersection of reinforcement learning and energy system optimization.&quot;,&quot;publisher&quot;:&quot;Multidisciplinary Digital Publishing Institute (MDPI)&quot;,&quot;issue&quot;:&quot;8&quot;,&quot;volume&quot;:&quot;13&quot;,&quot;container-title-short&quot;:&quot;&quot;},&quot;isTemporary&quot;:false}]},{&quot;citationID&quot;:&quot;MENDELEY_CITATION_2d90f837-c9a3-4da7-9b2d-0b187fae7ad5&quot;,&quot;properties&quot;:{&quot;noteIndex&quot;:0},&quot;isEdited&quot;:false,&quot;manualOverride&quot;:{&quot;isManuallyOverridden&quot;:false,&quot;citeprocText&quot;:&quot;[4]&quot;,&quot;manualOverrideText&quot;:&quot;&quot;},&quot;citationTag&quot;:&quot;MENDELEY_CITATION_v3_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&quot;,&quot;citationItems&quot;:[{&quot;id&quot;:&quot;94630c80-577c-3ded-896b-4aaf82147c8b&quot;,&quot;itemData&quot;:{&quot;type&quot;:&quot;chapter&quot;,&quot;id&quot;:&quot;94630c80-577c-3ded-896b-4aaf82147c8b&quot;,&quot;title&quot;:&quot;Efficient Exploration in Reinforcement Learning&quot;,&quot;author&quot;:[{&quot;family&quot;:&quot;Langford&quot;,&quot;given&quot;:&quot;John&quot;,&quot;parse-names&quot;:false,&quot;dropping-particle&quot;:&quot;&quot;,&quot;non-dropping-particle&quot;:&quot;&quot;}],&quot;container-title&quot;:&quot;Encyclopedia of Machine Learning&quot;,&quot;DOI&quot;:&quot;10.1007/978-0-387-30164-8_244&quot;,&quot;issued&quot;:{&quot;date-parts&quot;:[[2011]]},&quot;publisher-place&quot;:&quot;Boston, MA&quot;,&quot;page&quot;:&quot;309-311&quot;,&quot;publisher&quot;:&quot;Springer US&quot;,&quot;container-title-short&quot;:&quot;&quot;},&quot;isTemporary&quot;:false}]},{&quot;citationID&quot;:&quot;MENDELEY_CITATION_275dbc2a-bca7-47b7-904d-467adf502462&quot;,&quot;properties&quot;:{&quot;noteIndex&quot;:0},&quot;isEdited&quot;:false,&quot;manualOverride&quot;:{&quot;isManuallyOverridden&quot;:false,&quot;citeprocText&quot;:&quot;[5]&quot;,&quot;manualOverrideText&quot;:&quot;&quot;},&quot;citationTag&quot;:&quot;MENDELEY_CITATION_v3_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&quot;,&quot;citationItems&quot;:[{&quot;id&quot;:&quot;8a2da654-28fe-395b-8105-172abb9e04b0&quot;,&quot;itemData&quot;:{&quot;type&quot;:&quot;paper-conference&quot;,&quot;id&quot;:&quot;8a2da654-28fe-395b-8105-172abb9e04b0&quot;,&quot;title&quot;:&quot;Overview of Reinforcement Learning Based on Value and Policy&quot;,&quot;author&quot;:[{&quot;family&quot;:&quot;Liu&quot;,&quot;given&quot;:&quot;Yun-ting&quot;,&quot;parse-names&quot;:false,&quot;dropping-particle&quot;:&quot;&quot;,&quot;non-dropping-particle&quot;:&quot;&quot;},{&quot;family&quot;:&quot;Yang&quot;,&quot;given&quot;:&quot;Jia-ming&quot;,&quot;parse-names&quot;:false,&quot;dropping-particle&quot;:&quot;&quot;,&quot;non-dropping-particle&quot;:&quot;&quot;},{&quot;family&quot;:&quot;Chen&quot;,&quot;given&quot;:&quot;Liang&quot;,&quot;parse-names&quot;:false,&quot;dropping-particle&quot;:&quot;&quot;,&quot;non-dropping-particle&quot;:&quot;&quot;},{&quot;family&quot;:&quot;Guo&quot;,&quot;given&quot;:&quot;Ting&quot;,&quot;parse-names&quot;:false,&quot;dropping-particle&quot;:&quot;&quot;,&quot;non-dropping-particle&quot;:&quot;&quot;},{&quot;family&quot;:&quot;Jiang&quot;,&quot;given&quot;:&quot;Yu&quot;,&quot;parse-names&quot;:false,&quot;dropping-particle&quot;:&quot;&quot;,&quot;non-dropping-particle&quot;:&quot;&quot;}],&quot;container-title&quot;:&quot;2020 Chinese Control And Decision Conference (CCDC)&quot;,&quot;DOI&quot;:&quot;10.1109/CCDC49329.2020.9164615&quot;,&quot;ISBN&quot;:&quot;978-1-7281-5855-6&quot;,&quot;issued&quot;:{&quot;date-parts&quot;:[[2020,8]]},&quot;page&quot;:&quot;598-603&quot;,&quot;publisher&quot;:&quot;IEEE&quot;,&quot;container-title-short&quot;:&quot;&quot;},&quot;isTemporary&quot;:false}]},{&quot;citationID&quot;:&quot;MENDELEY_CITATION_ef102693-b21e-49bd-8961-a5f9603586b2&quot;,&quot;properties&quot;:{&quot;noteIndex&quot;:0},&quot;isEdited&quot;:false,&quot;manualOverride&quot;:{&quot;isManuallyOverridden&quot;:false,&quot;citeprocText&quot;:&quot;[6]&quot;,&quot;manualOverrideText&quot;:&quot;&quot;},&quot;citationTag&quot;:&quot;MENDELEY_CITATION_v3_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&quot;,&quot;citationItems&quot;:[{&quot;id&quot;:&quot;ffddf98e-e370-3452-8a14-62d7c8029a56&quot;,&quot;itemData&quot;:{&quot;type&quot;:&quot;article-journal&quot;,&quot;id&quot;:&quot;ffddf98e-e370-3452-8a14-62d7c8029a56&quot;,&quot;title&quot;:&quot;Comparing Policy Gradient and Value Function Based Reinforcement Learning Methods in Simulated Electrical Power Trade&quot;,&quot;author&quot;:[{&quot;family&quot;:&quot;Lincoln&quot;,&quot;given&quot;:&quot;Richard&quot;,&quot;parse-names&quot;:false,&quot;dropping-particle&quot;:&quot;&quot;,&quot;non-dropping-particle&quot;:&quot;&quot;},{&quot;family&quot;:&quot;Galloway&quot;,&quot;given&quot;:&quot;Stuart&quot;,&quot;parse-names&quot;:false,&quot;dropping-particle&quot;:&quot;&quot;,&quot;non-dropping-particle&quot;:&quot;&quot;},{&quot;family&quot;:&quot;Stephen&quot;,&quot;given&quot;:&quot;Bruce&quot;,&quot;parse-names&quot;:false,&quot;dropping-particle&quot;:&quot;&quot;,&quot;non-dropping-particle&quot;:&quot;&quot;},{&quot;family&quot;:&quot;Burt&quot;,&quot;given&quot;:&quot;Graeme&quot;,&quot;parse-names&quot;:false,&quot;dropping-particle&quot;:&quot;&quot;,&quot;non-dropping-particle&quot;:&quot;&quot;}],&quot;container-title&quot;:&quot;IEEE Transactions on Power Systems&quot;,&quot;DOI&quot;:&quot;10.1109/TPWRS.2011.2166091&quot;,&quot;ISSN&quot;:&quot;0885-8950&quot;,&quot;issued&quot;:{&quot;date-parts&quot;:[[2012,2]]},&quot;page&quot;:&quot;373-380&quot;,&quot;issue&quot;:&quot;1&quot;,&quot;volume&quot;:&quot;27&quot;,&quot;container-title-short&quot;:&quot;&quot;},&quot;isTemporary&quot;:false}]},{&quot;citationID&quot;:&quot;MENDELEY_CITATION_2803f5df-7f60-4bed-8861-5d6e31d32156&quot;,&quot;properties&quot;:{&quot;noteIndex&quot;:0},&quot;isEdited&quot;:false,&quot;manualOverride&quot;:{&quot;isManuallyOverridden&quot;:false,&quot;citeprocText&quot;:&quot;[7]&quot;,&quot;manualOverrideText&quot;:&quot;&quot;},&quot;citationTag&quot;:&quot;MENDELEY_CITATION_v3_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&quot;,&quot;citationItems&quot;:[{&quot;id&quot;:&quot;e54e5b56-d131-3a66-9ffb-14ae92ea0215&quot;,&quot;itemData&quot;:{&quot;type&quot;:&quot;article-journal&quot;,&quot;id&quot;:&quot;e54e5b56-d131-3a66-9ffb-14ae92ea0215&quot;,&quot;title&quot;:&quot;Policy Gradient Methods in Deep Reinforcement Learning&quot;,&quot;author&quot;:[{&quot;family&quot;:&quot;Gao&quot;,&quot;given&quot;:&quot;Yuhan&quot;,&quot;parse-names&quot;:false,&quot;dropping-particle&quot;:&quot;&quot;,&quot;non-dropping-particle&quot;:&quot;&quot;}],&quot;container-title&quot;:&quot;Applied and Computational Engineering&quot;,&quot;DOI&quot;:&quot;10.54254/2755-2721/2025.TJ23321&quot;,&quot;ISSN&quot;:&quot;2755-2721&quot;,&quot;issued&quot;:{&quot;date-parts&quot;:[[2025,5,22]]},&quot;page&quot;:&quot;27-34&quot;,&quot;abstract&quot;:&quot;&lt;p&gt;Policy gradient (PG) methods are a fundamental component of deep reinforcement learning (DRL), particularly effective in continuous and high-dimensional control tasks. This paper presents a structured review of PG algorithms, tracing their development from basic Monte Carlo methods like REINFORCE to advanced techniques such as asynchronous advantage actor-critic (A3C), trust region policy optimization (TRPO), proximal policy optimization (PPO), deep deterministic policy gradient (DDPG), and soft actor-critic (SAC). These methods differ in terms of policy structure, optimization stability, and sample efficiency, addressing core challenges in policy learning through gradient-based updates. In addition, this review explores the application of PG methods in real-world domains, including autonomous driving, financial portfolio management, and smart grid energy systems. These applications demonstrate PG methods’ capacity to operate under uncertainty and adapt to complex dynamic environments. However, limitations such as high variance, low sample efficiency, and instability in multi-agent and offline settings remain significant obstacles. The review concludes by outlining emerging research directions, including entropy-based exploration, model-based policy optimization, meta-learning, and Transformer-based sequence modeling. This work aims to offer theoretical insights and practical guidance to support the continued advancement and application of policy gradient methods in reinforcement learning.&lt;/p&gt;&quot;,&quot;issue&quot;:&quot;1&quot;,&quot;volume&quot;:&quot;158&quot;,&quot;container-title-short&quot;:&quot;&quot;},&quot;isTemporary&quot;:false}]},{&quot;citationID&quot;:&quot;MENDELEY_CITATION_6b0aa260-f728-4cb7-8d42-c258b6a59a24&quot;,&quot;properties&quot;:{&quot;noteIndex&quot;:0},&quot;isEdited&quot;:false,&quot;manualOverride&quot;:{&quot;isManuallyOverridden&quot;:false,&quot;citeprocText&quot;:&quot;[8]&quot;,&quot;manualOverrideText&quot;:&quot;&quot;},&quot;citationTag&quot;:&quot;MENDELEY_CITATION_v3_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&quot;,&quot;citationItems&quot;:[{&quot;id&quot;:&quot;695f87ef-b1a7-3d24-bf63-54c6c4a9499c&quot;,&quot;itemData&quot;:{&quot;type&quot;:&quot;article-journal&quot;,&quot;id&quot;:&quot;695f87ef-b1a7-3d24-bf63-54c6c4a9499c&quot;,&quot;title&quot;:&quot;Reinforcement Learning and Its Applications in Modern Power and Energy Systems: A Review&quot;,&quot;author&quot;:[{&quot;family&quot;:&quot;Cao&quot;,&quot;given&quot;:&quot;Di&quot;,&quot;parse-names&quot;:false,&quot;dropping-particle&quot;:&quot;&quot;,&quot;non-dropping-particle&quot;:&quot;&quot;},{&quot;family&quot;:&quot;Hu&quot;,&quot;given&quot;:&quot;Weihao&quot;,&quot;parse-names&quot;:false,&quot;dropping-particle&quot;:&quot;&quot;,&quot;non-dropping-particle&quot;:&quot;&quot;},{&quot;family&quot;:&quot;Zhao&quot;,&quot;given&quot;:&quot;Junbo&quot;,&quot;parse-names&quot;:false,&quot;dropping-particle&quot;:&quot;&quot;,&quot;non-dropping-particle&quot;:&quot;&quot;},{&quot;family&quot;:&quot;Zhang&quot;,&quot;given&quot;:&quot;Guozhou&quot;,&quot;parse-names&quot;:false,&quot;dropping-particle&quot;:&quot;&quot;,&quot;non-dropping-particle&quot;:&quot;&quot;},{&quot;family&quot;:&quot;Zhang&quot;,&quot;given&quot;:&quot;Bin&quot;,&quot;parse-names&quot;:false,&quot;dropping-particle&quot;:&quot;&quot;,&quot;non-dropping-particle&quot;:&quot;&quot;},{&quot;family&quot;:&quot;Liu&quot;,&quot;given&quot;:&quot;Zhou&quot;,&quot;parse-names&quot;:false,&quot;dropping-particle&quot;:&quot;&quot;,&quot;non-dropping-particle&quot;:&quot;&quot;},{&quot;family&quot;:&quot;Chen&quot;,&quot;given&quot;:&quot;Zhe&quot;,&quot;parse-names&quot;:false,&quot;dropping-particle&quot;:&quot;&quot;,&quot;non-dropping-particle&quot;:&quot;&quot;},{&quot;family&quot;:&quot;Blaabjerg&quot;,&quot;given&quot;:&quot;Frede&quot;,&quot;parse-names&quot;:false,&quot;dropping-particle&quot;:&quot;&quot;,&quot;non-dropping-particle&quot;:&quot;&quot;}],&quot;container-title&quot;:&quot;Journal of Modern Power Systems and Clean Energy&quot;,&quot;DOI&quot;:&quot;10.35833/MPCE.2020.000552&quot;,&quot;ISSN&quot;:&quot;2196-5625&quot;,&quot;issued&quot;:{&quot;date-parts&quot;:[[2020]]},&quot;page&quot;:&quot;1029-1042&quot;,&quot;issue&quot;:&quot;6&quot;,&quot;volume&quot;:&quot;8&quot;,&quot;container-title-short&quot;:&quot;&quot;},&quot;isTemporary&quot;:false}]},{&quot;citationID&quot;:&quot;MENDELEY_CITATION_77016d76-bbff-470c-acaf-6a996a49373b&quot;,&quot;properties&quot;:{&quot;noteIndex&quot;:0},&quot;isEdited&quot;:false,&quot;manualOverride&quot;:{&quot;isManuallyOverridden&quot;:false,&quot;citeprocText&quot;:&quot;[9]&quot;,&quot;manualOverrideText&quot;:&quot;&quot;},&quot;citationTag&quot;:&quot;MENDELEY_CITATION_v3_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&quot;,&quot;citationItems&quot;:[{&quot;id&quot;:&quot;e45cab0b-e52f-3cff-b734-fbaac9d65a24&quot;,&quot;itemData&quot;:{&quot;type&quot;:&quot;paper-conference&quot;,&quot;id&quot;:&quot;e45cab0b-e52f-3cff-b734-fbaac9d65a24&quot;,&quot;title&quot;:&quot;Performance Comparison of Deep RL Algorithms for Energy Systems Optimal Scheduling&quot;,&quot;author&quot;:[{&quot;family&quot;:&quot;Shengren&quot;,&quot;given&quot;:&quot;Hou&quot;,&quot;parse-names&quot;:false,&quot;dropping-particle&quot;:&quot;&quot;,&quot;non-dropping-particle&quot;:&quot;&quot;},{&quot;family&quot;:&quot;Salazar&quot;,&quot;given&quot;:&quot;Edgar Mauricio&quot;,&quot;parse-names&quot;:false,&quot;dropping-particle&quot;:&quot;&quot;,&quot;non-dropping-particle&quot;:&quot;&quot;},{&quot;family&quot;:&quot;Vergara&quot;,&quot;given&quot;:&quot;Pedro P.&quot;,&quot;parse-names&quot;:false,&quot;dropping-particle&quot;:&quot;&quot;,&quot;non-dropping-particle&quot;:&quot;&quot;},{&quot;family&quot;:&quot;Palensky&quot;,&quot;given&quot;:&quot;Peter&quot;,&quot;parse-names&quot;:false,&quot;dropping-particle&quot;:&quot;&quot;,&quot;non-dropping-particle&quot;:&quot;&quot;}],&quot;container-title&quot;:&quot;2022 IEEE PES Innovative Smart Grid Technologies Conference Europe (ISGT-Europe)&quot;,&quot;DOI&quot;:&quot;10.1109/ISGT-Europe54678.2022.9960642&quot;,&quot;ISBN&quot;:&quot;978-1-6654-8032-1&quot;,&quot;issued&quot;:{&quot;date-parts&quot;:[[2022,10,10]]},&quot;page&quot;:&quot;1-6&quot;,&quot;publisher&quot;:&quot;IEEE&quot;,&quot;container-title-short&quot;:&quot;&quot;},&quot;isTemporary&quot;:false}]},{&quot;citationID&quot;:&quot;MENDELEY_CITATION_0a510372-57a7-426b-836c-f53f7d26b1fe&quot;,&quot;properties&quot;:{&quot;noteIndex&quot;:0},&quot;isEdited&quot;:false,&quot;manualOverride&quot;:{&quot;isManuallyOverridden&quot;:false,&quot;citeprocText&quot;:&quot;[10]&quot;,&quot;manualOverrideText&quot;:&quot;&quot;},&quot;citationTag&quot;:&quot;MENDELEY_CITATION_v3_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&quot;,&quot;citationItems&quot;:[{&quot;id&quot;:&quot;31848458-a34e-370b-af77-81d1d893a1c5&quot;,&quot;itemData&quot;:{&quot;type&quot;:&quot;article-journal&quot;,&quot;id&quot;:&quot;31848458-a34e-370b-af77-81d1d893a1c5&quot;,&quot;title&quot;:&quot;Deep Reinforcement Learning Approaches the MILP Optimum of a Multi-Energy Optimization in Energy Communities&quot;,&quot;author&quot;:[{&quot;family&quot;:&quot;Vetter&quot;,&quot;given&quot;:&quot;Vinzent&quot;,&quot;parse-names&quot;:false,&quot;dropping-particle&quot;:&quot;&quot;,&quot;non-dropping-particle&quot;:&quot;&quot;},{&quot;family&quot;:&quot;Wohlgenannt&quot;,&quot;given&quot;:&quot;Philipp&quot;,&quot;parse-names&quot;:false,&quot;dropping-particle&quot;:&quot;&quot;,&quot;non-dropping-particle&quot;:&quot;&quot;},{&quot;family&quot;:&quot;Kepplinger&quot;,&quot;given&quot;:&quot;Peter&quot;,&quot;parse-names&quot;:false,&quot;dropping-particle&quot;:&quot;&quot;,&quot;non-dropping-particle&quot;:&quot;&quot;},{&quot;family&quot;:&quot;Eder&quot;,&quot;given&quot;:&quot;Elias&quot;,&quot;parse-names&quot;:false,&quot;dropping-particle&quot;:&quot;&quot;,&quot;non-dropping-particle&quot;:&quot;&quot;}],&quot;container-title&quot;:&quot;Energies&quot;,&quot;DOI&quot;:&quot;10.3390/en18174489&quot;,&quot;ISSN&quot;:&quot;1996-1073&quot;,&quot;issued&quot;:{&quot;date-parts&quot;:[[2025,8,23]]},&quot;page&quot;:&quot;4489&quot;,&quot;abstract&quot;:&quot;&lt;p&gt;As energy systems transition toward high shares of variable renewable generation, local energy communities (ECs) are increasingly relevant for enabling demand-side flexibility and self-sufficiency. This shift is particularly evident in the residential sector, where the deployment of photovoltaic (PV) systems is rapidly growing. While mixed-integer linear programming (MILP) remains the standard for operational optimization and demand response in such systems, its computational burden limits scalability and responsiveness under real-time or uncertain conditions. Reinforcement learning (RL), by contrast, offers a model-free, adaptive alternative. However, its application to real-world energy system operation remains limited. This study explores the application of a Deep Q-Network (DQN) to a real residential EC, which has received limited attention in prior work. The system comprises three single-family homes sharing a centralized heating system with a thermal energy storage (TES), a PV installation, and a grid connection. We compare the performance of MILP and RL controllers across economic and environmental metrics. Relative to a reference scenario without TES, MILP and RL reduce energy costs by 10.06% and 8.78%, respectively, and both approaches yield lower total energy consumption and CO2-equivalent emissions. Notably, the trained RL agent achieves a near-optimal outcome while requiring only 22% of the MILP’s computation time. These results demonstrate that DQNs can offer a computationally efficient and practically viable alternative to MILP for real-time control in residential energy systems.&lt;/p&gt;&quot;,&quot;issue&quot;:&quot;17&quot;,&quot;volume&quot;:&quot;18&quot;,&quot;container-title-short&quot;:&quot;Energies (Basel).&quot;},&quot;isTemporary&quot;:false}]},{&quot;citationID&quot;:&quot;MENDELEY_CITATION_d44b77f0-61f7-4c28-821a-92a263b68faa&quot;,&quot;properties&quot;:{&quot;noteIndex&quot;:0},&quot;isEdited&quot;:false,&quot;manualOverride&quot;:{&quot;isManuallyOverridden&quot;:false,&quot;citeprocText&quot;:&quot;[11]&quot;,&quot;manualOverrideText&quot;:&quot;&quot;},&quot;citationTag&quot;:&quot;MENDELEY_CITATION_v3_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&quot;,&quot;citationItems&quot;:[{&quot;id&quot;:&quot;878a73bd-0c5d-3e77-a841-71aeb93db99a&quot;,&quot;itemData&quot;:{&quot;type&quot;:&quot;article-journal&quot;,&quot;id&quot;:&quot;878a73bd-0c5d-3e77-a841-71aeb93db99a&quot;,&quot;title&quot;:&quot;Reinforcement Learning for Joint Design and Control of Battery-PV Systems&quot;,&quot;author&quot;:[{&quot;family&quot;:&quot;Cauz&quot;,&quot;given&quot;:&quot;Marine&quot;,&quot;parse-names&quot;:false,&quot;dropping-particle&quot;:&quot;&quot;,&quot;non-dropping-particle&quot;:&quot;&quot;},{&quot;family&quot;:&quot;Bolland&quot;,&quot;given&quot;:&quot;Adrien&quot;,&quot;parse-names&quot;:false,&quot;dropping-particle&quot;:&quot;&quot;,&quot;non-dropping-particle&quot;:&quot;&quot;},{&quot;family&quot;:&quot;Miftari&quot;,&quot;given&quot;:&quot;Bardhyl&quot;,&quot;parse-names&quot;:false,&quot;dropping-particle&quot;:&quot;&quot;,&quot;non-dropping-particle&quot;:&quot;&quot;},{&quot;family&quot;:&quot;Perret&quot;,&quot;given&quot;:&quot;Lionel&quot;,&quot;parse-names&quot;:false,&quot;dropping-particle&quot;:&quot;&quot;,&quot;non-dropping-particle&quot;:&quot;&quot;},{&quot;family&quot;:&quot;Ballif&quot;,&quot;given&quot;:&quot;Christophe&quot;,&quot;parse-names&quot;:false,&quot;dropping-particle&quot;:&quot;&quot;,&quot;non-dropping-particle&quot;:&quot;&quot;},{&quot;family&quot;:&quot;Wyrsch&quot;,&quot;given&quot;:&quot;Nicolas&quot;,&quot;parse-names&quot;:false,&quot;dropping-particle&quot;:&quot;&quot;,&quot;non-dropping-particle&quot;:&quot;&quot;}],&quot;URL&quot;:&quot;http://arxiv.org/abs/2307.04244&quot;,&quot;issued&quot;:{&quot;date-parts&quot;:[[2023,7,9]]},&quot;abstract&quot;:&quot;The decentralisation and unpredictability of new renewable energy sources require rethinking our energy system. Data-driven approaches, such as reinforcement learning (RL), have emerged as new control strategies for operating these systems, but they have not yet been applied to system design. This paper aims to bridge this gap by studying the use of an RL-based method for joint design and control of a real-world PV and battery system. The design problem is first formulated as a mixed-integer linear programming problem (MILP). The optimal MILP solution is then used to evaluate the performance of an RL agent trained in a surrogate environment designed for applying an existing data-driven algorithm. The main difference between the two models lies in their optimization approaches: while MILP finds a solution that minimizes the total costs for a one-year operation given the deterministic historical data, RL is a stochastic method that searches for an optimal strategy over one week of data on expectation over all weeks in the historical dataset. Both methods were applied on a toy example using one-week data and on a case study using one-year data. In both cases, models were found to converge to similar control solutions, but their investment decisions differed. Overall, these outcomes are an initial step illustrating benefits and challenges of using RL for the joint design and control of energy systems.&quot;,&quot;container-title-short&quot;:&quot;&quot;},&quot;isTemporary&quot;:false}]}]"/>
+    <we:property name="MENDELEY_CITATIONS" value="[{&quot;citationID&quot;:&quot;MENDELEY_CITATION_9a69a8b0-b116-4a8e-be9e-ca9faac00dd4&quot;,&quot;properties&quot;:{&quot;noteIndex&quot;:0},&quot;isEdited&quot;:false,&quot;manualOverride&quot;:{&quot;isManuallyOverridden&quot;:false,&quot;citeprocText&quot;:&quot;[1]&quot;,&quot;manualOverrideText&quot;:&quot;&quot;},&quot;citationTag&quot;:&quot;MENDELEY_CITATION_v3_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&quot;,&quot;citationItems&quot;:[{&quot;id&quot;:&quot;9f54496b-fc3d-3546-b057-55b552d0253d&quot;,&quot;itemData&quot;:{&quot;type&quot;:&quot;article-journal&quot;,&quot;id&quot;:&quot;9f54496b-fc3d-3546-b057-55b552d0253d&quot;,&quot;title&quot;:&quot;Hard-to-Abate Sectors: The role of industrial carbon capture and storage (CCS) in emission mitigation&quot;,&quot;author&quot;:[{&quot;family&quot;:&quot;Paltsev&quot;,&quot;given&quot;:&quot;Sergey&quot;,&quot;parse-names&quot;:false,&quot;dropping-particle&quot;:&quot;&quot;,&quot;non-dropping-particle&quot;:&quot;&quot;},{&quot;family&quot;:&quot;Morris&quot;,&quot;given&quot;:&quot;Jennifer&quot;,&quot;parse-names&quot;:false,&quot;dropping-particle&quot;:&quot;&quot;,&quot;non-dropping-particle&quot;:&quot;&quot;},{&quot;family&quot;:&quot;Kheshgi&quot;,&quot;given&quot;:&quot;Haroon&quot;,&quot;parse-names&quot;:false,&quot;dropping-particle&quot;:&quot;&quot;,&quot;non-dropping-particle&quot;:&quot;&quot;},{&quot;family&quot;:&quot;Herzog&quot;,&quot;given&quot;:&quot;Howard&quot;,&quot;parse-names&quot;:false,&quot;dropping-particle&quot;:&quot;&quot;,&quot;non-dropping-particle&quot;:&quot;&quot;}],&quot;container-title&quot;:&quot;Applied Energy&quot;,&quot;container-title-short&quot;:&quot;Appl. Energy&quot;,&quot;DOI&quot;:&quot;10.1016/j.apenergy.2021.117322&quot;,&quot;ISSN&quot;:&quot;03062619&quot;,&quot;issued&quot;:{&quot;date-parts&quot;:[[2021,10]]},&quot;page&quot;:&quot;117322&quot;,&quot;volume&quot;:&quot;300&quot;},&quot;isTemporary&quot;:false}]},{&quot;citationID&quot;:&quot;MENDELEY_CITATION_8d7bd39f-5014-4a97-bce1-d22efa7dbd0b&quot;,&quot;properties&quot;:{&quot;noteIndex&quot;:0},&quot;isEdited&quot;:false,&quot;manualOverride&quot;:{&quot;isManuallyOverridden&quot;:false,&quot;citeprocText&quot;:&quot;[2]&quot;,&quot;manualOverrideText&quot;:&quot;&quot;},&quot;citationTag&quot;:&quot;MENDELEY_CITATION_v3_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&quot;,&quot;citationItems&quot;:[{&quot;id&quot;:&quot;956a38fa-e422-3333-a9ab-81f96dae1644&quot;,&quot;itemData&quot;:{&quot;type&quot;:&quot;article-journal&quot;,&quot;id&quot;:&quot;956a38fa-e422-3333-a9ab-81f96dae1644&quot;,&quot;title&quot;:&quot;Decarbonizing Hard-to-Abate Sectors with Renewable Hydrogen: A Real Case Application to the Ceramics Industry&quot;,&quot;author&quot;:[{&quot;family&quot;:&quot;Sousa&quot;,&quot;given&quot;:&quot;Jorge&quot;,&quot;parse-names&quot;:false,&quot;dropping-particle&quot;:&quot;&quot;,&quot;non-dropping-particle&quot;:&quot;&quot;},{&quot;family&quot;:&quot;Azevedo&quot;,&quot;given&quot;:&quot;Inês&quot;,&quot;parse-names&quot;:false,&quot;dropping-particle&quot;:&quot;&quot;,&quot;non-dropping-particle&quot;:&quot;&quot;},{&quot;family&quot;:&quot;Camus&quot;,&quot;given&quot;:&quot;Cristina&quot;,&quot;parse-names&quot;:false,&quot;dropping-particle&quot;:&quot;&quot;,&quot;non-dropping-particle&quot;:&quot;&quot;},{&quot;family&quot;:&quot;Mendes&quot;,&quot;given&quot;:&quot;Luís&quot;,&quot;parse-names&quot;:false,&quot;dropping-particle&quot;:&quot;&quot;,&quot;non-dropping-particle&quot;:&quot;&quot;},{&quot;family&quot;:&quot;Viveiros&quot;,&quot;given&quot;:&quot;Carla&quot;,&quot;parse-names&quot;:false,&quot;dropping-particle&quot;:&quot;&quot;,&quot;non-dropping-particle&quot;:&quot;&quot;},{&quot;family&quot;:&quot;Barata&quot;,&quot;given&quot;:&quot;Filipe&quot;,&quot;parse-names&quot;:false,&quot;dropping-particle&quot;:&quot;&quot;,&quot;non-dropping-particle&quot;:&quot;&quot;}],&quot;container-title&quot;:&quot;Energies&quot;,&quot;container-title-short&quot;:&quot;Energies (Basel).&quot;,&quot;DOI&quot;:&quot;10.3390/en17153661&quot;,&quot;ISSN&quot;:&quot;1996-1073&quot;,&quot;issued&quot;:{&quot;date-parts&quot;:[[2024,7,25]]},&quot;page&quot;:&quot;3661&quot;,&quot;abstract&quot;:&quot;&lt;p&gt;Hydrogen produced from renewable energy sources is a valuable energy carrier for linking growing renewable electricity generation with the hard-to-abate sectors, such as cement, steel, glass, chemical, and ceramics industries. In this context, this paper presents a new model of hydrogen production based on solar photovoltaics and wind energy with application to a real-world ceramics factory. For this task, a novel multipurpose profit-maximizing model is implemented using GAMS. The developed model explores hydrogen production with multiple value streams that enable technical and economical informed decisions under specific scenarios. Our results show that it is profitable to sell the hydrogen produced to the gas grid rather than using it for self-consumption for low-gas-price scenarios. On the other hand, when the price of gas is significantly high, it is more profitable to use as much hydrogen as possible for self-consumption to supply the factory and reduce the internal use of natural gas. The role of electricity self-consumption has proven to be key for the project’s profitability as, without this revenue stream, the project would not be profitable in any analysed scenario.&lt;/p&gt;&quot;,&quot;issue&quot;:&quot;15&quot;,&quot;volume&quot;:&quot;17&quot;},&quot;isTemporary&quot;:false}]},{&quot;citationID&quot;:&quot;MENDELEY_CITATION_cc9a11a7-48e8-4bcd-9601-05385ccebf02&quot;,&quot;properties&quot;:{&quot;noteIndex&quot;:0},&quot;isEdited&quot;:false,&quot;manualOverride&quot;:{&quot;isManuallyOverridden&quot;:false,&quot;citeprocText&quot;:&quot;[3]&quot;,&quot;manualOverrideText&quot;:&quot;&quot;},&quot;citationTag&quot;:&quot;MENDELEY_CITATION_v3_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&quot;,&quot;citationItems&quot;:[{&quot;id&quot;:&quot;66781a91-8ce9-38c0-8b80-b0de4bdb3cc9&quot;,&quot;itemData&quot;:{&quot;type&quot;:&quot;article-journal&quot;,&quot;id&quot;:&quot;66781a91-8ce9-38c0-8b80-b0de4bdb3cc9&quot;,&quot;title&quot;:&quot;From green hydrogen to electricity: A review on recent advances, challenges, and opportunities on power-to-hydrogen-to-power systems&quot;,&quot;author&quot;:[{&quot;family&quot;:&quot;Risco-Bravo&quot;,&quot;given&quot;:&quot;A.&quot;,&quot;parse-names&quot;:false,&quot;dropping-particle&quot;:&quot;&quot;,&quot;non-dropping-particle&quot;:&quot;&quot;},{&quot;family&quot;:&quot;Varela&quot;,&quot;given&quot;:&quot;C.&quot;,&quot;parse-names&quot;:false,&quot;dropping-particle&quot;:&quot;&quot;,&quot;non-dropping-particle&quot;:&quot;&quot;},{&quot;family&quot;:&quot;Bartels&quot;,&quot;given&quot;:&quot;J.&quot;,&quot;parse-names&quot;:false,&quot;dropping-particle&quot;:&quot;&quot;,&quot;non-dropping-particle&quot;:&quot;&quot;},{&quot;family&quot;:&quot;Zondervan&quot;,&quot;given&quot;:&quot;E.&quot;,&quot;parse-names&quot;:false,&quot;dropping-particle&quot;:&quot;&quot;,&quot;non-dropping-particle&quot;:&quot;&quot;}],&quot;container-title&quot;:&quot;Renewable and Sustainable Energy Reviews&quot;,&quot;DOI&quot;:&quot;10.1016/j.rser.2023.113930&quot;,&quot;ISSN&quot;:&quot;13640321&quot;,&quot;issued&quot;:{&quot;date-parts&quot;:[[2024,1]]},&quot;page&quot;:&quot;113930&quot;,&quot;volume&quot;:&quot;189&quot;,&quot;container-title-short&quot;:&quot;&quot;},&quot;isTemporary&quot;:false}]},{&quot;citationID&quot;:&quot;MENDELEY_CITATION_10ebcc1d-9e7d-475c-9706-140f1e237e74&quot;,&quot;properties&quot;:{&quot;noteIndex&quot;:0},&quot;isEdited&quot;:false,&quot;manualOverride&quot;:{&quot;isManuallyOverridden&quot;:false,&quot;citeprocText&quot;:&quot;[4]&quot;,&quot;manualOverrideText&quot;:&quot;&quot;},&quot;citationTag&quot;:&quot;MENDELEY_CITATION_v3_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&quot;,&quot;citationItems&quot;:[{&quot;id&quot;:&quot;d00ceab6-c269-3d86-a58b-dd8be99f154b&quot;,&quot;itemData&quot;:{&quot;type&quot;:&quot;article-journal&quot;,&quot;id&quot;:&quot;d00ceab6-c269-3d86-a58b-dd8be99f154b&quot;,&quot;title&quot;:&quot;A comprehensive review of optimizing hybrid renewable energy system using optimization techniques&quot;,&quot;author&quot;:[{&quot;family&quot;:&quot;Yao&quot;,&quot;given&quot;:&quot;Ye&quot;,&quot;parse-names&quot;:false,&quot;dropping-particle&quot;:&quot;&quot;,&quot;non-dropping-particle&quot;:&quot;&quot;},{&quot;family&quot;:&quot;Wang&quot;,&quot;given&quot;:&quot;Zhen&quot;,&quot;parse-names&quot;:false,&quot;dropping-particle&quot;:&quot;&quot;,&quot;non-dropping-particle&quot;:&quot;&quot;},{&quot;family&quot;:&quot;Ma&quot;,&quot;given&quot;:&quot;Chao&quot;,&quot;parse-names&quot;:false,&quot;dropping-particle&quot;:&quot;&quot;,&quot;non-dropping-particle&quot;:&quot;&quot;},{&quot;family&quot;:&quot;Liu&quot;,&quot;given&quot;:&quot;Mengmeng&quot;,&quot;parse-names&quot;:false,&quot;dropping-particle&quot;:&quot;&quot;,&quot;non-dropping-particle&quot;:&quot;&quot;},{&quot;family&quot;:&quot;Qi&quot;,&quot;given&quot;:&quot;Wenchao&quot;,&quot;parse-names&quot;:false,&quot;dropping-particle&quot;:&quot;&quot;,&quot;non-dropping-particle&quot;:&quot;&quot;},{&quot;family&quot;:&quot;Yang&quot;,&quot;given&quot;:&quot;Xiuwei&quot;,&quot;parse-names&quot;:false,&quot;dropping-particle&quot;:&quot;&quot;,&quot;non-dropping-particle&quot;:&quot;&quot;},{&quot;family&quot;:&quot;Gao&quot;,&quot;given&quot;:&quot;Xifeng&quot;,&quot;parse-names&quot;:false,&quot;dropping-particle&quot;:&quot;&quot;,&quot;non-dropping-particle&quot;:&quot;&quot;},{&quot;family&quot;:&quot;Liu&quot;,&quot;given&quot;:&quot;Yingzhou&quot;,&quot;parse-names&quot;:false,&quot;dropping-particle&quot;:&quot;&quot;,&quot;non-dropping-particle&quot;:&quot;&quot;},{&quot;family&quot;:&quot;Lian&quot;,&quot;given&quot;:&quot;Jijian&quot;,&quot;parse-names&quot;:false,&quot;dropping-particle&quot;:&quot;&quot;,&quot;non-dropping-particle&quot;:&quot;&quot;},{&quot;family&quot;:&quot;Wang&quot;,&quot;given&quot;:&quot;Haolin&quot;,&quot;parse-names&quot;:false,&quot;dropping-particle&quot;:&quot;&quot;,&quot;non-dropping-particle&quot;:&quot;&quot;}],&quot;container-title&quot;:&quot;Engineering Science and Technology, an International Journal&quot;,&quot;DOI&quot;:&quot;10.1016/j.jestch.2026.102384&quot;,&quot;ISSN&quot;:&quot;22150986&quot;,&quot;issued&quot;:{&quot;date-parts&quot;:[[2026,6]]},&quot;page&quot;:&quot;102384&quot;,&quot;volume&quot;:&quot;78&quot;,&quot;container-title-short&quot;:&quot;&quot;},&quot;isTemporary&quot;:false}]},{&quot;citationID&quot;:&quot;MENDELEY_CITATION_883842a3-a21f-4bfa-9084-5059522ad981&quot;,&quot;properties&quot;:{&quot;noteIndex&quot;:0},&quot;isEdited&quot;:false,&quot;manualOverride&quot;:{&quot;isManuallyOverridden&quot;:false,&quot;citeprocText&quot;:&quot;[5]&quot;,&quot;manualOverrideText&quot;:&quot;&quot;},&quot;citationTag&quot;:&quot;MENDELEY_CITATION_v3_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&quot;,&quot;citationItems&quot;:[{&quot;id&quot;:&quot;37e1e1c6-a2f3-3486-92e6-469dc2e4adc9&quot;,&quot;itemData&quot;:{&quot;type&quot;:&quot;article-journal&quot;,&quot;id&quot;:&quot;37e1e1c6-a2f3-3486-92e6-469dc2e4adc9&quot;,&quot;title&quot;:&quot;Energy Demand Response in a Food-Processing Plant: A Deep Reinforcement Learning Approach&quot;,&quot;author&quot;:[{&quot;family&quot;:&quot;Wohlgenannt&quot;,&quot;given&quot;:&quot;Philipp&quot;,&quot;parse-names&quot;:false,&quot;dropping-particle&quot;:&quot;&quot;,&quot;non-dropping-particle&quot;:&quot;&quot;},{&quot;family&quot;:&quot;Hegenbart&quot;,&quot;given&quot;:&quot;Sebastian&quot;,&quot;parse-names&quot;:false,&quot;dropping-particle&quot;:&quot;&quot;,&quot;non-dropping-particle&quot;:&quot;&quot;},{&quot;family&quot;:&quot;Eder&quot;,&quot;given&quot;:&quot;Elias&quot;,&quot;parse-names&quot;:false,&quot;dropping-particle&quot;:&quot;&quot;,&quot;non-dropping-particle&quot;:&quot;&quot;},{&quot;family&quot;:&quot;Kolhe&quot;,&quot;given&quot;:&quot;Mohan&quot;,&quot;parse-names&quot;:false,&quot;dropping-particle&quot;:&quot;&quot;,&quot;non-dropping-particle&quot;:&quot;&quot;},{&quot;family&quot;:&quot;Kepplinger&quot;,&quot;given&quot;:&quot;Peter&quot;,&quot;parse-names&quot;:false,&quot;dropping-particle&quot;:&quot;&quot;,&quot;non-dropping-particle&quot;:&quot;&quot;}],&quot;container-title&quot;:&quot;Energies&quot;,&quot;container-title-short&quot;:&quot;Energies (Basel).&quot;,&quot;DOI&quot;:&quot;10.3390/en17246430&quot;,&quot;ISSN&quot;:&quot;1996-1073&quot;,&quot;issued&quot;:{&quot;date-parts&quot;:[[2024,12,20]]},&quot;page&quot;:&quot;6430&quot;,&quot;abstract&quot;:&quot;&lt;p&gt;The food industry faces significant challenges in managing operational costs due to its high energy intensity and rising energy prices. Industrial food-processing facilities, with substantial thermal capacities and large demands for cooling and heating, offer promising opportunities for demand response (DR) strategies. This study explores the application of deep reinforcement learning (RL) as an innovative, data-driven approach for DR in the food industry. By leveraging the adaptive, self-learning capabilities of RL, energy costs in the investigated plant are effectively decreased. The RL algorithm was compared with the well-established optimization method Mixed Integer Linear Programming (MILP), and both were benchmarked against a reference scenario without DR. The two optimization strategies demonstrate cost savings of 17.57% and 18.65% for RL and MILP, respectively. Although RL is slightly less efficient in cost reduction, it significantly outperforms in computational speed, being approximately 20 times faster. During operation, RL only needs 2ms per optimization compared to 19s for MILP, making it a promising optimization tool for edge computing. Moreover, while MILP’s computation time increases considerably with the number of binary variables, RL efficiently learns dynamic system behavior and scales to more complex systems without significant performance degradation. These results highlight that deep RL, when applied to DR, offers substantial cost savings and computational efficiency, with broad applicability to energy management in various applications.&lt;/p&gt;&quot;,&quot;issue&quot;:&quot;24&quot;,&quot;volume&quot;:&quot;17&quot;},&quot;isTemporary&quot;:false}]},{&quot;citationID&quot;:&quot;MENDELEY_CITATION_d7370189-8bad-428a-bf96-f6e0b77e7bf5&quot;,&quot;properties&quot;:{&quot;noteIndex&quot;:0},&quot;isEdited&quot;:false,&quot;manualOverride&quot;:{&quot;isManuallyOverridden&quot;:false,&quot;citeprocText&quot;:&quot;[6]&quot;,&quot;manualOverrideText&quot;:&quot;&quot;},&quot;citationTag&quot;:&quot;MENDELEY_CITATION_v3_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&quot;,&quot;citationItems&quot;:[{&quot;id&quot;:&quot;f01623cd-5b09-3de7-90db-88f6efe9d97e&quot;,&quot;itemData&quot;:{&quot;type&quot;:&quot;article-journal&quot;,&quot;id&quot;:&quot;f01623cd-5b09-3de7-90db-88f6efe9d97e&quot;,&quot;title&quot;:&quot;Optimization of energy supply systems by MILP branch and bound method in consideration of hierarchical relationship between design and operation&quot;,&quot;author&quot;:[{&quot;family&quot;:&quot;Yokoyama&quot;,&quot;given&quot;:&quot;Ryohei&quot;,&quot;parse-names&quot;:false,&quot;dropping-particle&quot;:&quot;&quot;,&quot;non-dropping-particle&quot;:&quot;&quot;},{&quot;family&quot;:&quot;Shinano&quot;,&quot;given&quot;:&quot;Yuji&quot;,&quot;parse-names&quot;:false,&quot;dropping-particle&quot;:&quot;&quot;,&quot;non-dropping-particle&quot;:&quot;&quot;},{&quot;family&quot;:&quot;Taniguchi&quot;,&quot;given&quot;:&quot;Syusuke&quot;,&quot;parse-names&quot;:false,&quot;dropping-particle&quot;:&quot;&quot;,&quot;non-dropping-particle&quot;:&quot;&quot;},{&quot;family&quot;:&quot;Ohkura&quot;,&quot;given&quot;:&quot;Masashi&quot;,&quot;parse-names&quot;:false,&quot;dropping-particle&quot;:&quot;&quot;,&quot;non-dropping-particle&quot;:&quot;&quot;},{&quot;family&quot;:&quot;Wakui&quot;,&quot;given&quot;:&quot;Tetsuya&quot;,&quot;parse-names&quot;:false,&quot;dropping-particle&quot;:&quot;&quot;,&quot;non-dropping-particle&quot;:&quot;&quot;}],&quot;container-title&quot;:&quot;Energy Conversion and Management&quot;,&quot;container-title-short&quot;:&quot;Energy Convers. Manag.&quot;,&quot;DOI&quot;:&quot;10.1016/j.enconman.2014.12.020&quot;,&quot;ISSN&quot;:&quot;01968904&quot;,&quot;issued&quot;:{&quot;date-parts&quot;:[[2015,3]]},&quot;page&quot;:&quot;92-104&quot;,&quot;volume&quot;:&quot;92&quot;},&quot;isTemporary&quot;:false}]},{&quot;citationID&quot;:&quot;MENDELEY_CITATION_25f810e2-1387-4860-bc8b-20e968f8adf0&quot;,&quot;properties&quot;:{&quot;noteIndex&quot;:0},&quot;isEdited&quot;:false,&quot;manualOverride&quot;:{&quot;isManuallyOverridden&quot;:false,&quot;citeprocText&quot;:&quot;[7]&quot;,&quot;manualOverrideText&quot;:&quot;&quot;},&quot;citationTag&quot;:&quot;MENDELEY_CITATION_v3_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&quot;,&quot;citationItems&quot;:[{&quot;id&quot;:&quot;85308694-191e-34ed-aa20-9e1aa6f08e43&quot;,&quot;itemData&quot;:{&quot;type&quot;:&quot;article-journal&quot;,&quot;id&quot;:&quot;85308694-191e-34ed-aa20-9e1aa6f08e43&quot;,&quot;title&quot;:&quot;Reinforcement Learning Techniques in Optimizing Energy Systems&quot;,&quot;author&quot;:[{&quot;family&quot;:&quot;Stavrev&quot;,&quot;given&quot;:&quot;Stefan&quot;,&quot;parse-names&quot;:false,&quot;dropping-particle&quot;:&quot;&quot;,&quot;non-dropping-particle&quot;:&quot;&quot;},{&quot;family&quot;:&quot;Ginchev&quot;,&quot;given&quot;:&quot;Dimitar&quot;,&quot;parse-names&quot;:false,&quot;dropping-particle&quot;:&quot;&quot;,&quot;non-dropping-particle&quot;:&quot;&quot;}],&quot;container-title&quot;:&quot;Electronics&quot;,&quot;container-title-short&quot;:&quot;Electronics (Basel).&quot;,&quot;DOI&quot;:&quot;10.3390/electronics13081459&quot;,&quot;ISSN&quot;:&quot;2079-9292&quot;,&quot;issued&quot;:{&quot;date-parts&quot;:[[2024,4,12]]},&quot;page&quot;:&quot;1459&quot;,&quot;abstract&quot;:&quot;&lt;p&gt;Reinforcement learning (RL) techniques have emerged as powerful tools for optimizing energy systems, offering the potential to enhance efficiency, reliability, and sustainability. This review paper provides a comprehensive examination of the applications of RL in the field of energy system optimization, spanning various domains such as energy management, grid control, and renewable energy integration. Beginning with an overview of RL fundamentals, the paper explores recent advancements in RL algorithms and their adaptation to address the unique challenges of energy system optimization. Case studies and real-world applications demonstrate the efficacy of RL-based approaches in improving energy efficiency, reducing costs, and mitigating environmental impacts. Furthermore, the paper discusses future directions and challenges, including scalability, interpretability, and integration with domain knowledge. By synthesizing the latest research findings and identifying key areas for further investigation, this paper aims to inform and inspire future research endeavors in the intersection of reinforcement learning and energy system optimization.&lt;/p&gt;&quot;,&quot;issue&quot;:&quot;8&quot;,&quot;volume&quot;:&quot;13&quot;},&quot;isTemporary&quot;:false}]},{&quot;citationID&quot;:&quot;MENDELEY_CITATION_51c152f6-c4bd-46c0-a730-f4779c171221&quot;,&quot;properties&quot;:{&quot;noteIndex&quot;:0},&quot;isEdited&quot;:false,&quot;manualOverride&quot;:{&quot;isManuallyOverridden&quot;:false,&quot;citeprocText&quot;:&quot;[8]&quot;,&quot;manualOverrideText&quot;:&quot;&quot;},&quot;citationTag&quot;:&quot;MENDELEY_CITATION_v3_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&quot;,&quot;citationItems&quot;:[{&quot;id&quot;:&quot;19ead3b7-e80b-3f24-a3e3-22a038f3385c&quot;,&quot;itemData&quot;:{&quot;type&quot;:&quot;article-journal&quot;,&quot;id&quot;:&quot;19ead3b7-e80b-3f24-a3e3-22a038f3385c&quot;,&quot;title&quot;:&quot;LCA and exergy-economic evaluation of a biogas-to-fuels system using CO2 hydrogenation and exhaust gas recycling&quot;,&quot;author&quot;:[{&quot;family&quot;:&quot;Ghiasirad&quot;,&quot;given&quot;:&quot;Hamed&quot;,&quot;parse-names&quot;:false,&quot;dropping-particle&quot;:&quot;&quot;,&quot;non-dropping-particle&quot;:&quot;&quot;},{&quot;family&quot;:&quot;Ebrahimian&quot;,&quot;given&quot;:&quot;Farinaz&quot;,&quot;parse-names&quot;:false,&quot;dropping-particle&quot;:&quot;&quot;,&quot;non-dropping-particle&quot;:&quot;&quot;},{&quot;family&quot;:&quot;Gholizadeh&quot;,&quot;given&quot;:&quot;Towhid&quot;,&quot;parse-names&quot;:false,&quot;dropping-particle&quot;:&quot;&quot;,&quot;non-dropping-particle&quot;:&quot;&quot;},{&quot;family&quot;:&quot;Mohammadi&quot;,&quot;given&quot;:&quot;Ali&quot;,&quot;parse-names&quot;:false,&quot;dropping-particle&quot;:&quot;&quot;,&quot;non-dropping-particle&quot;:&quot;&quot;},{&quot;family&quot;:&quot;Mirmasoumi&quot;,&quot;given&quot;:&quot;Siamak&quot;,&quot;parse-names&quot;:false,&quot;dropping-particle&quot;:&quot;&quot;,&quot;non-dropping-particle&quot;:&quot;&quot;},{&quot;family&quot;:&quot;Saray&quot;,&quot;given&quot;:&quot;Rahim Khoshbakhti&quot;,&quot;parse-names&quot;:false,&quot;dropping-particle&quot;:&quot;&quot;,&quot;non-dropping-particle&quot;:&quot;&quot;},{&quot;family&quot;:&quot;Skorek-Osikowska&quot;,&quot;given&quot;:&quot;Anna&quot;,&quot;parse-names&quot;:false,&quot;dropping-particle&quot;:&quot;&quot;,&quot;non-dropping-particle&quot;:&quot;&quot;}],&quot;container-title&quot;:&quot;Energy Conversion and Management: X&quot;,&quot;DOI&quot;:&quot;10.1016/j.ecmx.2025.100897&quot;,&quot;ISSN&quot;:&quot;25901745&quot;,&quot;issued&quot;:{&quot;date-parts&quot;:[[2025,4]]},&quot;page&quot;:&quot;100897&quot;,&quot;volume&quot;:&quot;26&quot;,&quot;container-title-short&quot;:&quot;&quot;},&quot;isTemporary&quot;:false}]},{&quot;citationID&quot;:&quot;MENDELEY_CITATION_105cda64-5b6c-464e-beda-2ca75d02300e&quot;,&quot;properties&quot;:{&quot;noteIndex&quot;:0},&quot;isEdited&quot;:false,&quot;manualOverride&quot;:{&quot;isManuallyOverridden&quot;:false,&quot;citeprocText&quot;:&quot;[9]&quot;,&quot;manualOverrideText&quot;:&quot;&quot;},&quot;citationTag&quot;:&quot;MENDELEY_CITATION_v3_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&quot;,&quot;citationItems&quot;:[{&quot;id&quot;:&quot;56e0ce24-6bd0-3ca6-ad59-9e041fc06482&quot;,&quot;itemData&quot;:{&quot;type&quot;:&quot;article-journal&quot;,&quot;id&quot;:&quot;56e0ce24-6bd0-3ca6-ad59-9e041fc06482&quot;,&quot;title&quot;:&quot;Syngas biomethanation: state‐of‐the‐art review and perspectives&quot;,&quot;author&quot;:[{&quot;family&quot;:&quot;Grimalt‐Alemany&quot;,&quot;given&quot;:&quot;Antonio&quot;,&quot;parse-names&quot;:false,&quot;dropping-particle&quot;:&quot;&quot;,&quot;non-dropping-particle&quot;:&quot;&quot;},{&quot;family&quot;:&quot;Skiadas&quot;,&quot;given&quot;:&quot;Ioannis&quot;,&quot;parse-names&quot;:false,&quot;dropping-particle&quot;:&quot;V.&quot;,&quot;non-dropping-particle&quot;:&quot;&quot;},{&quot;family&quot;:&quot;Gavala&quot;,&quot;given&quot;:&quot;Hariklia N.&quot;,&quot;parse-names&quot;:false,&quot;dropping-particle&quot;:&quot;&quot;,&quot;non-dropping-particle&quot;:&quot;&quot;}],&quot;container-title&quot;:&quot;Biofuels, Bioproducts and Biorefining&quot;,&quot;DOI&quot;:&quot;10.1002/bbb.1826&quot;,&quot;ISSN&quot;:&quot;1932-104X&quot;,&quot;issued&quot;:{&quot;date-parts&quot;:[[2018,1,10]]},&quot;page&quot;:&quot;139-158&quot;,&quot;abstract&quot;:&quot;&lt;p&gt;Significant research efforts are currently being made worldwide to develop more efficient biomethane production processes from a variety of waste streams. The biomethanation of biomass‐derived syngas can contribute to increasing the potential of methane production as it opens the way for the conversion of recalcitrant biomasses, generally not fully exploitable by anaerobic digestion systems. Additionally, this biological process presents several advantages over its analogous process of catalytic methanation such as the use of inexpensive biocatalysts, milder operational conditions, higher tolerance to the impurities of syngas, and higher product selectivity. However, there are still several challenges to be addressed for this technology to reach commercial stage. This work reviews the progress made over the last few years in syngas biomethanation processes in order to provide an overview of the current state of the art of this technology. The most relevant aspects determining the performance of syngas biomethanation processes are extensively discussed here, including microbial diversity and metabolic interactions in mixed microbial consortia, the influence of operating parameters and bioreactor designs, and the potential of modelling as a tool for the design and control of this bioprocess. © 2017 Society of Chemical Industry and John Wiley &amp;amp; Sons, Ltd&lt;/p&gt;&quot;,&quot;issue&quot;:&quot;1&quot;,&quot;volume&quot;:&quot;12&quot;,&quot;container-title-short&quot;:&quot;&quot;},&quot;isTemporary&quot;:false}]},{&quot;citationID&quot;:&quot;MENDELEY_CITATION_790cd8fb-1a04-4124-9aa6-1645a459196b&quot;,&quot;properties&quot;:{&quot;noteIndex&quot;:0},&quot;isEdited&quot;:false,&quot;manualOverride&quot;:{&quot;isManuallyOverridden&quot;:false,&quot;citeprocText&quot;:&quot;[9], [10]&quot;,&quot;manualOverrideText&quot;:&quot;&quot;},&quot;citationTag&quot;:&quot;MENDELEY_CITATION_v3_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&quot;,&quot;citationItems&quot;:[{&quot;id&quot;:&quot;aa2feb8d-c9bd-3781-bba9-d18156ecd3e8&quot;,&quot;itemData&quot;:{&quot;type&quot;:&quot;article-journal&quot;,&quot;id&quot;:&quot;aa2feb8d-c9bd-3781-bba9-d18156ecd3e8&quot;,&quot;title&quot;:&quot;Alternative sustainable routes to methanol production: Techno-economic and environmental assessment&quot;,&quot;author&quot;:[{&quot;family&quot;:&quot;Scomazzon&quot;,&quot;given&quot;:&quot;Marco&quot;,&quot;parse-names&quot;:false,&quot;dropping-particle&quot;:&quot;&quot;,&quot;non-dropping-particle&quot;:&quot;&quot;},{&quot;family&quot;:&quot;Barbera&quot;,&quot;given&quot;:&quot;Elena&quot;,&quot;parse-names&quot;:false,&quot;dropping-particle&quot;:&quot;&quot;,&quot;non-dropping-particle&quot;:&quot;&quot;},{&quot;family&quot;:&quot;Bezzo&quot;,&quot;given&quot;:&quot;Fabrizio&quot;,&quot;parse-names&quot;:false,&quot;dropping-particle&quot;:&quot;&quot;,&quot;non-dropping-particle&quot;:&quot;&quot;}],&quot;container-title&quot;:&quot;Journal of Environmental Chemical Engineering&quot;,&quot;container-title-short&quot;:&quot;J. Environ. Chem. Eng.&quot;,&quot;DOI&quot;:&quot;10.1016/j.jece.2024.112674&quot;,&quot;ISSN&quot;:&quot;22133437&quot;,&quot;issued&quot;:{&quot;date-parts&quot;:[[2024,6]]},&quot;page&quot;:&quot;112674&quot;,&quot;issue&quot;:&quot;3&quot;,&quot;volume&quot;:&quot;12&quot;},&quot;isTemporary&quot;:false},{&quot;id&quot;:&quot;56e0ce24-6bd0-3ca6-ad59-9e041fc06482&quot;,&quot;itemData&quot;:{&quot;type&quot;:&quot;article-journal&quot;,&quot;id&quot;:&quot;56e0ce24-6bd0-3ca6-ad59-9e041fc06482&quot;,&quot;title&quot;:&quot;Syngas biomethanation: state‐of‐the‐art review and perspectives&quot;,&quot;author&quot;:[{&quot;family&quot;:&quot;Grimalt‐Alemany&quot;,&quot;given&quot;:&quot;Antonio&quot;,&quot;parse-names&quot;:false,&quot;dropping-particle&quot;:&quot;&quot;,&quot;non-dropping-particle&quot;:&quot;&quot;},{&quot;family&quot;:&quot;Skiadas&quot;,&quot;given&quot;:&quot;Ioannis&quot;,&quot;parse-names&quot;:false,&quot;dropping-particle&quot;:&quot;V.&quot;,&quot;non-dropping-particle&quot;:&quot;&quot;},{&quot;family&quot;:&quot;Gavala&quot;,&quot;given&quot;:&quot;Hariklia N.&quot;,&quot;parse-names&quot;:false,&quot;dropping-particle&quot;:&quot;&quot;,&quot;non-dropping-particle&quot;:&quot;&quot;}],&quot;container-title&quot;:&quot;Biofuels, Bioproducts and Biorefining&quot;,&quot;DOI&quot;:&quot;10.1002/bbb.1826&quot;,&quot;ISSN&quot;:&quot;1932-104X&quot;,&quot;issued&quot;:{&quot;date-parts&quot;:[[2018,1,10]]},&quot;page&quot;:&quot;139-158&quot;,&quot;abstract&quot;:&quot;&lt;p&gt;Significant research efforts are currently being made worldwide to develop more efficient biomethane production processes from a variety of waste streams. The biomethanation of biomass‐derived syngas can contribute to increasing the potential of methane production as it opens the way for the conversion of recalcitrant biomasses, generally not fully exploitable by anaerobic digestion systems. Additionally, this biological process presents several advantages over its analogous process of catalytic methanation such as the use of inexpensive biocatalysts, milder operational conditions, higher tolerance to the impurities of syngas, and higher product selectivity. However, there are still several challenges to be addressed for this technology to reach commercial stage. This work reviews the progress made over the last few years in syngas biomethanation processes in order to provide an overview of the current state of the art of this technology. The most relevant aspects determining the performance of syngas biomethanation processes are extensively discussed here, including microbial diversity and metabolic interactions in mixed microbial consortia, the influence of operating parameters and bioreactor designs, and the potential of modelling as a tool for the design and control of this bioprocess. © 2017 Society of Chemical Industry and John Wiley &amp;amp; Sons, Ltd&lt;/p&gt;&quot;,&quot;issue&quot;:&quot;1&quot;,&quot;volume&quot;:&quot;12&quot;},&quot;isTemporary&quot;:false}]},{&quot;citationID&quot;:&quot;MENDELEY_CITATION_b4c44ef8-e2c2-413d-b321-be21b9ddc9bc&quot;,&quot;properties&quot;:{&quot;noteIndex&quot;:0},&quot;isEdited&quot;:false,&quot;manualOverride&quot;:{&quot;isManuallyOverridden&quot;:false,&quot;citeprocText&quot;:&quot;[9]&quot;,&quot;manualOverrideText&quot;:&quot;&quot;},&quot;citationTag&quot;:&quot;MENDELEY_CITATION_v3_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&quot;,&quot;citationItems&quot;:[{&quot;id&quot;:&quot;56e0ce24-6bd0-3ca6-ad59-9e041fc06482&quot;,&quot;itemData&quot;:{&quot;type&quot;:&quot;article-journal&quot;,&quot;id&quot;:&quot;56e0ce24-6bd0-3ca6-ad59-9e041fc06482&quot;,&quot;title&quot;:&quot;Syngas biomethanation: state‐of‐the‐art review and perspectives&quot;,&quot;author&quot;:[{&quot;family&quot;:&quot;Grimalt‐Alemany&quot;,&quot;given&quot;:&quot;Antonio&quot;,&quot;parse-names&quot;:false,&quot;dropping-particle&quot;:&quot;&quot;,&quot;non-dropping-particle&quot;:&quot;&quot;},{&quot;family&quot;:&quot;Skiadas&quot;,&quot;given&quot;:&quot;Ioannis&quot;,&quot;parse-names&quot;:false,&quot;dropping-particle&quot;:&quot;V.&quot;,&quot;non-dropping-particle&quot;:&quot;&quot;},{&quot;family&quot;:&quot;Gavala&quot;,&quot;given&quot;:&quot;Hariklia N.&quot;,&quot;parse-names&quot;:false,&quot;dropping-particle&quot;:&quot;&quot;,&quot;non-dropping-particle&quot;:&quot;&quot;}],&quot;container-title&quot;:&quot;Biofuels, Bioproducts and Biorefining&quot;,&quot;DOI&quot;:&quot;10.1002/bbb.1826&quot;,&quot;ISSN&quot;:&quot;1932-104X&quot;,&quot;issued&quot;:{&quot;date-parts&quot;:[[2018,1,10]]},&quot;page&quot;:&quot;139-158&quot;,&quot;abstract&quot;:&quot;&lt;p&gt;Significant research efforts are currently being made worldwide to develop more efficient biomethane production processes from a variety of waste streams. The biomethanation of biomass‐derived syngas can contribute to increasing the potential of methane production as it opens the way for the conversion of recalcitrant biomasses, generally not fully exploitable by anaerobic digestion systems. Additionally, this biological process presents several advantages over its analogous process of catalytic methanation such as the use of inexpensive biocatalysts, milder operational conditions, higher tolerance to the impurities of syngas, and higher product selectivity. However, there are still several challenges to be addressed for this technology to reach commercial stage. This work reviews the progress made over the last few years in syngas biomethanation processes in order to provide an overview of the current state of the art of this technology. The most relevant aspects determining the performance of syngas biomethanation processes are extensively discussed here, including microbial diversity and metabolic interactions in mixed microbial consortia, the influence of operating parameters and bioreactor designs, and the potential of modelling as a tool for the design and control of this bioprocess. © 2017 Society of Chemical Industry and John Wiley &amp;amp; Sons, Ltd&lt;/p&gt;&quot;,&quot;issue&quot;:&quot;1&quot;,&quot;volume&quot;:&quot;12&quot;,&quot;container-title-short&quot;:&quot;&quot;},&quot;isTemporary&quot;:false}]},{&quot;citationID&quot;:&quot;MENDELEY_CITATION_ff939063-8c0e-47e0-8f2f-be64fc1a6c11&quot;,&quot;properties&quot;:{&quot;noteIndex&quot;:0},&quot;isEdited&quot;:false,&quot;manualOverride&quot;:{&quot;isManuallyOverridden&quot;:false,&quot;citeprocText&quot;:&quot;[9], [11]&quot;,&quot;manualOverrideText&quot;:&quot;&quot;},&quot;citationTag&quot;:&quot;MENDELEY_CITATION_v3_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&quot;,&quot;citationItems&quot;:[{&quot;id&quot;:&quot;05ccdcdc-ca9b-3b81-a51a-6f8632295c3c&quot;,&quot;itemData&quot;:{&quot;type&quot;:&quot;article-journal&quot;,&quot;id&quot;:&quot;05ccdcdc-ca9b-3b81-a51a-6f8632295c3c&quot;,&quot;title&quot;:&quot;Techno-economic-environmental assessment of the integration of power-to-X and biogas utilization towards the production of electricity, hydrogen, methane and methanol&quot;,&quot;author&quot;:[{&quot;family&quot;:&quot;Moioli&quot;,&quot;given&quot;:&quot;Emanuele&quot;,&quot;parse-names&quot;:false,&quot;dropping-particle&quot;:&quot;&quot;,&quot;non-dropping-particle&quot;:&quot;&quot;},{&quot;family&quot;:&quot;Schildhauer&quot;,&quot;given&quot;:&quot;Tilman&quot;,&quot;parse-names&quot;:false,&quot;dropping-particle&quot;:&quot;&quot;,&quot;non-dropping-particle&quot;:&quot;&quot;}],&quot;container-title&quot;:&quot;Sustainable Energy &amp; Fuels&quot;,&quot;container-title-short&quot;:&quot;Sustain. Energy Fuels&quot;,&quot;DOI&quot;:&quot;10.1039/D3SE00052D&quot;,&quot;ISSN&quot;:&quot;2398-4902&quot;,&quot;issued&quot;:{&quot;date-parts&quot;:[[2023]]},&quot;page&quot;:&quot;2690-2706&quot;,&quot;abstract&quot;:&quot;&lt;p&gt;Various routes for the valorisation of biogas towards methane and methanol and for electricity or hydrogen storage is assessed.&lt;/p&gt;&quot;,&quot;issue&quot;:&quot;11&quot;,&quot;volume&quot;:&quot;7&quot;},&quot;isTemporary&quot;:false},{&quot;id&quot;:&quot;56e0ce24-6bd0-3ca6-ad59-9e041fc06482&quot;,&quot;itemData&quot;:{&quot;type&quot;:&quot;article-journal&quot;,&quot;id&quot;:&quot;56e0ce24-6bd0-3ca6-ad59-9e041fc06482&quot;,&quot;title&quot;:&quot;Syngas biomethanation: state‐of‐the‐art review and perspectives&quot;,&quot;author&quot;:[{&quot;family&quot;:&quot;Grimalt‐Alemany&quot;,&quot;given&quot;:&quot;Antonio&quot;,&quot;parse-names&quot;:false,&quot;dropping-particle&quot;:&quot;&quot;,&quot;non-dropping-particle&quot;:&quot;&quot;},{&quot;family&quot;:&quot;Skiadas&quot;,&quot;given&quot;:&quot;Ioannis&quot;,&quot;parse-names&quot;:false,&quot;dropping-particle&quot;:&quot;V.&quot;,&quot;non-dropping-particle&quot;:&quot;&quot;},{&quot;family&quot;:&quot;Gavala&quot;,&quot;given&quot;:&quot;Hariklia N.&quot;,&quot;parse-names&quot;:false,&quot;dropping-particle&quot;:&quot;&quot;,&quot;non-dropping-particle&quot;:&quot;&quot;}],&quot;container-title&quot;:&quot;Biofuels, Bioproducts and Biorefining&quot;,&quot;DOI&quot;:&quot;10.1002/bbb.1826&quot;,&quot;ISSN&quot;:&quot;1932-104X&quot;,&quot;issued&quot;:{&quot;date-parts&quot;:[[2018,1,10]]},&quot;page&quot;:&quot;139-158&quot;,&quot;abstract&quot;:&quot;&lt;p&gt;Significant research efforts are currently being made worldwide to develop more efficient biomethane production processes from a variety of waste streams. The biomethanation of biomass‐derived syngas can contribute to increasing the potential of methane production as it opens the way for the conversion of recalcitrant biomasses, generally not fully exploitable by anaerobic digestion systems. Additionally, this biological process presents several advantages over its analogous process of catalytic methanation such as the use of inexpensive biocatalysts, milder operational conditions, higher tolerance to the impurities of syngas, and higher product selectivity. However, there are still several challenges to be addressed for this technology to reach commercial stage. This work reviews the progress made over the last few years in syngas biomethanation processes in order to provide an overview of the current state of the art of this technology. The most relevant aspects determining the performance of syngas biomethanation processes are extensively discussed here, including microbial diversity and metabolic interactions in mixed microbial consortia, the influence of operating parameters and bioreactor designs, and the potential of modelling as a tool for the design and control of this bioprocess. © 2017 Society of Chemical Industry and John Wiley &amp;amp; Sons, Ltd&lt;/p&gt;&quot;,&quot;issue&quot;:&quot;1&quot;,&quot;volume&quot;:&quot;12&quot;,&quot;container-title-short&quot;:&quot;&quot;},&quot;isTemporary&quot;:false}]},{&quot;citationID&quot;:&quot;MENDELEY_CITATION_df48a702-88dc-4563-926b-cf46720d5673&quot;,&quot;properties&quot;:{&quot;noteIndex&quot;:0},&quot;isEdited&quot;:false,&quot;manualOverride&quot;:{&quot;isManuallyOverridden&quot;:false,&quot;citeprocText&quot;:&quot;[10]&quot;,&quot;manualOverrideText&quot;:&quot;&quot;},&quot;citationTag&quot;:&quot;MENDELEY_CITATION_v3_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&quot;,&quot;citationItems&quot;:[{&quot;id&quot;:&quot;aa2feb8d-c9bd-3781-bba9-d18156ecd3e8&quot;,&quot;itemData&quot;:{&quot;type&quot;:&quot;article-journal&quot;,&quot;id&quot;:&quot;aa2feb8d-c9bd-3781-bba9-d18156ecd3e8&quot;,&quot;title&quot;:&quot;Alternative sustainable routes to methanol production: Techno-economic and environmental assessment&quot;,&quot;author&quot;:[{&quot;family&quot;:&quot;Scomazzon&quot;,&quot;given&quot;:&quot;Marco&quot;,&quot;parse-names&quot;:false,&quot;dropping-particle&quot;:&quot;&quot;,&quot;non-dropping-particle&quot;:&quot;&quot;},{&quot;family&quot;:&quot;Barbera&quot;,&quot;given&quot;:&quot;Elena&quot;,&quot;parse-names&quot;:false,&quot;dropping-particle&quot;:&quot;&quot;,&quot;non-dropping-particle&quot;:&quot;&quot;},{&quot;family&quot;:&quot;Bezzo&quot;,&quot;given&quot;:&quot;Fabrizio&quot;,&quot;parse-names&quot;:false,&quot;dropping-particle&quot;:&quot;&quot;,&quot;non-dropping-particle&quot;:&quot;&quot;}],&quot;container-title&quot;:&quot;Journal of Environmental Chemical Engineering&quot;,&quot;container-title-short&quot;:&quot;J. Environ. Chem. Eng.&quot;,&quot;DOI&quot;:&quot;10.1016/j.jece.2024.112674&quot;,&quot;ISSN&quot;:&quot;22133437&quot;,&quot;issued&quot;:{&quot;date-parts&quot;:[[2024,6]]},&quot;page&quot;:&quot;112674&quot;,&quot;issue&quot;:&quot;3&quot;,&quot;volume&quot;:&quot;12&quot;},&quot;isTemporary&quot;:false}]},{&quot;citationID&quot;:&quot;MENDELEY_CITATION_8eef8f75-1f87-4dff-a071-68987bdeee67&quot;,&quot;properties&quot;:{&quot;noteIndex&quot;:0},&quot;isEdited&quot;:false,&quot;manualOverride&quot;:{&quot;isManuallyOverridden&quot;:false,&quot;citeprocText&quot;:&quot;[10]&quot;,&quot;manualOverrideText&quot;:&quot;&quot;},&quot;citationTag&quot;:&quot;MENDELEY_CITATION_v3_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&quot;,&quot;citationItems&quot;:[{&quot;id&quot;:&quot;aa2feb8d-c9bd-3781-bba9-d18156ecd3e8&quot;,&quot;itemData&quot;:{&quot;type&quot;:&quot;article-journal&quot;,&quot;id&quot;:&quot;aa2feb8d-c9bd-3781-bba9-d18156ecd3e8&quot;,&quot;title&quot;:&quot;Alternative sustainable routes to methanol production: Techno-economic and environmental assessment&quot;,&quot;author&quot;:[{&quot;family&quot;:&quot;Scomazzon&quot;,&quot;given&quot;:&quot;Marco&quot;,&quot;parse-names&quot;:false,&quot;dropping-particle&quot;:&quot;&quot;,&quot;non-dropping-particle&quot;:&quot;&quot;},{&quot;family&quot;:&quot;Barbera&quot;,&quot;given&quot;:&quot;Elena&quot;,&quot;parse-names&quot;:false,&quot;dropping-particle&quot;:&quot;&quot;,&quot;non-dropping-particle&quot;:&quot;&quot;},{&quot;family&quot;:&quot;Bezzo&quot;,&quot;given&quot;:&quot;Fabrizio&quot;,&quot;parse-names&quot;:false,&quot;dropping-particle&quot;:&quot;&quot;,&quot;non-dropping-particle&quot;:&quot;&quot;}],&quot;container-title&quot;:&quot;Journal of Environmental Chemical Engineering&quot;,&quot;container-title-short&quot;:&quot;J. Environ. Chem. Eng.&quot;,&quot;DOI&quot;:&quot;10.1016/j.jece.2024.112674&quot;,&quot;ISSN&quot;:&quot;22133437&quot;,&quot;issued&quot;:{&quot;date-parts&quot;:[[2024,6]]},&quot;page&quot;:&quot;112674&quot;,&quot;issue&quot;:&quot;3&quot;,&quot;volume&quot;:&quot;12&quot;},&quot;isTemporary&quot;:false}]},{&quot;citationID&quot;:&quot;MENDELEY_CITATION_8a70196d-3ff9-41c8-be39-fcf525822331&quot;,&quot;properties&quot;:{&quot;noteIndex&quot;:0},&quot;isEdited&quot;:false,&quot;manualOverride&quot;:{&quot;isManuallyOverridden&quot;:false,&quot;citeprocText&quot;:&quot;[12]&quot;,&quot;manualOverrideText&quot;:&quot;&quot;},&quot;citationTag&quot;:&quot;MENDELEY_CITATION_v3_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&quot;,&quot;citationItems&quot;:[{&quot;id&quot;:&quot;1310fab5-b88a-3b52-8d94-488c61413bed&quot;,&quot;itemData&quot;:{&quot;type&quot;:&quot;article-journal&quot;,&quot;id&quot;:&quot;1310fab5-b88a-3b52-8d94-488c61413bed&quot;,&quot;title&quot;:&quot;Techno-economic evaluation of biomass-to-fuels with solid-oxide electrolyzer&quot;,&quot;author&quot;:[{&quot;family&quot;:&quot;Zhang&quot;,&quot;given&quot;:&quot;Hanfei&quot;,&quot;parse-names&quot;:false,&quot;dropping-particle&quot;:&quot;&quot;,&quot;non-dropping-particle&quot;:&quot;&quot;},{&quot;family&quot;:&quot;Wang&quot;,&quot;given&quot;:&quot;Ligang&quot;,&quot;parse-names&quot;:false,&quot;dropping-particle&quot;:&quot;&quot;,&quot;non-dropping-particle&quot;:&quot;&quot;},{&quot;family&quot;:&quot;herle&quot;,&quot;given&quot;:&quot;Jan&quot;,&quot;parse-names&quot;:false,&quot;dropping-particle&quot;:&quot;&quot;,&quot;non-dropping-particle&quot;:&quot;Van&quot;},{&quot;family&quot;:&quot;Maréchal&quot;,&quot;given&quot;:&quot;François&quot;,&quot;parse-names&quot;:false,&quot;dropping-particle&quot;:&quot;&quot;,&quot;non-dropping-particle&quot;:&quot;&quot;},{&quot;family&quot;:&quot;Desideri&quot;,&quot;given&quot;:&quot;Umberto&quot;,&quot;parse-names&quot;:false,&quot;dropping-particle&quot;:&quot;&quot;,&quot;non-dropping-particle&quot;:&quot;&quot;}],&quot;container-title&quot;:&quot;Applied Energy&quot;,&quot;container-title-short&quot;:&quot;Appl. Energy&quot;,&quot;DOI&quot;:&quot;10.1016/j.apenergy.2020.115113&quot;,&quot;ISSN&quot;:&quot;03062619&quot;,&quot;issued&quot;:{&quot;date-parts&quot;:[[2020,7]]},&quot;page&quot;:&quot;115113&quot;,&quot;volume&quot;:&quot;270&quot;},&quot;isTemporary&quot;:false}]},{&quot;citationID&quot;:&quot;MENDELEY_CITATION_13304e8f-750e-4a08-8b1d-6a0f67b53a03&quot;,&quot;properties&quot;:{&quot;noteIndex&quot;:0},&quot;isEdited&quot;:false,&quot;manualOverride&quot;:{&quot;isManuallyOverridden&quot;:false,&quot;citeprocText&quot;:&quot;[13]&quot;,&quot;manualOverrideText&quot;:&quot;&quot;},&quot;citationTag&quot;:&quot;MENDELEY_CITATION_v3_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&quot;,&quot;citationItems&quot;:[{&quot;id&quot;:&quot;190b1267-cffd-3b0f-acfd-1ca4b15c3e7b&quot;,&quot;itemData&quot;:{&quot;type&quot;:&quot;article-journal&quot;,&quot;id&quot;:&quot;190b1267-cffd-3b0f-acfd-1ca4b15c3e7b&quot;,&quot;title&quot;:&quot;Techno-economic assessment of the impact of electrolysis technology on power-to-methanol processes&quot;,&quot;author&quot;:[{&quot;family&quot;:&quot;Walther&quot;,&quot;given&quot;:&quot;Aniko&quot;,&quot;parse-names&quot;:false,&quot;dropping-particle&quot;:&quot;&quot;,&quot;non-dropping-particle&quot;:&quot;&quot;},{&quot;family&quot;:&quot;Löning&quot;,&quot;given&quot;:&quot;Kai&quot;,&quot;parse-names&quot;:false,&quot;dropping-particle&quot;:&quot;&quot;,&quot;non-dropping-particle&quot;:&quot;&quot;},{&quot;family&quot;:&quot;Reichelt&quot;,&quot;given&quot;:&quot;Erik&quot;,&quot;parse-names&quot;:false,&quot;dropping-particle&quot;:&quot;&quot;,&quot;non-dropping-particle&quot;:&quot;&quot;}],&quot;container-title&quot;:&quot;International Journal of Hydrogen Energy&quot;,&quot;container-title-short&quot;:&quot;Int. J. Hydrogen Energy&quot;,&quot;DOI&quot;:&quot;10.1016/j.ijhydene.2026.153394&quot;,&quot;ISSN&quot;:&quot;03603199&quot;,&quot;issued&quot;:{&quot;date-parts&quot;:[[2026,2]]},&quot;page&quot;:&quot;153394&quot;,&quot;volume&quot;:&quot;206&quot;},&quot;isTemporary&quot;:false}]},{&quot;citationID&quot;:&quot;MENDELEY_CITATION_03d18768-2530-4173-a512-ec7dc06e4ecc&quot;,&quot;properties&quot;:{&quot;noteIndex&quot;:0},&quot;isEdited&quot;:false,&quot;manualOverride&quot;:{&quot;isManuallyOverridden&quot;:false,&quot;citeprocText&quot;:&quot;[14]&quot;,&quot;manualOverrideText&quot;:&quot;&quot;},&quot;citationTag&quot;:&quot;MENDELEY_CITATION_v3_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&quot;,&quot;citationItems&quot;:[{&quot;id&quot;:&quot;185586bd-ce77-3f7d-ae64-0f509db4cf05&quot;,&quot;itemData&quot;:{&quot;type&quot;:&quot;article-journal&quot;,&quot;id&quot;:&quot;185586bd-ce77-3f7d-ae64-0f509db4cf05&quot;,&quot;title&quot;:&quot;Energy Demand Response in a Food-Processing Plant: A Deep Reinforcement Learning Approach&quot;,&quot;author&quot;:[{&quot;family&quot;:&quot;Wohlgenannt&quot;,&quot;given&quot;:&quot;Philipp&quot;,&quot;parse-names&quot;:false,&quot;dropping-particle&quot;:&quot;&quot;,&quot;non-dropping-particle&quot;:&quot;&quot;},{&quot;family&quot;:&quot;Hegenbart&quot;,&quot;given&quot;:&quot;Sebastian&quot;,&quot;parse-names&quot;:false,&quot;dropping-particle&quot;:&quot;&quot;,&quot;non-dropping-particle&quot;:&quot;&quot;},{&quot;family&quot;:&quot;Eder&quot;,&quot;given&quot;:&quot;Elias&quot;,&quot;parse-names&quot;:false,&quot;dropping-particle&quot;:&quot;&quot;,&quot;non-dropping-particle&quot;:&quot;&quot;},{&quot;family&quot;:&quot;Kolhe&quot;,&quot;given&quot;:&quot;Mohan&quot;,&quot;parse-names&quot;:false,&quot;dropping-particle&quot;:&quot;&quot;,&quot;non-dropping-particle&quot;:&quot;&quot;},{&quot;family&quot;:&quot;Kepplinger&quot;,&quot;given&quot;:&quot;Peter&quot;,&quot;parse-names&quot;:false,&quot;dropping-particle&quot;:&quot;&quot;,&quot;non-dropping-particle&quot;:&quot;&quot;}],&quot;container-title&quot;:&quot;Energies&quot;,&quot;DOI&quot;:&quot;10.3390/en17246430&quot;,&quot;ISSN&quot;:&quot;1996-1073&quot;,&quot;issued&quot;:{&quot;date-parts&quot;:[[2024,12,20]]},&quot;page&quot;:&quot;6430&quot;,&quot;abstract&quot;:&quot;&lt;p&gt;The food industry faces significant challenges in managing operational costs due to its high energy intensity and rising energy prices. Industrial food-processing facilities, with substantial thermal capacities and large demands for cooling and heating, offer promising opportunities for demand response (DR) strategies. This study explores the application of deep reinforcement learning (RL) as an innovative, data-driven approach for DR in the food industry. By leveraging the adaptive, self-learning capabilities of RL, energy costs in the investigated plant are effectively decreased. The RL algorithm was compared with the well-established optimization method Mixed Integer Linear Programming (MILP), and both were benchmarked against a reference scenario without DR. The two optimization strategies demonstrate cost savings of 17.57% and 18.65% for RL and MILP, respectively. Although RL is slightly less efficient in cost reduction, it significantly outperforms in computational speed, being approximately 20 times faster. During operation, RL only needs 2ms per optimization compared to 19s for MILP, making it a promising optimization tool for edge computing. Moreover, while MILP’s computation time increases considerably with the number of binary variables, RL efficiently learns dynamic system behavior and scales to more complex systems without significant performance degradation. These results highlight that deep RL, when applied to DR, offers substantial cost savings and computational efficiency, with broad applicability to energy management in various applications.&lt;/p&gt;&quot;,&quot;issue&quot;:&quot;24&quot;,&quot;volume&quot;:&quot;17&quot;,&quot;container-title-short&quot;:&quot;Energies (Basel).&quot;},&quot;isTemporary&quot;:false}]},{&quot;citationID&quot;:&quot;MENDELEY_CITATION_b63a1021-7346-498d-adf3-73382c63a827&quot;,&quot;properties&quot;:{&quot;noteIndex&quot;:0},&quot;isEdited&quot;:false,&quot;manualOverride&quot;:{&quot;isManuallyOverridden&quot;:false,&quot;citeprocText&quot;:&quot;[15]&quot;,&quot;manualOverrideText&quot;:&quot;&quot;},&quot;citationTag&quot;:&quot;MENDELEY_CITATION_v3_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&quot;,&quot;citationItems&quot;:[{&quot;id&quot;:&quot;0f89bf4c-80d3-3ce8-8c18-b8917957c10b&quot;,&quot;itemData&quot;:{&quot;type&quot;:&quot;article-journal&quot;,&quot;id&quot;:&quot;0f89bf4c-80d3-3ce8-8c18-b8917957c10b&quot;,&quot;title&quot;:&quot;Optimal energy system scheduling using a constraint-aware reinforcement learning algorithm&quot;,&quot;author&quot;:[{&quot;family&quot;:&quot;Shengren&quot;,&quot;given&quot;:&quot;Hou&quot;,&quot;parse-names&quot;:false,&quot;dropping-particle&quot;:&quot;&quot;,&quot;non-dropping-particle&quot;:&quot;&quot;},{&quot;family&quot;:&quot;Vergara&quot;,&quot;given&quot;:&quot;Pedro P.&quot;,&quot;parse-names&quot;:false,&quot;dropping-particle&quot;:&quot;&quot;,&quot;non-dropping-particle&quot;:&quot;&quot;},{&quot;family&quot;:&quot;Salazar Duque&quot;,&quot;given&quot;:&quot;Edgar Mauricio&quot;,&quot;parse-names&quot;:false,&quot;dropping-particle&quot;:&quot;&quot;,&quot;non-dropping-particle&quot;:&quot;&quot;},{&quot;family&quot;:&quot;Palensky&quot;,&quot;given&quot;:&quot;Peter&quot;,&quot;parse-names&quot;:false,&quot;dropping-particle&quot;:&quot;&quot;,&quot;non-dropping-particle&quot;:&quot;&quot;}],&quot;container-title&quot;:&quot;International Journal of Electrical Power &amp; Energy Systems&quot;,&quot;DOI&quot;:&quot;10.1016/j.ijepes.2023.109230&quot;,&quot;ISSN&quot;:&quot;01420615&quot;,&quot;issued&quot;:{&quot;date-parts&quot;:[[2023,10]]},&quot;page&quot;:&quot;109230&quot;,&quot;volume&quot;:&quot;152&quot;,&quot;container-title-short&quot;:&quot;&quot;},&quot;isTemporary&quot;:false}]},{&quot;citationID&quot;:&quot;MENDELEY_CITATION_1cdcd498-a953-4c56-9fed-7dd79ae2f0e4&quot;,&quot;properties&quot;:{&quot;noteIndex&quot;:0},&quot;isEdited&quot;:false,&quot;manualOverride&quot;:{&quot;isManuallyOverridden&quot;:false,&quot;citeprocText&quot;:&quot;[16]&quot;,&quot;manualOverrideText&quot;:&quot;&quot;},&quot;citationTag&quot;:&quot;MENDELEY_CITATION_v3_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&quot;,&quot;citationItems&quot;:[{&quot;id&quot;:&quot;06c2b8d2-b2dc-3af5-b126-6311b944aca0&quot;,&quot;itemData&quot;:{&quot;type&quot;:&quot;article&quot;,&quot;id&quot;:&quot;06c2b8d2-b2dc-3af5-b126-6311b944aca0&quot;,&quot;title&quot;:&quot;Reinforcement Learning Techniques in Optimizing Energy Systems&quot;,&quot;author&quot;:[{&quot;family&quot;:&quot;Stavrev&quot;,&quot;given&quot;:&quot;Stefan&quot;,&quot;parse-names&quot;:false,&quot;dropping-particle&quot;:&quot;&quot;,&quot;non-dropping-particle&quot;:&quot;&quot;},{&quot;family&quot;:&quot;Ginchev&quot;,&quot;given&quot;:&quot;Dimitar&quot;,&quot;parse-names&quot;:false,&quot;dropping-particle&quot;:&quot;&quot;,&quot;non-dropping-particle&quot;:&quot;&quot;}],&quot;container-title&quot;:&quot;Electronics (Switzerland)&quot;,&quot;DOI&quot;:&quot;10.3390/electronics13081459&quot;,&quot;ISSN&quot;:&quot;20799292&quot;,&quot;issued&quot;:{&quot;date-parts&quot;:[[2024,4,1]]},&quot;abstract&quot;:&quot;Reinforcement learning (RL) techniques have emerged as powerful tools for optimizing energy systems, offering the potential to enhance efficiency, reliability, and sustainability. This review paper provides a comprehensive examination of the applications of RL in the field of energy system optimization, spanning various domains such as energy management, grid control, and renewable energy integration. Beginning with an overview of RL fundamentals, the paper explores recent advancements in RL algorithms and their adaptation to address the unique challenges of energy system optimization. Case studies and real-world applications demonstrate the efficacy of RL-based approaches in improving energy efficiency, reducing costs, and mitigating environmental impacts. Furthermore, the paper discusses future directions and challenges, including scalability, interpretability, and integration with domain knowledge. By synthesizing the latest research findings and identifying key areas for further investigation, this paper aims to inform and inspire future research endeavors in the intersection of reinforcement learning and energy system optimization.&quot;,&quot;publisher&quot;:&quot;Multidisciplinary Digital Publishing Institute (MDPI)&quot;,&quot;issue&quot;:&quot;8&quot;,&quot;volume&quot;:&quot;13&quot;,&quot;container-title-short&quot;:&quot;&quot;},&quot;isTemporary&quot;:false}]},{&quot;citationID&quot;:&quot;MENDELEY_CITATION_2d90f837-c9a3-4da7-9b2d-0b187fae7ad5&quot;,&quot;properties&quot;:{&quot;noteIndex&quot;:0},&quot;isEdited&quot;:false,&quot;manualOverride&quot;:{&quot;isManuallyOverridden&quot;:false,&quot;citeprocText&quot;:&quot;[17]&quot;,&quot;manualOverrideText&quot;:&quot;&quot;},&quot;citationTag&quot;:&quot;MENDELEY_CITATION_v3_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&quot;,&quot;citationItems&quot;:[{&quot;id&quot;:&quot;94630c80-577c-3ded-896b-4aaf82147c8b&quot;,&quot;itemData&quot;:{&quot;type&quot;:&quot;chapter&quot;,&quot;id&quot;:&quot;94630c80-577c-3ded-896b-4aaf82147c8b&quot;,&quot;title&quot;:&quot;Efficient Exploration in Reinforcement Learning&quot;,&quot;author&quot;:[{&quot;family&quot;:&quot;Langford&quot;,&quot;given&quot;:&quot;John&quot;,&quot;parse-names&quot;:false,&quot;dropping-particle&quot;:&quot;&quot;,&quot;non-dropping-particle&quot;:&quot;&quot;}],&quot;container-title&quot;:&quot;Encyclopedia of Machine Learning&quot;,&quot;DOI&quot;:&quot;10.1007/978-0-387-30164-8_244&quot;,&quot;issued&quot;:{&quot;date-parts&quot;:[[2011]]},&quot;publisher-place&quot;:&quot;Boston, MA&quot;,&quot;page&quot;:&quot;309-311&quot;,&quot;publisher&quot;:&quot;Springer US&quot;,&quot;container-title-short&quot;:&quot;&quot;},&quot;isTemporary&quot;:false}]},{&quot;citationID&quot;:&quot;MENDELEY_CITATION_275dbc2a-bca7-47b7-904d-467adf502462&quot;,&quot;properties&quot;:{&quot;noteIndex&quot;:0},&quot;isEdited&quot;:false,&quot;manualOverride&quot;:{&quot;isManuallyOverridden&quot;:false,&quot;citeprocText&quot;:&quot;[18]&quot;,&quot;manualOverrideText&quot;:&quot;&quot;},&quot;citationTag&quot;:&quot;MENDELEY_CITATION_v3_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&quot;,&quot;citationItems&quot;:[{&quot;id&quot;:&quot;8a2da654-28fe-395b-8105-172abb9e04b0&quot;,&quot;itemData&quot;:{&quot;type&quot;:&quot;paper-conference&quot;,&quot;id&quot;:&quot;8a2da654-28fe-395b-8105-172abb9e04b0&quot;,&quot;title&quot;:&quot;Overview of Reinforcement Learning Based on Value and Policy&quot;,&quot;author&quot;:[{&quot;family&quot;:&quot;Liu&quot;,&quot;given&quot;:&quot;Yun-ting&quot;,&quot;parse-names&quot;:false,&quot;dropping-particle&quot;:&quot;&quot;,&quot;non-dropping-particle&quot;:&quot;&quot;},{&quot;family&quot;:&quot;Yang&quot;,&quot;given&quot;:&quot;Jia-ming&quot;,&quot;parse-names&quot;:false,&quot;dropping-particle&quot;:&quot;&quot;,&quot;non-dropping-particle&quot;:&quot;&quot;},{&quot;family&quot;:&quot;Chen&quot;,&quot;given&quot;:&quot;Liang&quot;,&quot;parse-names&quot;:false,&quot;dropping-particle&quot;:&quot;&quot;,&quot;non-dropping-particle&quot;:&quot;&quot;},{&quot;family&quot;:&quot;Guo&quot;,&quot;given&quot;:&quot;Ting&quot;,&quot;parse-names&quot;:false,&quot;dropping-particle&quot;:&quot;&quot;,&quot;non-dropping-particle&quot;:&quot;&quot;},{&quot;family&quot;:&quot;Jiang&quot;,&quot;given&quot;:&quot;Yu&quot;,&quot;parse-names&quot;:false,&quot;dropping-particle&quot;:&quot;&quot;,&quot;non-dropping-particle&quot;:&quot;&quot;}],&quot;container-title&quot;:&quot;2020 Chinese Control And Decision Conference (CCDC)&quot;,&quot;DOI&quot;:&quot;10.1109/CCDC49329.2020.9164615&quot;,&quot;ISBN&quot;:&quot;978-1-7281-5855-6&quot;,&quot;issued&quot;:{&quot;date-parts&quot;:[[2020,8]]},&quot;page&quot;:&quot;598-603&quot;,&quot;publisher&quot;:&quot;IEEE&quot;,&quot;container-title-short&quot;:&quot;&quot;},&quot;isTemporary&quot;:false}]},{&quot;citationID&quot;:&quot;MENDELEY_CITATION_ef102693-b21e-49bd-8961-a5f9603586b2&quot;,&quot;properties&quot;:{&quot;noteIndex&quot;:0},&quot;isEdited&quot;:false,&quot;manualOverride&quot;:{&quot;isManuallyOverridden&quot;:false,&quot;citeprocText&quot;:&quot;[19]&quot;,&quot;manualOverrideText&quot;:&quot;&quot;},&quot;citationTag&quot;:&quot;MENDELEY_CITATION_v3_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&quot;,&quot;citationItems&quot;:[{&quot;id&quot;:&quot;ffddf98e-e370-3452-8a14-62d7c8029a56&quot;,&quot;itemData&quot;:{&quot;type&quot;:&quot;article-journal&quot;,&quot;id&quot;:&quot;ffddf98e-e370-3452-8a14-62d7c8029a56&quot;,&quot;title&quot;:&quot;Comparing Policy Gradient and Value Function Based Reinforcement Learning Methods in Simulated Electrical Power Trade&quot;,&quot;author&quot;:[{&quot;family&quot;:&quot;Lincoln&quot;,&quot;given&quot;:&quot;Richard&quot;,&quot;parse-names&quot;:false,&quot;dropping-particle&quot;:&quot;&quot;,&quot;non-dropping-particle&quot;:&quot;&quot;},{&quot;family&quot;:&quot;Galloway&quot;,&quot;given&quot;:&quot;Stuart&quot;,&quot;parse-names&quot;:false,&quot;dropping-particle&quot;:&quot;&quot;,&quot;non-dropping-particle&quot;:&quot;&quot;},{&quot;family&quot;:&quot;Stephen&quot;,&quot;given&quot;:&quot;Bruce&quot;,&quot;parse-names&quot;:false,&quot;dropping-particle&quot;:&quot;&quot;,&quot;non-dropping-particle&quot;:&quot;&quot;},{&quot;family&quot;:&quot;Burt&quot;,&quot;given&quot;:&quot;Graeme&quot;,&quot;parse-names&quot;:false,&quot;dropping-particle&quot;:&quot;&quot;,&quot;non-dropping-particle&quot;:&quot;&quot;}],&quot;container-title&quot;:&quot;IEEE Transactions on Power Systems&quot;,&quot;DOI&quot;:&quot;10.1109/TPWRS.2011.2166091&quot;,&quot;ISSN&quot;:&quot;0885-8950&quot;,&quot;issued&quot;:{&quot;date-parts&quot;:[[2012,2]]},&quot;page&quot;:&quot;373-380&quot;,&quot;issue&quot;:&quot;1&quot;,&quot;volume&quot;:&quot;27&quot;,&quot;container-title-short&quot;:&quot;&quot;},&quot;isTemporary&quot;:false}]},{&quot;citationID&quot;:&quot;MENDELEY_CITATION_2803f5df-7f60-4bed-8861-5d6e31d32156&quot;,&quot;properties&quot;:{&quot;noteIndex&quot;:0},&quot;isEdited&quot;:false,&quot;manualOverride&quot;:{&quot;isManuallyOverridden&quot;:false,&quot;citeprocText&quot;:&quot;[20]&quot;,&quot;manualOverrideText&quot;:&quot;&quot;},&quot;citationTag&quot;:&quot;MENDELEY_CITATION_v3_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&quot;,&quot;citationItems&quot;:[{&quot;id&quot;:&quot;e54e5b56-d131-3a66-9ffb-14ae92ea0215&quot;,&quot;itemData&quot;:{&quot;type&quot;:&quot;article-journal&quot;,&quot;id&quot;:&quot;e54e5b56-d131-3a66-9ffb-14ae92ea0215&quot;,&quot;title&quot;:&quot;Policy Gradient Methods in Deep Reinforcement Learning&quot;,&quot;author&quot;:[{&quot;family&quot;:&quot;Gao&quot;,&quot;given&quot;:&quot;Yuhan&quot;,&quot;parse-names&quot;:false,&quot;dropping-particle&quot;:&quot;&quot;,&quot;non-dropping-particle&quot;:&quot;&quot;}],&quot;container-title&quot;:&quot;Applied and Computational Engineering&quot;,&quot;DOI&quot;:&quot;10.54254/2755-2721/2025.TJ23321&quot;,&quot;ISSN&quot;:&quot;2755-2721&quot;,&quot;issued&quot;:{&quot;date-parts&quot;:[[2025,5,22]]},&quot;page&quot;:&quot;27-34&quot;,&quot;abstract&quot;:&quot;&lt;p&gt;Policy gradient (PG) methods are a fundamental component of deep reinforcement learning (DRL), particularly effective in continuous and high-dimensional control tasks. This paper presents a structured review of PG algorithms, tracing their development from basic Monte Carlo methods like REINFORCE to advanced techniques such as asynchronous advantage actor-critic (A3C), trust region policy optimization (TRPO), proximal policy optimization (PPO), deep deterministic policy gradient (DDPG), and soft actor-critic (SAC). These methods differ in terms of policy structure, optimization stability, and sample efficiency, addressing core challenges in policy learning through gradient-based updates. In addition, this review explores the application of PG methods in real-world domains, including autonomous driving, financial portfolio management, and smart grid energy systems. These applications demonstrate PG methods’ capacity to operate under uncertainty and adapt to complex dynamic environments. However, limitations such as high variance, low sample efficiency, and instability in multi-agent and offline settings remain significant obstacles. The review concludes by outlining emerging research directions, including entropy-based exploration, model-based policy optimization, meta-learning, and Transformer-based sequence modeling. This work aims to offer theoretical insights and practical guidance to support the continued advancement and application of policy gradient methods in reinforcement learning.&lt;/p&gt;&quot;,&quot;issue&quot;:&quot;1&quot;,&quot;volume&quot;:&quot;158&quot;,&quot;container-title-short&quot;:&quot;&quot;},&quot;isTemporary&quot;:false}]},{&quot;citationID&quot;:&quot;MENDELEY_CITATION_6b0aa260-f728-4cb7-8d42-c258b6a59a24&quot;,&quot;properties&quot;:{&quot;noteIndex&quot;:0},&quot;isEdited&quot;:false,&quot;manualOverride&quot;:{&quot;isManuallyOverridden&quot;:false,&quot;citeprocText&quot;:&quot;[21]&quot;,&quot;manualOverrideText&quot;:&quot;&quot;},&quot;citationTag&quot;:&quot;MENDELEY_CITATION_v3_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&quot;,&quot;citationItems&quot;:[{&quot;id&quot;:&quot;695f87ef-b1a7-3d24-bf63-54c6c4a9499c&quot;,&quot;itemData&quot;:{&quot;type&quot;:&quot;article-journal&quot;,&quot;id&quot;:&quot;695f87ef-b1a7-3d24-bf63-54c6c4a9499c&quot;,&quot;title&quot;:&quot;Reinforcement Learning and Its Applications in Modern Power and Energy Systems: A Review&quot;,&quot;author&quot;:[{&quot;family&quot;:&quot;Cao&quot;,&quot;given&quot;:&quot;Di&quot;,&quot;parse-names&quot;:false,&quot;dropping-particle&quot;:&quot;&quot;,&quot;non-dropping-particle&quot;:&quot;&quot;},{&quot;family&quot;:&quot;Hu&quot;,&quot;given&quot;:&quot;Weihao&quot;,&quot;parse-names&quot;:false,&quot;dropping-particle&quot;:&quot;&quot;,&quot;non-dropping-particle&quot;:&quot;&quot;},{&quot;family&quot;:&quot;Zhao&quot;,&quot;given&quot;:&quot;Junbo&quot;,&quot;parse-names&quot;:false,&quot;dropping-particle&quot;:&quot;&quot;,&quot;non-dropping-particle&quot;:&quot;&quot;},{&quot;family&quot;:&quot;Zhang&quot;,&quot;given&quot;:&quot;Guozhou&quot;,&quot;parse-names&quot;:false,&quot;dropping-particle&quot;:&quot;&quot;,&quot;non-dropping-particle&quot;:&quot;&quot;},{&quot;family&quot;:&quot;Zhang&quot;,&quot;given&quot;:&quot;Bin&quot;,&quot;parse-names&quot;:false,&quot;dropping-particle&quot;:&quot;&quot;,&quot;non-dropping-particle&quot;:&quot;&quot;},{&quot;family&quot;:&quot;Liu&quot;,&quot;given&quot;:&quot;Zhou&quot;,&quot;parse-names&quot;:false,&quot;dropping-particle&quot;:&quot;&quot;,&quot;non-dropping-particle&quot;:&quot;&quot;},{&quot;family&quot;:&quot;Chen&quot;,&quot;given&quot;:&quot;Zhe&quot;,&quot;parse-names&quot;:false,&quot;dropping-particle&quot;:&quot;&quot;,&quot;non-dropping-particle&quot;:&quot;&quot;},{&quot;family&quot;:&quot;Blaabjerg&quot;,&quot;given&quot;:&quot;Frede&quot;,&quot;parse-names&quot;:false,&quot;dropping-particle&quot;:&quot;&quot;,&quot;non-dropping-particle&quot;:&quot;&quot;}],&quot;container-title&quot;:&quot;Journal of Modern Power Systems and Clean Energy&quot;,&quot;DOI&quot;:&quot;10.35833/MPCE.2020.000552&quot;,&quot;ISSN&quot;:&quot;2196-5625&quot;,&quot;issued&quot;:{&quot;date-parts&quot;:[[2020]]},&quot;page&quot;:&quot;1029-1042&quot;,&quot;issue&quot;:&quot;6&quot;,&quot;volume&quot;:&quot;8&quot;,&quot;container-title-short&quot;:&quot;&quot;},&quot;isTemporary&quot;:false}]},{&quot;citationID&quot;:&quot;MENDELEY_CITATION_77016d76-bbff-470c-acaf-6a996a49373b&quot;,&quot;properties&quot;:{&quot;noteIndex&quot;:0},&quot;isEdited&quot;:false,&quot;manualOverride&quot;:{&quot;isManuallyOverridden&quot;:false,&quot;citeprocText&quot;:&quot;[22]&quot;,&quot;manualOverrideText&quot;:&quot;&quot;},&quot;citationTag&quot;:&quot;MENDELEY_CITATION_v3_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&quot;,&quot;citationItems&quot;:[{&quot;id&quot;:&quot;e45cab0b-e52f-3cff-b734-fbaac9d65a24&quot;,&quot;itemData&quot;:{&quot;type&quot;:&quot;paper-conference&quot;,&quot;id&quot;:&quot;e45cab0b-e52f-3cff-b734-fbaac9d65a24&quot;,&quot;title&quot;:&quot;Performance Comparison of Deep RL Algorithms for Energy Systems Optimal Scheduling&quot;,&quot;author&quot;:[{&quot;family&quot;:&quot;Shengren&quot;,&quot;given&quot;:&quot;Hou&quot;,&quot;parse-names&quot;:false,&quot;dropping-particle&quot;:&quot;&quot;,&quot;non-dropping-particle&quot;:&quot;&quot;},{&quot;family&quot;:&quot;Salazar&quot;,&quot;given&quot;:&quot;Edgar Mauricio&quot;,&quot;parse-names&quot;:false,&quot;dropping-particle&quot;:&quot;&quot;,&quot;non-dropping-particle&quot;:&quot;&quot;},{&quot;family&quot;:&quot;Vergara&quot;,&quot;given&quot;:&quot;Pedro P.&quot;,&quot;parse-names&quot;:false,&quot;dropping-particle&quot;:&quot;&quot;,&quot;non-dropping-particle&quot;:&quot;&quot;},{&quot;family&quot;:&quot;Palensky&quot;,&quot;given&quot;:&quot;Peter&quot;,&quot;parse-names&quot;:false,&quot;dropping-particle&quot;:&quot;&quot;,&quot;non-dropping-particle&quot;:&quot;&quot;}],&quot;container-title&quot;:&quot;2022 IEEE PES Innovative Smart Grid Technologies Conference Europe (ISGT-Europe)&quot;,&quot;DOI&quot;:&quot;10.1109/ISGT-Europe54678.2022.9960642&quot;,&quot;ISBN&quot;:&quot;978-1-6654-8032-1&quot;,&quot;issued&quot;:{&quot;date-parts&quot;:[[2022,10,10]]},&quot;page&quot;:&quot;1-6&quot;,&quot;publisher&quot;:&quot;IEEE&quot;,&quot;container-title-short&quot;:&quot;&quot;},&quot;isTemporary&quot;:false}]},{&quot;citationID&quot;:&quot;MENDELEY_CITATION_0a510372-57a7-426b-836c-f53f7d26b1fe&quot;,&quot;properties&quot;:{&quot;noteIndex&quot;:0},&quot;isEdited&quot;:false,&quot;manualOverride&quot;:{&quot;isManuallyOverridden&quot;:false,&quot;citeprocText&quot;:&quot;[23]&quot;,&quot;manualOverrideText&quot;:&quot;&quot;},&quot;citationTag&quot;:&quot;MENDELEY_CITATION_v3_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&quot;,&quot;citationItems&quot;:[{&quot;id&quot;:&quot;31848458-a34e-370b-af77-81d1d893a1c5&quot;,&quot;itemData&quot;:{&quot;type&quot;:&quot;article-journal&quot;,&quot;id&quot;:&quot;31848458-a34e-370b-af77-81d1d893a1c5&quot;,&quot;title&quot;:&quot;Deep Reinforcement Learning Approaches the MILP Optimum of a Multi-Energy Optimization in Energy Communities&quot;,&quot;author&quot;:[{&quot;family&quot;:&quot;Vetter&quot;,&quot;given&quot;:&quot;Vinzent&quot;,&quot;parse-names&quot;:false,&quot;dropping-particle&quot;:&quot;&quot;,&quot;non-dropping-particle&quot;:&quot;&quot;},{&quot;family&quot;:&quot;Wohlgenannt&quot;,&quot;given&quot;:&quot;Philipp&quot;,&quot;parse-names&quot;:false,&quot;dropping-particle&quot;:&quot;&quot;,&quot;non-dropping-particle&quot;:&quot;&quot;},{&quot;family&quot;:&quot;Kepplinger&quot;,&quot;given&quot;:&quot;Peter&quot;,&quot;parse-names&quot;:false,&quot;dropping-particle&quot;:&quot;&quot;,&quot;non-dropping-particle&quot;:&quot;&quot;},{&quot;family&quot;:&quot;Eder&quot;,&quot;given&quot;:&quot;Elias&quot;,&quot;parse-names&quot;:false,&quot;dropping-particle&quot;:&quot;&quot;,&quot;non-dropping-particle&quot;:&quot;&quot;}],&quot;container-title&quot;:&quot;Energies&quot;,&quot;DOI&quot;:&quot;10.3390/en18174489&quot;,&quot;ISSN&quot;:&quot;1996-1073&quot;,&quot;issued&quot;:{&quot;date-parts&quot;:[[2025,8,23]]},&quot;page&quot;:&quot;4489&quot;,&quot;abstract&quot;:&quot;&lt;p&gt;As energy systems transition toward high shares of variable renewable generation, local energy communities (ECs) are increasingly relevant for enabling demand-side flexibility and self-sufficiency. This shift is particularly evident in the residential sector, where the deployment of photovoltaic (PV) systems is rapidly growing. While mixed-integer linear programming (MILP) remains the standard for operational optimization and demand response in such systems, its computational burden limits scalability and responsiveness under real-time or uncertain conditions. Reinforcement learning (RL), by contrast, offers a model-free, adaptive alternative. However, its application to real-world energy system operation remains limited. This study explores the application of a Deep Q-Network (DQN) to a real residential EC, which has received limited attention in prior work. The system comprises three single-family homes sharing a centralized heating system with a thermal energy storage (TES), a PV installation, and a grid connection. We compare the performance of MILP and RL controllers across economic and environmental metrics. Relative to a reference scenario without TES, MILP and RL reduce energy costs by 10.06% and 8.78%, respectively, and both approaches yield lower total energy consumption and CO2-equivalent emissions. Notably, the trained RL agent achieves a near-optimal outcome while requiring only 22% of the MILP’s computation time. These results demonstrate that DQNs can offer a computationally efficient and practically viable alternative to MILP for real-time control in residential energy systems.&lt;/p&gt;&quot;,&quot;issue&quot;:&quot;17&quot;,&quot;volume&quot;:&quot;18&quot;,&quot;container-title-short&quot;:&quot;Energies (Basel).&quot;},&quot;isTemporary&quot;:false}]},{&quot;citationID&quot;:&quot;MENDELEY_CITATION_d44b77f0-61f7-4c28-821a-92a263b68faa&quot;,&quot;properties&quot;:{&quot;noteIndex&quot;:0},&quot;isEdited&quot;:false,&quot;manualOverride&quot;:{&quot;isManuallyOverridden&quot;:false,&quot;citeprocText&quot;:&quot;[24]&quot;,&quot;manualOverrideText&quot;:&quot;&quot;},&quot;citationTag&quot;:&quot;MENDELEY_CITATION_v3_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&quot;,&quot;citationItems&quot;:[{&quot;id&quot;:&quot;878a73bd-0c5d-3e77-a841-71aeb93db99a&quot;,&quot;itemData&quot;:{&quot;type&quot;:&quot;article-journal&quot;,&quot;id&quot;:&quot;878a73bd-0c5d-3e77-a841-71aeb93db99a&quot;,&quot;title&quot;:&quot;Reinforcement Learning for Joint Design and Control of Battery-PV Systems&quot;,&quot;author&quot;:[{&quot;family&quot;:&quot;Cauz&quot;,&quot;given&quot;:&quot;Marine&quot;,&quot;parse-names&quot;:false,&quot;dropping-particle&quot;:&quot;&quot;,&quot;non-dropping-particle&quot;:&quot;&quot;},{&quot;family&quot;:&quot;Bolland&quot;,&quot;given&quot;:&quot;Adrien&quot;,&quot;parse-names&quot;:false,&quot;dropping-particle&quot;:&quot;&quot;,&quot;non-dropping-particle&quot;:&quot;&quot;},{&quot;family&quot;:&quot;Miftari&quot;,&quot;given&quot;:&quot;Bardhyl&quot;,&quot;parse-names&quot;:false,&quot;dropping-particle&quot;:&quot;&quot;,&quot;non-dropping-particle&quot;:&quot;&quot;},{&quot;family&quot;:&quot;Perret&quot;,&quot;given&quot;:&quot;Lionel&quot;,&quot;parse-names&quot;:false,&quot;dropping-particle&quot;:&quot;&quot;,&quot;non-dropping-particle&quot;:&quot;&quot;},{&quot;family&quot;:&quot;Ballif&quot;,&quot;given&quot;:&quot;Christophe&quot;,&quot;parse-names&quot;:false,&quot;dropping-particle&quot;:&quot;&quot;,&quot;non-dropping-particle&quot;:&quot;&quot;},{&quot;family&quot;:&quot;Wyrsch&quot;,&quot;given&quot;:&quot;Nicolas&quot;,&quot;parse-names&quot;:false,&quot;dropping-particle&quot;:&quot;&quot;,&quot;non-dropping-particle&quot;:&quot;&quot;}],&quot;URL&quot;:&quot;http://arxiv.org/abs/2307.04244&quot;,&quot;issued&quot;:{&quot;date-parts&quot;:[[2023,7,9]]},&quot;abstract&quot;:&quot;The decentralisation and unpredictability of new renewable energy sources require rethinking our energy system. Data-driven approaches, such as reinforcement learning (RL), have emerged as new control strategies for operating these systems, but they have not yet been applied to system design. This paper aims to bridge this gap by studying the use of an RL-based method for joint design and control of a real-world PV and battery system. The design problem is first formulated as a mixed-integer linear programming problem (MILP). The optimal MILP solution is then used to evaluate the performance of an RL agent trained in a surrogate environment designed for applying an existing data-driven algorithm. The main difference between the two models lies in their optimization approaches: while MILP finds a solution that minimizes the total costs for a one-year operation given the deterministic historical data, RL is a stochastic method that searches for an optimal strategy over one week of data on expectation over all weeks in the historical dataset. Both methods were applied on a toy example using one-week data and on a case study using one-year data. In both cases, models were found to converge to similar control solutions, but their investment decisions differed. Overall, these outcomes are an initial step illustrating benefits and challenges of using RL for the joint design and control of energy systems.&quot;,&quot;container-title-short&quot;:&quot;&quot;},&quot;isTemporary&quot;:false}]}]"/>
     <we:property name="MENDELEY_CITATIONS_STYLE" value="{&quot;id&quot;:&quot;https://www.zotero.org/styles/ieee&quot;,&quot;title&quot;:&quot;IEEE Reference Guide version 11.29.2023&quot;,&quot;format&quot;:&quot;numeric&quot;,&quot;defaultLocale&quot;:null,&quot;isLocaleCodeValid&quot;:true}"/>
   </we:properties>
   <we:bindings/>
